--- a/data/outputs/v2/Grade11/Biology/Lesson_Plans/SS1.3_Taxonomy_II/Biology_Taxonomy_II_CBE_LessonSequence.docx
+++ b/data/outputs/v2/Grade11/Biology/Lesson_Plans/SS1.3_Taxonomy_II/Biology_Taxonomy_II_CBE_LessonSequence.docx
@@ -2232,7 +2232,7 @@
         </w:rPr>
         <w:t xml:space="preserve">© 2026 SeaVuria and ARES. This work is licensed under a </w:t>
       </w:r>
-      <w:hyperlink w:history="1" r:id="rIdninqonz7re2-r-e4kqlji">
+      <w:hyperlink w:history="1" r:id="rIdjb6svhzshp-ayxyixelby">
         <w:r>
           <w:rPr>
             <w:rFonts w:ascii="Arial" w:cs="Arial" w:eastAsia="Arial" w:hAnsi="Arial"/>
@@ -2252,7 +2252,7 @@
         </w:rPr>
         <w:t xml:space="preserve"> (</w:t>
       </w:r>
-      <w:hyperlink w:history="1" r:id="rIdppo33fwyxni3es0gvghwi">
+      <w:hyperlink w:history="1" r:id="rIdrgoncvwbaltveakpx78vl">
         <w:r>
           <w:rPr>
             <w:rFonts w:ascii="Arial" w:cs="Arial" w:eastAsia="Arial" w:hAnsi="Arial"/>
@@ -2272,7 +2272,7 @@
         </w:rPr>
         <w:t xml:space="preserve">). To view a copy of this license, visit </w:t>
       </w:r>
-      <w:hyperlink w:history="1" r:id="rIdzhfnqbetemiximxvg_497">
+      <w:hyperlink w:history="1" r:id="rIdjjnooaf9mkwpqpz12ivml">
         <w:r>
           <w:rPr>
             <w:rFonts w:ascii="Arial" w:cs="Arial" w:eastAsia="Arial" w:hAnsi="Arial"/>
@@ -3284,7 +3284,7 @@
             <w:pPr>
               <w:spacing w:after="20" w:before="0"/>
             </w:pPr>
-            <w:hyperlink w:history="1" r:id="rId0ogw6aswplezk2lcbpqon">
+            <w:hyperlink w:history="1" r:id="rIdxvdlyxjlnlaka8npsuiy0">
               <w:r>
                 <w:rPr>
                   <w:rFonts w:ascii="Arial" w:cs="Arial" w:eastAsia="Arial" w:hAnsi="Arial"/>
@@ -3317,7 +3317,7 @@
               <w:spacing w:after="10" w:before="0"/>
               <w:ind w:left="120"/>
             </w:pPr>
-            <w:hyperlink w:history="1" r:id="rIdurodnyb6vp75ji-jbuz5r">
+            <w:hyperlink w:history="1" r:id="rIdcgt_prv_uo7qmefhla_c8">
               <w:r>
                 <w:rPr>
                   <w:rFonts w:ascii="Arial" w:cs="Arial" w:eastAsia="Arial" w:hAnsi="Arial"/>
@@ -3362,7 +3362,7 @@
             <w:pPr>
               <w:spacing w:after="20" w:before="0"/>
             </w:pPr>
-            <w:hyperlink w:history="1" r:id="rIdw3lpimmebog2ukmn7rhu2">
+            <w:hyperlink w:history="1" r:id="rId_1kbo6xhtdmqijg6x0cjg">
               <w:r>
                 <w:rPr>
                   <w:rFonts w:ascii="Arial" w:cs="Arial" w:eastAsia="Arial" w:hAnsi="Arial"/>
@@ -3395,7 +3395,7 @@
               <w:spacing w:after="10" w:before="0"/>
               <w:ind w:left="120"/>
             </w:pPr>
-            <w:hyperlink w:history="1" r:id="rIdujczsaydvz7f4_5rjb_pj">
+            <w:hyperlink w:history="1" r:id="rIdxebyqqu7enzmveuqhhd7d">
               <w:r>
                 <w:rPr>
                   <w:rFonts w:ascii="Arial" w:cs="Arial" w:eastAsia="Arial" w:hAnsi="Arial"/>
@@ -3590,7 +3590,7 @@
             <w:pPr>
               <w:spacing w:after="20" w:before="0"/>
             </w:pPr>
-            <w:hyperlink w:history="1" r:id="rIdmzkrcr8emd8hdse9ljohn">
+            <w:hyperlink w:history="1" r:id="rIdnimx42ibnz_iujutcitof">
               <w:r>
                 <w:rPr>
                   <w:rFonts w:ascii="Arial" w:cs="Arial" w:eastAsia="Arial" w:hAnsi="Arial"/>
@@ -3623,7 +3623,7 @@
               <w:spacing w:after="10" w:before="0"/>
               <w:ind w:left="120"/>
             </w:pPr>
-            <w:hyperlink w:history="1" r:id="rIdkp_tzgs6e1yiy1fuis_w0">
+            <w:hyperlink w:history="1" r:id="rId829rvueeg4pxclpgxcmjb">
               <w:r>
                 <w:rPr>
                   <w:rFonts w:ascii="Arial" w:cs="Arial" w:eastAsia="Arial" w:hAnsi="Arial"/>
@@ -3668,7 +3668,7 @@
             <w:pPr>
               <w:spacing w:after="20" w:before="0"/>
             </w:pPr>
-            <w:hyperlink w:history="1" r:id="rId5wic2hcuhxkvk362icks_">
+            <w:hyperlink w:history="1" r:id="rIdolpilhgslqsiaqmgoa9xs">
               <w:r>
                 <w:rPr>
                   <w:rFonts w:ascii="Arial" w:cs="Arial" w:eastAsia="Arial" w:hAnsi="Arial"/>
@@ -3701,7 +3701,7 @@
               <w:spacing w:after="10" w:before="0"/>
               <w:ind w:left="120"/>
             </w:pPr>
-            <w:hyperlink w:history="1" r:id="rId3faunufdwepul3qp_ikpd">
+            <w:hyperlink w:history="1" r:id="rIdbabrntwtszv9l1tdunsr9">
               <w:r>
                 <w:rPr>
                   <w:rFonts w:ascii="Arial" w:cs="Arial" w:eastAsia="Arial" w:hAnsi="Arial"/>
@@ -3896,7 +3896,7 @@
             <w:pPr>
               <w:spacing w:after="20" w:before="0"/>
             </w:pPr>
-            <w:hyperlink w:history="1" r:id="rIdtjcmjgtvnh3xj__5qwhew">
+            <w:hyperlink w:history="1" r:id="rIdul1mnoc8sd6gmk-n4tibp">
               <w:r>
                 <w:rPr>
                   <w:rFonts w:ascii="Arial" w:cs="Arial" w:eastAsia="Arial" w:hAnsi="Arial"/>
@@ -3929,7 +3929,7 @@
               <w:spacing w:after="10" w:before="0"/>
               <w:ind w:left="120"/>
             </w:pPr>
-            <w:hyperlink w:history="1" r:id="rIdgwd0nlximwey-a25f6vxa">
+            <w:hyperlink w:history="1" r:id="rIdaanouk17p540k7iclfcrb">
               <w:r>
                 <w:rPr>
                   <w:rFonts w:ascii="Arial" w:cs="Arial" w:eastAsia="Arial" w:hAnsi="Arial"/>
@@ -3974,7 +3974,7 @@
             <w:pPr>
               <w:spacing w:after="20" w:before="0"/>
             </w:pPr>
-            <w:hyperlink w:history="1" r:id="rIdsrfhbvaibvh9-ecszvsec">
+            <w:hyperlink w:history="1" r:id="rIdrsmembjoarwifbijhlhvd">
               <w:r>
                 <w:rPr>
                   <w:rFonts w:ascii="Arial" w:cs="Arial" w:eastAsia="Arial" w:hAnsi="Arial"/>
@@ -4007,7 +4007,7 @@
               <w:spacing w:after="10" w:before="0"/>
               <w:ind w:left="120"/>
             </w:pPr>
-            <w:hyperlink w:history="1" r:id="rIdmbs7-j6q5rtybqzveoiue">
+            <w:hyperlink w:history="1" r:id="rIdwv4hupmdkms3nchaow2tp">
               <w:r>
                 <w:rPr>
                   <w:rFonts w:ascii="Arial" w:cs="Arial" w:eastAsia="Arial" w:hAnsi="Arial"/>
@@ -4202,7 +4202,7 @@
             <w:pPr>
               <w:spacing w:after="20" w:before="0"/>
             </w:pPr>
-            <w:hyperlink w:history="1" r:id="rIddd8u-z2v7d3jjrolwkryj">
+            <w:hyperlink w:history="1" r:id="rId1z16szq79ldktgz2p1p5k">
               <w:r>
                 <w:rPr>
                   <w:rFonts w:ascii="Arial" w:cs="Arial" w:eastAsia="Arial" w:hAnsi="Arial"/>
@@ -4235,7 +4235,7 @@
               <w:spacing w:after="10" w:before="0"/>
               <w:ind w:left="120"/>
             </w:pPr>
-            <w:hyperlink w:history="1" r:id="rIdhbsehs75yujqh8xbojep6">
+            <w:hyperlink w:history="1" r:id="rId1mck1-m_ljr2v1x18hu6j">
               <w:r>
                 <w:rPr>
                   <w:rFonts w:ascii="Arial" w:cs="Arial" w:eastAsia="Arial" w:hAnsi="Arial"/>
@@ -4280,7 +4280,7 @@
             <w:pPr>
               <w:spacing w:after="20" w:before="0"/>
             </w:pPr>
-            <w:hyperlink w:history="1" r:id="rIdxveffooe7ndzmu5olckmo">
+            <w:hyperlink w:history="1" r:id="rIduv-h7j-91z1ajnd-6xxd_">
               <w:r>
                 <w:rPr>
                   <w:rFonts w:ascii="Arial" w:cs="Arial" w:eastAsia="Arial" w:hAnsi="Arial"/>
@@ -4313,7 +4313,7 @@
               <w:spacing w:after="10" w:before="0"/>
               <w:ind w:left="120"/>
             </w:pPr>
-            <w:hyperlink w:history="1" r:id="rIdnouugppggzs5bsvgg6rfh">
+            <w:hyperlink w:history="1" r:id="rIdgacgtxjsypizlb1rqmvxl">
               <w:r>
                 <w:rPr>
                   <w:rFonts w:ascii="Arial" w:cs="Arial" w:eastAsia="Arial" w:hAnsi="Arial"/>
@@ -4508,7 +4508,7 @@
             <w:pPr>
               <w:spacing w:after="20" w:before="0"/>
             </w:pPr>
-            <w:hyperlink w:history="1" r:id="rId6hjd5xablgrhrjcphncan">
+            <w:hyperlink w:history="1" r:id="rIdezc58jhmeedi83tuywsb4">
               <w:r>
                 <w:rPr>
                   <w:rFonts w:ascii="Arial" w:cs="Arial" w:eastAsia="Arial" w:hAnsi="Arial"/>
@@ -4541,7 +4541,7 @@
               <w:spacing w:after="10" w:before="0"/>
               <w:ind w:left="120"/>
             </w:pPr>
-            <w:hyperlink w:history="1" r:id="rIduviim8s6-dv90fg1xcw6q">
+            <w:hyperlink w:history="1" r:id="rIdqgdi07cnyyifwh08h-zou">
               <w:r>
                 <w:rPr>
                   <w:rFonts w:ascii="Arial" w:cs="Arial" w:eastAsia="Arial" w:hAnsi="Arial"/>
@@ -4586,7 +4586,7 @@
             <w:pPr>
               <w:spacing w:after="20" w:before="0"/>
             </w:pPr>
-            <w:hyperlink w:history="1" r:id="rIdyo6y8-rst9-1lyq0g6mni">
+            <w:hyperlink w:history="1" r:id="rIdos6taenvmpocznmsecxnp">
               <w:r>
                 <w:rPr>
                   <w:rFonts w:ascii="Arial" w:cs="Arial" w:eastAsia="Arial" w:hAnsi="Arial"/>
@@ -4619,7 +4619,7 @@
               <w:spacing w:after="10" w:before="0"/>
               <w:ind w:left="120"/>
             </w:pPr>
-            <w:hyperlink w:history="1" r:id="rId_md19tss1ucv3kncbusdf">
+            <w:hyperlink w:history="1" r:id="rIdofbgizfdq31bettxczkyl">
               <w:r>
                 <w:rPr>
                   <w:rFonts w:ascii="Arial" w:cs="Arial" w:eastAsia="Arial" w:hAnsi="Arial"/>
@@ -5131,7 +5131,7 @@
         </w:rPr>
         <w:t xml:space="preserve">© 2026 SeaVuria and ARES. Aligned with KICD objectives. Developed by SeaVuria; technical implementation by ARES (with AI assistance from Claude). Licensed under </w:t>
       </w:r>
-      <w:hyperlink w:history="1" r:id="rIdmz9wmvjs73fxtlx1hqirx">
+      <w:hyperlink w:history="1" r:id="rIdak_0watzvxdmnf50kavvi">
         <w:r>
           <w:rPr>
             <w:rFonts w:ascii="Arial" w:cs="Arial" w:eastAsia="Arial" w:hAnsi="Arial"/>
@@ -5152,7 +5152,7 @@
         </w:rPr>
         <w:t xml:space="preserve"> (</w:t>
       </w:r>
-      <w:hyperlink w:history="1" r:id="rIdlmrpdaeb97qwxftfz4at5">
+      <w:hyperlink w:history="1" r:id="rIdoyyx-pzv2av5jhd4anfd6">
         <w:r>
           <w:rPr>
             <w:rFonts w:ascii="Arial" w:cs="Arial" w:eastAsia="Arial" w:hAnsi="Arial"/>
@@ -6182,7 +6182,7 @@
               <w:spacing w:after="10" w:before="0"/>
               <w:ind w:left="120"/>
             </w:pPr>
-            <w:hyperlink w:history="1" r:id="rId3qu2vj0oq8g9jmyy-mkrf">
+            <w:hyperlink w:history="1" r:id="rIdadlocvxblbphlypajrfbv">
               <w:r>
                 <w:rPr>
                   <w:rFonts w:ascii="Arial" w:cs="Arial" w:eastAsia="Arial" w:hAnsi="Arial"/>
@@ -6259,7 +6259,7 @@
               <w:spacing w:after="10" w:before="0"/>
               <w:ind w:left="120"/>
             </w:pPr>
-            <w:hyperlink w:history="1" r:id="rId2g1352ytbc8lg0dmf0z04">
+            <w:hyperlink w:history="1" r:id="rIdkjay2wl6gs89_7_1bltmf">
               <w:r>
                 <w:rPr>
                   <w:rFonts w:ascii="Arial" w:cs="Arial" w:eastAsia="Arial" w:hAnsi="Arial"/>
@@ -6486,7 +6486,7 @@
               <w:spacing w:after="10" w:before="0"/>
               <w:ind w:left="120"/>
             </w:pPr>
-            <w:hyperlink w:history="1" r:id="rIdn6e-qw-inxyhvxusgycc4">
+            <w:hyperlink w:history="1" r:id="rIduzdiybkooqmdeiyqgqftl">
               <w:r>
                 <w:rPr>
                   <w:rFonts w:ascii="Arial" w:cs="Arial" w:eastAsia="Arial" w:hAnsi="Arial"/>
@@ -6563,7 +6563,7 @@
               <w:spacing w:after="10" w:before="0"/>
               <w:ind w:left="120"/>
             </w:pPr>
-            <w:hyperlink w:history="1" r:id="rId8sgj83zxndaj5mkkmsk03">
+            <w:hyperlink w:history="1" r:id="rIdckhvgouy0rhef3krdwivk">
               <w:r>
                 <w:rPr>
                   <w:rFonts w:ascii="Arial" w:cs="Arial" w:eastAsia="Arial" w:hAnsi="Arial"/>
@@ -6790,7 +6790,7 @@
               <w:spacing w:after="10" w:before="0"/>
               <w:ind w:left="120"/>
             </w:pPr>
-            <w:hyperlink w:history="1" r:id="rId3pwjvgn2llvq_yzsbq1am">
+            <w:hyperlink w:history="1" r:id="rIdua6fwggzesilpbig7ykmz">
               <w:r>
                 <w:rPr>
                   <w:rFonts w:ascii="Arial" w:cs="Arial" w:eastAsia="Arial" w:hAnsi="Arial"/>
@@ -6867,7 +6867,7 @@
               <w:spacing w:after="10" w:before="0"/>
               <w:ind w:left="120"/>
             </w:pPr>
-            <w:hyperlink w:history="1" r:id="rIdt2usmyhpmr8ffifr7fczy">
+            <w:hyperlink w:history="1" r:id="rIdp3refqujelqo3kvy4b6qy">
               <w:r>
                 <w:rPr>
                   <w:rFonts w:ascii="Arial" w:cs="Arial" w:eastAsia="Arial" w:hAnsi="Arial"/>
@@ -7094,7 +7094,7 @@
               <w:spacing w:after="10" w:before="0"/>
               <w:ind w:left="120"/>
             </w:pPr>
-            <w:hyperlink w:history="1" r:id="rId1u9ydxzfbkc5mxs7ljzjv">
+            <w:hyperlink w:history="1" r:id="rIdfl7smqzemmth97zlazcqk">
               <w:r>
                 <w:rPr>
                   <w:rFonts w:ascii="Arial" w:cs="Arial" w:eastAsia="Arial" w:hAnsi="Arial"/>
@@ -7171,7 +7171,7 @@
               <w:spacing w:after="10" w:before="0"/>
               <w:ind w:left="120"/>
             </w:pPr>
-            <w:hyperlink w:history="1" r:id="rIdukygtmkiyt_c83ymvjxfq">
+            <w:hyperlink w:history="1" r:id="rIdctn-0qp4nzyhtfbirmvhn">
               <w:r>
                 <w:rPr>
                   <w:rFonts w:ascii="Arial" w:cs="Arial" w:eastAsia="Arial" w:hAnsi="Arial"/>
@@ -7398,7 +7398,7 @@
               <w:spacing w:after="10" w:before="0"/>
               <w:ind w:left="120"/>
             </w:pPr>
-            <w:hyperlink w:history="1" r:id="rId1ivwl7a0us67knoc1x714">
+            <w:hyperlink w:history="1" r:id="rId-1ldnmjinsgeekgy2kvow">
               <w:r>
                 <w:rPr>
                   <w:rFonts w:ascii="Arial" w:cs="Arial" w:eastAsia="Arial" w:hAnsi="Arial"/>
@@ -7475,7 +7475,7 @@
               <w:spacing w:after="10" w:before="0"/>
               <w:ind w:left="120"/>
             </w:pPr>
-            <w:hyperlink w:history="1" r:id="rIdgbxgukg7fnjhplbvjmpne">
+            <w:hyperlink w:history="1" r:id="rId1qlrr0xqzoid2o67st3fi">
               <w:r>
                 <w:rPr>
                   <w:rFonts w:ascii="Arial" w:cs="Arial" w:eastAsia="Arial" w:hAnsi="Arial"/>
@@ -8002,7 +8002,7 @@
         </w:rPr>
         <w:t xml:space="preserve">© 2026 SeaVuria and ARES. Aligned with KICD objectives. Developed by SeaVuria; technical implementation by ARES (with AI assistance from Claude). Licensed under </w:t>
       </w:r>
-      <w:hyperlink w:history="1" r:id="rIdqds2w2rctawbr5jivmqt0">
+      <w:hyperlink w:history="1" r:id="rIdvlm1owufnymrjocejhxb_">
         <w:r>
           <w:rPr>
             <w:rFonts w:ascii="Arial" w:cs="Arial" w:eastAsia="Arial" w:hAnsi="Arial"/>
@@ -8023,7 +8023,7 @@
         </w:rPr>
         <w:t xml:space="preserve"> (</w:t>
       </w:r>
-      <w:hyperlink w:history="1" r:id="rIdkxn23agzx9o1tqx728mmy">
+      <w:hyperlink w:history="1" r:id="rIdpdjioqkjydvpusoxgkiqh">
         <w:r>
           <w:rPr>
             <w:rFonts w:ascii="Arial" w:cs="Arial" w:eastAsia="Arial" w:hAnsi="Arial"/>
@@ -9053,7 +9053,7 @@
               <w:spacing w:after="10" w:before="0"/>
               <w:ind w:left="120"/>
             </w:pPr>
-            <w:hyperlink w:history="1" r:id="rId85rfbwiaeahfhw8k-f_kk">
+            <w:hyperlink w:history="1" r:id="rIdotciyjnzix8thkm29608q">
               <w:r>
                 <w:rPr>
                   <w:rFonts w:ascii="Arial" w:cs="Arial" w:eastAsia="Arial" w:hAnsi="Arial"/>
@@ -9130,7 +9130,7 @@
               <w:spacing w:after="10" w:before="0"/>
               <w:ind w:left="120"/>
             </w:pPr>
-            <w:hyperlink w:history="1" r:id="rIdj_nitzait1sse0rsxooei">
+            <w:hyperlink w:history="1" r:id="rId5tvwcpqzjt2zyv7bfh-vn">
               <w:r>
                 <w:rPr>
                   <w:rFonts w:ascii="Arial" w:cs="Arial" w:eastAsia="Arial" w:hAnsi="Arial"/>
@@ -9357,7 +9357,7 @@
               <w:spacing w:after="10" w:before="0"/>
               <w:ind w:left="120"/>
             </w:pPr>
-            <w:hyperlink w:history="1" r:id="rIdjs4wy1imvuuwod3auavat">
+            <w:hyperlink w:history="1" r:id="rIddyu2vgx_uicqp-amr054i">
               <w:r>
                 <w:rPr>
                   <w:rFonts w:ascii="Arial" w:cs="Arial" w:eastAsia="Arial" w:hAnsi="Arial"/>
@@ -9434,7 +9434,7 @@
               <w:spacing w:after="10" w:before="0"/>
               <w:ind w:left="120"/>
             </w:pPr>
-            <w:hyperlink w:history="1" r:id="rIdu3_6kbvyjtd4gdfbaixpf">
+            <w:hyperlink w:history="1" r:id="rIdqgl4kcoa1j8rufak8yavu">
               <w:r>
                 <w:rPr>
                   <w:rFonts w:ascii="Arial" w:cs="Arial" w:eastAsia="Arial" w:hAnsi="Arial"/>
@@ -9661,7 +9661,7 @@
               <w:spacing w:after="10" w:before="0"/>
               <w:ind w:left="120"/>
             </w:pPr>
-            <w:hyperlink w:history="1" r:id="rIdut4k1pgwln12e1nbxhq0z">
+            <w:hyperlink w:history="1" r:id="rIdbrgngefx7qbmfcj4d56jl">
               <w:r>
                 <w:rPr>
                   <w:rFonts w:ascii="Arial" w:cs="Arial" w:eastAsia="Arial" w:hAnsi="Arial"/>
@@ -9738,7 +9738,7 @@
               <w:spacing w:after="10" w:before="0"/>
               <w:ind w:left="120"/>
             </w:pPr>
-            <w:hyperlink w:history="1" r:id="rIdjrjw0dm122grscvmzk9rk">
+            <w:hyperlink w:history="1" r:id="rIdemhwhatqud56oqz0vs1sg">
               <w:r>
                 <w:rPr>
                   <w:rFonts w:ascii="Arial" w:cs="Arial" w:eastAsia="Arial" w:hAnsi="Arial"/>
@@ -9965,7 +9965,7 @@
               <w:spacing w:after="10" w:before="0"/>
               <w:ind w:left="120"/>
             </w:pPr>
-            <w:hyperlink w:history="1" r:id="rIdim_55v6dzjqcxsgsobjio">
+            <w:hyperlink w:history="1" r:id="rIdjx5gqmrtnndm24i0uftr3">
               <w:r>
                 <w:rPr>
                   <w:rFonts w:ascii="Arial" w:cs="Arial" w:eastAsia="Arial" w:hAnsi="Arial"/>
@@ -10042,7 +10042,7 @@
               <w:spacing w:after="10" w:before="0"/>
               <w:ind w:left="120"/>
             </w:pPr>
-            <w:hyperlink w:history="1" r:id="rId4c70bq_uqqmk_7tq1ov-9">
+            <w:hyperlink w:history="1" r:id="rIdjbw-je6neqjvulwmkmrpm">
               <w:r>
                 <w:rPr>
                   <w:rFonts w:ascii="Arial" w:cs="Arial" w:eastAsia="Arial" w:hAnsi="Arial"/>
@@ -10269,7 +10269,7 @@
               <w:spacing w:after="10" w:before="0"/>
               <w:ind w:left="120"/>
             </w:pPr>
-            <w:hyperlink w:history="1" r:id="rIdpxwcvwiglueehjcmkjwpo">
+            <w:hyperlink w:history="1" r:id="rIdtk8bsg2we0re-5z1x-27i">
               <w:r>
                 <w:rPr>
                   <w:rFonts w:ascii="Arial" w:cs="Arial" w:eastAsia="Arial" w:hAnsi="Arial"/>
@@ -10346,7 +10346,7 @@
               <w:spacing w:after="10" w:before="0"/>
               <w:ind w:left="120"/>
             </w:pPr>
-            <w:hyperlink w:history="1" r:id="rIdnq95fuhsdizd4fz_tv0in">
+            <w:hyperlink w:history="1" r:id="rIdhthke3d2ulnrrnowre4_e">
               <w:r>
                 <w:rPr>
                   <w:rFonts w:ascii="Arial" w:cs="Arial" w:eastAsia="Arial" w:hAnsi="Arial"/>
@@ -10873,7 +10873,7 @@
         </w:rPr>
         <w:t xml:space="preserve">© 2026 SeaVuria and ARES. Aligned with KICD objectives. Developed by SeaVuria; technical implementation by ARES (with AI assistance from Claude). Licensed under </w:t>
       </w:r>
-      <w:hyperlink w:history="1" r:id="rIdxi6v7cmh-caeiiadwopwp">
+      <w:hyperlink w:history="1" r:id="rIdrhkjfsy9sggwv7medswm_">
         <w:r>
           <w:rPr>
             <w:rFonts w:ascii="Arial" w:cs="Arial" w:eastAsia="Arial" w:hAnsi="Arial"/>
@@ -10894,7 +10894,7 @@
         </w:rPr>
         <w:t xml:space="preserve"> (</w:t>
       </w:r>
-      <w:hyperlink w:history="1" r:id="rIdsbqssyvxrpzfs2iknirjj">
+      <w:hyperlink w:history="1" r:id="rIdj45b0saf6j5m-gk01jc2_">
         <w:r>
           <w:rPr>
             <w:rFonts w:ascii="Arial" w:cs="Arial" w:eastAsia="Arial" w:hAnsi="Arial"/>
@@ -11907,7 +11907,7 @@
             <w:pPr>
               <w:spacing w:after="20" w:before="0"/>
             </w:pPr>
-            <w:hyperlink w:history="1" r:id="rId2_yblopueg0korxe0unbp">
+            <w:hyperlink w:history="1" r:id="rIdqwdk3il9snfi6rl7tzwaq">
               <w:r>
                 <w:rPr>
                   <w:rFonts w:ascii="Arial" w:cs="Arial" w:eastAsia="Arial" w:hAnsi="Arial"/>
@@ -11940,7 +11940,7 @@
               <w:spacing w:after="10" w:before="0"/>
               <w:ind w:left="120"/>
             </w:pPr>
-            <w:hyperlink w:history="1" r:id="rId2u4thvz8ls8ydwx19klas">
+            <w:hyperlink w:history="1" r:id="rIdq8veqmmulrnw6ekgjqde4">
               <w:r>
                 <w:rPr>
                   <w:rFonts w:ascii="Arial" w:cs="Arial" w:eastAsia="Arial" w:hAnsi="Arial"/>
@@ -12002,7 +12002,7 @@
               <w:spacing w:after="10" w:before="0"/>
               <w:ind w:left="120"/>
             </w:pPr>
-            <w:hyperlink w:history="1" r:id="rIdylwxags5fqgqzo3t6vzij">
+            <w:hyperlink w:history="1" r:id="rIdbwgl5ang6z-3pa8uapv_z">
               <w:r>
                 <w:rPr>
                   <w:rFonts w:ascii="Arial" w:cs="Arial" w:eastAsia="Arial" w:hAnsi="Arial"/>
@@ -12212,7 +12212,7 @@
             <w:pPr>
               <w:spacing w:after="20" w:before="0"/>
             </w:pPr>
-            <w:hyperlink w:history="1" r:id="rIdtf3j2hantwjw96jrmtnma">
+            <w:hyperlink w:history="1" r:id="rId6smlirknttktcr8hfvvaz">
               <w:r>
                 <w:rPr>
                   <w:rFonts w:ascii="Arial" w:cs="Arial" w:eastAsia="Arial" w:hAnsi="Arial"/>
@@ -12245,7 +12245,7 @@
               <w:spacing w:after="10" w:before="0"/>
               <w:ind w:left="120"/>
             </w:pPr>
-            <w:hyperlink w:history="1" r:id="rIdrpw85i5rzk-i-042zaqci">
+            <w:hyperlink w:history="1" r:id="rIddlmtsq_fuhzntg32n6yq5">
               <w:r>
                 <w:rPr>
                   <w:rFonts w:ascii="Arial" w:cs="Arial" w:eastAsia="Arial" w:hAnsi="Arial"/>
@@ -12307,7 +12307,7 @@
               <w:spacing w:after="10" w:before="0"/>
               <w:ind w:left="120"/>
             </w:pPr>
-            <w:hyperlink w:history="1" r:id="rIdbjjqyb2ylkqw69u9tcuz3">
+            <w:hyperlink w:history="1" r:id="rIdkxsdq4gbk0xl6bmrzrlcl">
               <w:r>
                 <w:rPr>
                   <w:rFonts w:ascii="Arial" w:cs="Arial" w:eastAsia="Arial" w:hAnsi="Arial"/>
@@ -12517,7 +12517,7 @@
             <w:pPr>
               <w:spacing w:after="20" w:before="0"/>
             </w:pPr>
-            <w:hyperlink w:history="1" r:id="rIdo1eyynkiqgsjirxcigqzz">
+            <w:hyperlink w:history="1" r:id="rIdd9wwtruhg8dago4otaddz">
               <w:r>
                 <w:rPr>
                   <w:rFonts w:ascii="Arial" w:cs="Arial" w:eastAsia="Arial" w:hAnsi="Arial"/>
@@ -12550,7 +12550,7 @@
               <w:spacing w:after="10" w:before="0"/>
               <w:ind w:left="120"/>
             </w:pPr>
-            <w:hyperlink w:history="1" r:id="rId44whs3l3noy1uxwpe-uwf">
+            <w:hyperlink w:history="1" r:id="rId9ufhbos9_amgcx52mmbww">
               <w:r>
                 <w:rPr>
                   <w:rFonts w:ascii="Arial" w:cs="Arial" w:eastAsia="Arial" w:hAnsi="Arial"/>
@@ -12612,7 +12612,7 @@
               <w:spacing w:after="10" w:before="0"/>
               <w:ind w:left="120"/>
             </w:pPr>
-            <w:hyperlink w:history="1" r:id="rIdefctgonrxubtq5bdgcsbe">
+            <w:hyperlink w:history="1" r:id="rIdexecd_fzqqoupd5jm0ahd">
               <w:r>
                 <w:rPr>
                   <w:rFonts w:ascii="Arial" w:cs="Arial" w:eastAsia="Arial" w:hAnsi="Arial"/>
@@ -12822,7 +12822,7 @@
             <w:pPr>
               <w:spacing w:after="20" w:before="0"/>
             </w:pPr>
-            <w:hyperlink w:history="1" r:id="rIdkkctze7lllkjbpbrb-mas">
+            <w:hyperlink w:history="1" r:id="rIdojqjzoh1m3sunwyotsbjw">
               <w:r>
                 <w:rPr>
                   <w:rFonts w:ascii="Arial" w:cs="Arial" w:eastAsia="Arial" w:hAnsi="Arial"/>
@@ -12855,7 +12855,7 @@
               <w:spacing w:after="10" w:before="0"/>
               <w:ind w:left="120"/>
             </w:pPr>
-            <w:hyperlink w:history="1" r:id="rIdb1c92egmcsryrkiqsc8_s">
+            <w:hyperlink w:history="1" r:id="rIdo26wbsfzodvxtdnmkkfwz">
               <w:r>
                 <w:rPr>
                   <w:rFonts w:ascii="Arial" w:cs="Arial" w:eastAsia="Arial" w:hAnsi="Arial"/>
@@ -12917,7 +12917,7 @@
               <w:spacing w:after="10" w:before="0"/>
               <w:ind w:left="120"/>
             </w:pPr>
-            <w:hyperlink w:history="1" r:id="rIdh1x02luchm8cfsh4zn3di">
+            <w:hyperlink w:history="1" r:id="rIdycoak03gffed0tgdccxon">
               <w:r>
                 <w:rPr>
                   <w:rFonts w:ascii="Arial" w:cs="Arial" w:eastAsia="Arial" w:hAnsi="Arial"/>
@@ -13127,7 +13127,7 @@
             <w:pPr>
               <w:spacing w:after="20" w:before="0"/>
             </w:pPr>
-            <w:hyperlink w:history="1" r:id="rIdu5pjgysllyej6mpmgbiid">
+            <w:hyperlink w:history="1" r:id="rIdzz8d49j_6tw5djubqxmre">
               <w:r>
                 <w:rPr>
                   <w:rFonts w:ascii="Arial" w:cs="Arial" w:eastAsia="Arial" w:hAnsi="Arial"/>
@@ -13160,7 +13160,7 @@
               <w:spacing w:after="10" w:before="0"/>
               <w:ind w:left="120"/>
             </w:pPr>
-            <w:hyperlink w:history="1" r:id="rIdir3c_0qydhx3cbuxxr8vu">
+            <w:hyperlink w:history="1" r:id="rIdsf3luw2ao_o5k0po66wje">
               <w:r>
                 <w:rPr>
                   <w:rFonts w:ascii="Arial" w:cs="Arial" w:eastAsia="Arial" w:hAnsi="Arial"/>
@@ -13222,7 +13222,7 @@
               <w:spacing w:after="10" w:before="0"/>
               <w:ind w:left="120"/>
             </w:pPr>
-            <w:hyperlink w:history="1" r:id="rIdhq8xdv18ex-hcjensyz4n">
+            <w:hyperlink w:history="1" r:id="rIdd9udfmummb5i-tgrbbdxh">
               <w:r>
                 <w:rPr>
                   <w:rFonts w:ascii="Arial" w:cs="Arial" w:eastAsia="Arial" w:hAnsi="Arial"/>
@@ -13749,7 +13749,7 @@
         </w:rPr>
         <w:t xml:space="preserve">© 2026 SeaVuria and ARES. Aligned with KICD objectives. Developed by SeaVuria; technical implementation by ARES (with AI assistance from Claude). Licensed under </w:t>
       </w:r>
-      <w:hyperlink w:history="1" r:id="rIdkf0kltsbt8wobuckmenfi">
+      <w:hyperlink w:history="1" r:id="rIdlr3gajksvmn-cwdnmormt">
         <w:r>
           <w:rPr>
             <w:rFonts w:ascii="Arial" w:cs="Arial" w:eastAsia="Arial" w:hAnsi="Arial"/>
@@ -13770,7 +13770,7 @@
         </w:rPr>
         <w:t xml:space="preserve"> (</w:t>
       </w:r>
-      <w:hyperlink w:history="1" r:id="rIdfalkws1txtif4-ibqej5w">
+      <w:hyperlink w:history="1" r:id="rId5zfaypuinsymddbvujy3x">
         <w:r>
           <w:rPr>
             <w:rFonts w:ascii="Arial" w:cs="Arial" w:eastAsia="Arial" w:hAnsi="Arial"/>
@@ -14800,7 +14800,7 @@
               <w:spacing w:after="10" w:before="0"/>
               <w:ind w:left="120"/>
             </w:pPr>
-            <w:hyperlink w:history="1" r:id="rIdzw6fp7dsanxzmdeawpaij">
+            <w:hyperlink w:history="1" r:id="rIdl3mzio4jhkmvfjk9gdv7z">
               <w:r>
                 <w:rPr>
                   <w:rFonts w:ascii="Arial" w:cs="Arial" w:eastAsia="Arial" w:hAnsi="Arial"/>
@@ -14877,7 +14877,7 @@
               <w:spacing w:after="10" w:before="0"/>
               <w:ind w:left="120"/>
             </w:pPr>
-            <w:hyperlink w:history="1" r:id="rIdgbw0pgke3fvcvthjjpe3t">
+            <w:hyperlink w:history="1" r:id="rIdhfhjimpssrgfr8hsg9ncn">
               <w:r>
                 <w:rPr>
                   <w:rFonts w:ascii="Arial" w:cs="Arial" w:eastAsia="Arial" w:hAnsi="Arial"/>
@@ -15104,7 +15104,7 @@
               <w:spacing w:after="10" w:before="0"/>
               <w:ind w:left="120"/>
             </w:pPr>
-            <w:hyperlink w:history="1" r:id="rIdroozylm3v7v5ji4_uk-ov">
+            <w:hyperlink w:history="1" r:id="rIdlwrm9yiozigfrltjbyprn">
               <w:r>
                 <w:rPr>
                   <w:rFonts w:ascii="Arial" w:cs="Arial" w:eastAsia="Arial" w:hAnsi="Arial"/>
@@ -15181,7 +15181,7 @@
               <w:spacing w:after="10" w:before="0"/>
               <w:ind w:left="120"/>
             </w:pPr>
-            <w:hyperlink w:history="1" r:id="rIdoagi0u60uamrlcwct8hxr">
+            <w:hyperlink w:history="1" r:id="rId-_3gqxfovmh52_yrqcr_m">
               <w:r>
                 <w:rPr>
                   <w:rFonts w:ascii="Arial" w:cs="Arial" w:eastAsia="Arial" w:hAnsi="Arial"/>
@@ -15408,7 +15408,7 @@
               <w:spacing w:after="10" w:before="0"/>
               <w:ind w:left="120"/>
             </w:pPr>
-            <w:hyperlink w:history="1" r:id="rIdwbsdzu7-h0orni1zenvgu">
+            <w:hyperlink w:history="1" r:id="rIdvriiv9zovliq6zrkfslo8">
               <w:r>
                 <w:rPr>
                   <w:rFonts w:ascii="Arial" w:cs="Arial" w:eastAsia="Arial" w:hAnsi="Arial"/>
@@ -15485,7 +15485,7 @@
               <w:spacing w:after="10" w:before="0"/>
               <w:ind w:left="120"/>
             </w:pPr>
-            <w:hyperlink w:history="1" r:id="rIdlr9gi3gbv9e3nvga_v2g1">
+            <w:hyperlink w:history="1" r:id="rIdyjekdwwzjwjvwhlxwlkbi">
               <w:r>
                 <w:rPr>
                   <w:rFonts w:ascii="Arial" w:cs="Arial" w:eastAsia="Arial" w:hAnsi="Arial"/>
@@ -15712,7 +15712,7 @@
               <w:spacing w:after="10" w:before="0"/>
               <w:ind w:left="120"/>
             </w:pPr>
-            <w:hyperlink w:history="1" r:id="rIdvqgdbya1efrvcporglpxy">
+            <w:hyperlink w:history="1" r:id="rIdohqhejyrcyobvngzasv_c">
               <w:r>
                 <w:rPr>
                   <w:rFonts w:ascii="Arial" w:cs="Arial" w:eastAsia="Arial" w:hAnsi="Arial"/>
@@ -15789,7 +15789,7 @@
               <w:spacing w:after="10" w:before="0"/>
               <w:ind w:left="120"/>
             </w:pPr>
-            <w:hyperlink w:history="1" r:id="rIdrpm28xmekum0fvewfcsxd">
+            <w:hyperlink w:history="1" r:id="rIdib_wbsbebxkfbbempvmeq">
               <w:r>
                 <w:rPr>
                   <w:rFonts w:ascii="Arial" w:cs="Arial" w:eastAsia="Arial" w:hAnsi="Arial"/>
@@ -16016,7 +16016,7 @@
               <w:spacing w:after="10" w:before="0"/>
               <w:ind w:left="120"/>
             </w:pPr>
-            <w:hyperlink w:history="1" r:id="rIds1dcdtsjcaktjal_vr7jq">
+            <w:hyperlink w:history="1" r:id="rId0nadefolmhcj_5ek9axky">
               <w:r>
                 <w:rPr>
                   <w:rFonts w:ascii="Arial" w:cs="Arial" w:eastAsia="Arial" w:hAnsi="Arial"/>
@@ -16093,7 +16093,7 @@
               <w:spacing w:after="10" w:before="0"/>
               <w:ind w:left="120"/>
             </w:pPr>
-            <w:hyperlink w:history="1" r:id="rIdsgdmnebtprgceamgcmqrv">
+            <w:hyperlink w:history="1" r:id="rIdii87fmngklbdejtg292vr">
               <w:r>
                 <w:rPr>
                   <w:rFonts w:ascii="Arial" w:cs="Arial" w:eastAsia="Arial" w:hAnsi="Arial"/>
@@ -16620,7 +16620,7 @@
         </w:rPr>
         <w:t xml:space="preserve">© 2026 SeaVuria and ARES. Aligned with KICD objectives. Developed by SeaVuria; technical implementation by ARES (with AI assistance from Claude). Licensed under </w:t>
       </w:r>
-      <w:hyperlink w:history="1" r:id="rIdc6uhqduyx_gj49vu_skrj">
+      <w:hyperlink w:history="1" r:id="rIdg9rmc1pkrts2yemktpxmg">
         <w:r>
           <w:rPr>
             <w:rFonts w:ascii="Arial" w:cs="Arial" w:eastAsia="Arial" w:hAnsi="Arial"/>
@@ -16641,7 +16641,7 @@
         </w:rPr>
         <w:t xml:space="preserve"> (</w:t>
       </w:r>
-      <w:hyperlink w:history="1" r:id="rIdbdasgd9ziqs8cehfrxmll">
+      <w:hyperlink w:history="1" r:id="rIdgijtjjkekx4yocbufbuoi">
         <w:r>
           <w:rPr>
             <w:rFonts w:ascii="Arial" w:cs="Arial" w:eastAsia="Arial" w:hAnsi="Arial"/>
@@ -17654,7 +17654,7 @@
             <w:pPr>
               <w:spacing w:after="20" w:before="0"/>
             </w:pPr>
-            <w:hyperlink w:history="1" r:id="rIdpbupmsqg40inpkfsjwf7b">
+            <w:hyperlink w:history="1" r:id="rIdhkemd4lu7iq7k9dvxvo1u">
               <w:r>
                 <w:rPr>
                   <w:rFonts w:ascii="Arial" w:cs="Arial" w:eastAsia="Arial" w:hAnsi="Arial"/>
@@ -17687,7 +17687,7 @@
               <w:spacing w:after="10" w:before="0"/>
               <w:ind w:left="120"/>
             </w:pPr>
-            <w:hyperlink w:history="1" r:id="rIdwrnaqwkd6d-fyupoabdza">
+            <w:hyperlink w:history="1" r:id="rId9hcm2q56isqaqfd7xjvsp">
               <w:r>
                 <w:rPr>
                   <w:rFonts w:ascii="Arial" w:cs="Arial" w:eastAsia="Arial" w:hAnsi="Arial"/>
@@ -17732,7 +17732,7 @@
             <w:pPr>
               <w:spacing w:after="20" w:before="0"/>
             </w:pPr>
-            <w:hyperlink w:history="1" r:id="rIdfvh7lfyv6164rs-nlkljy">
+            <w:hyperlink w:history="1" r:id="rIdf6rr1kltaqq2obx_wugro">
               <w:r>
                 <w:rPr>
                   <w:rFonts w:ascii="Arial" w:cs="Arial" w:eastAsia="Arial" w:hAnsi="Arial"/>
@@ -17765,7 +17765,7 @@
               <w:spacing w:after="10" w:before="0"/>
               <w:ind w:left="120"/>
             </w:pPr>
-            <w:hyperlink w:history="1" r:id="rIdxgbef0bejywplvqssiszj">
+            <w:hyperlink w:history="1" r:id="rIddimix5l8ktd8aj9c_jkq0">
               <w:r>
                 <w:rPr>
                   <w:rFonts w:ascii="Arial" w:cs="Arial" w:eastAsia="Arial" w:hAnsi="Arial"/>
@@ -17960,7 +17960,7 @@
             <w:pPr>
               <w:spacing w:after="20" w:before="0"/>
             </w:pPr>
-            <w:hyperlink w:history="1" r:id="rIdct9_ofzz74tdvgng4y7cg">
+            <w:hyperlink w:history="1" r:id="rIdsyccrfzxj-spsgkgbg_dp">
               <w:r>
                 <w:rPr>
                   <w:rFonts w:ascii="Arial" w:cs="Arial" w:eastAsia="Arial" w:hAnsi="Arial"/>
@@ -17993,7 +17993,7 @@
               <w:spacing w:after="10" w:before="0"/>
               <w:ind w:left="120"/>
             </w:pPr>
-            <w:hyperlink w:history="1" r:id="rIds0tilgcet5tftcnzmkdog">
+            <w:hyperlink w:history="1" r:id="rId0rdwj4glbwhfze-eqens_">
               <w:r>
                 <w:rPr>
                   <w:rFonts w:ascii="Arial" w:cs="Arial" w:eastAsia="Arial" w:hAnsi="Arial"/>
@@ -18038,7 +18038,7 @@
             <w:pPr>
               <w:spacing w:after="20" w:before="0"/>
             </w:pPr>
-            <w:hyperlink w:history="1" r:id="rIda_7zawhghj6rta1pbpij4">
+            <w:hyperlink w:history="1" r:id="rIdwdvre4nkwimgoay2iqid4">
               <w:r>
                 <w:rPr>
                   <w:rFonts w:ascii="Arial" w:cs="Arial" w:eastAsia="Arial" w:hAnsi="Arial"/>
@@ -18071,7 +18071,7 @@
               <w:spacing w:after="10" w:before="0"/>
               <w:ind w:left="120"/>
             </w:pPr>
-            <w:hyperlink w:history="1" r:id="rIdiumae5vh-3aodvjqjazv7">
+            <w:hyperlink w:history="1" r:id="rIdp6wrokk9114psks-9olmt">
               <w:r>
                 <w:rPr>
                   <w:rFonts w:ascii="Arial" w:cs="Arial" w:eastAsia="Arial" w:hAnsi="Arial"/>
@@ -18266,7 +18266,7 @@
             <w:pPr>
               <w:spacing w:after="20" w:before="0"/>
             </w:pPr>
-            <w:hyperlink w:history="1" r:id="rIddr0nyyc3svx3o9eiua_hr">
+            <w:hyperlink w:history="1" r:id="rIdaehf9cfjqcmvofagpuk6u">
               <w:r>
                 <w:rPr>
                   <w:rFonts w:ascii="Arial" w:cs="Arial" w:eastAsia="Arial" w:hAnsi="Arial"/>
@@ -18299,7 +18299,7 @@
               <w:spacing w:after="10" w:before="0"/>
               <w:ind w:left="120"/>
             </w:pPr>
-            <w:hyperlink w:history="1" r:id="rId91tvr8lhflkcikblmrgjg">
+            <w:hyperlink w:history="1" r:id="rIdpxspu9kazbpanzekta5g7">
               <w:r>
                 <w:rPr>
                   <w:rFonts w:ascii="Arial" w:cs="Arial" w:eastAsia="Arial" w:hAnsi="Arial"/>
@@ -18344,7 +18344,7 @@
             <w:pPr>
               <w:spacing w:after="20" w:before="0"/>
             </w:pPr>
-            <w:hyperlink w:history="1" r:id="rIdpekz1y5xbzlf5jo8o2hdl">
+            <w:hyperlink w:history="1" r:id="rIdnnd7sv0fbcumtmjpt7qkx">
               <w:r>
                 <w:rPr>
                   <w:rFonts w:ascii="Arial" w:cs="Arial" w:eastAsia="Arial" w:hAnsi="Arial"/>
@@ -18377,7 +18377,7 @@
               <w:spacing w:after="10" w:before="0"/>
               <w:ind w:left="120"/>
             </w:pPr>
-            <w:hyperlink w:history="1" r:id="rIdlnk1jq6vct8ctqm8jt4c8">
+            <w:hyperlink w:history="1" r:id="rIdpwo3xkmw-slqyjzgxndaf">
               <w:r>
                 <w:rPr>
                   <w:rFonts w:ascii="Arial" w:cs="Arial" w:eastAsia="Arial" w:hAnsi="Arial"/>
@@ -18572,7 +18572,7 @@
             <w:pPr>
               <w:spacing w:after="20" w:before="0"/>
             </w:pPr>
-            <w:hyperlink w:history="1" r:id="rIduepuwkegfldin9gyxr2z0">
+            <w:hyperlink w:history="1" r:id="rIdm6amomkpjwyqdxfkolbwg">
               <w:r>
                 <w:rPr>
                   <w:rFonts w:ascii="Arial" w:cs="Arial" w:eastAsia="Arial" w:hAnsi="Arial"/>
@@ -18605,7 +18605,7 @@
               <w:spacing w:after="10" w:before="0"/>
               <w:ind w:left="120"/>
             </w:pPr>
-            <w:hyperlink w:history="1" r:id="rIdfbvancj0ss7ibve4afxoz">
+            <w:hyperlink w:history="1" r:id="rIdc9lsejkegi_5ti9qmbkx_">
               <w:r>
                 <w:rPr>
                   <w:rFonts w:ascii="Arial" w:cs="Arial" w:eastAsia="Arial" w:hAnsi="Arial"/>
@@ -18650,7 +18650,7 @@
             <w:pPr>
               <w:spacing w:after="20" w:before="0"/>
             </w:pPr>
-            <w:hyperlink w:history="1" r:id="rIdlqwmvt3hkjdvnlluhotpf">
+            <w:hyperlink w:history="1" r:id="rIdursbxnoaujmy0uzvflfsi">
               <w:r>
                 <w:rPr>
                   <w:rFonts w:ascii="Arial" w:cs="Arial" w:eastAsia="Arial" w:hAnsi="Arial"/>
@@ -18683,7 +18683,7 @@
               <w:spacing w:after="10" w:before="0"/>
               <w:ind w:left="120"/>
             </w:pPr>
-            <w:hyperlink w:history="1" r:id="rIdy5gj4gkgtbn9itpnj6i5n">
+            <w:hyperlink w:history="1" r:id="rIdbdccfiwbzrk3qzlebmkrb">
               <w:r>
                 <w:rPr>
                   <w:rFonts w:ascii="Arial" w:cs="Arial" w:eastAsia="Arial" w:hAnsi="Arial"/>
@@ -18878,7 +18878,7 @@
             <w:pPr>
               <w:spacing w:after="20" w:before="0"/>
             </w:pPr>
-            <w:hyperlink w:history="1" r:id="rIdqvd5xttt4mtgcdfgtq2de">
+            <w:hyperlink w:history="1" r:id="rIddtxhxzngwb2uncv02l29-">
               <w:r>
                 <w:rPr>
                   <w:rFonts w:ascii="Arial" w:cs="Arial" w:eastAsia="Arial" w:hAnsi="Arial"/>
@@ -18911,7 +18911,7 @@
               <w:spacing w:after="10" w:before="0"/>
               <w:ind w:left="120"/>
             </w:pPr>
-            <w:hyperlink w:history="1" r:id="rIdwc7cjn1scdwpris68klo7">
+            <w:hyperlink w:history="1" r:id="rIdupqqzc-oa7riqs-a2giz8">
               <w:r>
                 <w:rPr>
                   <w:rFonts w:ascii="Arial" w:cs="Arial" w:eastAsia="Arial" w:hAnsi="Arial"/>
@@ -18956,7 +18956,7 @@
             <w:pPr>
               <w:spacing w:after="20" w:before="0"/>
             </w:pPr>
-            <w:hyperlink w:history="1" r:id="rId_rnoix5pekel2po-t_nuy">
+            <w:hyperlink w:history="1" r:id="rIdfuovdpoxrx1bxaolwza2c">
               <w:r>
                 <w:rPr>
                   <w:rFonts w:ascii="Arial" w:cs="Arial" w:eastAsia="Arial" w:hAnsi="Arial"/>
@@ -18989,7 +18989,7 @@
               <w:spacing w:after="10" w:before="0"/>
               <w:ind w:left="120"/>
             </w:pPr>
-            <w:hyperlink w:history="1" r:id="rId1s6gir3venb8y5uznkqii">
+            <w:hyperlink w:history="1" r:id="rIdczf_5wv7burvlnbm_hgdw">
               <w:r>
                 <w:rPr>
                   <w:rFonts w:ascii="Arial" w:cs="Arial" w:eastAsia="Arial" w:hAnsi="Arial"/>
@@ -19501,7 +19501,7 @@
         </w:rPr>
         <w:t xml:space="preserve">© 2026 SeaVuria and ARES. Aligned with KICD objectives. Developed by SeaVuria; technical implementation by ARES (with AI assistance from Claude). Licensed under </w:t>
       </w:r>
-      <w:hyperlink w:history="1" r:id="rIdvryrzwsycjnurb-wzr3tc">
+      <w:hyperlink w:history="1" r:id="rIdl08rbjhguib3jxxgkecra">
         <w:r>
           <w:rPr>
             <w:rFonts w:ascii="Arial" w:cs="Arial" w:eastAsia="Arial" w:hAnsi="Arial"/>
@@ -19522,7 +19522,7 @@
         </w:rPr>
         <w:t xml:space="preserve"> (</w:t>
       </w:r>
-      <w:hyperlink w:history="1" r:id="rIdlspdhu046-cwj1oquczyv">
+      <w:hyperlink w:history="1" r:id="rIdfikibk_pcn45srbth7bil">
         <w:r>
           <w:rPr>
             <w:rFonts w:ascii="Arial" w:cs="Arial" w:eastAsia="Arial" w:hAnsi="Arial"/>
@@ -20535,7 +20535,7 @@
             <w:pPr>
               <w:spacing w:after="20" w:before="0"/>
             </w:pPr>
-            <w:hyperlink w:history="1" r:id="rIdwoyuqcbxpiol-tbo308gr">
+            <w:hyperlink w:history="1" r:id="rIdtod8zq28lonohh20hjpf8">
               <w:r>
                 <w:rPr>
                   <w:rFonts w:ascii="Arial" w:cs="Arial" w:eastAsia="Arial" w:hAnsi="Arial"/>
@@ -20568,7 +20568,7 @@
               <w:spacing w:after="10" w:before="0"/>
               <w:ind w:left="120"/>
             </w:pPr>
-            <w:hyperlink w:history="1" r:id="rIdt-ra1ngmkgjqavzlna42w">
+            <w:hyperlink w:history="1" r:id="rIdbbh5qkjvyvciukl8o5zh4">
               <w:r>
                 <w:rPr>
                   <w:rFonts w:ascii="Arial" w:cs="Arial" w:eastAsia="Arial" w:hAnsi="Arial"/>
@@ -20630,7 +20630,7 @@
               <w:spacing w:after="10" w:before="0"/>
               <w:ind w:left="120"/>
             </w:pPr>
-            <w:hyperlink w:history="1" r:id="rId7hbxwlp101ufnlubcwy1x">
+            <w:hyperlink w:history="1" r:id="rId3egby6-gyek99vhvyqghf">
               <w:r>
                 <w:rPr>
                   <w:rFonts w:ascii="Arial" w:cs="Arial" w:eastAsia="Arial" w:hAnsi="Arial"/>
@@ -20840,7 +20840,7 @@
             <w:pPr>
               <w:spacing w:after="20" w:before="0"/>
             </w:pPr>
-            <w:hyperlink w:history="1" r:id="rIda2bcvl8fn9-kf8gp1blo6">
+            <w:hyperlink w:history="1" r:id="rIdguvkgeoohxjrdzth-cz6l">
               <w:r>
                 <w:rPr>
                   <w:rFonts w:ascii="Arial" w:cs="Arial" w:eastAsia="Arial" w:hAnsi="Arial"/>
@@ -20873,7 +20873,7 @@
               <w:spacing w:after="10" w:before="0"/>
               <w:ind w:left="120"/>
             </w:pPr>
-            <w:hyperlink w:history="1" r:id="rIdonhz94xz5hlzjqr527fqi">
+            <w:hyperlink w:history="1" r:id="rIdfonf_p5tkjnsnix7phfpe">
               <w:r>
                 <w:rPr>
                   <w:rFonts w:ascii="Arial" w:cs="Arial" w:eastAsia="Arial" w:hAnsi="Arial"/>
@@ -20935,7 +20935,7 @@
               <w:spacing w:after="10" w:before="0"/>
               <w:ind w:left="120"/>
             </w:pPr>
-            <w:hyperlink w:history="1" r:id="rIdoq6bcv9gsm112weu7mimi">
+            <w:hyperlink w:history="1" r:id="rIdybkvj_hetfjmppeotz9-d">
               <w:r>
                 <w:rPr>
                   <w:rFonts w:ascii="Arial" w:cs="Arial" w:eastAsia="Arial" w:hAnsi="Arial"/>
@@ -21145,7 +21145,7 @@
             <w:pPr>
               <w:spacing w:after="20" w:before="0"/>
             </w:pPr>
-            <w:hyperlink w:history="1" r:id="rIdnevp2ai76jcqfm979ma8t">
+            <w:hyperlink w:history="1" r:id="rIddvrbr1pvifgq1tfhx4gyu">
               <w:r>
                 <w:rPr>
                   <w:rFonts w:ascii="Arial" w:cs="Arial" w:eastAsia="Arial" w:hAnsi="Arial"/>
@@ -21178,7 +21178,7 @@
               <w:spacing w:after="10" w:before="0"/>
               <w:ind w:left="120"/>
             </w:pPr>
-            <w:hyperlink w:history="1" r:id="rIdopolybnirp9zw--qeyija">
+            <w:hyperlink w:history="1" r:id="rIdtuskrgyhj4qjltwducly0">
               <w:r>
                 <w:rPr>
                   <w:rFonts w:ascii="Arial" w:cs="Arial" w:eastAsia="Arial" w:hAnsi="Arial"/>
@@ -21240,7 +21240,7 @@
               <w:spacing w:after="10" w:before="0"/>
               <w:ind w:left="120"/>
             </w:pPr>
-            <w:hyperlink w:history="1" r:id="rId2ixgd93wtvb0wml3b9uol">
+            <w:hyperlink w:history="1" r:id="rIdok1sgglzail8007-j0-od">
               <w:r>
                 <w:rPr>
                   <w:rFonts w:ascii="Arial" w:cs="Arial" w:eastAsia="Arial" w:hAnsi="Arial"/>
@@ -21450,7 +21450,7 @@
             <w:pPr>
               <w:spacing w:after="20" w:before="0"/>
             </w:pPr>
-            <w:hyperlink w:history="1" r:id="rIdfie-9cumlzi87fyfymr_0">
+            <w:hyperlink w:history="1" r:id="rIdlm0s4n5x7nkqueirqo8yu">
               <w:r>
                 <w:rPr>
                   <w:rFonts w:ascii="Arial" w:cs="Arial" w:eastAsia="Arial" w:hAnsi="Arial"/>
@@ -21483,7 +21483,7 @@
               <w:spacing w:after="10" w:before="0"/>
               <w:ind w:left="120"/>
             </w:pPr>
-            <w:hyperlink w:history="1" r:id="rIdbye8rtta0bacpq-zwzhai">
+            <w:hyperlink w:history="1" r:id="rIdertme7ty_1fbxgnurjsm9">
               <w:r>
                 <w:rPr>
                   <w:rFonts w:ascii="Arial" w:cs="Arial" w:eastAsia="Arial" w:hAnsi="Arial"/>
@@ -21545,7 +21545,7 @@
               <w:spacing w:after="10" w:before="0"/>
               <w:ind w:left="120"/>
             </w:pPr>
-            <w:hyperlink w:history="1" r:id="rIdkvqvmkzwfxrtypfnhg3a6">
+            <w:hyperlink w:history="1" r:id="rIdir90u4wdl3pei64qza2vh">
               <w:r>
                 <w:rPr>
                   <w:rFonts w:ascii="Arial" w:cs="Arial" w:eastAsia="Arial" w:hAnsi="Arial"/>
@@ -21755,7 +21755,7 @@
             <w:pPr>
               <w:spacing w:after="20" w:before="0"/>
             </w:pPr>
-            <w:hyperlink w:history="1" r:id="rIdufjholntwcu-eo-hbjkie">
+            <w:hyperlink w:history="1" r:id="rIdeyxlmz5plxl1avszkxsgt">
               <w:r>
                 <w:rPr>
                   <w:rFonts w:ascii="Arial" w:cs="Arial" w:eastAsia="Arial" w:hAnsi="Arial"/>
@@ -21788,7 +21788,7 @@
               <w:spacing w:after="10" w:before="0"/>
               <w:ind w:left="120"/>
             </w:pPr>
-            <w:hyperlink w:history="1" r:id="rId4y_qz-s1rgugf6ne6_nse">
+            <w:hyperlink w:history="1" r:id="rIdau7bbrfmhbxewxqogazju">
               <w:r>
                 <w:rPr>
                   <w:rFonts w:ascii="Arial" w:cs="Arial" w:eastAsia="Arial" w:hAnsi="Arial"/>
@@ -21850,7 +21850,7 @@
               <w:spacing w:after="10" w:before="0"/>
               <w:ind w:left="120"/>
             </w:pPr>
-            <w:hyperlink w:history="1" r:id="rIdswi1h37bjsb9ixlkqt7ad">
+            <w:hyperlink w:history="1" r:id="rIdva_likxseqwas5dnkupcb">
               <w:r>
                 <w:rPr>
                   <w:rFonts w:ascii="Arial" w:cs="Arial" w:eastAsia="Arial" w:hAnsi="Arial"/>
@@ -22377,7 +22377,7 @@
         </w:rPr>
         <w:t xml:space="preserve">© 2026 SeaVuria and ARES. Aligned with KICD objectives. Developed by SeaVuria; technical implementation by ARES (with AI assistance from Claude). Licensed under </w:t>
       </w:r>
-      <w:hyperlink w:history="1" r:id="rIde1d52pkfgspstnzyioo3e">
+      <w:hyperlink w:history="1" r:id="rIdubfvhomomieuvmle3iior">
         <w:r>
           <w:rPr>
             <w:rFonts w:ascii="Arial" w:cs="Arial" w:eastAsia="Arial" w:hAnsi="Arial"/>
@@ -22398,7 +22398,7 @@
         </w:rPr>
         <w:t xml:space="preserve"> (</w:t>
       </w:r>
-      <w:hyperlink w:history="1" r:id="rIdf6fdrifxmsgyw5468jg2j">
+      <w:hyperlink w:history="1" r:id="rId_mu_usson8p4dj6spgniu">
         <w:r>
           <w:rPr>
             <w:rFonts w:ascii="Arial" w:cs="Arial" w:eastAsia="Arial" w:hAnsi="Arial"/>
@@ -23411,7 +23411,7 @@
             <w:pPr>
               <w:spacing w:after="20" w:before="0"/>
             </w:pPr>
-            <w:hyperlink w:history="1" r:id="rIdjnfrokwijeb9ddg0ptvql">
+            <w:hyperlink w:history="1" r:id="rIdxfaydl746il6_uy7fpc-u">
               <w:r>
                 <w:rPr>
                   <w:rFonts w:ascii="Arial" w:cs="Arial" w:eastAsia="Arial" w:hAnsi="Arial"/>
@@ -23444,7 +23444,7 @@
               <w:spacing w:after="10" w:before="0"/>
               <w:ind w:left="120"/>
             </w:pPr>
-            <w:hyperlink w:history="1" r:id="rIdkoovayqvnlipexgzkxon4">
+            <w:hyperlink w:history="1" r:id="rIdc6wxfizkhhmilyxeaw5si">
               <w:r>
                 <w:rPr>
                   <w:rFonts w:ascii="Arial" w:cs="Arial" w:eastAsia="Arial" w:hAnsi="Arial"/>
@@ -23489,7 +23489,7 @@
             <w:pPr>
               <w:spacing w:after="20" w:before="0"/>
             </w:pPr>
-            <w:hyperlink w:history="1" r:id="rIdwvyq2dbbubnh1sfc84gks">
+            <w:hyperlink w:history="1" r:id="rId957bxwregmtydbllgn8uh">
               <w:r>
                 <w:rPr>
                   <w:rFonts w:ascii="Arial" w:cs="Arial" w:eastAsia="Arial" w:hAnsi="Arial"/>
@@ -23522,7 +23522,7 @@
               <w:spacing w:after="10" w:before="0"/>
               <w:ind w:left="120"/>
             </w:pPr>
-            <w:hyperlink w:history="1" r:id="rId0r1j7epczrz45qymwrxds">
+            <w:hyperlink w:history="1" r:id="rIdbobh5oybzqjllirjdxrx5">
               <w:r>
                 <w:rPr>
                   <w:rFonts w:ascii="Arial" w:cs="Arial" w:eastAsia="Arial" w:hAnsi="Arial"/>
@@ -23717,7 +23717,7 @@
             <w:pPr>
               <w:spacing w:after="20" w:before="0"/>
             </w:pPr>
-            <w:hyperlink w:history="1" r:id="rIdw4hcj918ghc4cjuwqc-9f">
+            <w:hyperlink w:history="1" r:id="rId8bws4jhpku3cpctzgqpkh">
               <w:r>
                 <w:rPr>
                   <w:rFonts w:ascii="Arial" w:cs="Arial" w:eastAsia="Arial" w:hAnsi="Arial"/>
@@ -23750,7 +23750,7 @@
               <w:spacing w:after="10" w:before="0"/>
               <w:ind w:left="120"/>
             </w:pPr>
-            <w:hyperlink w:history="1" r:id="rIdfpnz7-1vvvvst_kuoav3m">
+            <w:hyperlink w:history="1" r:id="rId-48xopz0nqco6v8gse-s7">
               <w:r>
                 <w:rPr>
                   <w:rFonts w:ascii="Arial" w:cs="Arial" w:eastAsia="Arial" w:hAnsi="Arial"/>
@@ -23795,7 +23795,7 @@
             <w:pPr>
               <w:spacing w:after="20" w:before="0"/>
             </w:pPr>
-            <w:hyperlink w:history="1" r:id="rIdxtm7aezjtrwalja7zf_xr">
+            <w:hyperlink w:history="1" r:id="rId4bharvqrrv7bzcuq3ijdl">
               <w:r>
                 <w:rPr>
                   <w:rFonts w:ascii="Arial" w:cs="Arial" w:eastAsia="Arial" w:hAnsi="Arial"/>
@@ -23828,7 +23828,7 @@
               <w:spacing w:after="10" w:before="0"/>
               <w:ind w:left="120"/>
             </w:pPr>
-            <w:hyperlink w:history="1" r:id="rIdbdxaexvtyb-nmzpvo3ayg">
+            <w:hyperlink w:history="1" r:id="rId-tmthnwvrcx02akq3orre">
               <w:r>
                 <w:rPr>
                   <w:rFonts w:ascii="Arial" w:cs="Arial" w:eastAsia="Arial" w:hAnsi="Arial"/>
@@ -24023,7 +24023,7 @@
             <w:pPr>
               <w:spacing w:after="20" w:before="0"/>
             </w:pPr>
-            <w:hyperlink w:history="1" r:id="rIdjnpiydb5hvp5infmzlrbn">
+            <w:hyperlink w:history="1" r:id="rIdd5vkpnoawhqluqseapkek">
               <w:r>
                 <w:rPr>
                   <w:rFonts w:ascii="Arial" w:cs="Arial" w:eastAsia="Arial" w:hAnsi="Arial"/>
@@ -24056,7 +24056,7 @@
               <w:spacing w:after="10" w:before="0"/>
               <w:ind w:left="120"/>
             </w:pPr>
-            <w:hyperlink w:history="1" r:id="rIdqow4uuzxj9f0m9kwfa9zr">
+            <w:hyperlink w:history="1" r:id="rIdtbqyolfvpdk-kapwmpcak">
               <w:r>
                 <w:rPr>
                   <w:rFonts w:ascii="Arial" w:cs="Arial" w:eastAsia="Arial" w:hAnsi="Arial"/>
@@ -24101,7 +24101,7 @@
             <w:pPr>
               <w:spacing w:after="20" w:before="0"/>
             </w:pPr>
-            <w:hyperlink w:history="1" r:id="rId9soufegfrp_pcbka2_xn5">
+            <w:hyperlink w:history="1" r:id="rIdco7e7ge_uq3pogeejvvz4">
               <w:r>
                 <w:rPr>
                   <w:rFonts w:ascii="Arial" w:cs="Arial" w:eastAsia="Arial" w:hAnsi="Arial"/>
@@ -24134,7 +24134,7 @@
               <w:spacing w:after="10" w:before="0"/>
               <w:ind w:left="120"/>
             </w:pPr>
-            <w:hyperlink w:history="1" r:id="rIdbtbvztdihqglsyltqksnv">
+            <w:hyperlink w:history="1" r:id="rIdr3gtcexqdbmxeaitkh2xi">
               <w:r>
                 <w:rPr>
                   <w:rFonts w:ascii="Arial" w:cs="Arial" w:eastAsia="Arial" w:hAnsi="Arial"/>
@@ -24329,7 +24329,7 @@
             <w:pPr>
               <w:spacing w:after="20" w:before="0"/>
             </w:pPr>
-            <w:hyperlink w:history="1" r:id="rIdhu00-x5zz3l9iotzfu1up">
+            <w:hyperlink w:history="1" r:id="rIdccl4yomkc2fsoh172xyl4">
               <w:r>
                 <w:rPr>
                   <w:rFonts w:ascii="Arial" w:cs="Arial" w:eastAsia="Arial" w:hAnsi="Arial"/>
@@ -24362,7 +24362,7 @@
               <w:spacing w:after="10" w:before="0"/>
               <w:ind w:left="120"/>
             </w:pPr>
-            <w:hyperlink w:history="1" r:id="rIdtmze6ua2ds2rrj71-shdh">
+            <w:hyperlink w:history="1" r:id="rIdgukn_ksev3niffcqsati6">
               <w:r>
                 <w:rPr>
                   <w:rFonts w:ascii="Arial" w:cs="Arial" w:eastAsia="Arial" w:hAnsi="Arial"/>
@@ -24407,7 +24407,7 @@
             <w:pPr>
               <w:spacing w:after="20" w:before="0"/>
             </w:pPr>
-            <w:hyperlink w:history="1" r:id="rIdes_pzu94bytcdhzszske4">
+            <w:hyperlink w:history="1" r:id="rIdcnjajtd0vbec6nvdqge5v">
               <w:r>
                 <w:rPr>
                   <w:rFonts w:ascii="Arial" w:cs="Arial" w:eastAsia="Arial" w:hAnsi="Arial"/>
@@ -24440,7 +24440,7 @@
               <w:spacing w:after="10" w:before="0"/>
               <w:ind w:left="120"/>
             </w:pPr>
-            <w:hyperlink w:history="1" r:id="rIdhx2xhynhatqpw8hdhplyi">
+            <w:hyperlink w:history="1" r:id="rIdyufsfwzudi98tdvhx84ln">
               <w:r>
                 <w:rPr>
                   <w:rFonts w:ascii="Arial" w:cs="Arial" w:eastAsia="Arial" w:hAnsi="Arial"/>
@@ -24635,7 +24635,7 @@
             <w:pPr>
               <w:spacing w:after="20" w:before="0"/>
             </w:pPr>
-            <w:hyperlink w:history="1" r:id="rIdikx6qe9dwtj8io7recumx">
+            <w:hyperlink w:history="1" r:id="rId-qxc1vknnvmdvibaklc7v">
               <w:r>
                 <w:rPr>
                   <w:rFonts w:ascii="Arial" w:cs="Arial" w:eastAsia="Arial" w:hAnsi="Arial"/>
@@ -24668,7 +24668,7 @@
               <w:spacing w:after="10" w:before="0"/>
               <w:ind w:left="120"/>
             </w:pPr>
-            <w:hyperlink w:history="1" r:id="rId8zivgigdabebpvidc1ofg">
+            <w:hyperlink w:history="1" r:id="rIdkitotykaga_fmni4uhquk">
               <w:r>
                 <w:rPr>
                   <w:rFonts w:ascii="Arial" w:cs="Arial" w:eastAsia="Arial" w:hAnsi="Arial"/>
@@ -24713,7 +24713,7 @@
             <w:pPr>
               <w:spacing w:after="20" w:before="0"/>
             </w:pPr>
-            <w:hyperlink w:history="1" r:id="rId4ji1ovhspefn4ojztyyhv">
+            <w:hyperlink w:history="1" r:id="rIdfawuetzeagrlrb1dokwrq">
               <w:r>
                 <w:rPr>
                   <w:rFonts w:ascii="Arial" w:cs="Arial" w:eastAsia="Arial" w:hAnsi="Arial"/>
@@ -24746,7 +24746,7 @@
               <w:spacing w:after="10" w:before="0"/>
               <w:ind w:left="120"/>
             </w:pPr>
-            <w:hyperlink w:history="1" r:id="rIdjh_vfjzvcqkivlpso0gjk">
+            <w:hyperlink w:history="1" r:id="rIdugsdtqlpmzmekrlsbux1y">
               <w:r>
                 <w:rPr>
                   <w:rFonts w:ascii="Arial" w:cs="Arial" w:eastAsia="Arial" w:hAnsi="Arial"/>
@@ -25258,7 +25258,7 @@
         </w:rPr>
         <w:t xml:space="preserve">© 2026 SeaVuria and ARES. Aligned with KICD objectives. Developed by SeaVuria; technical implementation by ARES (with AI assistance from Claude). Licensed under </w:t>
       </w:r>
-      <w:hyperlink w:history="1" r:id="rIdn4h_l3kqljp7-6trpslna">
+      <w:hyperlink w:history="1" r:id="rId5vrfsu2ao6v2_ctlbecu0">
         <w:r>
           <w:rPr>
             <w:rFonts w:ascii="Arial" w:cs="Arial" w:eastAsia="Arial" w:hAnsi="Arial"/>
@@ -25279,7 +25279,7 @@
         </w:rPr>
         <w:t xml:space="preserve"> (</w:t>
       </w:r>
-      <w:hyperlink w:history="1" r:id="rIdiup-crux6t0oeuudtznc0">
+      <w:hyperlink w:history="1" r:id="rId3awpaph9wwfhoyomxczxd">
         <w:r>
           <w:rPr>
             <w:rFonts w:ascii="Arial" w:cs="Arial" w:eastAsia="Arial" w:hAnsi="Arial"/>

--- a/data/outputs/v2/Grade11/Biology/Lesson_Plans/SS1.3_Taxonomy_II/Biology_Taxonomy_II_CBE_LessonSequence.docx
+++ b/data/outputs/v2/Grade11/Biology/Lesson_Plans/SS1.3_Taxonomy_II/Biology_Taxonomy_II_CBE_LessonSequence.docx
@@ -2232,7 +2232,7 @@
         </w:rPr>
         <w:t xml:space="preserve">© 2026 SeaVuria and ARES. This work is licensed under a </w:t>
       </w:r>
-      <w:hyperlink w:history="1" r:id="rIdjb6svhzshp-ayxyixelby">
+      <w:hyperlink w:history="1" r:id="rIdwhaaupywnittqks70txs5">
         <w:r>
           <w:rPr>
             <w:rFonts w:ascii="Arial" w:cs="Arial" w:eastAsia="Arial" w:hAnsi="Arial"/>
@@ -2252,7 +2252,7 @@
         </w:rPr>
         <w:t xml:space="preserve"> (</w:t>
       </w:r>
-      <w:hyperlink w:history="1" r:id="rIdrgoncvwbaltveakpx78vl">
+      <w:hyperlink w:history="1" r:id="rIdkewpihm9rydzkoxkpzu27">
         <w:r>
           <w:rPr>
             <w:rFonts w:ascii="Arial" w:cs="Arial" w:eastAsia="Arial" w:hAnsi="Arial"/>
@@ -2272,7 +2272,7 @@
         </w:rPr>
         <w:t xml:space="preserve">). To view a copy of this license, visit </w:t>
       </w:r>
-      <w:hyperlink w:history="1" r:id="rIdjjnooaf9mkwpqpz12ivml">
+      <w:hyperlink w:history="1" r:id="rIdy-2mjk7vtnyakmnmkraa8">
         <w:r>
           <w:rPr>
             <w:rFonts w:ascii="Arial" w:cs="Arial" w:eastAsia="Arial" w:hAnsi="Arial"/>
@@ -3284,7 +3284,7 @@
             <w:pPr>
               <w:spacing w:after="20" w:before="0"/>
             </w:pPr>
-            <w:hyperlink w:history="1" r:id="rIdxvdlyxjlnlaka8npsuiy0">
+            <w:hyperlink w:history="1" r:id="rId22o-1ermzevm6vrlvyzph">
               <w:r>
                 <w:rPr>
                   <w:rFonts w:ascii="Arial" w:cs="Arial" w:eastAsia="Arial" w:hAnsi="Arial"/>
@@ -3293,7 +3293,7 @@
                   <w:szCs w:val="16"/>
                   <w:u w:val="single" w:color="2E75B6"/>
                 </w:rPr>
-                <w:t xml:space="preserve">Evidence of evolution: anatomy</w:t>
+                <w:t xml:space="preserve">23 The Classification Of Living Things</w:t>
               </w:r>
             </w:hyperlink>
           </w:p>
@@ -3309,7 +3309,7 @@
                 <w:sz w:val="14"/>
                 <w:szCs w:val="14"/>
               </w:rPr>
-              <w:t xml:space="preserve">Source: Khan Academy (English - US curriculum)</w:t>
+              <w:t xml:space="preserve">Source: Seavuria</w:t>
             </w:r>
           </w:p>
           <w:p>
@@ -3317,7 +3317,7 @@
               <w:spacing w:after="10" w:before="0"/>
               <w:ind w:left="120"/>
             </w:pPr>
-            <w:hyperlink w:history="1" r:id="rIdcgt_prv_uo7qmefhla_c8">
+            <w:hyperlink w:history="1" r:id="rIdps6fsq2fcizcfoar2t0sx">
               <w:r>
                 <w:rPr>
                   <w:rFonts w:ascii="Arial" w:cs="Arial" w:eastAsia="Arial" w:hAnsi="Arial"/>
@@ -3362,7 +3362,7 @@
             <w:pPr>
               <w:spacing w:after="20" w:before="0"/>
             </w:pPr>
-            <w:hyperlink w:history="1" r:id="rId_1kbo6xhtdmqijg6x0cjg">
+            <w:hyperlink w:history="1" r:id="rIdkyej3wtusinztjoxhihgt">
               <w:r>
                 <w:rPr>
                   <w:rFonts w:ascii="Arial" w:cs="Arial" w:eastAsia="Arial" w:hAnsi="Arial"/>
@@ -3377,6 +3377,22 @@
           </w:p>
           <w:p>
             <w:pPr>
+              <w:spacing w:after="20" w:before="0"/>
+            </w:pPr>
+            <w:r>
+              <w:rPr>
+                <w:rFonts w:ascii="Arial" w:cs="Arial" w:eastAsia="Arial" w:hAnsi="Arial"/>
+                <w:i/>
+                <w:iCs/>
+                <w:color w:val="595959"/>
+                <w:sz w:val="16"/>
+                <w:szCs w:val="16"/>
+              </w:rPr>
+              <w:t xml:space="preserve">Related topic: not an exact match for this lesson.</w:t>
+            </w:r>
+          </w:p>
+          <w:p>
+            <w:pPr>
               <w:spacing w:after="10" w:before="0"/>
               <w:ind w:left="120"/>
             </w:pPr>
@@ -3395,7 +3411,7 @@
               <w:spacing w:after="10" w:before="0"/>
               <w:ind w:left="120"/>
             </w:pPr>
-            <w:hyperlink w:history="1" r:id="rIdxebyqqu7enzmveuqhhd7d">
+            <w:hyperlink w:history="1" r:id="rIdh4oxuhrp3h0k7enwp3pmu">
               <w:r>
                 <w:rPr>
                   <w:rFonts w:ascii="Arial" w:cs="Arial" w:eastAsia="Arial" w:hAnsi="Arial"/>
@@ -3590,7 +3606,7 @@
             <w:pPr>
               <w:spacing w:after="20" w:before="0"/>
             </w:pPr>
-            <w:hyperlink w:history="1" r:id="rIdnimx42ibnz_iujutcitof">
+            <w:hyperlink w:history="1" r:id="rId0-ryncklehvabp6hgbsbq">
               <w:r>
                 <w:rPr>
                   <w:rFonts w:ascii="Arial" w:cs="Arial" w:eastAsia="Arial" w:hAnsi="Arial"/>
@@ -3599,7 +3615,7 @@
                   <w:szCs w:val="16"/>
                   <w:u w:val="single" w:color="2E75B6"/>
                 </w:rPr>
-                <w:t xml:space="preserve">Biodiversity and natural selection</w:t>
+                <w:t xml:space="preserve">23 The Classification Of Living Things</w:t>
               </w:r>
             </w:hyperlink>
           </w:p>
@@ -3615,7 +3631,7 @@
                 <w:sz w:val="14"/>
                 <w:szCs w:val="14"/>
               </w:rPr>
-              <w:t xml:space="preserve">Source: Khan Academy (English - US curriculum)</w:t>
+              <w:t xml:space="preserve">Source: Seavuria</w:t>
             </w:r>
           </w:p>
           <w:p>
@@ -3623,7 +3639,7 @@
               <w:spacing w:after="10" w:before="0"/>
               <w:ind w:left="120"/>
             </w:pPr>
-            <w:hyperlink w:history="1" r:id="rId829rvueeg4pxclpgxcmjb">
+            <w:hyperlink w:history="1" r:id="rIdpuy8l5hfelyp2jx3413yo">
               <w:r>
                 <w:rPr>
                   <w:rFonts w:ascii="Arial" w:cs="Arial" w:eastAsia="Arial" w:hAnsi="Arial"/>
@@ -3668,7 +3684,7 @@
             <w:pPr>
               <w:spacing w:after="20" w:before="0"/>
             </w:pPr>
-            <w:hyperlink w:history="1" r:id="rIdolpilhgslqsiaqmgoa9xs">
+            <w:hyperlink w:history="1" r:id="rIdcruju5akrgfpvp_edu4g_">
               <w:r>
                 <w:rPr>
                   <w:rFonts w:ascii="Arial" w:cs="Arial" w:eastAsia="Arial" w:hAnsi="Arial"/>
@@ -3677,9 +3693,25 @@
                   <w:szCs w:val="16"/>
                   <w:u w:val="single" w:color="2E75B6"/>
                 </w:rPr>
-                <w:t xml:space="preserve">Characteristics and Classification of Fungus-like Protists - Advanced (Flexbook)</w:t>
+                <w:t xml:space="preserve">Animal Classification (Flexbook)</w:t>
               </w:r>
             </w:hyperlink>
+          </w:p>
+          <w:p>
+            <w:pPr>
+              <w:spacing w:after="20" w:before="0"/>
+            </w:pPr>
+            <w:r>
+              <w:rPr>
+                <w:rFonts w:ascii="Arial" w:cs="Arial" w:eastAsia="Arial" w:hAnsi="Arial"/>
+                <w:i/>
+                <w:iCs/>
+                <w:color w:val="595959"/>
+                <w:sz w:val="16"/>
+                <w:szCs w:val="16"/>
+              </w:rPr>
+              <w:t xml:space="preserve">Related topic: not an exact match for this lesson.</w:t>
+            </w:r>
           </w:p>
           <w:p>
             <w:pPr>
@@ -3701,7 +3733,7 @@
               <w:spacing w:after="10" w:before="0"/>
               <w:ind w:left="120"/>
             </w:pPr>
-            <w:hyperlink w:history="1" r:id="rIdbabrntwtszv9l1tdunsr9">
+            <w:hyperlink w:history="1" r:id="rIdkml8a-ak4n2f34twldh7c">
               <w:r>
                 <w:rPr>
                   <w:rFonts w:ascii="Arial" w:cs="Arial" w:eastAsia="Arial" w:hAnsi="Arial"/>
@@ -3896,7 +3928,7 @@
             <w:pPr>
               <w:spacing w:after="20" w:before="0"/>
             </w:pPr>
-            <w:hyperlink w:history="1" r:id="rIdul1mnoc8sd6gmk-n4tibp">
+            <w:hyperlink w:history="1" r:id="rIdo53rookv9jojtx9z-gq8e">
               <w:r>
                 <w:rPr>
                   <w:rFonts w:ascii="Arial" w:cs="Arial" w:eastAsia="Arial" w:hAnsi="Arial"/>
@@ -3905,9 +3937,25 @@
                   <w:szCs w:val="16"/>
                   <w:u w:val="single" w:color="2E75B6"/>
                 </w:rPr>
-                <w:t xml:space="preserve">Comparing Roman and Byzantine Empires</w:t>
+                <w:t xml:space="preserve">Plants: Classification, Reproduction, and Evolution - Overview</w:t>
               </w:r>
             </w:hyperlink>
+          </w:p>
+          <w:p>
+            <w:pPr>
+              <w:spacing w:after="20" w:before="0"/>
+            </w:pPr>
+            <w:r>
+              <w:rPr>
+                <w:rFonts w:ascii="Arial" w:cs="Arial" w:eastAsia="Arial" w:hAnsi="Arial"/>
+                <w:i/>
+                <w:iCs/>
+                <w:color w:val="595959"/>
+                <w:sz w:val="16"/>
+                <w:szCs w:val="16"/>
+              </w:rPr>
+              <w:t xml:space="preserve">Related topic: not an exact match for this lesson.</w:t>
+            </w:r>
           </w:p>
           <w:p>
             <w:pPr>
@@ -3921,7 +3969,7 @@
                 <w:sz w:val="14"/>
                 <w:szCs w:val="14"/>
               </w:rPr>
-              <w:t xml:space="preserve">Source: Khan Academy (English - US curriculum)</w:t>
+              <w:t xml:space="preserve">Source: CK-12</w:t>
             </w:r>
           </w:p>
           <w:p>
@@ -3929,7 +3977,7 @@
               <w:spacing w:after="10" w:before="0"/>
               <w:ind w:left="120"/>
             </w:pPr>
-            <w:hyperlink w:history="1" r:id="rIdaanouk17p540k7iclfcrb">
+            <w:hyperlink w:history="1" r:id="rIdosxom_98zlonolce8b_1h">
               <w:r>
                 <w:rPr>
                   <w:rFonts w:ascii="Arial" w:cs="Arial" w:eastAsia="Arial" w:hAnsi="Arial"/>
@@ -3974,7 +4022,7 @@
             <w:pPr>
               <w:spacing w:after="20" w:before="0"/>
             </w:pPr>
-            <w:hyperlink w:history="1" r:id="rIdrsmembjoarwifbijhlhvd">
+            <w:hyperlink w:history="1" r:id="rIddqo6ehq84dvx46ojaki6m">
               <w:r>
                 <w:rPr>
                   <w:rFonts w:ascii="Arial" w:cs="Arial" w:eastAsia="Arial" w:hAnsi="Arial"/>
@@ -3983,9 +4031,25 @@
                   <w:szCs w:val="16"/>
                   <w:u w:val="single" w:color="2E75B6"/>
                 </w:rPr>
-                <w:t xml:space="preserve">Classification of Organisms Practice</w:t>
+                <w:t xml:space="preserve">Animal Classification Practice</w:t>
               </w:r>
             </w:hyperlink>
+          </w:p>
+          <w:p>
+            <w:pPr>
+              <w:spacing w:after="20" w:before="0"/>
+            </w:pPr>
+            <w:r>
+              <w:rPr>
+                <w:rFonts w:ascii="Arial" w:cs="Arial" w:eastAsia="Arial" w:hAnsi="Arial"/>
+                <w:i/>
+                <w:iCs/>
+                <w:color w:val="595959"/>
+                <w:sz w:val="16"/>
+                <w:szCs w:val="16"/>
+              </w:rPr>
+              <w:t xml:space="preserve">Related topic: not an exact match for this lesson.</w:t>
+            </w:r>
           </w:p>
           <w:p>
             <w:pPr>
@@ -4007,7 +4071,7 @@
               <w:spacing w:after="10" w:before="0"/>
               <w:ind w:left="120"/>
             </w:pPr>
-            <w:hyperlink w:history="1" r:id="rIdwv4hupmdkms3nchaow2tp">
+            <w:hyperlink w:history="1" r:id="rIdumkfhsghragzxu3prrnng">
               <w:r>
                 <w:rPr>
                   <w:rFonts w:ascii="Arial" w:cs="Arial" w:eastAsia="Arial" w:hAnsi="Arial"/>
@@ -4202,7 +4266,7 @@
             <w:pPr>
               <w:spacing w:after="20" w:before="0"/>
             </w:pPr>
-            <w:hyperlink w:history="1" r:id="rId1z16szq79ldktgz2p1p5k">
+            <w:hyperlink w:history="1" r:id="rIdtugp5ga5oh7gkc_fso5vb">
               <w:r>
                 <w:rPr>
                   <w:rFonts w:ascii="Arial" w:cs="Arial" w:eastAsia="Arial" w:hAnsi="Arial"/>
@@ -4211,9 +4275,25 @@
                   <w:szCs w:val="16"/>
                   <w:u w:val="single" w:color="2E75B6"/>
                 </w:rPr>
-                <w:t xml:space="preserve">Evidence of evolution: anatomy</w:t>
+                <w:t xml:space="preserve">24 Six Kingdoms Of Classification</w:t>
               </w:r>
             </w:hyperlink>
+          </w:p>
+          <w:p>
+            <w:pPr>
+              <w:spacing w:after="20" w:before="0"/>
+            </w:pPr>
+            <w:r>
+              <w:rPr>
+                <w:rFonts w:ascii="Arial" w:cs="Arial" w:eastAsia="Arial" w:hAnsi="Arial"/>
+                <w:i/>
+                <w:iCs/>
+                <w:color w:val="595959"/>
+                <w:sz w:val="16"/>
+                <w:szCs w:val="16"/>
+              </w:rPr>
+              <w:t xml:space="preserve">Related topic: not an exact match for this lesson.</w:t>
+            </w:r>
           </w:p>
           <w:p>
             <w:pPr>
@@ -4227,7 +4307,7 @@
                 <w:sz w:val="14"/>
                 <w:szCs w:val="14"/>
               </w:rPr>
-              <w:t xml:space="preserve">Source: Khan Academy (English - US curriculum)</w:t>
+              <w:t xml:space="preserve">Source: Seavuria</w:t>
             </w:r>
           </w:p>
           <w:p>
@@ -4235,7 +4315,7 @@
               <w:spacing w:after="10" w:before="0"/>
               <w:ind w:left="120"/>
             </w:pPr>
-            <w:hyperlink w:history="1" r:id="rId1mck1-m_ljr2v1x18hu6j">
+            <w:hyperlink w:history="1" r:id="rIdviixyu6eo_c_xrlnosl5j">
               <w:r>
                 <w:rPr>
                   <w:rFonts w:ascii="Arial" w:cs="Arial" w:eastAsia="Arial" w:hAnsi="Arial"/>
@@ -4273,14 +4353,14 @@
                 <w:sz w:val="16"/>
                 <w:szCs w:val="16"/>
               </w:rPr>
-              <w:t xml:space="preserve">📖 EXERCISE:</w:t>
+              <w:t xml:space="preserve">📖 HTML:</w:t>
             </w:r>
           </w:p>
           <w:p>
             <w:pPr>
               <w:spacing w:after="20" w:before="0"/>
             </w:pPr>
-            <w:hyperlink w:history="1" r:id="rIduv-h7j-91z1ajnd-6xxd_">
+            <w:hyperlink w:history="1" r:id="rId4ms4lezz1sey2jyokt-v3">
               <w:r>
                 <w:rPr>
                   <w:rFonts w:ascii="Arial" w:cs="Arial" w:eastAsia="Arial" w:hAnsi="Arial"/>
@@ -4289,9 +4369,25 @@
                   <w:szCs w:val="16"/>
                   <w:u w:val="single" w:color="2E75B6"/>
                 </w:rPr>
-                <w:t xml:space="preserve">Classification of Organisms Practice</w:t>
+                <w:t xml:space="preserve">Plant Classification (Flexbook)</w:t>
               </w:r>
             </w:hyperlink>
+          </w:p>
+          <w:p>
+            <w:pPr>
+              <w:spacing w:after="20" w:before="0"/>
+            </w:pPr>
+            <w:r>
+              <w:rPr>
+                <w:rFonts w:ascii="Arial" w:cs="Arial" w:eastAsia="Arial" w:hAnsi="Arial"/>
+                <w:i/>
+                <w:iCs/>
+                <w:color w:val="595959"/>
+                <w:sz w:val="16"/>
+                <w:szCs w:val="16"/>
+              </w:rPr>
+              <w:t xml:space="preserve">Related topic: not an exact match for this lesson.</w:t>
+            </w:r>
           </w:p>
           <w:p>
             <w:pPr>
@@ -4313,7 +4409,7 @@
               <w:spacing w:after="10" w:before="0"/>
               <w:ind w:left="120"/>
             </w:pPr>
-            <w:hyperlink w:history="1" r:id="rIdgacgtxjsypizlb1rqmvxl">
+            <w:hyperlink w:history="1" r:id="rId29yhw9yqjzkwwjlw64jav">
               <w:r>
                 <w:rPr>
                   <w:rFonts w:ascii="Arial" w:cs="Arial" w:eastAsia="Arial" w:hAnsi="Arial"/>
@@ -4508,7 +4604,7 @@
             <w:pPr>
               <w:spacing w:after="20" w:before="0"/>
             </w:pPr>
-            <w:hyperlink w:history="1" r:id="rIdezc58jhmeedi83tuywsb4">
+            <w:hyperlink w:history="1" r:id="rId1qppy8arnagk_wkruhhjp">
               <w:r>
                 <w:rPr>
                   <w:rFonts w:ascii="Arial" w:cs="Arial" w:eastAsia="Arial" w:hAnsi="Arial"/>
@@ -4517,7 +4613,7 @@
                   <w:szCs w:val="16"/>
                   <w:u w:val="single" w:color="2E75B6"/>
                 </w:rPr>
-                <w:t xml:space="preserve">Evidence of evolution: anatomy</w:t>
+                <w:t xml:space="preserve">23 The Classification Of Living Things</w:t>
               </w:r>
             </w:hyperlink>
           </w:p>
@@ -4533,7 +4629,7 @@
                 <w:sz w:val="14"/>
                 <w:szCs w:val="14"/>
               </w:rPr>
-              <w:t xml:space="preserve">Source: Khan Academy (English - US curriculum)</w:t>
+              <w:t xml:space="preserve">Source: Seavuria</w:t>
             </w:r>
           </w:p>
           <w:p>
@@ -4541,7 +4637,7 @@
               <w:spacing w:after="10" w:before="0"/>
               <w:ind w:left="120"/>
             </w:pPr>
-            <w:hyperlink w:history="1" r:id="rIdqgdi07cnyyifwh08h-zou">
+            <w:hyperlink w:history="1" r:id="rIdcmcvzumvrd1a3nx1a5hn_">
               <w:r>
                 <w:rPr>
                   <w:rFonts w:ascii="Arial" w:cs="Arial" w:eastAsia="Arial" w:hAnsi="Arial"/>
@@ -4586,7 +4682,7 @@
             <w:pPr>
               <w:spacing w:after="20" w:before="0"/>
             </w:pPr>
-            <w:hyperlink w:history="1" r:id="rIdos6taenvmpocznmsecxnp">
+            <w:hyperlink w:history="1" r:id="rIdaoeuej6kv_bchgsb-jp51">
               <w:r>
                 <w:rPr>
                   <w:rFonts w:ascii="Arial" w:cs="Arial" w:eastAsia="Arial" w:hAnsi="Arial"/>
@@ -4595,9 +4691,25 @@
                   <w:szCs w:val="16"/>
                   <w:u w:val="single" w:color="2E75B6"/>
                 </w:rPr>
-                <w:t xml:space="preserve">Classification of Organisms Practice</w:t>
+                <w:t xml:space="preserve">Plant Classification Practice</w:t>
               </w:r>
             </w:hyperlink>
+          </w:p>
+          <w:p>
+            <w:pPr>
+              <w:spacing w:after="20" w:before="0"/>
+            </w:pPr>
+            <w:r>
+              <w:rPr>
+                <w:rFonts w:ascii="Arial" w:cs="Arial" w:eastAsia="Arial" w:hAnsi="Arial"/>
+                <w:i/>
+                <w:iCs/>
+                <w:color w:val="595959"/>
+                <w:sz w:val="16"/>
+                <w:szCs w:val="16"/>
+              </w:rPr>
+              <w:t xml:space="preserve">Related topic: not an exact match for this lesson.</w:t>
+            </w:r>
           </w:p>
           <w:p>
             <w:pPr>
@@ -4619,7 +4731,7 @@
               <w:spacing w:after="10" w:before="0"/>
               <w:ind w:left="120"/>
             </w:pPr>
-            <w:hyperlink w:history="1" r:id="rIdofbgizfdq31bettxczkyl">
+            <w:hyperlink w:history="1" r:id="rIdnyddm4rd5mix-q6teqala">
               <w:r>
                 <w:rPr>
                   <w:rFonts w:ascii="Arial" w:cs="Arial" w:eastAsia="Arial" w:hAnsi="Arial"/>
@@ -5131,7 +5243,7 @@
         </w:rPr>
         <w:t xml:space="preserve">© 2026 SeaVuria and ARES. Aligned with KICD objectives. Developed by SeaVuria; technical implementation by ARES (with AI assistance from Claude). Licensed under </w:t>
       </w:r>
-      <w:hyperlink w:history="1" r:id="rIdak_0watzvxdmnf50kavvi">
+      <w:hyperlink w:history="1" r:id="rIdyd76uuptxpx5lqfcpxoep">
         <w:r>
           <w:rPr>
             <w:rFonts w:ascii="Arial" w:cs="Arial" w:eastAsia="Arial" w:hAnsi="Arial"/>
@@ -5152,7 +5264,7 @@
         </w:rPr>
         <w:t xml:space="preserve"> (</w:t>
       </w:r>
-      <w:hyperlink w:history="1" r:id="rIdoyyx-pzv2av5jhd4anfd6">
+      <w:hyperlink w:history="1" r:id="rIdzjwjtbehxwxibjslhrcz8">
         <w:r>
           <w:rPr>
             <w:rFonts w:ascii="Arial" w:cs="Arial" w:eastAsia="Arial" w:hAnsi="Arial"/>
@@ -6182,7 +6294,7 @@
               <w:spacing w:after="10" w:before="0"/>
               <w:ind w:left="120"/>
             </w:pPr>
-            <w:hyperlink w:history="1" r:id="rIdadlocvxblbphlypajrfbv">
+            <w:hyperlink w:history="1" r:id="rIdwwuwuglykveglwuazd65p">
               <w:r>
                 <w:rPr>
                   <w:rFonts w:ascii="Arial" w:cs="Arial" w:eastAsia="Arial" w:hAnsi="Arial"/>
@@ -6259,7 +6371,7 @@
               <w:spacing w:after="10" w:before="0"/>
               <w:ind w:left="120"/>
             </w:pPr>
-            <w:hyperlink w:history="1" r:id="rIdkjay2wl6gs89_7_1bltmf">
+            <w:hyperlink w:history="1" r:id="rIdksgp9wkuqrre8nsv8lqb2">
               <w:r>
                 <w:rPr>
                   <w:rFonts w:ascii="Arial" w:cs="Arial" w:eastAsia="Arial" w:hAnsi="Arial"/>
@@ -6486,7 +6598,7 @@
               <w:spacing w:after="10" w:before="0"/>
               <w:ind w:left="120"/>
             </w:pPr>
-            <w:hyperlink w:history="1" r:id="rIduzdiybkooqmdeiyqgqftl">
+            <w:hyperlink w:history="1" r:id="rIdj_sqxa80snw_5ew8knnfl">
               <w:r>
                 <w:rPr>
                   <w:rFonts w:ascii="Arial" w:cs="Arial" w:eastAsia="Arial" w:hAnsi="Arial"/>
@@ -6563,7 +6675,7 @@
               <w:spacing w:after="10" w:before="0"/>
               <w:ind w:left="120"/>
             </w:pPr>
-            <w:hyperlink w:history="1" r:id="rIdckhvgouy0rhef3krdwivk">
+            <w:hyperlink w:history="1" r:id="rId1k8gqs311iqgehuvo-5hr">
               <w:r>
                 <w:rPr>
                   <w:rFonts w:ascii="Arial" w:cs="Arial" w:eastAsia="Arial" w:hAnsi="Arial"/>
@@ -6790,7 +6902,7 @@
               <w:spacing w:after="10" w:before="0"/>
               <w:ind w:left="120"/>
             </w:pPr>
-            <w:hyperlink w:history="1" r:id="rIdua6fwggzesilpbig7ykmz">
+            <w:hyperlink w:history="1" r:id="rIdgckkhngiswfhwvbd-doym">
               <w:r>
                 <w:rPr>
                   <w:rFonts w:ascii="Arial" w:cs="Arial" w:eastAsia="Arial" w:hAnsi="Arial"/>
@@ -6867,7 +6979,7 @@
               <w:spacing w:after="10" w:before="0"/>
               <w:ind w:left="120"/>
             </w:pPr>
-            <w:hyperlink w:history="1" r:id="rIdp3refqujelqo3kvy4b6qy">
+            <w:hyperlink w:history="1" r:id="rIdyg0vczm8_sgpqk-sgbtxx">
               <w:r>
                 <w:rPr>
                   <w:rFonts w:ascii="Arial" w:cs="Arial" w:eastAsia="Arial" w:hAnsi="Arial"/>
@@ -7094,7 +7206,7 @@
               <w:spacing w:after="10" w:before="0"/>
               <w:ind w:left="120"/>
             </w:pPr>
-            <w:hyperlink w:history="1" r:id="rIdfl7smqzemmth97zlazcqk">
+            <w:hyperlink w:history="1" r:id="rIdvfcld1cepjvfal-_y9lld">
               <w:r>
                 <w:rPr>
                   <w:rFonts w:ascii="Arial" w:cs="Arial" w:eastAsia="Arial" w:hAnsi="Arial"/>
@@ -7171,7 +7283,7 @@
               <w:spacing w:after="10" w:before="0"/>
               <w:ind w:left="120"/>
             </w:pPr>
-            <w:hyperlink w:history="1" r:id="rIdctn-0qp4nzyhtfbirmvhn">
+            <w:hyperlink w:history="1" r:id="rIdwbseim5rjqoefba0z2fjh">
               <w:r>
                 <w:rPr>
                   <w:rFonts w:ascii="Arial" w:cs="Arial" w:eastAsia="Arial" w:hAnsi="Arial"/>
@@ -7398,7 +7510,7 @@
               <w:spacing w:after="10" w:before="0"/>
               <w:ind w:left="120"/>
             </w:pPr>
-            <w:hyperlink w:history="1" r:id="rId-1ldnmjinsgeekgy2kvow">
+            <w:hyperlink w:history="1" r:id="rId1unklwygdp3q2h7nm0b3i">
               <w:r>
                 <w:rPr>
                   <w:rFonts w:ascii="Arial" w:cs="Arial" w:eastAsia="Arial" w:hAnsi="Arial"/>
@@ -7475,7 +7587,7 @@
               <w:spacing w:after="10" w:before="0"/>
               <w:ind w:left="120"/>
             </w:pPr>
-            <w:hyperlink w:history="1" r:id="rId1qlrr0xqzoid2o67st3fi">
+            <w:hyperlink w:history="1" r:id="rIdjxacjgxx_br90cas3pa9l">
               <w:r>
                 <w:rPr>
                   <w:rFonts w:ascii="Arial" w:cs="Arial" w:eastAsia="Arial" w:hAnsi="Arial"/>
@@ -8002,7 +8114,7 @@
         </w:rPr>
         <w:t xml:space="preserve">© 2026 SeaVuria and ARES. Aligned with KICD objectives. Developed by SeaVuria; technical implementation by ARES (with AI assistance from Claude). Licensed under </w:t>
       </w:r>
-      <w:hyperlink w:history="1" r:id="rIdvlm1owufnymrjocejhxb_">
+      <w:hyperlink w:history="1" r:id="rId6vbu0ukjprbahifka1cri">
         <w:r>
           <w:rPr>
             <w:rFonts w:ascii="Arial" w:cs="Arial" w:eastAsia="Arial" w:hAnsi="Arial"/>
@@ -8023,7 +8135,7 @@
         </w:rPr>
         <w:t xml:space="preserve"> (</w:t>
       </w:r>
-      <w:hyperlink w:history="1" r:id="rIdpdjioqkjydvpusoxgkiqh">
+      <w:hyperlink w:history="1" r:id="rIdztixfbz0mqd3un3eujxpy">
         <w:r>
           <w:rPr>
             <w:rFonts w:ascii="Arial" w:cs="Arial" w:eastAsia="Arial" w:hAnsi="Arial"/>
@@ -9036,6 +9148,23 @@
             <w:pPr>
               <w:spacing w:after="20" w:before="0"/>
             </w:pPr>
+            <w:hyperlink w:history="1" r:id="rIdo4kjocina4mkywygm14jn">
+              <w:r>
+                <w:rPr>
+                  <w:rFonts w:ascii="Arial" w:cs="Arial" w:eastAsia="Arial" w:hAnsi="Arial"/>
+                  <w:color w:val="2E75B6"/>
+                  <w:sz w:val="16"/>
+                  <w:szCs w:val="16"/>
+                  <w:u w:val="single" w:color="2E75B6"/>
+                </w:rPr>
+                <w:t xml:space="preserve">05 Plant Diversity And Evolution, Seedless Vascular Plants (Ferns)</w:t>
+              </w:r>
+            </w:hyperlink>
+          </w:p>
+          <w:p>
+            <w:pPr>
+              <w:spacing w:after="20" w:before="0"/>
+            </w:pPr>
             <w:r>
               <w:rPr>
                 <w:rFonts w:ascii="Arial" w:cs="Arial" w:eastAsia="Arial" w:hAnsi="Arial"/>
@@ -9045,7 +9174,7 @@
                 <w:sz w:val="16"/>
                 <w:szCs w:val="16"/>
               </w:rPr>
-              <w:t xml:space="preserve">No closely matching video in the ARES library for this activity.</w:t>
+              <w:t xml:space="preserve">Related topic: not an exact match for this lesson.</w:t>
             </w:r>
           </w:p>
           <w:p>
@@ -9053,7 +9182,22 @@
               <w:spacing w:after="10" w:before="0"/>
               <w:ind w:left="120"/>
             </w:pPr>
-            <w:hyperlink w:history="1" r:id="rIdotciyjnzix8thkm29608q">
+            <w:r>
+              <w:rPr>
+                <w:rFonts w:ascii="Arial" w:cs="Arial" w:eastAsia="Arial" w:hAnsi="Arial"/>
+                <w:color w:val="595959"/>
+                <w:sz w:val="14"/>
+                <w:szCs w:val="14"/>
+              </w:rPr>
+              <w:t xml:space="preserve">Source: Seavuria</w:t>
+            </w:r>
+          </w:p>
+          <w:p>
+            <w:pPr>
+              <w:spacing w:after="10" w:before="0"/>
+              <w:ind w:left="120"/>
+            </w:pPr>
+            <w:hyperlink w:history="1" r:id="rId_vvzmbdcwwzqtavwlrqd5">
               <w:r>
                 <w:rPr>
                   <w:rFonts w:ascii="Arial" w:cs="Arial" w:eastAsia="Arial" w:hAnsi="Arial"/>
@@ -9062,24 +9206,9 @@
                   <w:szCs w:val="14"/>
                   <w:u w:val="single" w:color="595959"/>
                 </w:rPr>
-                <w:t xml:space="preserve">🔍 Search ARES for videos</w:t>
+                <w:t xml:space="preserve">🔍 Search ARES for similar videos</w:t>
               </w:r>
             </w:hyperlink>
-          </w:p>
-          <w:p>
-            <w:pPr>
-              <w:spacing w:after="10" w:before="0"/>
-              <w:ind w:left="120"/>
-            </w:pPr>
-            <w:r>
-              <w:rPr>
-                <w:rFonts w:ascii="Arial" w:cs="Arial" w:eastAsia="Arial" w:hAnsi="Arial"/>
-                <w:color w:val="595959"/>
-                <w:sz w:val="14"/>
-                <w:szCs w:val="14"/>
-              </w:rPr>
-              <w:t xml:space="preserve">Search terms: taxonomy pteridophyta spermatophyta fern</w:t>
-            </w:r>
           </w:p>
           <w:p>
             <w:pPr>
@@ -9130,7 +9259,7 @@
               <w:spacing w:after="10" w:before="0"/>
               <w:ind w:left="120"/>
             </w:pPr>
-            <w:hyperlink w:history="1" r:id="rId5tvwcpqzjt2zyv7bfh-vn">
+            <w:hyperlink w:history="1" r:id="rIdwo3pcxk6te0up5uewmxqb">
               <w:r>
                 <w:rPr>
                   <w:rFonts w:ascii="Arial" w:cs="Arial" w:eastAsia="Arial" w:hAnsi="Arial"/>
@@ -9340,6 +9469,23 @@
             <w:pPr>
               <w:spacing w:after="20" w:before="0"/>
             </w:pPr>
+            <w:hyperlink w:history="1" r:id="rIda1e7bzumbltqihi9g0khv">
+              <w:r>
+                <w:rPr>
+                  <w:rFonts w:ascii="Arial" w:cs="Arial" w:eastAsia="Arial" w:hAnsi="Arial"/>
+                  <w:color w:val="2E75B6"/>
+                  <w:sz w:val="16"/>
+                  <w:szCs w:val="16"/>
+                  <w:u w:val="single" w:color="2E75B6"/>
+                </w:rPr>
+                <w:t xml:space="preserve">05 Plant Diversity And Evolution, Seedless Vascular Plants (Ferns)</w:t>
+              </w:r>
+            </w:hyperlink>
+          </w:p>
+          <w:p>
+            <w:pPr>
+              <w:spacing w:after="20" w:before="0"/>
+            </w:pPr>
             <w:r>
               <w:rPr>
                 <w:rFonts w:ascii="Arial" w:cs="Arial" w:eastAsia="Arial" w:hAnsi="Arial"/>
@@ -9349,7 +9495,7 @@
                 <w:sz w:val="16"/>
                 <w:szCs w:val="16"/>
               </w:rPr>
-              <w:t xml:space="preserve">No closely matching video in the ARES library for this activity.</w:t>
+              <w:t xml:space="preserve">Related topic: not an exact match for this lesson.</w:t>
             </w:r>
           </w:p>
           <w:p>
@@ -9357,7 +9503,22 @@
               <w:spacing w:after="10" w:before="0"/>
               <w:ind w:left="120"/>
             </w:pPr>
-            <w:hyperlink w:history="1" r:id="rIddyu2vgx_uicqp-amr054i">
+            <w:r>
+              <w:rPr>
+                <w:rFonts w:ascii="Arial" w:cs="Arial" w:eastAsia="Arial" w:hAnsi="Arial"/>
+                <w:color w:val="595959"/>
+                <w:sz w:val="14"/>
+                <w:szCs w:val="14"/>
+              </w:rPr>
+              <w:t xml:space="preserve">Source: Seavuria</w:t>
+            </w:r>
+          </w:p>
+          <w:p>
+            <w:pPr>
+              <w:spacing w:after="10" w:before="0"/>
+              <w:ind w:left="120"/>
+            </w:pPr>
+            <w:hyperlink w:history="1" r:id="rIdewmemcybnikofriyyh4yj">
               <w:r>
                 <w:rPr>
                   <w:rFonts w:ascii="Arial" w:cs="Arial" w:eastAsia="Arial" w:hAnsi="Arial"/>
@@ -9366,24 +9527,9 @@
                   <w:szCs w:val="14"/>
                   <w:u w:val="single" w:color="595959"/>
                 </w:rPr>
-                <w:t xml:space="preserve">🔍 Search ARES for videos</w:t>
+                <w:t xml:space="preserve">🔍 Search ARES for similar videos</w:t>
               </w:r>
             </w:hyperlink>
-          </w:p>
-          <w:p>
-            <w:pPr>
-              <w:spacing w:after="10" w:before="0"/>
-              <w:ind w:left="120"/>
-            </w:pPr>
-            <w:r>
-              <w:rPr>
-                <w:rFonts w:ascii="Arial" w:cs="Arial" w:eastAsia="Arial" w:hAnsi="Arial"/>
-                <w:color w:val="595959"/>
-                <w:sz w:val="14"/>
-                <w:szCs w:val="14"/>
-              </w:rPr>
-              <w:t xml:space="preserve">Search terms: taxonomy pteridophyta spermatophyta fern</w:t>
-            </w:r>
           </w:p>
           <w:p>
             <w:pPr>
@@ -9434,7 +9580,7 @@
               <w:spacing w:after="10" w:before="0"/>
               <w:ind w:left="120"/>
             </w:pPr>
-            <w:hyperlink w:history="1" r:id="rIdqgl4kcoa1j8rufak8yavu">
+            <w:hyperlink w:history="1" r:id="rIdf71uuyer0ajes_qswtgea">
               <w:r>
                 <w:rPr>
                   <w:rFonts w:ascii="Arial" w:cs="Arial" w:eastAsia="Arial" w:hAnsi="Arial"/>
@@ -9644,6 +9790,23 @@
             <w:pPr>
               <w:spacing w:after="20" w:before="0"/>
             </w:pPr>
+            <w:hyperlink w:history="1" r:id="rIdjf96gpuk8oy8iustpg1zi">
+              <w:r>
+                <w:rPr>
+                  <w:rFonts w:ascii="Arial" w:cs="Arial" w:eastAsia="Arial" w:hAnsi="Arial"/>
+                  <w:color w:val="2E75B6"/>
+                  <w:sz w:val="16"/>
+                  <w:szCs w:val="16"/>
+                  <w:u w:val="single" w:color="2E75B6"/>
+                </w:rPr>
+                <w:t xml:space="preserve">05 Plant Diversity And Evolution, Seedless Vascular Plants (Ferns)</w:t>
+              </w:r>
+            </w:hyperlink>
+          </w:p>
+          <w:p>
+            <w:pPr>
+              <w:spacing w:after="20" w:before="0"/>
+            </w:pPr>
             <w:r>
               <w:rPr>
                 <w:rFonts w:ascii="Arial" w:cs="Arial" w:eastAsia="Arial" w:hAnsi="Arial"/>
@@ -9653,7 +9816,7 @@
                 <w:sz w:val="16"/>
                 <w:szCs w:val="16"/>
               </w:rPr>
-              <w:t xml:space="preserve">No closely matching video in the ARES library for this activity.</w:t>
+              <w:t xml:space="preserve">Related topic: not an exact match for this lesson.</w:t>
             </w:r>
           </w:p>
           <w:p>
@@ -9661,7 +9824,22 @@
               <w:spacing w:after="10" w:before="0"/>
               <w:ind w:left="120"/>
             </w:pPr>
-            <w:hyperlink w:history="1" r:id="rIdbrgngefx7qbmfcj4d56jl">
+            <w:r>
+              <w:rPr>
+                <w:rFonts w:ascii="Arial" w:cs="Arial" w:eastAsia="Arial" w:hAnsi="Arial"/>
+                <w:color w:val="595959"/>
+                <w:sz w:val="14"/>
+                <w:szCs w:val="14"/>
+              </w:rPr>
+              <w:t xml:space="preserve">Source: Seavuria</w:t>
+            </w:r>
+          </w:p>
+          <w:p>
+            <w:pPr>
+              <w:spacing w:after="10" w:before="0"/>
+              <w:ind w:left="120"/>
+            </w:pPr>
+            <w:hyperlink w:history="1" r:id="rIdyisya6s8efz1qkdik3acy">
               <w:r>
                 <w:rPr>
                   <w:rFonts w:ascii="Arial" w:cs="Arial" w:eastAsia="Arial" w:hAnsi="Arial"/>
@@ -9670,24 +9848,9 @@
                   <w:szCs w:val="14"/>
                   <w:u w:val="single" w:color="595959"/>
                 </w:rPr>
-                <w:t xml:space="preserve">🔍 Search ARES for videos</w:t>
+                <w:t xml:space="preserve">🔍 Search ARES for similar videos</w:t>
               </w:r>
             </w:hyperlink>
-          </w:p>
-          <w:p>
-            <w:pPr>
-              <w:spacing w:after="10" w:before="0"/>
-              <w:ind w:left="120"/>
-            </w:pPr>
-            <w:r>
-              <w:rPr>
-                <w:rFonts w:ascii="Arial" w:cs="Arial" w:eastAsia="Arial" w:hAnsi="Arial"/>
-                <w:color w:val="595959"/>
-                <w:sz w:val="14"/>
-                <w:szCs w:val="14"/>
-              </w:rPr>
-              <w:t xml:space="preserve">Search terms: taxonomy pteridophyta spermatophyta fern</w:t>
-            </w:r>
           </w:p>
           <w:p>
             <w:pPr>
@@ -9738,7 +9901,7 @@
               <w:spacing w:after="10" w:before="0"/>
               <w:ind w:left="120"/>
             </w:pPr>
-            <w:hyperlink w:history="1" r:id="rIdemhwhatqud56oqz0vs1sg">
+            <w:hyperlink w:history="1" r:id="rId7scvev2gegicunnssovcc">
               <w:r>
                 <w:rPr>
                   <w:rFonts w:ascii="Arial" w:cs="Arial" w:eastAsia="Arial" w:hAnsi="Arial"/>
@@ -9948,6 +10111,23 @@
             <w:pPr>
               <w:spacing w:after="20" w:before="0"/>
             </w:pPr>
+            <w:hyperlink w:history="1" r:id="rIditbx0ntkgzj1icbkymkol">
+              <w:r>
+                <w:rPr>
+                  <w:rFonts w:ascii="Arial" w:cs="Arial" w:eastAsia="Arial" w:hAnsi="Arial"/>
+                  <w:color w:val="2E75B6"/>
+                  <w:sz w:val="16"/>
+                  <w:szCs w:val="16"/>
+                  <w:u w:val="single" w:color="2E75B6"/>
+                </w:rPr>
+                <w:t xml:space="preserve">05 Plant Diversity And Evolution, Seedless Vascular Plants (Ferns)</w:t>
+              </w:r>
+            </w:hyperlink>
+          </w:p>
+          <w:p>
+            <w:pPr>
+              <w:spacing w:after="20" w:before="0"/>
+            </w:pPr>
             <w:r>
               <w:rPr>
                 <w:rFonts w:ascii="Arial" w:cs="Arial" w:eastAsia="Arial" w:hAnsi="Arial"/>
@@ -9957,7 +10137,7 @@
                 <w:sz w:val="16"/>
                 <w:szCs w:val="16"/>
               </w:rPr>
-              <w:t xml:space="preserve">No closely matching video in the ARES library for this activity.</w:t>
+              <w:t xml:space="preserve">Related topic: not an exact match for this lesson.</w:t>
             </w:r>
           </w:p>
           <w:p>
@@ -9965,7 +10145,22 @@
               <w:spacing w:after="10" w:before="0"/>
               <w:ind w:left="120"/>
             </w:pPr>
-            <w:hyperlink w:history="1" r:id="rIdjx5gqmrtnndm24i0uftr3">
+            <w:r>
+              <w:rPr>
+                <w:rFonts w:ascii="Arial" w:cs="Arial" w:eastAsia="Arial" w:hAnsi="Arial"/>
+                <w:color w:val="595959"/>
+                <w:sz w:val="14"/>
+                <w:szCs w:val="14"/>
+              </w:rPr>
+              <w:t xml:space="preserve">Source: Seavuria</w:t>
+            </w:r>
+          </w:p>
+          <w:p>
+            <w:pPr>
+              <w:spacing w:after="10" w:before="0"/>
+              <w:ind w:left="120"/>
+            </w:pPr>
+            <w:hyperlink w:history="1" r:id="rIdthl2ngwkuu223vfjxfimf">
               <w:r>
                 <w:rPr>
                   <w:rFonts w:ascii="Arial" w:cs="Arial" w:eastAsia="Arial" w:hAnsi="Arial"/>
@@ -9974,24 +10169,9 @@
                   <w:szCs w:val="14"/>
                   <w:u w:val="single" w:color="595959"/>
                 </w:rPr>
-                <w:t xml:space="preserve">🔍 Search ARES for videos</w:t>
+                <w:t xml:space="preserve">🔍 Search ARES for similar videos</w:t>
               </w:r>
             </w:hyperlink>
-          </w:p>
-          <w:p>
-            <w:pPr>
-              <w:spacing w:after="10" w:before="0"/>
-              <w:ind w:left="120"/>
-            </w:pPr>
-            <w:r>
-              <w:rPr>
-                <w:rFonts w:ascii="Arial" w:cs="Arial" w:eastAsia="Arial" w:hAnsi="Arial"/>
-                <w:color w:val="595959"/>
-                <w:sz w:val="14"/>
-                <w:szCs w:val="14"/>
-              </w:rPr>
-              <w:t xml:space="preserve">Search terms: taxonomy pteridophyta spermatophyta fern</w:t>
-            </w:r>
           </w:p>
           <w:p>
             <w:pPr>
@@ -10042,7 +10222,7 @@
               <w:spacing w:after="10" w:before="0"/>
               <w:ind w:left="120"/>
             </w:pPr>
-            <w:hyperlink w:history="1" r:id="rIdjbw-je6neqjvulwmkmrpm">
+            <w:hyperlink w:history="1" r:id="rId3lsp4ep-ik62fut1xrldq">
               <w:r>
                 <w:rPr>
                   <w:rFonts w:ascii="Arial" w:cs="Arial" w:eastAsia="Arial" w:hAnsi="Arial"/>
@@ -10252,6 +10432,23 @@
             <w:pPr>
               <w:spacing w:after="20" w:before="0"/>
             </w:pPr>
+            <w:hyperlink w:history="1" r:id="rIdsn-ovhjusvsi_c0su63i0">
+              <w:r>
+                <w:rPr>
+                  <w:rFonts w:ascii="Arial" w:cs="Arial" w:eastAsia="Arial" w:hAnsi="Arial"/>
+                  <w:color w:val="2E75B6"/>
+                  <w:sz w:val="16"/>
+                  <w:szCs w:val="16"/>
+                  <w:u w:val="single" w:color="2E75B6"/>
+                </w:rPr>
+                <w:t xml:space="preserve">05 Plant Diversity And Evolution, Seedless Vascular Plants (Ferns)</w:t>
+              </w:r>
+            </w:hyperlink>
+          </w:p>
+          <w:p>
+            <w:pPr>
+              <w:spacing w:after="20" w:before="0"/>
+            </w:pPr>
             <w:r>
               <w:rPr>
                 <w:rFonts w:ascii="Arial" w:cs="Arial" w:eastAsia="Arial" w:hAnsi="Arial"/>
@@ -10261,7 +10458,7 @@
                 <w:sz w:val="16"/>
                 <w:szCs w:val="16"/>
               </w:rPr>
-              <w:t xml:space="preserve">No closely matching video in the ARES library for this activity.</w:t>
+              <w:t xml:space="preserve">Related topic: not an exact match for this lesson.</w:t>
             </w:r>
           </w:p>
           <w:p>
@@ -10269,7 +10466,22 @@
               <w:spacing w:after="10" w:before="0"/>
               <w:ind w:left="120"/>
             </w:pPr>
-            <w:hyperlink w:history="1" r:id="rIdtk8bsg2we0re-5z1x-27i">
+            <w:r>
+              <w:rPr>
+                <w:rFonts w:ascii="Arial" w:cs="Arial" w:eastAsia="Arial" w:hAnsi="Arial"/>
+                <w:color w:val="595959"/>
+                <w:sz w:val="14"/>
+                <w:szCs w:val="14"/>
+              </w:rPr>
+              <w:t xml:space="preserve">Source: Seavuria</w:t>
+            </w:r>
+          </w:p>
+          <w:p>
+            <w:pPr>
+              <w:spacing w:after="10" w:before="0"/>
+              <w:ind w:left="120"/>
+            </w:pPr>
+            <w:hyperlink w:history="1" r:id="rIdffg9cqsqjgtoc-nabxis-">
               <w:r>
                 <w:rPr>
                   <w:rFonts w:ascii="Arial" w:cs="Arial" w:eastAsia="Arial" w:hAnsi="Arial"/>
@@ -10278,24 +10490,9 @@
                   <w:szCs w:val="14"/>
                   <w:u w:val="single" w:color="595959"/>
                 </w:rPr>
-                <w:t xml:space="preserve">🔍 Search ARES for videos</w:t>
+                <w:t xml:space="preserve">🔍 Search ARES for similar videos</w:t>
               </w:r>
             </w:hyperlink>
-          </w:p>
-          <w:p>
-            <w:pPr>
-              <w:spacing w:after="10" w:before="0"/>
-              <w:ind w:left="120"/>
-            </w:pPr>
-            <w:r>
-              <w:rPr>
-                <w:rFonts w:ascii="Arial" w:cs="Arial" w:eastAsia="Arial" w:hAnsi="Arial"/>
-                <w:color w:val="595959"/>
-                <w:sz w:val="14"/>
-                <w:szCs w:val="14"/>
-              </w:rPr>
-              <w:t xml:space="preserve">Search terms: taxonomy pteridophyta spermatophyta fern</w:t>
-            </w:r>
           </w:p>
           <w:p>
             <w:pPr>
@@ -10346,7 +10543,7 @@
               <w:spacing w:after="10" w:before="0"/>
               <w:ind w:left="120"/>
             </w:pPr>
-            <w:hyperlink w:history="1" r:id="rIdhthke3d2ulnrrnowre4_e">
+            <w:hyperlink w:history="1" r:id="rIdrz9cd_zjbuivp57hqoie8">
               <w:r>
                 <w:rPr>
                   <w:rFonts w:ascii="Arial" w:cs="Arial" w:eastAsia="Arial" w:hAnsi="Arial"/>
@@ -10873,7 +11070,7 @@
         </w:rPr>
         <w:t xml:space="preserve">© 2026 SeaVuria and ARES. Aligned with KICD objectives. Developed by SeaVuria; technical implementation by ARES (with AI assistance from Claude). Licensed under </w:t>
       </w:r>
-      <w:hyperlink w:history="1" r:id="rIdrhkjfsy9sggwv7medswm_">
+      <w:hyperlink w:history="1" r:id="rIdwk7_o6slazcyzojqrhqfc">
         <w:r>
           <w:rPr>
             <w:rFonts w:ascii="Arial" w:cs="Arial" w:eastAsia="Arial" w:hAnsi="Arial"/>
@@ -10894,7 +11091,7 @@
         </w:rPr>
         <w:t xml:space="preserve"> (</w:t>
       </w:r>
-      <w:hyperlink w:history="1" r:id="rIdj45b0saf6j5m-gk01jc2_">
+      <w:hyperlink w:history="1" r:id="rId9ssbefwumtyxy0bm7zk2i">
         <w:r>
           <w:rPr>
             <w:rFonts w:ascii="Arial" w:cs="Arial" w:eastAsia="Arial" w:hAnsi="Arial"/>
@@ -11907,7 +12104,7 @@
             <w:pPr>
               <w:spacing w:after="20" w:before="0"/>
             </w:pPr>
-            <w:hyperlink w:history="1" r:id="rIdqwdk3il9snfi6rl7tzwaq">
+            <w:hyperlink w:history="1" r:id="rIdneyvatv-syif0ny17aqpz">
               <w:r>
                 <w:rPr>
                   <w:rFonts w:ascii="Arial" w:cs="Arial" w:eastAsia="Arial" w:hAnsi="Arial"/>
@@ -11940,7 +12137,7 @@
               <w:spacing w:after="10" w:before="0"/>
               <w:ind w:left="120"/>
             </w:pPr>
-            <w:hyperlink w:history="1" r:id="rIdq8veqmmulrnw6ekgjqde4">
+            <w:hyperlink w:history="1" r:id="rIdqkbbukgjlq-2k2bish_ht">
               <w:r>
                 <w:rPr>
                   <w:rFonts w:ascii="Arial" w:cs="Arial" w:eastAsia="Arial" w:hAnsi="Arial"/>
@@ -12002,7 +12199,7 @@
               <w:spacing w:after="10" w:before="0"/>
               <w:ind w:left="120"/>
             </w:pPr>
-            <w:hyperlink w:history="1" r:id="rIdbwgl5ang6z-3pa8uapv_z">
+            <w:hyperlink w:history="1" r:id="rId65aotsuwhmm_zcygwqfw9">
               <w:r>
                 <w:rPr>
                   <w:rFonts w:ascii="Arial" w:cs="Arial" w:eastAsia="Arial" w:hAnsi="Arial"/>
@@ -12212,7 +12409,7 @@
             <w:pPr>
               <w:spacing w:after="20" w:before="0"/>
             </w:pPr>
-            <w:hyperlink w:history="1" r:id="rId6smlirknttktcr8hfvvaz">
+            <w:hyperlink w:history="1" r:id="rIdxqwwnlqbcyrj5akvbe1v_">
               <w:r>
                 <w:rPr>
                   <w:rFonts w:ascii="Arial" w:cs="Arial" w:eastAsia="Arial" w:hAnsi="Arial"/>
@@ -12245,7 +12442,7 @@
               <w:spacing w:after="10" w:before="0"/>
               <w:ind w:left="120"/>
             </w:pPr>
-            <w:hyperlink w:history="1" r:id="rIddlmtsq_fuhzntg32n6yq5">
+            <w:hyperlink w:history="1" r:id="rIdpn3wn3yheao-akobbeajc">
               <w:r>
                 <w:rPr>
                   <w:rFonts w:ascii="Arial" w:cs="Arial" w:eastAsia="Arial" w:hAnsi="Arial"/>
@@ -12307,7 +12504,7 @@
               <w:spacing w:after="10" w:before="0"/>
               <w:ind w:left="120"/>
             </w:pPr>
-            <w:hyperlink w:history="1" r:id="rIdkxsdq4gbk0xl6bmrzrlcl">
+            <w:hyperlink w:history="1" r:id="rIdsbulzdf4u4ziksfqousvw">
               <w:r>
                 <w:rPr>
                   <w:rFonts w:ascii="Arial" w:cs="Arial" w:eastAsia="Arial" w:hAnsi="Arial"/>
@@ -12517,7 +12714,7 @@
             <w:pPr>
               <w:spacing w:after="20" w:before="0"/>
             </w:pPr>
-            <w:hyperlink w:history="1" r:id="rIdd9wwtruhg8dago4otaddz">
+            <w:hyperlink w:history="1" r:id="rId1oyiqafiighj7svj0nrud">
               <w:r>
                 <w:rPr>
                   <w:rFonts w:ascii="Arial" w:cs="Arial" w:eastAsia="Arial" w:hAnsi="Arial"/>
@@ -12550,7 +12747,7 @@
               <w:spacing w:after="10" w:before="0"/>
               <w:ind w:left="120"/>
             </w:pPr>
-            <w:hyperlink w:history="1" r:id="rId9ufhbos9_amgcx52mmbww">
+            <w:hyperlink w:history="1" r:id="rIdebnhgin6c9ddjjbewvoop">
               <w:r>
                 <w:rPr>
                   <w:rFonts w:ascii="Arial" w:cs="Arial" w:eastAsia="Arial" w:hAnsi="Arial"/>
@@ -12612,7 +12809,7 @@
               <w:spacing w:after="10" w:before="0"/>
               <w:ind w:left="120"/>
             </w:pPr>
-            <w:hyperlink w:history="1" r:id="rIdexecd_fzqqoupd5jm0ahd">
+            <w:hyperlink w:history="1" r:id="rIda-vjuzycu3llale98ro6l">
               <w:r>
                 <w:rPr>
                   <w:rFonts w:ascii="Arial" w:cs="Arial" w:eastAsia="Arial" w:hAnsi="Arial"/>
@@ -12822,7 +13019,312 @@
             <w:pPr>
               <w:spacing w:after="20" w:before="0"/>
             </w:pPr>
-            <w:hyperlink w:history="1" r:id="rIdojqjzoh1m3sunwyotsbjw">
+            <w:hyperlink w:history="1" r:id="rIdfcxg1ehmumgolldlunzdo">
+              <w:r>
+                <w:rPr>
+                  <w:rFonts w:ascii="Arial" w:cs="Arial" w:eastAsia="Arial" w:hAnsi="Arial"/>
+                  <w:color w:val="2E75B6"/>
+                  <w:sz w:val="16"/>
+                  <w:szCs w:val="16"/>
+                  <w:u w:val="single" w:color="2E75B6"/>
+                </w:rPr>
+                <w:t xml:space="preserve">25 Dichotomous Key I</w:t>
+              </w:r>
+            </w:hyperlink>
+          </w:p>
+          <w:p>
+            <w:pPr>
+              <w:spacing w:after="10" w:before="0"/>
+              <w:ind w:left="120"/>
+            </w:pPr>
+            <w:r>
+              <w:rPr>
+                <w:rFonts w:ascii="Arial" w:cs="Arial" w:eastAsia="Arial" w:hAnsi="Arial"/>
+                <w:color w:val="595959"/>
+                <w:sz w:val="14"/>
+                <w:szCs w:val="14"/>
+              </w:rPr>
+              <w:t xml:space="preserve">Source: Seavuria</w:t>
+            </w:r>
+          </w:p>
+          <w:p>
+            <w:pPr>
+              <w:spacing w:after="10" w:before="0"/>
+              <w:ind w:left="120"/>
+            </w:pPr>
+            <w:hyperlink w:history="1" r:id="rId9q-cgae5hxg1ofjqg-vaw">
+              <w:r>
+                <w:rPr>
+                  <w:rFonts w:ascii="Arial" w:cs="Arial" w:eastAsia="Arial" w:hAnsi="Arial"/>
+                  <w:color w:val="595959"/>
+                  <w:sz w:val="14"/>
+                  <w:szCs w:val="14"/>
+                  <w:u w:val="single" w:color="595959"/>
+                </w:rPr>
+                <w:t xml:space="preserve">🔍 Search ARES for similar videos</w:t>
+              </w:r>
+            </w:hyperlink>
+          </w:p>
+          <w:p>
+            <w:pPr>
+              <w:spacing w:after="40" w:before="0"/>
+            </w:pPr>
+            <w:r>
+              <w:rPr>
+                <w:sz w:val="14"/>
+                <w:szCs w:val="14"/>
+              </w:rPr>
+              <w:t xml:space="preserve"/>
+            </w:r>
+          </w:p>
+          <w:p>
+            <w:pPr>
+              <w:spacing w:after="20" w:before="0"/>
+            </w:pPr>
+            <w:r>
+              <w:rPr>
+                <w:rFonts w:ascii="Arial" w:cs="Arial" w:eastAsia="Arial" w:hAnsi="Arial"/>
+                <w:b/>
+                <w:bCs/>
+                <w:color w:val="1F3864"/>
+                <w:sz w:val="16"/>
+                <w:szCs w:val="16"/>
+              </w:rPr>
+              <w:t xml:space="preserve">📖 READING:</w:t>
+            </w:r>
+          </w:p>
+          <w:p>
+            <w:pPr>
+              <w:spacing w:after="20" w:before="0"/>
+            </w:pPr>
+            <w:r>
+              <w:rPr>
+                <w:rFonts w:ascii="Arial" w:cs="Arial" w:eastAsia="Arial" w:hAnsi="Arial"/>
+                <w:i/>
+                <w:iCs/>
+                <w:color w:val="595959"/>
+                <w:sz w:val="16"/>
+                <w:szCs w:val="16"/>
+              </w:rPr>
+              <w:t xml:space="preserve">No closely matching reading in the ARES library for this activity.</w:t>
+            </w:r>
+          </w:p>
+          <w:p>
+            <w:pPr>
+              <w:spacing w:after="10" w:before="0"/>
+              <w:ind w:left="120"/>
+            </w:pPr>
+            <w:hyperlink w:history="1" r:id="rIdvp1oqrax5apem-atpkewx">
+              <w:r>
+                <w:rPr>
+                  <w:rFonts w:ascii="Arial" w:cs="Arial" w:eastAsia="Arial" w:hAnsi="Arial"/>
+                  <w:color w:val="595959"/>
+                  <w:sz w:val="14"/>
+                  <w:szCs w:val="14"/>
+                  <w:u w:val="single" w:color="595959"/>
+                </w:rPr>
+                <w:t xml:space="preserve">🔍 Search ARES for readings</w:t>
+              </w:r>
+            </w:hyperlink>
+          </w:p>
+          <w:p>
+            <w:pPr>
+              <w:spacing w:after="10" w:before="0"/>
+              <w:ind w:left="120"/>
+            </w:pPr>
+            <w:r>
+              <w:rPr>
+                <w:rFonts w:ascii="Arial" w:cs="Arial" w:eastAsia="Arial" w:hAnsi="Arial"/>
+                <w:color w:val="595959"/>
+                <w:sz w:val="14"/>
+                <w:szCs w:val="14"/>
+              </w:rPr>
+              <w:t xml:space="preserve">Search terms: taxonomy dichotomous key contrasting</w:t>
+            </w:r>
+          </w:p>
+        </w:tc>
+        <w:tc>
+          <w:tcPr>
+            <w:tcW w:type="dxa" w:w="3040"/>
+            <w:shd w:fill="FFFFFF" w:color="auto" w:val="clear"/>
+            <w:tcMar>
+              <w:top w:type="dxa" w:w="60"/>
+              <w:left w:type="dxa" w:w="120"/>
+              <w:bottom w:type="dxa" w:w="60"/>
+              <w:right w:type="dxa" w:w="120"/>
+            </w:tcMar>
+            <w:vAlign w:val="top"/>
+          </w:tcPr>
+          <w:p>
+            <w:pPr>
+              <w:spacing w:after="40" w:before="0"/>
+              <w:jc w:val="left"/>
+            </w:pPr>
+            <w:r>
+              <w:rPr>
+                <w:rFonts w:ascii="Arial" w:cs="Arial" w:eastAsia="Arial" w:hAnsi="Arial"/>
+                <w:b w:val="false"/>
+                <w:bCs w:val="false"/>
+                <w:i w:val="false"/>
+                <w:iCs w:val="false"/>
+                <w:color w:val="000000"/>
+                <w:sz w:val="18"/>
+                <w:szCs w:val="18"/>
+              </w:rPr>
+              <w:t xml:space="preserve">(10 min) Learners return to the class Driving Question Board headed 'How can we identify and classify living organisms accurately?'. On sticky notes, each group writes (a) one thing they now understand about identifying plants (e.g. 'A key uses pairs of opposite features'), and (b) one new question (e.g. 'Can the same method be used to identify animals?', 'What if an organism fits neither choice?', 'How do we key organisms such as a mosquito or an earthworm?'). Groups place notes under the headings 'Answered', 'Partly answered' and 'New questions' and read other groups' notes during a short walk around the board.</w:t>
+            </w:r>
+          </w:p>
+        </w:tc>
+        <w:tc>
+          <w:tcPr>
+            <w:tcW w:type="dxa" w:w="3040"/>
+            <w:shd w:fill="F2F2F2" w:color="auto" w:val="clear"/>
+            <w:tcMar>
+              <w:top w:type="dxa" w:w="60"/>
+              <w:left w:type="dxa" w:w="120"/>
+              <w:bottom w:type="dxa" w:w="60"/>
+              <w:right w:type="dxa" w:w="120"/>
+            </w:tcMar>
+            <w:vAlign w:val="top"/>
+          </w:tcPr>
+          <w:p>
+            <w:pPr>
+              <w:spacing w:after="40" w:before="0"/>
+              <w:jc w:val="left"/>
+            </w:pPr>
+            <w:r>
+              <w:rPr>
+                <w:rFonts w:ascii="Arial" w:cs="Arial" w:eastAsia="Arial" w:hAnsi="Arial"/>
+                <w:b w:val="false"/>
+                <w:bCs w:val="false"/>
+                <w:i w:val="false"/>
+                <w:iCs w:val="false"/>
+                <w:color w:val="000000"/>
+                <w:sz w:val="18"/>
+                <w:szCs w:val="18"/>
+              </w:rPr>
+              <w:t xml:space="preserve">Say: 'Choose one question that you think our next lesson should investigate.' WAIT TIME: 10-15 seconds of silent writing before notes go up. Cold-call 3 groups to read one note and explain where it belongs. Move answered notes only after asking the class: 'What evidence from today shows this question is answered?' Highlight the question 'Can the same method be used to identify animals?' as the bridge to Lesson 5, and link it to the phenomenon: 'We have a method for plants in our school, but what about the mosquito, butterfly, earthworm, snail, chicken, lizard and goat?' Acknowledge and value all questions respectfully.</w:t>
+            </w:r>
+          </w:p>
+        </w:tc>
+        <w:tc>
+          <w:tcPr>
+            <w:tcW w:type="dxa" w:w="3040"/>
+            <w:shd w:fill="FFFFFF" w:color="auto" w:val="clear"/>
+            <w:tcMar>
+              <w:top w:type="dxa" w:w="60"/>
+              <w:left w:type="dxa" w:w="120"/>
+              <w:bottom w:type="dxa" w:w="60"/>
+              <w:right w:type="dxa" w:w="120"/>
+            </w:tcMar>
+            <w:vAlign w:val="top"/>
+          </w:tcPr>
+          <w:p>
+            <w:pPr>
+              <w:spacing w:after="40" w:before="0"/>
+              <w:jc w:val="left"/>
+            </w:pPr>
+            <w:r>
+              <w:rPr>
+                <w:rFonts w:ascii="Arial" w:cs="Arial" w:eastAsia="Arial" w:hAnsi="Arial"/>
+                <w:b w:val="false"/>
+                <w:bCs w:val="false"/>
+                <w:i w:val="false"/>
+                <w:iCs w:val="false"/>
+                <w:color w:val="000000"/>
+                <w:sz w:val="18"/>
+                <w:szCs w:val="18"/>
+              </w:rPr>
+              <w:t xml:space="preserve">Driving Question Board. The DQB makes learning visible over the unit, so learners see how today's evidence answers earlier questions and generates new ones. This keeps the unit phenomenon-driven by letting students' questions guide the next investigation.</w:t>
+            </w:r>
+          </w:p>
+        </w:tc>
+        <w:tc>
+          <w:tcPr>
+            <w:tcW w:type="dxa" w:w="3040"/>
+            <w:shd w:fill="F2F2F2" w:color="auto" w:val="clear"/>
+            <w:tcMar>
+              <w:top w:type="dxa" w:w="60"/>
+              <w:left w:type="dxa" w:w="120"/>
+              <w:bottom w:type="dxa" w:w="60"/>
+              <w:right w:type="dxa" w:w="120"/>
+            </w:tcMar>
+            <w:vAlign w:val="top"/>
+          </w:tcPr>
+          <w:p>
+            <w:pPr>
+              <w:spacing w:after="40" w:before="0"/>
+              <w:jc w:val="left"/>
+            </w:pPr>
+            <w:r>
+              <w:rPr>
+                <w:rFonts w:ascii="Arial" w:cs="Arial" w:eastAsia="Arial" w:hAnsi="Arial"/>
+                <w:b w:val="false"/>
+                <w:bCs w:val="false"/>
+                <w:i w:val="false"/>
+                <w:iCs w:val="false"/>
+                <w:color w:val="000000"/>
+                <w:sz w:val="18"/>
+                <w:szCs w:val="18"/>
+              </w:rPr>
+              <w:t xml:space="preserve">Indicators: (1) each group posts at least one 'what we learned' and one new question; (2) at least half of the questions refer to animals or exceptions to a key; (3) learners can justify the position of a note using evidence from the key activity. Record questions that reveal confusion (e.g. 'Is a key the same as a table of groups?') for follow-up.</w:t>
+            </w:r>
+          </w:p>
+        </w:tc>
+      </w:tr>
+      <w:tr>
+        <w:tc>
+          <w:tcPr>
+            <w:tcW w:type="dxa" w:w="1520"/>
+            <w:shd w:fill="D5E8F0" w:color="auto" w:val="clear"/>
+            <w:tcMar>
+              <w:top w:type="dxa" w:w="60"/>
+              <w:left w:type="dxa" w:w="120"/>
+              <w:bottom w:type="dxa" w:w="60"/>
+              <w:right w:type="dxa" w:w="120"/>
+            </w:tcMar>
+            <w:vAlign w:val="top"/>
+          </w:tcPr>
+          <w:p>
+            <w:pPr>
+              <w:spacing w:after="40" w:before="0"/>
+              <w:jc w:val="left"/>
+            </w:pPr>
+            <w:r>
+              <w:rPr>
+                <w:rFonts w:ascii="Arial" w:cs="Arial" w:eastAsia="Arial" w:hAnsi="Arial"/>
+                <w:b/>
+                <w:bCs/>
+                <w:i w:val="false"/>
+                <w:iCs w:val="false"/>
+                <w:color w:val="000000"/>
+                <w:sz w:val="18"/>
+                <w:szCs w:val="18"/>
+              </w:rPr>
+              <w:t xml:space="preserve">Model Building Phase</w:t>
+            </w:r>
+          </w:p>
+          <w:p>
+            <w:pPr>
+              <w:spacing w:after="20" w:before="0"/>
+            </w:pPr>
+            <w:r>
+              <w:rPr>
+                <w:rFonts w:ascii="Arial" w:cs="Arial" w:eastAsia="Arial" w:hAnsi="Arial"/>
+                <w:b/>
+                <w:bCs/>
+                <w:color w:val="1F3864"/>
+                <w:sz w:val="16"/>
+                <w:szCs w:val="16"/>
+              </w:rPr>
+              <w:t xml:space="preserve">📹 VIDEO:</w:t>
+            </w:r>
+          </w:p>
+          <w:p>
+            <w:pPr>
+              <w:spacing w:after="20" w:before="0"/>
+            </w:pPr>
+            <w:hyperlink w:history="1" r:id="rId_d_ydffuu6fvmxigbbxke">
               <w:r>
                 <w:rPr>
                   <w:rFonts w:ascii="Arial" w:cs="Arial" w:eastAsia="Arial" w:hAnsi="Arial"/>
@@ -12855,7 +13357,7 @@
               <w:spacing w:after="10" w:before="0"/>
               <w:ind w:left="120"/>
             </w:pPr>
-            <w:hyperlink w:history="1" r:id="rIdo26wbsfzodvxtdnmkkfwz">
+            <w:hyperlink w:history="1" r:id="rIdzrcy-vwthap-mpe32q10b">
               <w:r>
                 <w:rPr>
                   <w:rFonts w:ascii="Arial" w:cs="Arial" w:eastAsia="Arial" w:hAnsi="Arial"/>
@@ -12917,312 +13419,7 @@
               <w:spacing w:after="10" w:before="0"/>
               <w:ind w:left="120"/>
             </w:pPr>
-            <w:hyperlink w:history="1" r:id="rIdycoak03gffed0tgdccxon">
-              <w:r>
-                <w:rPr>
-                  <w:rFonts w:ascii="Arial" w:cs="Arial" w:eastAsia="Arial" w:hAnsi="Arial"/>
-                  <w:color w:val="595959"/>
-                  <w:sz w:val="14"/>
-                  <w:szCs w:val="14"/>
-                  <w:u w:val="single" w:color="595959"/>
-                </w:rPr>
-                <w:t xml:space="preserve">🔍 Search ARES for readings</w:t>
-              </w:r>
-            </w:hyperlink>
-          </w:p>
-          <w:p>
-            <w:pPr>
-              <w:spacing w:after="10" w:before="0"/>
-              <w:ind w:left="120"/>
-            </w:pPr>
-            <w:r>
-              <w:rPr>
-                <w:rFonts w:ascii="Arial" w:cs="Arial" w:eastAsia="Arial" w:hAnsi="Arial"/>
-                <w:color w:val="595959"/>
-                <w:sz w:val="14"/>
-                <w:szCs w:val="14"/>
-              </w:rPr>
-              <w:t xml:space="preserve">Search terms: taxonomy dichotomous key contrasting</w:t>
-            </w:r>
-          </w:p>
-        </w:tc>
-        <w:tc>
-          <w:tcPr>
-            <w:tcW w:type="dxa" w:w="3040"/>
-            <w:shd w:fill="FFFFFF" w:color="auto" w:val="clear"/>
-            <w:tcMar>
-              <w:top w:type="dxa" w:w="60"/>
-              <w:left w:type="dxa" w:w="120"/>
-              <w:bottom w:type="dxa" w:w="60"/>
-              <w:right w:type="dxa" w:w="120"/>
-            </w:tcMar>
-            <w:vAlign w:val="top"/>
-          </w:tcPr>
-          <w:p>
-            <w:pPr>
-              <w:spacing w:after="40" w:before="0"/>
-              <w:jc w:val="left"/>
-            </w:pPr>
-            <w:r>
-              <w:rPr>
-                <w:rFonts w:ascii="Arial" w:cs="Arial" w:eastAsia="Arial" w:hAnsi="Arial"/>
-                <w:b w:val="false"/>
-                <w:bCs w:val="false"/>
-                <w:i w:val="false"/>
-                <w:iCs w:val="false"/>
-                <w:color w:val="000000"/>
-                <w:sz w:val="18"/>
-                <w:szCs w:val="18"/>
-              </w:rPr>
-              <w:t xml:space="preserve">(10 min) Learners return to the class Driving Question Board headed 'How can we identify and classify living organisms accurately?'. On sticky notes, each group writes (a) one thing they now understand about identifying plants (e.g. 'A key uses pairs of opposite features'), and (b) one new question (e.g. 'Can the same method be used to identify animals?', 'What if an organism fits neither choice?', 'How do we key organisms such as a mosquito or an earthworm?'). Groups place notes under the headings 'Answered', 'Partly answered' and 'New questions' and read other groups' notes during a short walk around the board.</w:t>
-            </w:r>
-          </w:p>
-        </w:tc>
-        <w:tc>
-          <w:tcPr>
-            <w:tcW w:type="dxa" w:w="3040"/>
-            <w:shd w:fill="F2F2F2" w:color="auto" w:val="clear"/>
-            <w:tcMar>
-              <w:top w:type="dxa" w:w="60"/>
-              <w:left w:type="dxa" w:w="120"/>
-              <w:bottom w:type="dxa" w:w="60"/>
-              <w:right w:type="dxa" w:w="120"/>
-            </w:tcMar>
-            <w:vAlign w:val="top"/>
-          </w:tcPr>
-          <w:p>
-            <w:pPr>
-              <w:spacing w:after="40" w:before="0"/>
-              <w:jc w:val="left"/>
-            </w:pPr>
-            <w:r>
-              <w:rPr>
-                <w:rFonts w:ascii="Arial" w:cs="Arial" w:eastAsia="Arial" w:hAnsi="Arial"/>
-                <w:b w:val="false"/>
-                <w:bCs w:val="false"/>
-                <w:i w:val="false"/>
-                <w:iCs w:val="false"/>
-                <w:color w:val="000000"/>
-                <w:sz w:val="18"/>
-                <w:szCs w:val="18"/>
-              </w:rPr>
-              <w:t xml:space="preserve">Say: 'Choose one question that you think our next lesson should investigate.' WAIT TIME: 10-15 seconds of silent writing before notes go up. Cold-call 3 groups to read one note and explain where it belongs. Move answered notes only after asking the class: 'What evidence from today shows this question is answered?' Highlight the question 'Can the same method be used to identify animals?' as the bridge to Lesson 5, and link it to the phenomenon: 'We have a method for plants in our school, but what about the mosquito, butterfly, earthworm, snail, chicken, lizard and goat?' Acknowledge and value all questions respectfully.</w:t>
-            </w:r>
-          </w:p>
-        </w:tc>
-        <w:tc>
-          <w:tcPr>
-            <w:tcW w:type="dxa" w:w="3040"/>
-            <w:shd w:fill="FFFFFF" w:color="auto" w:val="clear"/>
-            <w:tcMar>
-              <w:top w:type="dxa" w:w="60"/>
-              <w:left w:type="dxa" w:w="120"/>
-              <w:bottom w:type="dxa" w:w="60"/>
-              <w:right w:type="dxa" w:w="120"/>
-            </w:tcMar>
-            <w:vAlign w:val="top"/>
-          </w:tcPr>
-          <w:p>
-            <w:pPr>
-              <w:spacing w:after="40" w:before="0"/>
-              <w:jc w:val="left"/>
-            </w:pPr>
-            <w:r>
-              <w:rPr>
-                <w:rFonts w:ascii="Arial" w:cs="Arial" w:eastAsia="Arial" w:hAnsi="Arial"/>
-                <w:b w:val="false"/>
-                <w:bCs w:val="false"/>
-                <w:i w:val="false"/>
-                <w:iCs w:val="false"/>
-                <w:color w:val="000000"/>
-                <w:sz w:val="18"/>
-                <w:szCs w:val="18"/>
-              </w:rPr>
-              <w:t xml:space="preserve">Driving Question Board. The DQB makes learning visible over the unit, so learners see how today's evidence answers earlier questions and generates new ones. This keeps the unit phenomenon-driven by letting students' questions guide the next investigation.</w:t>
-            </w:r>
-          </w:p>
-        </w:tc>
-        <w:tc>
-          <w:tcPr>
-            <w:tcW w:type="dxa" w:w="3040"/>
-            <w:shd w:fill="F2F2F2" w:color="auto" w:val="clear"/>
-            <w:tcMar>
-              <w:top w:type="dxa" w:w="60"/>
-              <w:left w:type="dxa" w:w="120"/>
-              <w:bottom w:type="dxa" w:w="60"/>
-              <w:right w:type="dxa" w:w="120"/>
-            </w:tcMar>
-            <w:vAlign w:val="top"/>
-          </w:tcPr>
-          <w:p>
-            <w:pPr>
-              <w:spacing w:after="40" w:before="0"/>
-              <w:jc w:val="left"/>
-            </w:pPr>
-            <w:r>
-              <w:rPr>
-                <w:rFonts w:ascii="Arial" w:cs="Arial" w:eastAsia="Arial" w:hAnsi="Arial"/>
-                <w:b w:val="false"/>
-                <w:bCs w:val="false"/>
-                <w:i w:val="false"/>
-                <w:iCs w:val="false"/>
-                <w:color w:val="000000"/>
-                <w:sz w:val="18"/>
-                <w:szCs w:val="18"/>
-              </w:rPr>
-              <w:t xml:space="preserve">Indicators: (1) each group posts at least one 'what we learned' and one new question; (2) at least half of the questions refer to animals or exceptions to a key; (3) learners can justify the position of a note using evidence from the key activity. Record questions that reveal confusion (e.g. 'Is a key the same as a table of groups?') for follow-up.</w:t>
-            </w:r>
-          </w:p>
-        </w:tc>
-      </w:tr>
-      <w:tr>
-        <w:tc>
-          <w:tcPr>
-            <w:tcW w:type="dxa" w:w="1520"/>
-            <w:shd w:fill="D5E8F0" w:color="auto" w:val="clear"/>
-            <w:tcMar>
-              <w:top w:type="dxa" w:w="60"/>
-              <w:left w:type="dxa" w:w="120"/>
-              <w:bottom w:type="dxa" w:w="60"/>
-              <w:right w:type="dxa" w:w="120"/>
-            </w:tcMar>
-            <w:vAlign w:val="top"/>
-          </w:tcPr>
-          <w:p>
-            <w:pPr>
-              <w:spacing w:after="40" w:before="0"/>
-              <w:jc w:val="left"/>
-            </w:pPr>
-            <w:r>
-              <w:rPr>
-                <w:rFonts w:ascii="Arial" w:cs="Arial" w:eastAsia="Arial" w:hAnsi="Arial"/>
-                <w:b/>
-                <w:bCs/>
-                <w:i w:val="false"/>
-                <w:iCs w:val="false"/>
-                <w:color w:val="000000"/>
-                <w:sz w:val="18"/>
-                <w:szCs w:val="18"/>
-              </w:rPr>
-              <w:t xml:space="preserve">Model Building Phase</w:t>
-            </w:r>
-          </w:p>
-          <w:p>
-            <w:pPr>
-              <w:spacing w:after="20" w:before="0"/>
-            </w:pPr>
-            <w:r>
-              <w:rPr>
-                <w:rFonts w:ascii="Arial" w:cs="Arial" w:eastAsia="Arial" w:hAnsi="Arial"/>
-                <w:b/>
-                <w:bCs/>
-                <w:color w:val="1F3864"/>
-                <w:sz w:val="16"/>
-                <w:szCs w:val="16"/>
-              </w:rPr>
-              <w:t xml:space="preserve">📹 VIDEO:</w:t>
-            </w:r>
-          </w:p>
-          <w:p>
-            <w:pPr>
-              <w:spacing w:after="20" w:before="0"/>
-            </w:pPr>
-            <w:hyperlink w:history="1" r:id="rIdzz8d49j_6tw5djubqxmre">
-              <w:r>
-                <w:rPr>
-                  <w:rFonts w:ascii="Arial" w:cs="Arial" w:eastAsia="Arial" w:hAnsi="Arial"/>
-                  <w:color w:val="2E75B6"/>
-                  <w:sz w:val="16"/>
-                  <w:szCs w:val="16"/>
-                  <w:u w:val="single" w:color="2E75B6"/>
-                </w:rPr>
-                <w:t xml:space="preserve">26 Dichotomous Key Ii</w:t>
-              </w:r>
-            </w:hyperlink>
-          </w:p>
-          <w:p>
-            <w:pPr>
-              <w:spacing w:after="10" w:before="0"/>
-              <w:ind w:left="120"/>
-            </w:pPr>
-            <w:r>
-              <w:rPr>
-                <w:rFonts w:ascii="Arial" w:cs="Arial" w:eastAsia="Arial" w:hAnsi="Arial"/>
-                <w:color w:val="595959"/>
-                <w:sz w:val="14"/>
-                <w:szCs w:val="14"/>
-              </w:rPr>
-              <w:t xml:space="preserve">Source: Seavuria</w:t>
-            </w:r>
-          </w:p>
-          <w:p>
-            <w:pPr>
-              <w:spacing w:after="10" w:before="0"/>
-              <w:ind w:left="120"/>
-            </w:pPr>
-            <w:hyperlink w:history="1" r:id="rIdsf3luw2ao_o5k0po66wje">
-              <w:r>
-                <w:rPr>
-                  <w:rFonts w:ascii="Arial" w:cs="Arial" w:eastAsia="Arial" w:hAnsi="Arial"/>
-                  <w:color w:val="595959"/>
-                  <w:sz w:val="14"/>
-                  <w:szCs w:val="14"/>
-                  <w:u w:val="single" w:color="595959"/>
-                </w:rPr>
-                <w:t xml:space="preserve">🔍 Search ARES for similar videos</w:t>
-              </w:r>
-            </w:hyperlink>
-          </w:p>
-          <w:p>
-            <w:pPr>
-              <w:spacing w:after="40" w:before="0"/>
-            </w:pPr>
-            <w:r>
-              <w:rPr>
-                <w:sz w:val="14"/>
-                <w:szCs w:val="14"/>
-              </w:rPr>
-              <w:t xml:space="preserve"/>
-            </w:r>
-          </w:p>
-          <w:p>
-            <w:pPr>
-              <w:spacing w:after="20" w:before="0"/>
-            </w:pPr>
-            <w:r>
-              <w:rPr>
-                <w:rFonts w:ascii="Arial" w:cs="Arial" w:eastAsia="Arial" w:hAnsi="Arial"/>
-                <w:b/>
-                <w:bCs/>
-                <w:color w:val="1F3864"/>
-                <w:sz w:val="16"/>
-                <w:szCs w:val="16"/>
-              </w:rPr>
-              <w:t xml:space="preserve">📖 READING:</w:t>
-            </w:r>
-          </w:p>
-          <w:p>
-            <w:pPr>
-              <w:spacing w:after="20" w:before="0"/>
-            </w:pPr>
-            <w:r>
-              <w:rPr>
-                <w:rFonts w:ascii="Arial" w:cs="Arial" w:eastAsia="Arial" w:hAnsi="Arial"/>
-                <w:i/>
-                <w:iCs/>
-                <w:color w:val="595959"/>
-                <w:sz w:val="16"/>
-                <w:szCs w:val="16"/>
-              </w:rPr>
-              <w:t xml:space="preserve">No closely matching reading in the ARES library for this activity.</w:t>
-            </w:r>
-          </w:p>
-          <w:p>
-            <w:pPr>
-              <w:spacing w:after="10" w:before="0"/>
-              <w:ind w:left="120"/>
-            </w:pPr>
-            <w:hyperlink w:history="1" r:id="rIdd9udfmummb5i-tgrbbdxh">
+            <w:hyperlink w:history="1" r:id="rIdmgkwzjfgqnn7zfl-78kin">
               <w:r>
                 <w:rPr>
                   <w:rFonts w:ascii="Arial" w:cs="Arial" w:eastAsia="Arial" w:hAnsi="Arial"/>
@@ -13749,7 +13946,7 @@
         </w:rPr>
         <w:t xml:space="preserve">© 2026 SeaVuria and ARES. Aligned with KICD objectives. Developed by SeaVuria; technical implementation by ARES (with AI assistance from Claude). Licensed under </w:t>
       </w:r>
-      <w:hyperlink w:history="1" r:id="rIdlr3gajksvmn-cwdnmormt">
+      <w:hyperlink w:history="1" r:id="rIdu4k1cccf0ghspqrxum9m-">
         <w:r>
           <w:rPr>
             <w:rFonts w:ascii="Arial" w:cs="Arial" w:eastAsia="Arial" w:hAnsi="Arial"/>
@@ -13770,7 +13967,7 @@
         </w:rPr>
         <w:t xml:space="preserve"> (</w:t>
       </w:r>
-      <w:hyperlink w:history="1" r:id="rId5zfaypuinsymddbvujy3x">
+      <w:hyperlink w:history="1" r:id="rIdkbtkfupizmtqysyharo-d">
         <w:r>
           <w:rPr>
             <w:rFonts w:ascii="Arial" w:cs="Arial" w:eastAsia="Arial" w:hAnsi="Arial"/>
@@ -14800,7 +14997,7 @@
               <w:spacing w:after="10" w:before="0"/>
               <w:ind w:left="120"/>
             </w:pPr>
-            <w:hyperlink w:history="1" r:id="rIdl3mzio4jhkmvfjk9gdv7z">
+            <w:hyperlink w:history="1" r:id="rId-uoeglfdv5c2zo3yx4c9w">
               <w:r>
                 <w:rPr>
                   <w:rFonts w:ascii="Arial" w:cs="Arial" w:eastAsia="Arial" w:hAnsi="Arial"/>
@@ -14877,7 +15074,7 @@
               <w:spacing w:after="10" w:before="0"/>
               <w:ind w:left="120"/>
             </w:pPr>
-            <w:hyperlink w:history="1" r:id="rIdhfhjimpssrgfr8hsg9ncn">
+            <w:hyperlink w:history="1" r:id="rIdja1ti-wrphawk0fl4elhc">
               <w:r>
                 <w:rPr>
                   <w:rFonts w:ascii="Arial" w:cs="Arial" w:eastAsia="Arial" w:hAnsi="Arial"/>
@@ -15104,7 +15301,7 @@
               <w:spacing w:after="10" w:before="0"/>
               <w:ind w:left="120"/>
             </w:pPr>
-            <w:hyperlink w:history="1" r:id="rIdlwrm9yiozigfrltjbyprn">
+            <w:hyperlink w:history="1" r:id="rIdncertt7hcvggm6qkcn0ut">
               <w:r>
                 <w:rPr>
                   <w:rFonts w:ascii="Arial" w:cs="Arial" w:eastAsia="Arial" w:hAnsi="Arial"/>
@@ -15181,7 +15378,7 @@
               <w:spacing w:after="10" w:before="0"/>
               <w:ind w:left="120"/>
             </w:pPr>
-            <w:hyperlink w:history="1" r:id="rId-_3gqxfovmh52_yrqcr_m">
+            <w:hyperlink w:history="1" r:id="rIdry-fwo_soqyfbviknruwy">
               <w:r>
                 <w:rPr>
                   <w:rFonts w:ascii="Arial" w:cs="Arial" w:eastAsia="Arial" w:hAnsi="Arial"/>
@@ -15408,7 +15605,7 @@
               <w:spacing w:after="10" w:before="0"/>
               <w:ind w:left="120"/>
             </w:pPr>
-            <w:hyperlink w:history="1" r:id="rIdvriiv9zovliq6zrkfslo8">
+            <w:hyperlink w:history="1" r:id="rIdzwyy360nvjjoban6d-s3g">
               <w:r>
                 <w:rPr>
                   <w:rFonts w:ascii="Arial" w:cs="Arial" w:eastAsia="Arial" w:hAnsi="Arial"/>
@@ -15485,7 +15682,7 @@
               <w:spacing w:after="10" w:before="0"/>
               <w:ind w:left="120"/>
             </w:pPr>
-            <w:hyperlink w:history="1" r:id="rIdyjekdwwzjwjvwhlxwlkbi">
+            <w:hyperlink w:history="1" r:id="rIdti8jhhdo1ewgofkjqnypo">
               <w:r>
                 <w:rPr>
                   <w:rFonts w:ascii="Arial" w:cs="Arial" w:eastAsia="Arial" w:hAnsi="Arial"/>
@@ -15712,7 +15909,7 @@
               <w:spacing w:after="10" w:before="0"/>
               <w:ind w:left="120"/>
             </w:pPr>
-            <w:hyperlink w:history="1" r:id="rIdohqhejyrcyobvngzasv_c">
+            <w:hyperlink w:history="1" r:id="rIda5qsfzorl9sfsgpgjvu-a">
               <w:r>
                 <w:rPr>
                   <w:rFonts w:ascii="Arial" w:cs="Arial" w:eastAsia="Arial" w:hAnsi="Arial"/>
@@ -15789,7 +15986,7 @@
               <w:spacing w:after="10" w:before="0"/>
               <w:ind w:left="120"/>
             </w:pPr>
-            <w:hyperlink w:history="1" r:id="rIdib_wbsbebxkfbbempvmeq">
+            <w:hyperlink w:history="1" r:id="rId-fmdjhxiufdzsspzfftwz">
               <w:r>
                 <w:rPr>
                   <w:rFonts w:ascii="Arial" w:cs="Arial" w:eastAsia="Arial" w:hAnsi="Arial"/>
@@ -16016,7 +16213,7 @@
               <w:spacing w:after="10" w:before="0"/>
               <w:ind w:left="120"/>
             </w:pPr>
-            <w:hyperlink w:history="1" r:id="rId0nadefolmhcj_5ek9axky">
+            <w:hyperlink w:history="1" r:id="rIds4jlmf1ff79pvkwup40yf">
               <w:r>
                 <w:rPr>
                   <w:rFonts w:ascii="Arial" w:cs="Arial" w:eastAsia="Arial" w:hAnsi="Arial"/>
@@ -16093,7 +16290,7 @@
               <w:spacing w:after="10" w:before="0"/>
               <w:ind w:left="120"/>
             </w:pPr>
-            <w:hyperlink w:history="1" r:id="rIdii87fmngklbdejtg292vr">
+            <w:hyperlink w:history="1" r:id="rIddoid5feqqueez7axqb-sz">
               <w:r>
                 <w:rPr>
                   <w:rFonts w:ascii="Arial" w:cs="Arial" w:eastAsia="Arial" w:hAnsi="Arial"/>
@@ -16620,7 +16817,7 @@
         </w:rPr>
         <w:t xml:space="preserve">© 2026 SeaVuria and ARES. Aligned with KICD objectives. Developed by SeaVuria; technical implementation by ARES (with AI assistance from Claude). Licensed under </w:t>
       </w:r>
-      <w:hyperlink w:history="1" r:id="rIdg9rmc1pkrts2yemktpxmg">
+      <w:hyperlink w:history="1" r:id="rIdiqs-glsdl4v32cf0y2de3">
         <w:r>
           <w:rPr>
             <w:rFonts w:ascii="Arial" w:cs="Arial" w:eastAsia="Arial" w:hAnsi="Arial"/>
@@ -16641,7 +16838,7 @@
         </w:rPr>
         <w:t xml:space="preserve"> (</w:t>
       </w:r>
-      <w:hyperlink w:history="1" r:id="rIdgijtjjkekx4yocbufbuoi">
+      <w:hyperlink w:history="1" r:id="rIdlrbchm-vky_mvzqqosgjt">
         <w:r>
           <w:rPr>
             <w:rFonts w:ascii="Arial" w:cs="Arial" w:eastAsia="Arial" w:hAnsi="Arial"/>
@@ -17654,40 +17851,24 @@
             <w:pPr>
               <w:spacing w:after="20" w:before="0"/>
             </w:pPr>
-            <w:hyperlink w:history="1" r:id="rIdhkemd4lu7iq7k9dvxvo1u">
-              <w:r>
-                <w:rPr>
-                  <w:rFonts w:ascii="Arial" w:cs="Arial" w:eastAsia="Arial" w:hAnsi="Arial"/>
-                  <w:color w:val="2E75B6"/>
-                  <w:sz w:val="16"/>
-                  <w:szCs w:val="16"/>
-                  <w:u w:val="single" w:color="2E75B6"/>
-                </w:rPr>
-                <w:t xml:space="preserve">Creating a class</w:t>
-              </w:r>
-            </w:hyperlink>
+            <w:r>
+              <w:rPr>
+                <w:rFonts w:ascii="Arial" w:cs="Arial" w:eastAsia="Arial" w:hAnsi="Arial"/>
+                <w:i/>
+                <w:iCs/>
+                <w:color w:val="595959"/>
+                <w:sz w:val="16"/>
+                <w:szCs w:val="16"/>
+              </w:rPr>
+              <w:t xml:space="preserve">No closely matching video in the ARES library for this activity.</w:t>
+            </w:r>
           </w:p>
           <w:p>
             <w:pPr>
               <w:spacing w:after="10" w:before="0"/>
               <w:ind w:left="120"/>
             </w:pPr>
-            <w:r>
-              <w:rPr>
-                <w:rFonts w:ascii="Arial" w:cs="Arial" w:eastAsia="Arial" w:hAnsi="Arial"/>
-                <w:color w:val="595959"/>
-                <w:sz w:val="14"/>
-                <w:szCs w:val="14"/>
-              </w:rPr>
-              <w:t xml:space="preserve">Source: Khan Academy (English - US curriculum)</w:t>
-            </w:r>
-          </w:p>
-          <w:p>
-            <w:pPr>
-              <w:spacing w:after="10" w:before="0"/>
-              <w:ind w:left="120"/>
-            </w:pPr>
-            <w:hyperlink w:history="1" r:id="rId9hcm2q56isqaqfd7xjvsp">
+            <w:hyperlink w:history="1" r:id="rIdgipgvvvdknuuhzooc2ggt">
               <w:r>
                 <w:rPr>
                   <w:rFonts w:ascii="Arial" w:cs="Arial" w:eastAsia="Arial" w:hAnsi="Arial"/>
@@ -17696,9 +17877,24 @@
                   <w:szCs w:val="14"/>
                   <w:u w:val="single" w:color="595959"/>
                 </w:rPr>
-                <w:t xml:space="preserve">🔍 Search ARES for similar videos</w:t>
+                <w:t xml:space="preserve">🔍 Search ARES for videos</w:t>
               </w:r>
             </w:hyperlink>
+          </w:p>
+          <w:p>
+            <w:pPr>
+              <w:spacing w:after="10" w:before="0"/>
+              <w:ind w:left="120"/>
+            </w:pPr>
+            <w:r>
+              <w:rPr>
+                <w:rFonts w:ascii="Arial" w:cs="Arial" w:eastAsia="Arial" w:hAnsi="Arial"/>
+                <w:color w:val="595959"/>
+                <w:sz w:val="14"/>
+                <w:szCs w:val="14"/>
+              </w:rPr>
+              <w:t xml:space="preserve">Search terms: taxonomy class chordata arthropoda</w:t>
+            </w:r>
           </w:p>
           <w:p>
             <w:pPr>
@@ -17732,7 +17928,7 @@
             <w:pPr>
               <w:spacing w:after="20" w:before="0"/>
             </w:pPr>
-            <w:hyperlink w:history="1" r:id="rIdf6rr1kltaqq2obx_wugro">
+            <w:hyperlink w:history="1" r:id="rIdrmwh2zj7nypngvujmhl7z">
               <w:r>
                 <w:rPr>
                   <w:rFonts w:ascii="Arial" w:cs="Arial" w:eastAsia="Arial" w:hAnsi="Arial"/>
@@ -17747,6 +17943,22 @@
           </w:p>
           <w:p>
             <w:pPr>
+              <w:spacing w:after="20" w:before="0"/>
+            </w:pPr>
+            <w:r>
+              <w:rPr>
+                <w:rFonts w:ascii="Arial" w:cs="Arial" w:eastAsia="Arial" w:hAnsi="Arial"/>
+                <w:i/>
+                <w:iCs/>
+                <w:color w:val="595959"/>
+                <w:sz w:val="16"/>
+                <w:szCs w:val="16"/>
+              </w:rPr>
+              <w:t xml:space="preserve">Related topic: not an exact match for this lesson.</w:t>
+            </w:r>
+          </w:p>
+          <w:p>
+            <w:pPr>
               <w:spacing w:after="10" w:before="0"/>
               <w:ind w:left="120"/>
             </w:pPr>
@@ -17765,7 +17977,7 @@
               <w:spacing w:after="10" w:before="0"/>
               <w:ind w:left="120"/>
             </w:pPr>
-            <w:hyperlink w:history="1" r:id="rIddimix5l8ktd8aj9c_jkq0">
+            <w:hyperlink w:history="1" r:id="rIdhhm9a8b2b6hxfa85-8p-g">
               <w:r>
                 <w:rPr>
                   <w:rFonts w:ascii="Arial" w:cs="Arial" w:eastAsia="Arial" w:hAnsi="Arial"/>
@@ -17960,7 +18172,84 @@
             <w:pPr>
               <w:spacing w:after="20" w:before="0"/>
             </w:pPr>
-            <w:hyperlink w:history="1" r:id="rIdsyccrfzxj-spsgkgbg_dp">
+            <w:r>
+              <w:rPr>
+                <w:rFonts w:ascii="Arial" w:cs="Arial" w:eastAsia="Arial" w:hAnsi="Arial"/>
+                <w:i/>
+                <w:iCs/>
+                <w:color w:val="595959"/>
+                <w:sz w:val="16"/>
+                <w:szCs w:val="16"/>
+              </w:rPr>
+              <w:t xml:space="preserve">No closely matching video in the ARES library for this activity.</w:t>
+            </w:r>
+          </w:p>
+          <w:p>
+            <w:pPr>
+              <w:spacing w:after="10" w:before="0"/>
+              <w:ind w:left="120"/>
+            </w:pPr>
+            <w:hyperlink w:history="1" r:id="rIdwxd4tvtlkbewibpqz-rlh">
+              <w:r>
+                <w:rPr>
+                  <w:rFonts w:ascii="Arial" w:cs="Arial" w:eastAsia="Arial" w:hAnsi="Arial"/>
+                  <w:color w:val="595959"/>
+                  <w:sz w:val="14"/>
+                  <w:szCs w:val="14"/>
+                  <w:u w:val="single" w:color="595959"/>
+                </w:rPr>
+                <w:t xml:space="preserve">🔍 Search ARES for videos</w:t>
+              </w:r>
+            </w:hyperlink>
+          </w:p>
+          <w:p>
+            <w:pPr>
+              <w:spacing w:after="10" w:before="0"/>
+              <w:ind w:left="120"/>
+            </w:pPr>
+            <w:r>
+              <w:rPr>
+                <w:rFonts w:ascii="Arial" w:cs="Arial" w:eastAsia="Arial" w:hAnsi="Arial"/>
+                <w:color w:val="595959"/>
+                <w:sz w:val="14"/>
+                <w:szCs w:val="14"/>
+              </w:rPr>
+              <w:t xml:space="preserve">Search terms: taxonomy class chordata arthropoda</w:t>
+            </w:r>
+          </w:p>
+          <w:p>
+            <w:pPr>
+              <w:spacing w:after="40" w:before="0"/>
+            </w:pPr>
+            <w:r>
+              <w:rPr>
+                <w:sz w:val="14"/>
+                <w:szCs w:val="14"/>
+              </w:rPr>
+              <w:t xml:space="preserve"/>
+            </w:r>
+          </w:p>
+          <w:p>
+            <w:pPr>
+              <w:spacing w:after="20" w:before="0"/>
+            </w:pPr>
+            <w:r>
+              <w:rPr>
+                <w:rFonts w:ascii="Arial" w:cs="Arial" w:eastAsia="Arial" w:hAnsi="Arial"/>
+                <w:b/>
+                <w:bCs/>
+                <w:color w:val="1F3864"/>
+                <w:sz w:val="16"/>
+                <w:szCs w:val="16"/>
+              </w:rPr>
+              <w:t xml:space="preserve">📖 HTML:</w:t>
+            </w:r>
+          </w:p>
+          <w:p>
+            <w:pPr>
+              <w:spacing w:after="20" w:before="0"/>
+            </w:pPr>
+            <w:hyperlink w:history="1" r:id="rIdrrbapptslf2jfwobdtki2">
               <w:r>
                 <w:rPr>
                   <w:rFonts w:ascii="Arial" w:cs="Arial" w:eastAsia="Arial" w:hAnsi="Arial"/>
@@ -17969,9 +18258,25 @@
                   <w:szCs w:val="16"/>
                   <w:u w:val="single" w:color="2E75B6"/>
                 </w:rPr>
-                <w:t xml:space="preserve">Degas, The Dance Class</w:t>
+                <w:t xml:space="preserve">Classifying Classes (PLIX)</w:t>
               </w:r>
             </w:hyperlink>
+          </w:p>
+          <w:p>
+            <w:pPr>
+              <w:spacing w:after="20" w:before="0"/>
+            </w:pPr>
+            <w:r>
+              <w:rPr>
+                <w:rFonts w:ascii="Arial" w:cs="Arial" w:eastAsia="Arial" w:hAnsi="Arial"/>
+                <w:i/>
+                <w:iCs/>
+                <w:color w:val="595959"/>
+                <w:sz w:val="16"/>
+                <w:szCs w:val="16"/>
+              </w:rPr>
+              <w:t xml:space="preserve">Related topic: not an exact match for this lesson.</w:t>
+            </w:r>
           </w:p>
           <w:p>
             <w:pPr>
@@ -17985,7 +18290,7 @@
                 <w:sz w:val="14"/>
                 <w:szCs w:val="14"/>
               </w:rPr>
-              <w:t xml:space="preserve">Source: Khan Academy (English - US curriculum)</w:t>
+              <w:t xml:space="preserve">Source: CK-12</w:t>
             </w:r>
           </w:p>
           <w:p>
@@ -17993,85 +18298,7 @@
               <w:spacing w:after="10" w:before="0"/>
               <w:ind w:left="120"/>
             </w:pPr>
-            <w:hyperlink w:history="1" r:id="rId0rdwj4glbwhfze-eqens_">
-              <w:r>
-                <w:rPr>
-                  <w:rFonts w:ascii="Arial" w:cs="Arial" w:eastAsia="Arial" w:hAnsi="Arial"/>
-                  <w:color w:val="595959"/>
-                  <w:sz w:val="14"/>
-                  <w:szCs w:val="14"/>
-                  <w:u w:val="single" w:color="595959"/>
-                </w:rPr>
-                <w:t xml:space="preserve">🔍 Search ARES for similar videos</w:t>
-              </w:r>
-            </w:hyperlink>
-          </w:p>
-          <w:p>
-            <w:pPr>
-              <w:spacing w:after="40" w:before="0"/>
-            </w:pPr>
-            <w:r>
-              <w:rPr>
-                <w:sz w:val="14"/>
-                <w:szCs w:val="14"/>
-              </w:rPr>
-              <w:t xml:space="preserve"/>
-            </w:r>
-          </w:p>
-          <w:p>
-            <w:pPr>
-              <w:spacing w:after="20" w:before="0"/>
-            </w:pPr>
-            <w:r>
-              <w:rPr>
-                <w:rFonts w:ascii="Arial" w:cs="Arial" w:eastAsia="Arial" w:hAnsi="Arial"/>
-                <w:b/>
-                <w:bCs/>
-                <w:color w:val="1F3864"/>
-                <w:sz w:val="16"/>
-                <w:szCs w:val="16"/>
-              </w:rPr>
-              <w:t xml:space="preserve">📖 HTML:</w:t>
-            </w:r>
-          </w:p>
-          <w:p>
-            <w:pPr>
-              <w:spacing w:after="20" w:before="0"/>
-            </w:pPr>
-            <w:hyperlink w:history="1" r:id="rIdwdvre4nkwimgoay2iqid4">
-              <w:r>
-                <w:rPr>
-                  <w:rFonts w:ascii="Arial" w:cs="Arial" w:eastAsia="Arial" w:hAnsi="Arial"/>
-                  <w:color w:val="2E75B6"/>
-                  <w:sz w:val="16"/>
-                  <w:szCs w:val="16"/>
-                  <w:u w:val="single" w:color="2E75B6"/>
-                </w:rPr>
-                <w:t xml:space="preserve">Classes of Crystalline Solids (Flexbook)</w:t>
-              </w:r>
-            </w:hyperlink>
-          </w:p>
-          <w:p>
-            <w:pPr>
-              <w:spacing w:after="10" w:before="0"/>
-              <w:ind w:left="120"/>
-            </w:pPr>
-            <w:r>
-              <w:rPr>
-                <w:rFonts w:ascii="Arial" w:cs="Arial" w:eastAsia="Arial" w:hAnsi="Arial"/>
-                <w:color w:val="595959"/>
-                <w:sz w:val="14"/>
-                <w:szCs w:val="14"/>
-              </w:rPr>
-              <w:t xml:space="preserve">Source: CK-12</w:t>
-            </w:r>
-          </w:p>
-          <w:p>
-            <w:pPr>
-              <w:spacing w:after="10" w:before="0"/>
-              <w:ind w:left="120"/>
-            </w:pPr>
-            <w:hyperlink w:history="1" r:id="rIdp6wrokk9114psks-9olmt">
+            <w:hyperlink w:history="1" r:id="rIdvzp852fypxtrizppq6lov">
               <w:r>
                 <w:rPr>
                   <w:rFonts w:ascii="Arial" w:cs="Arial" w:eastAsia="Arial" w:hAnsi="Arial"/>
@@ -18266,7 +18493,84 @@
             <w:pPr>
               <w:spacing w:after="20" w:before="0"/>
             </w:pPr>
-            <w:hyperlink w:history="1" r:id="rIdaehf9cfjqcmvofagpuk6u">
+            <w:r>
+              <w:rPr>
+                <w:rFonts w:ascii="Arial" w:cs="Arial" w:eastAsia="Arial" w:hAnsi="Arial"/>
+                <w:i/>
+                <w:iCs/>
+                <w:color w:val="595959"/>
+                <w:sz w:val="16"/>
+                <w:szCs w:val="16"/>
+              </w:rPr>
+              <w:t xml:space="preserve">No closely matching video in the ARES library for this activity.</w:t>
+            </w:r>
+          </w:p>
+          <w:p>
+            <w:pPr>
+              <w:spacing w:after="10" w:before="0"/>
+              <w:ind w:left="120"/>
+            </w:pPr>
+            <w:hyperlink w:history="1" r:id="rIdrbjyru-hgzclcndvoxadd">
+              <w:r>
+                <w:rPr>
+                  <w:rFonts w:ascii="Arial" w:cs="Arial" w:eastAsia="Arial" w:hAnsi="Arial"/>
+                  <w:color w:val="595959"/>
+                  <w:sz w:val="14"/>
+                  <w:szCs w:val="14"/>
+                  <w:u w:val="single" w:color="595959"/>
+                </w:rPr>
+                <w:t xml:space="preserve">🔍 Search ARES for videos</w:t>
+              </w:r>
+            </w:hyperlink>
+          </w:p>
+          <w:p>
+            <w:pPr>
+              <w:spacing w:after="10" w:before="0"/>
+              <w:ind w:left="120"/>
+            </w:pPr>
+            <w:r>
+              <w:rPr>
+                <w:rFonts w:ascii="Arial" w:cs="Arial" w:eastAsia="Arial" w:hAnsi="Arial"/>
+                <w:color w:val="595959"/>
+                <w:sz w:val="14"/>
+                <w:szCs w:val="14"/>
+              </w:rPr>
+              <w:t xml:space="preserve">Search terms: taxonomy class chordata arthropoda</w:t>
+            </w:r>
+          </w:p>
+          <w:p>
+            <w:pPr>
+              <w:spacing w:after="40" w:before="0"/>
+            </w:pPr>
+            <w:r>
+              <w:rPr>
+                <w:sz w:val="14"/>
+                <w:szCs w:val="14"/>
+              </w:rPr>
+              <w:t xml:space="preserve"/>
+            </w:r>
+          </w:p>
+          <w:p>
+            <w:pPr>
+              <w:spacing w:after="20" w:before="0"/>
+            </w:pPr>
+            <w:r>
+              <w:rPr>
+                <w:rFonts w:ascii="Arial" w:cs="Arial" w:eastAsia="Arial" w:hAnsi="Arial"/>
+                <w:b/>
+                <w:bCs/>
+                <w:color w:val="1F3864"/>
+                <w:sz w:val="16"/>
+                <w:szCs w:val="16"/>
+              </w:rPr>
+              <w:t xml:space="preserve">📖 HTML:</w:t>
+            </w:r>
+          </w:p>
+          <w:p>
+            <w:pPr>
+              <w:spacing w:after="20" w:before="0"/>
+            </w:pPr>
+            <w:hyperlink w:history="1" r:id="rIdo8fodkqzw1rmtjqwyzt3b">
               <w:r>
                 <w:rPr>
                   <w:rFonts w:ascii="Arial" w:cs="Arial" w:eastAsia="Arial" w:hAnsi="Arial"/>
@@ -18275,9 +18579,25 @@
                   <w:szCs w:val="16"/>
                   <w:u w:val="single" w:color="2E75B6"/>
                 </w:rPr>
-                <w:t xml:space="preserve">English class</w:t>
+                <w:t xml:space="preserve">Classifying Classes (PLIX)</w:t>
               </w:r>
             </w:hyperlink>
+          </w:p>
+          <w:p>
+            <w:pPr>
+              <w:spacing w:after="20" w:before="0"/>
+            </w:pPr>
+            <w:r>
+              <w:rPr>
+                <w:rFonts w:ascii="Arial" w:cs="Arial" w:eastAsia="Arial" w:hAnsi="Arial"/>
+                <w:i/>
+                <w:iCs/>
+                <w:color w:val="595959"/>
+                <w:sz w:val="16"/>
+                <w:szCs w:val="16"/>
+              </w:rPr>
+              <w:t xml:space="preserve">Related topic: not an exact match for this lesson.</w:t>
+            </w:r>
           </w:p>
           <w:p>
             <w:pPr>
@@ -18291,7 +18611,7 @@
                 <w:sz w:val="14"/>
                 <w:szCs w:val="14"/>
               </w:rPr>
-              <w:t xml:space="preserve">Source: Touchable Earth (en)</w:t>
+              <w:t xml:space="preserve">Source: CK-12</w:t>
             </w:r>
           </w:p>
           <w:p>
@@ -18299,85 +18619,7 @@
               <w:spacing w:after="10" w:before="0"/>
               <w:ind w:left="120"/>
             </w:pPr>
-            <w:hyperlink w:history="1" r:id="rIdpxspu9kazbpanzekta5g7">
-              <w:r>
-                <w:rPr>
-                  <w:rFonts w:ascii="Arial" w:cs="Arial" w:eastAsia="Arial" w:hAnsi="Arial"/>
-                  <w:color w:val="595959"/>
-                  <w:sz w:val="14"/>
-                  <w:szCs w:val="14"/>
-                  <w:u w:val="single" w:color="595959"/>
-                </w:rPr>
-                <w:t xml:space="preserve">🔍 Search ARES for similar videos</w:t>
-              </w:r>
-            </w:hyperlink>
-          </w:p>
-          <w:p>
-            <w:pPr>
-              <w:spacing w:after="40" w:before="0"/>
-            </w:pPr>
-            <w:r>
-              <w:rPr>
-                <w:sz w:val="14"/>
-                <w:szCs w:val="14"/>
-              </w:rPr>
-              <w:t xml:space="preserve"/>
-            </w:r>
-          </w:p>
-          <w:p>
-            <w:pPr>
-              <w:spacing w:after="20" w:before="0"/>
-            </w:pPr>
-            <w:r>
-              <w:rPr>
-                <w:rFonts w:ascii="Arial" w:cs="Arial" w:eastAsia="Arial" w:hAnsi="Arial"/>
-                <w:b/>
-                <w:bCs/>
-                <w:color w:val="1F3864"/>
-                <w:sz w:val="16"/>
-                <w:szCs w:val="16"/>
-              </w:rPr>
-              <w:t xml:space="preserve">📖 EXERCISE:</w:t>
-            </w:r>
-          </w:p>
-          <w:p>
-            <w:pPr>
-              <w:spacing w:after="20" w:before="0"/>
-            </w:pPr>
-            <w:hyperlink w:history="1" r:id="rIdnnd7sv0fbcumtmjpt7qkx">
-              <w:r>
-                <w:rPr>
-                  <w:rFonts w:ascii="Arial" w:cs="Arial" w:eastAsia="Arial" w:hAnsi="Arial"/>
-                  <w:color w:val="2E75B6"/>
-                  <w:sz w:val="16"/>
-                  <w:szCs w:val="16"/>
-                  <w:u w:val="single" w:color="2E75B6"/>
-                </w:rPr>
-                <w:t xml:space="preserve">Classes of Crystalline Solids Practice</w:t>
-              </w:r>
-            </w:hyperlink>
-          </w:p>
-          <w:p>
-            <w:pPr>
-              <w:spacing w:after="10" w:before="0"/>
-              <w:ind w:left="120"/>
-            </w:pPr>
-            <w:r>
-              <w:rPr>
-                <w:rFonts w:ascii="Arial" w:cs="Arial" w:eastAsia="Arial" w:hAnsi="Arial"/>
-                <w:color w:val="595959"/>
-                <w:sz w:val="14"/>
-                <w:szCs w:val="14"/>
-              </w:rPr>
-              <w:t xml:space="preserve">Source: CK-12</w:t>
-            </w:r>
-          </w:p>
-          <w:p>
-            <w:pPr>
-              <w:spacing w:after="10" w:before="0"/>
-              <w:ind w:left="120"/>
-            </w:pPr>
-            <w:hyperlink w:history="1" r:id="rIdpwo3xkmw-slqyjzgxndaf">
+            <w:hyperlink w:history="1" r:id="rId-afvcfkdly7ft9ynpyw0i">
               <w:r>
                 <w:rPr>
                   <w:rFonts w:ascii="Arial" w:cs="Arial" w:eastAsia="Arial" w:hAnsi="Arial"/>
@@ -18572,7 +18814,84 @@
             <w:pPr>
               <w:spacing w:after="20" w:before="0"/>
             </w:pPr>
-            <w:hyperlink w:history="1" r:id="rIdm6amomkpjwyqdxfkolbwg">
+            <w:r>
+              <w:rPr>
+                <w:rFonts w:ascii="Arial" w:cs="Arial" w:eastAsia="Arial" w:hAnsi="Arial"/>
+                <w:i/>
+                <w:iCs/>
+                <w:color w:val="595959"/>
+                <w:sz w:val="16"/>
+                <w:szCs w:val="16"/>
+              </w:rPr>
+              <w:t xml:space="preserve">No closely matching video in the ARES library for this activity.</w:t>
+            </w:r>
+          </w:p>
+          <w:p>
+            <w:pPr>
+              <w:spacing w:after="10" w:before="0"/>
+              <w:ind w:left="120"/>
+            </w:pPr>
+            <w:hyperlink w:history="1" r:id="rId0exusc7coyjeypxcazlhi">
+              <w:r>
+                <w:rPr>
+                  <w:rFonts w:ascii="Arial" w:cs="Arial" w:eastAsia="Arial" w:hAnsi="Arial"/>
+                  <w:color w:val="595959"/>
+                  <w:sz w:val="14"/>
+                  <w:szCs w:val="14"/>
+                  <w:u w:val="single" w:color="595959"/>
+                </w:rPr>
+                <w:t xml:space="preserve">🔍 Search ARES for videos</w:t>
+              </w:r>
+            </w:hyperlink>
+          </w:p>
+          <w:p>
+            <w:pPr>
+              <w:spacing w:after="10" w:before="0"/>
+              <w:ind w:left="120"/>
+            </w:pPr>
+            <w:r>
+              <w:rPr>
+                <w:rFonts w:ascii="Arial" w:cs="Arial" w:eastAsia="Arial" w:hAnsi="Arial"/>
+                <w:color w:val="595959"/>
+                <w:sz w:val="14"/>
+                <w:szCs w:val="14"/>
+              </w:rPr>
+              <w:t xml:space="preserve">Search terms: taxonomy class chordata arthropoda</w:t>
+            </w:r>
+          </w:p>
+          <w:p>
+            <w:pPr>
+              <w:spacing w:after="40" w:before="0"/>
+            </w:pPr>
+            <w:r>
+              <w:rPr>
+                <w:sz w:val="14"/>
+                <w:szCs w:val="14"/>
+              </w:rPr>
+              <w:t xml:space="preserve"/>
+            </w:r>
+          </w:p>
+          <w:p>
+            <w:pPr>
+              <w:spacing w:after="20" w:before="0"/>
+            </w:pPr>
+            <w:r>
+              <w:rPr>
+                <w:rFonts w:ascii="Arial" w:cs="Arial" w:eastAsia="Arial" w:hAnsi="Arial"/>
+                <w:b/>
+                <w:bCs/>
+                <w:color w:val="1F3864"/>
+                <w:sz w:val="16"/>
+                <w:szCs w:val="16"/>
+              </w:rPr>
+              <w:t xml:space="preserve">📖 HTML:</w:t>
+            </w:r>
+          </w:p>
+          <w:p>
+            <w:pPr>
+              <w:spacing w:after="20" w:before="0"/>
+            </w:pPr>
+            <w:hyperlink w:history="1" r:id="rId19bpwsgad-gxlwfrz9hiz">
               <w:r>
                 <w:rPr>
                   <w:rFonts w:ascii="Arial" w:cs="Arial" w:eastAsia="Arial" w:hAnsi="Arial"/>
@@ -18581,9 +18900,25 @@
                   <w:szCs w:val="16"/>
                   <w:u w:val="single" w:color="2E75B6"/>
                 </w:rPr>
-                <w:t xml:space="preserve">Maths class</w:t>
+                <w:t xml:space="preserve">Classifying Classes (PLIX)</w:t>
               </w:r>
             </w:hyperlink>
+          </w:p>
+          <w:p>
+            <w:pPr>
+              <w:spacing w:after="20" w:before="0"/>
+            </w:pPr>
+            <w:r>
+              <w:rPr>
+                <w:rFonts w:ascii="Arial" w:cs="Arial" w:eastAsia="Arial" w:hAnsi="Arial"/>
+                <w:i/>
+                <w:iCs/>
+                <w:color w:val="595959"/>
+                <w:sz w:val="16"/>
+                <w:szCs w:val="16"/>
+              </w:rPr>
+              <w:t xml:space="preserve">Related topic: not an exact match for this lesson.</w:t>
+            </w:r>
           </w:p>
           <w:p>
             <w:pPr>
@@ -18597,7 +18932,7 @@
                 <w:sz w:val="14"/>
                 <w:szCs w:val="14"/>
               </w:rPr>
-              <w:t xml:space="preserve">Source: Touchable Earth (en)</w:t>
+              <w:t xml:space="preserve">Source: CK-12</w:t>
             </w:r>
           </w:p>
           <w:p>
@@ -18605,85 +18940,7 @@
               <w:spacing w:after="10" w:before="0"/>
               <w:ind w:left="120"/>
             </w:pPr>
-            <w:hyperlink w:history="1" r:id="rIdc9lsejkegi_5ti9qmbkx_">
-              <w:r>
-                <w:rPr>
-                  <w:rFonts w:ascii="Arial" w:cs="Arial" w:eastAsia="Arial" w:hAnsi="Arial"/>
-                  <w:color w:val="595959"/>
-                  <w:sz w:val="14"/>
-                  <w:szCs w:val="14"/>
-                  <w:u w:val="single" w:color="595959"/>
-                </w:rPr>
-                <w:t xml:space="preserve">🔍 Search ARES for similar videos</w:t>
-              </w:r>
-            </w:hyperlink>
-          </w:p>
-          <w:p>
-            <w:pPr>
-              <w:spacing w:after="40" w:before="0"/>
-            </w:pPr>
-            <w:r>
-              <w:rPr>
-                <w:sz w:val="14"/>
-                <w:szCs w:val="14"/>
-              </w:rPr>
-              <w:t xml:space="preserve"/>
-            </w:r>
-          </w:p>
-          <w:p>
-            <w:pPr>
-              <w:spacing w:after="20" w:before="0"/>
-            </w:pPr>
-            <w:r>
-              <w:rPr>
-                <w:rFonts w:ascii="Arial" w:cs="Arial" w:eastAsia="Arial" w:hAnsi="Arial"/>
-                <w:b/>
-                <w:bCs/>
-                <w:color w:val="1F3864"/>
-                <w:sz w:val="16"/>
-                <w:szCs w:val="16"/>
-              </w:rPr>
-              <w:t xml:space="preserve">📖 PDF:</w:t>
-            </w:r>
-          </w:p>
-          <w:p>
-            <w:pPr>
-              <w:spacing w:after="20" w:before="0"/>
-            </w:pPr>
-            <w:hyperlink w:history="1" r:id="rIdursbxnoaujmy0uzvflfsi">
-              <w:r>
-                <w:rPr>
-                  <w:rFonts w:ascii="Arial" w:cs="Arial" w:eastAsia="Arial" w:hAnsi="Arial"/>
-                  <w:color w:val="2E75B6"/>
-                  <w:sz w:val="16"/>
-                  <w:szCs w:val="16"/>
-                  <w:u w:val="single" w:color="2E75B6"/>
-                </w:rPr>
-                <w:t xml:space="preserve">Working with large classes</w:t>
-              </w:r>
-            </w:hyperlink>
-          </w:p>
-          <w:p>
-            <w:pPr>
-              <w:spacing w:after="10" w:before="0"/>
-              <w:ind w:left="120"/>
-            </w:pPr>
-            <w:r>
-              <w:rPr>
-                <w:rFonts w:ascii="Arial" w:cs="Arial" w:eastAsia="Arial" w:hAnsi="Arial"/>
-                <w:color w:val="595959"/>
-                <w:sz w:val="14"/>
-                <w:szCs w:val="14"/>
-              </w:rPr>
-              <w:t xml:space="preserve">Source: TESSA - Teacher Resources</w:t>
-            </w:r>
-          </w:p>
-          <w:p>
-            <w:pPr>
-              <w:spacing w:after="10" w:before="0"/>
-              <w:ind w:left="120"/>
-            </w:pPr>
-            <w:hyperlink w:history="1" r:id="rIdbdccfiwbzrk3qzlebmkrb">
+            <w:hyperlink w:history="1" r:id="rId9rahshdybg9nz4jtifran">
               <w:r>
                 <w:rPr>
                   <w:rFonts w:ascii="Arial" w:cs="Arial" w:eastAsia="Arial" w:hAnsi="Arial"/>
@@ -18878,7 +19135,84 @@
             <w:pPr>
               <w:spacing w:after="20" w:before="0"/>
             </w:pPr>
-            <w:hyperlink w:history="1" r:id="rIddtxhxzngwb2uncv02l29-">
+            <w:r>
+              <w:rPr>
+                <w:rFonts w:ascii="Arial" w:cs="Arial" w:eastAsia="Arial" w:hAnsi="Arial"/>
+                <w:i/>
+                <w:iCs/>
+                <w:color w:val="595959"/>
+                <w:sz w:val="16"/>
+                <w:szCs w:val="16"/>
+              </w:rPr>
+              <w:t xml:space="preserve">No closely matching video in the ARES library for this activity.</w:t>
+            </w:r>
+          </w:p>
+          <w:p>
+            <w:pPr>
+              <w:spacing w:after="10" w:before="0"/>
+              <w:ind w:left="120"/>
+            </w:pPr>
+            <w:hyperlink w:history="1" r:id="rIdvwaxkqlj1ltawmmbtac6y">
+              <w:r>
+                <w:rPr>
+                  <w:rFonts w:ascii="Arial" w:cs="Arial" w:eastAsia="Arial" w:hAnsi="Arial"/>
+                  <w:color w:val="595959"/>
+                  <w:sz w:val="14"/>
+                  <w:szCs w:val="14"/>
+                  <w:u w:val="single" w:color="595959"/>
+                </w:rPr>
+                <w:t xml:space="preserve">🔍 Search ARES for videos</w:t>
+              </w:r>
+            </w:hyperlink>
+          </w:p>
+          <w:p>
+            <w:pPr>
+              <w:spacing w:after="10" w:before="0"/>
+              <w:ind w:left="120"/>
+            </w:pPr>
+            <w:r>
+              <w:rPr>
+                <w:rFonts w:ascii="Arial" w:cs="Arial" w:eastAsia="Arial" w:hAnsi="Arial"/>
+                <w:color w:val="595959"/>
+                <w:sz w:val="14"/>
+                <w:szCs w:val="14"/>
+              </w:rPr>
+              <w:t xml:space="preserve">Search terms: taxonomy class chordata arthropoda</w:t>
+            </w:r>
+          </w:p>
+          <w:p>
+            <w:pPr>
+              <w:spacing w:after="40" w:before="0"/>
+            </w:pPr>
+            <w:r>
+              <w:rPr>
+                <w:sz w:val="14"/>
+                <w:szCs w:val="14"/>
+              </w:rPr>
+              <w:t xml:space="preserve"/>
+            </w:r>
+          </w:p>
+          <w:p>
+            <w:pPr>
+              <w:spacing w:after="20" w:before="0"/>
+            </w:pPr>
+            <w:r>
+              <w:rPr>
+                <w:rFonts w:ascii="Arial" w:cs="Arial" w:eastAsia="Arial" w:hAnsi="Arial"/>
+                <w:b/>
+                <w:bCs/>
+                <w:color w:val="1F3864"/>
+                <w:sz w:val="16"/>
+                <w:szCs w:val="16"/>
+              </w:rPr>
+              <w:t xml:space="preserve">📖 HTML:</w:t>
+            </w:r>
+          </w:p>
+          <w:p>
+            <w:pPr>
+              <w:spacing w:after="20" w:before="0"/>
+            </w:pPr>
+            <w:hyperlink w:history="1" r:id="rIdrohjshqmw-jb-2ub_gbaj">
               <w:r>
                 <w:rPr>
                   <w:rFonts w:ascii="Arial" w:cs="Arial" w:eastAsia="Arial" w:hAnsi="Arial"/>
@@ -18887,9 +19221,25 @@
                   <w:szCs w:val="16"/>
                   <w:u w:val="single" w:color="2E75B6"/>
                 </w:rPr>
-                <w:t xml:space="preserve">Russian literature class</w:t>
+                <w:t xml:space="preserve">Classifying Classes (PLIX)</w:t>
               </w:r>
             </w:hyperlink>
+          </w:p>
+          <w:p>
+            <w:pPr>
+              <w:spacing w:after="20" w:before="0"/>
+            </w:pPr>
+            <w:r>
+              <w:rPr>
+                <w:rFonts w:ascii="Arial" w:cs="Arial" w:eastAsia="Arial" w:hAnsi="Arial"/>
+                <w:i/>
+                <w:iCs/>
+                <w:color w:val="595959"/>
+                <w:sz w:val="16"/>
+                <w:szCs w:val="16"/>
+              </w:rPr>
+              <w:t xml:space="preserve">Related topic: not an exact match for this lesson.</w:t>
+            </w:r>
           </w:p>
           <w:p>
             <w:pPr>
@@ -18903,7 +19253,7 @@
                 <w:sz w:val="14"/>
                 <w:szCs w:val="14"/>
               </w:rPr>
-              <w:t xml:space="preserve">Source: Touchable Earth (en)</w:t>
+              <w:t xml:space="preserve">Source: CK-12</w:t>
             </w:r>
           </w:p>
           <w:p>
@@ -18911,85 +19261,7 @@
               <w:spacing w:after="10" w:before="0"/>
               <w:ind w:left="120"/>
             </w:pPr>
-            <w:hyperlink w:history="1" r:id="rIdupqqzc-oa7riqs-a2giz8">
-              <w:r>
-                <w:rPr>
-                  <w:rFonts w:ascii="Arial" w:cs="Arial" w:eastAsia="Arial" w:hAnsi="Arial"/>
-                  <w:color w:val="595959"/>
-                  <w:sz w:val="14"/>
-                  <w:szCs w:val="14"/>
-                  <w:u w:val="single" w:color="595959"/>
-                </w:rPr>
-                <w:t xml:space="preserve">🔍 Search ARES for similar videos</w:t>
-              </w:r>
-            </w:hyperlink>
-          </w:p>
-          <w:p>
-            <w:pPr>
-              <w:spacing w:after="40" w:before="0"/>
-            </w:pPr>
-            <w:r>
-              <w:rPr>
-                <w:sz w:val="14"/>
-                <w:szCs w:val="14"/>
-              </w:rPr>
-              <w:t xml:space="preserve"/>
-            </w:r>
-          </w:p>
-          <w:p>
-            <w:pPr>
-              <w:spacing w:after="20" w:before="0"/>
-            </w:pPr>
-            <w:r>
-              <w:rPr>
-                <w:rFonts w:ascii="Arial" w:cs="Arial" w:eastAsia="Arial" w:hAnsi="Arial"/>
-                <w:b/>
-                <w:bCs/>
-                <w:color w:val="1F3864"/>
-                <w:sz w:val="16"/>
-                <w:szCs w:val="16"/>
-              </w:rPr>
-              <w:t xml:space="preserve">📖 PDF:</w:t>
-            </w:r>
-          </w:p>
-          <w:p>
-            <w:pPr>
-              <w:spacing w:after="20" w:before="0"/>
-            </w:pPr>
-            <w:hyperlink w:history="1" r:id="rIdfuovdpoxrx1bxaolwza2c">
-              <w:r>
-                <w:rPr>
-                  <w:rFonts w:ascii="Arial" w:cs="Arial" w:eastAsia="Arial" w:hAnsi="Arial"/>
-                  <w:color w:val="2E75B6"/>
-                  <w:sz w:val="16"/>
-                  <w:szCs w:val="16"/>
-                  <w:u w:val="single" w:color="2E75B6"/>
-                </w:rPr>
-                <w:t xml:space="preserve">Working with multigrade classes</w:t>
-              </w:r>
-            </w:hyperlink>
-          </w:p>
-          <w:p>
-            <w:pPr>
-              <w:spacing w:after="10" w:before="0"/>
-              <w:ind w:left="120"/>
-            </w:pPr>
-            <w:r>
-              <w:rPr>
-                <w:rFonts w:ascii="Arial" w:cs="Arial" w:eastAsia="Arial" w:hAnsi="Arial"/>
-                <w:color w:val="595959"/>
-                <w:sz w:val="14"/>
-                <w:szCs w:val="14"/>
-              </w:rPr>
-              <w:t xml:space="preserve">Source: TESSA - Teacher Resources</w:t>
-            </w:r>
-          </w:p>
-          <w:p>
-            <w:pPr>
-              <w:spacing w:after="10" w:before="0"/>
-              <w:ind w:left="120"/>
-            </w:pPr>
-            <w:hyperlink w:history="1" r:id="rIdczf_5wv7burvlnbm_hgdw">
+            <w:hyperlink w:history="1" r:id="rId_vxyytgipo76wge9aslvx">
               <w:r>
                 <w:rPr>
                   <w:rFonts w:ascii="Arial" w:cs="Arial" w:eastAsia="Arial" w:hAnsi="Arial"/>
@@ -19501,7 +19773,7 @@
         </w:rPr>
         <w:t xml:space="preserve">© 2026 SeaVuria and ARES. Aligned with KICD objectives. Developed by SeaVuria; technical implementation by ARES (with AI assistance from Claude). Licensed under </w:t>
       </w:r>
-      <w:hyperlink w:history="1" r:id="rIdl08rbjhguib3jxxgkecra">
+      <w:hyperlink w:history="1" r:id="rId2xtdy8xfb-ncvqkdlzbn_">
         <w:r>
           <w:rPr>
             <w:rFonts w:ascii="Arial" w:cs="Arial" w:eastAsia="Arial" w:hAnsi="Arial"/>
@@ -19522,7 +19794,7 @@
         </w:rPr>
         <w:t xml:space="preserve"> (</w:t>
       </w:r>
-      <w:hyperlink w:history="1" r:id="rIdfikibk_pcn45srbth7bil">
+      <w:hyperlink w:history="1" r:id="rIdkjazwqziilwz0e1z6mrvx">
         <w:r>
           <w:rPr>
             <w:rFonts w:ascii="Arial" w:cs="Arial" w:eastAsia="Arial" w:hAnsi="Arial"/>
@@ -20535,7 +20807,7 @@
             <w:pPr>
               <w:spacing w:after="20" w:before="0"/>
             </w:pPr>
-            <w:hyperlink w:history="1" r:id="rIdtod8zq28lonohh20hjpf8">
+            <w:hyperlink w:history="1" r:id="rId9ry5gitc2mpbwbohk_xne">
               <w:r>
                 <w:rPr>
                   <w:rFonts w:ascii="Arial" w:cs="Arial" w:eastAsia="Arial" w:hAnsi="Arial"/>
@@ -20568,7 +20840,7 @@
               <w:spacing w:after="10" w:before="0"/>
               <w:ind w:left="120"/>
             </w:pPr>
-            <w:hyperlink w:history="1" r:id="rIdbbh5qkjvyvciukl8o5zh4">
+            <w:hyperlink w:history="1" r:id="rIdbaqt35uzmujx_wmay96ix">
               <w:r>
                 <w:rPr>
                   <w:rFonts w:ascii="Arial" w:cs="Arial" w:eastAsia="Arial" w:hAnsi="Arial"/>
@@ -20630,7 +20902,7 @@
               <w:spacing w:after="10" w:before="0"/>
               <w:ind w:left="120"/>
             </w:pPr>
-            <w:hyperlink w:history="1" r:id="rId3egby6-gyek99vhvyqghf">
+            <w:hyperlink w:history="1" r:id="rIdigpplyzisfl5xwjwpzkfh">
               <w:r>
                 <w:rPr>
                   <w:rFonts w:ascii="Arial" w:cs="Arial" w:eastAsia="Arial" w:hAnsi="Arial"/>
@@ -20840,7 +21112,7 @@
             <w:pPr>
               <w:spacing w:after="20" w:before="0"/>
             </w:pPr>
-            <w:hyperlink w:history="1" r:id="rIdguvkgeoohxjrdzth-cz6l">
+            <w:hyperlink w:history="1" r:id="rIdq4dhlkv5686nind-3wfv9">
               <w:r>
                 <w:rPr>
                   <w:rFonts w:ascii="Arial" w:cs="Arial" w:eastAsia="Arial" w:hAnsi="Arial"/>
@@ -20873,7 +21145,7 @@
               <w:spacing w:after="10" w:before="0"/>
               <w:ind w:left="120"/>
             </w:pPr>
-            <w:hyperlink w:history="1" r:id="rIdfonf_p5tkjnsnix7phfpe">
+            <w:hyperlink w:history="1" r:id="rIdwsio64g4bmk8jns-bk7jj">
               <w:r>
                 <w:rPr>
                   <w:rFonts w:ascii="Arial" w:cs="Arial" w:eastAsia="Arial" w:hAnsi="Arial"/>
@@ -20935,7 +21207,7 @@
               <w:spacing w:after="10" w:before="0"/>
               <w:ind w:left="120"/>
             </w:pPr>
-            <w:hyperlink w:history="1" r:id="rIdybkvj_hetfjmppeotz9-d">
+            <w:hyperlink w:history="1" r:id="rIdihkkkpat7vmywjzc5ygwk">
               <w:r>
                 <w:rPr>
                   <w:rFonts w:ascii="Arial" w:cs="Arial" w:eastAsia="Arial" w:hAnsi="Arial"/>
@@ -21145,7 +21417,328 @@
             <w:pPr>
               <w:spacing w:after="20" w:before="0"/>
             </w:pPr>
-            <w:hyperlink w:history="1" r:id="rIddvrbr1pvifgq1tfhx4gyu">
+            <w:hyperlink w:history="1" r:id="rIdjysepzodwolcqxzsa5dwl">
+              <w:r>
+                <w:rPr>
+                  <w:rFonts w:ascii="Arial" w:cs="Arial" w:eastAsia="Arial" w:hAnsi="Arial"/>
+                  <w:color w:val="2E75B6"/>
+                  <w:sz w:val="16"/>
+                  <w:szCs w:val="16"/>
+                  <w:u w:val="single" w:color="2E75B6"/>
+                </w:rPr>
+                <w:t xml:space="preserve">25 Dichotomous Key I</w:t>
+              </w:r>
+            </w:hyperlink>
+          </w:p>
+          <w:p>
+            <w:pPr>
+              <w:spacing w:after="20" w:before="0"/>
+            </w:pPr>
+            <w:r>
+              <w:rPr>
+                <w:rFonts w:ascii="Arial" w:cs="Arial" w:eastAsia="Arial" w:hAnsi="Arial"/>
+                <w:i/>
+                <w:iCs/>
+                <w:color w:val="595959"/>
+                <w:sz w:val="16"/>
+                <w:szCs w:val="16"/>
+              </w:rPr>
+              <w:t xml:space="preserve">Related topic: not an exact match for this lesson.</w:t>
+            </w:r>
+          </w:p>
+          <w:p>
+            <w:pPr>
+              <w:spacing w:after="10" w:before="0"/>
+              <w:ind w:left="120"/>
+            </w:pPr>
+            <w:r>
+              <w:rPr>
+                <w:rFonts w:ascii="Arial" w:cs="Arial" w:eastAsia="Arial" w:hAnsi="Arial"/>
+                <w:color w:val="595959"/>
+                <w:sz w:val="14"/>
+                <w:szCs w:val="14"/>
+              </w:rPr>
+              <w:t xml:space="preserve">Source: Seavuria</w:t>
+            </w:r>
+          </w:p>
+          <w:p>
+            <w:pPr>
+              <w:spacing w:after="10" w:before="0"/>
+              <w:ind w:left="120"/>
+            </w:pPr>
+            <w:hyperlink w:history="1" r:id="rIdmqjpw5zp2mkflv0lt0sy9">
+              <w:r>
+                <w:rPr>
+                  <w:rFonts w:ascii="Arial" w:cs="Arial" w:eastAsia="Arial" w:hAnsi="Arial"/>
+                  <w:color w:val="595959"/>
+                  <w:sz w:val="14"/>
+                  <w:szCs w:val="14"/>
+                  <w:u w:val="single" w:color="595959"/>
+                </w:rPr>
+                <w:t xml:space="preserve">🔍 Search ARES for similar videos</w:t>
+              </w:r>
+            </w:hyperlink>
+          </w:p>
+          <w:p>
+            <w:pPr>
+              <w:spacing w:after="40" w:before="0"/>
+            </w:pPr>
+            <w:r>
+              <w:rPr>
+                <w:sz w:val="14"/>
+                <w:szCs w:val="14"/>
+              </w:rPr>
+              <w:t xml:space="preserve"/>
+            </w:r>
+          </w:p>
+          <w:p>
+            <w:pPr>
+              <w:spacing w:after="20" w:before="0"/>
+            </w:pPr>
+            <w:r>
+              <w:rPr>
+                <w:rFonts w:ascii="Arial" w:cs="Arial" w:eastAsia="Arial" w:hAnsi="Arial"/>
+                <w:b/>
+                <w:bCs/>
+                <w:color w:val="1F3864"/>
+                <w:sz w:val="16"/>
+                <w:szCs w:val="16"/>
+              </w:rPr>
+              <w:t xml:space="preserve">📖 READING:</w:t>
+            </w:r>
+          </w:p>
+          <w:p>
+            <w:pPr>
+              <w:spacing w:after="20" w:before="0"/>
+            </w:pPr>
+            <w:r>
+              <w:rPr>
+                <w:rFonts w:ascii="Arial" w:cs="Arial" w:eastAsia="Arial" w:hAnsi="Arial"/>
+                <w:i/>
+                <w:iCs/>
+                <w:color w:val="595959"/>
+                <w:sz w:val="16"/>
+                <w:szCs w:val="16"/>
+              </w:rPr>
+              <w:t xml:space="preserve">No closely matching reading in the ARES library for this activity.</w:t>
+            </w:r>
+          </w:p>
+          <w:p>
+            <w:pPr>
+              <w:spacing w:after="10" w:before="0"/>
+              <w:ind w:left="120"/>
+            </w:pPr>
+            <w:hyperlink w:history="1" r:id="rIdwtw-kow2ewcirc-vmov1u">
+              <w:r>
+                <w:rPr>
+                  <w:rFonts w:ascii="Arial" w:cs="Arial" w:eastAsia="Arial" w:hAnsi="Arial"/>
+                  <w:color w:val="595959"/>
+                  <w:sz w:val="14"/>
+                  <w:szCs w:val="14"/>
+                  <w:u w:val="single" w:color="595959"/>
+                </w:rPr>
+                <w:t xml:space="preserve">🔍 Search ARES for readings</w:t>
+              </w:r>
+            </w:hyperlink>
+          </w:p>
+          <w:p>
+            <w:pPr>
+              <w:spacing w:after="10" w:before="0"/>
+              <w:ind w:left="120"/>
+            </w:pPr>
+            <w:r>
+              <w:rPr>
+                <w:rFonts w:ascii="Arial" w:cs="Arial" w:eastAsia="Arial" w:hAnsi="Arial"/>
+                <w:color w:val="595959"/>
+                <w:sz w:val="14"/>
+                <w:szCs w:val="14"/>
+              </w:rPr>
+              <w:t xml:space="preserve">Search terms: taxonomy dichotomous key couplet</w:t>
+            </w:r>
+          </w:p>
+        </w:tc>
+        <w:tc>
+          <w:tcPr>
+            <w:tcW w:type="dxa" w:w="3040"/>
+            <w:shd w:fill="FFFFFF" w:color="auto" w:val="clear"/>
+            <w:tcMar>
+              <w:top w:type="dxa" w:w="60"/>
+              <w:left w:type="dxa" w:w="120"/>
+              <w:bottom w:type="dxa" w:w="60"/>
+              <w:right w:type="dxa" w:w="120"/>
+            </w:tcMar>
+            <w:vAlign w:val="top"/>
+          </w:tcPr>
+          <w:p>
+            <w:pPr>
+              <w:spacing w:after="40" w:before="0"/>
+              <w:jc w:val="left"/>
+            </w:pPr>
+            <w:r>
+              <w:rPr>
+                <w:rFonts w:ascii="Arial" w:cs="Arial" w:eastAsia="Arial" w:hAnsi="Arial"/>
+                <w:b w:val="false"/>
+                <w:bCs w:val="false"/>
+                <w:i w:val="false"/>
+                <w:iCs w:val="false"/>
+                <w:color w:val="000000"/>
+                <w:sz w:val="18"/>
+                <w:szCs w:val="18"/>
+              </w:rPr>
+              <w:t xml:space="preserve">Learners individually write a Claim-Evidence-Reasoning (CER) statement for the question: 'Is a virus a living organism?' Claim: yes/no or 'it depends'. Evidence: at least two observations from the diagrams and reading (e.g. no cell structure, reproduces only inside a host cell, has genetic material). Reasoning: link to the characteristics of living things used in earlier lessons (nutrition, respiration, growth, reproduction, excretion, response, movement). They then think-pair-share, and 3 volunteers present to the class. Next, learners explain in pairs why the key they built works better than their earlier groupings by size, colour or usefulness, citing the evidence from their key test. Finally, they discuss in groups: 'How would a farmer in Trans Nzoia use a key and knowledge of viruses to protect a maize crop?'</w:t>
+            </w:r>
+          </w:p>
+        </w:tc>
+        <w:tc>
+          <w:tcPr>
+            <w:tcW w:type="dxa" w:w="3040"/>
+            <w:shd w:fill="F2F2F2" w:color="auto" w:val="clear"/>
+            <w:tcMar>
+              <w:top w:type="dxa" w:w="60"/>
+              <w:left w:type="dxa" w:w="120"/>
+              <w:bottom w:type="dxa" w:w="60"/>
+              <w:right w:type="dxa" w:w="120"/>
+            </w:tcMar>
+            <w:vAlign w:val="top"/>
+          </w:tcPr>
+          <w:p>
+            <w:pPr>
+              <w:spacing w:after="40" w:before="0"/>
+              <w:jc w:val="left"/>
+            </w:pPr>
+            <w:r>
+              <w:rPr>
+                <w:rFonts w:ascii="Arial" w:cs="Arial" w:eastAsia="Arial" w:hAnsi="Arial"/>
+                <w:b w:val="false"/>
+                <w:bCs w:val="false"/>
+                <w:i w:val="false"/>
+                <w:iCs w:val="false"/>
+                <w:color w:val="000000"/>
+                <w:sz w:val="18"/>
+                <w:szCs w:val="18"/>
+              </w:rPr>
+              <w:t xml:space="preserve">Say: 'Make a claim you can defend with evidence from today. Opinions without evidence will not count.' Provide a CER frame on the board: 'I claim ... because ... which shows ... so ...'. WAIT TIME of 15 seconds after posing the CER question before writing begins. Give 5 minutes for writing, 3 for pairs. Cold-call 3 learners with different claims and ask the class: 'Who can add a piece of evidence or challenge the reasoning politely?' Probe: 'You said viruses are not alive. Which characteristic of living things does it fail, and which does it appear to show only inside a host?' Probe the key: 'Why did the swapped key give the same answer for everybody, when our earlier groupings did not?' Confirm the target idea: a key uses paired contrasting observable features; viruses are non-cellular and depend on a host cell, so they are not placed in the five kingdoms in the same way as organisms. Link to the economic examples: maize lethal necrosis, cassava mosaic, vaccines. Correct misconceptions: 'viruses are tiny bacteria' and 'antibiotics kill viruses'.</w:t>
+            </w:r>
+          </w:p>
+        </w:tc>
+        <w:tc>
+          <w:tcPr>
+            <w:tcW w:type="dxa" w:w="3040"/>
+            <w:shd w:fill="FFFFFF" w:color="auto" w:val="clear"/>
+            <w:tcMar>
+              <w:top w:type="dxa" w:w="60"/>
+              <w:left w:type="dxa" w:w="120"/>
+              <w:bottom w:type="dxa" w:w="60"/>
+              <w:right w:type="dxa" w:w="120"/>
+            </w:tcMar>
+            <w:vAlign w:val="top"/>
+          </w:tcPr>
+          <w:p>
+            <w:pPr>
+              <w:spacing w:after="40" w:before="0"/>
+              <w:jc w:val="left"/>
+            </w:pPr>
+            <w:r>
+              <w:rPr>
+                <w:rFonts w:ascii="Arial" w:cs="Arial" w:eastAsia="Arial" w:hAnsi="Arial"/>
+                <w:b w:val="false"/>
+                <w:bCs w:val="false"/>
+                <w:i w:val="false"/>
+                <w:iCs w:val="false"/>
+                <w:color w:val="000000"/>
+                <w:sz w:val="18"/>
+                <w:szCs w:val="18"/>
+              </w:rPr>
+              <w:t xml:space="preserve">Claim-Evidence-Reasoning (CER) with Think-Pair-Share: requiring learners to link specific evidence to a general rule of what counts as living moves them from opinion to scientific argument, and public critique with respectful disagreement builds shared understanding. Returning to the Predict phase prediction helps learners see how their thinking has changed.</w:t>
+            </w:r>
+          </w:p>
+        </w:tc>
+        <w:tc>
+          <w:tcPr>
+            <w:tcW w:type="dxa" w:w="3040"/>
+            <w:shd w:fill="F2F2F2" w:color="auto" w:val="clear"/>
+            <w:tcMar>
+              <w:top w:type="dxa" w:w="60"/>
+              <w:left w:type="dxa" w:w="120"/>
+              <w:bottom w:type="dxa" w:w="60"/>
+              <w:right w:type="dxa" w:w="120"/>
+            </w:tcMar>
+            <w:vAlign w:val="top"/>
+          </w:tcPr>
+          <w:p>
+            <w:pPr>
+              <w:spacing w:after="40" w:before="0"/>
+              <w:jc w:val="left"/>
+            </w:pPr>
+            <w:r>
+              <w:rPr>
+                <w:rFonts w:ascii="Arial" w:cs="Arial" w:eastAsia="Arial" w:hAnsi="Arial"/>
+                <w:b w:val="false"/>
+                <w:bCs w:val="false"/>
+                <w:i w:val="false"/>
+                <w:iCs w:val="false"/>
+                <w:color w:val="000000"/>
+                <w:sz w:val="18"/>
+                <w:szCs w:val="18"/>
+              </w:rPr>
+              <w:t xml:space="preserve">Use a 3-point rubric: 1 = claim only; 2 = claim with one piece of evidence; 3 = claim, at least two pieces of evidence and reasoning linked to characteristics of living things. Aim for at least 70% of the class at level 2 or above; note learners at level 1 for follow-up. Listen for correct use of the terms couplet, host cell, protein coat, and for the ability to say why a key is more reliable than a subjective grouping. Collect 5 CERs as exit evidence.</w:t>
+            </w:r>
+          </w:p>
+        </w:tc>
+      </w:tr>
+      <w:tr>
+        <w:tc>
+          <w:tcPr>
+            <w:tcW w:type="dxa" w:w="1520"/>
+            <w:shd w:fill="FCE4D6" w:color="auto" w:val="clear"/>
+            <w:tcMar>
+              <w:top w:type="dxa" w:w="60"/>
+              <w:left w:type="dxa" w:w="120"/>
+              <w:bottom w:type="dxa" w:w="60"/>
+              <w:right w:type="dxa" w:w="120"/>
+            </w:tcMar>
+            <w:vAlign w:val="top"/>
+          </w:tcPr>
+          <w:p>
+            <w:pPr>
+              <w:spacing w:after="40" w:before="0"/>
+              <w:jc w:val="left"/>
+            </w:pPr>
+            <w:r>
+              <w:rPr>
+                <w:rFonts w:ascii="Arial" w:cs="Arial" w:eastAsia="Arial" w:hAnsi="Arial"/>
+                <w:b/>
+                <w:bCs/>
+                <w:i w:val="false"/>
+                <w:iCs w:val="false"/>
+                <w:color w:val="000000"/>
+                <w:sz w:val="18"/>
+                <w:szCs w:val="18"/>
+              </w:rPr>
+              <w:t xml:space="preserve">Driving Question Board (DQB) Creation</w:t>
+            </w:r>
+          </w:p>
+          <w:p>
+            <w:pPr>
+              <w:spacing w:after="20" w:before="0"/>
+            </w:pPr>
+            <w:r>
+              <w:rPr>
+                <w:rFonts w:ascii="Arial" w:cs="Arial" w:eastAsia="Arial" w:hAnsi="Arial"/>
+                <w:b/>
+                <w:bCs/>
+                <w:color w:val="1F3864"/>
+                <w:sz w:val="16"/>
+                <w:szCs w:val="16"/>
+              </w:rPr>
+              <w:t xml:space="preserve">📹 VIDEO:</w:t>
+            </w:r>
+          </w:p>
+          <w:p>
+            <w:pPr>
+              <w:spacing w:after="20" w:before="0"/>
+            </w:pPr>
+            <w:hyperlink w:history="1" r:id="rIddzvwi0ax51nyfbef_l0h_">
               <w:r>
                 <w:rPr>
                   <w:rFonts w:ascii="Arial" w:cs="Arial" w:eastAsia="Arial" w:hAnsi="Arial"/>
@@ -21178,7 +21771,7 @@
               <w:spacing w:after="10" w:before="0"/>
               <w:ind w:left="120"/>
             </w:pPr>
-            <w:hyperlink w:history="1" r:id="rIdtuskrgyhj4qjltwducly0">
+            <w:hyperlink w:history="1" r:id="rIdfsihudzjkar2jotfq53_a">
               <w:r>
                 <w:rPr>
                   <w:rFonts w:ascii="Arial" w:cs="Arial" w:eastAsia="Arial" w:hAnsi="Arial"/>
@@ -21240,7 +21833,7 @@
               <w:spacing w:after="10" w:before="0"/>
               <w:ind w:left="120"/>
             </w:pPr>
-            <w:hyperlink w:history="1" r:id="rIdok1sgglzail8007-j0-od">
+            <w:hyperlink w:history="1" r:id="rIdnm6ctjew7x-1re_v8qlos">
               <w:r>
                 <w:rPr>
                   <w:rFonts w:ascii="Arial" w:cs="Arial" w:eastAsia="Arial" w:hAnsi="Arial"/>
@@ -21297,7 +21890,7 @@
                 <w:sz w:val="18"/>
                 <w:szCs w:val="18"/>
               </w:rPr>
-              <w:t xml:space="preserve">Learners individually write a Claim-Evidence-Reasoning (CER) statement for the question: 'Is a virus a living organism?' Claim: yes/no or 'it depends'. Evidence: at least two observations from the diagrams and reading (e.g. no cell structure, reproduces only inside a host cell, has genetic material). Reasoning: link to the characteristics of living things used in earlier lessons (nutrition, respiration, growth, reproduction, excretion, response, movement). They then think-pair-share, and 3 volunteers present to the class. Next, learners explain in pairs why the key they built works better than their earlier groupings by size, colour or usefulness, citing the evidence from their key test. Finally, they discuss in groups: 'How would a farmer in Trans Nzoia use a key and knowledge of viruses to protect a maize crop?'</w:t>
+              <w:t xml:space="preserve">Learners return to the Driving Question Board. In their groups, they (1) place a sticky note answering part of the driving question ('How can we identify and classify living organisms accurately?') with new evidence from today, such as 'A dichotomous key uses paired, observable contrasting features'; (2) mark earlier questions that are now answered (for example 'Why do our groupings differ?'); and (3) add at least one new question, such as 'How does classification help us explain how many different organisms live in Kenya?', 'Why do viruses keep changing (e.g. COVID-19 variants)?', or 'Can a key be made for plants from our school?'. Each group contributes at least one note.</w:t>
             </w:r>
           </w:p>
         </w:tc>
@@ -21329,7 +21922,7 @@
                 <w:sz w:val="18"/>
                 <w:szCs w:val="18"/>
               </w:rPr>
-              <w:t xml:space="preserve">Say: 'Make a claim you can defend with evidence from today. Opinions without evidence will not count.' Provide a CER frame on the board: 'I claim ... because ... which shows ... so ...'. WAIT TIME of 15 seconds after posing the CER question before writing begins. Give 5 minutes for writing, 3 for pairs. Cold-call 3 learners with different claims and ask the class: 'Who can add a piece of evidence or challenge the reasoning politely?' Probe: 'You said viruses are not alive. Which characteristic of living things does it fail, and which does it appear to show only inside a host?' Probe the key: 'Why did the swapped key give the same answer for everybody, when our earlier groupings did not?' Confirm the target idea: a key uses paired contrasting observable features; viruses are non-cellular and depend on a host cell, so they are not placed in the five kingdoms in the same way as organisms. Link to the economic examples: maize lethal necrosis, cassava mosaic, vaccines. Correct misconceptions: 'viruses are tiny bacteria' and 'antibiotics kill viruses'.</w:t>
+              <w:t xml:space="preserve">Say: 'Look at our board. Which questions can we now answer with evidence? Which new ones does today raise?' Give 2 minutes of silent thinking, then WAIT TIME of 10 seconds before taking contributions. Cold-call 4 groups to read and place a note and explain the evidence behind it in one sentence. Move answered questions to an 'Answered' column with a coloured marker and ask: 'What was the evidence?' Push for questions that connect to the phenomenon: 'Which new question helps us explain why Kenya has so many different kinds of organisms and why viruses matter to farmers and health workers?' Highlight the question that leads to Lesson 8: 'How can our classification system help us explain biodiversity and the importance of viruses?' If the DQB is unavailable, use a chart paper or a chalkboard section.</w:t>
             </w:r>
           </w:p>
         </w:tc>
@@ -21361,7 +21954,7 @@
                 <w:sz w:val="18"/>
                 <w:szCs w:val="18"/>
               </w:rPr>
-              <w:t xml:space="preserve">Claim-Evidence-Reasoning (CER) with Think-Pair-Share: requiring learners to link specific evidence to a general rule of what counts as living moves them from opinion to scientific argument, and public critique with respectful disagreement builds shared understanding. Returning to the Predict phase prediction helps learners see how their thinking has changed.</w:t>
+              <w:t xml:space="preserve">Driving Question Board: a visible, class-owned record of questions and answers connects each lesson's evidence to the unit's driving question and gives learners ownership of what to investigate next. Linking notes to evidence builds the habit of answering questions with data rather than recall.</w:t>
             </w:r>
           </w:p>
         </w:tc>
@@ -21393,7 +21986,7 @@
                 <w:sz w:val="18"/>
                 <w:szCs w:val="18"/>
               </w:rPr>
-              <w:t xml:space="preserve">Use a 3-point rubric: 1 = claim only; 2 = claim with one piece of evidence; 3 = claim, at least two pieces of evidence and reasoning linked to characteristics of living things. Aim for at least 70% of the class at level 2 or above; note learners at level 1 for follow-up. Listen for correct use of the terms couplet, host cell, protein coat, and for the ability to say why a key is more reliable than a subjective grouping. Collect 5 CERs as exit evidence.</w:t>
+              <w:t xml:space="preserve">Check that notes (1) cite evidence from today (a key test result or a virus characteristic); (2) show progress from earlier questions, such as moving from 'which grouping is best?' to 'which features are best for a key?'; (3) include at least one new question that is testable using the local environment or reading. Note groups that only copy facts from the textbook rather than posing questions.</w:t>
             </w:r>
           </w:p>
         </w:tc>
@@ -21402,32 +21995,32 @@
         <w:tc>
           <w:tcPr>
             <w:tcW w:type="dxa" w:w="1520"/>
-            <w:shd w:fill="FCE4D6" w:color="auto" w:val="clear"/>
-            <w:tcMar>
-              <w:top w:type="dxa" w:w="60"/>
-              <w:left w:type="dxa" w:w="120"/>
-              <w:bottom w:type="dxa" w:w="60"/>
-              <w:right w:type="dxa" w:w="120"/>
-            </w:tcMar>
-            <w:vAlign w:val="top"/>
-          </w:tcPr>
-          <w:p>
-            <w:pPr>
-              <w:spacing w:after="40" w:before="0"/>
-              <w:jc w:val="left"/>
-            </w:pPr>
-            <w:r>
-              <w:rPr>
-                <w:rFonts w:ascii="Arial" w:cs="Arial" w:eastAsia="Arial" w:hAnsi="Arial"/>
-                <w:b/>
-                <w:bCs/>
-                <w:i w:val="false"/>
-                <w:iCs w:val="false"/>
-                <w:color w:val="000000"/>
-                <w:sz w:val="18"/>
-                <w:szCs w:val="18"/>
-              </w:rPr>
-              <w:t xml:space="preserve">Driving Question Board (DQB) Creation</w:t>
+            <w:shd w:fill="D5E8F0" w:color="auto" w:val="clear"/>
+            <w:tcMar>
+              <w:top w:type="dxa" w:w="60"/>
+              <w:left w:type="dxa" w:w="120"/>
+              <w:bottom w:type="dxa" w:w="60"/>
+              <w:right w:type="dxa" w:w="120"/>
+            </w:tcMar>
+            <w:vAlign w:val="top"/>
+          </w:tcPr>
+          <w:p>
+            <w:pPr>
+              <w:spacing w:after="40" w:before="0"/>
+              <w:jc w:val="left"/>
+            </w:pPr>
+            <w:r>
+              <w:rPr>
+                <w:rFonts w:ascii="Arial" w:cs="Arial" w:eastAsia="Arial" w:hAnsi="Arial"/>
+                <w:b/>
+                <w:bCs/>
+                <w:i w:val="false"/>
+                <w:iCs w:val="false"/>
+                <w:color w:val="000000"/>
+                <w:sz w:val="18"/>
+                <w:szCs w:val="18"/>
+              </w:rPr>
+              <w:t xml:space="preserve">Model Building Phase</w:t>
             </w:r>
           </w:p>
           <w:p>
@@ -21450,7 +22043,7 @@
             <w:pPr>
               <w:spacing w:after="20" w:before="0"/>
             </w:pPr>
-            <w:hyperlink w:history="1" r:id="rIdlm0s4n5x7nkqueirqo8yu">
+            <w:hyperlink w:history="1" r:id="rIdvyynmsjy_j34mwbcq2-ms">
               <w:r>
                 <w:rPr>
                   <w:rFonts w:ascii="Arial" w:cs="Arial" w:eastAsia="Arial" w:hAnsi="Arial"/>
@@ -21483,7 +22076,7 @@
               <w:spacing w:after="10" w:before="0"/>
               <w:ind w:left="120"/>
             </w:pPr>
-            <w:hyperlink w:history="1" r:id="rIdertme7ty_1fbxgnurjsm9">
+            <w:hyperlink w:history="1" r:id="rIde91-t5fxwfextof8nf-ys">
               <w:r>
                 <w:rPr>
                   <w:rFonts w:ascii="Arial" w:cs="Arial" w:eastAsia="Arial" w:hAnsi="Arial"/>
@@ -21545,312 +22138,7 @@
               <w:spacing w:after="10" w:before="0"/>
               <w:ind w:left="120"/>
             </w:pPr>
-            <w:hyperlink w:history="1" r:id="rIdir90u4wdl3pei64qza2vh">
-              <w:r>
-                <w:rPr>
-                  <w:rFonts w:ascii="Arial" w:cs="Arial" w:eastAsia="Arial" w:hAnsi="Arial"/>
-                  <w:color w:val="595959"/>
-                  <w:sz w:val="14"/>
-                  <w:szCs w:val="14"/>
-                  <w:u w:val="single" w:color="595959"/>
-                </w:rPr>
-                <w:t xml:space="preserve">🔍 Search ARES for readings</w:t>
-              </w:r>
-            </w:hyperlink>
-          </w:p>
-          <w:p>
-            <w:pPr>
-              <w:spacing w:after="10" w:before="0"/>
-              <w:ind w:left="120"/>
-            </w:pPr>
-            <w:r>
-              <w:rPr>
-                <w:rFonts w:ascii="Arial" w:cs="Arial" w:eastAsia="Arial" w:hAnsi="Arial"/>
-                <w:color w:val="595959"/>
-                <w:sz w:val="14"/>
-                <w:szCs w:val="14"/>
-              </w:rPr>
-              <w:t xml:space="preserve">Search terms: taxonomy dichotomous key couplet</w:t>
-            </w:r>
-          </w:p>
-        </w:tc>
-        <w:tc>
-          <w:tcPr>
-            <w:tcW w:type="dxa" w:w="3040"/>
-            <w:shd w:fill="FFFFFF" w:color="auto" w:val="clear"/>
-            <w:tcMar>
-              <w:top w:type="dxa" w:w="60"/>
-              <w:left w:type="dxa" w:w="120"/>
-              <w:bottom w:type="dxa" w:w="60"/>
-              <w:right w:type="dxa" w:w="120"/>
-            </w:tcMar>
-            <w:vAlign w:val="top"/>
-          </w:tcPr>
-          <w:p>
-            <w:pPr>
-              <w:spacing w:after="40" w:before="0"/>
-              <w:jc w:val="left"/>
-            </w:pPr>
-            <w:r>
-              <w:rPr>
-                <w:rFonts w:ascii="Arial" w:cs="Arial" w:eastAsia="Arial" w:hAnsi="Arial"/>
-                <w:b w:val="false"/>
-                <w:bCs w:val="false"/>
-                <w:i w:val="false"/>
-                <w:iCs w:val="false"/>
-                <w:color w:val="000000"/>
-                <w:sz w:val="18"/>
-                <w:szCs w:val="18"/>
-              </w:rPr>
-              <w:t xml:space="preserve">Learners return to the Driving Question Board. In their groups, they (1) place a sticky note answering part of the driving question ('How can we identify and classify living organisms accurately?') with new evidence from today, such as 'A dichotomous key uses paired, observable contrasting features'; (2) mark earlier questions that are now answered (for example 'Why do our groupings differ?'); and (3) add at least one new question, such as 'How does classification help us explain how many different organisms live in Kenya?', 'Why do viruses keep changing (e.g. COVID-19 variants)?', or 'Can a key be made for plants from our school?'. Each group contributes at least one note.</w:t>
-            </w:r>
-          </w:p>
-        </w:tc>
-        <w:tc>
-          <w:tcPr>
-            <w:tcW w:type="dxa" w:w="3040"/>
-            <w:shd w:fill="F2F2F2" w:color="auto" w:val="clear"/>
-            <w:tcMar>
-              <w:top w:type="dxa" w:w="60"/>
-              <w:left w:type="dxa" w:w="120"/>
-              <w:bottom w:type="dxa" w:w="60"/>
-              <w:right w:type="dxa" w:w="120"/>
-            </w:tcMar>
-            <w:vAlign w:val="top"/>
-          </w:tcPr>
-          <w:p>
-            <w:pPr>
-              <w:spacing w:after="40" w:before="0"/>
-              <w:jc w:val="left"/>
-            </w:pPr>
-            <w:r>
-              <w:rPr>
-                <w:rFonts w:ascii="Arial" w:cs="Arial" w:eastAsia="Arial" w:hAnsi="Arial"/>
-                <w:b w:val="false"/>
-                <w:bCs w:val="false"/>
-                <w:i w:val="false"/>
-                <w:iCs w:val="false"/>
-                <w:color w:val="000000"/>
-                <w:sz w:val="18"/>
-                <w:szCs w:val="18"/>
-              </w:rPr>
-              <w:t xml:space="preserve">Say: 'Look at our board. Which questions can we now answer with evidence? Which new ones does today raise?' Give 2 minutes of silent thinking, then WAIT TIME of 10 seconds before taking contributions. Cold-call 4 groups to read and place a note and explain the evidence behind it in one sentence. Move answered questions to an 'Answered' column with a coloured marker and ask: 'What was the evidence?' Push for questions that connect to the phenomenon: 'Which new question helps us explain why Kenya has so many different kinds of organisms and why viruses matter to farmers and health workers?' Highlight the question that leads to Lesson 8: 'How can our classification system help us explain biodiversity and the importance of viruses?' If the DQB is unavailable, use a chart paper or a chalkboard section.</w:t>
-            </w:r>
-          </w:p>
-        </w:tc>
-        <w:tc>
-          <w:tcPr>
-            <w:tcW w:type="dxa" w:w="3040"/>
-            <w:shd w:fill="FFFFFF" w:color="auto" w:val="clear"/>
-            <w:tcMar>
-              <w:top w:type="dxa" w:w="60"/>
-              <w:left w:type="dxa" w:w="120"/>
-              <w:bottom w:type="dxa" w:w="60"/>
-              <w:right w:type="dxa" w:w="120"/>
-            </w:tcMar>
-            <w:vAlign w:val="top"/>
-          </w:tcPr>
-          <w:p>
-            <w:pPr>
-              <w:spacing w:after="40" w:before="0"/>
-              <w:jc w:val="left"/>
-            </w:pPr>
-            <w:r>
-              <w:rPr>
-                <w:rFonts w:ascii="Arial" w:cs="Arial" w:eastAsia="Arial" w:hAnsi="Arial"/>
-                <w:b w:val="false"/>
-                <w:bCs w:val="false"/>
-                <w:i w:val="false"/>
-                <w:iCs w:val="false"/>
-                <w:color w:val="000000"/>
-                <w:sz w:val="18"/>
-                <w:szCs w:val="18"/>
-              </w:rPr>
-              <w:t xml:space="preserve">Driving Question Board: a visible, class-owned record of questions and answers connects each lesson's evidence to the unit's driving question and gives learners ownership of what to investigate next. Linking notes to evidence builds the habit of answering questions with data rather than recall.</w:t>
-            </w:r>
-          </w:p>
-        </w:tc>
-        <w:tc>
-          <w:tcPr>
-            <w:tcW w:type="dxa" w:w="3040"/>
-            <w:shd w:fill="F2F2F2" w:color="auto" w:val="clear"/>
-            <w:tcMar>
-              <w:top w:type="dxa" w:w="60"/>
-              <w:left w:type="dxa" w:w="120"/>
-              <w:bottom w:type="dxa" w:w="60"/>
-              <w:right w:type="dxa" w:w="120"/>
-            </w:tcMar>
-            <w:vAlign w:val="top"/>
-          </w:tcPr>
-          <w:p>
-            <w:pPr>
-              <w:spacing w:after="40" w:before="0"/>
-              <w:jc w:val="left"/>
-            </w:pPr>
-            <w:r>
-              <w:rPr>
-                <w:rFonts w:ascii="Arial" w:cs="Arial" w:eastAsia="Arial" w:hAnsi="Arial"/>
-                <w:b w:val="false"/>
-                <w:bCs w:val="false"/>
-                <w:i w:val="false"/>
-                <w:iCs w:val="false"/>
-                <w:color w:val="000000"/>
-                <w:sz w:val="18"/>
-                <w:szCs w:val="18"/>
-              </w:rPr>
-              <w:t xml:space="preserve">Check that notes (1) cite evidence from today (a key test result or a virus characteristic); (2) show progress from earlier questions, such as moving from 'which grouping is best?' to 'which features are best for a key?'; (3) include at least one new question that is testable using the local environment or reading. Note groups that only copy facts from the textbook rather than posing questions.</w:t>
-            </w:r>
-          </w:p>
-        </w:tc>
-      </w:tr>
-      <w:tr>
-        <w:tc>
-          <w:tcPr>
-            <w:tcW w:type="dxa" w:w="1520"/>
-            <w:shd w:fill="D5E8F0" w:color="auto" w:val="clear"/>
-            <w:tcMar>
-              <w:top w:type="dxa" w:w="60"/>
-              <w:left w:type="dxa" w:w="120"/>
-              <w:bottom w:type="dxa" w:w="60"/>
-              <w:right w:type="dxa" w:w="120"/>
-            </w:tcMar>
-            <w:vAlign w:val="top"/>
-          </w:tcPr>
-          <w:p>
-            <w:pPr>
-              <w:spacing w:after="40" w:before="0"/>
-              <w:jc w:val="left"/>
-            </w:pPr>
-            <w:r>
-              <w:rPr>
-                <w:rFonts w:ascii="Arial" w:cs="Arial" w:eastAsia="Arial" w:hAnsi="Arial"/>
-                <w:b/>
-                <w:bCs/>
-                <w:i w:val="false"/>
-                <w:iCs w:val="false"/>
-                <w:color w:val="000000"/>
-                <w:sz w:val="18"/>
-                <w:szCs w:val="18"/>
-              </w:rPr>
-              <w:t xml:space="preserve">Model Building Phase</w:t>
-            </w:r>
-          </w:p>
-          <w:p>
-            <w:pPr>
-              <w:spacing w:after="20" w:before="0"/>
-            </w:pPr>
-            <w:r>
-              <w:rPr>
-                <w:rFonts w:ascii="Arial" w:cs="Arial" w:eastAsia="Arial" w:hAnsi="Arial"/>
-                <w:b/>
-                <w:bCs/>
-                <w:color w:val="1F3864"/>
-                <w:sz w:val="16"/>
-                <w:szCs w:val="16"/>
-              </w:rPr>
-              <w:t xml:space="preserve">📹 VIDEO:</w:t>
-            </w:r>
-          </w:p>
-          <w:p>
-            <w:pPr>
-              <w:spacing w:after="20" w:before="0"/>
-            </w:pPr>
-            <w:hyperlink w:history="1" r:id="rIdeyxlmz5plxl1avszkxsgt">
-              <w:r>
-                <w:rPr>
-                  <w:rFonts w:ascii="Arial" w:cs="Arial" w:eastAsia="Arial" w:hAnsi="Arial"/>
-                  <w:color w:val="2E75B6"/>
-                  <w:sz w:val="16"/>
-                  <w:szCs w:val="16"/>
-                  <w:u w:val="single" w:color="2E75B6"/>
-                </w:rPr>
-                <w:t xml:space="preserve">26 Dichotomous Key Ii</w:t>
-              </w:r>
-            </w:hyperlink>
-          </w:p>
-          <w:p>
-            <w:pPr>
-              <w:spacing w:after="10" w:before="0"/>
-              <w:ind w:left="120"/>
-            </w:pPr>
-            <w:r>
-              <w:rPr>
-                <w:rFonts w:ascii="Arial" w:cs="Arial" w:eastAsia="Arial" w:hAnsi="Arial"/>
-                <w:color w:val="595959"/>
-                <w:sz w:val="14"/>
-                <w:szCs w:val="14"/>
-              </w:rPr>
-              <w:t xml:space="preserve">Source: Seavuria</w:t>
-            </w:r>
-          </w:p>
-          <w:p>
-            <w:pPr>
-              <w:spacing w:after="10" w:before="0"/>
-              <w:ind w:left="120"/>
-            </w:pPr>
-            <w:hyperlink w:history="1" r:id="rIdau7bbrfmhbxewxqogazju">
-              <w:r>
-                <w:rPr>
-                  <w:rFonts w:ascii="Arial" w:cs="Arial" w:eastAsia="Arial" w:hAnsi="Arial"/>
-                  <w:color w:val="595959"/>
-                  <w:sz w:val="14"/>
-                  <w:szCs w:val="14"/>
-                  <w:u w:val="single" w:color="595959"/>
-                </w:rPr>
-                <w:t xml:space="preserve">🔍 Search ARES for similar videos</w:t>
-              </w:r>
-            </w:hyperlink>
-          </w:p>
-          <w:p>
-            <w:pPr>
-              <w:spacing w:after="40" w:before="0"/>
-            </w:pPr>
-            <w:r>
-              <w:rPr>
-                <w:sz w:val="14"/>
-                <w:szCs w:val="14"/>
-              </w:rPr>
-              <w:t xml:space="preserve"/>
-            </w:r>
-          </w:p>
-          <w:p>
-            <w:pPr>
-              <w:spacing w:after="20" w:before="0"/>
-            </w:pPr>
-            <w:r>
-              <w:rPr>
-                <w:rFonts w:ascii="Arial" w:cs="Arial" w:eastAsia="Arial" w:hAnsi="Arial"/>
-                <w:b/>
-                <w:bCs/>
-                <w:color w:val="1F3864"/>
-                <w:sz w:val="16"/>
-                <w:szCs w:val="16"/>
-              </w:rPr>
-              <w:t xml:space="preserve">📖 READING:</w:t>
-            </w:r>
-          </w:p>
-          <w:p>
-            <w:pPr>
-              <w:spacing w:after="20" w:before="0"/>
-            </w:pPr>
-            <w:r>
-              <w:rPr>
-                <w:rFonts w:ascii="Arial" w:cs="Arial" w:eastAsia="Arial" w:hAnsi="Arial"/>
-                <w:i/>
-                <w:iCs/>
-                <w:color w:val="595959"/>
-                <w:sz w:val="16"/>
-                <w:szCs w:val="16"/>
-              </w:rPr>
-              <w:t xml:space="preserve">No closely matching reading in the ARES library for this activity.</w:t>
-            </w:r>
-          </w:p>
-          <w:p>
-            <w:pPr>
-              <w:spacing w:after="10" w:before="0"/>
-              <w:ind w:left="120"/>
-            </w:pPr>
-            <w:hyperlink w:history="1" r:id="rIdva_likxseqwas5dnkupcb">
+            <w:hyperlink w:history="1" r:id="rIda0wp0mho1erqqvpl966tx">
               <w:r>
                 <w:rPr>
                   <w:rFonts w:ascii="Arial" w:cs="Arial" w:eastAsia="Arial" w:hAnsi="Arial"/>
@@ -22377,7 +22665,7 @@
         </w:rPr>
         <w:t xml:space="preserve">© 2026 SeaVuria and ARES. Aligned with KICD objectives. Developed by SeaVuria; technical implementation by ARES (with AI assistance from Claude). Licensed under </w:t>
       </w:r>
-      <w:hyperlink w:history="1" r:id="rIdubfvhomomieuvmle3iior">
+      <w:hyperlink w:history="1" r:id="rId-z49opwkjjvhsje7yfa3a">
         <w:r>
           <w:rPr>
             <w:rFonts w:ascii="Arial" w:cs="Arial" w:eastAsia="Arial" w:hAnsi="Arial"/>
@@ -22398,7 +22686,7 @@
         </w:rPr>
         <w:t xml:space="preserve"> (</w:t>
       </w:r>
-      <w:hyperlink w:history="1" r:id="rId_mu_usson8p4dj6spgniu">
+      <w:hyperlink w:history="1" r:id="rIdt1g0uzscg5wkbitm0cvtn">
         <w:r>
           <w:rPr>
             <w:rFonts w:ascii="Arial" w:cs="Arial" w:eastAsia="Arial" w:hAnsi="Arial"/>
@@ -23411,7 +23699,619 @@
             <w:pPr>
               <w:spacing w:after="20" w:before="0"/>
             </w:pPr>
-            <w:hyperlink w:history="1" r:id="rIdxfaydl746il6_uy7fpc-u">
+            <w:hyperlink w:history="1" r:id="rIdudf0dgvqa1lgpg9h6t1bh">
+              <w:r>
+                <w:rPr>
+                  <w:rFonts w:ascii="Arial" w:cs="Arial" w:eastAsia="Arial" w:hAnsi="Arial"/>
+                  <w:color w:val="2E75B6"/>
+                  <w:sz w:val="16"/>
+                  <w:szCs w:val="16"/>
+                  <w:u w:val="single" w:color="2E75B6"/>
+                </w:rPr>
+                <w:t xml:space="preserve">Plants: Classification, Reproduction, and Evolution - Overview</w:t>
+              </w:r>
+            </w:hyperlink>
+          </w:p>
+          <w:p>
+            <w:pPr>
+              <w:spacing w:after="10" w:before="0"/>
+              <w:ind w:left="120"/>
+            </w:pPr>
+            <w:r>
+              <w:rPr>
+                <w:rFonts w:ascii="Arial" w:cs="Arial" w:eastAsia="Arial" w:hAnsi="Arial"/>
+                <w:color w:val="595959"/>
+                <w:sz w:val="14"/>
+                <w:szCs w:val="14"/>
+              </w:rPr>
+              <w:t xml:space="preserve">Source: CK-12</w:t>
+            </w:r>
+          </w:p>
+          <w:p>
+            <w:pPr>
+              <w:spacing w:after="10" w:before="0"/>
+              <w:ind w:left="120"/>
+            </w:pPr>
+            <w:hyperlink w:history="1" r:id="rIdytqh7sb8du00jhfrinfc4">
+              <w:r>
+                <w:rPr>
+                  <w:rFonts w:ascii="Arial" w:cs="Arial" w:eastAsia="Arial" w:hAnsi="Arial"/>
+                  <w:color w:val="595959"/>
+                  <w:sz w:val="14"/>
+                  <w:szCs w:val="14"/>
+                  <w:u w:val="single" w:color="595959"/>
+                </w:rPr>
+                <w:t xml:space="preserve">🔍 Search ARES for similar videos</w:t>
+              </w:r>
+            </w:hyperlink>
+          </w:p>
+          <w:p>
+            <w:pPr>
+              <w:spacing w:after="40" w:before="0"/>
+            </w:pPr>
+            <w:r>
+              <w:rPr>
+                <w:sz w:val="14"/>
+                <w:szCs w:val="14"/>
+              </w:rPr>
+              <w:t xml:space="preserve"/>
+            </w:r>
+          </w:p>
+          <w:p>
+            <w:pPr>
+              <w:spacing w:after="20" w:before="0"/>
+            </w:pPr>
+            <w:r>
+              <w:rPr>
+                <w:rFonts w:ascii="Arial" w:cs="Arial" w:eastAsia="Arial" w:hAnsi="Arial"/>
+                <w:b/>
+                <w:bCs/>
+                <w:color w:val="1F3864"/>
+                <w:sz w:val="16"/>
+                <w:szCs w:val="16"/>
+              </w:rPr>
+              <w:t xml:space="preserve">📖 HTML:</w:t>
+            </w:r>
+          </w:p>
+          <w:p>
+            <w:pPr>
+              <w:spacing w:after="20" w:before="0"/>
+            </w:pPr>
+            <w:hyperlink w:history="1" r:id="rIdiqcsybdratmiv2hn6pom3">
+              <w:r>
+                <w:rPr>
+                  <w:rFonts w:ascii="Arial" w:cs="Arial" w:eastAsia="Arial" w:hAnsi="Arial"/>
+                  <w:color w:val="2E75B6"/>
+                  <w:sz w:val="16"/>
+                  <w:szCs w:val="16"/>
+                  <w:u w:val="single" w:color="2E75B6"/>
+                </w:rPr>
+                <w:t xml:space="preserve">Linnaean Classification (Flexbook)</w:t>
+              </w:r>
+            </w:hyperlink>
+          </w:p>
+          <w:p>
+            <w:pPr>
+              <w:spacing w:after="10" w:before="0"/>
+              <w:ind w:left="120"/>
+            </w:pPr>
+            <w:r>
+              <w:rPr>
+                <w:rFonts w:ascii="Arial" w:cs="Arial" w:eastAsia="Arial" w:hAnsi="Arial"/>
+                <w:color w:val="595959"/>
+                <w:sz w:val="14"/>
+                <w:szCs w:val="14"/>
+              </w:rPr>
+              <w:t xml:space="preserve">Source: CK-12</w:t>
+            </w:r>
+          </w:p>
+          <w:p>
+            <w:pPr>
+              <w:spacing w:after="10" w:before="0"/>
+              <w:ind w:left="120"/>
+            </w:pPr>
+            <w:hyperlink w:history="1" r:id="rIdxqakkns1kmnrhbrujh1tx">
+              <w:r>
+                <w:rPr>
+                  <w:rFonts w:ascii="Arial" w:cs="Arial" w:eastAsia="Arial" w:hAnsi="Arial"/>
+                  <w:color w:val="595959"/>
+                  <w:sz w:val="14"/>
+                  <w:szCs w:val="14"/>
+                  <w:u w:val="single" w:color="595959"/>
+                </w:rPr>
+                <w:t xml:space="preserve">🔍 Search ARES for similar readings</w:t>
+              </w:r>
+            </w:hyperlink>
+          </w:p>
+        </w:tc>
+        <w:tc>
+          <w:tcPr>
+            <w:tcW w:type="dxa" w:w="3040"/>
+            <w:shd w:fill="FFFFFF" w:color="auto" w:val="clear"/>
+            <w:tcMar>
+              <w:top w:type="dxa" w:w="60"/>
+              <w:left w:type="dxa" w:w="120"/>
+              <w:bottom w:type="dxa" w:w="60"/>
+              <w:right w:type="dxa" w:w="120"/>
+            </w:tcMar>
+            <w:vAlign w:val="top"/>
+          </w:tcPr>
+          <w:p>
+            <w:pPr>
+              <w:spacing w:after="40" w:before="0"/>
+              <w:jc w:val="left"/>
+            </w:pPr>
+            <w:r>
+              <w:rPr>
+                <w:rFonts w:ascii="Arial" w:cs="Arial" w:eastAsia="Arial" w:hAnsi="Arial"/>
+                <w:b w:val="false"/>
+                <w:bCs w:val="false"/>
+                <w:i w:val="false"/>
+                <w:iCs w:val="false"/>
+                <w:color w:val="000000"/>
+                <w:sz w:val="18"/>
+                <w:szCs w:val="18"/>
+              </w:rPr>
+              <w:t xml:space="preserve">Learners view the display of organisms from the school environment (maize plant, bean plant, grass, fern, moss, mushroom, mosquito, butterfly, earthworm, snail, chicken, lizard, goat) as real specimens, photographs or cards. In pairs they individually write a prediction: 'Mixed in with a new set of 6 unfamiliar organisms from Kericho, Kisumu or Mombasa, could a learner from another school classify them exactly as we do? What would we need so that the answer is yes?' They then share with a partner (Think-Pair-Share), discussing first in Kiswahili or mother tongue if helpful, and record key terms in English.</w:t>
+            </w:r>
+          </w:p>
+        </w:tc>
+        <w:tc>
+          <w:tcPr>
+            <w:tcW w:type="dxa" w:w="3040"/>
+            <w:shd w:fill="F2F2F2" w:color="auto" w:val="clear"/>
+            <w:tcMar>
+              <w:top w:type="dxa" w:w="60"/>
+              <w:left w:type="dxa" w:w="120"/>
+              <w:bottom w:type="dxa" w:w="60"/>
+              <w:right w:type="dxa" w:w="120"/>
+            </w:tcMar>
+            <w:vAlign w:val="top"/>
+          </w:tcPr>
+          <w:p>
+            <w:pPr>
+              <w:spacing w:after="40" w:before="0"/>
+              <w:jc w:val="left"/>
+            </w:pPr>
+            <w:r>
+              <w:rPr>
+                <w:rFonts w:ascii="Arial" w:cs="Arial" w:eastAsia="Arial" w:hAnsi="Arial"/>
+                <w:b w:val="false"/>
+                <w:bCs w:val="false"/>
+                <w:i w:val="false"/>
+                <w:iCs w:val="false"/>
+                <w:color w:val="000000"/>
+                <w:sz w:val="18"/>
+                <w:szCs w:val="18"/>
+              </w:rPr>
+              <w:t xml:space="preserve">Display the organisms and say: 'In Lesson 1 we asked: if all these are living things, how can scientists organise them so anyone, anywhere, can identify them? Today you will answer that with evidence.' Pose the prediction question and give WAIT TIME of 10-15 seconds of silent thinking, then 2 minutes to write. Pair learners for 3 minutes. Cold-call 4 pairs: 'What would another learner in Kisumu need to get the same groups as you?' Listen for 'same characteristics', 'a key', 'standard names'. Record answers on the board without evaluating. Say: 'Let us test these predictions today.'</w:t>
+            </w:r>
+          </w:p>
+        </w:tc>
+        <w:tc>
+          <w:tcPr>
+            <w:tcW w:type="dxa" w:w="3040"/>
+            <w:shd w:fill="FFFFFF" w:color="auto" w:val="clear"/>
+            <w:tcMar>
+              <w:top w:type="dxa" w:w="60"/>
+              <w:left w:type="dxa" w:w="120"/>
+              <w:bottom w:type="dxa" w:w="60"/>
+              <w:right w:type="dxa" w:w="120"/>
+            </w:tcMar>
+            <w:vAlign w:val="top"/>
+          </w:tcPr>
+          <w:p>
+            <w:pPr>
+              <w:spacing w:after="40" w:before="0"/>
+              <w:jc w:val="left"/>
+            </w:pPr>
+            <w:r>
+              <w:rPr>
+                <w:rFonts w:ascii="Arial" w:cs="Arial" w:eastAsia="Arial" w:hAnsi="Arial"/>
+                <w:b w:val="false"/>
+                <w:bCs w:val="false"/>
+                <w:i w:val="false"/>
+                <w:iCs w:val="false"/>
+                <w:color w:val="000000"/>
+                <w:sz w:val="18"/>
+                <w:szCs w:val="18"/>
+              </w:rPr>
+              <w:t xml:space="preserve">Predict-Observe-Explain (POE) reprise with Think-Pair-Share: Writing predictions before the challenge makes learners commit to ideas drawn from earlier lessons, so they can later see how evidence confirms or changes their thinking. Pairing lets learners rehearse scientific vocabulary before whole-class talk.</w:t>
+            </w:r>
+          </w:p>
+        </w:tc>
+        <w:tc>
+          <w:tcPr>
+            <w:tcW w:type="dxa" w:w="3040"/>
+            <w:shd w:fill="F2F2F2" w:color="auto" w:val="clear"/>
+            <w:tcMar>
+              <w:top w:type="dxa" w:w="60"/>
+              <w:left w:type="dxa" w:w="120"/>
+              <w:bottom w:type="dxa" w:w="60"/>
+              <w:right w:type="dxa" w:w="120"/>
+            </w:tcMar>
+            <w:vAlign w:val="top"/>
+          </w:tcPr>
+          <w:p>
+            <w:pPr>
+              <w:spacing w:after="40" w:before="0"/>
+              <w:jc w:val="left"/>
+            </w:pPr>
+            <w:r>
+              <w:rPr>
+                <w:rFonts w:ascii="Arial" w:cs="Arial" w:eastAsia="Arial" w:hAnsi="Arial"/>
+                <w:b w:val="false"/>
+                <w:bCs w:val="false"/>
+                <w:i w:val="false"/>
+                <w:iCs w:val="false"/>
+                <w:color w:val="000000"/>
+                <w:sz w:val="18"/>
+                <w:szCs w:val="18"/>
+              </w:rPr>
+              <w:t xml:space="preserve">Check that at least 80% of predictions mention a shared, observable characteristic or a key (not size, colour or usefulness as food). Indicators: learners use terms like 'dichotomous key', 'division', 'phylum', 'class'; note learners who still propose arbitrary groupings for follow-up. Tally the ideas on the board for comparison at the end.</w:t>
+            </w:r>
+          </w:p>
+        </w:tc>
+      </w:tr>
+      <w:tr>
+        <w:tc>
+          <w:tcPr>
+            <w:tcW w:type="dxa" w:w="1520"/>
+            <w:shd w:fill="D9EEF1" w:color="auto" w:val="clear"/>
+            <w:tcMar>
+              <w:top w:type="dxa" w:w="60"/>
+              <w:left w:type="dxa" w:w="120"/>
+              <w:bottom w:type="dxa" w:w="60"/>
+              <w:right w:type="dxa" w:w="120"/>
+            </w:tcMar>
+            <w:vAlign w:val="top"/>
+          </w:tcPr>
+          <w:p>
+            <w:pPr>
+              <w:spacing w:after="40" w:before="0"/>
+              <w:jc w:val="left"/>
+            </w:pPr>
+            <w:r>
+              <w:rPr>
+                <w:rFonts w:ascii="Arial" w:cs="Arial" w:eastAsia="Arial" w:hAnsi="Arial"/>
+                <w:b/>
+                <w:bCs/>
+                <w:i w:val="false"/>
+                <w:iCs w:val="false"/>
+                <w:color w:val="000000"/>
+                <w:sz w:val="18"/>
+                <w:szCs w:val="18"/>
+              </w:rPr>
+              <w:t xml:space="preserve">Observe Phase</w:t>
+            </w:r>
+          </w:p>
+          <w:p>
+            <w:pPr>
+              <w:spacing w:after="20" w:before="0"/>
+            </w:pPr>
+            <w:r>
+              <w:rPr>
+                <w:rFonts w:ascii="Arial" w:cs="Arial" w:eastAsia="Arial" w:hAnsi="Arial"/>
+                <w:b/>
+                <w:bCs/>
+                <w:color w:val="1F3864"/>
+                <w:sz w:val="16"/>
+                <w:szCs w:val="16"/>
+              </w:rPr>
+              <w:t xml:space="preserve">📹 VIDEO:</w:t>
+            </w:r>
+          </w:p>
+          <w:p>
+            <w:pPr>
+              <w:spacing w:after="20" w:before="0"/>
+            </w:pPr>
+            <w:hyperlink w:history="1" r:id="rIdavw8vwygdyb9tc3orzwpk">
+              <w:r>
+                <w:rPr>
+                  <w:rFonts w:ascii="Arial" w:cs="Arial" w:eastAsia="Arial" w:hAnsi="Arial"/>
+                  <w:color w:val="2E75B6"/>
+                  <w:sz w:val="16"/>
+                  <w:szCs w:val="16"/>
+                  <w:u w:val="single" w:color="2E75B6"/>
+                </w:rPr>
+                <w:t xml:space="preserve">Plants: Classification, Reproduction, and Evolution - Overview</w:t>
+              </w:r>
+            </w:hyperlink>
+          </w:p>
+          <w:p>
+            <w:pPr>
+              <w:spacing w:after="10" w:before="0"/>
+              <w:ind w:left="120"/>
+            </w:pPr>
+            <w:r>
+              <w:rPr>
+                <w:rFonts w:ascii="Arial" w:cs="Arial" w:eastAsia="Arial" w:hAnsi="Arial"/>
+                <w:color w:val="595959"/>
+                <w:sz w:val="14"/>
+                <w:szCs w:val="14"/>
+              </w:rPr>
+              <w:t xml:space="preserve">Source: CK-12</w:t>
+            </w:r>
+          </w:p>
+          <w:p>
+            <w:pPr>
+              <w:spacing w:after="10" w:before="0"/>
+              <w:ind w:left="120"/>
+            </w:pPr>
+            <w:hyperlink w:history="1" r:id="rIdtubz2gk8i5honida72oui">
+              <w:r>
+                <w:rPr>
+                  <w:rFonts w:ascii="Arial" w:cs="Arial" w:eastAsia="Arial" w:hAnsi="Arial"/>
+                  <w:color w:val="595959"/>
+                  <w:sz w:val="14"/>
+                  <w:szCs w:val="14"/>
+                  <w:u w:val="single" w:color="595959"/>
+                </w:rPr>
+                <w:t xml:space="preserve">🔍 Search ARES for similar videos</w:t>
+              </w:r>
+            </w:hyperlink>
+          </w:p>
+          <w:p>
+            <w:pPr>
+              <w:spacing w:after="40" w:before="0"/>
+            </w:pPr>
+            <w:r>
+              <w:rPr>
+                <w:sz w:val="14"/>
+                <w:szCs w:val="14"/>
+              </w:rPr>
+              <w:t xml:space="preserve"/>
+            </w:r>
+          </w:p>
+          <w:p>
+            <w:pPr>
+              <w:spacing w:after="20" w:before="0"/>
+            </w:pPr>
+            <w:r>
+              <w:rPr>
+                <w:rFonts w:ascii="Arial" w:cs="Arial" w:eastAsia="Arial" w:hAnsi="Arial"/>
+                <w:b/>
+                <w:bCs/>
+                <w:color w:val="1F3864"/>
+                <w:sz w:val="16"/>
+                <w:szCs w:val="16"/>
+              </w:rPr>
+              <w:t xml:space="preserve">📖 EXERCISE:</w:t>
+            </w:r>
+          </w:p>
+          <w:p>
+            <w:pPr>
+              <w:spacing w:after="20" w:before="0"/>
+            </w:pPr>
+            <w:hyperlink w:history="1" r:id="rIdztmzvccti6jpld1j5xcoc">
+              <w:r>
+                <w:rPr>
+                  <w:rFonts w:ascii="Arial" w:cs="Arial" w:eastAsia="Arial" w:hAnsi="Arial"/>
+                  <w:color w:val="2E75B6"/>
+                  <w:sz w:val="16"/>
+                  <w:szCs w:val="16"/>
+                  <w:u w:val="single" w:color="2E75B6"/>
+                </w:rPr>
+                <w:t xml:space="preserve">Linnaean Classification Practice</w:t>
+              </w:r>
+            </w:hyperlink>
+          </w:p>
+          <w:p>
+            <w:pPr>
+              <w:spacing w:after="10" w:before="0"/>
+              <w:ind w:left="120"/>
+            </w:pPr>
+            <w:r>
+              <w:rPr>
+                <w:rFonts w:ascii="Arial" w:cs="Arial" w:eastAsia="Arial" w:hAnsi="Arial"/>
+                <w:color w:val="595959"/>
+                <w:sz w:val="14"/>
+                <w:szCs w:val="14"/>
+              </w:rPr>
+              <w:t xml:space="preserve">Source: CK-12</w:t>
+            </w:r>
+          </w:p>
+          <w:p>
+            <w:pPr>
+              <w:spacing w:after="10" w:before="0"/>
+              <w:ind w:left="120"/>
+            </w:pPr>
+            <w:hyperlink w:history="1" r:id="rIdknppn2psc_uhzzrm_9rbd">
+              <w:r>
+                <w:rPr>
+                  <w:rFonts w:ascii="Arial" w:cs="Arial" w:eastAsia="Arial" w:hAnsi="Arial"/>
+                  <w:color w:val="595959"/>
+                  <w:sz w:val="14"/>
+                  <w:szCs w:val="14"/>
+                  <w:u w:val="single" w:color="595959"/>
+                </w:rPr>
+                <w:t xml:space="preserve">🔍 Search ARES for similar readings</w:t>
+              </w:r>
+            </w:hyperlink>
+          </w:p>
+        </w:tc>
+        <w:tc>
+          <w:tcPr>
+            <w:tcW w:type="dxa" w:w="3040"/>
+            <w:shd w:fill="FFFFFF" w:color="auto" w:val="clear"/>
+            <w:tcMar>
+              <w:top w:type="dxa" w:w="60"/>
+              <w:left w:type="dxa" w:w="120"/>
+              <w:bottom w:type="dxa" w:w="60"/>
+              <w:right w:type="dxa" w:w="120"/>
+            </w:tcMar>
+            <w:vAlign w:val="top"/>
+          </w:tcPr>
+          <w:p>
+            <w:pPr>
+              <w:spacing w:after="40" w:before="0"/>
+              <w:jc w:val="left"/>
+            </w:pPr>
+            <w:r>
+              <w:rPr>
+                <w:rFonts w:ascii="Arial" w:cs="Arial" w:eastAsia="Arial" w:hAnsi="Arial"/>
+                <w:b w:val="false"/>
+                <w:bCs w:val="false"/>
+                <w:i w:val="false"/>
+                <w:iCs w:val="false"/>
+                <w:color w:val="000000"/>
+                <w:sz w:val="18"/>
+                <w:szCs w:val="18"/>
+              </w:rPr>
+              <w:t xml:space="preserve">Final classification challenge (groups of 4). Each group receives organism cards/specimens (maize, bean, fern, moss, pine/cypress leaf or cone from Kenyan highlands, mushroom picture, mosquito, butterfly, earthworm, snail, chicken, lizard, goat, plus 2 new unfamiliar cards, e.g. a sisal plant and a tilapia from Lake Victoria). Task 1: sort them into Kingdom Plantae and Kingdom Animalia and then into Divisions (Bryophyta, Pteridophyta, Spermatophyta; Gymnospermae/Angiospermae; monocot/dicot) and Phyla/Classes (Chordata: fish, amphibians, reptiles, birds, mammals; Arthropoda: insects, arachnids, crustaceans, myriapods). Task 2: build or complete a dichotomous key for at least 6 organisms and exchange it with another group, who must use it to identify an unlabelled 'mystery' organism. Task 3: record where the key was unclear. Groups present their models/keys in a short gallery-style rotation (2 minutes per station), with learners recording evidence in their notes and tick-checking the rubric. Groups also add a one-line note on viruses: why they are not placed in either kingdom, and their importance (e.g. vaccines, maize streak virus in crops, biotechnology). Optional 5-minute video or chart review to confirm characteristics.</w:t>
+            </w:r>
+          </w:p>
+        </w:tc>
+        <w:tc>
+          <w:tcPr>
+            <w:tcW w:type="dxa" w:w="3040"/>
+            <w:shd w:fill="F2F2F2" w:color="auto" w:val="clear"/>
+            <w:tcMar>
+              <w:top w:type="dxa" w:w="60"/>
+              <w:left w:type="dxa" w:w="120"/>
+              <w:bottom w:type="dxa" w:w="60"/>
+              <w:right w:type="dxa" w:w="120"/>
+            </w:tcMar>
+            <w:vAlign w:val="top"/>
+          </w:tcPr>
+          <w:p>
+            <w:pPr>
+              <w:spacing w:after="40" w:before="0"/>
+              <w:jc w:val="left"/>
+            </w:pPr>
+            <w:r>
+              <w:rPr>
+                <w:rFonts w:ascii="Arial" w:cs="Arial" w:eastAsia="Arial" w:hAnsi="Arial"/>
+                <w:b w:val="false"/>
+                <w:bCs w:val="false"/>
+                <w:i w:val="false"/>
+                <w:iCs w:val="false"/>
+                <w:color w:val="000000"/>
+                <w:sz w:val="18"/>
+                <w:szCs w:val="18"/>
+              </w:rPr>
+              <w:t xml:space="preserve">Say: 'Your challenge is to classify the same organisms as before, but this time using shared, observable characteristics.' Distribute cards and rubrics. Circulate and ask: 'Which characteristic did you use for that split? Could a learner in Mombasa observe it too?' and 'Where does the mushroom fit, and why does it not fit Plantae?' WAIT TIME 10-15 seconds after each question. Cold-call at least 6 learners across groups, including quieter learners. Prompt for Animal Welfare: 'How are we handling the live earthworm or snail?' Remind groups to use only safe specimens and to return live ones to the school garden. During key exchange say: 'The test of a good key is whether a stranger can use it. Note exactly where they got stuck.' Move through the stations asking each group to justify one choice. For viruses ask: 'Give one harm and one benefit of viruses to Kenyans.' Listen for maize streak virus, HIV/measles/COVID-19, vaccines, gene therapy and biotechnology.</w:t>
+            </w:r>
+          </w:p>
+        </w:tc>
+        <w:tc>
+          <w:tcPr>
+            <w:tcW w:type="dxa" w:w="3040"/>
+            <w:shd w:fill="FFFFFF" w:color="auto" w:val="clear"/>
+            <w:tcMar>
+              <w:top w:type="dxa" w:w="60"/>
+              <w:left w:type="dxa" w:w="120"/>
+              <w:bottom w:type="dxa" w:w="60"/>
+              <w:right w:type="dxa" w:w="120"/>
+            </w:tcMar>
+            <w:vAlign w:val="top"/>
+          </w:tcPr>
+          <w:p>
+            <w:pPr>
+              <w:spacing w:after="40" w:before="0"/>
+              <w:jc w:val="left"/>
+            </w:pPr>
+            <w:r>
+              <w:rPr>
+                <w:rFonts w:ascii="Arial" w:cs="Arial" w:eastAsia="Arial" w:hAnsi="Arial"/>
+                <w:b w:val="false"/>
+                <w:bCs w:val="false"/>
+                <w:i w:val="false"/>
+                <w:iCs w:val="false"/>
+                <w:color w:val="000000"/>
+                <w:sz w:val="18"/>
+                <w:szCs w:val="18"/>
+              </w:rPr>
+              <w:t xml:space="preserve">Dichotomous-key challenge with gallery presentations: Using and testing another group's key shows that accurate identification depends on clear, observable, yes/no characteristics, directly addressing the Lesson 1 problem where each group's classification differed. Gallery presentation exposes learners to multiple models so they can compare evidence.</w:t>
+            </w:r>
+          </w:p>
+        </w:tc>
+        <w:tc>
+          <w:tcPr>
+            <w:tcW w:type="dxa" w:w="3040"/>
+            <w:shd w:fill="F2F2F2" w:color="auto" w:val="clear"/>
+            <w:tcMar>
+              <w:top w:type="dxa" w:w="60"/>
+              <w:left w:type="dxa" w:w="120"/>
+              <w:bottom w:type="dxa" w:w="60"/>
+              <w:right w:type="dxa" w:w="120"/>
+            </w:tcMar>
+            <w:vAlign w:val="top"/>
+          </w:tcPr>
+          <w:p>
+            <w:pPr>
+              <w:spacing w:after="40" w:before="0"/>
+              <w:jc w:val="left"/>
+            </w:pPr>
+            <w:r>
+              <w:rPr>
+                <w:rFonts w:ascii="Arial" w:cs="Arial" w:eastAsia="Arial" w:hAnsi="Arial"/>
+                <w:b w:val="false"/>
+                <w:bCs w:val="false"/>
+                <w:i w:val="false"/>
+                <w:iCs w:val="false"/>
+                <w:color w:val="000000"/>
+                <w:sz w:val="18"/>
+                <w:szCs w:val="18"/>
+              </w:rPr>
+              <w:t xml:space="preserve">Observable indicators: (1) groups correctly place at least 10 of 13 organisms into the right division, phylum or class; (2) keys use observable paired statements (e.g. 'has wings / no wings', 'seeds in fruit / seeds not in fruit', 'one cotyledon / two cotyledons', 'vertebral column present / absent'); (3) the exchanging group identifies the mystery organism correctly; (4) learners can name one importance of arthropods (pollination, pests, disease vectors such as mosquitoes) and one of viruses. Record on a checklist and note misconceptions, e.g. 'mushroom is a plant' or 'viruses are cells'.</w:t>
+            </w:r>
+          </w:p>
+        </w:tc>
+      </w:tr>
+      <w:tr>
+        <w:tc>
+          <w:tcPr>
+            <w:tcW w:type="dxa" w:w="1520"/>
+            <w:shd w:fill="E2EFDA" w:color="auto" w:val="clear"/>
+            <w:tcMar>
+              <w:top w:type="dxa" w:w="60"/>
+              <w:left w:type="dxa" w:w="120"/>
+              <w:bottom w:type="dxa" w:w="60"/>
+              <w:right w:type="dxa" w:w="120"/>
+            </w:tcMar>
+            <w:vAlign w:val="top"/>
+          </w:tcPr>
+          <w:p>
+            <w:pPr>
+              <w:spacing w:after="40" w:before="0"/>
+              <w:jc w:val="left"/>
+            </w:pPr>
+            <w:r>
+              <w:rPr>
+                <w:rFonts w:ascii="Arial" w:cs="Arial" w:eastAsia="Arial" w:hAnsi="Arial"/>
+                <w:b/>
+                <w:bCs/>
+                <w:i w:val="false"/>
+                <w:iCs w:val="false"/>
+                <w:color w:val="000000"/>
+                <w:sz w:val="18"/>
+                <w:szCs w:val="18"/>
+              </w:rPr>
+              <w:t xml:space="preserve">Explain Phase</w:t>
+            </w:r>
+          </w:p>
+          <w:p>
+            <w:pPr>
+              <w:spacing w:after="20" w:before="0"/>
+            </w:pPr>
+            <w:r>
+              <w:rPr>
+                <w:rFonts w:ascii="Arial" w:cs="Arial" w:eastAsia="Arial" w:hAnsi="Arial"/>
+                <w:b/>
+                <w:bCs/>
+                <w:color w:val="1F3864"/>
+                <w:sz w:val="16"/>
+                <w:szCs w:val="16"/>
+              </w:rPr>
+              <w:t xml:space="preserve">📹 VIDEO:</w:t>
+            </w:r>
+          </w:p>
+          <w:p>
+            <w:pPr>
+              <w:spacing w:after="20" w:before="0"/>
+            </w:pPr>
+            <w:hyperlink w:history="1" r:id="rIdlrt3jz9ooelms1qrhe6uz">
               <w:r>
                 <w:rPr>
                   <w:rFonts w:ascii="Arial" w:cs="Arial" w:eastAsia="Arial" w:hAnsi="Arial"/>
@@ -23426,6 +24326,22 @@
           </w:p>
           <w:p>
             <w:pPr>
+              <w:spacing w:after="20" w:before="0"/>
+            </w:pPr>
+            <w:r>
+              <w:rPr>
+                <w:rFonts w:ascii="Arial" w:cs="Arial" w:eastAsia="Arial" w:hAnsi="Arial"/>
+                <w:i/>
+                <w:iCs/>
+                <w:color w:val="595959"/>
+                <w:sz w:val="16"/>
+                <w:szCs w:val="16"/>
+              </w:rPr>
+              <w:t xml:space="preserve">Related topic: not an exact match for this lesson.</w:t>
+            </w:r>
+          </w:p>
+          <w:p>
+            <w:pPr>
               <w:spacing w:after="10" w:before="0"/>
               <w:ind w:left="120"/>
             </w:pPr>
@@ -23444,7 +24360,7 @@
               <w:spacing w:after="10" w:before="0"/>
               <w:ind w:left="120"/>
             </w:pPr>
-            <w:hyperlink w:history="1" r:id="rIdc6wxfizkhhmilyxeaw5si">
+            <w:hyperlink w:history="1" r:id="rIdi20y7srvrthbxfhvt4hl4">
               <w:r>
                 <w:rPr>
                   <w:rFonts w:ascii="Arial" w:cs="Arial" w:eastAsia="Arial" w:hAnsi="Arial"/>
@@ -23489,7 +24405,7 @@
             <w:pPr>
               <w:spacing w:after="20" w:before="0"/>
             </w:pPr>
-            <w:hyperlink w:history="1" r:id="rId957bxwregmtydbllgn8uh">
+            <w:hyperlink w:history="1" r:id="rIdnssbr5hhc_p_k5fstwbqf">
               <w:r>
                 <w:rPr>
                   <w:rFonts w:ascii="Arial" w:cs="Arial" w:eastAsia="Arial" w:hAnsi="Arial"/>
@@ -23498,7 +24414,7 @@
                   <w:szCs w:val="16"/>
                   <w:u w:val="single" w:color="2E75B6"/>
                 </w:rPr>
-                <w:t xml:space="preserve">Angle Classification (Flexbook)</w:t>
+                <w:t xml:space="preserve">Animal Classification (Flexbook)</w:t>
               </w:r>
             </w:hyperlink>
           </w:p>
@@ -23522,7 +24438,7 @@
               <w:spacing w:after="10" w:before="0"/>
               <w:ind w:left="120"/>
             </w:pPr>
-            <w:hyperlink w:history="1" r:id="rIdbobh5oybzqjllirjdxrx5">
+            <w:hyperlink w:history="1" r:id="rId_fu71vfijbfzxhilumjn3">
               <w:r>
                 <w:rPr>
                   <w:rFonts w:ascii="Arial" w:cs="Arial" w:eastAsia="Arial" w:hAnsi="Arial"/>
@@ -23564,7 +24480,7 @@
                 <w:sz w:val="18"/>
                 <w:szCs w:val="18"/>
               </w:rPr>
-              <w:t xml:space="preserve">Learners view the display of organisms from the school environment (maize plant, bean plant, grass, fern, moss, mushroom, mosquito, butterfly, earthworm, snail, chicken, lizard, goat) as real specimens, photographs or cards. In pairs they individually write a prediction: 'Mixed in with a new set of 6 unfamiliar organisms from Kericho, Kisumu or Mombasa, could a learner from another school classify them exactly as we do? What would we need so that the answer is yes?' They then share with a partner (Think-Pair-Share), discussing first in Kiswahili or mother tongue if helpful, and record key terms in English.</w:t>
+              <w:t xml:space="preserve">Learners write an individual Final Explanation answering the driving question using Claim-Evidence-Reasoning (CER). Claim: a statement answering 'How can we identify and classify living organisms accurately?' Evidence: at least three pieces from the lessons and the challenge (e.g. moss lacks vascular tissue while fern has vascular tissue and spores; maize has parallel veins and one cotyledon whereas bean has net veins and two cotyledons; mosquito has 3 pairs of legs and a jointed exoskeleton so is in Arthropoda, while chicken has a backbone so is in Chordata; a key gave the same answer for two different groups). Reasoning: explains why shared, observable characteristics and standard names produce the same grouping for any learner, unlike groupings by size, colour or food use. They also include one sentence on the importance of viruses. Then they do Think-Pair-Share to critique a partner's CER using the rubric and revise.</w:t>
             </w:r>
           </w:p>
         </w:tc>
@@ -23596,7 +24512,7 @@
                 <w:sz w:val="18"/>
                 <w:szCs w:val="18"/>
               </w:rPr>
-              <w:t xml:space="preserve">Display the organisms and say: 'In Lesson 1 we asked: if all these are living things, how can scientists organise them so anyone, anywhere, can identify them? Today you will answer that with evidence.' Pose the prediction question and give WAIT TIME of 10-15 seconds of silent thinking, then 2 minutes to write. Pair learners for 3 minutes. Cold-call 4 pairs: 'What would another learner in Kisumu need to get the same groups as you?' Listen for 'same characteristics', 'a key', 'standard names'. Record answers on the board without evaluating. Say: 'Let us test these predictions today.'</w:t>
+              <w:t xml:space="preserve">Display the CER frame: 'I claim that ... The evidence is ... This shows that ... because ...'. Say: 'Your claim must answer the driving question, and your evidence must come from what we observed, not from memory only.' Give 8 minutes of silent writing. WAIT TIME 10-15 seconds when asking: 'Why did our groups disagree in Lesson 1 but agree today?' Cold-call 3 learners to share claims and 3 to share the strongest evidence. Probe: 'Is size or colour good evidence for classification? Why not?' and 'How does a dichotomous key help someone who has never seen this organism?' Press for reasoning that links characteristics to a standard system. Use the rubric to give feedback: 'Your evidence is clear; now explain why it supports your claim.' Allow Kiswahili for discussion but require written English terms.</w:t>
             </w:r>
           </w:p>
         </w:tc>
@@ -23628,7 +24544,7 @@
                 <w:sz w:val="18"/>
                 <w:szCs w:val="18"/>
               </w:rPr>
-              <w:t xml:space="preserve">Predict-Observe-Explain (POE) reprise with Think-Pair-Share: Writing predictions before the challenge makes learners commit to ideas drawn from earlier lessons, so they can later see how evidence confirms or changes their thinking. Pairing lets learners rehearse scientific vocabulary before whole-class talk.</w:t>
+              <w:t xml:space="preserve">Claim-Evidence-Reasoning (CER) with Think-Pair-Share: CER requires learners to connect specific evidence to a general principle, building a scientifically defensible explanation. Peer critique strengthens argumentation and clarifies gaps in reasoning.</w:t>
             </w:r>
           </w:p>
         </w:tc>
@@ -23660,7 +24576,7 @@
                 <w:sz w:val="18"/>
                 <w:szCs w:val="18"/>
               </w:rPr>
-              <w:t xml:space="preserve">Check that at least 80% of predictions mention a shared, observable characteristic or a key (not size, colour or usefulness as food). Indicators: learners use terms like 'dichotomous key', 'division', 'phylum', 'class'; note learners who still propose arbitrary groupings for follow-up. Tally the ideas on the board for comparison at the end.</w:t>
+              <w:t xml:space="preserve">Use a 4-level rubric: (1) Claim answers the driving question; (2) at least 3 accurate pieces of evidence from Plantae, Animalia and the key activity; (3) reasoning links evidence to the need for shared observable characteristics and a standard system; (4) correct scientific terms (division, phylum, class, dichotomous key). Look for revised wording after peer feedback. Learners who give only a list of organisms without reasoning get a follow-up prompt: 'What makes this feature a reliable way to group them?'</w:t>
             </w:r>
           </w:p>
         </w:tc>
@@ -23669,32 +24585,32 @@
         <w:tc>
           <w:tcPr>
             <w:tcW w:type="dxa" w:w="1520"/>
-            <w:shd w:fill="D9EEF1" w:color="auto" w:val="clear"/>
-            <w:tcMar>
-              <w:top w:type="dxa" w:w="60"/>
-              <w:left w:type="dxa" w:w="120"/>
-              <w:bottom w:type="dxa" w:w="60"/>
-              <w:right w:type="dxa" w:w="120"/>
-            </w:tcMar>
-            <w:vAlign w:val="top"/>
-          </w:tcPr>
-          <w:p>
-            <w:pPr>
-              <w:spacing w:after="40" w:before="0"/>
-              <w:jc w:val="left"/>
-            </w:pPr>
-            <w:r>
-              <w:rPr>
-                <w:rFonts w:ascii="Arial" w:cs="Arial" w:eastAsia="Arial" w:hAnsi="Arial"/>
-                <w:b/>
-                <w:bCs/>
-                <w:i w:val="false"/>
-                <w:iCs w:val="false"/>
-                <w:color w:val="000000"/>
-                <w:sz w:val="18"/>
-                <w:szCs w:val="18"/>
-              </w:rPr>
-              <w:t xml:space="preserve">Observe Phase</w:t>
+            <w:shd w:fill="FCE4D6" w:color="auto" w:val="clear"/>
+            <w:tcMar>
+              <w:top w:type="dxa" w:w="60"/>
+              <w:left w:type="dxa" w:w="120"/>
+              <w:bottom w:type="dxa" w:w="60"/>
+              <w:right w:type="dxa" w:w="120"/>
+            </w:tcMar>
+            <w:vAlign w:val="top"/>
+          </w:tcPr>
+          <w:p>
+            <w:pPr>
+              <w:spacing w:after="40" w:before="0"/>
+              <w:jc w:val="left"/>
+            </w:pPr>
+            <w:r>
+              <w:rPr>
+                <w:rFonts w:ascii="Arial" w:cs="Arial" w:eastAsia="Arial" w:hAnsi="Arial"/>
+                <w:b/>
+                <w:bCs/>
+                <w:i w:val="false"/>
+                <w:iCs w:val="false"/>
+                <w:color w:val="000000"/>
+                <w:sz w:val="18"/>
+                <w:szCs w:val="18"/>
+              </w:rPr>
+              <w:t xml:space="preserve">Driving Question Board (DQB) Creation</w:t>
             </w:r>
           </w:p>
           <w:p>
@@ -23717,7 +24633,7 @@
             <w:pPr>
               <w:spacing w:after="20" w:before="0"/>
             </w:pPr>
-            <w:hyperlink w:history="1" r:id="rId8bws4jhpku3cpctzgqpkh">
+            <w:hyperlink w:history="1" r:id="rIdmp-fivcsoykmtb0f8g2de">
               <w:r>
                 <w:rPr>
                   <w:rFonts w:ascii="Arial" w:cs="Arial" w:eastAsia="Arial" w:hAnsi="Arial"/>
@@ -23726,9 +24642,25 @@
                   <w:szCs w:val="16"/>
                   <w:u w:val="single" w:color="2E75B6"/>
                 </w:rPr>
-                <w:t xml:space="preserve">01 Overview Of Kingdom Plantae</w:t>
+                <w:t xml:space="preserve">24 Six Kingdoms Of Classification</w:t>
               </w:r>
             </w:hyperlink>
+          </w:p>
+          <w:p>
+            <w:pPr>
+              <w:spacing w:after="20" w:before="0"/>
+            </w:pPr>
+            <w:r>
+              <w:rPr>
+                <w:rFonts w:ascii="Arial" w:cs="Arial" w:eastAsia="Arial" w:hAnsi="Arial"/>
+                <w:i/>
+                <w:iCs/>
+                <w:color w:val="595959"/>
+                <w:sz w:val="16"/>
+                <w:szCs w:val="16"/>
+              </w:rPr>
+              <w:t xml:space="preserve">Related topic: not an exact match for this lesson.</w:t>
+            </w:r>
           </w:p>
           <w:p>
             <w:pPr>
@@ -23750,7 +24682,7 @@
               <w:spacing w:after="10" w:before="0"/>
               <w:ind w:left="120"/>
             </w:pPr>
-            <w:hyperlink w:history="1" r:id="rId-48xopz0nqco6v8gse-s7">
+            <w:hyperlink w:history="1" r:id="rIda9j2shbkhn2plbqk_wdlz">
               <w:r>
                 <w:rPr>
                   <w:rFonts w:ascii="Arial" w:cs="Arial" w:eastAsia="Arial" w:hAnsi="Arial"/>
@@ -23795,7 +24727,7 @@
             <w:pPr>
               <w:spacing w:after="20" w:before="0"/>
             </w:pPr>
-            <w:hyperlink w:history="1" r:id="rId4bharvqrrv7bzcuq3ijdl">
+            <w:hyperlink w:history="1" r:id="rIdhrghbwqrv9e0dqkox4gga">
               <w:r>
                 <w:rPr>
                   <w:rFonts w:ascii="Arial" w:cs="Arial" w:eastAsia="Arial" w:hAnsi="Arial"/>
@@ -23804,7 +24736,7 @@
                   <w:szCs w:val="16"/>
                   <w:u w:val="single" w:color="2E75B6"/>
                 </w:rPr>
-                <w:t xml:space="preserve">Angle Classification Practice</w:t>
+                <w:t xml:space="preserve">Animal Classification Practice</w:t>
               </w:r>
             </w:hyperlink>
           </w:p>
@@ -23828,7 +24760,7 @@
               <w:spacing w:after="10" w:before="0"/>
               <w:ind w:left="120"/>
             </w:pPr>
-            <w:hyperlink w:history="1" r:id="rId-tmthnwvrcx02akq3orre">
+            <w:hyperlink w:history="1" r:id="rId_87veeelvnbxsmfz9bxj7">
               <w:r>
                 <w:rPr>
                   <w:rFonts w:ascii="Arial" w:cs="Arial" w:eastAsia="Arial" w:hAnsi="Arial"/>
@@ -23870,7 +24802,7 @@
                 <w:sz w:val="18"/>
                 <w:szCs w:val="18"/>
               </w:rPr>
-              <w:t xml:space="preserve">Final classification challenge (groups of 4). Each group receives organism cards/specimens (maize, bean, fern, moss, pine/cypress leaf or cone from Kenyan highlands, mushroom picture, mosquito, butterfly, earthworm, snail, chicken, lizard, goat, plus 2 new unfamiliar cards, e.g. a sisal plant and a tilapia from Lake Victoria). Task 1: sort them into Kingdom Plantae and Kingdom Animalia and then into Divisions (Bryophyta, Pteridophyta, Spermatophyta; Gymnospermae/Angiospermae; monocot/dicot) and Phyla/Classes (Chordata: fish, amphibians, reptiles, birds, mammals; Arthropoda: insects, arachnids, crustaceans, myriapods). Task 2: build or complete a dichotomous key for at least 6 organisms and exchange it with another group, who must use it to identify an unlabelled 'mystery' organism. Task 3: record where the key was unclear. Groups present their models/keys in a short gallery-style rotation (2 minutes per station), with learners recording evidence in their notes and tick-checking the rubric. Groups also add a one-line note on viruses: why they are not placed in either kingdom, and their importance (e.g. vaccines, maize streak virus in crops, biotechnology). Optional 5-minute video or chart review to confirm characteristics.</w:t>
+              <w:t xml:space="preserve">Learners revisit the class DQB built since Lesson 1. In groups they sort the question cards into 'Answered with evidence', 'Partly answered' and 'Not yet answered'. For each answered question they attach a sticky note with the evidence and the lesson where it was found (for example, 'Why do groups classify differently?' answered by Lessons 1 and 4; 'How are viruses important?' answered in Lesson 7). They then write at least one new question that goes beyond the classroom, such as: 'How can classification knowledge be applied outside the classroom, for example in farming, health and conservation in Kenya?' and add it to the board.</w:t>
             </w:r>
           </w:p>
         </w:tc>
@@ -23902,7 +24834,7 @@
                 <w:sz w:val="18"/>
                 <w:szCs w:val="18"/>
               </w:rPr>
-              <w:t xml:space="preserve">Say: 'Your challenge is to classify the same organisms as before, but this time using shared, observable characteristics.' Distribute cards and rubrics. Circulate and ask: 'Which characteristic did you use for that split? Could a learner in Mombasa observe it too?' and 'Where does the mushroom fit, and why does it not fit Plantae?' WAIT TIME 10-15 seconds after each question. Cold-call at least 6 learners across groups, including quieter learners. Prompt for Animal Welfare: 'How are we handling the live earthworm or snail?' Remind groups to use only safe specimens and to return live ones to the school garden. During key exchange say: 'The test of a good key is whether a stranger can use it. Note exactly where they got stuck.' Move through the stations asking each group to justify one choice. For viruses ask: 'Give one harm and one benefit of viruses to Kenyans.' Listen for maize streak virus, HIV/measles/COVID-19, vaccines, gene therapy and biotechnology.</w:t>
+              <w:t xml:space="preserve">Point to the DQB and say: 'Let us see how far our questions have travelled.' Give each group 5 minutes to sort cards. WAIT TIME 10-15 seconds before asking: 'Which question can we now answer with confidence, and what is your evidence?' Cold-call 4 groups to present one answered question each, and 2 groups to share a question still open. Ask: 'Which unanswered question could farmers in Kericho or conservationists at Lake Naivasha help us with?' Guide learners to the new question. Celebrate respect by thanking learners who built on a peer's idea. Do not discard unanswered questions; mark them for future study.</w:t>
             </w:r>
           </w:p>
         </w:tc>
@@ -23934,7 +24866,7 @@
                 <w:sz w:val="18"/>
                 <w:szCs w:val="18"/>
               </w:rPr>
-              <w:t xml:space="preserve">Dichotomous-key challenge with gallery presentations: Using and testing another group's key shows that accurate identification depends on clear, observable, yes/no characteristics, directly addressing the Lesson 1 problem where each group's classification differed. Gallery presentation exposes learners to multiple models so they can compare evidence.</w:t>
+              <w:t xml:space="preserve">Driving Question Board: Revisiting the DQB makes learning progress visible, shows that learner questions drove the unit, and links the final explanation to the original phenomenon while generating a new inquiry for the next topic.</w:t>
             </w:r>
           </w:p>
         </w:tc>
@@ -23966,7 +24898,7 @@
                 <w:sz w:val="18"/>
                 <w:szCs w:val="18"/>
               </w:rPr>
-              <w:t xml:space="preserve">Observable indicators: (1) groups correctly place at least 10 of 13 organisms into the right division, phylum or class; (2) keys use observable paired statements (e.g. 'has wings / no wings', 'seeds in fruit / seeds not in fruit', 'one cotyledon / two cotyledons', 'vertebral column present / absent'); (3) the exchanging group identifies the mystery organism correctly; (4) learners can name one importance of arthropods (pollination, pests, disease vectors such as mosquitoes) and one of viruses. Record on a checklist and note misconceptions, e.g. 'mushroom is a plant' or 'viruses are cells'.</w:t>
+              <w:t xml:space="preserve">Observe whether groups can match at least 80% of the answered questions to specific evidence and lesson numbers. Indicators: learners cite activities (the key exchange, monocot/dicot comparison, arthropod classes) rather than say 'the teacher said'. Check that new questions are testable and relate to application, e.g. 'How can a key help identify crop pests in Nakuru?'</w:t>
             </w:r>
           </w:p>
         </w:tc>
@@ -23975,32 +24907,32 @@
         <w:tc>
           <w:tcPr>
             <w:tcW w:type="dxa" w:w="1520"/>
-            <w:shd w:fill="E2EFDA" w:color="auto" w:val="clear"/>
-            <w:tcMar>
-              <w:top w:type="dxa" w:w="60"/>
-              <w:left w:type="dxa" w:w="120"/>
-              <w:bottom w:type="dxa" w:w="60"/>
-              <w:right w:type="dxa" w:w="120"/>
-            </w:tcMar>
-            <w:vAlign w:val="top"/>
-          </w:tcPr>
-          <w:p>
-            <w:pPr>
-              <w:spacing w:after="40" w:before="0"/>
-              <w:jc w:val="left"/>
-            </w:pPr>
-            <w:r>
-              <w:rPr>
-                <w:rFonts w:ascii="Arial" w:cs="Arial" w:eastAsia="Arial" w:hAnsi="Arial"/>
-                <w:b/>
-                <w:bCs/>
-                <w:i w:val="false"/>
-                <w:iCs w:val="false"/>
-                <w:color w:val="000000"/>
-                <w:sz w:val="18"/>
-                <w:szCs w:val="18"/>
-              </w:rPr>
-              <w:t xml:space="preserve">Explain Phase</w:t>
+            <w:shd w:fill="D5E8F0" w:color="auto" w:val="clear"/>
+            <w:tcMar>
+              <w:top w:type="dxa" w:w="60"/>
+              <w:left w:type="dxa" w:w="120"/>
+              <w:bottom w:type="dxa" w:w="60"/>
+              <w:right w:type="dxa" w:w="120"/>
+            </w:tcMar>
+            <w:vAlign w:val="top"/>
+          </w:tcPr>
+          <w:p>
+            <w:pPr>
+              <w:spacing w:after="40" w:before="0"/>
+              <w:jc w:val="left"/>
+            </w:pPr>
+            <w:r>
+              <w:rPr>
+                <w:rFonts w:ascii="Arial" w:cs="Arial" w:eastAsia="Arial" w:hAnsi="Arial"/>
+                <w:b/>
+                <w:bCs/>
+                <w:i w:val="false"/>
+                <w:iCs w:val="false"/>
+                <w:color w:val="000000"/>
+                <w:sz w:val="18"/>
+                <w:szCs w:val="18"/>
+              </w:rPr>
+              <w:t xml:space="preserve">Model Building Phase</w:t>
             </w:r>
           </w:p>
           <w:p>
@@ -24023,7 +24955,7 @@
             <w:pPr>
               <w:spacing w:after="20" w:before="0"/>
             </w:pPr>
-            <w:hyperlink w:history="1" r:id="rIdd5vkpnoawhqluqseapkek">
+            <w:hyperlink w:history="1" r:id="rIdptbmzxqbdqx1fxdvqx01t">
               <w:r>
                 <w:rPr>
                   <w:rFonts w:ascii="Arial" w:cs="Arial" w:eastAsia="Arial" w:hAnsi="Arial"/>
@@ -24032,7 +24964,7 @@
                   <w:szCs w:val="16"/>
                   <w:u w:val="single" w:color="2E75B6"/>
                 </w:rPr>
-                <w:t xml:space="preserve">01 Overview Of Kingdom Plantae</w:t>
+                <w:t xml:space="preserve">Plants: Classification, Reproduction, and Evolution - Overview</w:t>
               </w:r>
             </w:hyperlink>
           </w:p>
@@ -24048,7 +24980,7 @@
                 <w:sz w:val="14"/>
                 <w:szCs w:val="14"/>
               </w:rPr>
-              <w:t xml:space="preserve">Source: Seavuria</w:t>
+              <w:t xml:space="preserve">Source: CK-12</w:t>
             </w:r>
           </w:p>
           <w:p>
@@ -24056,7 +24988,7 @@
               <w:spacing w:after="10" w:before="0"/>
               <w:ind w:left="120"/>
             </w:pPr>
-            <w:hyperlink w:history="1" r:id="rIdtbqyolfvpdk-kapwmpcak">
+            <w:hyperlink w:history="1" r:id="rIdirg_zeyh_qwiukjlhn0h6">
               <w:r>
                 <w:rPr>
                   <w:rFonts w:ascii="Arial" w:cs="Arial" w:eastAsia="Arial" w:hAnsi="Arial"/>
@@ -24101,7 +25033,7 @@
             <w:pPr>
               <w:spacing w:after="20" w:before="0"/>
             </w:pPr>
-            <w:hyperlink w:history="1" r:id="rIdco7e7ge_uq3pogeejvvz4">
+            <w:hyperlink w:history="1" r:id="rIddqawaf5piadqktytpyyox">
               <w:r>
                 <w:rPr>
                   <w:rFonts w:ascii="Arial" w:cs="Arial" w:eastAsia="Arial" w:hAnsi="Arial"/>
@@ -24110,7 +25042,7 @@
                   <w:szCs w:val="16"/>
                   <w:u w:val="single" w:color="2E75B6"/>
                 </w:rPr>
-                <w:t xml:space="preserve">Triangle Classification (Flexbook)</w:t>
+                <w:t xml:space="preserve">Plant Classification (Flexbook)</w:t>
               </w:r>
             </w:hyperlink>
           </w:p>
@@ -24134,619 +25066,7 @@
               <w:spacing w:after="10" w:before="0"/>
               <w:ind w:left="120"/>
             </w:pPr>
-            <w:hyperlink w:history="1" r:id="rIdr3gtcexqdbmxeaitkh2xi">
-              <w:r>
-                <w:rPr>
-                  <w:rFonts w:ascii="Arial" w:cs="Arial" w:eastAsia="Arial" w:hAnsi="Arial"/>
-                  <w:color w:val="595959"/>
-                  <w:sz w:val="14"/>
-                  <w:szCs w:val="14"/>
-                  <w:u w:val="single" w:color="595959"/>
-                </w:rPr>
-                <w:t xml:space="preserve">🔍 Search ARES for similar readings</w:t>
-              </w:r>
-            </w:hyperlink>
-          </w:p>
-        </w:tc>
-        <w:tc>
-          <w:tcPr>
-            <w:tcW w:type="dxa" w:w="3040"/>
-            <w:shd w:fill="FFFFFF" w:color="auto" w:val="clear"/>
-            <w:tcMar>
-              <w:top w:type="dxa" w:w="60"/>
-              <w:left w:type="dxa" w:w="120"/>
-              <w:bottom w:type="dxa" w:w="60"/>
-              <w:right w:type="dxa" w:w="120"/>
-            </w:tcMar>
-            <w:vAlign w:val="top"/>
-          </w:tcPr>
-          <w:p>
-            <w:pPr>
-              <w:spacing w:after="40" w:before="0"/>
-              <w:jc w:val="left"/>
-            </w:pPr>
-            <w:r>
-              <w:rPr>
-                <w:rFonts w:ascii="Arial" w:cs="Arial" w:eastAsia="Arial" w:hAnsi="Arial"/>
-                <w:b w:val="false"/>
-                <w:bCs w:val="false"/>
-                <w:i w:val="false"/>
-                <w:iCs w:val="false"/>
-                <w:color w:val="000000"/>
-                <w:sz w:val="18"/>
-                <w:szCs w:val="18"/>
-              </w:rPr>
-              <w:t xml:space="preserve">Learners write an individual Final Explanation answering the driving question using Claim-Evidence-Reasoning (CER). Claim: a statement answering 'How can we identify and classify living organisms accurately?' Evidence: at least three pieces from the lessons and the challenge (e.g. moss lacks vascular tissue while fern has vascular tissue and spores; maize has parallel veins and one cotyledon whereas bean has net veins and two cotyledons; mosquito has 3 pairs of legs and a jointed exoskeleton so is in Arthropoda, while chicken has a backbone so is in Chordata; a key gave the same answer for two different groups). Reasoning: explains why shared, observable characteristics and standard names produce the same grouping for any learner, unlike groupings by size, colour or food use. They also include one sentence on the importance of viruses. Then they do Think-Pair-Share to critique a partner's CER using the rubric and revise.</w:t>
-            </w:r>
-          </w:p>
-        </w:tc>
-        <w:tc>
-          <w:tcPr>
-            <w:tcW w:type="dxa" w:w="3040"/>
-            <w:shd w:fill="F2F2F2" w:color="auto" w:val="clear"/>
-            <w:tcMar>
-              <w:top w:type="dxa" w:w="60"/>
-              <w:left w:type="dxa" w:w="120"/>
-              <w:bottom w:type="dxa" w:w="60"/>
-              <w:right w:type="dxa" w:w="120"/>
-            </w:tcMar>
-            <w:vAlign w:val="top"/>
-          </w:tcPr>
-          <w:p>
-            <w:pPr>
-              <w:spacing w:after="40" w:before="0"/>
-              <w:jc w:val="left"/>
-            </w:pPr>
-            <w:r>
-              <w:rPr>
-                <w:rFonts w:ascii="Arial" w:cs="Arial" w:eastAsia="Arial" w:hAnsi="Arial"/>
-                <w:b w:val="false"/>
-                <w:bCs w:val="false"/>
-                <w:i w:val="false"/>
-                <w:iCs w:val="false"/>
-                <w:color w:val="000000"/>
-                <w:sz w:val="18"/>
-                <w:szCs w:val="18"/>
-              </w:rPr>
-              <w:t xml:space="preserve">Display the CER frame: 'I claim that ... The evidence is ... This shows that ... because ...'. Say: 'Your claim must answer the driving question, and your evidence must come from what we observed, not from memory only.' Give 8 minutes of silent writing. WAIT TIME 10-15 seconds when asking: 'Why did our groups disagree in Lesson 1 but agree today?' Cold-call 3 learners to share claims and 3 to share the strongest evidence. Probe: 'Is size or colour good evidence for classification? Why not?' and 'How does a dichotomous key help someone who has never seen this organism?' Press for reasoning that links characteristics to a standard system. Use the rubric to give feedback: 'Your evidence is clear; now explain why it supports your claim.' Allow Kiswahili for discussion but require written English terms.</w:t>
-            </w:r>
-          </w:p>
-        </w:tc>
-        <w:tc>
-          <w:tcPr>
-            <w:tcW w:type="dxa" w:w="3040"/>
-            <w:shd w:fill="FFFFFF" w:color="auto" w:val="clear"/>
-            <w:tcMar>
-              <w:top w:type="dxa" w:w="60"/>
-              <w:left w:type="dxa" w:w="120"/>
-              <w:bottom w:type="dxa" w:w="60"/>
-              <w:right w:type="dxa" w:w="120"/>
-            </w:tcMar>
-            <w:vAlign w:val="top"/>
-          </w:tcPr>
-          <w:p>
-            <w:pPr>
-              <w:spacing w:after="40" w:before="0"/>
-              <w:jc w:val="left"/>
-            </w:pPr>
-            <w:r>
-              <w:rPr>
-                <w:rFonts w:ascii="Arial" w:cs="Arial" w:eastAsia="Arial" w:hAnsi="Arial"/>
-                <w:b w:val="false"/>
-                <w:bCs w:val="false"/>
-                <w:i w:val="false"/>
-                <w:iCs w:val="false"/>
-                <w:color w:val="000000"/>
-                <w:sz w:val="18"/>
-                <w:szCs w:val="18"/>
-              </w:rPr>
-              <w:t xml:space="preserve">Claim-Evidence-Reasoning (CER) with Think-Pair-Share: CER requires learners to connect specific evidence to a general principle, building a scientifically defensible explanation. Peer critique strengthens argumentation and clarifies gaps in reasoning.</w:t>
-            </w:r>
-          </w:p>
-        </w:tc>
-        <w:tc>
-          <w:tcPr>
-            <w:tcW w:type="dxa" w:w="3040"/>
-            <w:shd w:fill="F2F2F2" w:color="auto" w:val="clear"/>
-            <w:tcMar>
-              <w:top w:type="dxa" w:w="60"/>
-              <w:left w:type="dxa" w:w="120"/>
-              <w:bottom w:type="dxa" w:w="60"/>
-              <w:right w:type="dxa" w:w="120"/>
-            </w:tcMar>
-            <w:vAlign w:val="top"/>
-          </w:tcPr>
-          <w:p>
-            <w:pPr>
-              <w:spacing w:after="40" w:before="0"/>
-              <w:jc w:val="left"/>
-            </w:pPr>
-            <w:r>
-              <w:rPr>
-                <w:rFonts w:ascii="Arial" w:cs="Arial" w:eastAsia="Arial" w:hAnsi="Arial"/>
-                <w:b w:val="false"/>
-                <w:bCs w:val="false"/>
-                <w:i w:val="false"/>
-                <w:iCs w:val="false"/>
-                <w:color w:val="000000"/>
-                <w:sz w:val="18"/>
-                <w:szCs w:val="18"/>
-              </w:rPr>
-              <w:t xml:space="preserve">Use a 4-level rubric: (1) Claim answers the driving question; (2) at least 3 accurate pieces of evidence from Plantae, Animalia and the key activity; (3) reasoning links evidence to the need for shared observable characteristics and a standard system; (4) correct scientific terms (division, phylum, class, dichotomous key). Look for revised wording after peer feedback. Learners who give only a list of organisms without reasoning get a follow-up prompt: 'What makes this feature a reliable way to group them?'</w:t>
-            </w:r>
-          </w:p>
-        </w:tc>
-      </w:tr>
-      <w:tr>
-        <w:tc>
-          <w:tcPr>
-            <w:tcW w:type="dxa" w:w="1520"/>
-            <w:shd w:fill="FCE4D6" w:color="auto" w:val="clear"/>
-            <w:tcMar>
-              <w:top w:type="dxa" w:w="60"/>
-              <w:left w:type="dxa" w:w="120"/>
-              <w:bottom w:type="dxa" w:w="60"/>
-              <w:right w:type="dxa" w:w="120"/>
-            </w:tcMar>
-            <w:vAlign w:val="top"/>
-          </w:tcPr>
-          <w:p>
-            <w:pPr>
-              <w:spacing w:after="40" w:before="0"/>
-              <w:jc w:val="left"/>
-            </w:pPr>
-            <w:r>
-              <w:rPr>
-                <w:rFonts w:ascii="Arial" w:cs="Arial" w:eastAsia="Arial" w:hAnsi="Arial"/>
-                <w:b/>
-                <w:bCs/>
-                <w:i w:val="false"/>
-                <w:iCs w:val="false"/>
-                <w:color w:val="000000"/>
-                <w:sz w:val="18"/>
-                <w:szCs w:val="18"/>
-              </w:rPr>
-              <w:t xml:space="preserve">Driving Question Board (DQB) Creation</w:t>
-            </w:r>
-          </w:p>
-          <w:p>
-            <w:pPr>
-              <w:spacing w:after="20" w:before="0"/>
-            </w:pPr>
-            <w:r>
-              <w:rPr>
-                <w:rFonts w:ascii="Arial" w:cs="Arial" w:eastAsia="Arial" w:hAnsi="Arial"/>
-                <w:b/>
-                <w:bCs/>
-                <w:color w:val="1F3864"/>
-                <w:sz w:val="16"/>
-                <w:szCs w:val="16"/>
-              </w:rPr>
-              <w:t xml:space="preserve">📹 VIDEO:</w:t>
-            </w:r>
-          </w:p>
-          <w:p>
-            <w:pPr>
-              <w:spacing w:after="20" w:before="0"/>
-            </w:pPr>
-            <w:hyperlink w:history="1" r:id="rIdccl4yomkc2fsoh172xyl4">
-              <w:r>
-                <w:rPr>
-                  <w:rFonts w:ascii="Arial" w:cs="Arial" w:eastAsia="Arial" w:hAnsi="Arial"/>
-                  <w:color w:val="2E75B6"/>
-                  <w:sz w:val="16"/>
-                  <w:szCs w:val="16"/>
-                  <w:u w:val="single" w:color="2E75B6"/>
-                </w:rPr>
-                <w:t xml:space="preserve">01 Overview Of Kingdom Plantae</w:t>
-              </w:r>
-            </w:hyperlink>
-          </w:p>
-          <w:p>
-            <w:pPr>
-              <w:spacing w:after="10" w:before="0"/>
-              <w:ind w:left="120"/>
-            </w:pPr>
-            <w:r>
-              <w:rPr>
-                <w:rFonts w:ascii="Arial" w:cs="Arial" w:eastAsia="Arial" w:hAnsi="Arial"/>
-                <w:color w:val="595959"/>
-                <w:sz w:val="14"/>
-                <w:szCs w:val="14"/>
-              </w:rPr>
-              <w:t xml:space="preserve">Source: Seavuria</w:t>
-            </w:r>
-          </w:p>
-          <w:p>
-            <w:pPr>
-              <w:spacing w:after="10" w:before="0"/>
-              <w:ind w:left="120"/>
-            </w:pPr>
-            <w:hyperlink w:history="1" r:id="rIdgukn_ksev3niffcqsati6">
-              <w:r>
-                <w:rPr>
-                  <w:rFonts w:ascii="Arial" w:cs="Arial" w:eastAsia="Arial" w:hAnsi="Arial"/>
-                  <w:color w:val="595959"/>
-                  <w:sz w:val="14"/>
-                  <w:szCs w:val="14"/>
-                  <w:u w:val="single" w:color="595959"/>
-                </w:rPr>
-                <w:t xml:space="preserve">🔍 Search ARES for similar videos</w:t>
-              </w:r>
-            </w:hyperlink>
-          </w:p>
-          <w:p>
-            <w:pPr>
-              <w:spacing w:after="40" w:before="0"/>
-            </w:pPr>
-            <w:r>
-              <w:rPr>
-                <w:sz w:val="14"/>
-                <w:szCs w:val="14"/>
-              </w:rPr>
-              <w:t xml:space="preserve"/>
-            </w:r>
-          </w:p>
-          <w:p>
-            <w:pPr>
-              <w:spacing w:after="20" w:before="0"/>
-            </w:pPr>
-            <w:r>
-              <w:rPr>
-                <w:rFonts w:ascii="Arial" w:cs="Arial" w:eastAsia="Arial" w:hAnsi="Arial"/>
-                <w:b/>
-                <w:bCs/>
-                <w:color w:val="1F3864"/>
-                <w:sz w:val="16"/>
-                <w:szCs w:val="16"/>
-              </w:rPr>
-              <w:t xml:space="preserve">📖 EXERCISE:</w:t>
-            </w:r>
-          </w:p>
-          <w:p>
-            <w:pPr>
-              <w:spacing w:after="20" w:before="0"/>
-            </w:pPr>
-            <w:hyperlink w:history="1" r:id="rIdcnjajtd0vbec6nvdqge5v">
-              <w:r>
-                <w:rPr>
-                  <w:rFonts w:ascii="Arial" w:cs="Arial" w:eastAsia="Arial" w:hAnsi="Arial"/>
-                  <w:color w:val="2E75B6"/>
-                  <w:sz w:val="16"/>
-                  <w:szCs w:val="16"/>
-                  <w:u w:val="single" w:color="2E75B6"/>
-                </w:rPr>
-                <w:t xml:space="preserve">Triangle Classification Practice</w:t>
-              </w:r>
-            </w:hyperlink>
-          </w:p>
-          <w:p>
-            <w:pPr>
-              <w:spacing w:after="10" w:before="0"/>
-              <w:ind w:left="120"/>
-            </w:pPr>
-            <w:r>
-              <w:rPr>
-                <w:rFonts w:ascii="Arial" w:cs="Arial" w:eastAsia="Arial" w:hAnsi="Arial"/>
-                <w:color w:val="595959"/>
-                <w:sz w:val="14"/>
-                <w:szCs w:val="14"/>
-              </w:rPr>
-              <w:t xml:space="preserve">Source: CK-12</w:t>
-            </w:r>
-          </w:p>
-          <w:p>
-            <w:pPr>
-              <w:spacing w:after="10" w:before="0"/>
-              <w:ind w:left="120"/>
-            </w:pPr>
-            <w:hyperlink w:history="1" r:id="rIdyufsfwzudi98tdvhx84ln">
-              <w:r>
-                <w:rPr>
-                  <w:rFonts w:ascii="Arial" w:cs="Arial" w:eastAsia="Arial" w:hAnsi="Arial"/>
-                  <w:color w:val="595959"/>
-                  <w:sz w:val="14"/>
-                  <w:szCs w:val="14"/>
-                  <w:u w:val="single" w:color="595959"/>
-                </w:rPr>
-                <w:t xml:space="preserve">🔍 Search ARES for similar readings</w:t>
-              </w:r>
-            </w:hyperlink>
-          </w:p>
-        </w:tc>
-        <w:tc>
-          <w:tcPr>
-            <w:tcW w:type="dxa" w:w="3040"/>
-            <w:shd w:fill="FFFFFF" w:color="auto" w:val="clear"/>
-            <w:tcMar>
-              <w:top w:type="dxa" w:w="60"/>
-              <w:left w:type="dxa" w:w="120"/>
-              <w:bottom w:type="dxa" w:w="60"/>
-              <w:right w:type="dxa" w:w="120"/>
-            </w:tcMar>
-            <w:vAlign w:val="top"/>
-          </w:tcPr>
-          <w:p>
-            <w:pPr>
-              <w:spacing w:after="40" w:before="0"/>
-              <w:jc w:val="left"/>
-            </w:pPr>
-            <w:r>
-              <w:rPr>
-                <w:rFonts w:ascii="Arial" w:cs="Arial" w:eastAsia="Arial" w:hAnsi="Arial"/>
-                <w:b w:val="false"/>
-                <w:bCs w:val="false"/>
-                <w:i w:val="false"/>
-                <w:iCs w:val="false"/>
-                <w:color w:val="000000"/>
-                <w:sz w:val="18"/>
-                <w:szCs w:val="18"/>
-              </w:rPr>
-              <w:t xml:space="preserve">Learners revisit the class DQB built since Lesson 1. In groups they sort the question cards into 'Answered with evidence', 'Partly answered' and 'Not yet answered'. For each answered question they attach a sticky note with the evidence and the lesson where it was found (for example, 'Why do groups classify differently?' answered by Lessons 1 and 4; 'How are viruses important?' answered in Lesson 7). They then write at least one new question that goes beyond the classroom, such as: 'How can classification knowledge be applied outside the classroom, for example in farming, health and conservation in Kenya?' and add it to the board.</w:t>
-            </w:r>
-          </w:p>
-        </w:tc>
-        <w:tc>
-          <w:tcPr>
-            <w:tcW w:type="dxa" w:w="3040"/>
-            <w:shd w:fill="F2F2F2" w:color="auto" w:val="clear"/>
-            <w:tcMar>
-              <w:top w:type="dxa" w:w="60"/>
-              <w:left w:type="dxa" w:w="120"/>
-              <w:bottom w:type="dxa" w:w="60"/>
-              <w:right w:type="dxa" w:w="120"/>
-            </w:tcMar>
-            <w:vAlign w:val="top"/>
-          </w:tcPr>
-          <w:p>
-            <w:pPr>
-              <w:spacing w:after="40" w:before="0"/>
-              <w:jc w:val="left"/>
-            </w:pPr>
-            <w:r>
-              <w:rPr>
-                <w:rFonts w:ascii="Arial" w:cs="Arial" w:eastAsia="Arial" w:hAnsi="Arial"/>
-                <w:b w:val="false"/>
-                <w:bCs w:val="false"/>
-                <w:i w:val="false"/>
-                <w:iCs w:val="false"/>
-                <w:color w:val="000000"/>
-                <w:sz w:val="18"/>
-                <w:szCs w:val="18"/>
-              </w:rPr>
-              <w:t xml:space="preserve">Point to the DQB and say: 'Let us see how far our questions have travelled.' Give each group 5 minutes to sort cards. WAIT TIME 10-15 seconds before asking: 'Which question can we now answer with confidence, and what is your evidence?' Cold-call 4 groups to present one answered question each, and 2 groups to share a question still open. Ask: 'Which unanswered question could farmers in Kericho or conservationists at Lake Naivasha help us with?' Guide learners to the new question. Celebrate respect by thanking learners who built on a peer's idea. Do not discard unanswered questions; mark them for future study.</w:t>
-            </w:r>
-          </w:p>
-        </w:tc>
-        <w:tc>
-          <w:tcPr>
-            <w:tcW w:type="dxa" w:w="3040"/>
-            <w:shd w:fill="FFFFFF" w:color="auto" w:val="clear"/>
-            <w:tcMar>
-              <w:top w:type="dxa" w:w="60"/>
-              <w:left w:type="dxa" w:w="120"/>
-              <w:bottom w:type="dxa" w:w="60"/>
-              <w:right w:type="dxa" w:w="120"/>
-            </w:tcMar>
-            <w:vAlign w:val="top"/>
-          </w:tcPr>
-          <w:p>
-            <w:pPr>
-              <w:spacing w:after="40" w:before="0"/>
-              <w:jc w:val="left"/>
-            </w:pPr>
-            <w:r>
-              <w:rPr>
-                <w:rFonts w:ascii="Arial" w:cs="Arial" w:eastAsia="Arial" w:hAnsi="Arial"/>
-                <w:b w:val="false"/>
-                <w:bCs w:val="false"/>
-                <w:i w:val="false"/>
-                <w:iCs w:val="false"/>
-                <w:color w:val="000000"/>
-                <w:sz w:val="18"/>
-                <w:szCs w:val="18"/>
-              </w:rPr>
-              <w:t xml:space="preserve">Driving Question Board: Revisiting the DQB makes learning progress visible, shows that learner questions drove the unit, and links the final explanation to the original phenomenon while generating a new inquiry for the next topic.</w:t>
-            </w:r>
-          </w:p>
-        </w:tc>
-        <w:tc>
-          <w:tcPr>
-            <w:tcW w:type="dxa" w:w="3040"/>
-            <w:shd w:fill="F2F2F2" w:color="auto" w:val="clear"/>
-            <w:tcMar>
-              <w:top w:type="dxa" w:w="60"/>
-              <w:left w:type="dxa" w:w="120"/>
-              <w:bottom w:type="dxa" w:w="60"/>
-              <w:right w:type="dxa" w:w="120"/>
-            </w:tcMar>
-            <w:vAlign w:val="top"/>
-          </w:tcPr>
-          <w:p>
-            <w:pPr>
-              <w:spacing w:after="40" w:before="0"/>
-              <w:jc w:val="left"/>
-            </w:pPr>
-            <w:r>
-              <w:rPr>
-                <w:rFonts w:ascii="Arial" w:cs="Arial" w:eastAsia="Arial" w:hAnsi="Arial"/>
-                <w:b w:val="false"/>
-                <w:bCs w:val="false"/>
-                <w:i w:val="false"/>
-                <w:iCs w:val="false"/>
-                <w:color w:val="000000"/>
-                <w:sz w:val="18"/>
-                <w:szCs w:val="18"/>
-              </w:rPr>
-              <w:t xml:space="preserve">Observe whether groups can match at least 80% of the answered questions to specific evidence and lesson numbers. Indicators: learners cite activities (the key exchange, monocot/dicot comparison, arthropod classes) rather than say 'the teacher said'. Check that new questions are testable and relate to application, e.g. 'How can a key help identify crop pests in Nakuru?'</w:t>
-            </w:r>
-          </w:p>
-        </w:tc>
-      </w:tr>
-      <w:tr>
-        <w:tc>
-          <w:tcPr>
-            <w:tcW w:type="dxa" w:w="1520"/>
-            <w:shd w:fill="D5E8F0" w:color="auto" w:val="clear"/>
-            <w:tcMar>
-              <w:top w:type="dxa" w:w="60"/>
-              <w:left w:type="dxa" w:w="120"/>
-              <w:bottom w:type="dxa" w:w="60"/>
-              <w:right w:type="dxa" w:w="120"/>
-            </w:tcMar>
-            <w:vAlign w:val="top"/>
-          </w:tcPr>
-          <w:p>
-            <w:pPr>
-              <w:spacing w:after="40" w:before="0"/>
-              <w:jc w:val="left"/>
-            </w:pPr>
-            <w:r>
-              <w:rPr>
-                <w:rFonts w:ascii="Arial" w:cs="Arial" w:eastAsia="Arial" w:hAnsi="Arial"/>
-                <w:b/>
-                <w:bCs/>
-                <w:i w:val="false"/>
-                <w:iCs w:val="false"/>
-                <w:color w:val="000000"/>
-                <w:sz w:val="18"/>
-                <w:szCs w:val="18"/>
-              </w:rPr>
-              <w:t xml:space="preserve">Model Building Phase</w:t>
-            </w:r>
-          </w:p>
-          <w:p>
-            <w:pPr>
-              <w:spacing w:after="20" w:before="0"/>
-            </w:pPr>
-            <w:r>
-              <w:rPr>
-                <w:rFonts w:ascii="Arial" w:cs="Arial" w:eastAsia="Arial" w:hAnsi="Arial"/>
-                <w:b/>
-                <w:bCs/>
-                <w:color w:val="1F3864"/>
-                <w:sz w:val="16"/>
-                <w:szCs w:val="16"/>
-              </w:rPr>
-              <w:t xml:space="preserve">📹 VIDEO:</w:t>
-            </w:r>
-          </w:p>
-          <w:p>
-            <w:pPr>
-              <w:spacing w:after="20" w:before="0"/>
-            </w:pPr>
-            <w:hyperlink w:history="1" r:id="rId-qxc1vknnvmdvibaklc7v">
-              <w:r>
-                <w:rPr>
-                  <w:rFonts w:ascii="Arial" w:cs="Arial" w:eastAsia="Arial" w:hAnsi="Arial"/>
-                  <w:color w:val="2E75B6"/>
-                  <w:sz w:val="16"/>
-                  <w:szCs w:val="16"/>
-                  <w:u w:val="single" w:color="2E75B6"/>
-                </w:rPr>
-                <w:t xml:space="preserve">01 Overview Of Kingdom Plantae</w:t>
-              </w:r>
-            </w:hyperlink>
-          </w:p>
-          <w:p>
-            <w:pPr>
-              <w:spacing w:after="10" w:before="0"/>
-              <w:ind w:left="120"/>
-            </w:pPr>
-            <w:r>
-              <w:rPr>
-                <w:rFonts w:ascii="Arial" w:cs="Arial" w:eastAsia="Arial" w:hAnsi="Arial"/>
-                <w:color w:val="595959"/>
-                <w:sz w:val="14"/>
-                <w:szCs w:val="14"/>
-              </w:rPr>
-              <w:t xml:space="preserve">Source: Seavuria</w:t>
-            </w:r>
-          </w:p>
-          <w:p>
-            <w:pPr>
-              <w:spacing w:after="10" w:before="0"/>
-              <w:ind w:left="120"/>
-            </w:pPr>
-            <w:hyperlink w:history="1" r:id="rIdkitotykaga_fmni4uhquk">
-              <w:r>
-                <w:rPr>
-                  <w:rFonts w:ascii="Arial" w:cs="Arial" w:eastAsia="Arial" w:hAnsi="Arial"/>
-                  <w:color w:val="595959"/>
-                  <w:sz w:val="14"/>
-                  <w:szCs w:val="14"/>
-                  <w:u w:val="single" w:color="595959"/>
-                </w:rPr>
-                <w:t xml:space="preserve">🔍 Search ARES for similar videos</w:t>
-              </w:r>
-            </w:hyperlink>
-          </w:p>
-          <w:p>
-            <w:pPr>
-              <w:spacing w:after="40" w:before="0"/>
-            </w:pPr>
-            <w:r>
-              <w:rPr>
-                <w:sz w:val="14"/>
-                <w:szCs w:val="14"/>
-              </w:rPr>
-              <w:t xml:space="preserve"/>
-            </w:r>
-          </w:p>
-          <w:p>
-            <w:pPr>
-              <w:spacing w:after="20" w:before="0"/>
-            </w:pPr>
-            <w:r>
-              <w:rPr>
-                <w:rFonts w:ascii="Arial" w:cs="Arial" w:eastAsia="Arial" w:hAnsi="Arial"/>
-                <w:b/>
-                <w:bCs/>
-                <w:color w:val="1F3864"/>
-                <w:sz w:val="16"/>
-                <w:szCs w:val="16"/>
-              </w:rPr>
-              <w:t xml:space="preserve">📖 HTML:</w:t>
-            </w:r>
-          </w:p>
-          <w:p>
-            <w:pPr>
-              <w:spacing w:after="20" w:before="0"/>
-            </w:pPr>
-            <w:hyperlink w:history="1" r:id="rIdfawuetzeagrlrb1dokwrq">
-              <w:r>
-                <w:rPr>
-                  <w:rFonts w:ascii="Arial" w:cs="Arial" w:eastAsia="Arial" w:hAnsi="Arial"/>
-                  <w:color w:val="2E75B6"/>
-                  <w:sz w:val="16"/>
-                  <w:szCs w:val="16"/>
-                  <w:u w:val="single" w:color="2E75B6"/>
-                </w:rPr>
-                <w:t xml:space="preserve">Quadrilateral Classification (Flexbook)</w:t>
-              </w:r>
-            </w:hyperlink>
-          </w:p>
-          <w:p>
-            <w:pPr>
-              <w:spacing w:after="10" w:before="0"/>
-              <w:ind w:left="120"/>
-            </w:pPr>
-            <w:r>
-              <w:rPr>
-                <w:rFonts w:ascii="Arial" w:cs="Arial" w:eastAsia="Arial" w:hAnsi="Arial"/>
-                <w:color w:val="595959"/>
-                <w:sz w:val="14"/>
-                <w:szCs w:val="14"/>
-              </w:rPr>
-              <w:t xml:space="preserve">Source: CK-12</w:t>
-            </w:r>
-          </w:p>
-          <w:p>
-            <w:pPr>
-              <w:spacing w:after="10" w:before="0"/>
-              <w:ind w:left="120"/>
-            </w:pPr>
-            <w:hyperlink w:history="1" r:id="rIdugsdtqlpmzmekrlsbux1y">
+            <w:hyperlink w:history="1" r:id="rIdhtorpztoimmsdggwvglzm">
               <w:r>
                 <w:rPr>
                   <w:rFonts w:ascii="Arial" w:cs="Arial" w:eastAsia="Arial" w:hAnsi="Arial"/>
@@ -25258,7 +25578,7 @@
         </w:rPr>
         <w:t xml:space="preserve">© 2026 SeaVuria and ARES. Aligned with KICD objectives. Developed by SeaVuria; technical implementation by ARES (with AI assistance from Claude). Licensed under </w:t>
       </w:r>
-      <w:hyperlink w:history="1" r:id="rId5vrfsu2ao6v2_ctlbecu0">
+      <w:hyperlink w:history="1" r:id="rIdlk9gjafbm79lcs1cpobln">
         <w:r>
           <w:rPr>
             <w:rFonts w:ascii="Arial" w:cs="Arial" w:eastAsia="Arial" w:hAnsi="Arial"/>
@@ -25279,7 +25599,7 @@
         </w:rPr>
         <w:t xml:space="preserve"> (</w:t>
       </w:r>
-      <w:hyperlink w:history="1" r:id="rId3awpaph9wwfhoyomxczxd">
+      <w:hyperlink w:history="1" r:id="rId6zmkqwb_mwr_upxrba7mt">
         <w:r>
           <w:rPr>
             <w:rFonts w:ascii="Arial" w:cs="Arial" w:eastAsia="Arial" w:hAnsi="Arial"/>

--- a/data/outputs/v2/Grade11/Biology/Lesson_Plans/SS1.3_Taxonomy_II/Biology_Taxonomy_II_CBE_LessonSequence.docx
+++ b/data/outputs/v2/Grade11/Biology/Lesson_Plans/SS1.3_Taxonomy_II/Biology_Taxonomy_II_CBE_LessonSequence.docx
@@ -2232,7 +2232,7 @@
         </w:rPr>
         <w:t xml:space="preserve">© 2026 SeaVuria and ARES. This work is licensed under a </w:t>
       </w:r>
-      <w:hyperlink w:history="1" r:id="rIdwhaaupywnittqks70txs5">
+      <w:hyperlink w:history="1" r:id="rIdhtp0pik4cxo1d77owmhzr">
         <w:r>
           <w:rPr>
             <w:rFonts w:ascii="Arial" w:cs="Arial" w:eastAsia="Arial" w:hAnsi="Arial"/>
@@ -2252,7 +2252,7 @@
         </w:rPr>
         <w:t xml:space="preserve"> (</w:t>
       </w:r>
-      <w:hyperlink w:history="1" r:id="rIdkewpihm9rydzkoxkpzu27">
+      <w:hyperlink w:history="1" r:id="rIdmrcwsinzlbnivrppdgwyz">
         <w:r>
           <w:rPr>
             <w:rFonts w:ascii="Arial" w:cs="Arial" w:eastAsia="Arial" w:hAnsi="Arial"/>
@@ -2272,7 +2272,7 @@
         </w:rPr>
         <w:t xml:space="preserve">). To view a copy of this license, visit </w:t>
       </w:r>
-      <w:hyperlink w:history="1" r:id="rIdy-2mjk7vtnyakmnmkraa8">
+      <w:hyperlink w:history="1" r:id="rIdehh_vkiouceyvxpetzrer">
         <w:r>
           <w:rPr>
             <w:rFonts w:ascii="Arial" w:cs="Arial" w:eastAsia="Arial" w:hAnsi="Arial"/>
@@ -3284,7 +3284,7 @@
             <w:pPr>
               <w:spacing w:after="20" w:before="0"/>
             </w:pPr>
-            <w:hyperlink w:history="1" r:id="rId22o-1ermzevm6vrlvyzph">
+            <w:hyperlink w:history="1" r:id="rIdpim5ag4y6zfriwxhrtnjn">
               <w:r>
                 <w:rPr>
                   <w:rFonts w:ascii="Arial" w:cs="Arial" w:eastAsia="Arial" w:hAnsi="Arial"/>
@@ -3317,7 +3317,7 @@
               <w:spacing w:after="10" w:before="0"/>
               <w:ind w:left="120"/>
             </w:pPr>
-            <w:hyperlink w:history="1" r:id="rIdps6fsq2fcizcfoar2t0sx">
+            <w:hyperlink w:history="1" r:id="rIdlaz0fa_2_4bgswpgit1zm">
               <w:r>
                 <w:rPr>
                   <w:rFonts w:ascii="Arial" w:cs="Arial" w:eastAsia="Arial" w:hAnsi="Arial"/>
@@ -3362,7 +3362,7 @@
             <w:pPr>
               <w:spacing w:after="20" w:before="0"/>
             </w:pPr>
-            <w:hyperlink w:history="1" r:id="rIdkyej3wtusinztjoxhihgt">
+            <w:hyperlink w:history="1" r:id="rIdd6niadsvgoflouyj9oqdm">
               <w:r>
                 <w:rPr>
                   <w:rFonts w:ascii="Arial" w:cs="Arial" w:eastAsia="Arial" w:hAnsi="Arial"/>
@@ -3411,7 +3411,7 @@
               <w:spacing w:after="10" w:before="0"/>
               <w:ind w:left="120"/>
             </w:pPr>
-            <w:hyperlink w:history="1" r:id="rIdh4oxuhrp3h0k7enwp3pmu">
+            <w:hyperlink w:history="1" r:id="rIdb90b8n650prhwiid-epnu">
               <w:r>
                 <w:rPr>
                   <w:rFonts w:ascii="Arial" w:cs="Arial" w:eastAsia="Arial" w:hAnsi="Arial"/>
@@ -3606,7 +3606,7 @@
             <w:pPr>
               <w:spacing w:after="20" w:before="0"/>
             </w:pPr>
-            <w:hyperlink w:history="1" r:id="rId0-ryncklehvabp6hgbsbq">
+            <w:hyperlink w:history="1" r:id="rIdaavkwqbfcnopo6yrrwse9">
               <w:r>
                 <w:rPr>
                   <w:rFonts w:ascii="Arial" w:cs="Arial" w:eastAsia="Arial" w:hAnsi="Arial"/>
@@ -3639,7 +3639,7 @@
               <w:spacing w:after="10" w:before="0"/>
               <w:ind w:left="120"/>
             </w:pPr>
-            <w:hyperlink w:history="1" r:id="rIdpuy8l5hfelyp2jx3413yo">
+            <w:hyperlink w:history="1" r:id="rIdcrqopl6u5cwdkmxrvzydh">
               <w:r>
                 <w:rPr>
                   <w:rFonts w:ascii="Arial" w:cs="Arial" w:eastAsia="Arial" w:hAnsi="Arial"/>
@@ -3684,7 +3684,7 @@
             <w:pPr>
               <w:spacing w:after="20" w:before="0"/>
             </w:pPr>
-            <w:hyperlink w:history="1" r:id="rIdcruju5akrgfpvp_edu4g_">
+            <w:hyperlink w:history="1" r:id="rIddk9aat-ahfvytqrtinpdk">
               <w:r>
                 <w:rPr>
                   <w:rFonts w:ascii="Arial" w:cs="Arial" w:eastAsia="Arial" w:hAnsi="Arial"/>
@@ -3733,7 +3733,7 @@
               <w:spacing w:after="10" w:before="0"/>
               <w:ind w:left="120"/>
             </w:pPr>
-            <w:hyperlink w:history="1" r:id="rIdkml8a-ak4n2f34twldh7c">
+            <w:hyperlink w:history="1" r:id="rId_lnscsn9vrqjp9kzxem2n">
               <w:r>
                 <w:rPr>
                   <w:rFonts w:ascii="Arial" w:cs="Arial" w:eastAsia="Arial" w:hAnsi="Arial"/>
@@ -3928,7 +3928,7 @@
             <w:pPr>
               <w:spacing w:after="20" w:before="0"/>
             </w:pPr>
-            <w:hyperlink w:history="1" r:id="rIdo53rookv9jojtx9z-gq8e">
+            <w:hyperlink w:history="1" r:id="rId-4utatlrzj0r_u0exh8p7">
               <w:r>
                 <w:rPr>
                   <w:rFonts w:ascii="Arial" w:cs="Arial" w:eastAsia="Arial" w:hAnsi="Arial"/>
@@ -3977,7 +3977,7 @@
               <w:spacing w:after="10" w:before="0"/>
               <w:ind w:left="120"/>
             </w:pPr>
-            <w:hyperlink w:history="1" r:id="rIdosxom_98zlonolce8b_1h">
+            <w:hyperlink w:history="1" r:id="rIdbx2ciz4cu86_bhjg79a5o">
               <w:r>
                 <w:rPr>
                   <w:rFonts w:ascii="Arial" w:cs="Arial" w:eastAsia="Arial" w:hAnsi="Arial"/>
@@ -4022,7 +4022,7 @@
             <w:pPr>
               <w:spacing w:after="20" w:before="0"/>
             </w:pPr>
-            <w:hyperlink w:history="1" r:id="rIddqo6ehq84dvx46ojaki6m">
+            <w:hyperlink w:history="1" r:id="rIdwa3jzb_1itkmi3xdzkcix">
               <w:r>
                 <w:rPr>
                   <w:rFonts w:ascii="Arial" w:cs="Arial" w:eastAsia="Arial" w:hAnsi="Arial"/>
@@ -4071,7 +4071,7 @@
               <w:spacing w:after="10" w:before="0"/>
               <w:ind w:left="120"/>
             </w:pPr>
-            <w:hyperlink w:history="1" r:id="rIdumkfhsghragzxu3prrnng">
+            <w:hyperlink w:history="1" r:id="rIdwirgjte-g_yrstjahxz2s">
               <w:r>
                 <w:rPr>
                   <w:rFonts w:ascii="Arial" w:cs="Arial" w:eastAsia="Arial" w:hAnsi="Arial"/>
@@ -4266,7 +4266,7 @@
             <w:pPr>
               <w:spacing w:after="20" w:before="0"/>
             </w:pPr>
-            <w:hyperlink w:history="1" r:id="rIdtugp5ga5oh7gkc_fso5vb">
+            <w:hyperlink w:history="1" r:id="rId1qjbdwfshz7fhutmpjexk">
               <w:r>
                 <w:rPr>
                   <w:rFonts w:ascii="Arial" w:cs="Arial" w:eastAsia="Arial" w:hAnsi="Arial"/>
@@ -4315,7 +4315,7 @@
               <w:spacing w:after="10" w:before="0"/>
               <w:ind w:left="120"/>
             </w:pPr>
-            <w:hyperlink w:history="1" r:id="rIdviixyu6eo_c_xrlnosl5j">
+            <w:hyperlink w:history="1" r:id="rIdhbmryjhuduaf0hhluxmtr">
               <w:r>
                 <w:rPr>
                   <w:rFonts w:ascii="Arial" w:cs="Arial" w:eastAsia="Arial" w:hAnsi="Arial"/>
@@ -4360,7 +4360,7 @@
             <w:pPr>
               <w:spacing w:after="20" w:before="0"/>
             </w:pPr>
-            <w:hyperlink w:history="1" r:id="rId4ms4lezz1sey2jyokt-v3">
+            <w:hyperlink w:history="1" r:id="rIdpkbpigl8oae14bdkvmsto">
               <w:r>
                 <w:rPr>
                   <w:rFonts w:ascii="Arial" w:cs="Arial" w:eastAsia="Arial" w:hAnsi="Arial"/>
@@ -4409,7 +4409,7 @@
               <w:spacing w:after="10" w:before="0"/>
               <w:ind w:left="120"/>
             </w:pPr>
-            <w:hyperlink w:history="1" r:id="rId29yhw9yqjzkwwjlw64jav">
+            <w:hyperlink w:history="1" r:id="rIdjbaajhxj-szycqpwcgztb">
               <w:r>
                 <w:rPr>
                   <w:rFonts w:ascii="Arial" w:cs="Arial" w:eastAsia="Arial" w:hAnsi="Arial"/>
@@ -4604,7 +4604,7 @@
             <w:pPr>
               <w:spacing w:after="20" w:before="0"/>
             </w:pPr>
-            <w:hyperlink w:history="1" r:id="rId1qppy8arnagk_wkruhhjp">
+            <w:hyperlink w:history="1" r:id="rIdmpcunmvadgorsvqobu8pq">
               <w:r>
                 <w:rPr>
                   <w:rFonts w:ascii="Arial" w:cs="Arial" w:eastAsia="Arial" w:hAnsi="Arial"/>
@@ -4637,7 +4637,7 @@
               <w:spacing w:after="10" w:before="0"/>
               <w:ind w:left="120"/>
             </w:pPr>
-            <w:hyperlink w:history="1" r:id="rIdcmcvzumvrd1a3nx1a5hn_">
+            <w:hyperlink w:history="1" r:id="rIdrpvwyjwj4dk66kdvolkvg">
               <w:r>
                 <w:rPr>
                   <w:rFonts w:ascii="Arial" w:cs="Arial" w:eastAsia="Arial" w:hAnsi="Arial"/>
@@ -4682,7 +4682,7 @@
             <w:pPr>
               <w:spacing w:after="20" w:before="0"/>
             </w:pPr>
-            <w:hyperlink w:history="1" r:id="rIdaoeuej6kv_bchgsb-jp51">
+            <w:hyperlink w:history="1" r:id="rIdcr74hlcbyk_uqvegab3l0">
               <w:r>
                 <w:rPr>
                   <w:rFonts w:ascii="Arial" w:cs="Arial" w:eastAsia="Arial" w:hAnsi="Arial"/>
@@ -4731,7 +4731,7 @@
               <w:spacing w:after="10" w:before="0"/>
               <w:ind w:left="120"/>
             </w:pPr>
-            <w:hyperlink w:history="1" r:id="rIdnyddm4rd5mix-q6teqala">
+            <w:hyperlink w:history="1" r:id="rIdvz2yh12owjpifdeqia8pq">
               <w:r>
                 <w:rPr>
                   <w:rFonts w:ascii="Arial" w:cs="Arial" w:eastAsia="Arial" w:hAnsi="Arial"/>
@@ -5243,7 +5243,7 @@
         </w:rPr>
         <w:t xml:space="preserve">© 2026 SeaVuria and ARES. Aligned with KICD objectives. Developed by SeaVuria; technical implementation by ARES (with AI assistance from Claude). Licensed under </w:t>
       </w:r>
-      <w:hyperlink w:history="1" r:id="rIdyd76uuptxpx5lqfcpxoep">
+      <w:hyperlink w:history="1" r:id="rIdpew6ebdej53yryldhro4f">
         <w:r>
           <w:rPr>
             <w:rFonts w:ascii="Arial" w:cs="Arial" w:eastAsia="Arial" w:hAnsi="Arial"/>
@@ -5264,7 +5264,7 @@
         </w:rPr>
         <w:t xml:space="preserve"> (</w:t>
       </w:r>
-      <w:hyperlink w:history="1" r:id="rIdzjwjtbehxwxibjslhrcz8">
+      <w:hyperlink w:history="1" r:id="rIdapjxucw20s_kvvqdrmm8t">
         <w:r>
           <w:rPr>
             <w:rFonts w:ascii="Arial" w:cs="Arial" w:eastAsia="Arial" w:hAnsi="Arial"/>
@@ -6294,7 +6294,7 @@
               <w:spacing w:after="10" w:before="0"/>
               <w:ind w:left="120"/>
             </w:pPr>
-            <w:hyperlink w:history="1" r:id="rIdwwuwuglykveglwuazd65p">
+            <w:hyperlink w:history="1" r:id="rIdo-lqasmrsg1bj1xejmpm0">
               <w:r>
                 <w:rPr>
                   <w:rFonts w:ascii="Arial" w:cs="Arial" w:eastAsia="Arial" w:hAnsi="Arial"/>
@@ -6371,7 +6371,7 @@
               <w:spacing w:after="10" w:before="0"/>
               <w:ind w:left="120"/>
             </w:pPr>
-            <w:hyperlink w:history="1" r:id="rIdksgp9wkuqrre8nsv8lqb2">
+            <w:hyperlink w:history="1" r:id="rIdv7hawmlysac3p--wzv0xb">
               <w:r>
                 <w:rPr>
                   <w:rFonts w:ascii="Arial" w:cs="Arial" w:eastAsia="Arial" w:hAnsi="Arial"/>
@@ -6598,7 +6598,7 @@
               <w:spacing w:after="10" w:before="0"/>
               <w:ind w:left="120"/>
             </w:pPr>
-            <w:hyperlink w:history="1" r:id="rIdj_sqxa80snw_5ew8knnfl">
+            <w:hyperlink w:history="1" r:id="rId2xacubfbrc4lt_b5jcbqp">
               <w:r>
                 <w:rPr>
                   <w:rFonts w:ascii="Arial" w:cs="Arial" w:eastAsia="Arial" w:hAnsi="Arial"/>
@@ -6675,7 +6675,7 @@
               <w:spacing w:after="10" w:before="0"/>
               <w:ind w:left="120"/>
             </w:pPr>
-            <w:hyperlink w:history="1" r:id="rId1k8gqs311iqgehuvo-5hr">
+            <w:hyperlink w:history="1" r:id="rIdw5emoiowt_jgeijys2o6a">
               <w:r>
                 <w:rPr>
                   <w:rFonts w:ascii="Arial" w:cs="Arial" w:eastAsia="Arial" w:hAnsi="Arial"/>
@@ -6902,7 +6902,7 @@
               <w:spacing w:after="10" w:before="0"/>
               <w:ind w:left="120"/>
             </w:pPr>
-            <w:hyperlink w:history="1" r:id="rIdgckkhngiswfhwvbd-doym">
+            <w:hyperlink w:history="1" r:id="rIdsoq4stw70_yqmvyv85awk">
               <w:r>
                 <w:rPr>
                   <w:rFonts w:ascii="Arial" w:cs="Arial" w:eastAsia="Arial" w:hAnsi="Arial"/>
@@ -6979,7 +6979,7 @@
               <w:spacing w:after="10" w:before="0"/>
               <w:ind w:left="120"/>
             </w:pPr>
-            <w:hyperlink w:history="1" r:id="rIdyg0vczm8_sgpqk-sgbtxx">
+            <w:hyperlink w:history="1" r:id="rIdwp8q4o2qx2rshqjqa_htr">
               <w:r>
                 <w:rPr>
                   <w:rFonts w:ascii="Arial" w:cs="Arial" w:eastAsia="Arial" w:hAnsi="Arial"/>
@@ -7206,7 +7206,7 @@
               <w:spacing w:after="10" w:before="0"/>
               <w:ind w:left="120"/>
             </w:pPr>
-            <w:hyperlink w:history="1" r:id="rIdvfcld1cepjvfal-_y9lld">
+            <w:hyperlink w:history="1" r:id="rIdx-vbit-s6eo-uzagydtkf">
               <w:r>
                 <w:rPr>
                   <w:rFonts w:ascii="Arial" w:cs="Arial" w:eastAsia="Arial" w:hAnsi="Arial"/>
@@ -7283,7 +7283,7 @@
               <w:spacing w:after="10" w:before="0"/>
               <w:ind w:left="120"/>
             </w:pPr>
-            <w:hyperlink w:history="1" r:id="rIdwbseim5rjqoefba0z2fjh">
+            <w:hyperlink w:history="1" r:id="rIdtlrqb5-xpela0tewhjdmr">
               <w:r>
                 <w:rPr>
                   <w:rFonts w:ascii="Arial" w:cs="Arial" w:eastAsia="Arial" w:hAnsi="Arial"/>
@@ -7510,7 +7510,7 @@
               <w:spacing w:after="10" w:before="0"/>
               <w:ind w:left="120"/>
             </w:pPr>
-            <w:hyperlink w:history="1" r:id="rId1unklwygdp3q2h7nm0b3i">
+            <w:hyperlink w:history="1" r:id="rIdyu65wkq4ibtk9nde2en9o">
               <w:r>
                 <w:rPr>
                   <w:rFonts w:ascii="Arial" w:cs="Arial" w:eastAsia="Arial" w:hAnsi="Arial"/>
@@ -7587,7 +7587,7 @@
               <w:spacing w:after="10" w:before="0"/>
               <w:ind w:left="120"/>
             </w:pPr>
-            <w:hyperlink w:history="1" r:id="rIdjxacjgxx_br90cas3pa9l">
+            <w:hyperlink w:history="1" r:id="rIdd-e87ygscrq5mwnkuxbak">
               <w:r>
                 <w:rPr>
                   <w:rFonts w:ascii="Arial" w:cs="Arial" w:eastAsia="Arial" w:hAnsi="Arial"/>
@@ -8114,7 +8114,7 @@
         </w:rPr>
         <w:t xml:space="preserve">© 2026 SeaVuria and ARES. Aligned with KICD objectives. Developed by SeaVuria; technical implementation by ARES (with AI assistance from Claude). Licensed under </w:t>
       </w:r>
-      <w:hyperlink w:history="1" r:id="rId6vbu0ukjprbahifka1cri">
+      <w:hyperlink w:history="1" r:id="rId10y_aeuj_3e07d0c1h_pr">
         <w:r>
           <w:rPr>
             <w:rFonts w:ascii="Arial" w:cs="Arial" w:eastAsia="Arial" w:hAnsi="Arial"/>
@@ -8135,7 +8135,7 @@
         </w:rPr>
         <w:t xml:space="preserve"> (</w:t>
       </w:r>
-      <w:hyperlink w:history="1" r:id="rIdztixfbz0mqd3un3eujxpy">
+      <w:hyperlink w:history="1" r:id="rIdf_eldc8aeyib4xx-2gq9g">
         <w:r>
           <w:rPr>
             <w:rFonts w:ascii="Arial" w:cs="Arial" w:eastAsia="Arial" w:hAnsi="Arial"/>
@@ -9148,7 +9148,7 @@
             <w:pPr>
               <w:spacing w:after="20" w:before="0"/>
             </w:pPr>
-            <w:hyperlink w:history="1" r:id="rIdo4kjocina4mkywygm14jn">
+            <w:hyperlink w:history="1" r:id="rIdnfxxyt1o_jsk1gnyupovz">
               <w:r>
                 <w:rPr>
                   <w:rFonts w:ascii="Arial" w:cs="Arial" w:eastAsia="Arial" w:hAnsi="Arial"/>
@@ -9197,7 +9197,7 @@
               <w:spacing w:after="10" w:before="0"/>
               <w:ind w:left="120"/>
             </w:pPr>
-            <w:hyperlink w:history="1" r:id="rId_vvzmbdcwwzqtavwlrqd5">
+            <w:hyperlink w:history="1" r:id="rIdekwaki-bxz89n5twnwsxt">
               <w:r>
                 <w:rPr>
                   <w:rFonts w:ascii="Arial" w:cs="Arial" w:eastAsia="Arial" w:hAnsi="Arial"/>
@@ -9259,7 +9259,7 @@
               <w:spacing w:after="10" w:before="0"/>
               <w:ind w:left="120"/>
             </w:pPr>
-            <w:hyperlink w:history="1" r:id="rIdwo3pcxk6te0up5uewmxqb">
+            <w:hyperlink w:history="1" r:id="rIdx7q7peltea0gemokropib">
               <w:r>
                 <w:rPr>
                   <w:rFonts w:ascii="Arial" w:cs="Arial" w:eastAsia="Arial" w:hAnsi="Arial"/>
@@ -9469,7 +9469,7 @@
             <w:pPr>
               <w:spacing w:after="20" w:before="0"/>
             </w:pPr>
-            <w:hyperlink w:history="1" r:id="rIda1e7bzumbltqihi9g0khv">
+            <w:hyperlink w:history="1" r:id="rIdc9sx0tkdy0angn8kcspd9">
               <w:r>
                 <w:rPr>
                   <w:rFonts w:ascii="Arial" w:cs="Arial" w:eastAsia="Arial" w:hAnsi="Arial"/>
@@ -9518,7 +9518,7 @@
               <w:spacing w:after="10" w:before="0"/>
               <w:ind w:left="120"/>
             </w:pPr>
-            <w:hyperlink w:history="1" r:id="rIdewmemcybnikofriyyh4yj">
+            <w:hyperlink w:history="1" r:id="rIdnpgglh5ceevq308lal4_g">
               <w:r>
                 <w:rPr>
                   <w:rFonts w:ascii="Arial" w:cs="Arial" w:eastAsia="Arial" w:hAnsi="Arial"/>
@@ -9580,7 +9580,7 @@
               <w:spacing w:after="10" w:before="0"/>
               <w:ind w:left="120"/>
             </w:pPr>
-            <w:hyperlink w:history="1" r:id="rIdf71uuyer0ajes_qswtgea">
+            <w:hyperlink w:history="1" r:id="rIdkubm37y3tm_wwjhgulhjv">
               <w:r>
                 <w:rPr>
                   <w:rFonts w:ascii="Arial" w:cs="Arial" w:eastAsia="Arial" w:hAnsi="Arial"/>
@@ -9790,7 +9790,7 @@
             <w:pPr>
               <w:spacing w:after="20" w:before="0"/>
             </w:pPr>
-            <w:hyperlink w:history="1" r:id="rIdjf96gpuk8oy8iustpg1zi">
+            <w:hyperlink w:history="1" r:id="rIdeu0qjk1923sva9uhdkcwd">
               <w:r>
                 <w:rPr>
                   <w:rFonts w:ascii="Arial" w:cs="Arial" w:eastAsia="Arial" w:hAnsi="Arial"/>
@@ -9839,7 +9839,7 @@
               <w:spacing w:after="10" w:before="0"/>
               <w:ind w:left="120"/>
             </w:pPr>
-            <w:hyperlink w:history="1" r:id="rIdyisya6s8efz1qkdik3acy">
+            <w:hyperlink w:history="1" r:id="rIdjnwy5c556j5tzvfdjwupj">
               <w:r>
                 <w:rPr>
                   <w:rFonts w:ascii="Arial" w:cs="Arial" w:eastAsia="Arial" w:hAnsi="Arial"/>
@@ -9901,7 +9901,7 @@
               <w:spacing w:after="10" w:before="0"/>
               <w:ind w:left="120"/>
             </w:pPr>
-            <w:hyperlink w:history="1" r:id="rId7scvev2gegicunnssovcc">
+            <w:hyperlink w:history="1" r:id="rIdu5nefxets41etgvhika4j">
               <w:r>
                 <w:rPr>
                   <w:rFonts w:ascii="Arial" w:cs="Arial" w:eastAsia="Arial" w:hAnsi="Arial"/>
@@ -10111,7 +10111,7 @@
             <w:pPr>
               <w:spacing w:after="20" w:before="0"/>
             </w:pPr>
-            <w:hyperlink w:history="1" r:id="rIditbx0ntkgzj1icbkymkol">
+            <w:hyperlink w:history="1" r:id="rIdeeh28cpyncqlcac_var0x">
               <w:r>
                 <w:rPr>
                   <w:rFonts w:ascii="Arial" w:cs="Arial" w:eastAsia="Arial" w:hAnsi="Arial"/>
@@ -10160,7 +10160,7 @@
               <w:spacing w:after="10" w:before="0"/>
               <w:ind w:left="120"/>
             </w:pPr>
-            <w:hyperlink w:history="1" r:id="rIdthl2ngwkuu223vfjxfimf">
+            <w:hyperlink w:history="1" r:id="rId3t6zsxpeg10ixlyidt5kd">
               <w:r>
                 <w:rPr>
                   <w:rFonts w:ascii="Arial" w:cs="Arial" w:eastAsia="Arial" w:hAnsi="Arial"/>
@@ -10222,7 +10222,7 @@
               <w:spacing w:after="10" w:before="0"/>
               <w:ind w:left="120"/>
             </w:pPr>
-            <w:hyperlink w:history="1" r:id="rId3lsp4ep-ik62fut1xrldq">
+            <w:hyperlink w:history="1" r:id="rIdxrnt3cq3u1vq2ddqwle_x">
               <w:r>
                 <w:rPr>
                   <w:rFonts w:ascii="Arial" w:cs="Arial" w:eastAsia="Arial" w:hAnsi="Arial"/>
@@ -10432,7 +10432,7 @@
             <w:pPr>
               <w:spacing w:after="20" w:before="0"/>
             </w:pPr>
-            <w:hyperlink w:history="1" r:id="rIdsn-ovhjusvsi_c0su63i0">
+            <w:hyperlink w:history="1" r:id="rIdzeucxct22wwcvlk6i7qb4">
               <w:r>
                 <w:rPr>
                   <w:rFonts w:ascii="Arial" w:cs="Arial" w:eastAsia="Arial" w:hAnsi="Arial"/>
@@ -10481,7 +10481,7 @@
               <w:spacing w:after="10" w:before="0"/>
               <w:ind w:left="120"/>
             </w:pPr>
-            <w:hyperlink w:history="1" r:id="rIdffg9cqsqjgtoc-nabxis-">
+            <w:hyperlink w:history="1" r:id="rIdqwhltrm4pzmhjlqawfido">
               <w:r>
                 <w:rPr>
                   <w:rFonts w:ascii="Arial" w:cs="Arial" w:eastAsia="Arial" w:hAnsi="Arial"/>
@@ -10543,7 +10543,7 @@
               <w:spacing w:after="10" w:before="0"/>
               <w:ind w:left="120"/>
             </w:pPr>
-            <w:hyperlink w:history="1" r:id="rIdrz9cd_zjbuivp57hqoie8">
+            <w:hyperlink w:history="1" r:id="rIdm5cfwpdgr9aqdt5gt7gc3">
               <w:r>
                 <w:rPr>
                   <w:rFonts w:ascii="Arial" w:cs="Arial" w:eastAsia="Arial" w:hAnsi="Arial"/>
@@ -11070,7 +11070,7 @@
         </w:rPr>
         <w:t xml:space="preserve">© 2026 SeaVuria and ARES. Aligned with KICD objectives. Developed by SeaVuria; technical implementation by ARES (with AI assistance from Claude). Licensed under </w:t>
       </w:r>
-      <w:hyperlink w:history="1" r:id="rIdwk7_o6slazcyzojqrhqfc">
+      <w:hyperlink w:history="1" r:id="rId173ojwtnp14k0lb-tszb1">
         <w:r>
           <w:rPr>
             <w:rFonts w:ascii="Arial" w:cs="Arial" w:eastAsia="Arial" w:hAnsi="Arial"/>
@@ -11091,7 +11091,7 @@
         </w:rPr>
         <w:t xml:space="preserve"> (</w:t>
       </w:r>
-      <w:hyperlink w:history="1" r:id="rId9ssbefwumtyxy0bm7zk2i">
+      <w:hyperlink w:history="1" r:id="rIdnkfyhh4itzowhr9_ue24w">
         <w:r>
           <w:rPr>
             <w:rFonts w:ascii="Arial" w:cs="Arial" w:eastAsia="Arial" w:hAnsi="Arial"/>
@@ -12104,7 +12104,7 @@
             <w:pPr>
               <w:spacing w:after="20" w:before="0"/>
             </w:pPr>
-            <w:hyperlink w:history="1" r:id="rIdneyvatv-syif0ny17aqpz">
+            <w:hyperlink w:history="1" r:id="rIdzv-eujnzenifoz3lekdst">
               <w:r>
                 <w:rPr>
                   <w:rFonts w:ascii="Arial" w:cs="Arial" w:eastAsia="Arial" w:hAnsi="Arial"/>
@@ -12137,7 +12137,7 @@
               <w:spacing w:after="10" w:before="0"/>
               <w:ind w:left="120"/>
             </w:pPr>
-            <w:hyperlink w:history="1" r:id="rIdqkbbukgjlq-2k2bish_ht">
+            <w:hyperlink w:history="1" r:id="rIdnrynnxwpx6qsb9fsasdga">
               <w:r>
                 <w:rPr>
                   <w:rFonts w:ascii="Arial" w:cs="Arial" w:eastAsia="Arial" w:hAnsi="Arial"/>
@@ -12199,7 +12199,7 @@
               <w:spacing w:after="10" w:before="0"/>
               <w:ind w:left="120"/>
             </w:pPr>
-            <w:hyperlink w:history="1" r:id="rId65aotsuwhmm_zcygwqfw9">
+            <w:hyperlink w:history="1" r:id="rId0r5n21cvu6ym5vioklei0">
               <w:r>
                 <w:rPr>
                   <w:rFonts w:ascii="Arial" w:cs="Arial" w:eastAsia="Arial" w:hAnsi="Arial"/>
@@ -12288,7 +12288,7 @@
                 <w:sz w:val="18"/>
                 <w:szCs w:val="18"/>
               </w:rPr>
-              <w:t xml:space="preserve">Display the maize plant, fern, bean plant and moss on the front table. Say: 'Yesterday your groups sorted these organisms in different ways, and the groups did not agree. Today we ask: how can any person anywhere get the same name for the same organism?' Give 1 minute silent think time. WAIT TIME: 10-15 seconds after asking 'What would make the instructions work for everyone?' before taking any answer. Cold-call 3 pairs (not volunteers) to read their predictions aloud. Say: 'I am not looking for the right answer yet; I want your best prediction.' Write 3 predictions on the board, circle common words (e.g. 'leaf', 'flower', 'yes/no'). Do not reveal the term dichotomous key yet.</w:t>
+              <w:t xml:space="preserve">Display the maize plant, fern, bean plant and moss on the front table. Say: 'In Lesson 1 your groups sorted these organisms in different ways, and the groups did not agree. Today we ask: how can any person anywhere get the same name for the same organism?' Give 1 minute silent think time. WAIT TIME: 10-15 seconds after asking 'What would make the instructions work for everyone?' before taking any answer. Cold-call 3 pairs (not volunteers) to read their predictions aloud. Say: 'I am not looking for the right answer yet; I want your best prediction.' Write 3 predictions on the board, circle common words (e.g. 'leaf', 'flower', 'yes/no'). Do not reveal the term dichotomous key yet.</w:t>
             </w:r>
           </w:p>
         </w:tc>
@@ -12409,7 +12409,7 @@
             <w:pPr>
               <w:spacing w:after="20" w:before="0"/>
             </w:pPr>
-            <w:hyperlink w:history="1" r:id="rIdxqwwnlqbcyrj5akvbe1v_">
+            <w:hyperlink w:history="1" r:id="rIdojc9w77sbk3znczc_qmic">
               <w:r>
                 <w:rPr>
                   <w:rFonts w:ascii="Arial" w:cs="Arial" w:eastAsia="Arial" w:hAnsi="Arial"/>
@@ -12442,7 +12442,7 @@
               <w:spacing w:after="10" w:before="0"/>
               <w:ind w:left="120"/>
             </w:pPr>
-            <w:hyperlink w:history="1" r:id="rIdpn3wn3yheao-akobbeajc">
+            <w:hyperlink w:history="1" r:id="rId7j_rmlwzofkyubtfp7dci">
               <w:r>
                 <w:rPr>
                   <w:rFonts w:ascii="Arial" w:cs="Arial" w:eastAsia="Arial" w:hAnsi="Arial"/>
@@ -12504,7 +12504,7 @@
               <w:spacing w:after="10" w:before="0"/>
               <w:ind w:left="120"/>
             </w:pPr>
-            <w:hyperlink w:history="1" r:id="rIdsbulzdf4u4ziksfqousvw">
+            <w:hyperlink w:history="1" r:id="rIdjfrdnpd1e6smvrbaxgopf">
               <w:r>
                 <w:rPr>
                   <w:rFonts w:ascii="Arial" w:cs="Arial" w:eastAsia="Arial" w:hAnsi="Arial"/>
@@ -12714,7 +12714,7 @@
             <w:pPr>
               <w:spacing w:after="20" w:before="0"/>
             </w:pPr>
-            <w:hyperlink w:history="1" r:id="rId1oyiqafiighj7svj0nrud">
+            <w:hyperlink w:history="1" r:id="rId1qk-f2zk52slihruesgwx">
               <w:r>
                 <w:rPr>
                   <w:rFonts w:ascii="Arial" w:cs="Arial" w:eastAsia="Arial" w:hAnsi="Arial"/>
@@ -12747,7 +12747,7 @@
               <w:spacing w:after="10" w:before="0"/>
               <w:ind w:left="120"/>
             </w:pPr>
-            <w:hyperlink w:history="1" r:id="rIdebnhgin6c9ddjjbewvoop">
+            <w:hyperlink w:history="1" r:id="rId68imyoy1mrvb-_obfemof">
               <w:r>
                 <w:rPr>
                   <w:rFonts w:ascii="Arial" w:cs="Arial" w:eastAsia="Arial" w:hAnsi="Arial"/>
@@ -12809,7 +12809,7 @@
               <w:spacing w:after="10" w:before="0"/>
               <w:ind w:left="120"/>
             </w:pPr>
-            <w:hyperlink w:history="1" r:id="rIda-vjuzycu3llale98ro6l">
+            <w:hyperlink w:history="1" r:id="rIdpdli1lydpch68sd8p2bst">
               <w:r>
                 <w:rPr>
                   <w:rFonts w:ascii="Arial" w:cs="Arial" w:eastAsia="Arial" w:hAnsi="Arial"/>
@@ -13019,7 +13019,7 @@
             <w:pPr>
               <w:spacing w:after="20" w:before="0"/>
             </w:pPr>
-            <w:hyperlink w:history="1" r:id="rIdfcxg1ehmumgolldlunzdo">
+            <w:hyperlink w:history="1" r:id="rIdsqvkrhm5hdezkuaevlmih">
               <w:r>
                 <w:rPr>
                   <w:rFonts w:ascii="Arial" w:cs="Arial" w:eastAsia="Arial" w:hAnsi="Arial"/>
@@ -13052,7 +13052,7 @@
               <w:spacing w:after="10" w:before="0"/>
               <w:ind w:left="120"/>
             </w:pPr>
-            <w:hyperlink w:history="1" r:id="rId9q-cgae5hxg1ofjqg-vaw">
+            <w:hyperlink w:history="1" r:id="rIdn2n8glpubsmn6b1nhxzph">
               <w:r>
                 <w:rPr>
                   <w:rFonts w:ascii="Arial" w:cs="Arial" w:eastAsia="Arial" w:hAnsi="Arial"/>
@@ -13114,7 +13114,7 @@
               <w:spacing w:after="10" w:before="0"/>
               <w:ind w:left="120"/>
             </w:pPr>
-            <w:hyperlink w:history="1" r:id="rIdvp1oqrax5apem-atpkewx">
+            <w:hyperlink w:history="1" r:id="rIdvimtdgpiizbblb_adtfsj">
               <w:r>
                 <w:rPr>
                   <w:rFonts w:ascii="Arial" w:cs="Arial" w:eastAsia="Arial" w:hAnsi="Arial"/>
@@ -13324,7 +13324,7 @@
             <w:pPr>
               <w:spacing w:after="20" w:before="0"/>
             </w:pPr>
-            <w:hyperlink w:history="1" r:id="rId_d_ydffuu6fvmxigbbxke">
+            <w:hyperlink w:history="1" r:id="rIdwwleruujbf8xarbir01ad">
               <w:r>
                 <w:rPr>
                   <w:rFonts w:ascii="Arial" w:cs="Arial" w:eastAsia="Arial" w:hAnsi="Arial"/>
@@ -13357,7 +13357,7 @@
               <w:spacing w:after="10" w:before="0"/>
               <w:ind w:left="120"/>
             </w:pPr>
-            <w:hyperlink w:history="1" r:id="rIdzrcy-vwthap-mpe32q10b">
+            <w:hyperlink w:history="1" r:id="rId3v3outvspfhv0k62ekzw3">
               <w:r>
                 <w:rPr>
                   <w:rFonts w:ascii="Arial" w:cs="Arial" w:eastAsia="Arial" w:hAnsi="Arial"/>
@@ -13419,7 +13419,7 @@
               <w:spacing w:after="10" w:before="0"/>
               <w:ind w:left="120"/>
             </w:pPr>
-            <w:hyperlink w:history="1" r:id="rIdmgkwzjfgqnn7zfl-78kin">
+            <w:hyperlink w:history="1" r:id="rId0bd9k760x4iqopwiuz7a_">
               <w:r>
                 <w:rPr>
                   <w:rFonts w:ascii="Arial" w:cs="Arial" w:eastAsia="Arial" w:hAnsi="Arial"/>
@@ -13946,7 +13946,7 @@
         </w:rPr>
         <w:t xml:space="preserve">© 2026 SeaVuria and ARES. Aligned with KICD objectives. Developed by SeaVuria; technical implementation by ARES (with AI assistance from Claude). Licensed under </w:t>
       </w:r>
-      <w:hyperlink w:history="1" r:id="rIdu4k1cccf0ghspqrxum9m-">
+      <w:hyperlink w:history="1" r:id="rIddhrinqk7j96h2mf4llp7l">
         <w:r>
           <w:rPr>
             <w:rFonts w:ascii="Arial" w:cs="Arial" w:eastAsia="Arial" w:hAnsi="Arial"/>
@@ -13967,7 +13967,7 @@
         </w:rPr>
         <w:t xml:space="preserve"> (</w:t>
       </w:r>
-      <w:hyperlink w:history="1" r:id="rIdkbtkfupizmtqysyharo-d">
+      <w:hyperlink w:history="1" r:id="rIdjrxkosoyohze6drecr26o">
         <w:r>
           <w:rPr>
             <w:rFonts w:ascii="Arial" w:cs="Arial" w:eastAsia="Arial" w:hAnsi="Arial"/>
@@ -14697,7 +14697,7 @@
                 <w:sz w:val="18"/>
                 <w:szCs w:val="18"/>
               </w:rPr>
-              <w:t xml:space="preserve">Learners return to the anchoring phenomenon: the maize, beans, grass, fern, moss, mushroom, mosquito, butterfly, earthworm, snail, chicken, lizard and goat around the school. After Lessons 1-4 they know groupings by colour or size disagree and scientists use shared observable features. In this lesson they focus on the animals. They first predict how they would group the seven animals, then observe specimens or pictures (earthworm, snail, grasshopper or butterfly, mosquito, tilapia or omena from Lake Victoria, lizard, chicken, goat) in expert Jigsaw groups looking at body symmetry, segmentation, shell, exoskeleton, jointed legs, backbone and body covering. They then return to home groups, teach each other, and complete a Gallery Walk of grouped specimens. They write Claim-Evidence-Reasoning statements to justify phylum placement, add new questions to the Driving Question Board, and revise their class classification model. The lesson ends with the question: if the goat and the chicken are both Chordata, how do we tell them apart? This leads to Lesson 6. Learners may discuss in Kiswahili or their mother tongue, while scientific terms are recorded in English. The lesson works without internet; the video is optional.</w:t>
+              <w:t xml:space="preserve">Learners return to the anchoring phenomenon: the maize, beans, grass, fern, moss, mushroom, mosquito, butterfly, earthworm, snail, chicken, lizard and goat around the school. After Lessons 1-4 they know groupings by colour or size disagree and scientists use shared observable features. In this lesson they focus on the animals. They first predict how they would group the eight animals, then observe specimens or pictures (earthworm, snail, grasshopper or butterfly, mosquito, tilapia or omena from Lake Victoria, lizard, chicken, goat) in expert Jigsaw groups looking at body symmetry, segmentation, shell, exoskeleton, jointed legs, backbone and body covering. They then return to home groups, teach each other, and complete a Gallery Walk of grouped specimens. They write Claim-Evidence-Reasoning statements to justify phylum placement, add new questions to the Driving Question Board, and revise their class classification model. The lesson ends with the question: if the goat and the chicken are both Chordata, how do we tell them apart? This leads to Lesson 6. Learners may discuss in Kiswahili or their mother tongue, while scientific terms are recorded in English. The lesson works without internet; the video is optional.</w:t>
             </w:r>
           </w:p>
         </w:tc>
@@ -14997,7 +14997,7 @@
               <w:spacing w:after="10" w:before="0"/>
               <w:ind w:left="120"/>
             </w:pPr>
-            <w:hyperlink w:history="1" r:id="rId-uoeglfdv5c2zo3yx4c9w">
+            <w:hyperlink w:history="1" r:id="rIdghlz-9jtolqtuyfrwliys">
               <w:r>
                 <w:rPr>
                   <w:rFonts w:ascii="Arial" w:cs="Arial" w:eastAsia="Arial" w:hAnsi="Arial"/>
@@ -15074,7 +15074,7 @@
               <w:spacing w:after="10" w:before="0"/>
               <w:ind w:left="120"/>
             </w:pPr>
-            <w:hyperlink w:history="1" r:id="rIdja1ti-wrphawk0fl4elhc">
+            <w:hyperlink w:history="1" r:id="rIduxp99vfvoblieng160k9g">
               <w:r>
                 <w:rPr>
                   <w:rFonts w:ascii="Arial" w:cs="Arial" w:eastAsia="Arial" w:hAnsi="Arial"/>
@@ -15163,7 +15163,7 @@
                 <w:sz w:val="18"/>
                 <w:szCs w:val="18"/>
               </w:rPr>
-              <w:t xml:space="preserve">Say: 'Remember our puzzle: if all these are living things, how can anyone anywhere organise them so that they can be identified? Today we look only at the animals.' Display the picture cards. Ask: 'Before we learn any new names, how would YOU group these seven animals? Write your prediction silently.' WAIT TIME 10-15 seconds before pairs talk. Circulate and listen for rules such as size, habitat, 'those we eat', 'those that fly'. Cold-call 4 groups to share their rules and write them on the board without judging. Ask: 'Did every group choose the same rule? What problem does that create if a scientist in Nairobi and one in Kisumu need to agree?' Put the sorted sheets aside for the Gallery Walk later.</w:t>
+              <w:t xml:space="preserve">Say: 'Remember our puzzle: if all these are living things, how can anyone anywhere organise them so that they can be identified? Today we look only at the animals.' Display the picture cards. Ask: 'Before we learn any new names, how would YOU group these eight animals? Write your prediction silently.' WAIT TIME 10-15 seconds before pairs talk. Circulate and listen for rules such as size, habitat, 'those we eat', 'those that fly'. Cold-call 4 groups to share their rules and write them on the board without judging. Ask: 'Did every group choose the same rule? What problem does that create if a scientist in Nairobi and one in Kisumu need to agree?' Put the sorted sheets aside for the Gallery Walk later.</w:t>
             </w:r>
           </w:p>
         </w:tc>
@@ -15301,7 +15301,7 @@
               <w:spacing w:after="10" w:before="0"/>
               <w:ind w:left="120"/>
             </w:pPr>
-            <w:hyperlink w:history="1" r:id="rIdncertt7hcvggm6qkcn0ut">
+            <w:hyperlink w:history="1" r:id="rIdjkgscffbvzgha6lyhufeg">
               <w:r>
                 <w:rPr>
                   <w:rFonts w:ascii="Arial" w:cs="Arial" w:eastAsia="Arial" w:hAnsi="Arial"/>
@@ -15378,7 +15378,7 @@
               <w:spacing w:after="10" w:before="0"/>
               <w:ind w:left="120"/>
             </w:pPr>
-            <w:hyperlink w:history="1" r:id="rIdry-fwo_soqyfbviknruwy">
+            <w:hyperlink w:history="1" r:id="rIdfww_sw6dibun8qdntkhtr">
               <w:r>
                 <w:rPr>
                   <w:rFonts w:ascii="Arial" w:cs="Arial" w:eastAsia="Arial" w:hAnsi="Arial"/>
@@ -15605,7 +15605,7 @@
               <w:spacing w:after="10" w:before="0"/>
               <w:ind w:left="120"/>
             </w:pPr>
-            <w:hyperlink w:history="1" r:id="rIdzwyy360nvjjoban6d-s3g">
+            <w:hyperlink w:history="1" r:id="rIdfwdathppey2eej4urd0pl">
               <w:r>
                 <w:rPr>
                   <w:rFonts w:ascii="Arial" w:cs="Arial" w:eastAsia="Arial" w:hAnsi="Arial"/>
@@ -15682,7 +15682,7 @@
               <w:spacing w:after="10" w:before="0"/>
               <w:ind w:left="120"/>
             </w:pPr>
-            <w:hyperlink w:history="1" r:id="rIdti8jhhdo1ewgofkjqnypo">
+            <w:hyperlink w:history="1" r:id="rId2mw8s6uhukvqlrxx8xpqn">
               <w:r>
                 <w:rPr>
                   <w:rFonts w:ascii="Arial" w:cs="Arial" w:eastAsia="Arial" w:hAnsi="Arial"/>
@@ -15909,7 +15909,7 @@
               <w:spacing w:after="10" w:before="0"/>
               <w:ind w:left="120"/>
             </w:pPr>
-            <w:hyperlink w:history="1" r:id="rIda5qsfzorl9sfsgpgjvu-a">
+            <w:hyperlink w:history="1" r:id="rIdvogm8jlikz40qpn_wipwt">
               <w:r>
                 <w:rPr>
                   <w:rFonts w:ascii="Arial" w:cs="Arial" w:eastAsia="Arial" w:hAnsi="Arial"/>
@@ -15986,7 +15986,7 @@
               <w:spacing w:after="10" w:before="0"/>
               <w:ind w:left="120"/>
             </w:pPr>
-            <w:hyperlink w:history="1" r:id="rId-fmdjhxiufdzsspzfftwz">
+            <w:hyperlink w:history="1" r:id="rIdkjpy-ovazekpi2ob81q1n">
               <w:r>
                 <w:rPr>
                   <w:rFonts w:ascii="Arial" w:cs="Arial" w:eastAsia="Arial" w:hAnsi="Arial"/>
@@ -16213,7 +16213,7 @@
               <w:spacing w:after="10" w:before="0"/>
               <w:ind w:left="120"/>
             </w:pPr>
-            <w:hyperlink w:history="1" r:id="rIds4jlmf1ff79pvkwup40yf">
+            <w:hyperlink w:history="1" r:id="rIdulf12ahjp0ckbr1-n-4nq">
               <w:r>
                 <w:rPr>
                   <w:rFonts w:ascii="Arial" w:cs="Arial" w:eastAsia="Arial" w:hAnsi="Arial"/>
@@ -16290,7 +16290,7 @@
               <w:spacing w:after="10" w:before="0"/>
               <w:ind w:left="120"/>
             </w:pPr>
-            <w:hyperlink w:history="1" r:id="rIddoid5feqqueez7axqb-sz">
+            <w:hyperlink w:history="1" r:id="rIdr8_qdvcyjkn1ad4_bzgcc">
               <w:r>
                 <w:rPr>
                   <w:rFonts w:ascii="Arial" w:cs="Arial" w:eastAsia="Arial" w:hAnsi="Arial"/>
@@ -16817,7 +16817,7 @@
         </w:rPr>
         <w:t xml:space="preserve">© 2026 SeaVuria and ARES. Aligned with KICD objectives. Developed by SeaVuria; technical implementation by ARES (with AI assistance from Claude). Licensed under </w:t>
       </w:r>
-      <w:hyperlink w:history="1" r:id="rIdiqs-glsdl4v32cf0y2de3">
+      <w:hyperlink w:history="1" r:id="rIdewpta_epn7p4u2lfcgp3p">
         <w:r>
           <w:rPr>
             <w:rFonts w:ascii="Arial" w:cs="Arial" w:eastAsia="Arial" w:hAnsi="Arial"/>
@@ -16838,7 +16838,7 @@
         </w:rPr>
         <w:t xml:space="preserve"> (</w:t>
       </w:r>
-      <w:hyperlink w:history="1" r:id="rIdlrbchm-vky_mvzqqosgjt">
+      <w:hyperlink w:history="1" r:id="rIdfetpyzpgub2fsrchyfir4">
         <w:r>
           <w:rPr>
             <w:rFonts w:ascii="Arial" w:cs="Arial" w:eastAsia="Arial" w:hAnsi="Arial"/>
@@ -17868,7 +17868,7 @@
               <w:spacing w:after="10" w:before="0"/>
               <w:ind w:left="120"/>
             </w:pPr>
-            <w:hyperlink w:history="1" r:id="rIdgipgvvvdknuuhzooc2ggt">
+            <w:hyperlink w:history="1" r:id="rIdfvsukpllg3exgyigjavmm">
               <w:r>
                 <w:rPr>
                   <w:rFonts w:ascii="Arial" w:cs="Arial" w:eastAsia="Arial" w:hAnsi="Arial"/>
@@ -17928,7 +17928,7 @@
             <w:pPr>
               <w:spacing w:after="20" w:before="0"/>
             </w:pPr>
-            <w:hyperlink w:history="1" r:id="rIdrmwh2zj7nypngvujmhl7z">
+            <w:hyperlink w:history="1" r:id="rIda6amakdu8vzlukfgfxxsn">
               <w:r>
                 <w:rPr>
                   <w:rFonts w:ascii="Arial" w:cs="Arial" w:eastAsia="Arial" w:hAnsi="Arial"/>
@@ -17977,7 +17977,7 @@
               <w:spacing w:after="10" w:before="0"/>
               <w:ind w:left="120"/>
             </w:pPr>
-            <w:hyperlink w:history="1" r:id="rIdhhm9a8b2b6hxfa85-8p-g">
+            <w:hyperlink w:history="1" r:id="rIda9kv0kdwlgi0uiyjziaa2">
               <w:r>
                 <w:rPr>
                   <w:rFonts w:ascii="Arial" w:cs="Arial" w:eastAsia="Arial" w:hAnsi="Arial"/>
@@ -18189,7 +18189,7 @@
               <w:spacing w:after="10" w:before="0"/>
               <w:ind w:left="120"/>
             </w:pPr>
-            <w:hyperlink w:history="1" r:id="rIdwxd4tvtlkbewibpqz-rlh">
+            <w:hyperlink w:history="1" r:id="rIdyowx3hwg05egwvsxoydoo">
               <w:r>
                 <w:rPr>
                   <w:rFonts w:ascii="Arial" w:cs="Arial" w:eastAsia="Arial" w:hAnsi="Arial"/>
@@ -18249,7 +18249,7 @@
             <w:pPr>
               <w:spacing w:after="20" w:before="0"/>
             </w:pPr>
-            <w:hyperlink w:history="1" r:id="rIdrrbapptslf2jfwobdtki2">
+            <w:hyperlink w:history="1" r:id="rIdn53dddvsnuhx-4fvja18f">
               <w:r>
                 <w:rPr>
                   <w:rFonts w:ascii="Arial" w:cs="Arial" w:eastAsia="Arial" w:hAnsi="Arial"/>
@@ -18298,7 +18298,7 @@
               <w:spacing w:after="10" w:before="0"/>
               <w:ind w:left="120"/>
             </w:pPr>
-            <w:hyperlink w:history="1" r:id="rIdvzp852fypxtrizppq6lov">
+            <w:hyperlink w:history="1" r:id="rId9dpuapmrdykdmfxuaggk2">
               <w:r>
                 <w:rPr>
                   <w:rFonts w:ascii="Arial" w:cs="Arial" w:eastAsia="Arial" w:hAnsi="Arial"/>
@@ -18510,7 +18510,7 @@
               <w:spacing w:after="10" w:before="0"/>
               <w:ind w:left="120"/>
             </w:pPr>
-            <w:hyperlink w:history="1" r:id="rIdrbjyru-hgzclcndvoxadd">
+            <w:hyperlink w:history="1" r:id="rIdwtllomvp3u0_rgxiv2tnq">
               <w:r>
                 <w:rPr>
                   <w:rFonts w:ascii="Arial" w:cs="Arial" w:eastAsia="Arial" w:hAnsi="Arial"/>
@@ -18570,7 +18570,7 @@
             <w:pPr>
               <w:spacing w:after="20" w:before="0"/>
             </w:pPr>
-            <w:hyperlink w:history="1" r:id="rIdo8fodkqzw1rmtjqwyzt3b">
+            <w:hyperlink w:history="1" r:id="rIdonigvhhwh5imn1df5j8uf">
               <w:r>
                 <w:rPr>
                   <w:rFonts w:ascii="Arial" w:cs="Arial" w:eastAsia="Arial" w:hAnsi="Arial"/>
@@ -18619,7 +18619,7 @@
               <w:spacing w:after="10" w:before="0"/>
               <w:ind w:left="120"/>
             </w:pPr>
-            <w:hyperlink w:history="1" r:id="rId-afvcfkdly7ft9ynpyw0i">
+            <w:hyperlink w:history="1" r:id="rIdvn3ha-0oy-o520paxt83h">
               <w:r>
                 <w:rPr>
                   <w:rFonts w:ascii="Arial" w:cs="Arial" w:eastAsia="Arial" w:hAnsi="Arial"/>
@@ -18831,7 +18831,7 @@
               <w:spacing w:after="10" w:before="0"/>
               <w:ind w:left="120"/>
             </w:pPr>
-            <w:hyperlink w:history="1" r:id="rId0exusc7coyjeypxcazlhi">
+            <w:hyperlink w:history="1" r:id="rIdpkqdynl872ftyttcdj_qm">
               <w:r>
                 <w:rPr>
                   <w:rFonts w:ascii="Arial" w:cs="Arial" w:eastAsia="Arial" w:hAnsi="Arial"/>
@@ -18891,7 +18891,7 @@
             <w:pPr>
               <w:spacing w:after="20" w:before="0"/>
             </w:pPr>
-            <w:hyperlink w:history="1" r:id="rId19bpwsgad-gxlwfrz9hiz">
+            <w:hyperlink w:history="1" r:id="rId_mjk18t6ixewgabluksnu">
               <w:r>
                 <w:rPr>
                   <w:rFonts w:ascii="Arial" w:cs="Arial" w:eastAsia="Arial" w:hAnsi="Arial"/>
@@ -18940,7 +18940,7 @@
               <w:spacing w:after="10" w:before="0"/>
               <w:ind w:left="120"/>
             </w:pPr>
-            <w:hyperlink w:history="1" r:id="rId9rahshdybg9nz4jtifran">
+            <w:hyperlink w:history="1" r:id="rIdjucik2cw9furlh-qdwooy">
               <w:r>
                 <w:rPr>
                   <w:rFonts w:ascii="Arial" w:cs="Arial" w:eastAsia="Arial" w:hAnsi="Arial"/>
@@ -19152,7 +19152,7 @@
               <w:spacing w:after="10" w:before="0"/>
               <w:ind w:left="120"/>
             </w:pPr>
-            <w:hyperlink w:history="1" r:id="rIdvwaxkqlj1ltawmmbtac6y">
+            <w:hyperlink w:history="1" r:id="rIdkt26ew702_a3j7entj7js">
               <w:r>
                 <w:rPr>
                   <w:rFonts w:ascii="Arial" w:cs="Arial" w:eastAsia="Arial" w:hAnsi="Arial"/>
@@ -19212,7 +19212,7 @@
             <w:pPr>
               <w:spacing w:after="20" w:before="0"/>
             </w:pPr>
-            <w:hyperlink w:history="1" r:id="rIdrohjshqmw-jb-2ub_gbaj">
+            <w:hyperlink w:history="1" r:id="rIdwupbdlpipwkontm4xtcf5">
               <w:r>
                 <w:rPr>
                   <w:rFonts w:ascii="Arial" w:cs="Arial" w:eastAsia="Arial" w:hAnsi="Arial"/>
@@ -19261,7 +19261,7 @@
               <w:spacing w:after="10" w:before="0"/>
               <w:ind w:left="120"/>
             </w:pPr>
-            <w:hyperlink w:history="1" r:id="rId_vxyytgipo76wge9aslvx">
+            <w:hyperlink w:history="1" r:id="rIdz0rw2fsolnnqz18qsbzyy">
               <w:r>
                 <w:rPr>
                   <w:rFonts w:ascii="Arial" w:cs="Arial" w:eastAsia="Arial" w:hAnsi="Arial"/>
@@ -19773,7 +19773,7 @@
         </w:rPr>
         <w:t xml:space="preserve">© 2026 SeaVuria and ARES. Aligned with KICD objectives. Developed by SeaVuria; technical implementation by ARES (with AI assistance from Claude). Licensed under </w:t>
       </w:r>
-      <w:hyperlink w:history="1" r:id="rId2xtdy8xfb-ncvqkdlzbn_">
+      <w:hyperlink w:history="1" r:id="rIde8npt0bqed2z2bxa6pmrz">
         <w:r>
           <w:rPr>
             <w:rFonts w:ascii="Arial" w:cs="Arial" w:eastAsia="Arial" w:hAnsi="Arial"/>
@@ -19794,7 +19794,7 @@
         </w:rPr>
         <w:t xml:space="preserve"> (</w:t>
       </w:r>
-      <w:hyperlink w:history="1" r:id="rIdkjazwqziilwz0e1z6mrvx">
+      <w:hyperlink w:history="1" r:id="rId16ywrq1-_y5ky8dan0i79">
         <w:r>
           <w:rPr>
             <w:rFonts w:ascii="Arial" w:cs="Arial" w:eastAsia="Arial" w:hAnsi="Arial"/>
@@ -20807,7 +20807,7 @@
             <w:pPr>
               <w:spacing w:after="20" w:before="0"/>
             </w:pPr>
-            <w:hyperlink w:history="1" r:id="rId9ry5gitc2mpbwbohk_xne">
+            <w:hyperlink w:history="1" r:id="rIdtknydxcgwpu5bjqr0v7zb">
               <w:r>
                 <w:rPr>
                   <w:rFonts w:ascii="Arial" w:cs="Arial" w:eastAsia="Arial" w:hAnsi="Arial"/>
@@ -20840,7 +20840,7 @@
               <w:spacing w:after="10" w:before="0"/>
               <w:ind w:left="120"/>
             </w:pPr>
-            <w:hyperlink w:history="1" r:id="rIdbaqt35uzmujx_wmay96ix">
+            <w:hyperlink w:history="1" r:id="rIdzgzoktu5k2e_8csoummur">
               <w:r>
                 <w:rPr>
                   <w:rFonts w:ascii="Arial" w:cs="Arial" w:eastAsia="Arial" w:hAnsi="Arial"/>
@@ -20902,7 +20902,7 @@
               <w:spacing w:after="10" w:before="0"/>
               <w:ind w:left="120"/>
             </w:pPr>
-            <w:hyperlink w:history="1" r:id="rIdigpplyzisfl5xwjwpzkfh">
+            <w:hyperlink w:history="1" r:id="rIdb5ryolfxtjwtp62unrqxn">
               <w:r>
                 <w:rPr>
                   <w:rFonts w:ascii="Arial" w:cs="Arial" w:eastAsia="Arial" w:hAnsi="Arial"/>
@@ -20991,7 +20991,7 @@
                 <w:sz w:val="18"/>
                 <w:szCs w:val="18"/>
               </w:rPr>
-              <w:t xml:space="preserve">Say: 'Last lesson, groups made different groupings for the same organisms. Today we find out how to make a tool that gives the same answer for everyone.' Pose the question, then WAIT TIME of 12 seconds in silence before any talk. Give 2 minutes for individual writing, then 2 minutes for pairs. Cold-call 4 pairs: 'What kind of statement did you choose, and why?' Write phrases like 'big', 'beautiful', 'useful' and 'six legs', 'has a backbone' on the board in two columns without labelling them yet. Ask: 'Which column would two different people read the same way?' Do not tell the answer; record predictions for revisiting at the end of the lesson. Ask: 'Is a virus in the same group as the goat? Raise your hand for yes, no, not sure.' Record the count.</w:t>
+              <w:t xml:space="preserve">Say: 'In Lesson 1, groups made different groupings for the same organisms. Today we find out how to make a tool that gives the same answer for everyone.' Pose the question, then WAIT TIME of 12 seconds in silence before any talk. Give 2 minutes for individual writing, then 2 minutes for pairs. Cold-call 4 pairs: 'What kind of statement did you choose, and why?' Write phrases like 'big', 'beautiful', 'useful' and 'six legs', 'has a backbone' on the board in two columns without labelling them yet. Ask: 'Which column would two different people read the same way?' Do not tell the answer; record predictions for revisiting at the end of the lesson. Ask: 'Is a virus in the same group as the goat? Raise your hand for yes, no, not sure.' Record the count.</w:t>
             </w:r>
           </w:p>
         </w:tc>
@@ -21112,7 +21112,7 @@
             <w:pPr>
               <w:spacing w:after="20" w:before="0"/>
             </w:pPr>
-            <w:hyperlink w:history="1" r:id="rIdq4dhlkv5686nind-3wfv9">
+            <w:hyperlink w:history="1" r:id="rId1koinmld86omvvurjyas_">
               <w:r>
                 <w:rPr>
                   <w:rFonts w:ascii="Arial" w:cs="Arial" w:eastAsia="Arial" w:hAnsi="Arial"/>
@@ -21145,7 +21145,7 @@
               <w:spacing w:after="10" w:before="0"/>
               <w:ind w:left="120"/>
             </w:pPr>
-            <w:hyperlink w:history="1" r:id="rIdwsio64g4bmk8jns-bk7jj">
+            <w:hyperlink w:history="1" r:id="rIdtrj-lpc89nzgei-2abgaa">
               <w:r>
                 <w:rPr>
                   <w:rFonts w:ascii="Arial" w:cs="Arial" w:eastAsia="Arial" w:hAnsi="Arial"/>
@@ -21207,7 +21207,7 @@
               <w:spacing w:after="10" w:before="0"/>
               <w:ind w:left="120"/>
             </w:pPr>
-            <w:hyperlink w:history="1" r:id="rIdihkkkpat7vmywjzc5ygwk">
+            <w:hyperlink w:history="1" r:id="rId6vtil1tx3qccbhta8b64h">
               <w:r>
                 <w:rPr>
                   <w:rFonts w:ascii="Arial" w:cs="Arial" w:eastAsia="Arial" w:hAnsi="Arial"/>
@@ -21417,7 +21417,7 @@
             <w:pPr>
               <w:spacing w:after="20" w:before="0"/>
             </w:pPr>
-            <w:hyperlink w:history="1" r:id="rIdjysepzodwolcqxzsa5dwl">
+            <w:hyperlink w:history="1" r:id="rIdi44-wexkceqkoxgezh7nm">
               <w:r>
                 <w:rPr>
                   <w:rFonts w:ascii="Arial" w:cs="Arial" w:eastAsia="Arial" w:hAnsi="Arial"/>
@@ -21466,7 +21466,7 @@
               <w:spacing w:after="10" w:before="0"/>
               <w:ind w:left="120"/>
             </w:pPr>
-            <w:hyperlink w:history="1" r:id="rIdmqjpw5zp2mkflv0lt0sy9">
+            <w:hyperlink w:history="1" r:id="rId2xadd1713hjqzgo6zjdz5">
               <w:r>
                 <w:rPr>
                   <w:rFonts w:ascii="Arial" w:cs="Arial" w:eastAsia="Arial" w:hAnsi="Arial"/>
@@ -21528,7 +21528,7 @@
               <w:spacing w:after="10" w:before="0"/>
               <w:ind w:left="120"/>
             </w:pPr>
-            <w:hyperlink w:history="1" r:id="rIdwtw-kow2ewcirc-vmov1u">
+            <w:hyperlink w:history="1" r:id="rIdrgxpfpiufw_qncj2zugss">
               <w:r>
                 <w:rPr>
                   <w:rFonts w:ascii="Arial" w:cs="Arial" w:eastAsia="Arial" w:hAnsi="Arial"/>
@@ -21738,7 +21738,7 @@
             <w:pPr>
               <w:spacing w:after="20" w:before="0"/>
             </w:pPr>
-            <w:hyperlink w:history="1" r:id="rIddzvwi0ax51nyfbef_l0h_">
+            <w:hyperlink w:history="1" r:id="rIdgemlb_qfpw7okfmzm5zwd">
               <w:r>
                 <w:rPr>
                   <w:rFonts w:ascii="Arial" w:cs="Arial" w:eastAsia="Arial" w:hAnsi="Arial"/>
@@ -21771,7 +21771,7 @@
               <w:spacing w:after="10" w:before="0"/>
               <w:ind w:left="120"/>
             </w:pPr>
-            <w:hyperlink w:history="1" r:id="rIdfsihudzjkar2jotfq53_a">
+            <w:hyperlink w:history="1" r:id="rIdvuahtcoyeeiggdpmi-rup">
               <w:r>
                 <w:rPr>
                   <w:rFonts w:ascii="Arial" w:cs="Arial" w:eastAsia="Arial" w:hAnsi="Arial"/>
@@ -21833,7 +21833,7 @@
               <w:spacing w:after="10" w:before="0"/>
               <w:ind w:left="120"/>
             </w:pPr>
-            <w:hyperlink w:history="1" r:id="rIdnm6ctjew7x-1re_v8qlos">
+            <w:hyperlink w:history="1" r:id="rId-vkir-lw_hvdyjka8k82r">
               <w:r>
                 <w:rPr>
                   <w:rFonts w:ascii="Arial" w:cs="Arial" w:eastAsia="Arial" w:hAnsi="Arial"/>
@@ -22043,7 +22043,7 @@
             <w:pPr>
               <w:spacing w:after="20" w:before="0"/>
             </w:pPr>
-            <w:hyperlink w:history="1" r:id="rIdvyynmsjy_j34mwbcq2-ms">
+            <w:hyperlink w:history="1" r:id="rIdsfe1f3vkog7uefexumjxj">
               <w:r>
                 <w:rPr>
                   <w:rFonts w:ascii="Arial" w:cs="Arial" w:eastAsia="Arial" w:hAnsi="Arial"/>
@@ -22076,7 +22076,7 @@
               <w:spacing w:after="10" w:before="0"/>
               <w:ind w:left="120"/>
             </w:pPr>
-            <w:hyperlink w:history="1" r:id="rIde91-t5fxwfextof8nf-ys">
+            <w:hyperlink w:history="1" r:id="rIdot1snv7jsrubttgqi0ryf">
               <w:r>
                 <w:rPr>
                   <w:rFonts w:ascii="Arial" w:cs="Arial" w:eastAsia="Arial" w:hAnsi="Arial"/>
@@ -22138,7 +22138,7 @@
               <w:spacing w:after="10" w:before="0"/>
               <w:ind w:left="120"/>
             </w:pPr>
-            <w:hyperlink w:history="1" r:id="rIda0wp0mho1erqqvpl966tx">
+            <w:hyperlink w:history="1" r:id="rIdoa7jxfcirb18ergzrm0an">
               <w:r>
                 <w:rPr>
                   <w:rFonts w:ascii="Arial" w:cs="Arial" w:eastAsia="Arial" w:hAnsi="Arial"/>
@@ -22195,7 +22195,7 @@
                 <w:sz w:val="18"/>
                 <w:szCs w:val="18"/>
               </w:rPr>
-              <w:t xml:space="preserve">Learners revise the class and individual models (a concept map or flow diagram started in Lesson 1 and revised in Lesson 4) of how living organisms are identified and classified. Each learner (1) adds a dichotomous key branch showing how to identify animals from the phenomenon collection (maize plant, bean plant, grass, fern, moss, mushroom, mosquito, butterfly, earthworm, snail, chicken, lizard, goat) at the level of Chordata and Arthropoda; (2) adds a box for viruses showing that they are non-cellular, need a host, and are important in health, agriculture and biotechnology; and (3) uses a different colour pen to mark what they changed since the Predict phase and why. They then revisit their opening prediction and write two sentences: 'I used to think ... Now I think ... because ...'.</w:t>
+              <w:t xml:space="preserve">Learners revise the class and individual models (a concept map or flow diagram started in Lesson 1 and revised in later lessons) of how living organisms are identified and classified. Each learner (1) adds a dichotomous key branch showing how to identify animals from the phenomenon collection (maize plant, bean plant, grass, fern, moss, mushroom, mosquito, butterfly, earthworm, snail, chicken, lizard, goat) at the level of Chordata and Arthropoda; (2) adds a box for viruses showing that they are non-cellular, need a host, and are important in health, agriculture and biotechnology; and (3) uses a different colour pen to mark what they changed since the Predict phase and why. They then revisit their opening prediction and write two sentences: 'I used to think ... Now I think ... because ...'.</w:t>
             </w:r>
           </w:p>
         </w:tc>
@@ -22665,7 +22665,7 @@
         </w:rPr>
         <w:t xml:space="preserve">© 2026 SeaVuria and ARES. Aligned with KICD objectives. Developed by SeaVuria; technical implementation by ARES (with AI assistance from Claude). Licensed under </w:t>
       </w:r>
-      <w:hyperlink w:history="1" r:id="rId-z49opwkjjvhsje7yfa3a">
+      <w:hyperlink w:history="1" r:id="rId6aumvaudfsb9pkbhncdgw">
         <w:r>
           <w:rPr>
             <w:rFonts w:ascii="Arial" w:cs="Arial" w:eastAsia="Arial" w:hAnsi="Arial"/>
@@ -22686,7 +22686,7 @@
         </w:rPr>
         <w:t xml:space="preserve"> (</w:t>
       </w:r>
-      <w:hyperlink w:history="1" r:id="rIdt1g0uzscg5wkbitm0cvtn">
+      <w:hyperlink w:history="1" r:id="rIdg-sgzy7wrzzamnhmd1day">
         <w:r>
           <w:rPr>
             <w:rFonts w:ascii="Arial" w:cs="Arial" w:eastAsia="Arial" w:hAnsi="Arial"/>
@@ -23699,7 +23699,7 @@
             <w:pPr>
               <w:spacing w:after="20" w:before="0"/>
             </w:pPr>
-            <w:hyperlink w:history="1" r:id="rIdudf0dgvqa1lgpg9h6t1bh">
+            <w:hyperlink w:history="1" r:id="rIdnrrk99rmsw-o98bspm7n-">
               <w:r>
                 <w:rPr>
                   <w:rFonts w:ascii="Arial" w:cs="Arial" w:eastAsia="Arial" w:hAnsi="Arial"/>
@@ -23732,7 +23732,7 @@
               <w:spacing w:after="10" w:before="0"/>
               <w:ind w:left="120"/>
             </w:pPr>
-            <w:hyperlink w:history="1" r:id="rIdytqh7sb8du00jhfrinfc4">
+            <w:hyperlink w:history="1" r:id="rId9o9llwoh9vqu9b5dcc05z">
               <w:r>
                 <w:rPr>
                   <w:rFonts w:ascii="Arial" w:cs="Arial" w:eastAsia="Arial" w:hAnsi="Arial"/>
@@ -23777,7 +23777,7 @@
             <w:pPr>
               <w:spacing w:after="20" w:before="0"/>
             </w:pPr>
-            <w:hyperlink w:history="1" r:id="rIdiqcsybdratmiv2hn6pom3">
+            <w:hyperlink w:history="1" r:id="rId_kf72xkm5zxj7duhc-ofx">
               <w:r>
                 <w:rPr>
                   <w:rFonts w:ascii="Arial" w:cs="Arial" w:eastAsia="Arial" w:hAnsi="Arial"/>
@@ -23810,7 +23810,7 @@
               <w:spacing w:after="10" w:before="0"/>
               <w:ind w:left="120"/>
             </w:pPr>
-            <w:hyperlink w:history="1" r:id="rIdxqakkns1kmnrhbrujh1tx">
+            <w:hyperlink w:history="1" r:id="rIdkubp0k4r2vbxtxrpna9hf">
               <w:r>
                 <w:rPr>
                   <w:rFonts w:ascii="Arial" w:cs="Arial" w:eastAsia="Arial" w:hAnsi="Arial"/>
@@ -24005,7 +24005,7 @@
             <w:pPr>
               <w:spacing w:after="20" w:before="0"/>
             </w:pPr>
-            <w:hyperlink w:history="1" r:id="rIdavw8vwygdyb9tc3orzwpk">
+            <w:hyperlink w:history="1" r:id="rIdg0szvew2yn5n5_c6qtkfj">
               <w:r>
                 <w:rPr>
                   <w:rFonts w:ascii="Arial" w:cs="Arial" w:eastAsia="Arial" w:hAnsi="Arial"/>
@@ -24038,7 +24038,7 @@
               <w:spacing w:after="10" w:before="0"/>
               <w:ind w:left="120"/>
             </w:pPr>
-            <w:hyperlink w:history="1" r:id="rIdtubz2gk8i5honida72oui">
+            <w:hyperlink w:history="1" r:id="rIdhsdhnb8qxmfj9zfvyndmo">
               <w:r>
                 <w:rPr>
                   <w:rFonts w:ascii="Arial" w:cs="Arial" w:eastAsia="Arial" w:hAnsi="Arial"/>
@@ -24083,7 +24083,7 @@
             <w:pPr>
               <w:spacing w:after="20" w:before="0"/>
             </w:pPr>
-            <w:hyperlink w:history="1" r:id="rIdztmzvccti6jpld1j5xcoc">
+            <w:hyperlink w:history="1" r:id="rId0q8rrm3wgqpqki7d3zxgs">
               <w:r>
                 <w:rPr>
                   <w:rFonts w:ascii="Arial" w:cs="Arial" w:eastAsia="Arial" w:hAnsi="Arial"/>
@@ -24116,7 +24116,7 @@
               <w:spacing w:after="10" w:before="0"/>
               <w:ind w:left="120"/>
             </w:pPr>
-            <w:hyperlink w:history="1" r:id="rIdknppn2psc_uhzzrm_9rbd">
+            <w:hyperlink w:history="1" r:id="rId5ajbx4rf_-jkrw_u-vxuo">
               <w:r>
                 <w:rPr>
                   <w:rFonts w:ascii="Arial" w:cs="Arial" w:eastAsia="Arial" w:hAnsi="Arial"/>
@@ -24311,7 +24311,7 @@
             <w:pPr>
               <w:spacing w:after="20" w:before="0"/>
             </w:pPr>
-            <w:hyperlink w:history="1" r:id="rIdlrt3jz9ooelms1qrhe6uz">
+            <w:hyperlink w:history="1" r:id="rIdevgki0sjeozcguzjnmw8a">
               <w:r>
                 <w:rPr>
                   <w:rFonts w:ascii="Arial" w:cs="Arial" w:eastAsia="Arial" w:hAnsi="Arial"/>
@@ -24360,7 +24360,7 @@
               <w:spacing w:after="10" w:before="0"/>
               <w:ind w:left="120"/>
             </w:pPr>
-            <w:hyperlink w:history="1" r:id="rIdi20y7srvrthbxfhvt4hl4">
+            <w:hyperlink w:history="1" r:id="rIdrcoygngkcpwy77smsgzn7">
               <w:r>
                 <w:rPr>
                   <w:rFonts w:ascii="Arial" w:cs="Arial" w:eastAsia="Arial" w:hAnsi="Arial"/>
@@ -24405,7 +24405,7 @@
             <w:pPr>
               <w:spacing w:after="20" w:before="0"/>
             </w:pPr>
-            <w:hyperlink w:history="1" r:id="rIdnssbr5hhc_p_k5fstwbqf">
+            <w:hyperlink w:history="1" r:id="rIdrpraftrm4dvolbf02ytrx">
               <w:r>
                 <w:rPr>
                   <w:rFonts w:ascii="Arial" w:cs="Arial" w:eastAsia="Arial" w:hAnsi="Arial"/>
@@ -24438,7 +24438,7 @@
               <w:spacing w:after="10" w:before="0"/>
               <w:ind w:left="120"/>
             </w:pPr>
-            <w:hyperlink w:history="1" r:id="rId_fu71vfijbfzxhilumjn3">
+            <w:hyperlink w:history="1" r:id="rId6sekizhalbm6unzrwjxak">
               <w:r>
                 <w:rPr>
                   <w:rFonts w:ascii="Arial" w:cs="Arial" w:eastAsia="Arial" w:hAnsi="Arial"/>
@@ -24633,7 +24633,7 @@
             <w:pPr>
               <w:spacing w:after="20" w:before="0"/>
             </w:pPr>
-            <w:hyperlink w:history="1" r:id="rIdmp-fivcsoykmtb0f8g2de">
+            <w:hyperlink w:history="1" r:id="rIdl1p0ogrx0xjiz03tvd-sj">
               <w:r>
                 <w:rPr>
                   <w:rFonts w:ascii="Arial" w:cs="Arial" w:eastAsia="Arial" w:hAnsi="Arial"/>
@@ -24682,7 +24682,7 @@
               <w:spacing w:after="10" w:before="0"/>
               <w:ind w:left="120"/>
             </w:pPr>
-            <w:hyperlink w:history="1" r:id="rIda9j2shbkhn2plbqk_wdlz">
+            <w:hyperlink w:history="1" r:id="rId2eieurtg2ge_nssizfzji">
               <w:r>
                 <w:rPr>
                   <w:rFonts w:ascii="Arial" w:cs="Arial" w:eastAsia="Arial" w:hAnsi="Arial"/>
@@ -24727,7 +24727,7 @@
             <w:pPr>
               <w:spacing w:after="20" w:before="0"/>
             </w:pPr>
-            <w:hyperlink w:history="1" r:id="rIdhrghbwqrv9e0dqkox4gga">
+            <w:hyperlink w:history="1" r:id="rIdgtoybc4l0lwabhl9xktgb">
               <w:r>
                 <w:rPr>
                   <w:rFonts w:ascii="Arial" w:cs="Arial" w:eastAsia="Arial" w:hAnsi="Arial"/>
@@ -24760,7 +24760,7 @@
               <w:spacing w:after="10" w:before="0"/>
               <w:ind w:left="120"/>
             </w:pPr>
-            <w:hyperlink w:history="1" r:id="rId_87veeelvnbxsmfz9bxj7">
+            <w:hyperlink w:history="1" r:id="rId1zqhqw2l9ol3o2lylofz_">
               <w:r>
                 <w:rPr>
                   <w:rFonts w:ascii="Arial" w:cs="Arial" w:eastAsia="Arial" w:hAnsi="Arial"/>
@@ -24955,7 +24955,7 @@
             <w:pPr>
               <w:spacing w:after="20" w:before="0"/>
             </w:pPr>
-            <w:hyperlink w:history="1" r:id="rIdptbmzxqbdqx1fxdvqx01t">
+            <w:hyperlink w:history="1" r:id="rIdw-2knhbtsavpd07oydpzk">
               <w:r>
                 <w:rPr>
                   <w:rFonts w:ascii="Arial" w:cs="Arial" w:eastAsia="Arial" w:hAnsi="Arial"/>
@@ -24988,7 +24988,7 @@
               <w:spacing w:after="10" w:before="0"/>
               <w:ind w:left="120"/>
             </w:pPr>
-            <w:hyperlink w:history="1" r:id="rIdirg_zeyh_qwiukjlhn0h6">
+            <w:hyperlink w:history="1" r:id="rIdsgogqbtlnsupybblabnv1">
               <w:r>
                 <w:rPr>
                   <w:rFonts w:ascii="Arial" w:cs="Arial" w:eastAsia="Arial" w:hAnsi="Arial"/>
@@ -25033,7 +25033,7 @@
             <w:pPr>
               <w:spacing w:after="20" w:before="0"/>
             </w:pPr>
-            <w:hyperlink w:history="1" r:id="rIddqawaf5piadqktytpyyox">
+            <w:hyperlink w:history="1" r:id="rIdbkagrjcawaqffucfq5zdh">
               <w:r>
                 <w:rPr>
                   <w:rFonts w:ascii="Arial" w:cs="Arial" w:eastAsia="Arial" w:hAnsi="Arial"/>
@@ -25066,7 +25066,7 @@
               <w:spacing w:after="10" w:before="0"/>
               <w:ind w:left="120"/>
             </w:pPr>
-            <w:hyperlink w:history="1" r:id="rIdhtorpztoimmsdggwvglzm">
+            <w:hyperlink w:history="1" r:id="rIdmx0hwbef7loudhx92lzkv">
               <w:r>
                 <w:rPr>
                   <w:rFonts w:ascii="Arial" w:cs="Arial" w:eastAsia="Arial" w:hAnsi="Arial"/>
@@ -25578,7 +25578,7 @@
         </w:rPr>
         <w:t xml:space="preserve">© 2026 SeaVuria and ARES. Aligned with KICD objectives. Developed by SeaVuria; technical implementation by ARES (with AI assistance from Claude). Licensed under </w:t>
       </w:r>
-      <w:hyperlink w:history="1" r:id="rIdlk9gjafbm79lcs1cpobln">
+      <w:hyperlink w:history="1" r:id="rId807vcagiy-7zfdhh5ohm6">
         <w:r>
           <w:rPr>
             <w:rFonts w:ascii="Arial" w:cs="Arial" w:eastAsia="Arial" w:hAnsi="Arial"/>
@@ -25599,7 +25599,7 @@
         </w:rPr>
         <w:t xml:space="preserve"> (</w:t>
       </w:r>
-      <w:hyperlink w:history="1" r:id="rId6zmkqwb_mwr_upxrba7mt">
+      <w:hyperlink w:history="1" r:id="rIdzirp6gfoiuznzj3cyxwts">
         <w:r>
           <w:rPr>
             <w:rFonts w:ascii="Arial" w:cs="Arial" w:eastAsia="Arial" w:hAnsi="Arial"/>

--- a/data/outputs/v2/Grade11/Biology/Lesson_Plans/SS1.3_Taxonomy_II/Biology_Taxonomy_II_CBE_LessonSequence.docx
+++ b/data/outputs/v2/Grade11/Biology/Lesson_Plans/SS1.3_Taxonomy_II/Biology_Taxonomy_II_CBE_LessonSequence.docx
@@ -2232,7 +2232,7 @@
         </w:rPr>
         <w:t xml:space="preserve">© 2026 SeaVuria and ARES. This work is licensed under a </w:t>
       </w:r>
-      <w:hyperlink w:history="1" r:id="rIdhtp0pik4cxo1d77owmhzr">
+      <w:hyperlink w:history="1" r:id="rIdxhkilyd2bfsu2eqqijwqh">
         <w:r>
           <w:rPr>
             <w:rFonts w:ascii="Arial" w:cs="Arial" w:eastAsia="Arial" w:hAnsi="Arial"/>
@@ -2252,7 +2252,7 @@
         </w:rPr>
         <w:t xml:space="preserve"> (</w:t>
       </w:r>
-      <w:hyperlink w:history="1" r:id="rIdmrcwsinzlbnivrppdgwyz">
+      <w:hyperlink w:history="1" r:id="rIdeskx_y2fl_aks_mrtaxdu">
         <w:r>
           <w:rPr>
             <w:rFonts w:ascii="Arial" w:cs="Arial" w:eastAsia="Arial" w:hAnsi="Arial"/>
@@ -2272,7 +2272,7 @@
         </w:rPr>
         <w:t xml:space="preserve">). To view a copy of this license, visit </w:t>
       </w:r>
-      <w:hyperlink w:history="1" r:id="rIdehh_vkiouceyvxpetzrer">
+      <w:hyperlink w:history="1" r:id="rIdydyxln2r6mxfufalxmc5t">
         <w:r>
           <w:rPr>
             <w:rFonts w:ascii="Arial" w:cs="Arial" w:eastAsia="Arial" w:hAnsi="Arial"/>
@@ -3284,7 +3284,7 @@
             <w:pPr>
               <w:spacing w:after="20" w:before="0"/>
             </w:pPr>
-            <w:hyperlink w:history="1" r:id="rIdpim5ag4y6zfriwxhrtnjn">
+            <w:hyperlink w:history="1" r:id="rId2cn9eoyd293epivzuripu">
               <w:r>
                 <w:rPr>
                   <w:rFonts w:ascii="Arial" w:cs="Arial" w:eastAsia="Arial" w:hAnsi="Arial"/>
@@ -3317,7 +3317,7 @@
               <w:spacing w:after="10" w:before="0"/>
               <w:ind w:left="120"/>
             </w:pPr>
-            <w:hyperlink w:history="1" r:id="rIdlaz0fa_2_4bgswpgit1zm">
+            <w:hyperlink w:history="1" r:id="rIdc_fio9qhbnalbjfa52uhg">
               <w:r>
                 <w:rPr>
                   <w:rFonts w:ascii="Arial" w:cs="Arial" w:eastAsia="Arial" w:hAnsi="Arial"/>
@@ -3362,7 +3362,7 @@
             <w:pPr>
               <w:spacing w:after="20" w:before="0"/>
             </w:pPr>
-            <w:hyperlink w:history="1" r:id="rIdd6niadsvgoflouyj9oqdm">
+            <w:hyperlink w:history="1" r:id="rIds7jholhcl-ol-by6sc1j4">
               <w:r>
                 <w:rPr>
                   <w:rFonts w:ascii="Arial" w:cs="Arial" w:eastAsia="Arial" w:hAnsi="Arial"/>
@@ -3411,7 +3411,7 @@
               <w:spacing w:after="10" w:before="0"/>
               <w:ind w:left="120"/>
             </w:pPr>
-            <w:hyperlink w:history="1" r:id="rIdb90b8n650prhwiid-epnu">
+            <w:hyperlink w:history="1" r:id="rIduv9gnzrhxnbsxkvdx8rhs">
               <w:r>
                 <w:rPr>
                   <w:rFonts w:ascii="Arial" w:cs="Arial" w:eastAsia="Arial" w:hAnsi="Arial"/>
@@ -3606,7 +3606,7 @@
             <w:pPr>
               <w:spacing w:after="20" w:before="0"/>
             </w:pPr>
-            <w:hyperlink w:history="1" r:id="rIdaavkwqbfcnopo6yrrwse9">
+            <w:hyperlink w:history="1" r:id="rId55jfkzgrzxwl7nqbndrp_">
               <w:r>
                 <w:rPr>
                   <w:rFonts w:ascii="Arial" w:cs="Arial" w:eastAsia="Arial" w:hAnsi="Arial"/>
@@ -3639,7 +3639,7 @@
               <w:spacing w:after="10" w:before="0"/>
               <w:ind w:left="120"/>
             </w:pPr>
-            <w:hyperlink w:history="1" r:id="rIdcrqopl6u5cwdkmxrvzydh">
+            <w:hyperlink w:history="1" r:id="rIdirkwa9tmr6h0h4zyv0ypl">
               <w:r>
                 <w:rPr>
                   <w:rFonts w:ascii="Arial" w:cs="Arial" w:eastAsia="Arial" w:hAnsi="Arial"/>
@@ -3684,7 +3684,7 @@
             <w:pPr>
               <w:spacing w:after="20" w:before="0"/>
             </w:pPr>
-            <w:hyperlink w:history="1" r:id="rIddk9aat-ahfvytqrtinpdk">
+            <w:hyperlink w:history="1" r:id="rId1lnaf8be7vh2k6jw3oh4e">
               <w:r>
                 <w:rPr>
                   <w:rFonts w:ascii="Arial" w:cs="Arial" w:eastAsia="Arial" w:hAnsi="Arial"/>
@@ -3733,7 +3733,7 @@
               <w:spacing w:after="10" w:before="0"/>
               <w:ind w:left="120"/>
             </w:pPr>
-            <w:hyperlink w:history="1" r:id="rId_lnscsn9vrqjp9kzxem2n">
+            <w:hyperlink w:history="1" r:id="rId64l5jp1bjx2jzmo6npjtv">
               <w:r>
                 <w:rPr>
                   <w:rFonts w:ascii="Arial" w:cs="Arial" w:eastAsia="Arial" w:hAnsi="Arial"/>
@@ -3928,7 +3928,7 @@
             <w:pPr>
               <w:spacing w:after="20" w:before="0"/>
             </w:pPr>
-            <w:hyperlink w:history="1" r:id="rId-4utatlrzj0r_u0exh8p7">
+            <w:hyperlink w:history="1" r:id="rIdwaoxkekpmky4l0vofdckb">
               <w:r>
                 <w:rPr>
                   <w:rFonts w:ascii="Arial" w:cs="Arial" w:eastAsia="Arial" w:hAnsi="Arial"/>
@@ -3977,7 +3977,7 @@
               <w:spacing w:after="10" w:before="0"/>
               <w:ind w:left="120"/>
             </w:pPr>
-            <w:hyperlink w:history="1" r:id="rIdbx2ciz4cu86_bhjg79a5o">
+            <w:hyperlink w:history="1" r:id="rIdgco5_wswxxums-ei-7_c5">
               <w:r>
                 <w:rPr>
                   <w:rFonts w:ascii="Arial" w:cs="Arial" w:eastAsia="Arial" w:hAnsi="Arial"/>
@@ -4022,7 +4022,7 @@
             <w:pPr>
               <w:spacing w:after="20" w:before="0"/>
             </w:pPr>
-            <w:hyperlink w:history="1" r:id="rIdwa3jzb_1itkmi3xdzkcix">
+            <w:hyperlink w:history="1" r:id="rIdhjquzjqa8w5689dmfzfod">
               <w:r>
                 <w:rPr>
                   <w:rFonts w:ascii="Arial" w:cs="Arial" w:eastAsia="Arial" w:hAnsi="Arial"/>
@@ -4071,7 +4071,7 @@
               <w:spacing w:after="10" w:before="0"/>
               <w:ind w:left="120"/>
             </w:pPr>
-            <w:hyperlink w:history="1" r:id="rIdwirgjte-g_yrstjahxz2s">
+            <w:hyperlink w:history="1" r:id="rIddnpslw_mozpilw8edi-vn">
               <w:r>
                 <w:rPr>
                   <w:rFonts w:ascii="Arial" w:cs="Arial" w:eastAsia="Arial" w:hAnsi="Arial"/>
@@ -4266,7 +4266,7 @@
             <w:pPr>
               <w:spacing w:after="20" w:before="0"/>
             </w:pPr>
-            <w:hyperlink w:history="1" r:id="rId1qjbdwfshz7fhutmpjexk">
+            <w:hyperlink w:history="1" r:id="rId9gsz5klf3ewvblnksvxyx">
               <w:r>
                 <w:rPr>
                   <w:rFonts w:ascii="Arial" w:cs="Arial" w:eastAsia="Arial" w:hAnsi="Arial"/>
@@ -4315,7 +4315,7 @@
               <w:spacing w:after="10" w:before="0"/>
               <w:ind w:left="120"/>
             </w:pPr>
-            <w:hyperlink w:history="1" r:id="rIdhbmryjhuduaf0hhluxmtr">
+            <w:hyperlink w:history="1" r:id="rIdhn6l34it9dmwkq2s_lxs-">
               <w:r>
                 <w:rPr>
                   <w:rFonts w:ascii="Arial" w:cs="Arial" w:eastAsia="Arial" w:hAnsi="Arial"/>
@@ -4360,7 +4360,7 @@
             <w:pPr>
               <w:spacing w:after="20" w:before="0"/>
             </w:pPr>
-            <w:hyperlink w:history="1" r:id="rIdpkbpigl8oae14bdkvmsto">
+            <w:hyperlink w:history="1" r:id="rIdjatcyephfzwplmywkhgem">
               <w:r>
                 <w:rPr>
                   <w:rFonts w:ascii="Arial" w:cs="Arial" w:eastAsia="Arial" w:hAnsi="Arial"/>
@@ -4409,7 +4409,7 @@
               <w:spacing w:after="10" w:before="0"/>
               <w:ind w:left="120"/>
             </w:pPr>
-            <w:hyperlink w:history="1" r:id="rIdjbaajhxj-szycqpwcgztb">
+            <w:hyperlink w:history="1" r:id="rIdm1wnt1rj_mhzbcvudo99b">
               <w:r>
                 <w:rPr>
                   <w:rFonts w:ascii="Arial" w:cs="Arial" w:eastAsia="Arial" w:hAnsi="Arial"/>
@@ -4604,7 +4604,7 @@
             <w:pPr>
               <w:spacing w:after="20" w:before="0"/>
             </w:pPr>
-            <w:hyperlink w:history="1" r:id="rIdmpcunmvadgorsvqobu8pq">
+            <w:hyperlink w:history="1" r:id="rIduvm2_q0w2igb8ynrdtaw9">
               <w:r>
                 <w:rPr>
                   <w:rFonts w:ascii="Arial" w:cs="Arial" w:eastAsia="Arial" w:hAnsi="Arial"/>
@@ -4637,7 +4637,7 @@
               <w:spacing w:after="10" w:before="0"/>
               <w:ind w:left="120"/>
             </w:pPr>
-            <w:hyperlink w:history="1" r:id="rIdrpvwyjwj4dk66kdvolkvg">
+            <w:hyperlink w:history="1" r:id="rIdnwjz0-ncy2hpp27xm0g7f">
               <w:r>
                 <w:rPr>
                   <w:rFonts w:ascii="Arial" w:cs="Arial" w:eastAsia="Arial" w:hAnsi="Arial"/>
@@ -4682,7 +4682,7 @@
             <w:pPr>
               <w:spacing w:after="20" w:before="0"/>
             </w:pPr>
-            <w:hyperlink w:history="1" r:id="rIdcr74hlcbyk_uqvegab3l0">
+            <w:hyperlink w:history="1" r:id="rIdmx3ncd2ka5hq6jn689nzn">
               <w:r>
                 <w:rPr>
                   <w:rFonts w:ascii="Arial" w:cs="Arial" w:eastAsia="Arial" w:hAnsi="Arial"/>
@@ -4731,7 +4731,7 @@
               <w:spacing w:after="10" w:before="0"/>
               <w:ind w:left="120"/>
             </w:pPr>
-            <w:hyperlink w:history="1" r:id="rIdvz2yh12owjpifdeqia8pq">
+            <w:hyperlink w:history="1" r:id="rId3kosqn7nr0_vutrg8smn9">
               <w:r>
                 <w:rPr>
                   <w:rFonts w:ascii="Arial" w:cs="Arial" w:eastAsia="Arial" w:hAnsi="Arial"/>
@@ -5243,7 +5243,7 @@
         </w:rPr>
         <w:t xml:space="preserve">© 2026 SeaVuria and ARES. Aligned with KICD objectives. Developed by SeaVuria; technical implementation by ARES (with AI assistance from Claude). Licensed under </w:t>
       </w:r>
-      <w:hyperlink w:history="1" r:id="rIdpew6ebdej53yryldhro4f">
+      <w:hyperlink w:history="1" r:id="rIdvheebg2sgrp-jx2a63idg">
         <w:r>
           <w:rPr>
             <w:rFonts w:ascii="Arial" w:cs="Arial" w:eastAsia="Arial" w:hAnsi="Arial"/>
@@ -5264,7 +5264,7 @@
         </w:rPr>
         <w:t xml:space="preserve"> (</w:t>
       </w:r>
-      <w:hyperlink w:history="1" r:id="rIdapjxucw20s_kvvqdrmm8t">
+      <w:hyperlink w:history="1" r:id="rIdm-_nmkofeg3zeeng9zu86">
         <w:r>
           <w:rPr>
             <w:rFonts w:ascii="Arial" w:cs="Arial" w:eastAsia="Arial" w:hAnsi="Arial"/>
@@ -6294,7 +6294,7 @@
               <w:spacing w:after="10" w:before="0"/>
               <w:ind w:left="120"/>
             </w:pPr>
-            <w:hyperlink w:history="1" r:id="rIdo-lqasmrsg1bj1xejmpm0">
+            <w:hyperlink w:history="1" r:id="rIdjs9qpdzmcz5qbdy2txjw7">
               <w:r>
                 <w:rPr>
                   <w:rFonts w:ascii="Arial" w:cs="Arial" w:eastAsia="Arial" w:hAnsi="Arial"/>
@@ -6371,7 +6371,7 @@
               <w:spacing w:after="10" w:before="0"/>
               <w:ind w:left="120"/>
             </w:pPr>
-            <w:hyperlink w:history="1" r:id="rIdv7hawmlysac3p--wzv0xb">
+            <w:hyperlink w:history="1" r:id="rIdibwjqgx3pm-zphpuunjym">
               <w:r>
                 <w:rPr>
                   <w:rFonts w:ascii="Arial" w:cs="Arial" w:eastAsia="Arial" w:hAnsi="Arial"/>
@@ -6598,7 +6598,7 @@
               <w:spacing w:after="10" w:before="0"/>
               <w:ind w:left="120"/>
             </w:pPr>
-            <w:hyperlink w:history="1" r:id="rId2xacubfbrc4lt_b5jcbqp">
+            <w:hyperlink w:history="1" r:id="rId5gpop87ixuhggsq_t46r0">
               <w:r>
                 <w:rPr>
                   <w:rFonts w:ascii="Arial" w:cs="Arial" w:eastAsia="Arial" w:hAnsi="Arial"/>
@@ -6675,7 +6675,7 @@
               <w:spacing w:after="10" w:before="0"/>
               <w:ind w:left="120"/>
             </w:pPr>
-            <w:hyperlink w:history="1" r:id="rIdw5emoiowt_jgeijys2o6a">
+            <w:hyperlink w:history="1" r:id="rIddozahnmcdrqj79hq43ynl">
               <w:r>
                 <w:rPr>
                   <w:rFonts w:ascii="Arial" w:cs="Arial" w:eastAsia="Arial" w:hAnsi="Arial"/>
@@ -6902,7 +6902,7 @@
               <w:spacing w:after="10" w:before="0"/>
               <w:ind w:left="120"/>
             </w:pPr>
-            <w:hyperlink w:history="1" r:id="rIdsoq4stw70_yqmvyv85awk">
+            <w:hyperlink w:history="1" r:id="rIdzlmuag7xtg4k89p3efb13">
               <w:r>
                 <w:rPr>
                   <w:rFonts w:ascii="Arial" w:cs="Arial" w:eastAsia="Arial" w:hAnsi="Arial"/>
@@ -6979,7 +6979,7 @@
               <w:spacing w:after="10" w:before="0"/>
               <w:ind w:left="120"/>
             </w:pPr>
-            <w:hyperlink w:history="1" r:id="rIdwp8q4o2qx2rshqjqa_htr">
+            <w:hyperlink w:history="1" r:id="rIdmvcxv8a5aexg1orgywbvq">
               <w:r>
                 <w:rPr>
                   <w:rFonts w:ascii="Arial" w:cs="Arial" w:eastAsia="Arial" w:hAnsi="Arial"/>
@@ -7206,7 +7206,7 @@
               <w:spacing w:after="10" w:before="0"/>
               <w:ind w:left="120"/>
             </w:pPr>
-            <w:hyperlink w:history="1" r:id="rIdx-vbit-s6eo-uzagydtkf">
+            <w:hyperlink w:history="1" r:id="rIdir6lvwfphapqoy39z5xb8">
               <w:r>
                 <w:rPr>
                   <w:rFonts w:ascii="Arial" w:cs="Arial" w:eastAsia="Arial" w:hAnsi="Arial"/>
@@ -7283,7 +7283,7 @@
               <w:spacing w:after="10" w:before="0"/>
               <w:ind w:left="120"/>
             </w:pPr>
-            <w:hyperlink w:history="1" r:id="rIdtlrqb5-xpela0tewhjdmr">
+            <w:hyperlink w:history="1" r:id="rId296hjcxtnnlpdpz_3jw86">
               <w:r>
                 <w:rPr>
                   <w:rFonts w:ascii="Arial" w:cs="Arial" w:eastAsia="Arial" w:hAnsi="Arial"/>
@@ -7510,7 +7510,7 @@
               <w:spacing w:after="10" w:before="0"/>
               <w:ind w:left="120"/>
             </w:pPr>
-            <w:hyperlink w:history="1" r:id="rIdyu65wkq4ibtk9nde2en9o">
+            <w:hyperlink w:history="1" r:id="rIdx6fqytyfnl7ugubeajgcp">
               <w:r>
                 <w:rPr>
                   <w:rFonts w:ascii="Arial" w:cs="Arial" w:eastAsia="Arial" w:hAnsi="Arial"/>
@@ -7587,7 +7587,7 @@
               <w:spacing w:after="10" w:before="0"/>
               <w:ind w:left="120"/>
             </w:pPr>
-            <w:hyperlink w:history="1" r:id="rIdd-e87ygscrq5mwnkuxbak">
+            <w:hyperlink w:history="1" r:id="rIdvfyfdqxolf6h8uxbljemu">
               <w:r>
                 <w:rPr>
                   <w:rFonts w:ascii="Arial" w:cs="Arial" w:eastAsia="Arial" w:hAnsi="Arial"/>
@@ -8114,7 +8114,7 @@
         </w:rPr>
         <w:t xml:space="preserve">© 2026 SeaVuria and ARES. Aligned with KICD objectives. Developed by SeaVuria; technical implementation by ARES (with AI assistance from Claude). Licensed under </w:t>
       </w:r>
-      <w:hyperlink w:history="1" r:id="rId10y_aeuj_3e07d0c1h_pr">
+      <w:hyperlink w:history="1" r:id="rId8_d4juchvpwb09io141qp">
         <w:r>
           <w:rPr>
             <w:rFonts w:ascii="Arial" w:cs="Arial" w:eastAsia="Arial" w:hAnsi="Arial"/>
@@ -8135,7 +8135,7 @@
         </w:rPr>
         <w:t xml:space="preserve"> (</w:t>
       </w:r>
-      <w:hyperlink w:history="1" r:id="rIdf_eldc8aeyib4xx-2gq9g">
+      <w:hyperlink w:history="1" r:id="rIdwxpwgdjtf_is4akz5ebxo">
         <w:r>
           <w:rPr>
             <w:rFonts w:ascii="Arial" w:cs="Arial" w:eastAsia="Arial" w:hAnsi="Arial"/>
@@ -9148,7 +9148,7 @@
             <w:pPr>
               <w:spacing w:after="20" w:before="0"/>
             </w:pPr>
-            <w:hyperlink w:history="1" r:id="rIdnfxxyt1o_jsk1gnyupovz">
+            <w:hyperlink w:history="1" r:id="rIdnr0atxio5-zkdv7b1xyn3">
               <w:r>
                 <w:rPr>
                   <w:rFonts w:ascii="Arial" w:cs="Arial" w:eastAsia="Arial" w:hAnsi="Arial"/>
@@ -9197,7 +9197,7 @@
               <w:spacing w:after="10" w:before="0"/>
               <w:ind w:left="120"/>
             </w:pPr>
-            <w:hyperlink w:history="1" r:id="rIdekwaki-bxz89n5twnwsxt">
+            <w:hyperlink w:history="1" r:id="rIdhe_9ylso2ibedi0gddr4z">
               <w:r>
                 <w:rPr>
                   <w:rFonts w:ascii="Arial" w:cs="Arial" w:eastAsia="Arial" w:hAnsi="Arial"/>
@@ -9259,7 +9259,7 @@
               <w:spacing w:after="10" w:before="0"/>
               <w:ind w:left="120"/>
             </w:pPr>
-            <w:hyperlink w:history="1" r:id="rIdx7q7peltea0gemokropib">
+            <w:hyperlink w:history="1" r:id="rIdj4r0zz2g38snh9xwbfilj">
               <w:r>
                 <w:rPr>
                   <w:rFonts w:ascii="Arial" w:cs="Arial" w:eastAsia="Arial" w:hAnsi="Arial"/>
@@ -9469,7 +9469,7 @@
             <w:pPr>
               <w:spacing w:after="20" w:before="0"/>
             </w:pPr>
-            <w:hyperlink w:history="1" r:id="rIdc9sx0tkdy0angn8kcspd9">
+            <w:hyperlink w:history="1" r:id="rId3fdalearnrkjftqxllynb">
               <w:r>
                 <w:rPr>
                   <w:rFonts w:ascii="Arial" w:cs="Arial" w:eastAsia="Arial" w:hAnsi="Arial"/>
@@ -9518,7 +9518,7 @@
               <w:spacing w:after="10" w:before="0"/>
               <w:ind w:left="120"/>
             </w:pPr>
-            <w:hyperlink w:history="1" r:id="rIdnpgglh5ceevq308lal4_g">
+            <w:hyperlink w:history="1" r:id="rIdmvkbzjwd0_jovfgodwrat">
               <w:r>
                 <w:rPr>
                   <w:rFonts w:ascii="Arial" w:cs="Arial" w:eastAsia="Arial" w:hAnsi="Arial"/>
@@ -9580,7 +9580,7 @@
               <w:spacing w:after="10" w:before="0"/>
               <w:ind w:left="120"/>
             </w:pPr>
-            <w:hyperlink w:history="1" r:id="rIdkubm37y3tm_wwjhgulhjv">
+            <w:hyperlink w:history="1" r:id="rId_yqoviqdtmpiqnwcws-2s">
               <w:r>
                 <w:rPr>
                   <w:rFonts w:ascii="Arial" w:cs="Arial" w:eastAsia="Arial" w:hAnsi="Arial"/>
@@ -9790,7 +9790,7 @@
             <w:pPr>
               <w:spacing w:after="20" w:before="0"/>
             </w:pPr>
-            <w:hyperlink w:history="1" r:id="rIdeu0qjk1923sva9uhdkcwd">
+            <w:hyperlink w:history="1" r:id="rIdytpvqzha4xve9bonrn3ll">
               <w:r>
                 <w:rPr>
                   <w:rFonts w:ascii="Arial" w:cs="Arial" w:eastAsia="Arial" w:hAnsi="Arial"/>
@@ -9839,7 +9839,7 @@
               <w:spacing w:after="10" w:before="0"/>
               <w:ind w:left="120"/>
             </w:pPr>
-            <w:hyperlink w:history="1" r:id="rIdjnwy5c556j5tzvfdjwupj">
+            <w:hyperlink w:history="1" r:id="rIdtjllzxgr6lvvgh6drq0bm">
               <w:r>
                 <w:rPr>
                   <w:rFonts w:ascii="Arial" w:cs="Arial" w:eastAsia="Arial" w:hAnsi="Arial"/>
@@ -9901,7 +9901,7 @@
               <w:spacing w:after="10" w:before="0"/>
               <w:ind w:left="120"/>
             </w:pPr>
-            <w:hyperlink w:history="1" r:id="rIdu5nefxets41etgvhika4j">
+            <w:hyperlink w:history="1" r:id="rIdapmtjlarfdxrwwsgfqiqc">
               <w:r>
                 <w:rPr>
                   <w:rFonts w:ascii="Arial" w:cs="Arial" w:eastAsia="Arial" w:hAnsi="Arial"/>
@@ -10111,7 +10111,7 @@
             <w:pPr>
               <w:spacing w:after="20" w:before="0"/>
             </w:pPr>
-            <w:hyperlink w:history="1" r:id="rIdeeh28cpyncqlcac_var0x">
+            <w:hyperlink w:history="1" r:id="rIdrz5ln6ondov2c5qgpvcsd">
               <w:r>
                 <w:rPr>
                   <w:rFonts w:ascii="Arial" w:cs="Arial" w:eastAsia="Arial" w:hAnsi="Arial"/>
@@ -10160,7 +10160,7 @@
               <w:spacing w:after="10" w:before="0"/>
               <w:ind w:left="120"/>
             </w:pPr>
-            <w:hyperlink w:history="1" r:id="rId3t6zsxpeg10ixlyidt5kd">
+            <w:hyperlink w:history="1" r:id="rIdk1wekjdkiwwykzmnsijyx">
               <w:r>
                 <w:rPr>
                   <w:rFonts w:ascii="Arial" w:cs="Arial" w:eastAsia="Arial" w:hAnsi="Arial"/>
@@ -10222,7 +10222,7 @@
               <w:spacing w:after="10" w:before="0"/>
               <w:ind w:left="120"/>
             </w:pPr>
-            <w:hyperlink w:history="1" r:id="rIdxrnt3cq3u1vq2ddqwle_x">
+            <w:hyperlink w:history="1" r:id="rIdnl5g6jxv8lhc8loxajm1f">
               <w:r>
                 <w:rPr>
                   <w:rFonts w:ascii="Arial" w:cs="Arial" w:eastAsia="Arial" w:hAnsi="Arial"/>
@@ -10432,7 +10432,7 @@
             <w:pPr>
               <w:spacing w:after="20" w:before="0"/>
             </w:pPr>
-            <w:hyperlink w:history="1" r:id="rIdzeucxct22wwcvlk6i7qb4">
+            <w:hyperlink w:history="1" r:id="rId4cb_zh0pamvrcj3_ytrfh">
               <w:r>
                 <w:rPr>
                   <w:rFonts w:ascii="Arial" w:cs="Arial" w:eastAsia="Arial" w:hAnsi="Arial"/>
@@ -10481,7 +10481,7 @@
               <w:spacing w:after="10" w:before="0"/>
               <w:ind w:left="120"/>
             </w:pPr>
-            <w:hyperlink w:history="1" r:id="rIdqwhltrm4pzmhjlqawfido">
+            <w:hyperlink w:history="1" r:id="rIdko_jffxwhufeqik48mkad">
               <w:r>
                 <w:rPr>
                   <w:rFonts w:ascii="Arial" w:cs="Arial" w:eastAsia="Arial" w:hAnsi="Arial"/>
@@ -10543,7 +10543,7 @@
               <w:spacing w:after="10" w:before="0"/>
               <w:ind w:left="120"/>
             </w:pPr>
-            <w:hyperlink w:history="1" r:id="rIdm5cfwpdgr9aqdt5gt7gc3">
+            <w:hyperlink w:history="1" r:id="rIdz6g3wnpzyigmh2rswwfdr">
               <w:r>
                 <w:rPr>
                   <w:rFonts w:ascii="Arial" w:cs="Arial" w:eastAsia="Arial" w:hAnsi="Arial"/>
@@ -11070,7 +11070,7 @@
         </w:rPr>
         <w:t xml:space="preserve">© 2026 SeaVuria and ARES. Aligned with KICD objectives. Developed by SeaVuria; technical implementation by ARES (with AI assistance from Claude). Licensed under </w:t>
       </w:r>
-      <w:hyperlink w:history="1" r:id="rId173ojwtnp14k0lb-tszb1">
+      <w:hyperlink w:history="1" r:id="rIdxtrx8vjatt5mzx-hx-zab">
         <w:r>
           <w:rPr>
             <w:rFonts w:ascii="Arial" w:cs="Arial" w:eastAsia="Arial" w:hAnsi="Arial"/>
@@ -11091,7 +11091,7 @@
         </w:rPr>
         <w:t xml:space="preserve"> (</w:t>
       </w:r>
-      <w:hyperlink w:history="1" r:id="rIdnkfyhh4itzowhr9_ue24w">
+      <w:hyperlink w:history="1" r:id="rIdkwvku_qsqtbv9tpwwtbzu">
         <w:r>
           <w:rPr>
             <w:rFonts w:ascii="Arial" w:cs="Arial" w:eastAsia="Arial" w:hAnsi="Arial"/>
@@ -12104,7 +12104,7 @@
             <w:pPr>
               <w:spacing w:after="20" w:before="0"/>
             </w:pPr>
-            <w:hyperlink w:history="1" r:id="rIdzv-eujnzenifoz3lekdst">
+            <w:hyperlink w:history="1" r:id="rIdb5eotvi2n58q3pynbb-xu">
               <w:r>
                 <w:rPr>
                   <w:rFonts w:ascii="Arial" w:cs="Arial" w:eastAsia="Arial" w:hAnsi="Arial"/>
@@ -12137,7 +12137,7 @@
               <w:spacing w:after="10" w:before="0"/>
               <w:ind w:left="120"/>
             </w:pPr>
-            <w:hyperlink w:history="1" r:id="rIdnrynnxwpx6qsb9fsasdga">
+            <w:hyperlink w:history="1" r:id="rId5fkv2gjbonyhp_5s1rqyy">
               <w:r>
                 <w:rPr>
                   <w:rFonts w:ascii="Arial" w:cs="Arial" w:eastAsia="Arial" w:hAnsi="Arial"/>
@@ -12199,7 +12199,7 @@
               <w:spacing w:after="10" w:before="0"/>
               <w:ind w:left="120"/>
             </w:pPr>
-            <w:hyperlink w:history="1" r:id="rId0r5n21cvu6ym5vioklei0">
+            <w:hyperlink w:history="1" r:id="rIdphubgsy2anf6py4jkd8w_">
               <w:r>
                 <w:rPr>
                   <w:rFonts w:ascii="Arial" w:cs="Arial" w:eastAsia="Arial" w:hAnsi="Arial"/>
@@ -12409,7 +12409,7 @@
             <w:pPr>
               <w:spacing w:after="20" w:before="0"/>
             </w:pPr>
-            <w:hyperlink w:history="1" r:id="rIdojc9w77sbk3znczc_qmic">
+            <w:hyperlink w:history="1" r:id="rIdcslywhrnomshxwztdcjmv">
               <w:r>
                 <w:rPr>
                   <w:rFonts w:ascii="Arial" w:cs="Arial" w:eastAsia="Arial" w:hAnsi="Arial"/>
@@ -12442,7 +12442,7 @@
               <w:spacing w:after="10" w:before="0"/>
               <w:ind w:left="120"/>
             </w:pPr>
-            <w:hyperlink w:history="1" r:id="rId7j_rmlwzofkyubtfp7dci">
+            <w:hyperlink w:history="1" r:id="rIdvpyip5y4hxdlpglogcjnn">
               <w:r>
                 <w:rPr>
                   <w:rFonts w:ascii="Arial" w:cs="Arial" w:eastAsia="Arial" w:hAnsi="Arial"/>
@@ -12504,7 +12504,7 @@
               <w:spacing w:after="10" w:before="0"/>
               <w:ind w:left="120"/>
             </w:pPr>
-            <w:hyperlink w:history="1" r:id="rIdjfrdnpd1e6smvrbaxgopf">
+            <w:hyperlink w:history="1" r:id="rIdifov-rdvat0tvxfgijwsl">
               <w:r>
                 <w:rPr>
                   <w:rFonts w:ascii="Arial" w:cs="Arial" w:eastAsia="Arial" w:hAnsi="Arial"/>
@@ -12714,7 +12714,7 @@
             <w:pPr>
               <w:spacing w:after="20" w:before="0"/>
             </w:pPr>
-            <w:hyperlink w:history="1" r:id="rId1qk-f2zk52slihruesgwx">
+            <w:hyperlink w:history="1" r:id="rIdxifbwsvdnvuscfso3nomq">
               <w:r>
                 <w:rPr>
                   <w:rFonts w:ascii="Arial" w:cs="Arial" w:eastAsia="Arial" w:hAnsi="Arial"/>
@@ -12747,7 +12747,7 @@
               <w:spacing w:after="10" w:before="0"/>
               <w:ind w:left="120"/>
             </w:pPr>
-            <w:hyperlink w:history="1" r:id="rId68imyoy1mrvb-_obfemof">
+            <w:hyperlink w:history="1" r:id="rId_e8a3qwgbicxfccbgagl1">
               <w:r>
                 <w:rPr>
                   <w:rFonts w:ascii="Arial" w:cs="Arial" w:eastAsia="Arial" w:hAnsi="Arial"/>
@@ -12809,7 +12809,7 @@
               <w:spacing w:after="10" w:before="0"/>
               <w:ind w:left="120"/>
             </w:pPr>
-            <w:hyperlink w:history="1" r:id="rIdpdli1lydpch68sd8p2bst">
+            <w:hyperlink w:history="1" r:id="rId8f_e1uufbjjfggklxob2e">
               <w:r>
                 <w:rPr>
                   <w:rFonts w:ascii="Arial" w:cs="Arial" w:eastAsia="Arial" w:hAnsi="Arial"/>
@@ -13019,7 +13019,7 @@
             <w:pPr>
               <w:spacing w:after="20" w:before="0"/>
             </w:pPr>
-            <w:hyperlink w:history="1" r:id="rIdsqvkrhm5hdezkuaevlmih">
+            <w:hyperlink w:history="1" r:id="rIdmurxrdc1pv_yimddrr0zj">
               <w:r>
                 <w:rPr>
                   <w:rFonts w:ascii="Arial" w:cs="Arial" w:eastAsia="Arial" w:hAnsi="Arial"/>
@@ -13052,7 +13052,7 @@
               <w:spacing w:after="10" w:before="0"/>
               <w:ind w:left="120"/>
             </w:pPr>
-            <w:hyperlink w:history="1" r:id="rIdn2n8glpubsmn6b1nhxzph">
+            <w:hyperlink w:history="1" r:id="rId_q0nnrt5r0alxr6f-coss">
               <w:r>
                 <w:rPr>
                   <w:rFonts w:ascii="Arial" w:cs="Arial" w:eastAsia="Arial" w:hAnsi="Arial"/>
@@ -13114,7 +13114,7 @@
               <w:spacing w:after="10" w:before="0"/>
               <w:ind w:left="120"/>
             </w:pPr>
-            <w:hyperlink w:history="1" r:id="rIdvimtdgpiizbblb_adtfsj">
+            <w:hyperlink w:history="1" r:id="rIdwz3kiyuumtnpk6uvpkhp5">
               <w:r>
                 <w:rPr>
                   <w:rFonts w:ascii="Arial" w:cs="Arial" w:eastAsia="Arial" w:hAnsi="Arial"/>
@@ -13324,7 +13324,7 @@
             <w:pPr>
               <w:spacing w:after="20" w:before="0"/>
             </w:pPr>
-            <w:hyperlink w:history="1" r:id="rIdwwleruujbf8xarbir01ad">
+            <w:hyperlink w:history="1" r:id="rIdgsq3qie7zzw4zp8sko54e">
               <w:r>
                 <w:rPr>
                   <w:rFonts w:ascii="Arial" w:cs="Arial" w:eastAsia="Arial" w:hAnsi="Arial"/>
@@ -13357,7 +13357,7 @@
               <w:spacing w:after="10" w:before="0"/>
               <w:ind w:left="120"/>
             </w:pPr>
-            <w:hyperlink w:history="1" r:id="rId3v3outvspfhv0k62ekzw3">
+            <w:hyperlink w:history="1" r:id="rIdwp8gg3pyauyr82rurxlev">
               <w:r>
                 <w:rPr>
                   <w:rFonts w:ascii="Arial" w:cs="Arial" w:eastAsia="Arial" w:hAnsi="Arial"/>
@@ -13419,7 +13419,7 @@
               <w:spacing w:after="10" w:before="0"/>
               <w:ind w:left="120"/>
             </w:pPr>
-            <w:hyperlink w:history="1" r:id="rId0bd9k760x4iqopwiuz7a_">
+            <w:hyperlink w:history="1" r:id="rId0v1wf5wggl5z0jzzuzxf7">
               <w:r>
                 <w:rPr>
                   <w:rFonts w:ascii="Arial" w:cs="Arial" w:eastAsia="Arial" w:hAnsi="Arial"/>
@@ -13946,7 +13946,7 @@
         </w:rPr>
         <w:t xml:space="preserve">© 2026 SeaVuria and ARES. Aligned with KICD objectives. Developed by SeaVuria; technical implementation by ARES (with AI assistance from Claude). Licensed under </w:t>
       </w:r>
-      <w:hyperlink w:history="1" r:id="rIddhrinqk7j96h2mf4llp7l">
+      <w:hyperlink w:history="1" r:id="rId3hifmtisquizeuybskywp">
         <w:r>
           <w:rPr>
             <w:rFonts w:ascii="Arial" w:cs="Arial" w:eastAsia="Arial" w:hAnsi="Arial"/>
@@ -13967,7 +13967,7 @@
         </w:rPr>
         <w:t xml:space="preserve"> (</w:t>
       </w:r>
-      <w:hyperlink w:history="1" r:id="rIdjrxkosoyohze6drecr26o">
+      <w:hyperlink w:history="1" r:id="rIdi_mdnocni4nmgcsgkmfob">
         <w:r>
           <w:rPr>
             <w:rFonts w:ascii="Arial" w:cs="Arial" w:eastAsia="Arial" w:hAnsi="Arial"/>
@@ -14997,7 +14997,7 @@
               <w:spacing w:after="10" w:before="0"/>
               <w:ind w:left="120"/>
             </w:pPr>
-            <w:hyperlink w:history="1" r:id="rIdghlz-9jtolqtuyfrwliys">
+            <w:hyperlink w:history="1" r:id="rIds7nuizichfzthkd4ldrhs">
               <w:r>
                 <w:rPr>
                   <w:rFonts w:ascii="Arial" w:cs="Arial" w:eastAsia="Arial" w:hAnsi="Arial"/>
@@ -15074,7 +15074,7 @@
               <w:spacing w:after="10" w:before="0"/>
               <w:ind w:left="120"/>
             </w:pPr>
-            <w:hyperlink w:history="1" r:id="rIduxp99vfvoblieng160k9g">
+            <w:hyperlink w:history="1" r:id="rIdt2forosbe6nspw7lehngq">
               <w:r>
                 <w:rPr>
                   <w:rFonts w:ascii="Arial" w:cs="Arial" w:eastAsia="Arial" w:hAnsi="Arial"/>
@@ -15301,7 +15301,7 @@
               <w:spacing w:after="10" w:before="0"/>
               <w:ind w:left="120"/>
             </w:pPr>
-            <w:hyperlink w:history="1" r:id="rIdjkgscffbvzgha6lyhufeg">
+            <w:hyperlink w:history="1" r:id="rIdlvtrlrxuflinfsfvucqmp">
               <w:r>
                 <w:rPr>
                   <w:rFonts w:ascii="Arial" w:cs="Arial" w:eastAsia="Arial" w:hAnsi="Arial"/>
@@ -15378,7 +15378,7 @@
               <w:spacing w:after="10" w:before="0"/>
               <w:ind w:left="120"/>
             </w:pPr>
-            <w:hyperlink w:history="1" r:id="rIdfww_sw6dibun8qdntkhtr">
+            <w:hyperlink w:history="1" r:id="rIdqffx4mtkmefyfuusndzmc">
               <w:r>
                 <w:rPr>
                   <w:rFonts w:ascii="Arial" w:cs="Arial" w:eastAsia="Arial" w:hAnsi="Arial"/>
@@ -15605,7 +15605,7 @@
               <w:spacing w:after="10" w:before="0"/>
               <w:ind w:left="120"/>
             </w:pPr>
-            <w:hyperlink w:history="1" r:id="rIdfwdathppey2eej4urd0pl">
+            <w:hyperlink w:history="1" r:id="rIds7h_lib-hf2jhnos9wlbx">
               <w:r>
                 <w:rPr>
                   <w:rFonts w:ascii="Arial" w:cs="Arial" w:eastAsia="Arial" w:hAnsi="Arial"/>
@@ -15682,7 +15682,7 @@
               <w:spacing w:after="10" w:before="0"/>
               <w:ind w:left="120"/>
             </w:pPr>
-            <w:hyperlink w:history="1" r:id="rId2mw8s6uhukvqlrxx8xpqn">
+            <w:hyperlink w:history="1" r:id="rId-oonhqf9duu7rjyl2oq0j">
               <w:r>
                 <w:rPr>
                   <w:rFonts w:ascii="Arial" w:cs="Arial" w:eastAsia="Arial" w:hAnsi="Arial"/>
@@ -15909,7 +15909,7 @@
               <w:spacing w:after="10" w:before="0"/>
               <w:ind w:left="120"/>
             </w:pPr>
-            <w:hyperlink w:history="1" r:id="rIdvogm8jlikz40qpn_wipwt">
+            <w:hyperlink w:history="1" r:id="rIdm4g8c7nmnulr1rhp-gjbz">
               <w:r>
                 <w:rPr>
                   <w:rFonts w:ascii="Arial" w:cs="Arial" w:eastAsia="Arial" w:hAnsi="Arial"/>
@@ -15986,7 +15986,7 @@
               <w:spacing w:after="10" w:before="0"/>
               <w:ind w:left="120"/>
             </w:pPr>
-            <w:hyperlink w:history="1" r:id="rIdkjpy-ovazekpi2ob81q1n">
+            <w:hyperlink w:history="1" r:id="rIdimcw9snjb_933sktrhcqz">
               <w:r>
                 <w:rPr>
                   <w:rFonts w:ascii="Arial" w:cs="Arial" w:eastAsia="Arial" w:hAnsi="Arial"/>
@@ -16213,7 +16213,7 @@
               <w:spacing w:after="10" w:before="0"/>
               <w:ind w:left="120"/>
             </w:pPr>
-            <w:hyperlink w:history="1" r:id="rIdulf12ahjp0ckbr1-n-4nq">
+            <w:hyperlink w:history="1" r:id="rIdg9n1kjswi2ub44fzqkga7">
               <w:r>
                 <w:rPr>
                   <w:rFonts w:ascii="Arial" w:cs="Arial" w:eastAsia="Arial" w:hAnsi="Arial"/>
@@ -16290,7 +16290,7 @@
               <w:spacing w:after="10" w:before="0"/>
               <w:ind w:left="120"/>
             </w:pPr>
-            <w:hyperlink w:history="1" r:id="rIdr8_qdvcyjkn1ad4_bzgcc">
+            <w:hyperlink w:history="1" r:id="rId_ko4jbv6mkmfwchz8f0vg">
               <w:r>
                 <w:rPr>
                   <w:rFonts w:ascii="Arial" w:cs="Arial" w:eastAsia="Arial" w:hAnsi="Arial"/>
@@ -16817,7 +16817,7 @@
         </w:rPr>
         <w:t xml:space="preserve">© 2026 SeaVuria and ARES. Aligned with KICD objectives. Developed by SeaVuria; technical implementation by ARES (with AI assistance from Claude). Licensed under </w:t>
       </w:r>
-      <w:hyperlink w:history="1" r:id="rIdewpta_epn7p4u2lfcgp3p">
+      <w:hyperlink w:history="1" r:id="rIdmfzhjpfmyupver9pyukvv">
         <w:r>
           <w:rPr>
             <w:rFonts w:ascii="Arial" w:cs="Arial" w:eastAsia="Arial" w:hAnsi="Arial"/>
@@ -16838,7 +16838,7 @@
         </w:rPr>
         <w:t xml:space="preserve"> (</w:t>
       </w:r>
-      <w:hyperlink w:history="1" r:id="rIdfetpyzpgub2fsrchyfir4">
+      <w:hyperlink w:history="1" r:id="rIdiappidzs4ycixmmmd05vw">
         <w:r>
           <w:rPr>
             <w:rFonts w:ascii="Arial" w:cs="Arial" w:eastAsia="Arial" w:hAnsi="Arial"/>
@@ -17868,7 +17868,7 @@
               <w:spacing w:after="10" w:before="0"/>
               <w:ind w:left="120"/>
             </w:pPr>
-            <w:hyperlink w:history="1" r:id="rIdfvsukpllg3exgyigjavmm">
+            <w:hyperlink w:history="1" r:id="rIdwpmo6t-heagrweha0jgo4">
               <w:r>
                 <w:rPr>
                   <w:rFonts w:ascii="Arial" w:cs="Arial" w:eastAsia="Arial" w:hAnsi="Arial"/>
@@ -17928,7 +17928,7 @@
             <w:pPr>
               <w:spacing w:after="20" w:before="0"/>
             </w:pPr>
-            <w:hyperlink w:history="1" r:id="rIda6amakdu8vzlukfgfxxsn">
+            <w:hyperlink w:history="1" r:id="rIdcwmzvutv_zzdsu50vqyyo">
               <w:r>
                 <w:rPr>
                   <w:rFonts w:ascii="Arial" w:cs="Arial" w:eastAsia="Arial" w:hAnsi="Arial"/>
@@ -17977,7 +17977,7 @@
               <w:spacing w:after="10" w:before="0"/>
               <w:ind w:left="120"/>
             </w:pPr>
-            <w:hyperlink w:history="1" r:id="rIda9kv0kdwlgi0uiyjziaa2">
+            <w:hyperlink w:history="1" r:id="rIdzrkfbxelfhqwjox48nfug">
               <w:r>
                 <w:rPr>
                   <w:rFonts w:ascii="Arial" w:cs="Arial" w:eastAsia="Arial" w:hAnsi="Arial"/>
@@ -18189,7 +18189,7 @@
               <w:spacing w:after="10" w:before="0"/>
               <w:ind w:left="120"/>
             </w:pPr>
-            <w:hyperlink w:history="1" r:id="rIdyowx3hwg05egwvsxoydoo">
+            <w:hyperlink w:history="1" r:id="rIdddjmlqqcu6jgu9js_jule">
               <w:r>
                 <w:rPr>
                   <w:rFonts w:ascii="Arial" w:cs="Arial" w:eastAsia="Arial" w:hAnsi="Arial"/>
@@ -18249,7 +18249,7 @@
             <w:pPr>
               <w:spacing w:after="20" w:before="0"/>
             </w:pPr>
-            <w:hyperlink w:history="1" r:id="rIdn53dddvsnuhx-4fvja18f">
+            <w:hyperlink w:history="1" r:id="rIde1ak-fuegojtg5rm4syhb">
               <w:r>
                 <w:rPr>
                   <w:rFonts w:ascii="Arial" w:cs="Arial" w:eastAsia="Arial" w:hAnsi="Arial"/>
@@ -18298,7 +18298,7 @@
               <w:spacing w:after="10" w:before="0"/>
               <w:ind w:left="120"/>
             </w:pPr>
-            <w:hyperlink w:history="1" r:id="rId9dpuapmrdykdmfxuaggk2">
+            <w:hyperlink w:history="1" r:id="rIdawuz9jmd5kyjgkzmjis_w">
               <w:r>
                 <w:rPr>
                   <w:rFonts w:ascii="Arial" w:cs="Arial" w:eastAsia="Arial" w:hAnsi="Arial"/>
@@ -18510,7 +18510,7 @@
               <w:spacing w:after="10" w:before="0"/>
               <w:ind w:left="120"/>
             </w:pPr>
-            <w:hyperlink w:history="1" r:id="rIdwtllomvp3u0_rgxiv2tnq">
+            <w:hyperlink w:history="1" r:id="rIdynu3eerzt1mk2iugshfbu">
               <w:r>
                 <w:rPr>
                   <w:rFonts w:ascii="Arial" w:cs="Arial" w:eastAsia="Arial" w:hAnsi="Arial"/>
@@ -18570,7 +18570,7 @@
             <w:pPr>
               <w:spacing w:after="20" w:before="0"/>
             </w:pPr>
-            <w:hyperlink w:history="1" r:id="rIdonigvhhwh5imn1df5j8uf">
+            <w:hyperlink w:history="1" r:id="rIdrk8lduhbqxovfrg0giynx">
               <w:r>
                 <w:rPr>
                   <w:rFonts w:ascii="Arial" w:cs="Arial" w:eastAsia="Arial" w:hAnsi="Arial"/>
@@ -18619,7 +18619,7 @@
               <w:spacing w:after="10" w:before="0"/>
               <w:ind w:left="120"/>
             </w:pPr>
-            <w:hyperlink w:history="1" r:id="rIdvn3ha-0oy-o520paxt83h">
+            <w:hyperlink w:history="1" r:id="rIdynxrhahjqagxabmzp78qp">
               <w:r>
                 <w:rPr>
                   <w:rFonts w:ascii="Arial" w:cs="Arial" w:eastAsia="Arial" w:hAnsi="Arial"/>
@@ -18831,7 +18831,7 @@
               <w:spacing w:after="10" w:before="0"/>
               <w:ind w:left="120"/>
             </w:pPr>
-            <w:hyperlink w:history="1" r:id="rIdpkqdynl872ftyttcdj_qm">
+            <w:hyperlink w:history="1" r:id="rIdpowpkgbsew3j3zmlaxvn2">
               <w:r>
                 <w:rPr>
                   <w:rFonts w:ascii="Arial" w:cs="Arial" w:eastAsia="Arial" w:hAnsi="Arial"/>
@@ -18891,7 +18891,7 @@
             <w:pPr>
               <w:spacing w:after="20" w:before="0"/>
             </w:pPr>
-            <w:hyperlink w:history="1" r:id="rId_mjk18t6ixewgabluksnu">
+            <w:hyperlink w:history="1" r:id="rIdjkvljeaomy6dk3mlfcswz">
               <w:r>
                 <w:rPr>
                   <w:rFonts w:ascii="Arial" w:cs="Arial" w:eastAsia="Arial" w:hAnsi="Arial"/>
@@ -18940,7 +18940,7 @@
               <w:spacing w:after="10" w:before="0"/>
               <w:ind w:left="120"/>
             </w:pPr>
-            <w:hyperlink w:history="1" r:id="rIdjucik2cw9furlh-qdwooy">
+            <w:hyperlink w:history="1" r:id="rIdwqdmsgmq2yeawpltra7t9">
               <w:r>
                 <w:rPr>
                   <w:rFonts w:ascii="Arial" w:cs="Arial" w:eastAsia="Arial" w:hAnsi="Arial"/>
@@ -19152,7 +19152,7 @@
               <w:spacing w:after="10" w:before="0"/>
               <w:ind w:left="120"/>
             </w:pPr>
-            <w:hyperlink w:history="1" r:id="rIdkt26ew702_a3j7entj7js">
+            <w:hyperlink w:history="1" r:id="rIdsxnmpqbu6kknpnlbwossx">
               <w:r>
                 <w:rPr>
                   <w:rFonts w:ascii="Arial" w:cs="Arial" w:eastAsia="Arial" w:hAnsi="Arial"/>
@@ -19212,7 +19212,7 @@
             <w:pPr>
               <w:spacing w:after="20" w:before="0"/>
             </w:pPr>
-            <w:hyperlink w:history="1" r:id="rIdwupbdlpipwkontm4xtcf5">
+            <w:hyperlink w:history="1" r:id="rIdvxozozyyqnzwt8e8aofta">
               <w:r>
                 <w:rPr>
                   <w:rFonts w:ascii="Arial" w:cs="Arial" w:eastAsia="Arial" w:hAnsi="Arial"/>
@@ -19261,7 +19261,7 @@
               <w:spacing w:after="10" w:before="0"/>
               <w:ind w:left="120"/>
             </w:pPr>
-            <w:hyperlink w:history="1" r:id="rIdz0rw2fsolnnqz18qsbzyy">
+            <w:hyperlink w:history="1" r:id="rIdwwvc9zjbs5sgab8qnqpqj">
               <w:r>
                 <w:rPr>
                   <w:rFonts w:ascii="Arial" w:cs="Arial" w:eastAsia="Arial" w:hAnsi="Arial"/>
@@ -19773,7 +19773,7 @@
         </w:rPr>
         <w:t xml:space="preserve">© 2026 SeaVuria and ARES. Aligned with KICD objectives. Developed by SeaVuria; technical implementation by ARES (with AI assistance from Claude). Licensed under </w:t>
       </w:r>
-      <w:hyperlink w:history="1" r:id="rIde8npt0bqed2z2bxa6pmrz">
+      <w:hyperlink w:history="1" r:id="rId1yuxmbuwijwwv8jh6orcd">
         <w:r>
           <w:rPr>
             <w:rFonts w:ascii="Arial" w:cs="Arial" w:eastAsia="Arial" w:hAnsi="Arial"/>
@@ -19794,7 +19794,7 @@
         </w:rPr>
         <w:t xml:space="preserve"> (</w:t>
       </w:r>
-      <w:hyperlink w:history="1" r:id="rId16ywrq1-_y5ky8dan0i79">
+      <w:hyperlink w:history="1" r:id="rIdfkmyy4x6_jxuyxspe4mc7">
         <w:r>
           <w:rPr>
             <w:rFonts w:ascii="Arial" w:cs="Arial" w:eastAsia="Arial" w:hAnsi="Arial"/>
@@ -20807,7 +20807,7 @@
             <w:pPr>
               <w:spacing w:after="20" w:before="0"/>
             </w:pPr>
-            <w:hyperlink w:history="1" r:id="rIdtknydxcgwpu5bjqr0v7zb">
+            <w:hyperlink w:history="1" r:id="rIdgldraicaxppt93clxqgwk">
               <w:r>
                 <w:rPr>
                   <w:rFonts w:ascii="Arial" w:cs="Arial" w:eastAsia="Arial" w:hAnsi="Arial"/>
@@ -20840,7 +20840,7 @@
               <w:spacing w:after="10" w:before="0"/>
               <w:ind w:left="120"/>
             </w:pPr>
-            <w:hyperlink w:history="1" r:id="rIdzgzoktu5k2e_8csoummur">
+            <w:hyperlink w:history="1" r:id="rIdbcwzs4oxuy0uugorshifc">
               <w:r>
                 <w:rPr>
                   <w:rFonts w:ascii="Arial" w:cs="Arial" w:eastAsia="Arial" w:hAnsi="Arial"/>
@@ -20902,7 +20902,7 @@
               <w:spacing w:after="10" w:before="0"/>
               <w:ind w:left="120"/>
             </w:pPr>
-            <w:hyperlink w:history="1" r:id="rIdb5ryolfxtjwtp62unrqxn">
+            <w:hyperlink w:history="1" r:id="rIdathj2wkh2j1tgon3-wnzs">
               <w:r>
                 <w:rPr>
                   <w:rFonts w:ascii="Arial" w:cs="Arial" w:eastAsia="Arial" w:hAnsi="Arial"/>
@@ -21112,7 +21112,7 @@
             <w:pPr>
               <w:spacing w:after="20" w:before="0"/>
             </w:pPr>
-            <w:hyperlink w:history="1" r:id="rId1koinmld86omvvurjyas_">
+            <w:hyperlink w:history="1" r:id="rIdhi938f9syp6t3vtvrhnbg">
               <w:r>
                 <w:rPr>
                   <w:rFonts w:ascii="Arial" w:cs="Arial" w:eastAsia="Arial" w:hAnsi="Arial"/>
@@ -21145,7 +21145,7 @@
               <w:spacing w:after="10" w:before="0"/>
               <w:ind w:left="120"/>
             </w:pPr>
-            <w:hyperlink w:history="1" r:id="rIdtrj-lpc89nzgei-2abgaa">
+            <w:hyperlink w:history="1" r:id="rId_bc1h7oplnamzr_botakg">
               <w:r>
                 <w:rPr>
                   <w:rFonts w:ascii="Arial" w:cs="Arial" w:eastAsia="Arial" w:hAnsi="Arial"/>
@@ -21207,7 +21207,7 @@
               <w:spacing w:after="10" w:before="0"/>
               <w:ind w:left="120"/>
             </w:pPr>
-            <w:hyperlink w:history="1" r:id="rId6vtil1tx3qccbhta8b64h">
+            <w:hyperlink w:history="1" r:id="rIdgwaqpyaqpf4n2n_itobmu">
               <w:r>
                 <w:rPr>
                   <w:rFonts w:ascii="Arial" w:cs="Arial" w:eastAsia="Arial" w:hAnsi="Arial"/>
@@ -21417,7 +21417,7 @@
             <w:pPr>
               <w:spacing w:after="20" w:before="0"/>
             </w:pPr>
-            <w:hyperlink w:history="1" r:id="rIdi44-wexkceqkoxgezh7nm">
+            <w:hyperlink w:history="1" r:id="rIdpu4l4zyd5erff4mw3kyq6">
               <w:r>
                 <w:rPr>
                   <w:rFonts w:ascii="Arial" w:cs="Arial" w:eastAsia="Arial" w:hAnsi="Arial"/>
@@ -21466,7 +21466,7 @@
               <w:spacing w:after="10" w:before="0"/>
               <w:ind w:left="120"/>
             </w:pPr>
-            <w:hyperlink w:history="1" r:id="rId2xadd1713hjqzgo6zjdz5">
+            <w:hyperlink w:history="1" r:id="rIdsa5ij4lheba1z_99lznip">
               <w:r>
                 <w:rPr>
                   <w:rFonts w:ascii="Arial" w:cs="Arial" w:eastAsia="Arial" w:hAnsi="Arial"/>
@@ -21528,7 +21528,7 @@
               <w:spacing w:after="10" w:before="0"/>
               <w:ind w:left="120"/>
             </w:pPr>
-            <w:hyperlink w:history="1" r:id="rIdrgxpfpiufw_qncj2zugss">
+            <w:hyperlink w:history="1" r:id="rId5ghgx4gn4xvnz8s1ibmkl">
               <w:r>
                 <w:rPr>
                   <w:rFonts w:ascii="Arial" w:cs="Arial" w:eastAsia="Arial" w:hAnsi="Arial"/>
@@ -21738,7 +21738,7 @@
             <w:pPr>
               <w:spacing w:after="20" w:before="0"/>
             </w:pPr>
-            <w:hyperlink w:history="1" r:id="rIdgemlb_qfpw7okfmzm5zwd">
+            <w:hyperlink w:history="1" r:id="rIdtyib5m5i6sfzbx3gbbqvr">
               <w:r>
                 <w:rPr>
                   <w:rFonts w:ascii="Arial" w:cs="Arial" w:eastAsia="Arial" w:hAnsi="Arial"/>
@@ -21771,7 +21771,7 @@
               <w:spacing w:after="10" w:before="0"/>
               <w:ind w:left="120"/>
             </w:pPr>
-            <w:hyperlink w:history="1" r:id="rIdvuahtcoyeeiggdpmi-rup">
+            <w:hyperlink w:history="1" r:id="rIdnnjj43lkw2kpxoafhjigs">
               <w:r>
                 <w:rPr>
                   <w:rFonts w:ascii="Arial" w:cs="Arial" w:eastAsia="Arial" w:hAnsi="Arial"/>
@@ -21833,7 +21833,7 @@
               <w:spacing w:after="10" w:before="0"/>
               <w:ind w:left="120"/>
             </w:pPr>
-            <w:hyperlink w:history="1" r:id="rId-vkir-lw_hvdyjka8k82r">
+            <w:hyperlink w:history="1" r:id="rId5muh-huqwdb4n75mapnl7">
               <w:r>
                 <w:rPr>
                   <w:rFonts w:ascii="Arial" w:cs="Arial" w:eastAsia="Arial" w:hAnsi="Arial"/>
@@ -22043,7 +22043,7 @@
             <w:pPr>
               <w:spacing w:after="20" w:before="0"/>
             </w:pPr>
-            <w:hyperlink w:history="1" r:id="rIdsfe1f3vkog7uefexumjxj">
+            <w:hyperlink w:history="1" r:id="rIddejclcvyg4dcw_k9cueis">
               <w:r>
                 <w:rPr>
                   <w:rFonts w:ascii="Arial" w:cs="Arial" w:eastAsia="Arial" w:hAnsi="Arial"/>
@@ -22076,7 +22076,7 @@
               <w:spacing w:after="10" w:before="0"/>
               <w:ind w:left="120"/>
             </w:pPr>
-            <w:hyperlink w:history="1" r:id="rIdot1snv7jsrubttgqi0ryf">
+            <w:hyperlink w:history="1" r:id="rIdcart3uemfvrtwu2an69xp">
               <w:r>
                 <w:rPr>
                   <w:rFonts w:ascii="Arial" w:cs="Arial" w:eastAsia="Arial" w:hAnsi="Arial"/>
@@ -22138,7 +22138,7 @@
               <w:spacing w:after="10" w:before="0"/>
               <w:ind w:left="120"/>
             </w:pPr>
-            <w:hyperlink w:history="1" r:id="rIdoa7jxfcirb18ergzrm0an">
+            <w:hyperlink w:history="1" r:id="rIdmnedyjpaewat2ndm88cfj">
               <w:r>
                 <w:rPr>
                   <w:rFonts w:ascii="Arial" w:cs="Arial" w:eastAsia="Arial" w:hAnsi="Arial"/>
@@ -22665,7 +22665,7 @@
         </w:rPr>
         <w:t xml:space="preserve">© 2026 SeaVuria and ARES. Aligned with KICD objectives. Developed by SeaVuria; technical implementation by ARES (with AI assistance from Claude). Licensed under </w:t>
       </w:r>
-      <w:hyperlink w:history="1" r:id="rId6aumvaudfsb9pkbhncdgw">
+      <w:hyperlink w:history="1" r:id="rIdhnsc9arliwgtuc8zerd82">
         <w:r>
           <w:rPr>
             <w:rFonts w:ascii="Arial" w:cs="Arial" w:eastAsia="Arial" w:hAnsi="Arial"/>
@@ -22686,7 +22686,7 @@
         </w:rPr>
         <w:t xml:space="preserve"> (</w:t>
       </w:r>
-      <w:hyperlink w:history="1" r:id="rIdg-sgzy7wrzzamnhmd1day">
+      <w:hyperlink w:history="1" r:id="rIdktximxv15k42s_83emaok">
         <w:r>
           <w:rPr>
             <w:rFonts w:ascii="Arial" w:cs="Arial" w:eastAsia="Arial" w:hAnsi="Arial"/>
@@ -23699,7 +23699,7 @@
             <w:pPr>
               <w:spacing w:after="20" w:before="0"/>
             </w:pPr>
-            <w:hyperlink w:history="1" r:id="rIdnrrk99rmsw-o98bspm7n-">
+            <w:hyperlink w:history="1" r:id="rIdusfwgcfzvnqxpwd6x3n0_">
               <w:r>
                 <w:rPr>
                   <w:rFonts w:ascii="Arial" w:cs="Arial" w:eastAsia="Arial" w:hAnsi="Arial"/>
@@ -23732,7 +23732,7 @@
               <w:spacing w:after="10" w:before="0"/>
               <w:ind w:left="120"/>
             </w:pPr>
-            <w:hyperlink w:history="1" r:id="rId9o9llwoh9vqu9b5dcc05z">
+            <w:hyperlink w:history="1" r:id="rIdqfmmnrk0fwmkulje407xf">
               <w:r>
                 <w:rPr>
                   <w:rFonts w:ascii="Arial" w:cs="Arial" w:eastAsia="Arial" w:hAnsi="Arial"/>
@@ -23777,7 +23777,7 @@
             <w:pPr>
               <w:spacing w:after="20" w:before="0"/>
             </w:pPr>
-            <w:hyperlink w:history="1" r:id="rId_kf72xkm5zxj7duhc-ofx">
+            <w:hyperlink w:history="1" r:id="rId9n5ya23d5xxhe05m-qjqi">
               <w:r>
                 <w:rPr>
                   <w:rFonts w:ascii="Arial" w:cs="Arial" w:eastAsia="Arial" w:hAnsi="Arial"/>
@@ -23810,7 +23810,7 @@
               <w:spacing w:after="10" w:before="0"/>
               <w:ind w:left="120"/>
             </w:pPr>
-            <w:hyperlink w:history="1" r:id="rIdkubp0k4r2vbxtxrpna9hf">
+            <w:hyperlink w:history="1" r:id="rIddaazswzwtdn_csvt-jogj">
               <w:r>
                 <w:rPr>
                   <w:rFonts w:ascii="Arial" w:cs="Arial" w:eastAsia="Arial" w:hAnsi="Arial"/>
@@ -24005,7 +24005,7 @@
             <w:pPr>
               <w:spacing w:after="20" w:before="0"/>
             </w:pPr>
-            <w:hyperlink w:history="1" r:id="rIdg0szvew2yn5n5_c6qtkfj">
+            <w:hyperlink w:history="1" r:id="rId0d2fv3leolkqta6k276ro">
               <w:r>
                 <w:rPr>
                   <w:rFonts w:ascii="Arial" w:cs="Arial" w:eastAsia="Arial" w:hAnsi="Arial"/>
@@ -24038,7 +24038,7 @@
               <w:spacing w:after="10" w:before="0"/>
               <w:ind w:left="120"/>
             </w:pPr>
-            <w:hyperlink w:history="1" r:id="rIdhsdhnb8qxmfj9zfvyndmo">
+            <w:hyperlink w:history="1" r:id="rIdf0zdctv5gehpcbdq2hmt1">
               <w:r>
                 <w:rPr>
                   <w:rFonts w:ascii="Arial" w:cs="Arial" w:eastAsia="Arial" w:hAnsi="Arial"/>
@@ -24083,7 +24083,7 @@
             <w:pPr>
               <w:spacing w:after="20" w:before="0"/>
             </w:pPr>
-            <w:hyperlink w:history="1" r:id="rId0q8rrm3wgqpqki7d3zxgs">
+            <w:hyperlink w:history="1" r:id="rIdyltoequwcbckpgjavjyde">
               <w:r>
                 <w:rPr>
                   <w:rFonts w:ascii="Arial" w:cs="Arial" w:eastAsia="Arial" w:hAnsi="Arial"/>
@@ -24116,7 +24116,7 @@
               <w:spacing w:after="10" w:before="0"/>
               <w:ind w:left="120"/>
             </w:pPr>
-            <w:hyperlink w:history="1" r:id="rId5ajbx4rf_-jkrw_u-vxuo">
+            <w:hyperlink w:history="1" r:id="rIdwbvtegrfzugwni2h1tz8-">
               <w:r>
                 <w:rPr>
                   <w:rFonts w:ascii="Arial" w:cs="Arial" w:eastAsia="Arial" w:hAnsi="Arial"/>
@@ -24311,7 +24311,7 @@
             <w:pPr>
               <w:spacing w:after="20" w:before="0"/>
             </w:pPr>
-            <w:hyperlink w:history="1" r:id="rIdevgki0sjeozcguzjnmw8a">
+            <w:hyperlink w:history="1" r:id="rIdej2wajoe3squqvl0o28io">
               <w:r>
                 <w:rPr>
                   <w:rFonts w:ascii="Arial" w:cs="Arial" w:eastAsia="Arial" w:hAnsi="Arial"/>
@@ -24360,7 +24360,7 @@
               <w:spacing w:after="10" w:before="0"/>
               <w:ind w:left="120"/>
             </w:pPr>
-            <w:hyperlink w:history="1" r:id="rIdrcoygngkcpwy77smsgzn7">
+            <w:hyperlink w:history="1" r:id="rIdlhy4olt2zytwlvkjgrh96">
               <w:r>
                 <w:rPr>
                   <w:rFonts w:ascii="Arial" w:cs="Arial" w:eastAsia="Arial" w:hAnsi="Arial"/>
@@ -24405,7 +24405,7 @@
             <w:pPr>
               <w:spacing w:after="20" w:before="0"/>
             </w:pPr>
-            <w:hyperlink w:history="1" r:id="rIdrpraftrm4dvolbf02ytrx">
+            <w:hyperlink w:history="1" r:id="rIdgwssw0gqknsc4u2l6nwpi">
               <w:r>
                 <w:rPr>
                   <w:rFonts w:ascii="Arial" w:cs="Arial" w:eastAsia="Arial" w:hAnsi="Arial"/>
@@ -24438,7 +24438,7 @@
               <w:spacing w:after="10" w:before="0"/>
               <w:ind w:left="120"/>
             </w:pPr>
-            <w:hyperlink w:history="1" r:id="rId6sekizhalbm6unzrwjxak">
+            <w:hyperlink w:history="1" r:id="rIdgjyuhirea9sojwl-wzkrq">
               <w:r>
                 <w:rPr>
                   <w:rFonts w:ascii="Arial" w:cs="Arial" w:eastAsia="Arial" w:hAnsi="Arial"/>
@@ -24633,7 +24633,7 @@
             <w:pPr>
               <w:spacing w:after="20" w:before="0"/>
             </w:pPr>
-            <w:hyperlink w:history="1" r:id="rIdl1p0ogrx0xjiz03tvd-sj">
+            <w:hyperlink w:history="1" r:id="rIddplm9deqcav-1kca1byrz">
               <w:r>
                 <w:rPr>
                   <w:rFonts w:ascii="Arial" w:cs="Arial" w:eastAsia="Arial" w:hAnsi="Arial"/>
@@ -24682,7 +24682,7 @@
               <w:spacing w:after="10" w:before="0"/>
               <w:ind w:left="120"/>
             </w:pPr>
-            <w:hyperlink w:history="1" r:id="rId2eieurtg2ge_nssizfzji">
+            <w:hyperlink w:history="1" r:id="rIdqfmzhbiyroiqtap2kjexg">
               <w:r>
                 <w:rPr>
                   <w:rFonts w:ascii="Arial" w:cs="Arial" w:eastAsia="Arial" w:hAnsi="Arial"/>
@@ -24727,7 +24727,7 @@
             <w:pPr>
               <w:spacing w:after="20" w:before="0"/>
             </w:pPr>
-            <w:hyperlink w:history="1" r:id="rIdgtoybc4l0lwabhl9xktgb">
+            <w:hyperlink w:history="1" r:id="rIdhkqhhdeiqbsmvnixmwq9w">
               <w:r>
                 <w:rPr>
                   <w:rFonts w:ascii="Arial" w:cs="Arial" w:eastAsia="Arial" w:hAnsi="Arial"/>
@@ -24760,7 +24760,7 @@
               <w:spacing w:after="10" w:before="0"/>
               <w:ind w:left="120"/>
             </w:pPr>
-            <w:hyperlink w:history="1" r:id="rId1zqhqw2l9ol3o2lylofz_">
+            <w:hyperlink w:history="1" r:id="rIdbbkwqcvh2ezvqgj_8sgif">
               <w:r>
                 <w:rPr>
                   <w:rFonts w:ascii="Arial" w:cs="Arial" w:eastAsia="Arial" w:hAnsi="Arial"/>
@@ -24955,7 +24955,7 @@
             <w:pPr>
               <w:spacing w:after="20" w:before="0"/>
             </w:pPr>
-            <w:hyperlink w:history="1" r:id="rIdw-2knhbtsavpd07oydpzk">
+            <w:hyperlink w:history="1" r:id="rId19s_3fzg1mpgy90q3akrm">
               <w:r>
                 <w:rPr>
                   <w:rFonts w:ascii="Arial" w:cs="Arial" w:eastAsia="Arial" w:hAnsi="Arial"/>
@@ -24988,7 +24988,7 @@
               <w:spacing w:after="10" w:before="0"/>
               <w:ind w:left="120"/>
             </w:pPr>
-            <w:hyperlink w:history="1" r:id="rIdsgogqbtlnsupybblabnv1">
+            <w:hyperlink w:history="1" r:id="rIduulj4wfcqgrlfuivpe_lo">
               <w:r>
                 <w:rPr>
                   <w:rFonts w:ascii="Arial" w:cs="Arial" w:eastAsia="Arial" w:hAnsi="Arial"/>
@@ -25033,7 +25033,7 @@
             <w:pPr>
               <w:spacing w:after="20" w:before="0"/>
             </w:pPr>
-            <w:hyperlink w:history="1" r:id="rIdbkagrjcawaqffucfq5zdh">
+            <w:hyperlink w:history="1" r:id="rIdhr3cqrok2ckjy6yp0rto2">
               <w:r>
                 <w:rPr>
                   <w:rFonts w:ascii="Arial" w:cs="Arial" w:eastAsia="Arial" w:hAnsi="Arial"/>
@@ -25066,7 +25066,7 @@
               <w:spacing w:after="10" w:before="0"/>
               <w:ind w:left="120"/>
             </w:pPr>
-            <w:hyperlink w:history="1" r:id="rIdmx0hwbef7loudhx92lzkv">
+            <w:hyperlink w:history="1" r:id="rIdq1jnm-79lk9nlleduqhxz">
               <w:r>
                 <w:rPr>
                   <w:rFonts w:ascii="Arial" w:cs="Arial" w:eastAsia="Arial" w:hAnsi="Arial"/>
@@ -25578,7 +25578,7 @@
         </w:rPr>
         <w:t xml:space="preserve">© 2026 SeaVuria and ARES. Aligned with KICD objectives. Developed by SeaVuria; technical implementation by ARES (with AI assistance from Claude). Licensed under </w:t>
       </w:r>
-      <w:hyperlink w:history="1" r:id="rId807vcagiy-7zfdhh5ohm6">
+      <w:hyperlink w:history="1" r:id="rIdmi7-l83did6ompfvtgkce">
         <w:r>
           <w:rPr>
             <w:rFonts w:ascii="Arial" w:cs="Arial" w:eastAsia="Arial" w:hAnsi="Arial"/>
@@ -25599,7 +25599,7 @@
         </w:rPr>
         <w:t xml:space="preserve"> (</w:t>
       </w:r>
-      <w:hyperlink w:history="1" r:id="rIdzirp6gfoiuznzj3cyxwts">
+      <w:hyperlink w:history="1" r:id="rIdqqdoeytou36_86zpstsmh">
         <w:r>
           <w:rPr>
             <w:rFonts w:ascii="Arial" w:cs="Arial" w:eastAsia="Arial" w:hAnsi="Arial"/>

--- a/data/outputs/v2/Grade11/Biology/Lesson_Plans/SS1.3_Taxonomy_II/Biology_Taxonomy_II_CBE_LessonSequence.docx
+++ b/data/outputs/v2/Grade11/Biology/Lesson_Plans/SS1.3_Taxonomy_II/Biology_Taxonomy_II_CBE_LessonSequence.docx
@@ -2232,7 +2232,7 @@
         </w:rPr>
         <w:t xml:space="preserve">© 2026 SeaVuria and ARES. This work is licensed under a </w:t>
       </w:r>
-      <w:hyperlink w:history="1" r:id="rIdxhkilyd2bfsu2eqqijwqh">
+      <w:hyperlink w:history="1" r:id="rIdk3efc8zbmrjormjxtul9e">
         <w:r>
           <w:rPr>
             <w:rFonts w:ascii="Arial" w:cs="Arial" w:eastAsia="Arial" w:hAnsi="Arial"/>
@@ -2252,7 +2252,7 @@
         </w:rPr>
         <w:t xml:space="preserve"> (</w:t>
       </w:r>
-      <w:hyperlink w:history="1" r:id="rIdeskx_y2fl_aks_mrtaxdu">
+      <w:hyperlink w:history="1" r:id="rIdv6mxxmjwylkgfvf5msfya">
         <w:r>
           <w:rPr>
             <w:rFonts w:ascii="Arial" w:cs="Arial" w:eastAsia="Arial" w:hAnsi="Arial"/>
@@ -2272,7 +2272,7 @@
         </w:rPr>
         <w:t xml:space="preserve">). To view a copy of this license, visit </w:t>
       </w:r>
-      <w:hyperlink w:history="1" r:id="rIdydyxln2r6mxfufalxmc5t">
+      <w:hyperlink w:history="1" r:id="rIdtr1ivfxmmt7oacjkktwd7">
         <w:r>
           <w:rPr>
             <w:rFonts w:ascii="Arial" w:cs="Arial" w:eastAsia="Arial" w:hAnsi="Arial"/>
@@ -3284,7 +3284,7 @@
             <w:pPr>
               <w:spacing w:after="20" w:before="0"/>
             </w:pPr>
-            <w:hyperlink w:history="1" r:id="rId2cn9eoyd293epivzuripu">
+            <w:hyperlink w:history="1" r:id="rIdblbe322eue15hl8ytu6ww">
               <w:r>
                 <w:rPr>
                   <w:rFonts w:ascii="Arial" w:cs="Arial" w:eastAsia="Arial" w:hAnsi="Arial"/>
@@ -3317,7 +3317,7 @@
               <w:spacing w:after="10" w:before="0"/>
               <w:ind w:left="120"/>
             </w:pPr>
-            <w:hyperlink w:history="1" r:id="rIdc_fio9qhbnalbjfa52uhg">
+            <w:hyperlink w:history="1" r:id="rIdjfi0y4ey1nme4ybsnhqcp">
               <w:r>
                 <w:rPr>
                   <w:rFonts w:ascii="Arial" w:cs="Arial" w:eastAsia="Arial" w:hAnsi="Arial"/>
@@ -3362,7 +3362,7 @@
             <w:pPr>
               <w:spacing w:after="20" w:before="0"/>
             </w:pPr>
-            <w:hyperlink w:history="1" r:id="rIds7jholhcl-ol-by6sc1j4">
+            <w:hyperlink w:history="1" r:id="rIdq2cqve9zxa2y5xxkwrcm9">
               <w:r>
                 <w:rPr>
                   <w:rFonts w:ascii="Arial" w:cs="Arial" w:eastAsia="Arial" w:hAnsi="Arial"/>
@@ -3411,7 +3411,7 @@
               <w:spacing w:after="10" w:before="0"/>
               <w:ind w:left="120"/>
             </w:pPr>
-            <w:hyperlink w:history="1" r:id="rIduv9gnzrhxnbsxkvdx8rhs">
+            <w:hyperlink w:history="1" r:id="rIdfllyimtvlna1cp9buegvl">
               <w:r>
                 <w:rPr>
                   <w:rFonts w:ascii="Arial" w:cs="Arial" w:eastAsia="Arial" w:hAnsi="Arial"/>
@@ -3606,7 +3606,7 @@
             <w:pPr>
               <w:spacing w:after="20" w:before="0"/>
             </w:pPr>
-            <w:hyperlink w:history="1" r:id="rId55jfkzgrzxwl7nqbndrp_">
+            <w:hyperlink w:history="1" r:id="rIdh0fzimwpvodqnp8vf6ynr">
               <w:r>
                 <w:rPr>
                   <w:rFonts w:ascii="Arial" w:cs="Arial" w:eastAsia="Arial" w:hAnsi="Arial"/>
@@ -3639,7 +3639,7 @@
               <w:spacing w:after="10" w:before="0"/>
               <w:ind w:left="120"/>
             </w:pPr>
-            <w:hyperlink w:history="1" r:id="rIdirkwa9tmr6h0h4zyv0ypl">
+            <w:hyperlink w:history="1" r:id="rIdk_irsy5lasnylcm1k8d8u">
               <w:r>
                 <w:rPr>
                   <w:rFonts w:ascii="Arial" w:cs="Arial" w:eastAsia="Arial" w:hAnsi="Arial"/>
@@ -3684,7 +3684,7 @@
             <w:pPr>
               <w:spacing w:after="20" w:before="0"/>
             </w:pPr>
-            <w:hyperlink w:history="1" r:id="rId1lnaf8be7vh2k6jw3oh4e">
+            <w:hyperlink w:history="1" r:id="rIdgvvmt8vcq0w1qhndhvsbz">
               <w:r>
                 <w:rPr>
                   <w:rFonts w:ascii="Arial" w:cs="Arial" w:eastAsia="Arial" w:hAnsi="Arial"/>
@@ -3733,7 +3733,7 @@
               <w:spacing w:after="10" w:before="0"/>
               <w:ind w:left="120"/>
             </w:pPr>
-            <w:hyperlink w:history="1" r:id="rId64l5jp1bjx2jzmo6npjtv">
+            <w:hyperlink w:history="1" r:id="rIdbjrygvkjyfatuosepxeac">
               <w:r>
                 <w:rPr>
                   <w:rFonts w:ascii="Arial" w:cs="Arial" w:eastAsia="Arial" w:hAnsi="Arial"/>
@@ -3928,7 +3928,7 @@
             <w:pPr>
               <w:spacing w:after="20" w:before="0"/>
             </w:pPr>
-            <w:hyperlink w:history="1" r:id="rIdwaoxkekpmky4l0vofdckb">
+            <w:hyperlink w:history="1" r:id="rId-sinrh0-bow2yecxrqdab">
               <w:r>
                 <w:rPr>
                   <w:rFonts w:ascii="Arial" w:cs="Arial" w:eastAsia="Arial" w:hAnsi="Arial"/>
@@ -3977,7 +3977,7 @@
               <w:spacing w:after="10" w:before="0"/>
               <w:ind w:left="120"/>
             </w:pPr>
-            <w:hyperlink w:history="1" r:id="rIdgco5_wswxxums-ei-7_c5">
+            <w:hyperlink w:history="1" r:id="rIdao1n6t4al3cdlouydgpux">
               <w:r>
                 <w:rPr>
                   <w:rFonts w:ascii="Arial" w:cs="Arial" w:eastAsia="Arial" w:hAnsi="Arial"/>
@@ -4022,7 +4022,7 @@
             <w:pPr>
               <w:spacing w:after="20" w:before="0"/>
             </w:pPr>
-            <w:hyperlink w:history="1" r:id="rIdhjquzjqa8w5689dmfzfod">
+            <w:hyperlink w:history="1" r:id="rIdqa3fodzxbzrvsudagt04y">
               <w:r>
                 <w:rPr>
                   <w:rFonts w:ascii="Arial" w:cs="Arial" w:eastAsia="Arial" w:hAnsi="Arial"/>
@@ -4071,7 +4071,7 @@
               <w:spacing w:after="10" w:before="0"/>
               <w:ind w:left="120"/>
             </w:pPr>
-            <w:hyperlink w:history="1" r:id="rIddnpslw_mozpilw8edi-vn">
+            <w:hyperlink w:history="1" r:id="rIddxvakj4hml6sbn3yhcefb">
               <w:r>
                 <w:rPr>
                   <w:rFonts w:ascii="Arial" w:cs="Arial" w:eastAsia="Arial" w:hAnsi="Arial"/>
@@ -4266,7 +4266,7 @@
             <w:pPr>
               <w:spacing w:after="20" w:before="0"/>
             </w:pPr>
-            <w:hyperlink w:history="1" r:id="rId9gsz5klf3ewvblnksvxyx">
+            <w:hyperlink w:history="1" r:id="rIdyuhkwlinyrqddf-si23pz">
               <w:r>
                 <w:rPr>
                   <w:rFonts w:ascii="Arial" w:cs="Arial" w:eastAsia="Arial" w:hAnsi="Arial"/>
@@ -4315,7 +4315,7 @@
               <w:spacing w:after="10" w:before="0"/>
               <w:ind w:left="120"/>
             </w:pPr>
-            <w:hyperlink w:history="1" r:id="rIdhn6l34it9dmwkq2s_lxs-">
+            <w:hyperlink w:history="1" r:id="rIdtycxdpywslthp_o_8cnr3">
               <w:r>
                 <w:rPr>
                   <w:rFonts w:ascii="Arial" w:cs="Arial" w:eastAsia="Arial" w:hAnsi="Arial"/>
@@ -4360,7 +4360,7 @@
             <w:pPr>
               <w:spacing w:after="20" w:before="0"/>
             </w:pPr>
-            <w:hyperlink w:history="1" r:id="rIdjatcyephfzwplmywkhgem">
+            <w:hyperlink w:history="1" r:id="rIdeyxendyevcpbe3keggjj3">
               <w:r>
                 <w:rPr>
                   <w:rFonts w:ascii="Arial" w:cs="Arial" w:eastAsia="Arial" w:hAnsi="Arial"/>
@@ -4409,7 +4409,7 @@
               <w:spacing w:after="10" w:before="0"/>
               <w:ind w:left="120"/>
             </w:pPr>
-            <w:hyperlink w:history="1" r:id="rIdm1wnt1rj_mhzbcvudo99b">
+            <w:hyperlink w:history="1" r:id="rId3c8k7t99x-42ucvcdjee9">
               <w:r>
                 <w:rPr>
                   <w:rFonts w:ascii="Arial" w:cs="Arial" w:eastAsia="Arial" w:hAnsi="Arial"/>
@@ -4604,7 +4604,7 @@
             <w:pPr>
               <w:spacing w:after="20" w:before="0"/>
             </w:pPr>
-            <w:hyperlink w:history="1" r:id="rIduvm2_q0w2igb8ynrdtaw9">
+            <w:hyperlink w:history="1" r:id="rIdwzqwx56if7zhyglmmg1gk">
               <w:r>
                 <w:rPr>
                   <w:rFonts w:ascii="Arial" w:cs="Arial" w:eastAsia="Arial" w:hAnsi="Arial"/>
@@ -4637,7 +4637,7 @@
               <w:spacing w:after="10" w:before="0"/>
               <w:ind w:left="120"/>
             </w:pPr>
-            <w:hyperlink w:history="1" r:id="rIdnwjz0-ncy2hpp27xm0g7f">
+            <w:hyperlink w:history="1" r:id="rId6a4wr5cfsogqw16uavcdg">
               <w:r>
                 <w:rPr>
                   <w:rFonts w:ascii="Arial" w:cs="Arial" w:eastAsia="Arial" w:hAnsi="Arial"/>
@@ -4682,7 +4682,7 @@
             <w:pPr>
               <w:spacing w:after="20" w:before="0"/>
             </w:pPr>
-            <w:hyperlink w:history="1" r:id="rIdmx3ncd2ka5hq6jn689nzn">
+            <w:hyperlink w:history="1" r:id="rIdbmkkckbh07uwaqkz7mi2t">
               <w:r>
                 <w:rPr>
                   <w:rFonts w:ascii="Arial" w:cs="Arial" w:eastAsia="Arial" w:hAnsi="Arial"/>
@@ -4731,7 +4731,7 @@
               <w:spacing w:after="10" w:before="0"/>
               <w:ind w:left="120"/>
             </w:pPr>
-            <w:hyperlink w:history="1" r:id="rId3kosqn7nr0_vutrg8smn9">
+            <w:hyperlink w:history="1" r:id="rIdyo8mp2pdjlosgluczxpvm">
               <w:r>
                 <w:rPr>
                   <w:rFonts w:ascii="Arial" w:cs="Arial" w:eastAsia="Arial" w:hAnsi="Arial"/>
@@ -5243,7 +5243,7 @@
         </w:rPr>
         <w:t xml:space="preserve">© 2026 SeaVuria and ARES. Aligned with KICD objectives. Developed by SeaVuria; technical implementation by ARES (with AI assistance from Claude). Licensed under </w:t>
       </w:r>
-      <w:hyperlink w:history="1" r:id="rIdvheebg2sgrp-jx2a63idg">
+      <w:hyperlink w:history="1" r:id="rIdzvfdtut4htrrwez1bysu5">
         <w:r>
           <w:rPr>
             <w:rFonts w:ascii="Arial" w:cs="Arial" w:eastAsia="Arial" w:hAnsi="Arial"/>
@@ -5264,7 +5264,7 @@
         </w:rPr>
         <w:t xml:space="preserve"> (</w:t>
       </w:r>
-      <w:hyperlink w:history="1" r:id="rIdm-_nmkofeg3zeeng9zu86">
+      <w:hyperlink w:history="1" r:id="rIdl3i1uowzgjjar7muqvegb">
         <w:r>
           <w:rPr>
             <w:rFonts w:ascii="Arial" w:cs="Arial" w:eastAsia="Arial" w:hAnsi="Arial"/>
@@ -6294,7 +6294,7 @@
               <w:spacing w:after="10" w:before="0"/>
               <w:ind w:left="120"/>
             </w:pPr>
-            <w:hyperlink w:history="1" r:id="rIdjs9qpdzmcz5qbdy2txjw7">
+            <w:hyperlink w:history="1" r:id="rIdswdfed9vv1tm3fny7uy0c">
               <w:r>
                 <w:rPr>
                   <w:rFonts w:ascii="Arial" w:cs="Arial" w:eastAsia="Arial" w:hAnsi="Arial"/>
@@ -6371,7 +6371,7 @@
               <w:spacing w:after="10" w:before="0"/>
               <w:ind w:left="120"/>
             </w:pPr>
-            <w:hyperlink w:history="1" r:id="rIdibwjqgx3pm-zphpuunjym">
+            <w:hyperlink w:history="1" r:id="rIdthyytc15ewa_vkz1q4y7k">
               <w:r>
                 <w:rPr>
                   <w:rFonts w:ascii="Arial" w:cs="Arial" w:eastAsia="Arial" w:hAnsi="Arial"/>
@@ -6598,7 +6598,7 @@
               <w:spacing w:after="10" w:before="0"/>
               <w:ind w:left="120"/>
             </w:pPr>
-            <w:hyperlink w:history="1" r:id="rId5gpop87ixuhggsq_t46r0">
+            <w:hyperlink w:history="1" r:id="rIdtv0onay2amzkghdfsilmp">
               <w:r>
                 <w:rPr>
                   <w:rFonts w:ascii="Arial" w:cs="Arial" w:eastAsia="Arial" w:hAnsi="Arial"/>
@@ -6675,7 +6675,7 @@
               <w:spacing w:after="10" w:before="0"/>
               <w:ind w:left="120"/>
             </w:pPr>
-            <w:hyperlink w:history="1" r:id="rIddozahnmcdrqj79hq43ynl">
+            <w:hyperlink w:history="1" r:id="rIdbimz9wlkiw1t4j5ompkdt">
               <w:r>
                 <w:rPr>
                   <w:rFonts w:ascii="Arial" w:cs="Arial" w:eastAsia="Arial" w:hAnsi="Arial"/>
@@ -6902,7 +6902,7 @@
               <w:spacing w:after="10" w:before="0"/>
               <w:ind w:left="120"/>
             </w:pPr>
-            <w:hyperlink w:history="1" r:id="rIdzlmuag7xtg4k89p3efb13">
+            <w:hyperlink w:history="1" r:id="rIdtewyvlpovkvrrqp5xzpat">
               <w:r>
                 <w:rPr>
                   <w:rFonts w:ascii="Arial" w:cs="Arial" w:eastAsia="Arial" w:hAnsi="Arial"/>
@@ -6979,7 +6979,7 @@
               <w:spacing w:after="10" w:before="0"/>
               <w:ind w:left="120"/>
             </w:pPr>
-            <w:hyperlink w:history="1" r:id="rIdmvcxv8a5aexg1orgywbvq">
+            <w:hyperlink w:history="1" r:id="rId2osszouwazumfudgspxpv">
               <w:r>
                 <w:rPr>
                   <w:rFonts w:ascii="Arial" w:cs="Arial" w:eastAsia="Arial" w:hAnsi="Arial"/>
@@ -7206,7 +7206,7 @@
               <w:spacing w:after="10" w:before="0"/>
               <w:ind w:left="120"/>
             </w:pPr>
-            <w:hyperlink w:history="1" r:id="rIdir6lvwfphapqoy39z5xb8">
+            <w:hyperlink w:history="1" r:id="rIdk2f0pncjsuiatsughpjx0">
               <w:r>
                 <w:rPr>
                   <w:rFonts w:ascii="Arial" w:cs="Arial" w:eastAsia="Arial" w:hAnsi="Arial"/>
@@ -7283,7 +7283,7 @@
               <w:spacing w:after="10" w:before="0"/>
               <w:ind w:left="120"/>
             </w:pPr>
-            <w:hyperlink w:history="1" r:id="rId296hjcxtnnlpdpz_3jw86">
+            <w:hyperlink w:history="1" r:id="rIdgj87z4itptjk-xqkljm5f">
               <w:r>
                 <w:rPr>
                   <w:rFonts w:ascii="Arial" w:cs="Arial" w:eastAsia="Arial" w:hAnsi="Arial"/>
@@ -7510,7 +7510,7 @@
               <w:spacing w:after="10" w:before="0"/>
               <w:ind w:left="120"/>
             </w:pPr>
-            <w:hyperlink w:history="1" r:id="rIdx6fqytyfnl7ugubeajgcp">
+            <w:hyperlink w:history="1" r:id="rIdqtimdhqbcse62fqrzpyy1">
               <w:r>
                 <w:rPr>
                   <w:rFonts w:ascii="Arial" w:cs="Arial" w:eastAsia="Arial" w:hAnsi="Arial"/>
@@ -7587,7 +7587,7 @@
               <w:spacing w:after="10" w:before="0"/>
               <w:ind w:left="120"/>
             </w:pPr>
-            <w:hyperlink w:history="1" r:id="rIdvfyfdqxolf6h8uxbljemu">
+            <w:hyperlink w:history="1" r:id="rIdfkfotetteqaedml50s69x">
               <w:r>
                 <w:rPr>
                   <w:rFonts w:ascii="Arial" w:cs="Arial" w:eastAsia="Arial" w:hAnsi="Arial"/>
@@ -8114,7 +8114,7 @@
         </w:rPr>
         <w:t xml:space="preserve">© 2026 SeaVuria and ARES. Aligned with KICD objectives. Developed by SeaVuria; technical implementation by ARES (with AI assistance from Claude). Licensed under </w:t>
       </w:r>
-      <w:hyperlink w:history="1" r:id="rId8_d4juchvpwb09io141qp">
+      <w:hyperlink w:history="1" r:id="rIdgjgcendo3agx-w5lse1bb">
         <w:r>
           <w:rPr>
             <w:rFonts w:ascii="Arial" w:cs="Arial" w:eastAsia="Arial" w:hAnsi="Arial"/>
@@ -8135,7 +8135,7 @@
         </w:rPr>
         <w:t xml:space="preserve"> (</w:t>
       </w:r>
-      <w:hyperlink w:history="1" r:id="rIdwxpwgdjtf_is4akz5ebxo">
+      <w:hyperlink w:history="1" r:id="rIds3hrqfz2a-ke2_r9ssmo8">
         <w:r>
           <w:rPr>
             <w:rFonts w:ascii="Arial" w:cs="Arial" w:eastAsia="Arial" w:hAnsi="Arial"/>
@@ -9148,7 +9148,7 @@
             <w:pPr>
               <w:spacing w:after="20" w:before="0"/>
             </w:pPr>
-            <w:hyperlink w:history="1" r:id="rIdnr0atxio5-zkdv7b1xyn3">
+            <w:hyperlink w:history="1" r:id="rIdixg7e2v_66ei3fk-jlt3h">
               <w:r>
                 <w:rPr>
                   <w:rFonts w:ascii="Arial" w:cs="Arial" w:eastAsia="Arial" w:hAnsi="Arial"/>
@@ -9197,7 +9197,7 @@
               <w:spacing w:after="10" w:before="0"/>
               <w:ind w:left="120"/>
             </w:pPr>
-            <w:hyperlink w:history="1" r:id="rIdhe_9ylso2ibedi0gddr4z">
+            <w:hyperlink w:history="1" r:id="rIdztlbc1wbsf6vk9aiachxh">
               <w:r>
                 <w:rPr>
                   <w:rFonts w:ascii="Arial" w:cs="Arial" w:eastAsia="Arial" w:hAnsi="Arial"/>
@@ -9259,7 +9259,7 @@
               <w:spacing w:after="10" w:before="0"/>
               <w:ind w:left="120"/>
             </w:pPr>
-            <w:hyperlink w:history="1" r:id="rIdj4r0zz2g38snh9xwbfilj">
+            <w:hyperlink w:history="1" r:id="rIdaeid4uji15wjqwfexvxmn">
               <w:r>
                 <w:rPr>
                   <w:rFonts w:ascii="Arial" w:cs="Arial" w:eastAsia="Arial" w:hAnsi="Arial"/>
@@ -9469,7 +9469,7 @@
             <w:pPr>
               <w:spacing w:after="20" w:before="0"/>
             </w:pPr>
-            <w:hyperlink w:history="1" r:id="rId3fdalearnrkjftqxllynb">
+            <w:hyperlink w:history="1" r:id="rIdxfmm_n5suszyv1quc1xyn">
               <w:r>
                 <w:rPr>
                   <w:rFonts w:ascii="Arial" w:cs="Arial" w:eastAsia="Arial" w:hAnsi="Arial"/>
@@ -9518,7 +9518,7 @@
               <w:spacing w:after="10" w:before="0"/>
               <w:ind w:left="120"/>
             </w:pPr>
-            <w:hyperlink w:history="1" r:id="rIdmvkbzjwd0_jovfgodwrat">
+            <w:hyperlink w:history="1" r:id="rIdvr-4tq_fo7hxcochondey">
               <w:r>
                 <w:rPr>
                   <w:rFonts w:ascii="Arial" w:cs="Arial" w:eastAsia="Arial" w:hAnsi="Arial"/>
@@ -9580,7 +9580,7 @@
               <w:spacing w:after="10" w:before="0"/>
               <w:ind w:left="120"/>
             </w:pPr>
-            <w:hyperlink w:history="1" r:id="rId_yqoviqdtmpiqnwcws-2s">
+            <w:hyperlink w:history="1" r:id="rIdo5p1kmrt251hl5vnou54j">
               <w:r>
                 <w:rPr>
                   <w:rFonts w:ascii="Arial" w:cs="Arial" w:eastAsia="Arial" w:hAnsi="Arial"/>
@@ -9790,7 +9790,7 @@
             <w:pPr>
               <w:spacing w:after="20" w:before="0"/>
             </w:pPr>
-            <w:hyperlink w:history="1" r:id="rIdytpvqzha4xve9bonrn3ll">
+            <w:hyperlink w:history="1" r:id="rIdvig2c4a8nqwftzpksv5mb">
               <w:r>
                 <w:rPr>
                   <w:rFonts w:ascii="Arial" w:cs="Arial" w:eastAsia="Arial" w:hAnsi="Arial"/>
@@ -9839,7 +9839,7 @@
               <w:spacing w:after="10" w:before="0"/>
               <w:ind w:left="120"/>
             </w:pPr>
-            <w:hyperlink w:history="1" r:id="rIdtjllzxgr6lvvgh6drq0bm">
+            <w:hyperlink w:history="1" r:id="rIdc0jrxzjodqkix0efsnoll">
               <w:r>
                 <w:rPr>
                   <w:rFonts w:ascii="Arial" w:cs="Arial" w:eastAsia="Arial" w:hAnsi="Arial"/>
@@ -9901,7 +9901,7 @@
               <w:spacing w:after="10" w:before="0"/>
               <w:ind w:left="120"/>
             </w:pPr>
-            <w:hyperlink w:history="1" r:id="rIdapmtjlarfdxrwwsgfqiqc">
+            <w:hyperlink w:history="1" r:id="rIdh2rccmexvky6ljn7kz_qi">
               <w:r>
                 <w:rPr>
                   <w:rFonts w:ascii="Arial" w:cs="Arial" w:eastAsia="Arial" w:hAnsi="Arial"/>
@@ -10111,7 +10111,7 @@
             <w:pPr>
               <w:spacing w:after="20" w:before="0"/>
             </w:pPr>
-            <w:hyperlink w:history="1" r:id="rIdrz5ln6ondov2c5qgpvcsd">
+            <w:hyperlink w:history="1" r:id="rIdc4jug_mrtw-jk1znbdzs0">
               <w:r>
                 <w:rPr>
                   <w:rFonts w:ascii="Arial" w:cs="Arial" w:eastAsia="Arial" w:hAnsi="Arial"/>
@@ -10160,7 +10160,7 @@
               <w:spacing w:after="10" w:before="0"/>
               <w:ind w:left="120"/>
             </w:pPr>
-            <w:hyperlink w:history="1" r:id="rIdk1wekjdkiwwykzmnsijyx">
+            <w:hyperlink w:history="1" r:id="rIdimgb2qu1b-jnhmoysusz9">
               <w:r>
                 <w:rPr>
                   <w:rFonts w:ascii="Arial" w:cs="Arial" w:eastAsia="Arial" w:hAnsi="Arial"/>
@@ -10222,7 +10222,7 @@
               <w:spacing w:after="10" w:before="0"/>
               <w:ind w:left="120"/>
             </w:pPr>
-            <w:hyperlink w:history="1" r:id="rIdnl5g6jxv8lhc8loxajm1f">
+            <w:hyperlink w:history="1" r:id="rId5avs-kid34slel6tfa2cm">
               <w:r>
                 <w:rPr>
                   <w:rFonts w:ascii="Arial" w:cs="Arial" w:eastAsia="Arial" w:hAnsi="Arial"/>
@@ -10432,7 +10432,7 @@
             <w:pPr>
               <w:spacing w:after="20" w:before="0"/>
             </w:pPr>
-            <w:hyperlink w:history="1" r:id="rId4cb_zh0pamvrcj3_ytrfh">
+            <w:hyperlink w:history="1" r:id="rIdaaj1hcqjt2dad8ikv9aom">
               <w:r>
                 <w:rPr>
                   <w:rFonts w:ascii="Arial" w:cs="Arial" w:eastAsia="Arial" w:hAnsi="Arial"/>
@@ -10481,7 +10481,7 @@
               <w:spacing w:after="10" w:before="0"/>
               <w:ind w:left="120"/>
             </w:pPr>
-            <w:hyperlink w:history="1" r:id="rIdko_jffxwhufeqik48mkad">
+            <w:hyperlink w:history="1" r:id="rIddcmik2eznta3zzgc-iwgs">
               <w:r>
                 <w:rPr>
                   <w:rFonts w:ascii="Arial" w:cs="Arial" w:eastAsia="Arial" w:hAnsi="Arial"/>
@@ -10543,7 +10543,7 @@
               <w:spacing w:after="10" w:before="0"/>
               <w:ind w:left="120"/>
             </w:pPr>
-            <w:hyperlink w:history="1" r:id="rIdz6g3wnpzyigmh2rswwfdr">
+            <w:hyperlink w:history="1" r:id="rIdrgj7kub9rw7mdesvt-bbl">
               <w:r>
                 <w:rPr>
                   <w:rFonts w:ascii="Arial" w:cs="Arial" w:eastAsia="Arial" w:hAnsi="Arial"/>
@@ -11070,7 +11070,7 @@
         </w:rPr>
         <w:t xml:space="preserve">© 2026 SeaVuria and ARES. Aligned with KICD objectives. Developed by SeaVuria; technical implementation by ARES (with AI assistance from Claude). Licensed under </w:t>
       </w:r>
-      <w:hyperlink w:history="1" r:id="rIdxtrx8vjatt5mzx-hx-zab">
+      <w:hyperlink w:history="1" r:id="rId5vxqzvbxxi5twptu4bd7g">
         <w:r>
           <w:rPr>
             <w:rFonts w:ascii="Arial" w:cs="Arial" w:eastAsia="Arial" w:hAnsi="Arial"/>
@@ -11091,7 +11091,7 @@
         </w:rPr>
         <w:t xml:space="preserve"> (</w:t>
       </w:r>
-      <w:hyperlink w:history="1" r:id="rIdkwvku_qsqtbv9tpwwtbzu">
+      <w:hyperlink w:history="1" r:id="rIdiczzs39rzem51grr4axqd">
         <w:r>
           <w:rPr>
             <w:rFonts w:ascii="Arial" w:cs="Arial" w:eastAsia="Arial" w:hAnsi="Arial"/>
@@ -12104,7 +12104,7 @@
             <w:pPr>
               <w:spacing w:after="20" w:before="0"/>
             </w:pPr>
-            <w:hyperlink w:history="1" r:id="rIdb5eotvi2n58q3pynbb-xu">
+            <w:hyperlink w:history="1" r:id="rIdxh5f51_4ncul81pk1siub">
               <w:r>
                 <w:rPr>
                   <w:rFonts w:ascii="Arial" w:cs="Arial" w:eastAsia="Arial" w:hAnsi="Arial"/>
@@ -12137,7 +12137,7 @@
               <w:spacing w:after="10" w:before="0"/>
               <w:ind w:left="120"/>
             </w:pPr>
-            <w:hyperlink w:history="1" r:id="rId5fkv2gjbonyhp_5s1rqyy">
+            <w:hyperlink w:history="1" r:id="rId_n_db_4pjmzivs8w9io30">
               <w:r>
                 <w:rPr>
                   <w:rFonts w:ascii="Arial" w:cs="Arial" w:eastAsia="Arial" w:hAnsi="Arial"/>
@@ -12199,7 +12199,7 @@
               <w:spacing w:after="10" w:before="0"/>
               <w:ind w:left="120"/>
             </w:pPr>
-            <w:hyperlink w:history="1" r:id="rIdphubgsy2anf6py4jkd8w_">
+            <w:hyperlink w:history="1" r:id="rIdsny7vz-1wppupwara4tjx">
               <w:r>
                 <w:rPr>
                   <w:rFonts w:ascii="Arial" w:cs="Arial" w:eastAsia="Arial" w:hAnsi="Arial"/>
@@ -12409,7 +12409,7 @@
             <w:pPr>
               <w:spacing w:after="20" w:before="0"/>
             </w:pPr>
-            <w:hyperlink w:history="1" r:id="rIdcslywhrnomshxwztdcjmv">
+            <w:hyperlink w:history="1" r:id="rIdlqp-7meuep3mnguvn-ufv">
               <w:r>
                 <w:rPr>
                   <w:rFonts w:ascii="Arial" w:cs="Arial" w:eastAsia="Arial" w:hAnsi="Arial"/>
@@ -12442,7 +12442,7 @@
               <w:spacing w:after="10" w:before="0"/>
               <w:ind w:left="120"/>
             </w:pPr>
-            <w:hyperlink w:history="1" r:id="rIdvpyip5y4hxdlpglogcjnn">
+            <w:hyperlink w:history="1" r:id="rIdx-ajtksqnoffwzqam0vgb">
               <w:r>
                 <w:rPr>
                   <w:rFonts w:ascii="Arial" w:cs="Arial" w:eastAsia="Arial" w:hAnsi="Arial"/>
@@ -12504,7 +12504,7 @@
               <w:spacing w:after="10" w:before="0"/>
               <w:ind w:left="120"/>
             </w:pPr>
-            <w:hyperlink w:history="1" r:id="rIdifov-rdvat0tvxfgijwsl">
+            <w:hyperlink w:history="1" r:id="rIddlxbuuq_mcszt8ajpahol">
               <w:r>
                 <w:rPr>
                   <w:rFonts w:ascii="Arial" w:cs="Arial" w:eastAsia="Arial" w:hAnsi="Arial"/>
@@ -12714,7 +12714,7 @@
             <w:pPr>
               <w:spacing w:after="20" w:before="0"/>
             </w:pPr>
-            <w:hyperlink w:history="1" r:id="rIdxifbwsvdnvuscfso3nomq">
+            <w:hyperlink w:history="1" r:id="rIdokhvi8xhhkyksvsi9h4vl">
               <w:r>
                 <w:rPr>
                   <w:rFonts w:ascii="Arial" w:cs="Arial" w:eastAsia="Arial" w:hAnsi="Arial"/>
@@ -12747,7 +12747,7 @@
               <w:spacing w:after="10" w:before="0"/>
               <w:ind w:left="120"/>
             </w:pPr>
-            <w:hyperlink w:history="1" r:id="rId_e8a3qwgbicxfccbgagl1">
+            <w:hyperlink w:history="1" r:id="rIdra22xcj54btzr3ogqpzk0">
               <w:r>
                 <w:rPr>
                   <w:rFonts w:ascii="Arial" w:cs="Arial" w:eastAsia="Arial" w:hAnsi="Arial"/>
@@ -12809,7 +12809,7 @@
               <w:spacing w:after="10" w:before="0"/>
               <w:ind w:left="120"/>
             </w:pPr>
-            <w:hyperlink w:history="1" r:id="rId8f_e1uufbjjfggklxob2e">
+            <w:hyperlink w:history="1" r:id="rIdcvxyhgkayuai3vuw68pms">
               <w:r>
                 <w:rPr>
                   <w:rFonts w:ascii="Arial" w:cs="Arial" w:eastAsia="Arial" w:hAnsi="Arial"/>
@@ -13019,7 +13019,7 @@
             <w:pPr>
               <w:spacing w:after="20" w:before="0"/>
             </w:pPr>
-            <w:hyperlink w:history="1" r:id="rIdmurxrdc1pv_yimddrr0zj">
+            <w:hyperlink w:history="1" r:id="rIdhtrhm4ctklfks_sazzumw">
               <w:r>
                 <w:rPr>
                   <w:rFonts w:ascii="Arial" w:cs="Arial" w:eastAsia="Arial" w:hAnsi="Arial"/>
@@ -13052,7 +13052,7 @@
               <w:spacing w:after="10" w:before="0"/>
               <w:ind w:left="120"/>
             </w:pPr>
-            <w:hyperlink w:history="1" r:id="rId_q0nnrt5r0alxr6f-coss">
+            <w:hyperlink w:history="1" r:id="rId93okyd7gz8qygfdhgzuuh">
               <w:r>
                 <w:rPr>
                   <w:rFonts w:ascii="Arial" w:cs="Arial" w:eastAsia="Arial" w:hAnsi="Arial"/>
@@ -13114,7 +13114,7 @@
               <w:spacing w:after="10" w:before="0"/>
               <w:ind w:left="120"/>
             </w:pPr>
-            <w:hyperlink w:history="1" r:id="rIdwz3kiyuumtnpk6uvpkhp5">
+            <w:hyperlink w:history="1" r:id="rIdsmydazgm6-o93yreoxb1k">
               <w:r>
                 <w:rPr>
                   <w:rFonts w:ascii="Arial" w:cs="Arial" w:eastAsia="Arial" w:hAnsi="Arial"/>
@@ -13324,7 +13324,7 @@
             <w:pPr>
               <w:spacing w:after="20" w:before="0"/>
             </w:pPr>
-            <w:hyperlink w:history="1" r:id="rIdgsq3qie7zzw4zp8sko54e">
+            <w:hyperlink w:history="1" r:id="rIdu5mos1azz6hr77cwtwqdp">
               <w:r>
                 <w:rPr>
                   <w:rFonts w:ascii="Arial" w:cs="Arial" w:eastAsia="Arial" w:hAnsi="Arial"/>
@@ -13357,7 +13357,7 @@
               <w:spacing w:after="10" w:before="0"/>
               <w:ind w:left="120"/>
             </w:pPr>
-            <w:hyperlink w:history="1" r:id="rIdwp8gg3pyauyr82rurxlev">
+            <w:hyperlink w:history="1" r:id="rId02cdkpad7farfifn4csg6">
               <w:r>
                 <w:rPr>
                   <w:rFonts w:ascii="Arial" w:cs="Arial" w:eastAsia="Arial" w:hAnsi="Arial"/>
@@ -13419,7 +13419,7 @@
               <w:spacing w:after="10" w:before="0"/>
               <w:ind w:left="120"/>
             </w:pPr>
-            <w:hyperlink w:history="1" r:id="rId0v1wf5wggl5z0jzzuzxf7">
+            <w:hyperlink w:history="1" r:id="rIdnbs1fzni12tv5ueizppim">
               <w:r>
                 <w:rPr>
                   <w:rFonts w:ascii="Arial" w:cs="Arial" w:eastAsia="Arial" w:hAnsi="Arial"/>
@@ -13946,7 +13946,7 @@
         </w:rPr>
         <w:t xml:space="preserve">© 2026 SeaVuria and ARES. Aligned with KICD objectives. Developed by SeaVuria; technical implementation by ARES (with AI assistance from Claude). Licensed under </w:t>
       </w:r>
-      <w:hyperlink w:history="1" r:id="rId3hifmtisquizeuybskywp">
+      <w:hyperlink w:history="1" r:id="rIdnlnsabsifww3hm90srwoq">
         <w:r>
           <w:rPr>
             <w:rFonts w:ascii="Arial" w:cs="Arial" w:eastAsia="Arial" w:hAnsi="Arial"/>
@@ -13967,7 +13967,7 @@
         </w:rPr>
         <w:t xml:space="preserve"> (</w:t>
       </w:r>
-      <w:hyperlink w:history="1" r:id="rIdi_mdnocni4nmgcsgkmfob">
+      <w:hyperlink w:history="1" r:id="rIdrx12qaqatcd7sr5qsd9dx">
         <w:r>
           <w:rPr>
             <w:rFonts w:ascii="Arial" w:cs="Arial" w:eastAsia="Arial" w:hAnsi="Arial"/>
@@ -14997,7 +14997,7 @@
               <w:spacing w:after="10" w:before="0"/>
               <w:ind w:left="120"/>
             </w:pPr>
-            <w:hyperlink w:history="1" r:id="rIds7nuizichfzthkd4ldrhs">
+            <w:hyperlink w:history="1" r:id="rIdbout5epqyojzd0vaxgfks">
               <w:r>
                 <w:rPr>
                   <w:rFonts w:ascii="Arial" w:cs="Arial" w:eastAsia="Arial" w:hAnsi="Arial"/>
@@ -15074,7 +15074,7 @@
               <w:spacing w:after="10" w:before="0"/>
               <w:ind w:left="120"/>
             </w:pPr>
-            <w:hyperlink w:history="1" r:id="rIdt2forosbe6nspw7lehngq">
+            <w:hyperlink w:history="1" r:id="rIdxndbdrmvsvxsdk8cczklb">
               <w:r>
                 <w:rPr>
                   <w:rFonts w:ascii="Arial" w:cs="Arial" w:eastAsia="Arial" w:hAnsi="Arial"/>
@@ -15301,7 +15301,7 @@
               <w:spacing w:after="10" w:before="0"/>
               <w:ind w:left="120"/>
             </w:pPr>
-            <w:hyperlink w:history="1" r:id="rIdlvtrlrxuflinfsfvucqmp">
+            <w:hyperlink w:history="1" r:id="rIdildfpw5zz8gyfrs_h7osu">
               <w:r>
                 <w:rPr>
                   <w:rFonts w:ascii="Arial" w:cs="Arial" w:eastAsia="Arial" w:hAnsi="Arial"/>
@@ -15378,7 +15378,7 @@
               <w:spacing w:after="10" w:before="0"/>
               <w:ind w:left="120"/>
             </w:pPr>
-            <w:hyperlink w:history="1" r:id="rIdqffx4mtkmefyfuusndzmc">
+            <w:hyperlink w:history="1" r:id="rIdqstcycmbcmstefuwzglwr">
               <w:r>
                 <w:rPr>
                   <w:rFonts w:ascii="Arial" w:cs="Arial" w:eastAsia="Arial" w:hAnsi="Arial"/>
@@ -15605,7 +15605,7 @@
               <w:spacing w:after="10" w:before="0"/>
               <w:ind w:left="120"/>
             </w:pPr>
-            <w:hyperlink w:history="1" r:id="rIds7h_lib-hf2jhnos9wlbx">
+            <w:hyperlink w:history="1" r:id="rIdtwgc7da3s2fv3k76r9irq">
               <w:r>
                 <w:rPr>
                   <w:rFonts w:ascii="Arial" w:cs="Arial" w:eastAsia="Arial" w:hAnsi="Arial"/>
@@ -15682,7 +15682,7 @@
               <w:spacing w:after="10" w:before="0"/>
               <w:ind w:left="120"/>
             </w:pPr>
-            <w:hyperlink w:history="1" r:id="rId-oonhqf9duu7rjyl2oq0j">
+            <w:hyperlink w:history="1" r:id="rId_lunhf-ds6szoanwjiodq">
               <w:r>
                 <w:rPr>
                   <w:rFonts w:ascii="Arial" w:cs="Arial" w:eastAsia="Arial" w:hAnsi="Arial"/>
@@ -15909,7 +15909,7 @@
               <w:spacing w:after="10" w:before="0"/>
               <w:ind w:left="120"/>
             </w:pPr>
-            <w:hyperlink w:history="1" r:id="rIdm4g8c7nmnulr1rhp-gjbz">
+            <w:hyperlink w:history="1" r:id="rId8zi1sjazfsaijbaucvrnw">
               <w:r>
                 <w:rPr>
                   <w:rFonts w:ascii="Arial" w:cs="Arial" w:eastAsia="Arial" w:hAnsi="Arial"/>
@@ -15986,7 +15986,7 @@
               <w:spacing w:after="10" w:before="0"/>
               <w:ind w:left="120"/>
             </w:pPr>
-            <w:hyperlink w:history="1" r:id="rIdimcw9snjb_933sktrhcqz">
+            <w:hyperlink w:history="1" r:id="rIddb5tmkugwmxbh194hnlzw">
               <w:r>
                 <w:rPr>
                   <w:rFonts w:ascii="Arial" w:cs="Arial" w:eastAsia="Arial" w:hAnsi="Arial"/>
@@ -16213,7 +16213,7 @@
               <w:spacing w:after="10" w:before="0"/>
               <w:ind w:left="120"/>
             </w:pPr>
-            <w:hyperlink w:history="1" r:id="rIdg9n1kjswi2ub44fzqkga7">
+            <w:hyperlink w:history="1" r:id="rIdc9ilcsxh8zo04loelffuy">
               <w:r>
                 <w:rPr>
                   <w:rFonts w:ascii="Arial" w:cs="Arial" w:eastAsia="Arial" w:hAnsi="Arial"/>
@@ -16290,7 +16290,7 @@
               <w:spacing w:after="10" w:before="0"/>
               <w:ind w:left="120"/>
             </w:pPr>
-            <w:hyperlink w:history="1" r:id="rId_ko4jbv6mkmfwchz8f0vg">
+            <w:hyperlink w:history="1" r:id="rId_eww6wzluz4cuee43hgi2">
               <w:r>
                 <w:rPr>
                   <w:rFonts w:ascii="Arial" w:cs="Arial" w:eastAsia="Arial" w:hAnsi="Arial"/>
@@ -16817,7 +16817,7 @@
         </w:rPr>
         <w:t xml:space="preserve">© 2026 SeaVuria and ARES. Aligned with KICD objectives. Developed by SeaVuria; technical implementation by ARES (with AI assistance from Claude). Licensed under </w:t>
       </w:r>
-      <w:hyperlink w:history="1" r:id="rIdmfzhjpfmyupver9pyukvv">
+      <w:hyperlink w:history="1" r:id="rId6n4jwbvb_ygnm-hppru8i">
         <w:r>
           <w:rPr>
             <w:rFonts w:ascii="Arial" w:cs="Arial" w:eastAsia="Arial" w:hAnsi="Arial"/>
@@ -16838,7 +16838,7 @@
         </w:rPr>
         <w:t xml:space="preserve"> (</w:t>
       </w:r>
-      <w:hyperlink w:history="1" r:id="rIdiappidzs4ycixmmmd05vw">
+      <w:hyperlink w:history="1" r:id="rId2dvo7yvt2gvdywewwu5ip">
         <w:r>
           <w:rPr>
             <w:rFonts w:ascii="Arial" w:cs="Arial" w:eastAsia="Arial" w:hAnsi="Arial"/>
@@ -17868,7 +17868,7 @@
               <w:spacing w:after="10" w:before="0"/>
               <w:ind w:left="120"/>
             </w:pPr>
-            <w:hyperlink w:history="1" r:id="rIdwpmo6t-heagrweha0jgo4">
+            <w:hyperlink w:history="1" r:id="rIdle37-rnmb7lrjqmafdv42">
               <w:r>
                 <w:rPr>
                   <w:rFonts w:ascii="Arial" w:cs="Arial" w:eastAsia="Arial" w:hAnsi="Arial"/>
@@ -17928,7 +17928,7 @@
             <w:pPr>
               <w:spacing w:after="20" w:before="0"/>
             </w:pPr>
-            <w:hyperlink w:history="1" r:id="rIdcwmzvutv_zzdsu50vqyyo">
+            <w:hyperlink w:history="1" r:id="rIdw_t5f996-kpuriqs0xdak">
               <w:r>
                 <w:rPr>
                   <w:rFonts w:ascii="Arial" w:cs="Arial" w:eastAsia="Arial" w:hAnsi="Arial"/>
@@ -17977,7 +17977,7 @@
               <w:spacing w:after="10" w:before="0"/>
               <w:ind w:left="120"/>
             </w:pPr>
-            <w:hyperlink w:history="1" r:id="rIdzrkfbxelfhqwjox48nfug">
+            <w:hyperlink w:history="1" r:id="rIdkbnqj2lp-mwtmjyhbrfrb">
               <w:r>
                 <w:rPr>
                   <w:rFonts w:ascii="Arial" w:cs="Arial" w:eastAsia="Arial" w:hAnsi="Arial"/>
@@ -18189,7 +18189,7 @@
               <w:spacing w:after="10" w:before="0"/>
               <w:ind w:left="120"/>
             </w:pPr>
-            <w:hyperlink w:history="1" r:id="rIdddjmlqqcu6jgu9js_jule">
+            <w:hyperlink w:history="1" r:id="rIdjazsi68h0snxbsdgk3vni">
               <w:r>
                 <w:rPr>
                   <w:rFonts w:ascii="Arial" w:cs="Arial" w:eastAsia="Arial" w:hAnsi="Arial"/>
@@ -18249,7 +18249,7 @@
             <w:pPr>
               <w:spacing w:after="20" w:before="0"/>
             </w:pPr>
-            <w:hyperlink w:history="1" r:id="rIde1ak-fuegojtg5rm4syhb">
+            <w:hyperlink w:history="1" r:id="rIdswu7s9qtqviprxkithai9">
               <w:r>
                 <w:rPr>
                   <w:rFonts w:ascii="Arial" w:cs="Arial" w:eastAsia="Arial" w:hAnsi="Arial"/>
@@ -18298,7 +18298,7 @@
               <w:spacing w:after="10" w:before="0"/>
               <w:ind w:left="120"/>
             </w:pPr>
-            <w:hyperlink w:history="1" r:id="rIdawuz9jmd5kyjgkzmjis_w">
+            <w:hyperlink w:history="1" r:id="rIdtj4uhn-zvzsrqbs8uo_pa">
               <w:r>
                 <w:rPr>
                   <w:rFonts w:ascii="Arial" w:cs="Arial" w:eastAsia="Arial" w:hAnsi="Arial"/>
@@ -18510,7 +18510,7 @@
               <w:spacing w:after="10" w:before="0"/>
               <w:ind w:left="120"/>
             </w:pPr>
-            <w:hyperlink w:history="1" r:id="rIdynu3eerzt1mk2iugshfbu">
+            <w:hyperlink w:history="1" r:id="rIdawoy8wzqwv7v_ksvbtnqr">
               <w:r>
                 <w:rPr>
                   <w:rFonts w:ascii="Arial" w:cs="Arial" w:eastAsia="Arial" w:hAnsi="Arial"/>
@@ -18570,7 +18570,7 @@
             <w:pPr>
               <w:spacing w:after="20" w:before="0"/>
             </w:pPr>
-            <w:hyperlink w:history="1" r:id="rIdrk8lduhbqxovfrg0giynx">
+            <w:hyperlink w:history="1" r:id="rIddfygbelzxqlkgo1txupys">
               <w:r>
                 <w:rPr>
                   <w:rFonts w:ascii="Arial" w:cs="Arial" w:eastAsia="Arial" w:hAnsi="Arial"/>
@@ -18619,7 +18619,7 @@
               <w:spacing w:after="10" w:before="0"/>
               <w:ind w:left="120"/>
             </w:pPr>
-            <w:hyperlink w:history="1" r:id="rIdynxrhahjqagxabmzp78qp">
+            <w:hyperlink w:history="1" r:id="rId62zay23iqmhmm24h0fn-x">
               <w:r>
                 <w:rPr>
                   <w:rFonts w:ascii="Arial" w:cs="Arial" w:eastAsia="Arial" w:hAnsi="Arial"/>
@@ -18831,7 +18831,7 @@
               <w:spacing w:after="10" w:before="0"/>
               <w:ind w:left="120"/>
             </w:pPr>
-            <w:hyperlink w:history="1" r:id="rIdpowpkgbsew3j3zmlaxvn2">
+            <w:hyperlink w:history="1" r:id="rId27xyulupjswvn6oj9wlr2">
               <w:r>
                 <w:rPr>
                   <w:rFonts w:ascii="Arial" w:cs="Arial" w:eastAsia="Arial" w:hAnsi="Arial"/>
@@ -18891,7 +18891,7 @@
             <w:pPr>
               <w:spacing w:after="20" w:before="0"/>
             </w:pPr>
-            <w:hyperlink w:history="1" r:id="rIdjkvljeaomy6dk3mlfcswz">
+            <w:hyperlink w:history="1" r:id="rIdz_2qe6el_kfyuqqzebcmd">
               <w:r>
                 <w:rPr>
                   <w:rFonts w:ascii="Arial" w:cs="Arial" w:eastAsia="Arial" w:hAnsi="Arial"/>
@@ -18940,7 +18940,7 @@
               <w:spacing w:after="10" w:before="0"/>
               <w:ind w:left="120"/>
             </w:pPr>
-            <w:hyperlink w:history="1" r:id="rIdwqdmsgmq2yeawpltra7t9">
+            <w:hyperlink w:history="1" r:id="rIdtv6_vjmximggx2mjpi_dn">
               <w:r>
                 <w:rPr>
                   <w:rFonts w:ascii="Arial" w:cs="Arial" w:eastAsia="Arial" w:hAnsi="Arial"/>
@@ -19152,7 +19152,7 @@
               <w:spacing w:after="10" w:before="0"/>
               <w:ind w:left="120"/>
             </w:pPr>
-            <w:hyperlink w:history="1" r:id="rIdsxnmpqbu6kknpnlbwossx">
+            <w:hyperlink w:history="1" r:id="rIdn826ym_rf53pe9mvacmg9">
               <w:r>
                 <w:rPr>
                   <w:rFonts w:ascii="Arial" w:cs="Arial" w:eastAsia="Arial" w:hAnsi="Arial"/>
@@ -19212,7 +19212,7 @@
             <w:pPr>
               <w:spacing w:after="20" w:before="0"/>
             </w:pPr>
-            <w:hyperlink w:history="1" r:id="rIdvxozozyyqnzwt8e8aofta">
+            <w:hyperlink w:history="1" r:id="rIdg5tcfnca7vutqpch5rtmh">
               <w:r>
                 <w:rPr>
                   <w:rFonts w:ascii="Arial" w:cs="Arial" w:eastAsia="Arial" w:hAnsi="Arial"/>
@@ -19261,7 +19261,7 @@
               <w:spacing w:after="10" w:before="0"/>
               <w:ind w:left="120"/>
             </w:pPr>
-            <w:hyperlink w:history="1" r:id="rIdwwvc9zjbs5sgab8qnqpqj">
+            <w:hyperlink w:history="1" r:id="rIdib5zquyf4uq3_xcgrtfvu">
               <w:r>
                 <w:rPr>
                   <w:rFonts w:ascii="Arial" w:cs="Arial" w:eastAsia="Arial" w:hAnsi="Arial"/>
@@ -19773,7 +19773,7 @@
         </w:rPr>
         <w:t xml:space="preserve">© 2026 SeaVuria and ARES. Aligned with KICD objectives. Developed by SeaVuria; technical implementation by ARES (with AI assistance from Claude). Licensed under </w:t>
       </w:r>
-      <w:hyperlink w:history="1" r:id="rId1yuxmbuwijwwv8jh6orcd">
+      <w:hyperlink w:history="1" r:id="rId5mt-ndplagw5vrfcqpaqq">
         <w:r>
           <w:rPr>
             <w:rFonts w:ascii="Arial" w:cs="Arial" w:eastAsia="Arial" w:hAnsi="Arial"/>
@@ -19794,7 +19794,7 @@
         </w:rPr>
         <w:t xml:space="preserve"> (</w:t>
       </w:r>
-      <w:hyperlink w:history="1" r:id="rIdfkmyy4x6_jxuyxspe4mc7">
+      <w:hyperlink w:history="1" r:id="rIdzacq6qasu_mxtwss8b4nl">
         <w:r>
           <w:rPr>
             <w:rFonts w:ascii="Arial" w:cs="Arial" w:eastAsia="Arial" w:hAnsi="Arial"/>
@@ -20807,7 +20807,7 @@
             <w:pPr>
               <w:spacing w:after="20" w:before="0"/>
             </w:pPr>
-            <w:hyperlink w:history="1" r:id="rIdgldraicaxppt93clxqgwk">
+            <w:hyperlink w:history="1" r:id="rId40up5xdlhuttxu6o093l3">
               <w:r>
                 <w:rPr>
                   <w:rFonts w:ascii="Arial" w:cs="Arial" w:eastAsia="Arial" w:hAnsi="Arial"/>
@@ -20840,7 +20840,7 @@
               <w:spacing w:after="10" w:before="0"/>
               <w:ind w:left="120"/>
             </w:pPr>
-            <w:hyperlink w:history="1" r:id="rIdbcwzs4oxuy0uugorshifc">
+            <w:hyperlink w:history="1" r:id="rId7hcnt8eryqtwpdci3lvkx">
               <w:r>
                 <w:rPr>
                   <w:rFonts w:ascii="Arial" w:cs="Arial" w:eastAsia="Arial" w:hAnsi="Arial"/>
@@ -20902,7 +20902,7 @@
               <w:spacing w:after="10" w:before="0"/>
               <w:ind w:left="120"/>
             </w:pPr>
-            <w:hyperlink w:history="1" r:id="rIdathj2wkh2j1tgon3-wnzs">
+            <w:hyperlink w:history="1" r:id="rIdm7pgwoshql1h2q3grbb4j">
               <w:r>
                 <w:rPr>
                   <w:rFonts w:ascii="Arial" w:cs="Arial" w:eastAsia="Arial" w:hAnsi="Arial"/>
@@ -21112,7 +21112,7 @@
             <w:pPr>
               <w:spacing w:after="20" w:before="0"/>
             </w:pPr>
-            <w:hyperlink w:history="1" r:id="rIdhi938f9syp6t3vtvrhnbg">
+            <w:hyperlink w:history="1" r:id="rIdwzrsqeny8v_lzzlyv2oko">
               <w:r>
                 <w:rPr>
                   <w:rFonts w:ascii="Arial" w:cs="Arial" w:eastAsia="Arial" w:hAnsi="Arial"/>
@@ -21145,7 +21145,7 @@
               <w:spacing w:after="10" w:before="0"/>
               <w:ind w:left="120"/>
             </w:pPr>
-            <w:hyperlink w:history="1" r:id="rId_bc1h7oplnamzr_botakg">
+            <w:hyperlink w:history="1" r:id="rIdbxs5ltgqkv0g4h8qnfikt">
               <w:r>
                 <w:rPr>
                   <w:rFonts w:ascii="Arial" w:cs="Arial" w:eastAsia="Arial" w:hAnsi="Arial"/>
@@ -21207,7 +21207,7 @@
               <w:spacing w:after="10" w:before="0"/>
               <w:ind w:left="120"/>
             </w:pPr>
-            <w:hyperlink w:history="1" r:id="rIdgwaqpyaqpf4n2n_itobmu">
+            <w:hyperlink w:history="1" r:id="rId8oik1gjhgkx2pkvhqxc2_">
               <w:r>
                 <w:rPr>
                   <w:rFonts w:ascii="Arial" w:cs="Arial" w:eastAsia="Arial" w:hAnsi="Arial"/>
@@ -21417,7 +21417,7 @@
             <w:pPr>
               <w:spacing w:after="20" w:before="0"/>
             </w:pPr>
-            <w:hyperlink w:history="1" r:id="rIdpu4l4zyd5erff4mw3kyq6">
+            <w:hyperlink w:history="1" r:id="rIdtcvyvqutmt3a4witoxv7_">
               <w:r>
                 <w:rPr>
                   <w:rFonts w:ascii="Arial" w:cs="Arial" w:eastAsia="Arial" w:hAnsi="Arial"/>
@@ -21466,7 +21466,7 @@
               <w:spacing w:after="10" w:before="0"/>
               <w:ind w:left="120"/>
             </w:pPr>
-            <w:hyperlink w:history="1" r:id="rIdsa5ij4lheba1z_99lznip">
+            <w:hyperlink w:history="1" r:id="rIdronr0-iym_qlywpawrh_8">
               <w:r>
                 <w:rPr>
                   <w:rFonts w:ascii="Arial" w:cs="Arial" w:eastAsia="Arial" w:hAnsi="Arial"/>
@@ -21528,7 +21528,7 @@
               <w:spacing w:after="10" w:before="0"/>
               <w:ind w:left="120"/>
             </w:pPr>
-            <w:hyperlink w:history="1" r:id="rId5ghgx4gn4xvnz8s1ibmkl">
+            <w:hyperlink w:history="1" r:id="rId2vqx9oi45mfeltd0wjou0">
               <w:r>
                 <w:rPr>
                   <w:rFonts w:ascii="Arial" w:cs="Arial" w:eastAsia="Arial" w:hAnsi="Arial"/>
@@ -21738,7 +21738,7 @@
             <w:pPr>
               <w:spacing w:after="20" w:before="0"/>
             </w:pPr>
-            <w:hyperlink w:history="1" r:id="rIdtyib5m5i6sfzbx3gbbqvr">
+            <w:hyperlink w:history="1" r:id="rIddp9p_za2fs1es4slawgre">
               <w:r>
                 <w:rPr>
                   <w:rFonts w:ascii="Arial" w:cs="Arial" w:eastAsia="Arial" w:hAnsi="Arial"/>
@@ -21771,7 +21771,7 @@
               <w:spacing w:after="10" w:before="0"/>
               <w:ind w:left="120"/>
             </w:pPr>
-            <w:hyperlink w:history="1" r:id="rIdnnjj43lkw2kpxoafhjigs">
+            <w:hyperlink w:history="1" r:id="rId_jgtednv-ecofjm4wdbiv">
               <w:r>
                 <w:rPr>
                   <w:rFonts w:ascii="Arial" w:cs="Arial" w:eastAsia="Arial" w:hAnsi="Arial"/>
@@ -21833,7 +21833,7 @@
               <w:spacing w:after="10" w:before="0"/>
               <w:ind w:left="120"/>
             </w:pPr>
-            <w:hyperlink w:history="1" r:id="rId5muh-huqwdb4n75mapnl7">
+            <w:hyperlink w:history="1" r:id="rId3jgoycvikpjtschckw4jc">
               <w:r>
                 <w:rPr>
                   <w:rFonts w:ascii="Arial" w:cs="Arial" w:eastAsia="Arial" w:hAnsi="Arial"/>
@@ -22043,7 +22043,7 @@
             <w:pPr>
               <w:spacing w:after="20" w:before="0"/>
             </w:pPr>
-            <w:hyperlink w:history="1" r:id="rIddejclcvyg4dcw_k9cueis">
+            <w:hyperlink w:history="1" r:id="rId7q5dp_1fipqe16rp7veq7">
               <w:r>
                 <w:rPr>
                   <w:rFonts w:ascii="Arial" w:cs="Arial" w:eastAsia="Arial" w:hAnsi="Arial"/>
@@ -22076,7 +22076,7 @@
               <w:spacing w:after="10" w:before="0"/>
               <w:ind w:left="120"/>
             </w:pPr>
-            <w:hyperlink w:history="1" r:id="rIdcart3uemfvrtwu2an69xp">
+            <w:hyperlink w:history="1" r:id="rId9p6exhtjqlaasfbkuv24s">
               <w:r>
                 <w:rPr>
                   <w:rFonts w:ascii="Arial" w:cs="Arial" w:eastAsia="Arial" w:hAnsi="Arial"/>
@@ -22138,7 +22138,7 @@
               <w:spacing w:after="10" w:before="0"/>
               <w:ind w:left="120"/>
             </w:pPr>
-            <w:hyperlink w:history="1" r:id="rIdmnedyjpaewat2ndm88cfj">
+            <w:hyperlink w:history="1" r:id="rIdujx6bf33cjpyxahzwqyl6">
               <w:r>
                 <w:rPr>
                   <w:rFonts w:ascii="Arial" w:cs="Arial" w:eastAsia="Arial" w:hAnsi="Arial"/>
@@ -22665,7 +22665,7 @@
         </w:rPr>
         <w:t xml:space="preserve">© 2026 SeaVuria and ARES. Aligned with KICD objectives. Developed by SeaVuria; technical implementation by ARES (with AI assistance from Claude). Licensed under </w:t>
       </w:r>
-      <w:hyperlink w:history="1" r:id="rIdhnsc9arliwgtuc8zerd82">
+      <w:hyperlink w:history="1" r:id="rIdfyg14lb1ukc3l3lowhiky">
         <w:r>
           <w:rPr>
             <w:rFonts w:ascii="Arial" w:cs="Arial" w:eastAsia="Arial" w:hAnsi="Arial"/>
@@ -22686,7 +22686,7 @@
         </w:rPr>
         <w:t xml:space="preserve"> (</w:t>
       </w:r>
-      <w:hyperlink w:history="1" r:id="rIdktximxv15k42s_83emaok">
+      <w:hyperlink w:history="1" r:id="rIdywtx4rra2v8imidg98zpt">
         <w:r>
           <w:rPr>
             <w:rFonts w:ascii="Arial" w:cs="Arial" w:eastAsia="Arial" w:hAnsi="Arial"/>
@@ -23699,7 +23699,7 @@
             <w:pPr>
               <w:spacing w:after="20" w:before="0"/>
             </w:pPr>
-            <w:hyperlink w:history="1" r:id="rIdusfwgcfzvnqxpwd6x3n0_">
+            <w:hyperlink w:history="1" r:id="rIdzqw0zow-or3o8te1xxrsp">
               <w:r>
                 <w:rPr>
                   <w:rFonts w:ascii="Arial" w:cs="Arial" w:eastAsia="Arial" w:hAnsi="Arial"/>
@@ -23732,7 +23732,7 @@
               <w:spacing w:after="10" w:before="0"/>
               <w:ind w:left="120"/>
             </w:pPr>
-            <w:hyperlink w:history="1" r:id="rIdqfmmnrk0fwmkulje407xf">
+            <w:hyperlink w:history="1" r:id="rId4w3g3t7fxzhoa_b_ompmv">
               <w:r>
                 <w:rPr>
                   <w:rFonts w:ascii="Arial" w:cs="Arial" w:eastAsia="Arial" w:hAnsi="Arial"/>
@@ -23777,7 +23777,7 @@
             <w:pPr>
               <w:spacing w:after="20" w:before="0"/>
             </w:pPr>
-            <w:hyperlink w:history="1" r:id="rId9n5ya23d5xxhe05m-qjqi">
+            <w:hyperlink w:history="1" r:id="rId3ave_bh5ffr3yc4bkhnhs">
               <w:r>
                 <w:rPr>
                   <w:rFonts w:ascii="Arial" w:cs="Arial" w:eastAsia="Arial" w:hAnsi="Arial"/>
@@ -23810,7 +23810,7 @@
               <w:spacing w:after="10" w:before="0"/>
               <w:ind w:left="120"/>
             </w:pPr>
-            <w:hyperlink w:history="1" r:id="rIddaazswzwtdn_csvt-jogj">
+            <w:hyperlink w:history="1" r:id="rIdto5shm0jp5oe4sw7ai2zj">
               <w:r>
                 <w:rPr>
                   <w:rFonts w:ascii="Arial" w:cs="Arial" w:eastAsia="Arial" w:hAnsi="Arial"/>
@@ -24005,7 +24005,7 @@
             <w:pPr>
               <w:spacing w:after="20" w:before="0"/>
             </w:pPr>
-            <w:hyperlink w:history="1" r:id="rId0d2fv3leolkqta6k276ro">
+            <w:hyperlink w:history="1" r:id="rIdcs-18ca7ybrkpenqk5mdk">
               <w:r>
                 <w:rPr>
                   <w:rFonts w:ascii="Arial" w:cs="Arial" w:eastAsia="Arial" w:hAnsi="Arial"/>
@@ -24038,7 +24038,7 @@
               <w:spacing w:after="10" w:before="0"/>
               <w:ind w:left="120"/>
             </w:pPr>
-            <w:hyperlink w:history="1" r:id="rIdf0zdctv5gehpcbdq2hmt1">
+            <w:hyperlink w:history="1" r:id="rIdsfm0dtzlcribnfzqebzb3">
               <w:r>
                 <w:rPr>
                   <w:rFonts w:ascii="Arial" w:cs="Arial" w:eastAsia="Arial" w:hAnsi="Arial"/>
@@ -24083,7 +24083,7 @@
             <w:pPr>
               <w:spacing w:after="20" w:before="0"/>
             </w:pPr>
-            <w:hyperlink w:history="1" r:id="rIdyltoequwcbckpgjavjyde">
+            <w:hyperlink w:history="1" r:id="rIdwjfcwiand9hm9z-iiih-e">
               <w:r>
                 <w:rPr>
                   <w:rFonts w:ascii="Arial" w:cs="Arial" w:eastAsia="Arial" w:hAnsi="Arial"/>
@@ -24116,7 +24116,7 @@
               <w:spacing w:after="10" w:before="0"/>
               <w:ind w:left="120"/>
             </w:pPr>
-            <w:hyperlink w:history="1" r:id="rIdwbvtegrfzugwni2h1tz8-">
+            <w:hyperlink w:history="1" r:id="rIdbu8mz7gjlfivyjsbhcnz1">
               <w:r>
                 <w:rPr>
                   <w:rFonts w:ascii="Arial" w:cs="Arial" w:eastAsia="Arial" w:hAnsi="Arial"/>
@@ -24311,7 +24311,7 @@
             <w:pPr>
               <w:spacing w:after="20" w:before="0"/>
             </w:pPr>
-            <w:hyperlink w:history="1" r:id="rIdej2wajoe3squqvl0o28io">
+            <w:hyperlink w:history="1" r:id="rIdy8mznfl5c44stxwxy1n2p">
               <w:r>
                 <w:rPr>
                   <w:rFonts w:ascii="Arial" w:cs="Arial" w:eastAsia="Arial" w:hAnsi="Arial"/>
@@ -24360,7 +24360,7 @@
               <w:spacing w:after="10" w:before="0"/>
               <w:ind w:left="120"/>
             </w:pPr>
-            <w:hyperlink w:history="1" r:id="rIdlhy4olt2zytwlvkjgrh96">
+            <w:hyperlink w:history="1" r:id="rIdgtttkbsdk-jj7s5p645s1">
               <w:r>
                 <w:rPr>
                   <w:rFonts w:ascii="Arial" w:cs="Arial" w:eastAsia="Arial" w:hAnsi="Arial"/>
@@ -24405,7 +24405,7 @@
             <w:pPr>
               <w:spacing w:after="20" w:before="0"/>
             </w:pPr>
-            <w:hyperlink w:history="1" r:id="rIdgwssw0gqknsc4u2l6nwpi">
+            <w:hyperlink w:history="1" r:id="rIdd5rvyu49essffbosihvfb">
               <w:r>
                 <w:rPr>
                   <w:rFonts w:ascii="Arial" w:cs="Arial" w:eastAsia="Arial" w:hAnsi="Arial"/>
@@ -24438,7 +24438,7 @@
               <w:spacing w:after="10" w:before="0"/>
               <w:ind w:left="120"/>
             </w:pPr>
-            <w:hyperlink w:history="1" r:id="rIdgjyuhirea9sojwl-wzkrq">
+            <w:hyperlink w:history="1" r:id="rIdc1xqk0w73cx7xucpp2inx">
               <w:r>
                 <w:rPr>
                   <w:rFonts w:ascii="Arial" w:cs="Arial" w:eastAsia="Arial" w:hAnsi="Arial"/>
@@ -24633,7 +24633,7 @@
             <w:pPr>
               <w:spacing w:after="20" w:before="0"/>
             </w:pPr>
-            <w:hyperlink w:history="1" r:id="rIddplm9deqcav-1kca1byrz">
+            <w:hyperlink w:history="1" r:id="rIdymlap_v2w1ad6pamni8ox">
               <w:r>
                 <w:rPr>
                   <w:rFonts w:ascii="Arial" w:cs="Arial" w:eastAsia="Arial" w:hAnsi="Arial"/>
@@ -24682,7 +24682,7 @@
               <w:spacing w:after="10" w:before="0"/>
               <w:ind w:left="120"/>
             </w:pPr>
-            <w:hyperlink w:history="1" r:id="rIdqfmzhbiyroiqtap2kjexg">
+            <w:hyperlink w:history="1" r:id="rId3f-qakdabswzknj7jgroy">
               <w:r>
                 <w:rPr>
                   <w:rFonts w:ascii="Arial" w:cs="Arial" w:eastAsia="Arial" w:hAnsi="Arial"/>
@@ -24727,7 +24727,7 @@
             <w:pPr>
               <w:spacing w:after="20" w:before="0"/>
             </w:pPr>
-            <w:hyperlink w:history="1" r:id="rIdhkqhhdeiqbsmvnixmwq9w">
+            <w:hyperlink w:history="1" r:id="rIdvsx5vnahbkjbtfgq7n60a">
               <w:r>
                 <w:rPr>
                   <w:rFonts w:ascii="Arial" w:cs="Arial" w:eastAsia="Arial" w:hAnsi="Arial"/>
@@ -24760,7 +24760,7 @@
               <w:spacing w:after="10" w:before="0"/>
               <w:ind w:left="120"/>
             </w:pPr>
-            <w:hyperlink w:history="1" r:id="rIdbbkwqcvh2ezvqgj_8sgif">
+            <w:hyperlink w:history="1" r:id="rIddky9teqbj9y-28xmypxrm">
               <w:r>
                 <w:rPr>
                   <w:rFonts w:ascii="Arial" w:cs="Arial" w:eastAsia="Arial" w:hAnsi="Arial"/>
@@ -24955,7 +24955,7 @@
             <w:pPr>
               <w:spacing w:after="20" w:before="0"/>
             </w:pPr>
-            <w:hyperlink w:history="1" r:id="rId19s_3fzg1mpgy90q3akrm">
+            <w:hyperlink w:history="1" r:id="rIduapsistrtv19a1py1xukz">
               <w:r>
                 <w:rPr>
                   <w:rFonts w:ascii="Arial" w:cs="Arial" w:eastAsia="Arial" w:hAnsi="Arial"/>
@@ -24988,7 +24988,7 @@
               <w:spacing w:after="10" w:before="0"/>
               <w:ind w:left="120"/>
             </w:pPr>
-            <w:hyperlink w:history="1" r:id="rIduulj4wfcqgrlfuivpe_lo">
+            <w:hyperlink w:history="1" r:id="rId8auvpl8t1fxsslgwlh2s9">
               <w:r>
                 <w:rPr>
                   <w:rFonts w:ascii="Arial" w:cs="Arial" w:eastAsia="Arial" w:hAnsi="Arial"/>
@@ -25033,7 +25033,7 @@
             <w:pPr>
               <w:spacing w:after="20" w:before="0"/>
             </w:pPr>
-            <w:hyperlink w:history="1" r:id="rIdhr3cqrok2ckjy6yp0rto2">
+            <w:hyperlink w:history="1" r:id="rIdd0fxbzlv2mce9jkxqp19e">
               <w:r>
                 <w:rPr>
                   <w:rFonts w:ascii="Arial" w:cs="Arial" w:eastAsia="Arial" w:hAnsi="Arial"/>
@@ -25066,7 +25066,7 @@
               <w:spacing w:after="10" w:before="0"/>
               <w:ind w:left="120"/>
             </w:pPr>
-            <w:hyperlink w:history="1" r:id="rIdq1jnm-79lk9nlleduqhxz">
+            <w:hyperlink w:history="1" r:id="rIdk5onwtlfwjrgdhdbgkihw">
               <w:r>
                 <w:rPr>
                   <w:rFonts w:ascii="Arial" w:cs="Arial" w:eastAsia="Arial" w:hAnsi="Arial"/>
@@ -25578,7 +25578,7 @@
         </w:rPr>
         <w:t xml:space="preserve">© 2026 SeaVuria and ARES. Aligned with KICD objectives. Developed by SeaVuria; technical implementation by ARES (with AI assistance from Claude). Licensed under </w:t>
       </w:r>
-      <w:hyperlink w:history="1" r:id="rIdmi7-l83did6ompfvtgkce">
+      <w:hyperlink w:history="1" r:id="rIdlz9laowfuyqc3r34p9agd">
         <w:r>
           <w:rPr>
             <w:rFonts w:ascii="Arial" w:cs="Arial" w:eastAsia="Arial" w:hAnsi="Arial"/>
@@ -25599,7 +25599,7 @@
         </w:rPr>
         <w:t xml:space="preserve"> (</w:t>
       </w:r>
-      <w:hyperlink w:history="1" r:id="rIdqqdoeytou36_86zpstsmh">
+      <w:hyperlink w:history="1" r:id="rIdod-tevkovvikyy99dgbyf">
         <w:r>
           <w:rPr>
             <w:rFonts w:ascii="Arial" w:cs="Arial" w:eastAsia="Arial" w:hAnsi="Arial"/>

--- a/data/outputs/v2/Grade11/Biology/Lesson_Plans/SS1.3_Taxonomy_II/Biology_Taxonomy_II_CBE_LessonSequence.docx
+++ b/data/outputs/v2/Grade11/Biology/Lesson_Plans/SS1.3_Taxonomy_II/Biology_Taxonomy_II_CBE_LessonSequence.docx
@@ -2232,7 +2232,7 @@
         </w:rPr>
         <w:t xml:space="preserve">© 2026 SeaVuria and ARES. This work is licensed under a </w:t>
       </w:r>
-      <w:hyperlink w:history="1" r:id="rIdk3efc8zbmrjormjxtul9e">
+      <w:hyperlink w:history="1" r:id="rIdamqaccmh-4qzsrwmkr5oy">
         <w:r>
           <w:rPr>
             <w:rFonts w:ascii="Arial" w:cs="Arial" w:eastAsia="Arial" w:hAnsi="Arial"/>
@@ -2252,7 +2252,7 @@
         </w:rPr>
         <w:t xml:space="preserve"> (</w:t>
       </w:r>
-      <w:hyperlink w:history="1" r:id="rIdv6mxxmjwylkgfvf5msfya">
+      <w:hyperlink w:history="1" r:id="rIde4yr_jpr95bjf5rjvfqst">
         <w:r>
           <w:rPr>
             <w:rFonts w:ascii="Arial" w:cs="Arial" w:eastAsia="Arial" w:hAnsi="Arial"/>
@@ -2272,7 +2272,7 @@
         </w:rPr>
         <w:t xml:space="preserve">). To view a copy of this license, visit </w:t>
       </w:r>
-      <w:hyperlink w:history="1" r:id="rIdtr1ivfxmmt7oacjkktwd7">
+      <w:hyperlink w:history="1" r:id="rIdvjiph-lgcmil77whi1cwi">
         <w:r>
           <w:rPr>
             <w:rFonts w:ascii="Arial" w:cs="Arial" w:eastAsia="Arial" w:hAnsi="Arial"/>
@@ -3284,7 +3284,7 @@
             <w:pPr>
               <w:spacing w:after="20" w:before="0"/>
             </w:pPr>
-            <w:hyperlink w:history="1" r:id="rIdblbe322eue15hl8ytu6ww">
+            <w:hyperlink w:history="1" r:id="rIdza7ak9i44z8jjsbtcwk2k">
               <w:r>
                 <w:rPr>
                   <w:rFonts w:ascii="Arial" w:cs="Arial" w:eastAsia="Arial" w:hAnsi="Arial"/>
@@ -3317,7 +3317,7 @@
               <w:spacing w:after="10" w:before="0"/>
               <w:ind w:left="120"/>
             </w:pPr>
-            <w:hyperlink w:history="1" r:id="rIdjfi0y4ey1nme4ybsnhqcp">
+            <w:hyperlink w:history="1" r:id="rIdafya3rakgqipgxlfayhon">
               <w:r>
                 <w:rPr>
                   <w:rFonts w:ascii="Arial" w:cs="Arial" w:eastAsia="Arial" w:hAnsi="Arial"/>
@@ -3362,7 +3362,7 @@
             <w:pPr>
               <w:spacing w:after="20" w:before="0"/>
             </w:pPr>
-            <w:hyperlink w:history="1" r:id="rIdq2cqve9zxa2y5xxkwrcm9">
+            <w:hyperlink w:history="1" r:id="rIdooecqduhgv38vsjjeqoqg">
               <w:r>
                 <w:rPr>
                   <w:rFonts w:ascii="Arial" w:cs="Arial" w:eastAsia="Arial" w:hAnsi="Arial"/>
@@ -3411,7 +3411,7 @@
               <w:spacing w:after="10" w:before="0"/>
               <w:ind w:left="120"/>
             </w:pPr>
-            <w:hyperlink w:history="1" r:id="rIdfllyimtvlna1cp9buegvl">
+            <w:hyperlink w:history="1" r:id="rId7xmbj37x6ltcvtxhszk0y">
               <w:r>
                 <w:rPr>
                   <w:rFonts w:ascii="Arial" w:cs="Arial" w:eastAsia="Arial" w:hAnsi="Arial"/>
@@ -3606,7 +3606,7 @@
             <w:pPr>
               <w:spacing w:after="20" w:before="0"/>
             </w:pPr>
-            <w:hyperlink w:history="1" r:id="rIdh0fzimwpvodqnp8vf6ynr">
+            <w:hyperlink w:history="1" r:id="rId3lt3kqyq1t6ct7r9wagpl">
               <w:r>
                 <w:rPr>
                   <w:rFonts w:ascii="Arial" w:cs="Arial" w:eastAsia="Arial" w:hAnsi="Arial"/>
@@ -3639,7 +3639,7 @@
               <w:spacing w:after="10" w:before="0"/>
               <w:ind w:left="120"/>
             </w:pPr>
-            <w:hyperlink w:history="1" r:id="rIdk_irsy5lasnylcm1k8d8u">
+            <w:hyperlink w:history="1" r:id="rIdfrfgnzdjchja-rye11keb">
               <w:r>
                 <w:rPr>
                   <w:rFonts w:ascii="Arial" w:cs="Arial" w:eastAsia="Arial" w:hAnsi="Arial"/>
@@ -3684,7 +3684,7 @@
             <w:pPr>
               <w:spacing w:after="20" w:before="0"/>
             </w:pPr>
-            <w:hyperlink w:history="1" r:id="rIdgvvmt8vcq0w1qhndhvsbz">
+            <w:hyperlink w:history="1" r:id="rId3pllfc9nhonmcwiku893q">
               <w:r>
                 <w:rPr>
                   <w:rFonts w:ascii="Arial" w:cs="Arial" w:eastAsia="Arial" w:hAnsi="Arial"/>
@@ -3733,7 +3733,7 @@
               <w:spacing w:after="10" w:before="0"/>
               <w:ind w:left="120"/>
             </w:pPr>
-            <w:hyperlink w:history="1" r:id="rIdbjrygvkjyfatuosepxeac">
+            <w:hyperlink w:history="1" r:id="rIdksgjlq7tj_jnozjpodmav">
               <w:r>
                 <w:rPr>
                   <w:rFonts w:ascii="Arial" w:cs="Arial" w:eastAsia="Arial" w:hAnsi="Arial"/>
@@ -3928,7 +3928,7 @@
             <w:pPr>
               <w:spacing w:after="20" w:before="0"/>
             </w:pPr>
-            <w:hyperlink w:history="1" r:id="rId-sinrh0-bow2yecxrqdab">
+            <w:hyperlink w:history="1" r:id="rId3rplw0f8kb2vacwz38jgr">
               <w:r>
                 <w:rPr>
                   <w:rFonts w:ascii="Arial" w:cs="Arial" w:eastAsia="Arial" w:hAnsi="Arial"/>
@@ -3977,7 +3977,7 @@
               <w:spacing w:after="10" w:before="0"/>
               <w:ind w:left="120"/>
             </w:pPr>
-            <w:hyperlink w:history="1" r:id="rIdao1n6t4al3cdlouydgpux">
+            <w:hyperlink w:history="1" r:id="rIdhmwstrac3cvqcevqvcd3i">
               <w:r>
                 <w:rPr>
                   <w:rFonts w:ascii="Arial" w:cs="Arial" w:eastAsia="Arial" w:hAnsi="Arial"/>
@@ -4022,7 +4022,7 @@
             <w:pPr>
               <w:spacing w:after="20" w:before="0"/>
             </w:pPr>
-            <w:hyperlink w:history="1" r:id="rIdqa3fodzxbzrvsudagt04y">
+            <w:hyperlink w:history="1" r:id="rId1oh0t118fmbgxkum4kjpw">
               <w:r>
                 <w:rPr>
                   <w:rFonts w:ascii="Arial" w:cs="Arial" w:eastAsia="Arial" w:hAnsi="Arial"/>
@@ -4071,7 +4071,7 @@
               <w:spacing w:after="10" w:before="0"/>
               <w:ind w:left="120"/>
             </w:pPr>
-            <w:hyperlink w:history="1" r:id="rIddxvakj4hml6sbn3yhcefb">
+            <w:hyperlink w:history="1" r:id="rId_xnl7fop_hzbdgtr48rkf">
               <w:r>
                 <w:rPr>
                   <w:rFonts w:ascii="Arial" w:cs="Arial" w:eastAsia="Arial" w:hAnsi="Arial"/>
@@ -4266,7 +4266,7 @@
             <w:pPr>
               <w:spacing w:after="20" w:before="0"/>
             </w:pPr>
-            <w:hyperlink w:history="1" r:id="rIdyuhkwlinyrqddf-si23pz">
+            <w:hyperlink w:history="1" r:id="rIdgqlbnzwy_pmjeinyeltba">
               <w:r>
                 <w:rPr>
                   <w:rFonts w:ascii="Arial" w:cs="Arial" w:eastAsia="Arial" w:hAnsi="Arial"/>
@@ -4315,7 +4315,7 @@
               <w:spacing w:after="10" w:before="0"/>
               <w:ind w:left="120"/>
             </w:pPr>
-            <w:hyperlink w:history="1" r:id="rIdtycxdpywslthp_o_8cnr3">
+            <w:hyperlink w:history="1" r:id="rIds9enhafmd-4k-hacciad5">
               <w:r>
                 <w:rPr>
                   <w:rFonts w:ascii="Arial" w:cs="Arial" w:eastAsia="Arial" w:hAnsi="Arial"/>
@@ -4360,7 +4360,7 @@
             <w:pPr>
               <w:spacing w:after="20" w:before="0"/>
             </w:pPr>
-            <w:hyperlink w:history="1" r:id="rIdeyxendyevcpbe3keggjj3">
+            <w:hyperlink w:history="1" r:id="rId_ookkzatfx3q-0__41axf">
               <w:r>
                 <w:rPr>
                   <w:rFonts w:ascii="Arial" w:cs="Arial" w:eastAsia="Arial" w:hAnsi="Arial"/>
@@ -4409,7 +4409,7 @@
               <w:spacing w:after="10" w:before="0"/>
               <w:ind w:left="120"/>
             </w:pPr>
-            <w:hyperlink w:history="1" r:id="rId3c8k7t99x-42ucvcdjee9">
+            <w:hyperlink w:history="1" r:id="rIdff6cteqtduknt6bigrqdu">
               <w:r>
                 <w:rPr>
                   <w:rFonts w:ascii="Arial" w:cs="Arial" w:eastAsia="Arial" w:hAnsi="Arial"/>
@@ -4604,7 +4604,7 @@
             <w:pPr>
               <w:spacing w:after="20" w:before="0"/>
             </w:pPr>
-            <w:hyperlink w:history="1" r:id="rIdwzqwx56if7zhyglmmg1gk">
+            <w:hyperlink w:history="1" r:id="rIdlmcxqhdyke_zao_9kw3pv">
               <w:r>
                 <w:rPr>
                   <w:rFonts w:ascii="Arial" w:cs="Arial" w:eastAsia="Arial" w:hAnsi="Arial"/>
@@ -4637,7 +4637,7 @@
               <w:spacing w:after="10" w:before="0"/>
               <w:ind w:left="120"/>
             </w:pPr>
-            <w:hyperlink w:history="1" r:id="rId6a4wr5cfsogqw16uavcdg">
+            <w:hyperlink w:history="1" r:id="rIdwtnahg2lpkzw_-bcx6zpb">
               <w:r>
                 <w:rPr>
                   <w:rFonts w:ascii="Arial" w:cs="Arial" w:eastAsia="Arial" w:hAnsi="Arial"/>
@@ -4682,7 +4682,7 @@
             <w:pPr>
               <w:spacing w:after="20" w:before="0"/>
             </w:pPr>
-            <w:hyperlink w:history="1" r:id="rIdbmkkckbh07uwaqkz7mi2t">
+            <w:hyperlink w:history="1" r:id="rIdizwiwz821-axkvvjddsqv">
               <w:r>
                 <w:rPr>
                   <w:rFonts w:ascii="Arial" w:cs="Arial" w:eastAsia="Arial" w:hAnsi="Arial"/>
@@ -4731,7 +4731,7 @@
               <w:spacing w:after="10" w:before="0"/>
               <w:ind w:left="120"/>
             </w:pPr>
-            <w:hyperlink w:history="1" r:id="rIdyo8mp2pdjlosgluczxpvm">
+            <w:hyperlink w:history="1" r:id="rId5b2q5lpuxbiomkkk3xz1z">
               <w:r>
                 <w:rPr>
                   <w:rFonts w:ascii="Arial" w:cs="Arial" w:eastAsia="Arial" w:hAnsi="Arial"/>
@@ -5243,7 +5243,7 @@
         </w:rPr>
         <w:t xml:space="preserve">© 2026 SeaVuria and ARES. Aligned with KICD objectives. Developed by SeaVuria; technical implementation by ARES (with AI assistance from Claude). Licensed under </w:t>
       </w:r>
-      <w:hyperlink w:history="1" r:id="rIdzvfdtut4htrrwez1bysu5">
+      <w:hyperlink w:history="1" r:id="rIdxre-dfajxgwi2cmxvtdzg">
         <w:r>
           <w:rPr>
             <w:rFonts w:ascii="Arial" w:cs="Arial" w:eastAsia="Arial" w:hAnsi="Arial"/>
@@ -5264,7 +5264,7 @@
         </w:rPr>
         <w:t xml:space="preserve"> (</w:t>
       </w:r>
-      <w:hyperlink w:history="1" r:id="rIdl3i1uowzgjjar7muqvegb">
+      <w:hyperlink w:history="1" r:id="rIdm-ordrqtplj5ctgakyyrn">
         <w:r>
           <w:rPr>
             <w:rFonts w:ascii="Arial" w:cs="Arial" w:eastAsia="Arial" w:hAnsi="Arial"/>
@@ -6294,7 +6294,7 @@
               <w:spacing w:after="10" w:before="0"/>
               <w:ind w:left="120"/>
             </w:pPr>
-            <w:hyperlink w:history="1" r:id="rIdswdfed9vv1tm3fny7uy0c">
+            <w:hyperlink w:history="1" r:id="rIdvkdib_eu5aifjffohmdov">
               <w:r>
                 <w:rPr>
                   <w:rFonts w:ascii="Arial" w:cs="Arial" w:eastAsia="Arial" w:hAnsi="Arial"/>
@@ -6371,7 +6371,7 @@
               <w:spacing w:after="10" w:before="0"/>
               <w:ind w:left="120"/>
             </w:pPr>
-            <w:hyperlink w:history="1" r:id="rIdthyytc15ewa_vkz1q4y7k">
+            <w:hyperlink w:history="1" r:id="rId_n8dx4sz91qmxvf_ftu0o">
               <w:r>
                 <w:rPr>
                   <w:rFonts w:ascii="Arial" w:cs="Arial" w:eastAsia="Arial" w:hAnsi="Arial"/>
@@ -6598,7 +6598,7 @@
               <w:spacing w:after="10" w:before="0"/>
               <w:ind w:left="120"/>
             </w:pPr>
-            <w:hyperlink w:history="1" r:id="rIdtv0onay2amzkghdfsilmp">
+            <w:hyperlink w:history="1" r:id="rIdxow9ovthpvqakgpazmgjf">
               <w:r>
                 <w:rPr>
                   <w:rFonts w:ascii="Arial" w:cs="Arial" w:eastAsia="Arial" w:hAnsi="Arial"/>
@@ -6675,7 +6675,7 @@
               <w:spacing w:after="10" w:before="0"/>
               <w:ind w:left="120"/>
             </w:pPr>
-            <w:hyperlink w:history="1" r:id="rIdbimz9wlkiw1t4j5ompkdt">
+            <w:hyperlink w:history="1" r:id="rIdxwdporohln8qytbjvvstg">
               <w:r>
                 <w:rPr>
                   <w:rFonts w:ascii="Arial" w:cs="Arial" w:eastAsia="Arial" w:hAnsi="Arial"/>
@@ -6902,7 +6902,7 @@
               <w:spacing w:after="10" w:before="0"/>
               <w:ind w:left="120"/>
             </w:pPr>
-            <w:hyperlink w:history="1" r:id="rIdtewyvlpovkvrrqp5xzpat">
+            <w:hyperlink w:history="1" r:id="rIdbyrwmmylq7y1j-x-j0c2e">
               <w:r>
                 <w:rPr>
                   <w:rFonts w:ascii="Arial" w:cs="Arial" w:eastAsia="Arial" w:hAnsi="Arial"/>
@@ -6979,7 +6979,7 @@
               <w:spacing w:after="10" w:before="0"/>
               <w:ind w:left="120"/>
             </w:pPr>
-            <w:hyperlink w:history="1" r:id="rId2osszouwazumfudgspxpv">
+            <w:hyperlink w:history="1" r:id="rIdliw-pkvropjuvf5m3twtd">
               <w:r>
                 <w:rPr>
                   <w:rFonts w:ascii="Arial" w:cs="Arial" w:eastAsia="Arial" w:hAnsi="Arial"/>
@@ -7206,7 +7206,7 @@
               <w:spacing w:after="10" w:before="0"/>
               <w:ind w:left="120"/>
             </w:pPr>
-            <w:hyperlink w:history="1" r:id="rIdk2f0pncjsuiatsughpjx0">
+            <w:hyperlink w:history="1" r:id="rIdvmsq8p0byg72r5px5vxwc">
               <w:r>
                 <w:rPr>
                   <w:rFonts w:ascii="Arial" w:cs="Arial" w:eastAsia="Arial" w:hAnsi="Arial"/>
@@ -7283,7 +7283,7 @@
               <w:spacing w:after="10" w:before="0"/>
               <w:ind w:left="120"/>
             </w:pPr>
-            <w:hyperlink w:history="1" r:id="rIdgj87z4itptjk-xqkljm5f">
+            <w:hyperlink w:history="1" r:id="rIdziaqisqsha08w3xadz0hu">
               <w:r>
                 <w:rPr>
                   <w:rFonts w:ascii="Arial" w:cs="Arial" w:eastAsia="Arial" w:hAnsi="Arial"/>
@@ -7510,7 +7510,7 @@
               <w:spacing w:after="10" w:before="0"/>
               <w:ind w:left="120"/>
             </w:pPr>
-            <w:hyperlink w:history="1" r:id="rIdqtimdhqbcse62fqrzpyy1">
+            <w:hyperlink w:history="1" r:id="rIdmhlvcv_idmdwgxsitud-v">
               <w:r>
                 <w:rPr>
                   <w:rFonts w:ascii="Arial" w:cs="Arial" w:eastAsia="Arial" w:hAnsi="Arial"/>
@@ -7587,7 +7587,7 @@
               <w:spacing w:after="10" w:before="0"/>
               <w:ind w:left="120"/>
             </w:pPr>
-            <w:hyperlink w:history="1" r:id="rIdfkfotetteqaedml50s69x">
+            <w:hyperlink w:history="1" r:id="rId6uclgx3e5qrnn2fsapcr5">
               <w:r>
                 <w:rPr>
                   <w:rFonts w:ascii="Arial" w:cs="Arial" w:eastAsia="Arial" w:hAnsi="Arial"/>
@@ -8114,7 +8114,7 @@
         </w:rPr>
         <w:t xml:space="preserve">© 2026 SeaVuria and ARES. Aligned with KICD objectives. Developed by SeaVuria; technical implementation by ARES (with AI assistance from Claude). Licensed under </w:t>
       </w:r>
-      <w:hyperlink w:history="1" r:id="rIdgjgcendo3agx-w5lse1bb">
+      <w:hyperlink w:history="1" r:id="rIdxvqrx7rkjaje1pbearc5c">
         <w:r>
           <w:rPr>
             <w:rFonts w:ascii="Arial" w:cs="Arial" w:eastAsia="Arial" w:hAnsi="Arial"/>
@@ -8135,7 +8135,7 @@
         </w:rPr>
         <w:t xml:space="preserve"> (</w:t>
       </w:r>
-      <w:hyperlink w:history="1" r:id="rIds3hrqfz2a-ke2_r9ssmo8">
+      <w:hyperlink w:history="1" r:id="rIdr5iyw1hk9dllyjoogo9lw">
         <w:r>
           <w:rPr>
             <w:rFonts w:ascii="Arial" w:cs="Arial" w:eastAsia="Arial" w:hAnsi="Arial"/>
@@ -9148,7 +9148,7 @@
             <w:pPr>
               <w:spacing w:after="20" w:before="0"/>
             </w:pPr>
-            <w:hyperlink w:history="1" r:id="rIdixg7e2v_66ei3fk-jlt3h">
+            <w:hyperlink w:history="1" r:id="rIdrjmkizq1yozjvvncabb9z">
               <w:r>
                 <w:rPr>
                   <w:rFonts w:ascii="Arial" w:cs="Arial" w:eastAsia="Arial" w:hAnsi="Arial"/>
@@ -9197,7 +9197,7 @@
               <w:spacing w:after="10" w:before="0"/>
               <w:ind w:left="120"/>
             </w:pPr>
-            <w:hyperlink w:history="1" r:id="rIdztlbc1wbsf6vk9aiachxh">
+            <w:hyperlink w:history="1" r:id="rIdbvtgjenmbrxq83nlh6jdp">
               <w:r>
                 <w:rPr>
                   <w:rFonts w:ascii="Arial" w:cs="Arial" w:eastAsia="Arial" w:hAnsi="Arial"/>
@@ -9259,7 +9259,7 @@
               <w:spacing w:after="10" w:before="0"/>
               <w:ind w:left="120"/>
             </w:pPr>
-            <w:hyperlink w:history="1" r:id="rIdaeid4uji15wjqwfexvxmn">
+            <w:hyperlink w:history="1" r:id="rIdi7ofwn2brupr0md8k7m8y">
               <w:r>
                 <w:rPr>
                   <w:rFonts w:ascii="Arial" w:cs="Arial" w:eastAsia="Arial" w:hAnsi="Arial"/>
@@ -9469,7 +9469,7 @@
             <w:pPr>
               <w:spacing w:after="20" w:before="0"/>
             </w:pPr>
-            <w:hyperlink w:history="1" r:id="rIdxfmm_n5suszyv1quc1xyn">
+            <w:hyperlink w:history="1" r:id="rId0dpeo7nh3pc8osj4n27ru">
               <w:r>
                 <w:rPr>
                   <w:rFonts w:ascii="Arial" w:cs="Arial" w:eastAsia="Arial" w:hAnsi="Arial"/>
@@ -9518,7 +9518,7 @@
               <w:spacing w:after="10" w:before="0"/>
               <w:ind w:left="120"/>
             </w:pPr>
-            <w:hyperlink w:history="1" r:id="rIdvr-4tq_fo7hxcochondey">
+            <w:hyperlink w:history="1" r:id="rId5udlbghvtmvmbhkhvojat">
               <w:r>
                 <w:rPr>
                   <w:rFonts w:ascii="Arial" w:cs="Arial" w:eastAsia="Arial" w:hAnsi="Arial"/>
@@ -9580,7 +9580,7 @@
               <w:spacing w:after="10" w:before="0"/>
               <w:ind w:left="120"/>
             </w:pPr>
-            <w:hyperlink w:history="1" r:id="rIdo5p1kmrt251hl5vnou54j">
+            <w:hyperlink w:history="1" r:id="rId66a8e2jbau-4tcj2chs9r">
               <w:r>
                 <w:rPr>
                   <w:rFonts w:ascii="Arial" w:cs="Arial" w:eastAsia="Arial" w:hAnsi="Arial"/>
@@ -9790,7 +9790,7 @@
             <w:pPr>
               <w:spacing w:after="20" w:before="0"/>
             </w:pPr>
-            <w:hyperlink w:history="1" r:id="rIdvig2c4a8nqwftzpksv5mb">
+            <w:hyperlink w:history="1" r:id="rIdftpg434h_qzbfxkktk-ml">
               <w:r>
                 <w:rPr>
                   <w:rFonts w:ascii="Arial" w:cs="Arial" w:eastAsia="Arial" w:hAnsi="Arial"/>
@@ -9839,7 +9839,7 @@
               <w:spacing w:after="10" w:before="0"/>
               <w:ind w:left="120"/>
             </w:pPr>
-            <w:hyperlink w:history="1" r:id="rIdc0jrxzjodqkix0efsnoll">
+            <w:hyperlink w:history="1" r:id="rIdcnrfwuahftaduz0b4yidl">
               <w:r>
                 <w:rPr>
                   <w:rFonts w:ascii="Arial" w:cs="Arial" w:eastAsia="Arial" w:hAnsi="Arial"/>
@@ -9901,7 +9901,7 @@
               <w:spacing w:after="10" w:before="0"/>
               <w:ind w:left="120"/>
             </w:pPr>
-            <w:hyperlink w:history="1" r:id="rIdh2rccmexvky6ljn7kz_qi">
+            <w:hyperlink w:history="1" r:id="rIdvvtj5dx0ogndlrxgaaxwq">
               <w:r>
                 <w:rPr>
                   <w:rFonts w:ascii="Arial" w:cs="Arial" w:eastAsia="Arial" w:hAnsi="Arial"/>
@@ -10111,7 +10111,7 @@
             <w:pPr>
               <w:spacing w:after="20" w:before="0"/>
             </w:pPr>
-            <w:hyperlink w:history="1" r:id="rIdc4jug_mrtw-jk1znbdzs0">
+            <w:hyperlink w:history="1" r:id="rIdc4sfx84rnkd13oeznk2v1">
               <w:r>
                 <w:rPr>
                   <w:rFonts w:ascii="Arial" w:cs="Arial" w:eastAsia="Arial" w:hAnsi="Arial"/>
@@ -10160,7 +10160,7 @@
               <w:spacing w:after="10" w:before="0"/>
               <w:ind w:left="120"/>
             </w:pPr>
-            <w:hyperlink w:history="1" r:id="rIdimgb2qu1b-jnhmoysusz9">
+            <w:hyperlink w:history="1" r:id="rIdf7qu0oou4grxfxc63ta5v">
               <w:r>
                 <w:rPr>
                   <w:rFonts w:ascii="Arial" w:cs="Arial" w:eastAsia="Arial" w:hAnsi="Arial"/>
@@ -10222,7 +10222,7 @@
               <w:spacing w:after="10" w:before="0"/>
               <w:ind w:left="120"/>
             </w:pPr>
-            <w:hyperlink w:history="1" r:id="rId5avs-kid34slel6tfa2cm">
+            <w:hyperlink w:history="1" r:id="rIdiw47_pv1a47qjmhl6cb1s">
               <w:r>
                 <w:rPr>
                   <w:rFonts w:ascii="Arial" w:cs="Arial" w:eastAsia="Arial" w:hAnsi="Arial"/>
@@ -10432,7 +10432,7 @@
             <w:pPr>
               <w:spacing w:after="20" w:before="0"/>
             </w:pPr>
-            <w:hyperlink w:history="1" r:id="rIdaaj1hcqjt2dad8ikv9aom">
+            <w:hyperlink w:history="1" r:id="rIdr4zn02ev97wievt89nneh">
               <w:r>
                 <w:rPr>
                   <w:rFonts w:ascii="Arial" w:cs="Arial" w:eastAsia="Arial" w:hAnsi="Arial"/>
@@ -10481,7 +10481,7 @@
               <w:spacing w:after="10" w:before="0"/>
               <w:ind w:left="120"/>
             </w:pPr>
-            <w:hyperlink w:history="1" r:id="rIddcmik2eznta3zzgc-iwgs">
+            <w:hyperlink w:history="1" r:id="rIdg60elwhmdbhx13nfbonmo">
               <w:r>
                 <w:rPr>
                   <w:rFonts w:ascii="Arial" w:cs="Arial" w:eastAsia="Arial" w:hAnsi="Arial"/>
@@ -10543,7 +10543,7 @@
               <w:spacing w:after="10" w:before="0"/>
               <w:ind w:left="120"/>
             </w:pPr>
-            <w:hyperlink w:history="1" r:id="rIdrgj7kub9rw7mdesvt-bbl">
+            <w:hyperlink w:history="1" r:id="rIdfjplhfa5ygwpwlmd5knw5">
               <w:r>
                 <w:rPr>
                   <w:rFonts w:ascii="Arial" w:cs="Arial" w:eastAsia="Arial" w:hAnsi="Arial"/>
@@ -11070,7 +11070,7 @@
         </w:rPr>
         <w:t xml:space="preserve">© 2026 SeaVuria and ARES. Aligned with KICD objectives. Developed by SeaVuria; technical implementation by ARES (with AI assistance from Claude). Licensed under </w:t>
       </w:r>
-      <w:hyperlink w:history="1" r:id="rId5vxqzvbxxi5twptu4bd7g">
+      <w:hyperlink w:history="1" r:id="rIdd3wl4owwvew6urwipwgtx">
         <w:r>
           <w:rPr>
             <w:rFonts w:ascii="Arial" w:cs="Arial" w:eastAsia="Arial" w:hAnsi="Arial"/>
@@ -11091,7 +11091,7 @@
         </w:rPr>
         <w:t xml:space="preserve"> (</w:t>
       </w:r>
-      <w:hyperlink w:history="1" r:id="rIdiczzs39rzem51grr4axqd">
+      <w:hyperlink w:history="1" r:id="rId_clxdnrsaaxcwyz8ccxcq">
         <w:r>
           <w:rPr>
             <w:rFonts w:ascii="Arial" w:cs="Arial" w:eastAsia="Arial" w:hAnsi="Arial"/>
@@ -12104,7 +12104,7 @@
             <w:pPr>
               <w:spacing w:after="20" w:before="0"/>
             </w:pPr>
-            <w:hyperlink w:history="1" r:id="rIdxh5f51_4ncul81pk1siub">
+            <w:hyperlink w:history="1" r:id="rId63uryy2s8rinygvef0oip">
               <w:r>
                 <w:rPr>
                   <w:rFonts w:ascii="Arial" w:cs="Arial" w:eastAsia="Arial" w:hAnsi="Arial"/>
@@ -12137,7 +12137,7 @@
               <w:spacing w:after="10" w:before="0"/>
               <w:ind w:left="120"/>
             </w:pPr>
-            <w:hyperlink w:history="1" r:id="rId_n_db_4pjmzivs8w9io30">
+            <w:hyperlink w:history="1" r:id="rIdlfbwckvvsrqczqsoevw4o">
               <w:r>
                 <w:rPr>
                   <w:rFonts w:ascii="Arial" w:cs="Arial" w:eastAsia="Arial" w:hAnsi="Arial"/>
@@ -12199,7 +12199,7 @@
               <w:spacing w:after="10" w:before="0"/>
               <w:ind w:left="120"/>
             </w:pPr>
-            <w:hyperlink w:history="1" r:id="rIdsny7vz-1wppupwara4tjx">
+            <w:hyperlink w:history="1" r:id="rIdig1iqauxnimzraqacrdnm">
               <w:r>
                 <w:rPr>
                   <w:rFonts w:ascii="Arial" w:cs="Arial" w:eastAsia="Arial" w:hAnsi="Arial"/>
@@ -12409,7 +12409,7 @@
             <w:pPr>
               <w:spacing w:after="20" w:before="0"/>
             </w:pPr>
-            <w:hyperlink w:history="1" r:id="rIdlqp-7meuep3mnguvn-ufv">
+            <w:hyperlink w:history="1" r:id="rIdai1xirmwcb41il5rerpg2">
               <w:r>
                 <w:rPr>
                   <w:rFonts w:ascii="Arial" w:cs="Arial" w:eastAsia="Arial" w:hAnsi="Arial"/>
@@ -12442,7 +12442,7 @@
               <w:spacing w:after="10" w:before="0"/>
               <w:ind w:left="120"/>
             </w:pPr>
-            <w:hyperlink w:history="1" r:id="rIdx-ajtksqnoffwzqam0vgb">
+            <w:hyperlink w:history="1" r:id="rIdgreyocom_oxfb9ba0myrr">
               <w:r>
                 <w:rPr>
                   <w:rFonts w:ascii="Arial" w:cs="Arial" w:eastAsia="Arial" w:hAnsi="Arial"/>
@@ -12504,7 +12504,7 @@
               <w:spacing w:after="10" w:before="0"/>
               <w:ind w:left="120"/>
             </w:pPr>
-            <w:hyperlink w:history="1" r:id="rIddlxbuuq_mcszt8ajpahol">
+            <w:hyperlink w:history="1" r:id="rIdrsuj43k2wxselaj74ihkj">
               <w:r>
                 <w:rPr>
                   <w:rFonts w:ascii="Arial" w:cs="Arial" w:eastAsia="Arial" w:hAnsi="Arial"/>
@@ -12714,7 +12714,7 @@
             <w:pPr>
               <w:spacing w:after="20" w:before="0"/>
             </w:pPr>
-            <w:hyperlink w:history="1" r:id="rIdokhvi8xhhkyksvsi9h4vl">
+            <w:hyperlink w:history="1" r:id="rIdulk6mvoagm7n6y2mpip2w">
               <w:r>
                 <w:rPr>
                   <w:rFonts w:ascii="Arial" w:cs="Arial" w:eastAsia="Arial" w:hAnsi="Arial"/>
@@ -12747,7 +12747,7 @@
               <w:spacing w:after="10" w:before="0"/>
               <w:ind w:left="120"/>
             </w:pPr>
-            <w:hyperlink w:history="1" r:id="rIdra22xcj54btzr3ogqpzk0">
+            <w:hyperlink w:history="1" r:id="rIdwlx9xjuzzqaljot-jzrhq">
               <w:r>
                 <w:rPr>
                   <w:rFonts w:ascii="Arial" w:cs="Arial" w:eastAsia="Arial" w:hAnsi="Arial"/>
@@ -12809,7 +12809,7 @@
               <w:spacing w:after="10" w:before="0"/>
               <w:ind w:left="120"/>
             </w:pPr>
-            <w:hyperlink w:history="1" r:id="rIdcvxyhgkayuai3vuw68pms">
+            <w:hyperlink w:history="1" r:id="rIdwmgtd1kzzkq2b3khjtvy-">
               <w:r>
                 <w:rPr>
                   <w:rFonts w:ascii="Arial" w:cs="Arial" w:eastAsia="Arial" w:hAnsi="Arial"/>
@@ -13019,7 +13019,7 @@
             <w:pPr>
               <w:spacing w:after="20" w:before="0"/>
             </w:pPr>
-            <w:hyperlink w:history="1" r:id="rIdhtrhm4ctklfks_sazzumw">
+            <w:hyperlink w:history="1" r:id="rId3bczpqmqgdgoynbxktu7y">
               <w:r>
                 <w:rPr>
                   <w:rFonts w:ascii="Arial" w:cs="Arial" w:eastAsia="Arial" w:hAnsi="Arial"/>
@@ -13052,7 +13052,7 @@
               <w:spacing w:after="10" w:before="0"/>
               <w:ind w:left="120"/>
             </w:pPr>
-            <w:hyperlink w:history="1" r:id="rId93okyd7gz8qygfdhgzuuh">
+            <w:hyperlink w:history="1" r:id="rIdxa3ok3uqzv_h0wdhn0wvk">
               <w:r>
                 <w:rPr>
                   <w:rFonts w:ascii="Arial" w:cs="Arial" w:eastAsia="Arial" w:hAnsi="Arial"/>
@@ -13114,7 +13114,7 @@
               <w:spacing w:after="10" w:before="0"/>
               <w:ind w:left="120"/>
             </w:pPr>
-            <w:hyperlink w:history="1" r:id="rIdsmydazgm6-o93yreoxb1k">
+            <w:hyperlink w:history="1" r:id="rIdsdldsvi7tcjqsnsvu1zz-">
               <w:r>
                 <w:rPr>
                   <w:rFonts w:ascii="Arial" w:cs="Arial" w:eastAsia="Arial" w:hAnsi="Arial"/>
@@ -13324,7 +13324,7 @@
             <w:pPr>
               <w:spacing w:after="20" w:before="0"/>
             </w:pPr>
-            <w:hyperlink w:history="1" r:id="rIdu5mos1azz6hr77cwtwqdp">
+            <w:hyperlink w:history="1" r:id="rIdvhmhcigi8uaqb2hze8hg7">
               <w:r>
                 <w:rPr>
                   <w:rFonts w:ascii="Arial" w:cs="Arial" w:eastAsia="Arial" w:hAnsi="Arial"/>
@@ -13357,7 +13357,7 @@
               <w:spacing w:after="10" w:before="0"/>
               <w:ind w:left="120"/>
             </w:pPr>
-            <w:hyperlink w:history="1" r:id="rId02cdkpad7farfifn4csg6">
+            <w:hyperlink w:history="1" r:id="rIdmvdh3i7ryvw_o69na3kdv">
               <w:r>
                 <w:rPr>
                   <w:rFonts w:ascii="Arial" w:cs="Arial" w:eastAsia="Arial" w:hAnsi="Arial"/>
@@ -13419,7 +13419,7 @@
               <w:spacing w:after="10" w:before="0"/>
               <w:ind w:left="120"/>
             </w:pPr>
-            <w:hyperlink w:history="1" r:id="rIdnbs1fzni12tv5ueizppim">
+            <w:hyperlink w:history="1" r:id="rId1fxhcph_7nd52h4lgzzmt">
               <w:r>
                 <w:rPr>
                   <w:rFonts w:ascii="Arial" w:cs="Arial" w:eastAsia="Arial" w:hAnsi="Arial"/>
@@ -13946,7 +13946,7 @@
         </w:rPr>
         <w:t xml:space="preserve">© 2026 SeaVuria and ARES. Aligned with KICD objectives. Developed by SeaVuria; technical implementation by ARES (with AI assistance from Claude). Licensed under </w:t>
       </w:r>
-      <w:hyperlink w:history="1" r:id="rIdnlnsabsifww3hm90srwoq">
+      <w:hyperlink w:history="1" r:id="rIdhtvczfyyuv5uhc2uh5ioz">
         <w:r>
           <w:rPr>
             <w:rFonts w:ascii="Arial" w:cs="Arial" w:eastAsia="Arial" w:hAnsi="Arial"/>
@@ -13967,7 +13967,7 @@
         </w:rPr>
         <w:t xml:space="preserve"> (</w:t>
       </w:r>
-      <w:hyperlink w:history="1" r:id="rIdrx12qaqatcd7sr5qsd9dx">
+      <w:hyperlink w:history="1" r:id="rIdo_mbi8qkehzsd0zxyhkoc">
         <w:r>
           <w:rPr>
             <w:rFonts w:ascii="Arial" w:cs="Arial" w:eastAsia="Arial" w:hAnsi="Arial"/>
@@ -14997,7 +14997,7 @@
               <w:spacing w:after="10" w:before="0"/>
               <w:ind w:left="120"/>
             </w:pPr>
-            <w:hyperlink w:history="1" r:id="rIdbout5epqyojzd0vaxgfks">
+            <w:hyperlink w:history="1" r:id="rIdlo0fkoqtgz8lqdcffrjsl">
               <w:r>
                 <w:rPr>
                   <w:rFonts w:ascii="Arial" w:cs="Arial" w:eastAsia="Arial" w:hAnsi="Arial"/>
@@ -15074,7 +15074,7 @@
               <w:spacing w:after="10" w:before="0"/>
               <w:ind w:left="120"/>
             </w:pPr>
-            <w:hyperlink w:history="1" r:id="rIdxndbdrmvsvxsdk8cczklb">
+            <w:hyperlink w:history="1" r:id="rIdqebk9lnya4a3e-itmwyr0">
               <w:r>
                 <w:rPr>
                   <w:rFonts w:ascii="Arial" w:cs="Arial" w:eastAsia="Arial" w:hAnsi="Arial"/>
@@ -15301,7 +15301,7 @@
               <w:spacing w:after="10" w:before="0"/>
               <w:ind w:left="120"/>
             </w:pPr>
-            <w:hyperlink w:history="1" r:id="rIdildfpw5zz8gyfrs_h7osu">
+            <w:hyperlink w:history="1" r:id="rIdcwslkrpgaixg7hqxhjhuv">
               <w:r>
                 <w:rPr>
                   <w:rFonts w:ascii="Arial" w:cs="Arial" w:eastAsia="Arial" w:hAnsi="Arial"/>
@@ -15378,7 +15378,7 @@
               <w:spacing w:after="10" w:before="0"/>
               <w:ind w:left="120"/>
             </w:pPr>
-            <w:hyperlink w:history="1" r:id="rIdqstcycmbcmstefuwzglwr">
+            <w:hyperlink w:history="1" r:id="rIdasgbqlkakswffj6lskmly">
               <w:r>
                 <w:rPr>
                   <w:rFonts w:ascii="Arial" w:cs="Arial" w:eastAsia="Arial" w:hAnsi="Arial"/>
@@ -15605,7 +15605,7 @@
               <w:spacing w:after="10" w:before="0"/>
               <w:ind w:left="120"/>
             </w:pPr>
-            <w:hyperlink w:history="1" r:id="rIdtwgc7da3s2fv3k76r9irq">
+            <w:hyperlink w:history="1" r:id="rId6ft5fgpsh9jqyeww6obwg">
               <w:r>
                 <w:rPr>
                   <w:rFonts w:ascii="Arial" w:cs="Arial" w:eastAsia="Arial" w:hAnsi="Arial"/>
@@ -15682,7 +15682,7 @@
               <w:spacing w:after="10" w:before="0"/>
               <w:ind w:left="120"/>
             </w:pPr>
-            <w:hyperlink w:history="1" r:id="rId_lunhf-ds6szoanwjiodq">
+            <w:hyperlink w:history="1" r:id="rIdtqwlgwo2ajwmzqwsf4ztl">
               <w:r>
                 <w:rPr>
                   <w:rFonts w:ascii="Arial" w:cs="Arial" w:eastAsia="Arial" w:hAnsi="Arial"/>
@@ -15909,7 +15909,7 @@
               <w:spacing w:after="10" w:before="0"/>
               <w:ind w:left="120"/>
             </w:pPr>
-            <w:hyperlink w:history="1" r:id="rId8zi1sjazfsaijbaucvrnw">
+            <w:hyperlink w:history="1" r:id="rId-49wssexdj5imc-dp-d_h">
               <w:r>
                 <w:rPr>
                   <w:rFonts w:ascii="Arial" w:cs="Arial" w:eastAsia="Arial" w:hAnsi="Arial"/>
@@ -15986,7 +15986,7 @@
               <w:spacing w:after="10" w:before="0"/>
               <w:ind w:left="120"/>
             </w:pPr>
-            <w:hyperlink w:history="1" r:id="rIddb5tmkugwmxbh194hnlzw">
+            <w:hyperlink w:history="1" r:id="rIdnex74sytj4g54qckmbhyp">
               <w:r>
                 <w:rPr>
                   <w:rFonts w:ascii="Arial" w:cs="Arial" w:eastAsia="Arial" w:hAnsi="Arial"/>
@@ -16213,7 +16213,7 @@
               <w:spacing w:after="10" w:before="0"/>
               <w:ind w:left="120"/>
             </w:pPr>
-            <w:hyperlink w:history="1" r:id="rIdc9ilcsxh8zo04loelffuy">
+            <w:hyperlink w:history="1" r:id="rIdp2bd3yrq0voqcoexul1a0">
               <w:r>
                 <w:rPr>
                   <w:rFonts w:ascii="Arial" w:cs="Arial" w:eastAsia="Arial" w:hAnsi="Arial"/>
@@ -16290,7 +16290,7 @@
               <w:spacing w:after="10" w:before="0"/>
               <w:ind w:left="120"/>
             </w:pPr>
-            <w:hyperlink w:history="1" r:id="rId_eww6wzluz4cuee43hgi2">
+            <w:hyperlink w:history="1" r:id="rIdcqsq14hhfwuv-iucuqwa1">
               <w:r>
                 <w:rPr>
                   <w:rFonts w:ascii="Arial" w:cs="Arial" w:eastAsia="Arial" w:hAnsi="Arial"/>
@@ -16817,7 +16817,7 @@
         </w:rPr>
         <w:t xml:space="preserve">© 2026 SeaVuria and ARES. Aligned with KICD objectives. Developed by SeaVuria; technical implementation by ARES (with AI assistance from Claude). Licensed under </w:t>
       </w:r>
-      <w:hyperlink w:history="1" r:id="rId6n4jwbvb_ygnm-hppru8i">
+      <w:hyperlink w:history="1" r:id="rIdmxav8qkrpc3lyfju0uhnf">
         <w:r>
           <w:rPr>
             <w:rFonts w:ascii="Arial" w:cs="Arial" w:eastAsia="Arial" w:hAnsi="Arial"/>
@@ -16838,7 +16838,7 @@
         </w:rPr>
         <w:t xml:space="preserve"> (</w:t>
       </w:r>
-      <w:hyperlink w:history="1" r:id="rId2dvo7yvt2gvdywewwu5ip">
+      <w:hyperlink w:history="1" r:id="rId8v9h8w7drxa44lmfifypd">
         <w:r>
           <w:rPr>
             <w:rFonts w:ascii="Arial" w:cs="Arial" w:eastAsia="Arial" w:hAnsi="Arial"/>
@@ -17868,7 +17868,7 @@
               <w:spacing w:after="10" w:before="0"/>
               <w:ind w:left="120"/>
             </w:pPr>
-            <w:hyperlink w:history="1" r:id="rIdle37-rnmb7lrjqmafdv42">
+            <w:hyperlink w:history="1" r:id="rIdfxopssjdpr0l5j1d5ryom">
               <w:r>
                 <w:rPr>
                   <w:rFonts w:ascii="Arial" w:cs="Arial" w:eastAsia="Arial" w:hAnsi="Arial"/>
@@ -17928,7 +17928,7 @@
             <w:pPr>
               <w:spacing w:after="20" w:before="0"/>
             </w:pPr>
-            <w:hyperlink w:history="1" r:id="rIdw_t5f996-kpuriqs0xdak">
+            <w:hyperlink w:history="1" r:id="rIdsezkgc4ld4wob41ty-eam">
               <w:r>
                 <w:rPr>
                   <w:rFonts w:ascii="Arial" w:cs="Arial" w:eastAsia="Arial" w:hAnsi="Arial"/>
@@ -17977,7 +17977,7 @@
               <w:spacing w:after="10" w:before="0"/>
               <w:ind w:left="120"/>
             </w:pPr>
-            <w:hyperlink w:history="1" r:id="rIdkbnqj2lp-mwtmjyhbrfrb">
+            <w:hyperlink w:history="1" r:id="rIdylh3b7fqfl2ru7ahejie2">
               <w:r>
                 <w:rPr>
                   <w:rFonts w:ascii="Arial" w:cs="Arial" w:eastAsia="Arial" w:hAnsi="Arial"/>
@@ -18189,7 +18189,7 @@
               <w:spacing w:after="10" w:before="0"/>
               <w:ind w:left="120"/>
             </w:pPr>
-            <w:hyperlink w:history="1" r:id="rIdjazsi68h0snxbsdgk3vni">
+            <w:hyperlink w:history="1" r:id="rIdsfrku3-ks-ndakhbaawc6">
               <w:r>
                 <w:rPr>
                   <w:rFonts w:ascii="Arial" w:cs="Arial" w:eastAsia="Arial" w:hAnsi="Arial"/>
@@ -18249,7 +18249,7 @@
             <w:pPr>
               <w:spacing w:after="20" w:before="0"/>
             </w:pPr>
-            <w:hyperlink w:history="1" r:id="rIdswu7s9qtqviprxkithai9">
+            <w:hyperlink w:history="1" r:id="rId1mkal7jyzju7jm54jw4dx">
               <w:r>
                 <w:rPr>
                   <w:rFonts w:ascii="Arial" w:cs="Arial" w:eastAsia="Arial" w:hAnsi="Arial"/>
@@ -18298,7 +18298,7 @@
               <w:spacing w:after="10" w:before="0"/>
               <w:ind w:left="120"/>
             </w:pPr>
-            <w:hyperlink w:history="1" r:id="rIdtj4uhn-zvzsrqbs8uo_pa">
+            <w:hyperlink w:history="1" r:id="rIdjbabh9in6tew03j0aajhy">
               <w:r>
                 <w:rPr>
                   <w:rFonts w:ascii="Arial" w:cs="Arial" w:eastAsia="Arial" w:hAnsi="Arial"/>
@@ -18510,7 +18510,7 @@
               <w:spacing w:after="10" w:before="0"/>
               <w:ind w:left="120"/>
             </w:pPr>
-            <w:hyperlink w:history="1" r:id="rIdawoy8wzqwv7v_ksvbtnqr">
+            <w:hyperlink w:history="1" r:id="rIdto7bmatudwx1cxwovroqg">
               <w:r>
                 <w:rPr>
                   <w:rFonts w:ascii="Arial" w:cs="Arial" w:eastAsia="Arial" w:hAnsi="Arial"/>
@@ -18570,7 +18570,7 @@
             <w:pPr>
               <w:spacing w:after="20" w:before="0"/>
             </w:pPr>
-            <w:hyperlink w:history="1" r:id="rIddfygbelzxqlkgo1txupys">
+            <w:hyperlink w:history="1" r:id="rIdugi3bthjjmrdo-uua_pwa">
               <w:r>
                 <w:rPr>
                   <w:rFonts w:ascii="Arial" w:cs="Arial" w:eastAsia="Arial" w:hAnsi="Arial"/>
@@ -18619,7 +18619,7 @@
               <w:spacing w:after="10" w:before="0"/>
               <w:ind w:left="120"/>
             </w:pPr>
-            <w:hyperlink w:history="1" r:id="rId62zay23iqmhmm24h0fn-x">
+            <w:hyperlink w:history="1" r:id="rId0gy71lydtopdowfmzh7qr">
               <w:r>
                 <w:rPr>
                   <w:rFonts w:ascii="Arial" w:cs="Arial" w:eastAsia="Arial" w:hAnsi="Arial"/>
@@ -18831,7 +18831,7 @@
               <w:spacing w:after="10" w:before="0"/>
               <w:ind w:left="120"/>
             </w:pPr>
-            <w:hyperlink w:history="1" r:id="rId27xyulupjswvn6oj9wlr2">
+            <w:hyperlink w:history="1" r:id="rIdracufgqb0yiwqrk6rfqgw">
               <w:r>
                 <w:rPr>
                   <w:rFonts w:ascii="Arial" w:cs="Arial" w:eastAsia="Arial" w:hAnsi="Arial"/>
@@ -18891,7 +18891,7 @@
             <w:pPr>
               <w:spacing w:after="20" w:before="0"/>
             </w:pPr>
-            <w:hyperlink w:history="1" r:id="rIdz_2qe6el_kfyuqqzebcmd">
+            <w:hyperlink w:history="1" r:id="rIdca68l-oxxzlnj-nokhop9">
               <w:r>
                 <w:rPr>
                   <w:rFonts w:ascii="Arial" w:cs="Arial" w:eastAsia="Arial" w:hAnsi="Arial"/>
@@ -18940,7 +18940,7 @@
               <w:spacing w:after="10" w:before="0"/>
               <w:ind w:left="120"/>
             </w:pPr>
-            <w:hyperlink w:history="1" r:id="rIdtv6_vjmximggx2mjpi_dn">
+            <w:hyperlink w:history="1" r:id="rIddsfeygv7-pn_unese7ezd">
               <w:r>
                 <w:rPr>
                   <w:rFonts w:ascii="Arial" w:cs="Arial" w:eastAsia="Arial" w:hAnsi="Arial"/>
@@ -19152,7 +19152,7 @@
               <w:spacing w:after="10" w:before="0"/>
               <w:ind w:left="120"/>
             </w:pPr>
-            <w:hyperlink w:history="1" r:id="rIdn826ym_rf53pe9mvacmg9">
+            <w:hyperlink w:history="1" r:id="rIdpmi5kcyyuvchwapnmgadi">
               <w:r>
                 <w:rPr>
                   <w:rFonts w:ascii="Arial" w:cs="Arial" w:eastAsia="Arial" w:hAnsi="Arial"/>
@@ -19212,7 +19212,7 @@
             <w:pPr>
               <w:spacing w:after="20" w:before="0"/>
             </w:pPr>
-            <w:hyperlink w:history="1" r:id="rIdg5tcfnca7vutqpch5rtmh">
+            <w:hyperlink w:history="1" r:id="rIdorv_4on-egfq7f4olpe_q">
               <w:r>
                 <w:rPr>
                   <w:rFonts w:ascii="Arial" w:cs="Arial" w:eastAsia="Arial" w:hAnsi="Arial"/>
@@ -19261,7 +19261,7 @@
               <w:spacing w:after="10" w:before="0"/>
               <w:ind w:left="120"/>
             </w:pPr>
-            <w:hyperlink w:history="1" r:id="rIdib5zquyf4uq3_xcgrtfvu">
+            <w:hyperlink w:history="1" r:id="rIdnp2jdql9d8abssi4qvmup">
               <w:r>
                 <w:rPr>
                   <w:rFonts w:ascii="Arial" w:cs="Arial" w:eastAsia="Arial" w:hAnsi="Arial"/>
@@ -19773,7 +19773,7 @@
         </w:rPr>
         <w:t xml:space="preserve">© 2026 SeaVuria and ARES. Aligned with KICD objectives. Developed by SeaVuria; technical implementation by ARES (with AI assistance from Claude). Licensed under </w:t>
       </w:r>
-      <w:hyperlink w:history="1" r:id="rId5mt-ndplagw5vrfcqpaqq">
+      <w:hyperlink w:history="1" r:id="rIdtasunuuzzmo3l0pnzkdzq">
         <w:r>
           <w:rPr>
             <w:rFonts w:ascii="Arial" w:cs="Arial" w:eastAsia="Arial" w:hAnsi="Arial"/>
@@ -19794,7 +19794,7 @@
         </w:rPr>
         <w:t xml:space="preserve"> (</w:t>
       </w:r>
-      <w:hyperlink w:history="1" r:id="rIdzacq6qasu_mxtwss8b4nl">
+      <w:hyperlink w:history="1" r:id="rIdsxoer-twkjb5umjilyuhx">
         <w:r>
           <w:rPr>
             <w:rFonts w:ascii="Arial" w:cs="Arial" w:eastAsia="Arial" w:hAnsi="Arial"/>
@@ -20807,7 +20807,7 @@
             <w:pPr>
               <w:spacing w:after="20" w:before="0"/>
             </w:pPr>
-            <w:hyperlink w:history="1" r:id="rId40up5xdlhuttxu6o093l3">
+            <w:hyperlink w:history="1" r:id="rId-qoqfjq5tpu8dp6wzs3hf">
               <w:r>
                 <w:rPr>
                   <w:rFonts w:ascii="Arial" w:cs="Arial" w:eastAsia="Arial" w:hAnsi="Arial"/>
@@ -20840,7 +20840,7 @@
               <w:spacing w:after="10" w:before="0"/>
               <w:ind w:left="120"/>
             </w:pPr>
-            <w:hyperlink w:history="1" r:id="rId7hcnt8eryqtwpdci3lvkx">
+            <w:hyperlink w:history="1" r:id="rId5uvbss-zpqhitf67avxv7">
               <w:r>
                 <w:rPr>
                   <w:rFonts w:ascii="Arial" w:cs="Arial" w:eastAsia="Arial" w:hAnsi="Arial"/>
@@ -20902,7 +20902,7 @@
               <w:spacing w:after="10" w:before="0"/>
               <w:ind w:left="120"/>
             </w:pPr>
-            <w:hyperlink w:history="1" r:id="rIdm7pgwoshql1h2q3grbb4j">
+            <w:hyperlink w:history="1" r:id="rId0vpdd0qzgvxvzhedk0eg8">
               <w:r>
                 <w:rPr>
                   <w:rFonts w:ascii="Arial" w:cs="Arial" w:eastAsia="Arial" w:hAnsi="Arial"/>
@@ -21112,7 +21112,7 @@
             <w:pPr>
               <w:spacing w:after="20" w:before="0"/>
             </w:pPr>
-            <w:hyperlink w:history="1" r:id="rIdwzrsqeny8v_lzzlyv2oko">
+            <w:hyperlink w:history="1" r:id="rIdzqnuqctatazpegmqq7npc">
               <w:r>
                 <w:rPr>
                   <w:rFonts w:ascii="Arial" w:cs="Arial" w:eastAsia="Arial" w:hAnsi="Arial"/>
@@ -21145,7 +21145,7 @@
               <w:spacing w:after="10" w:before="0"/>
               <w:ind w:left="120"/>
             </w:pPr>
-            <w:hyperlink w:history="1" r:id="rIdbxs5ltgqkv0g4h8qnfikt">
+            <w:hyperlink w:history="1" r:id="rIdwle5rp8stk1qpi9ukbxag">
               <w:r>
                 <w:rPr>
                   <w:rFonts w:ascii="Arial" w:cs="Arial" w:eastAsia="Arial" w:hAnsi="Arial"/>
@@ -21207,7 +21207,7 @@
               <w:spacing w:after="10" w:before="0"/>
               <w:ind w:left="120"/>
             </w:pPr>
-            <w:hyperlink w:history="1" r:id="rId8oik1gjhgkx2pkvhqxc2_">
+            <w:hyperlink w:history="1" r:id="rIdkddhytfpin7mrtlmuk3lq">
               <w:r>
                 <w:rPr>
                   <w:rFonts w:ascii="Arial" w:cs="Arial" w:eastAsia="Arial" w:hAnsi="Arial"/>
@@ -21417,7 +21417,7 @@
             <w:pPr>
               <w:spacing w:after="20" w:before="0"/>
             </w:pPr>
-            <w:hyperlink w:history="1" r:id="rIdtcvyvqutmt3a4witoxv7_">
+            <w:hyperlink w:history="1" r:id="rIdxuxwijtsju7p8ugzlvomp">
               <w:r>
                 <w:rPr>
                   <w:rFonts w:ascii="Arial" w:cs="Arial" w:eastAsia="Arial" w:hAnsi="Arial"/>
@@ -21466,7 +21466,7 @@
               <w:spacing w:after="10" w:before="0"/>
               <w:ind w:left="120"/>
             </w:pPr>
-            <w:hyperlink w:history="1" r:id="rIdronr0-iym_qlywpawrh_8">
+            <w:hyperlink w:history="1" r:id="rIdhbxj0kkudguqwvnl_rszy">
               <w:r>
                 <w:rPr>
                   <w:rFonts w:ascii="Arial" w:cs="Arial" w:eastAsia="Arial" w:hAnsi="Arial"/>
@@ -21528,7 +21528,7 @@
               <w:spacing w:after="10" w:before="0"/>
               <w:ind w:left="120"/>
             </w:pPr>
-            <w:hyperlink w:history="1" r:id="rId2vqx9oi45mfeltd0wjou0">
+            <w:hyperlink w:history="1" r:id="rIdzwj3-ghikwckt0_r7jtl2">
               <w:r>
                 <w:rPr>
                   <w:rFonts w:ascii="Arial" w:cs="Arial" w:eastAsia="Arial" w:hAnsi="Arial"/>
@@ -21738,7 +21738,7 @@
             <w:pPr>
               <w:spacing w:after="20" w:before="0"/>
             </w:pPr>
-            <w:hyperlink w:history="1" r:id="rIddp9p_za2fs1es4slawgre">
+            <w:hyperlink w:history="1" r:id="rIdayem__6ph-wkmw3zheulv">
               <w:r>
                 <w:rPr>
                   <w:rFonts w:ascii="Arial" w:cs="Arial" w:eastAsia="Arial" w:hAnsi="Arial"/>
@@ -21771,7 +21771,7 @@
               <w:spacing w:after="10" w:before="0"/>
               <w:ind w:left="120"/>
             </w:pPr>
-            <w:hyperlink w:history="1" r:id="rId_jgtednv-ecofjm4wdbiv">
+            <w:hyperlink w:history="1" r:id="rIdmu9kvl-dqgaqjokbb3ydi">
               <w:r>
                 <w:rPr>
                   <w:rFonts w:ascii="Arial" w:cs="Arial" w:eastAsia="Arial" w:hAnsi="Arial"/>
@@ -21833,7 +21833,7 @@
               <w:spacing w:after="10" w:before="0"/>
               <w:ind w:left="120"/>
             </w:pPr>
-            <w:hyperlink w:history="1" r:id="rId3jgoycvikpjtschckw4jc">
+            <w:hyperlink w:history="1" r:id="rIdp9_uflxt6vjofrucvjxoe">
               <w:r>
                 <w:rPr>
                   <w:rFonts w:ascii="Arial" w:cs="Arial" w:eastAsia="Arial" w:hAnsi="Arial"/>
@@ -22043,7 +22043,7 @@
             <w:pPr>
               <w:spacing w:after="20" w:before="0"/>
             </w:pPr>
-            <w:hyperlink w:history="1" r:id="rId7q5dp_1fipqe16rp7veq7">
+            <w:hyperlink w:history="1" r:id="rIdjsbrb8wzjxuzsmgmlw_d5">
               <w:r>
                 <w:rPr>
                   <w:rFonts w:ascii="Arial" w:cs="Arial" w:eastAsia="Arial" w:hAnsi="Arial"/>
@@ -22076,7 +22076,7 @@
               <w:spacing w:after="10" w:before="0"/>
               <w:ind w:left="120"/>
             </w:pPr>
-            <w:hyperlink w:history="1" r:id="rId9p6exhtjqlaasfbkuv24s">
+            <w:hyperlink w:history="1" r:id="rId2gbq6aah-8ttc-6kgdldk">
               <w:r>
                 <w:rPr>
                   <w:rFonts w:ascii="Arial" w:cs="Arial" w:eastAsia="Arial" w:hAnsi="Arial"/>
@@ -22138,7 +22138,7 @@
               <w:spacing w:after="10" w:before="0"/>
               <w:ind w:left="120"/>
             </w:pPr>
-            <w:hyperlink w:history="1" r:id="rIdujx6bf33cjpyxahzwqyl6">
+            <w:hyperlink w:history="1" r:id="rIdfpmamtuxmf0rtmeqovqvl">
               <w:r>
                 <w:rPr>
                   <w:rFonts w:ascii="Arial" w:cs="Arial" w:eastAsia="Arial" w:hAnsi="Arial"/>
@@ -22665,7 +22665,7 @@
         </w:rPr>
         <w:t xml:space="preserve">© 2026 SeaVuria and ARES. Aligned with KICD objectives. Developed by SeaVuria; technical implementation by ARES (with AI assistance from Claude). Licensed under </w:t>
       </w:r>
-      <w:hyperlink w:history="1" r:id="rIdfyg14lb1ukc3l3lowhiky">
+      <w:hyperlink w:history="1" r:id="rIdklghmhir0vg_f0jgojwn7">
         <w:r>
           <w:rPr>
             <w:rFonts w:ascii="Arial" w:cs="Arial" w:eastAsia="Arial" w:hAnsi="Arial"/>
@@ -22686,7 +22686,7 @@
         </w:rPr>
         <w:t xml:space="preserve"> (</w:t>
       </w:r>
-      <w:hyperlink w:history="1" r:id="rIdywtx4rra2v8imidg98zpt">
+      <w:hyperlink w:history="1" r:id="rIdyo0krwqpguxjgbpudkebe">
         <w:r>
           <w:rPr>
             <w:rFonts w:ascii="Arial" w:cs="Arial" w:eastAsia="Arial" w:hAnsi="Arial"/>
@@ -23699,7 +23699,7 @@
             <w:pPr>
               <w:spacing w:after="20" w:before="0"/>
             </w:pPr>
-            <w:hyperlink w:history="1" r:id="rIdzqw0zow-or3o8te1xxrsp">
+            <w:hyperlink w:history="1" r:id="rIdn5ejtksmdk2q6pv3qqzdm">
               <w:r>
                 <w:rPr>
                   <w:rFonts w:ascii="Arial" w:cs="Arial" w:eastAsia="Arial" w:hAnsi="Arial"/>
@@ -23732,7 +23732,7 @@
               <w:spacing w:after="10" w:before="0"/>
               <w:ind w:left="120"/>
             </w:pPr>
-            <w:hyperlink w:history="1" r:id="rId4w3g3t7fxzhoa_b_ompmv">
+            <w:hyperlink w:history="1" r:id="rId1bjutza9aso-i4ltfwj4k">
               <w:r>
                 <w:rPr>
                   <w:rFonts w:ascii="Arial" w:cs="Arial" w:eastAsia="Arial" w:hAnsi="Arial"/>
@@ -23777,7 +23777,7 @@
             <w:pPr>
               <w:spacing w:after="20" w:before="0"/>
             </w:pPr>
-            <w:hyperlink w:history="1" r:id="rId3ave_bh5ffr3yc4bkhnhs">
+            <w:hyperlink w:history="1" r:id="rId-zbckbn-aokuazhlxgqhv">
               <w:r>
                 <w:rPr>
                   <w:rFonts w:ascii="Arial" w:cs="Arial" w:eastAsia="Arial" w:hAnsi="Arial"/>
@@ -23810,7 +23810,7 @@
               <w:spacing w:after="10" w:before="0"/>
               <w:ind w:left="120"/>
             </w:pPr>
-            <w:hyperlink w:history="1" r:id="rIdto5shm0jp5oe4sw7ai2zj">
+            <w:hyperlink w:history="1" r:id="rIdpd7f4v8w9md8f93equ41r">
               <w:r>
                 <w:rPr>
                   <w:rFonts w:ascii="Arial" w:cs="Arial" w:eastAsia="Arial" w:hAnsi="Arial"/>
@@ -24005,7 +24005,7 @@
             <w:pPr>
               <w:spacing w:after="20" w:before="0"/>
             </w:pPr>
-            <w:hyperlink w:history="1" r:id="rIdcs-18ca7ybrkpenqk5mdk">
+            <w:hyperlink w:history="1" r:id="rIdkgvybyrunvhnx_gakhzxj">
               <w:r>
                 <w:rPr>
                   <w:rFonts w:ascii="Arial" w:cs="Arial" w:eastAsia="Arial" w:hAnsi="Arial"/>
@@ -24038,7 +24038,7 @@
               <w:spacing w:after="10" w:before="0"/>
               <w:ind w:left="120"/>
             </w:pPr>
-            <w:hyperlink w:history="1" r:id="rIdsfm0dtzlcribnfzqebzb3">
+            <w:hyperlink w:history="1" r:id="rIdg4odroia9a1ay0t8oize1">
               <w:r>
                 <w:rPr>
                   <w:rFonts w:ascii="Arial" w:cs="Arial" w:eastAsia="Arial" w:hAnsi="Arial"/>
@@ -24083,7 +24083,7 @@
             <w:pPr>
               <w:spacing w:after="20" w:before="0"/>
             </w:pPr>
-            <w:hyperlink w:history="1" r:id="rIdwjfcwiand9hm9z-iiih-e">
+            <w:hyperlink w:history="1" r:id="rId9r5jme-avghtr1qn5afnh">
               <w:r>
                 <w:rPr>
                   <w:rFonts w:ascii="Arial" w:cs="Arial" w:eastAsia="Arial" w:hAnsi="Arial"/>
@@ -24116,7 +24116,7 @@
               <w:spacing w:after="10" w:before="0"/>
               <w:ind w:left="120"/>
             </w:pPr>
-            <w:hyperlink w:history="1" r:id="rIdbu8mz7gjlfivyjsbhcnz1">
+            <w:hyperlink w:history="1" r:id="rIdh6imx4syaeo0khyktcj7s">
               <w:r>
                 <w:rPr>
                   <w:rFonts w:ascii="Arial" w:cs="Arial" w:eastAsia="Arial" w:hAnsi="Arial"/>
@@ -24311,7 +24311,7 @@
             <w:pPr>
               <w:spacing w:after="20" w:before="0"/>
             </w:pPr>
-            <w:hyperlink w:history="1" r:id="rIdy8mznfl5c44stxwxy1n2p">
+            <w:hyperlink w:history="1" r:id="rIdmaaeog4ofe42gqecgkxtr">
               <w:r>
                 <w:rPr>
                   <w:rFonts w:ascii="Arial" w:cs="Arial" w:eastAsia="Arial" w:hAnsi="Arial"/>
@@ -24360,7 +24360,7 @@
               <w:spacing w:after="10" w:before="0"/>
               <w:ind w:left="120"/>
             </w:pPr>
-            <w:hyperlink w:history="1" r:id="rIdgtttkbsdk-jj7s5p645s1">
+            <w:hyperlink w:history="1" r:id="rIdszglnslskamck-5es-my2">
               <w:r>
                 <w:rPr>
                   <w:rFonts w:ascii="Arial" w:cs="Arial" w:eastAsia="Arial" w:hAnsi="Arial"/>
@@ -24405,7 +24405,7 @@
             <w:pPr>
               <w:spacing w:after="20" w:before="0"/>
             </w:pPr>
-            <w:hyperlink w:history="1" r:id="rIdd5rvyu49essffbosihvfb">
+            <w:hyperlink w:history="1" r:id="rIdqjz1eszzi-rg7ccdeblb9">
               <w:r>
                 <w:rPr>
                   <w:rFonts w:ascii="Arial" w:cs="Arial" w:eastAsia="Arial" w:hAnsi="Arial"/>
@@ -24438,7 +24438,7 @@
               <w:spacing w:after="10" w:before="0"/>
               <w:ind w:left="120"/>
             </w:pPr>
-            <w:hyperlink w:history="1" r:id="rIdc1xqk0w73cx7xucpp2inx">
+            <w:hyperlink w:history="1" r:id="rIdp4w9-scyt-ppv7cozw_-j">
               <w:r>
                 <w:rPr>
                   <w:rFonts w:ascii="Arial" w:cs="Arial" w:eastAsia="Arial" w:hAnsi="Arial"/>
@@ -24633,7 +24633,7 @@
             <w:pPr>
               <w:spacing w:after="20" w:before="0"/>
             </w:pPr>
-            <w:hyperlink w:history="1" r:id="rIdymlap_v2w1ad6pamni8ox">
+            <w:hyperlink w:history="1" r:id="rIdekpboojgrfkfrepxliqvn">
               <w:r>
                 <w:rPr>
                   <w:rFonts w:ascii="Arial" w:cs="Arial" w:eastAsia="Arial" w:hAnsi="Arial"/>
@@ -24682,7 +24682,7 @@
               <w:spacing w:after="10" w:before="0"/>
               <w:ind w:left="120"/>
             </w:pPr>
-            <w:hyperlink w:history="1" r:id="rId3f-qakdabswzknj7jgroy">
+            <w:hyperlink w:history="1" r:id="rIdaxqhpzcagvhtyakhidpiy">
               <w:r>
                 <w:rPr>
                   <w:rFonts w:ascii="Arial" w:cs="Arial" w:eastAsia="Arial" w:hAnsi="Arial"/>
@@ -24727,7 +24727,7 @@
             <w:pPr>
               <w:spacing w:after="20" w:before="0"/>
             </w:pPr>
-            <w:hyperlink w:history="1" r:id="rIdvsx5vnahbkjbtfgq7n60a">
+            <w:hyperlink w:history="1" r:id="rIdrhx2ziquagkpnd1jx-nf9">
               <w:r>
                 <w:rPr>
                   <w:rFonts w:ascii="Arial" w:cs="Arial" w:eastAsia="Arial" w:hAnsi="Arial"/>
@@ -24760,7 +24760,7 @@
               <w:spacing w:after="10" w:before="0"/>
               <w:ind w:left="120"/>
             </w:pPr>
-            <w:hyperlink w:history="1" r:id="rIddky9teqbj9y-28xmypxrm">
+            <w:hyperlink w:history="1" r:id="rIdlsfyvydnsszxp5acl_ohd">
               <w:r>
                 <w:rPr>
                   <w:rFonts w:ascii="Arial" w:cs="Arial" w:eastAsia="Arial" w:hAnsi="Arial"/>
@@ -24955,7 +24955,7 @@
             <w:pPr>
               <w:spacing w:after="20" w:before="0"/>
             </w:pPr>
-            <w:hyperlink w:history="1" r:id="rIduapsistrtv19a1py1xukz">
+            <w:hyperlink w:history="1" r:id="rIdjag45jgfuahunnhzji_ei">
               <w:r>
                 <w:rPr>
                   <w:rFonts w:ascii="Arial" w:cs="Arial" w:eastAsia="Arial" w:hAnsi="Arial"/>
@@ -24988,7 +24988,7 @@
               <w:spacing w:after="10" w:before="0"/>
               <w:ind w:left="120"/>
             </w:pPr>
-            <w:hyperlink w:history="1" r:id="rId8auvpl8t1fxsslgwlh2s9">
+            <w:hyperlink w:history="1" r:id="rIdpwu5tjjxu2lfvbn6-4wml">
               <w:r>
                 <w:rPr>
                   <w:rFonts w:ascii="Arial" w:cs="Arial" w:eastAsia="Arial" w:hAnsi="Arial"/>
@@ -25033,7 +25033,7 @@
             <w:pPr>
               <w:spacing w:after="20" w:before="0"/>
             </w:pPr>
-            <w:hyperlink w:history="1" r:id="rIdd0fxbzlv2mce9jkxqp19e">
+            <w:hyperlink w:history="1" r:id="rIdovyl88mv3cvhpacybsjbg">
               <w:r>
                 <w:rPr>
                   <w:rFonts w:ascii="Arial" w:cs="Arial" w:eastAsia="Arial" w:hAnsi="Arial"/>
@@ -25066,7 +25066,7 @@
               <w:spacing w:after="10" w:before="0"/>
               <w:ind w:left="120"/>
             </w:pPr>
-            <w:hyperlink w:history="1" r:id="rIdk5onwtlfwjrgdhdbgkihw">
+            <w:hyperlink w:history="1" r:id="rIdqod9oq2yatqqcwn8i2e8k">
               <w:r>
                 <w:rPr>
                   <w:rFonts w:ascii="Arial" w:cs="Arial" w:eastAsia="Arial" w:hAnsi="Arial"/>
@@ -25578,7 +25578,7 @@
         </w:rPr>
         <w:t xml:space="preserve">© 2026 SeaVuria and ARES. Aligned with KICD objectives. Developed by SeaVuria; technical implementation by ARES (with AI assistance from Claude). Licensed under </w:t>
       </w:r>
-      <w:hyperlink w:history="1" r:id="rIdlz9laowfuyqc3r34p9agd">
+      <w:hyperlink w:history="1" r:id="rIdedzlwq4jfzcodjmfdwevf">
         <w:r>
           <w:rPr>
             <w:rFonts w:ascii="Arial" w:cs="Arial" w:eastAsia="Arial" w:hAnsi="Arial"/>
@@ -25599,7 +25599,7 @@
         </w:rPr>
         <w:t xml:space="preserve"> (</w:t>
       </w:r>
-      <w:hyperlink w:history="1" r:id="rIdod-tevkovvikyy99dgbyf">
+      <w:hyperlink w:history="1" r:id="rIdbey-nkatmbno521pzig1m">
         <w:r>
           <w:rPr>
             <w:rFonts w:ascii="Arial" w:cs="Arial" w:eastAsia="Arial" w:hAnsi="Arial"/>

--- a/data/outputs/v2/Grade11/Biology/Lesson_Plans/SS1.3_Taxonomy_II/Biology_Taxonomy_II_CBE_LessonSequence.docx
+++ b/data/outputs/v2/Grade11/Biology/Lesson_Plans/SS1.3_Taxonomy_II/Biology_Taxonomy_II_CBE_LessonSequence.docx
@@ -2232,7 +2232,7 @@
         </w:rPr>
         <w:t xml:space="preserve">© 2026 SeaVuria and ARES. This work is licensed under a </w:t>
       </w:r>
-      <w:hyperlink w:history="1" r:id="rIdamqaccmh-4qzsrwmkr5oy">
+      <w:hyperlink w:history="1" r:id="rIdgnbvcn_hzb-orwgbcejqy">
         <w:r>
           <w:rPr>
             <w:rFonts w:ascii="Arial" w:cs="Arial" w:eastAsia="Arial" w:hAnsi="Arial"/>
@@ -2252,7 +2252,7 @@
         </w:rPr>
         <w:t xml:space="preserve"> (</w:t>
       </w:r>
-      <w:hyperlink w:history="1" r:id="rIde4yr_jpr95bjf5rjvfqst">
+      <w:hyperlink w:history="1" r:id="rIdfkd3mtxbmubs8aejnoam6">
         <w:r>
           <w:rPr>
             <w:rFonts w:ascii="Arial" w:cs="Arial" w:eastAsia="Arial" w:hAnsi="Arial"/>
@@ -2272,7 +2272,7 @@
         </w:rPr>
         <w:t xml:space="preserve">). To view a copy of this license, visit </w:t>
       </w:r>
-      <w:hyperlink w:history="1" r:id="rIdvjiph-lgcmil77whi1cwi">
+      <w:hyperlink w:history="1" r:id="rId7d10bay7ft1jlsgwgnehn">
         <w:r>
           <w:rPr>
             <w:rFonts w:ascii="Arial" w:cs="Arial" w:eastAsia="Arial" w:hAnsi="Arial"/>
@@ -3284,7 +3284,7 @@
             <w:pPr>
               <w:spacing w:after="20" w:before="0"/>
             </w:pPr>
-            <w:hyperlink w:history="1" r:id="rIdza7ak9i44z8jjsbtcwk2k">
+            <w:hyperlink w:history="1" r:id="rId0rjf8nv5wi5abpk8fjffk">
               <w:r>
                 <w:rPr>
                   <w:rFonts w:ascii="Arial" w:cs="Arial" w:eastAsia="Arial" w:hAnsi="Arial"/>
@@ -3317,7 +3317,7 @@
               <w:spacing w:after="10" w:before="0"/>
               <w:ind w:left="120"/>
             </w:pPr>
-            <w:hyperlink w:history="1" r:id="rIdafya3rakgqipgxlfayhon">
+            <w:hyperlink w:history="1" r:id="rIdygdisnn6r855bxqonv_bs">
               <w:r>
                 <w:rPr>
                   <w:rFonts w:ascii="Arial" w:cs="Arial" w:eastAsia="Arial" w:hAnsi="Arial"/>
@@ -3362,7 +3362,7 @@
             <w:pPr>
               <w:spacing w:after="20" w:before="0"/>
             </w:pPr>
-            <w:hyperlink w:history="1" r:id="rIdooecqduhgv38vsjjeqoqg">
+            <w:hyperlink w:history="1" r:id="rIdn8qgltjscl8tpzrtpxhd_">
               <w:r>
                 <w:rPr>
                   <w:rFonts w:ascii="Arial" w:cs="Arial" w:eastAsia="Arial" w:hAnsi="Arial"/>
@@ -3411,7 +3411,7 @@
               <w:spacing w:after="10" w:before="0"/>
               <w:ind w:left="120"/>
             </w:pPr>
-            <w:hyperlink w:history="1" r:id="rId7xmbj37x6ltcvtxhszk0y">
+            <w:hyperlink w:history="1" r:id="rIduxnrperoup6wfi6w3xytq">
               <w:r>
                 <w:rPr>
                   <w:rFonts w:ascii="Arial" w:cs="Arial" w:eastAsia="Arial" w:hAnsi="Arial"/>
@@ -3606,7 +3606,7 @@
             <w:pPr>
               <w:spacing w:after="20" w:before="0"/>
             </w:pPr>
-            <w:hyperlink w:history="1" r:id="rId3lt3kqyq1t6ct7r9wagpl">
+            <w:hyperlink w:history="1" r:id="rIdgk0lnyzpkksvfswhnfrid">
               <w:r>
                 <w:rPr>
                   <w:rFonts w:ascii="Arial" w:cs="Arial" w:eastAsia="Arial" w:hAnsi="Arial"/>
@@ -3639,7 +3639,7 @@
               <w:spacing w:after="10" w:before="0"/>
               <w:ind w:left="120"/>
             </w:pPr>
-            <w:hyperlink w:history="1" r:id="rIdfrfgnzdjchja-rye11keb">
+            <w:hyperlink w:history="1" r:id="rIdrcfejvb5_oc7g2ksjzwti">
               <w:r>
                 <w:rPr>
                   <w:rFonts w:ascii="Arial" w:cs="Arial" w:eastAsia="Arial" w:hAnsi="Arial"/>
@@ -3684,7 +3684,7 @@
             <w:pPr>
               <w:spacing w:after="20" w:before="0"/>
             </w:pPr>
-            <w:hyperlink w:history="1" r:id="rId3pllfc9nhonmcwiku893q">
+            <w:hyperlink w:history="1" r:id="rIdwegmunapox34ri0xc0loz">
               <w:r>
                 <w:rPr>
                   <w:rFonts w:ascii="Arial" w:cs="Arial" w:eastAsia="Arial" w:hAnsi="Arial"/>
@@ -3733,7 +3733,7 @@
               <w:spacing w:after="10" w:before="0"/>
               <w:ind w:left="120"/>
             </w:pPr>
-            <w:hyperlink w:history="1" r:id="rIdksgjlq7tj_jnozjpodmav">
+            <w:hyperlink w:history="1" r:id="rIdldd3vqewymxflaeca9qvu">
               <w:r>
                 <w:rPr>
                   <w:rFonts w:ascii="Arial" w:cs="Arial" w:eastAsia="Arial" w:hAnsi="Arial"/>
@@ -3928,7 +3928,7 @@
             <w:pPr>
               <w:spacing w:after="20" w:before="0"/>
             </w:pPr>
-            <w:hyperlink w:history="1" r:id="rId3rplw0f8kb2vacwz38jgr">
+            <w:hyperlink w:history="1" r:id="rIdx74ie0q7biswtkt_sx6fn">
               <w:r>
                 <w:rPr>
                   <w:rFonts w:ascii="Arial" w:cs="Arial" w:eastAsia="Arial" w:hAnsi="Arial"/>
@@ -3977,7 +3977,7 @@
               <w:spacing w:after="10" w:before="0"/>
               <w:ind w:left="120"/>
             </w:pPr>
-            <w:hyperlink w:history="1" r:id="rIdhmwstrac3cvqcevqvcd3i">
+            <w:hyperlink w:history="1" r:id="rId8btqa3ximza2daqsohwnn">
               <w:r>
                 <w:rPr>
                   <w:rFonts w:ascii="Arial" w:cs="Arial" w:eastAsia="Arial" w:hAnsi="Arial"/>
@@ -4022,7 +4022,7 @@
             <w:pPr>
               <w:spacing w:after="20" w:before="0"/>
             </w:pPr>
-            <w:hyperlink w:history="1" r:id="rId1oh0t118fmbgxkum4kjpw">
+            <w:hyperlink w:history="1" r:id="rIdt2lbuqymtwpwrfxfk63zb">
               <w:r>
                 <w:rPr>
                   <w:rFonts w:ascii="Arial" w:cs="Arial" w:eastAsia="Arial" w:hAnsi="Arial"/>
@@ -4071,7 +4071,7 @@
               <w:spacing w:after="10" w:before="0"/>
               <w:ind w:left="120"/>
             </w:pPr>
-            <w:hyperlink w:history="1" r:id="rId_xnl7fop_hzbdgtr48rkf">
+            <w:hyperlink w:history="1" r:id="rIdrdmh5x-e7a6t5riyu8ii4">
               <w:r>
                 <w:rPr>
                   <w:rFonts w:ascii="Arial" w:cs="Arial" w:eastAsia="Arial" w:hAnsi="Arial"/>
@@ -4266,7 +4266,7 @@
             <w:pPr>
               <w:spacing w:after="20" w:before="0"/>
             </w:pPr>
-            <w:hyperlink w:history="1" r:id="rIdgqlbnzwy_pmjeinyeltba">
+            <w:hyperlink w:history="1" r:id="rIdp3y7zbh0omjmehzxmel2w">
               <w:r>
                 <w:rPr>
                   <w:rFonts w:ascii="Arial" w:cs="Arial" w:eastAsia="Arial" w:hAnsi="Arial"/>
@@ -4315,7 +4315,7 @@
               <w:spacing w:after="10" w:before="0"/>
               <w:ind w:left="120"/>
             </w:pPr>
-            <w:hyperlink w:history="1" r:id="rIds9enhafmd-4k-hacciad5">
+            <w:hyperlink w:history="1" r:id="rIdixesrucucgol8b6gevvd_">
               <w:r>
                 <w:rPr>
                   <w:rFonts w:ascii="Arial" w:cs="Arial" w:eastAsia="Arial" w:hAnsi="Arial"/>
@@ -4360,7 +4360,7 @@
             <w:pPr>
               <w:spacing w:after="20" w:before="0"/>
             </w:pPr>
-            <w:hyperlink w:history="1" r:id="rId_ookkzatfx3q-0__41axf">
+            <w:hyperlink w:history="1" r:id="rId8pr9igvc4x7ouoh3yohl-">
               <w:r>
                 <w:rPr>
                   <w:rFonts w:ascii="Arial" w:cs="Arial" w:eastAsia="Arial" w:hAnsi="Arial"/>
@@ -4409,7 +4409,7 @@
               <w:spacing w:after="10" w:before="0"/>
               <w:ind w:left="120"/>
             </w:pPr>
-            <w:hyperlink w:history="1" r:id="rIdff6cteqtduknt6bigrqdu">
+            <w:hyperlink w:history="1" r:id="rIdhjbybm-gintpvjknkjach">
               <w:r>
                 <w:rPr>
                   <w:rFonts w:ascii="Arial" w:cs="Arial" w:eastAsia="Arial" w:hAnsi="Arial"/>
@@ -4604,7 +4604,7 @@
             <w:pPr>
               <w:spacing w:after="20" w:before="0"/>
             </w:pPr>
-            <w:hyperlink w:history="1" r:id="rIdlmcxqhdyke_zao_9kw3pv">
+            <w:hyperlink w:history="1" r:id="rIdqd-gab9xtkumvvd75fpqj">
               <w:r>
                 <w:rPr>
                   <w:rFonts w:ascii="Arial" w:cs="Arial" w:eastAsia="Arial" w:hAnsi="Arial"/>
@@ -4637,7 +4637,7 @@
               <w:spacing w:after="10" w:before="0"/>
               <w:ind w:left="120"/>
             </w:pPr>
-            <w:hyperlink w:history="1" r:id="rIdwtnahg2lpkzw_-bcx6zpb">
+            <w:hyperlink w:history="1" r:id="rIdtxyfkvbbtlcghrwgkp7ab">
               <w:r>
                 <w:rPr>
                   <w:rFonts w:ascii="Arial" w:cs="Arial" w:eastAsia="Arial" w:hAnsi="Arial"/>
@@ -4682,7 +4682,7 @@
             <w:pPr>
               <w:spacing w:after="20" w:before="0"/>
             </w:pPr>
-            <w:hyperlink w:history="1" r:id="rIdizwiwz821-axkvvjddsqv">
+            <w:hyperlink w:history="1" r:id="rId1yd4hvd1ruf7v6isgtujw">
               <w:r>
                 <w:rPr>
                   <w:rFonts w:ascii="Arial" w:cs="Arial" w:eastAsia="Arial" w:hAnsi="Arial"/>
@@ -4731,7 +4731,7 @@
               <w:spacing w:after="10" w:before="0"/>
               <w:ind w:left="120"/>
             </w:pPr>
-            <w:hyperlink w:history="1" r:id="rId5b2q5lpuxbiomkkk3xz1z">
+            <w:hyperlink w:history="1" r:id="rIdajt5c47d5gwppswho-a36">
               <w:r>
                 <w:rPr>
                   <w:rFonts w:ascii="Arial" w:cs="Arial" w:eastAsia="Arial" w:hAnsi="Arial"/>
@@ -5243,7 +5243,7 @@
         </w:rPr>
         <w:t xml:space="preserve">© 2026 SeaVuria and ARES. Aligned with KICD objectives. Developed by SeaVuria; technical implementation by ARES (with AI assistance from Claude). Licensed under </w:t>
       </w:r>
-      <w:hyperlink w:history="1" r:id="rIdxre-dfajxgwi2cmxvtdzg">
+      <w:hyperlink w:history="1" r:id="rId8ttvp1f4gn1ycer6ivhbp">
         <w:r>
           <w:rPr>
             <w:rFonts w:ascii="Arial" w:cs="Arial" w:eastAsia="Arial" w:hAnsi="Arial"/>
@@ -5264,7 +5264,7 @@
         </w:rPr>
         <w:t xml:space="preserve"> (</w:t>
       </w:r>
-      <w:hyperlink w:history="1" r:id="rIdm-ordrqtplj5ctgakyyrn">
+      <w:hyperlink w:history="1" r:id="rIdjptcwawpaijptugkv6lsn">
         <w:r>
           <w:rPr>
             <w:rFonts w:ascii="Arial" w:cs="Arial" w:eastAsia="Arial" w:hAnsi="Arial"/>
@@ -6294,7 +6294,7 @@
               <w:spacing w:after="10" w:before="0"/>
               <w:ind w:left="120"/>
             </w:pPr>
-            <w:hyperlink w:history="1" r:id="rIdvkdib_eu5aifjffohmdov">
+            <w:hyperlink w:history="1" r:id="rIdrkmaljafuq8vlsq4t2js-">
               <w:r>
                 <w:rPr>
                   <w:rFonts w:ascii="Arial" w:cs="Arial" w:eastAsia="Arial" w:hAnsi="Arial"/>
@@ -6371,7 +6371,7 @@
               <w:spacing w:after="10" w:before="0"/>
               <w:ind w:left="120"/>
             </w:pPr>
-            <w:hyperlink w:history="1" r:id="rId_n8dx4sz91qmxvf_ftu0o">
+            <w:hyperlink w:history="1" r:id="rId-xrtfhqbvpsx8daqg-1gg">
               <w:r>
                 <w:rPr>
                   <w:rFonts w:ascii="Arial" w:cs="Arial" w:eastAsia="Arial" w:hAnsi="Arial"/>
@@ -6598,7 +6598,7 @@
               <w:spacing w:after="10" w:before="0"/>
               <w:ind w:left="120"/>
             </w:pPr>
-            <w:hyperlink w:history="1" r:id="rIdxow9ovthpvqakgpazmgjf">
+            <w:hyperlink w:history="1" r:id="rIdu2kdnjr7az27fknrmveh6">
               <w:r>
                 <w:rPr>
                   <w:rFonts w:ascii="Arial" w:cs="Arial" w:eastAsia="Arial" w:hAnsi="Arial"/>
@@ -6675,7 +6675,7 @@
               <w:spacing w:after="10" w:before="0"/>
               <w:ind w:left="120"/>
             </w:pPr>
-            <w:hyperlink w:history="1" r:id="rIdxwdporohln8qytbjvvstg">
+            <w:hyperlink w:history="1" r:id="rId-u8zmvzotgb-4jugdniix">
               <w:r>
                 <w:rPr>
                   <w:rFonts w:ascii="Arial" w:cs="Arial" w:eastAsia="Arial" w:hAnsi="Arial"/>
@@ -6902,7 +6902,7 @@
               <w:spacing w:after="10" w:before="0"/>
               <w:ind w:left="120"/>
             </w:pPr>
-            <w:hyperlink w:history="1" r:id="rIdbyrwmmylq7y1j-x-j0c2e">
+            <w:hyperlink w:history="1" r:id="rIdbjd48awhnegghvhhfy4r-">
               <w:r>
                 <w:rPr>
                   <w:rFonts w:ascii="Arial" w:cs="Arial" w:eastAsia="Arial" w:hAnsi="Arial"/>
@@ -6979,7 +6979,7 @@
               <w:spacing w:after="10" w:before="0"/>
               <w:ind w:left="120"/>
             </w:pPr>
-            <w:hyperlink w:history="1" r:id="rIdliw-pkvropjuvf5m3twtd">
+            <w:hyperlink w:history="1" r:id="rIdib0q66uitpqezrtcs38yu">
               <w:r>
                 <w:rPr>
                   <w:rFonts w:ascii="Arial" w:cs="Arial" w:eastAsia="Arial" w:hAnsi="Arial"/>
@@ -7206,7 +7206,7 @@
               <w:spacing w:after="10" w:before="0"/>
               <w:ind w:left="120"/>
             </w:pPr>
-            <w:hyperlink w:history="1" r:id="rIdvmsq8p0byg72r5px5vxwc">
+            <w:hyperlink w:history="1" r:id="rId3n9cpubnawqyrbrpidahf">
               <w:r>
                 <w:rPr>
                   <w:rFonts w:ascii="Arial" w:cs="Arial" w:eastAsia="Arial" w:hAnsi="Arial"/>
@@ -7283,7 +7283,7 @@
               <w:spacing w:after="10" w:before="0"/>
               <w:ind w:left="120"/>
             </w:pPr>
-            <w:hyperlink w:history="1" r:id="rIdziaqisqsha08w3xadz0hu">
+            <w:hyperlink w:history="1" r:id="rIdmdjhfmoshaftiekc8oa63">
               <w:r>
                 <w:rPr>
                   <w:rFonts w:ascii="Arial" w:cs="Arial" w:eastAsia="Arial" w:hAnsi="Arial"/>
@@ -7510,7 +7510,7 @@
               <w:spacing w:after="10" w:before="0"/>
               <w:ind w:left="120"/>
             </w:pPr>
-            <w:hyperlink w:history="1" r:id="rIdmhlvcv_idmdwgxsitud-v">
+            <w:hyperlink w:history="1" r:id="rIdq3un46zouxofi4bevqnyt">
               <w:r>
                 <w:rPr>
                   <w:rFonts w:ascii="Arial" w:cs="Arial" w:eastAsia="Arial" w:hAnsi="Arial"/>
@@ -7587,7 +7587,7 @@
               <w:spacing w:after="10" w:before="0"/>
               <w:ind w:left="120"/>
             </w:pPr>
-            <w:hyperlink w:history="1" r:id="rId6uclgx3e5qrnn2fsapcr5">
+            <w:hyperlink w:history="1" r:id="rIdyv1r7g7ojqhrqge9akyov">
               <w:r>
                 <w:rPr>
                   <w:rFonts w:ascii="Arial" w:cs="Arial" w:eastAsia="Arial" w:hAnsi="Arial"/>
@@ -8114,7 +8114,7 @@
         </w:rPr>
         <w:t xml:space="preserve">© 2026 SeaVuria and ARES. Aligned with KICD objectives. Developed by SeaVuria; technical implementation by ARES (with AI assistance from Claude). Licensed under </w:t>
       </w:r>
-      <w:hyperlink w:history="1" r:id="rIdxvqrx7rkjaje1pbearc5c">
+      <w:hyperlink w:history="1" r:id="rIdmviqgfp8ydfzyt4joxvz5">
         <w:r>
           <w:rPr>
             <w:rFonts w:ascii="Arial" w:cs="Arial" w:eastAsia="Arial" w:hAnsi="Arial"/>
@@ -8135,7 +8135,7 @@
         </w:rPr>
         <w:t xml:space="preserve"> (</w:t>
       </w:r>
-      <w:hyperlink w:history="1" r:id="rIdr5iyw1hk9dllyjoogo9lw">
+      <w:hyperlink w:history="1" r:id="rId7oalmxphcrvthg9rcrq_-">
         <w:r>
           <w:rPr>
             <w:rFonts w:ascii="Arial" w:cs="Arial" w:eastAsia="Arial" w:hAnsi="Arial"/>
@@ -9148,7 +9148,7 @@
             <w:pPr>
               <w:spacing w:after="20" w:before="0"/>
             </w:pPr>
-            <w:hyperlink w:history="1" r:id="rIdrjmkizq1yozjvvncabb9z">
+            <w:hyperlink w:history="1" r:id="rIdofyfisd_61nphkpxx0pqv">
               <w:r>
                 <w:rPr>
                   <w:rFonts w:ascii="Arial" w:cs="Arial" w:eastAsia="Arial" w:hAnsi="Arial"/>
@@ -9197,7 +9197,7 @@
               <w:spacing w:after="10" w:before="0"/>
               <w:ind w:left="120"/>
             </w:pPr>
-            <w:hyperlink w:history="1" r:id="rIdbvtgjenmbrxq83nlh6jdp">
+            <w:hyperlink w:history="1" r:id="rIdfpbuikpeschhahyxumg9t">
               <w:r>
                 <w:rPr>
                   <w:rFonts w:ascii="Arial" w:cs="Arial" w:eastAsia="Arial" w:hAnsi="Arial"/>
@@ -9259,7 +9259,7 @@
               <w:spacing w:after="10" w:before="0"/>
               <w:ind w:left="120"/>
             </w:pPr>
-            <w:hyperlink w:history="1" r:id="rIdi7ofwn2brupr0md8k7m8y">
+            <w:hyperlink w:history="1" r:id="rIds7b4qm5tqrqbgvqrv7baa">
               <w:r>
                 <w:rPr>
                   <w:rFonts w:ascii="Arial" w:cs="Arial" w:eastAsia="Arial" w:hAnsi="Arial"/>
@@ -9469,7 +9469,7 @@
             <w:pPr>
               <w:spacing w:after="20" w:before="0"/>
             </w:pPr>
-            <w:hyperlink w:history="1" r:id="rId0dpeo7nh3pc8osj4n27ru">
+            <w:hyperlink w:history="1" r:id="rIdcfdncddborv46gm-xx73k">
               <w:r>
                 <w:rPr>
                   <w:rFonts w:ascii="Arial" w:cs="Arial" w:eastAsia="Arial" w:hAnsi="Arial"/>
@@ -9518,7 +9518,7 @@
               <w:spacing w:after="10" w:before="0"/>
               <w:ind w:left="120"/>
             </w:pPr>
-            <w:hyperlink w:history="1" r:id="rId5udlbghvtmvmbhkhvojat">
+            <w:hyperlink w:history="1" r:id="rIdools8a17eabf-2bew-o50">
               <w:r>
                 <w:rPr>
                   <w:rFonts w:ascii="Arial" w:cs="Arial" w:eastAsia="Arial" w:hAnsi="Arial"/>
@@ -9580,7 +9580,7 @@
               <w:spacing w:after="10" w:before="0"/>
               <w:ind w:left="120"/>
             </w:pPr>
-            <w:hyperlink w:history="1" r:id="rId66a8e2jbau-4tcj2chs9r">
+            <w:hyperlink w:history="1" r:id="rIdgb7lubye1sbuhcw5ifsug">
               <w:r>
                 <w:rPr>
                   <w:rFonts w:ascii="Arial" w:cs="Arial" w:eastAsia="Arial" w:hAnsi="Arial"/>
@@ -9790,7 +9790,7 @@
             <w:pPr>
               <w:spacing w:after="20" w:before="0"/>
             </w:pPr>
-            <w:hyperlink w:history="1" r:id="rIdftpg434h_qzbfxkktk-ml">
+            <w:hyperlink w:history="1" r:id="rIdlm2x28sq6u4utb8zifwcn">
               <w:r>
                 <w:rPr>
                   <w:rFonts w:ascii="Arial" w:cs="Arial" w:eastAsia="Arial" w:hAnsi="Arial"/>
@@ -9839,7 +9839,7 @@
               <w:spacing w:after="10" w:before="0"/>
               <w:ind w:left="120"/>
             </w:pPr>
-            <w:hyperlink w:history="1" r:id="rIdcnrfwuahftaduz0b4yidl">
+            <w:hyperlink w:history="1" r:id="rId17ybldu60s77-j3iazeyl">
               <w:r>
                 <w:rPr>
                   <w:rFonts w:ascii="Arial" w:cs="Arial" w:eastAsia="Arial" w:hAnsi="Arial"/>
@@ -9901,7 +9901,7 @@
               <w:spacing w:after="10" w:before="0"/>
               <w:ind w:left="120"/>
             </w:pPr>
-            <w:hyperlink w:history="1" r:id="rIdvvtj5dx0ogndlrxgaaxwq">
+            <w:hyperlink w:history="1" r:id="rIdshbw_y2tm_pjm60hpysod">
               <w:r>
                 <w:rPr>
                   <w:rFonts w:ascii="Arial" w:cs="Arial" w:eastAsia="Arial" w:hAnsi="Arial"/>
@@ -10111,7 +10111,7 @@
             <w:pPr>
               <w:spacing w:after="20" w:before="0"/>
             </w:pPr>
-            <w:hyperlink w:history="1" r:id="rIdc4sfx84rnkd13oeznk2v1">
+            <w:hyperlink w:history="1" r:id="rIdqs4t6hykn4hfegarex7jh">
               <w:r>
                 <w:rPr>
                   <w:rFonts w:ascii="Arial" w:cs="Arial" w:eastAsia="Arial" w:hAnsi="Arial"/>
@@ -10160,7 +10160,7 @@
               <w:spacing w:after="10" w:before="0"/>
               <w:ind w:left="120"/>
             </w:pPr>
-            <w:hyperlink w:history="1" r:id="rIdf7qu0oou4grxfxc63ta5v">
+            <w:hyperlink w:history="1" r:id="rId99tdhdgakjgn0qz6jlkfl">
               <w:r>
                 <w:rPr>
                   <w:rFonts w:ascii="Arial" w:cs="Arial" w:eastAsia="Arial" w:hAnsi="Arial"/>
@@ -10222,7 +10222,7 @@
               <w:spacing w:after="10" w:before="0"/>
               <w:ind w:left="120"/>
             </w:pPr>
-            <w:hyperlink w:history="1" r:id="rIdiw47_pv1a47qjmhl6cb1s">
+            <w:hyperlink w:history="1" r:id="rIdy-njn6wstdtob2o4rmphm">
               <w:r>
                 <w:rPr>
                   <w:rFonts w:ascii="Arial" w:cs="Arial" w:eastAsia="Arial" w:hAnsi="Arial"/>
@@ -10432,7 +10432,7 @@
             <w:pPr>
               <w:spacing w:after="20" w:before="0"/>
             </w:pPr>
-            <w:hyperlink w:history="1" r:id="rIdr4zn02ev97wievt89nneh">
+            <w:hyperlink w:history="1" r:id="rId_a8iuluwqqaw5equiutdp">
               <w:r>
                 <w:rPr>
                   <w:rFonts w:ascii="Arial" w:cs="Arial" w:eastAsia="Arial" w:hAnsi="Arial"/>
@@ -10481,7 +10481,7 @@
               <w:spacing w:after="10" w:before="0"/>
               <w:ind w:left="120"/>
             </w:pPr>
-            <w:hyperlink w:history="1" r:id="rIdg60elwhmdbhx13nfbonmo">
+            <w:hyperlink w:history="1" r:id="rIdrolbvx9td4uff_yrbns7r">
               <w:r>
                 <w:rPr>
                   <w:rFonts w:ascii="Arial" w:cs="Arial" w:eastAsia="Arial" w:hAnsi="Arial"/>
@@ -10543,7 +10543,7 @@
               <w:spacing w:after="10" w:before="0"/>
               <w:ind w:left="120"/>
             </w:pPr>
-            <w:hyperlink w:history="1" r:id="rIdfjplhfa5ygwpwlmd5knw5">
+            <w:hyperlink w:history="1" r:id="rIdnq_axgsx56htlsujghkk5">
               <w:r>
                 <w:rPr>
                   <w:rFonts w:ascii="Arial" w:cs="Arial" w:eastAsia="Arial" w:hAnsi="Arial"/>
@@ -10632,7 +10632,7 @@
                 <w:sz w:val="18"/>
                 <w:szCs w:val="18"/>
               </w:rPr>
-              <w:t xml:space="preserve">Say: 'Our first groups did not agree. Now, using features anyone can observe, where do our plants go? Show me on the model.' Draw the model skeleton and let groups add labels. Ask: 'What evidence supports this branch? What is missing?' Give WAIT TIME of 10-15 seconds. Cold-call 4 learners to place one organism and justify it. Ask: 'Where would the mushroom go? Why not here?' (leave unresolved for later lessons on kingdoms). Close with: 'If a farmer in Rift Valley brings you an unknown plant, what would you check first? How could we make this a step-by-step tool?' and introduce Lesson 4: dichotomous keys. Collect model sketches as an exit ticket.</w:t>
+              <w:t xml:space="preserve">Say: 'Our first groups did not agree. Now, using features anyone can observe, where do our plants go? Show me on the model.' Draw the model skeleton and let groups add labels. Ask: 'What evidence supports this branch? What is missing?' Give WAIT TIME of 10-15 seconds. Cold-call 4 learners to place one organism and justify it. Ask: 'Where would the mushroom go? Why not here?' (leave unresolved; it is revisited in Lesson 8). Close with: 'If a farmer in Rift Valley brings you an unknown plant, what would you check first? How could we make this a step-by-step tool?' and introduce Lesson 4: dichotomous keys. Collect model sketches as an exit ticket.</w:t>
             </w:r>
           </w:p>
         </w:tc>
@@ -11070,7 +11070,7 @@
         </w:rPr>
         <w:t xml:space="preserve">© 2026 SeaVuria and ARES. Aligned with KICD objectives. Developed by SeaVuria; technical implementation by ARES (with AI assistance from Claude). Licensed under </w:t>
       </w:r>
-      <w:hyperlink w:history="1" r:id="rIdd3wl4owwvew6urwipwgtx">
+      <w:hyperlink w:history="1" r:id="rIdciop-cmmhcgupxogdasr_">
         <w:r>
           <w:rPr>
             <w:rFonts w:ascii="Arial" w:cs="Arial" w:eastAsia="Arial" w:hAnsi="Arial"/>
@@ -11091,7 +11091,7 @@
         </w:rPr>
         <w:t xml:space="preserve"> (</w:t>
       </w:r>
-      <w:hyperlink w:history="1" r:id="rId_clxdnrsaaxcwyz8ccxcq">
+      <w:hyperlink w:history="1" r:id="rId9azexbhkn_luylpb3nnrl">
         <w:r>
           <w:rPr>
             <w:rFonts w:ascii="Arial" w:cs="Arial" w:eastAsia="Arial" w:hAnsi="Arial"/>
@@ -12104,7 +12104,7 @@
             <w:pPr>
               <w:spacing w:after="20" w:before="0"/>
             </w:pPr>
-            <w:hyperlink w:history="1" r:id="rId63uryy2s8rinygvef0oip">
+            <w:hyperlink w:history="1" r:id="rIdplubz2zauexcwqhzpzcfk">
               <w:r>
                 <w:rPr>
                   <w:rFonts w:ascii="Arial" w:cs="Arial" w:eastAsia="Arial" w:hAnsi="Arial"/>
@@ -12137,7 +12137,7 @@
               <w:spacing w:after="10" w:before="0"/>
               <w:ind w:left="120"/>
             </w:pPr>
-            <w:hyperlink w:history="1" r:id="rIdlfbwckvvsrqczqsoevw4o">
+            <w:hyperlink w:history="1" r:id="rId4qzmmnairxckxws-au_y3">
               <w:r>
                 <w:rPr>
                   <w:rFonts w:ascii="Arial" w:cs="Arial" w:eastAsia="Arial" w:hAnsi="Arial"/>
@@ -12199,7 +12199,7 @@
               <w:spacing w:after="10" w:before="0"/>
               <w:ind w:left="120"/>
             </w:pPr>
-            <w:hyperlink w:history="1" r:id="rIdig1iqauxnimzraqacrdnm">
+            <w:hyperlink w:history="1" r:id="rIdhlaj9qhcwancwxznetyw2">
               <w:r>
                 <w:rPr>
                   <w:rFonts w:ascii="Arial" w:cs="Arial" w:eastAsia="Arial" w:hAnsi="Arial"/>
@@ -12409,7 +12409,7 @@
             <w:pPr>
               <w:spacing w:after="20" w:before="0"/>
             </w:pPr>
-            <w:hyperlink w:history="1" r:id="rIdai1xirmwcb41il5rerpg2">
+            <w:hyperlink w:history="1" r:id="rIdafbvr5-pkk7mo0urhqfhy">
               <w:r>
                 <w:rPr>
                   <w:rFonts w:ascii="Arial" w:cs="Arial" w:eastAsia="Arial" w:hAnsi="Arial"/>
@@ -12442,7 +12442,7 @@
               <w:spacing w:after="10" w:before="0"/>
               <w:ind w:left="120"/>
             </w:pPr>
-            <w:hyperlink w:history="1" r:id="rIdgreyocom_oxfb9ba0myrr">
+            <w:hyperlink w:history="1" r:id="rIdznmziihu377-np_0avqds">
               <w:r>
                 <w:rPr>
                   <w:rFonts w:ascii="Arial" w:cs="Arial" w:eastAsia="Arial" w:hAnsi="Arial"/>
@@ -12504,7 +12504,7 @@
               <w:spacing w:after="10" w:before="0"/>
               <w:ind w:left="120"/>
             </w:pPr>
-            <w:hyperlink w:history="1" r:id="rIdrsuj43k2wxselaj74ihkj">
+            <w:hyperlink w:history="1" r:id="rIdlfmycyu9fjz67tyu5uwog">
               <w:r>
                 <w:rPr>
                   <w:rFonts w:ascii="Arial" w:cs="Arial" w:eastAsia="Arial" w:hAnsi="Arial"/>
@@ -12714,7 +12714,7 @@
             <w:pPr>
               <w:spacing w:after="20" w:before="0"/>
             </w:pPr>
-            <w:hyperlink w:history="1" r:id="rIdulk6mvoagm7n6y2mpip2w">
+            <w:hyperlink w:history="1" r:id="rIdu4r05j12wm2zyv3n9z7ul">
               <w:r>
                 <w:rPr>
                   <w:rFonts w:ascii="Arial" w:cs="Arial" w:eastAsia="Arial" w:hAnsi="Arial"/>
@@ -12747,7 +12747,7 @@
               <w:spacing w:after="10" w:before="0"/>
               <w:ind w:left="120"/>
             </w:pPr>
-            <w:hyperlink w:history="1" r:id="rIdwlx9xjuzzqaljot-jzrhq">
+            <w:hyperlink w:history="1" r:id="rIdq-zf00fedcyketpdyvzm2">
               <w:r>
                 <w:rPr>
                   <w:rFonts w:ascii="Arial" w:cs="Arial" w:eastAsia="Arial" w:hAnsi="Arial"/>
@@ -12809,7 +12809,7 @@
               <w:spacing w:after="10" w:before="0"/>
               <w:ind w:left="120"/>
             </w:pPr>
-            <w:hyperlink w:history="1" r:id="rIdwmgtd1kzzkq2b3khjtvy-">
+            <w:hyperlink w:history="1" r:id="rIdgdttdgvr39oxjqxgv-ohs">
               <w:r>
                 <w:rPr>
                   <w:rFonts w:ascii="Arial" w:cs="Arial" w:eastAsia="Arial" w:hAnsi="Arial"/>
@@ -13019,7 +13019,7 @@
             <w:pPr>
               <w:spacing w:after="20" w:before="0"/>
             </w:pPr>
-            <w:hyperlink w:history="1" r:id="rId3bczpqmqgdgoynbxktu7y">
+            <w:hyperlink w:history="1" r:id="rIdsihrjciqfnck9q7hucbms">
               <w:r>
                 <w:rPr>
                   <w:rFonts w:ascii="Arial" w:cs="Arial" w:eastAsia="Arial" w:hAnsi="Arial"/>
@@ -13052,7 +13052,7 @@
               <w:spacing w:after="10" w:before="0"/>
               <w:ind w:left="120"/>
             </w:pPr>
-            <w:hyperlink w:history="1" r:id="rIdxa3ok3uqzv_h0wdhn0wvk">
+            <w:hyperlink w:history="1" r:id="rIdqi3w5cbctrigkpuw2zmhm">
               <w:r>
                 <w:rPr>
                   <w:rFonts w:ascii="Arial" w:cs="Arial" w:eastAsia="Arial" w:hAnsi="Arial"/>
@@ -13114,7 +13114,7 @@
               <w:spacing w:after="10" w:before="0"/>
               <w:ind w:left="120"/>
             </w:pPr>
-            <w:hyperlink w:history="1" r:id="rIdsdldsvi7tcjqsnsvu1zz-">
+            <w:hyperlink w:history="1" r:id="rIdeyzyhc91natwvo-d8281x">
               <w:r>
                 <w:rPr>
                   <w:rFonts w:ascii="Arial" w:cs="Arial" w:eastAsia="Arial" w:hAnsi="Arial"/>
@@ -13324,7 +13324,7 @@
             <w:pPr>
               <w:spacing w:after="20" w:before="0"/>
             </w:pPr>
-            <w:hyperlink w:history="1" r:id="rIdvhmhcigi8uaqb2hze8hg7">
+            <w:hyperlink w:history="1" r:id="rIdxsfaegezyx90dswsg1zdj">
               <w:r>
                 <w:rPr>
                   <w:rFonts w:ascii="Arial" w:cs="Arial" w:eastAsia="Arial" w:hAnsi="Arial"/>
@@ -13357,7 +13357,7 @@
               <w:spacing w:after="10" w:before="0"/>
               <w:ind w:left="120"/>
             </w:pPr>
-            <w:hyperlink w:history="1" r:id="rIdmvdh3i7ryvw_o69na3kdv">
+            <w:hyperlink w:history="1" r:id="rIdxpwggftt9lutibju3hh_g">
               <w:r>
                 <w:rPr>
                   <w:rFonts w:ascii="Arial" w:cs="Arial" w:eastAsia="Arial" w:hAnsi="Arial"/>
@@ -13419,7 +13419,7 @@
               <w:spacing w:after="10" w:before="0"/>
               <w:ind w:left="120"/>
             </w:pPr>
-            <w:hyperlink w:history="1" r:id="rId1fxhcph_7nd52h4lgzzmt">
+            <w:hyperlink w:history="1" r:id="rIdmvf-fkqy7xswss7jcuels">
               <w:r>
                 <w:rPr>
                   <w:rFonts w:ascii="Arial" w:cs="Arial" w:eastAsia="Arial" w:hAnsi="Arial"/>
@@ -13946,7 +13946,7 @@
         </w:rPr>
         <w:t xml:space="preserve">© 2026 SeaVuria and ARES. Aligned with KICD objectives. Developed by SeaVuria; technical implementation by ARES (with AI assistance from Claude). Licensed under </w:t>
       </w:r>
-      <w:hyperlink w:history="1" r:id="rIdhtvczfyyuv5uhc2uh5ioz">
+      <w:hyperlink w:history="1" r:id="rIdz-tvseg_hqlnr24w8ge_c">
         <w:r>
           <w:rPr>
             <w:rFonts w:ascii="Arial" w:cs="Arial" w:eastAsia="Arial" w:hAnsi="Arial"/>
@@ -13967,7 +13967,7 @@
         </w:rPr>
         <w:t xml:space="preserve"> (</w:t>
       </w:r>
-      <w:hyperlink w:history="1" r:id="rIdo_mbi8qkehzsd0zxyhkoc">
+      <w:hyperlink w:history="1" r:id="rIdvcixfihovxdsv8_imh20u">
         <w:r>
           <w:rPr>
             <w:rFonts w:ascii="Arial" w:cs="Arial" w:eastAsia="Arial" w:hAnsi="Arial"/>
@@ -14997,7 +14997,7 @@
               <w:spacing w:after="10" w:before="0"/>
               <w:ind w:left="120"/>
             </w:pPr>
-            <w:hyperlink w:history="1" r:id="rIdlo0fkoqtgz8lqdcffrjsl">
+            <w:hyperlink w:history="1" r:id="rIdof4zdavbeilxtvuqkr8nq">
               <w:r>
                 <w:rPr>
                   <w:rFonts w:ascii="Arial" w:cs="Arial" w:eastAsia="Arial" w:hAnsi="Arial"/>
@@ -15074,7 +15074,7 @@
               <w:spacing w:after="10" w:before="0"/>
               <w:ind w:left="120"/>
             </w:pPr>
-            <w:hyperlink w:history="1" r:id="rIdqebk9lnya4a3e-itmwyr0">
+            <w:hyperlink w:history="1" r:id="rIdygp74ylhor9bm3h2z5iz4">
               <w:r>
                 <w:rPr>
                   <w:rFonts w:ascii="Arial" w:cs="Arial" w:eastAsia="Arial" w:hAnsi="Arial"/>
@@ -15301,7 +15301,7 @@
               <w:spacing w:after="10" w:before="0"/>
               <w:ind w:left="120"/>
             </w:pPr>
-            <w:hyperlink w:history="1" r:id="rIdcwslkrpgaixg7hqxhjhuv">
+            <w:hyperlink w:history="1" r:id="rIdflbsewivhsm3rih3zv_sa">
               <w:r>
                 <w:rPr>
                   <w:rFonts w:ascii="Arial" w:cs="Arial" w:eastAsia="Arial" w:hAnsi="Arial"/>
@@ -15378,7 +15378,7 @@
               <w:spacing w:after="10" w:before="0"/>
               <w:ind w:left="120"/>
             </w:pPr>
-            <w:hyperlink w:history="1" r:id="rIdasgbqlkakswffj6lskmly">
+            <w:hyperlink w:history="1" r:id="rIdjs0tzow9cmlhhvnfot8gx">
               <w:r>
                 <w:rPr>
                   <w:rFonts w:ascii="Arial" w:cs="Arial" w:eastAsia="Arial" w:hAnsi="Arial"/>
@@ -15605,7 +15605,7 @@
               <w:spacing w:after="10" w:before="0"/>
               <w:ind w:left="120"/>
             </w:pPr>
-            <w:hyperlink w:history="1" r:id="rId6ft5fgpsh9jqyeww6obwg">
+            <w:hyperlink w:history="1" r:id="rIdulffqpsw_gzypaffdxcdk">
               <w:r>
                 <w:rPr>
                   <w:rFonts w:ascii="Arial" w:cs="Arial" w:eastAsia="Arial" w:hAnsi="Arial"/>
@@ -15682,7 +15682,7 @@
               <w:spacing w:after="10" w:before="0"/>
               <w:ind w:left="120"/>
             </w:pPr>
-            <w:hyperlink w:history="1" r:id="rIdtqwlgwo2ajwmzqwsf4ztl">
+            <w:hyperlink w:history="1" r:id="rIdpff6vh_5xsmzreocdemrs">
               <w:r>
                 <w:rPr>
                   <w:rFonts w:ascii="Arial" w:cs="Arial" w:eastAsia="Arial" w:hAnsi="Arial"/>
@@ -15909,7 +15909,7 @@
               <w:spacing w:after="10" w:before="0"/>
               <w:ind w:left="120"/>
             </w:pPr>
-            <w:hyperlink w:history="1" r:id="rId-49wssexdj5imc-dp-d_h">
+            <w:hyperlink w:history="1" r:id="rIdy4o1p7wqghpqqgswnyrfr">
               <w:r>
                 <w:rPr>
                   <w:rFonts w:ascii="Arial" w:cs="Arial" w:eastAsia="Arial" w:hAnsi="Arial"/>
@@ -15986,7 +15986,7 @@
               <w:spacing w:after="10" w:before="0"/>
               <w:ind w:left="120"/>
             </w:pPr>
-            <w:hyperlink w:history="1" r:id="rIdnex74sytj4g54qckmbhyp">
+            <w:hyperlink w:history="1" r:id="rIdzh6ndhlter1bcxyriqkzj">
               <w:r>
                 <w:rPr>
                   <w:rFonts w:ascii="Arial" w:cs="Arial" w:eastAsia="Arial" w:hAnsi="Arial"/>
@@ -16213,7 +16213,7 @@
               <w:spacing w:after="10" w:before="0"/>
               <w:ind w:left="120"/>
             </w:pPr>
-            <w:hyperlink w:history="1" r:id="rIdp2bd3yrq0voqcoexul1a0">
+            <w:hyperlink w:history="1" r:id="rIdjp0gx16soighx5e4vrzgq">
               <w:r>
                 <w:rPr>
                   <w:rFonts w:ascii="Arial" w:cs="Arial" w:eastAsia="Arial" w:hAnsi="Arial"/>
@@ -16290,7 +16290,7 @@
               <w:spacing w:after="10" w:before="0"/>
               <w:ind w:left="120"/>
             </w:pPr>
-            <w:hyperlink w:history="1" r:id="rIdcqsq14hhfwuv-iucuqwa1">
+            <w:hyperlink w:history="1" r:id="rIdqrtwklifqxcovua_x2wok">
               <w:r>
                 <w:rPr>
                   <w:rFonts w:ascii="Arial" w:cs="Arial" w:eastAsia="Arial" w:hAnsi="Arial"/>
@@ -16817,7 +16817,7 @@
         </w:rPr>
         <w:t xml:space="preserve">© 2026 SeaVuria and ARES. Aligned with KICD objectives. Developed by SeaVuria; technical implementation by ARES (with AI assistance from Claude). Licensed under </w:t>
       </w:r>
-      <w:hyperlink w:history="1" r:id="rIdmxav8qkrpc3lyfju0uhnf">
+      <w:hyperlink w:history="1" r:id="rIdm5t5f-uukppacip98horh">
         <w:r>
           <w:rPr>
             <w:rFonts w:ascii="Arial" w:cs="Arial" w:eastAsia="Arial" w:hAnsi="Arial"/>
@@ -16838,7 +16838,7 @@
         </w:rPr>
         <w:t xml:space="preserve"> (</w:t>
       </w:r>
-      <w:hyperlink w:history="1" r:id="rId8v9h8w7drxa44lmfifypd">
+      <w:hyperlink w:history="1" r:id="rIdvtfzywg-zogaqg1cvgdqm">
         <w:r>
           <w:rPr>
             <w:rFonts w:ascii="Arial" w:cs="Arial" w:eastAsia="Arial" w:hAnsi="Arial"/>
@@ -17868,7 +17868,7 @@
               <w:spacing w:after="10" w:before="0"/>
               <w:ind w:left="120"/>
             </w:pPr>
-            <w:hyperlink w:history="1" r:id="rIdfxopssjdpr0l5j1d5ryom">
+            <w:hyperlink w:history="1" r:id="rId-lowpulwgrlk4mehbnxc_">
               <w:r>
                 <w:rPr>
                   <w:rFonts w:ascii="Arial" w:cs="Arial" w:eastAsia="Arial" w:hAnsi="Arial"/>
@@ -17928,7 +17928,7 @@
             <w:pPr>
               <w:spacing w:after="20" w:before="0"/>
             </w:pPr>
-            <w:hyperlink w:history="1" r:id="rIdsezkgc4ld4wob41ty-eam">
+            <w:hyperlink w:history="1" r:id="rIdcdeghaiwelhvfhikq1opr">
               <w:r>
                 <w:rPr>
                   <w:rFonts w:ascii="Arial" w:cs="Arial" w:eastAsia="Arial" w:hAnsi="Arial"/>
@@ -17977,7 +17977,7 @@
               <w:spacing w:after="10" w:before="0"/>
               <w:ind w:left="120"/>
             </w:pPr>
-            <w:hyperlink w:history="1" r:id="rIdylh3b7fqfl2ru7ahejie2">
+            <w:hyperlink w:history="1" r:id="rIdkah_fpj35t9zup9q2kcv1">
               <w:r>
                 <w:rPr>
                   <w:rFonts w:ascii="Arial" w:cs="Arial" w:eastAsia="Arial" w:hAnsi="Arial"/>
@@ -18189,7 +18189,7 @@
               <w:spacing w:after="10" w:before="0"/>
               <w:ind w:left="120"/>
             </w:pPr>
-            <w:hyperlink w:history="1" r:id="rIdsfrku3-ks-ndakhbaawc6">
+            <w:hyperlink w:history="1" r:id="rIdgnqfgxaatrmymwgihy4-c">
               <w:r>
                 <w:rPr>
                   <w:rFonts w:ascii="Arial" w:cs="Arial" w:eastAsia="Arial" w:hAnsi="Arial"/>
@@ -18249,7 +18249,7 @@
             <w:pPr>
               <w:spacing w:after="20" w:before="0"/>
             </w:pPr>
-            <w:hyperlink w:history="1" r:id="rId1mkal7jyzju7jm54jw4dx">
+            <w:hyperlink w:history="1" r:id="rIdawab5sty4r02n8mpzco7p">
               <w:r>
                 <w:rPr>
                   <w:rFonts w:ascii="Arial" w:cs="Arial" w:eastAsia="Arial" w:hAnsi="Arial"/>
@@ -18298,7 +18298,7 @@
               <w:spacing w:after="10" w:before="0"/>
               <w:ind w:left="120"/>
             </w:pPr>
-            <w:hyperlink w:history="1" r:id="rIdjbabh9in6tew03j0aajhy">
+            <w:hyperlink w:history="1" r:id="rId_0jhmezmcgoyi376i6zbg">
               <w:r>
                 <w:rPr>
                   <w:rFonts w:ascii="Arial" w:cs="Arial" w:eastAsia="Arial" w:hAnsi="Arial"/>
@@ -18510,7 +18510,7 @@
               <w:spacing w:after="10" w:before="0"/>
               <w:ind w:left="120"/>
             </w:pPr>
-            <w:hyperlink w:history="1" r:id="rIdto7bmatudwx1cxwovroqg">
+            <w:hyperlink w:history="1" r:id="rIdmeenohkrei1_mgynlp3jp">
               <w:r>
                 <w:rPr>
                   <w:rFonts w:ascii="Arial" w:cs="Arial" w:eastAsia="Arial" w:hAnsi="Arial"/>
@@ -18570,7 +18570,7 @@
             <w:pPr>
               <w:spacing w:after="20" w:before="0"/>
             </w:pPr>
-            <w:hyperlink w:history="1" r:id="rIdugi3bthjjmrdo-uua_pwa">
+            <w:hyperlink w:history="1" r:id="rIdebfaek_wkh__kdxgyf33q">
               <w:r>
                 <w:rPr>
                   <w:rFonts w:ascii="Arial" w:cs="Arial" w:eastAsia="Arial" w:hAnsi="Arial"/>
@@ -18619,7 +18619,7 @@
               <w:spacing w:after="10" w:before="0"/>
               <w:ind w:left="120"/>
             </w:pPr>
-            <w:hyperlink w:history="1" r:id="rId0gy71lydtopdowfmzh7qr">
+            <w:hyperlink w:history="1" r:id="rIdwcsv78izxuangnk3kio3e">
               <w:r>
                 <w:rPr>
                   <w:rFonts w:ascii="Arial" w:cs="Arial" w:eastAsia="Arial" w:hAnsi="Arial"/>
@@ -18831,7 +18831,7 @@
               <w:spacing w:after="10" w:before="0"/>
               <w:ind w:left="120"/>
             </w:pPr>
-            <w:hyperlink w:history="1" r:id="rIdracufgqb0yiwqrk6rfqgw">
+            <w:hyperlink w:history="1" r:id="rIdyweahq5iwmdmjkyi9mek7">
               <w:r>
                 <w:rPr>
                   <w:rFonts w:ascii="Arial" w:cs="Arial" w:eastAsia="Arial" w:hAnsi="Arial"/>
@@ -18891,7 +18891,7 @@
             <w:pPr>
               <w:spacing w:after="20" w:before="0"/>
             </w:pPr>
-            <w:hyperlink w:history="1" r:id="rIdca68l-oxxzlnj-nokhop9">
+            <w:hyperlink w:history="1" r:id="rIdffhlkpai_tri8wudtx1ee">
               <w:r>
                 <w:rPr>
                   <w:rFonts w:ascii="Arial" w:cs="Arial" w:eastAsia="Arial" w:hAnsi="Arial"/>
@@ -18940,7 +18940,7 @@
               <w:spacing w:after="10" w:before="0"/>
               <w:ind w:left="120"/>
             </w:pPr>
-            <w:hyperlink w:history="1" r:id="rIddsfeygv7-pn_unese7ezd">
+            <w:hyperlink w:history="1" r:id="rIdy-murwp8o5iymszp0yjoq">
               <w:r>
                 <w:rPr>
                   <w:rFonts w:ascii="Arial" w:cs="Arial" w:eastAsia="Arial" w:hAnsi="Arial"/>
@@ -19152,7 +19152,7 @@
               <w:spacing w:after="10" w:before="0"/>
               <w:ind w:left="120"/>
             </w:pPr>
-            <w:hyperlink w:history="1" r:id="rIdpmi5kcyyuvchwapnmgadi">
+            <w:hyperlink w:history="1" r:id="rIdtmon4o_5w-rfxbtn1xatv">
               <w:r>
                 <w:rPr>
                   <w:rFonts w:ascii="Arial" w:cs="Arial" w:eastAsia="Arial" w:hAnsi="Arial"/>
@@ -19212,7 +19212,7 @@
             <w:pPr>
               <w:spacing w:after="20" w:before="0"/>
             </w:pPr>
-            <w:hyperlink w:history="1" r:id="rIdorv_4on-egfq7f4olpe_q">
+            <w:hyperlink w:history="1" r:id="rIdywzzun7g2zggim4ur6ohi">
               <w:r>
                 <w:rPr>
                   <w:rFonts w:ascii="Arial" w:cs="Arial" w:eastAsia="Arial" w:hAnsi="Arial"/>
@@ -19261,7 +19261,7 @@
               <w:spacing w:after="10" w:before="0"/>
               <w:ind w:left="120"/>
             </w:pPr>
-            <w:hyperlink w:history="1" r:id="rIdnp2jdql9d8abssi4qvmup">
+            <w:hyperlink w:history="1" r:id="rId3zwncew9t7ppp75d5ggzj">
               <w:r>
                 <w:rPr>
                   <w:rFonts w:ascii="Arial" w:cs="Arial" w:eastAsia="Arial" w:hAnsi="Arial"/>
@@ -19773,7 +19773,7 @@
         </w:rPr>
         <w:t xml:space="preserve">© 2026 SeaVuria and ARES. Aligned with KICD objectives. Developed by SeaVuria; technical implementation by ARES (with AI assistance from Claude). Licensed under </w:t>
       </w:r>
-      <w:hyperlink w:history="1" r:id="rIdtasunuuzzmo3l0pnzkdzq">
+      <w:hyperlink w:history="1" r:id="rIdblxnzmehz4cubwe42v2k6">
         <w:r>
           <w:rPr>
             <w:rFonts w:ascii="Arial" w:cs="Arial" w:eastAsia="Arial" w:hAnsi="Arial"/>
@@ -19794,7 +19794,7 @@
         </w:rPr>
         <w:t xml:space="preserve"> (</w:t>
       </w:r>
-      <w:hyperlink w:history="1" r:id="rIdsxoer-twkjb5umjilyuhx">
+      <w:hyperlink w:history="1" r:id="rId9h1o9jqr6gycl7k6hzqju">
         <w:r>
           <w:rPr>
             <w:rFonts w:ascii="Arial" w:cs="Arial" w:eastAsia="Arial" w:hAnsi="Arial"/>
@@ -20807,7 +20807,7 @@
             <w:pPr>
               <w:spacing w:after="20" w:before="0"/>
             </w:pPr>
-            <w:hyperlink w:history="1" r:id="rId-qoqfjq5tpu8dp6wzs3hf">
+            <w:hyperlink w:history="1" r:id="rIdflrczjyt7vcz6hcdrxoub">
               <w:r>
                 <w:rPr>
                   <w:rFonts w:ascii="Arial" w:cs="Arial" w:eastAsia="Arial" w:hAnsi="Arial"/>
@@ -20840,7 +20840,7 @@
               <w:spacing w:after="10" w:before="0"/>
               <w:ind w:left="120"/>
             </w:pPr>
-            <w:hyperlink w:history="1" r:id="rId5uvbss-zpqhitf67avxv7">
+            <w:hyperlink w:history="1" r:id="rIdeht0ahxp0ylbuq-tabm-w">
               <w:r>
                 <w:rPr>
                   <w:rFonts w:ascii="Arial" w:cs="Arial" w:eastAsia="Arial" w:hAnsi="Arial"/>
@@ -20902,7 +20902,7 @@
               <w:spacing w:after="10" w:before="0"/>
               <w:ind w:left="120"/>
             </w:pPr>
-            <w:hyperlink w:history="1" r:id="rId0vpdd0qzgvxvzhedk0eg8">
+            <w:hyperlink w:history="1" r:id="rIdeah_hounygo4o4g8jucb9">
               <w:r>
                 <w:rPr>
                   <w:rFonts w:ascii="Arial" w:cs="Arial" w:eastAsia="Arial" w:hAnsi="Arial"/>
@@ -21112,7 +21112,7 @@
             <w:pPr>
               <w:spacing w:after="20" w:before="0"/>
             </w:pPr>
-            <w:hyperlink w:history="1" r:id="rIdzqnuqctatazpegmqq7npc">
+            <w:hyperlink w:history="1" r:id="rIdj0zexnbhu0oqti9f_dmxv">
               <w:r>
                 <w:rPr>
                   <w:rFonts w:ascii="Arial" w:cs="Arial" w:eastAsia="Arial" w:hAnsi="Arial"/>
@@ -21145,7 +21145,7 @@
               <w:spacing w:after="10" w:before="0"/>
               <w:ind w:left="120"/>
             </w:pPr>
-            <w:hyperlink w:history="1" r:id="rIdwle5rp8stk1qpi9ukbxag">
+            <w:hyperlink w:history="1" r:id="rIdwkbomenxmp8s3dxpoopze">
               <w:r>
                 <w:rPr>
                   <w:rFonts w:ascii="Arial" w:cs="Arial" w:eastAsia="Arial" w:hAnsi="Arial"/>
@@ -21207,7 +21207,7 @@
               <w:spacing w:after="10" w:before="0"/>
               <w:ind w:left="120"/>
             </w:pPr>
-            <w:hyperlink w:history="1" r:id="rIdkddhytfpin7mrtlmuk3lq">
+            <w:hyperlink w:history="1" r:id="rId1ffs1h_4qo6b3hyzd21rl">
               <w:r>
                 <w:rPr>
                   <w:rFonts w:ascii="Arial" w:cs="Arial" w:eastAsia="Arial" w:hAnsi="Arial"/>
@@ -21417,7 +21417,7 @@
             <w:pPr>
               <w:spacing w:after="20" w:before="0"/>
             </w:pPr>
-            <w:hyperlink w:history="1" r:id="rIdxuxwijtsju7p8ugzlvomp">
+            <w:hyperlink w:history="1" r:id="rIdce9fj7j0haee2qw4geyjo">
               <w:r>
                 <w:rPr>
                   <w:rFonts w:ascii="Arial" w:cs="Arial" w:eastAsia="Arial" w:hAnsi="Arial"/>
@@ -21466,7 +21466,7 @@
               <w:spacing w:after="10" w:before="0"/>
               <w:ind w:left="120"/>
             </w:pPr>
-            <w:hyperlink w:history="1" r:id="rIdhbxj0kkudguqwvnl_rszy">
+            <w:hyperlink w:history="1" r:id="rIduhq0zmjbleshrgihelh5b">
               <w:r>
                 <w:rPr>
                   <w:rFonts w:ascii="Arial" w:cs="Arial" w:eastAsia="Arial" w:hAnsi="Arial"/>
@@ -21528,7 +21528,7 @@
               <w:spacing w:after="10" w:before="0"/>
               <w:ind w:left="120"/>
             </w:pPr>
-            <w:hyperlink w:history="1" r:id="rIdzwj3-ghikwckt0_r7jtl2">
+            <w:hyperlink w:history="1" r:id="rIdxegsfnmso4x5oqn2ir6jq">
               <w:r>
                 <w:rPr>
                   <w:rFonts w:ascii="Arial" w:cs="Arial" w:eastAsia="Arial" w:hAnsi="Arial"/>
@@ -21738,7 +21738,7 @@
             <w:pPr>
               <w:spacing w:after="20" w:before="0"/>
             </w:pPr>
-            <w:hyperlink w:history="1" r:id="rIdayem__6ph-wkmw3zheulv">
+            <w:hyperlink w:history="1" r:id="rIdcmxy1wquj7wl4sugtgqis">
               <w:r>
                 <w:rPr>
                   <w:rFonts w:ascii="Arial" w:cs="Arial" w:eastAsia="Arial" w:hAnsi="Arial"/>
@@ -21771,7 +21771,7 @@
               <w:spacing w:after="10" w:before="0"/>
               <w:ind w:left="120"/>
             </w:pPr>
-            <w:hyperlink w:history="1" r:id="rIdmu9kvl-dqgaqjokbb3ydi">
+            <w:hyperlink w:history="1" r:id="rId99pcptic-a4shpfcktsew">
               <w:r>
                 <w:rPr>
                   <w:rFonts w:ascii="Arial" w:cs="Arial" w:eastAsia="Arial" w:hAnsi="Arial"/>
@@ -21833,7 +21833,7 @@
               <w:spacing w:after="10" w:before="0"/>
               <w:ind w:left="120"/>
             </w:pPr>
-            <w:hyperlink w:history="1" r:id="rIdp9_uflxt6vjofrucvjxoe">
+            <w:hyperlink w:history="1" r:id="rIdevkbixw3aybxgmhnyj2dr">
               <w:r>
                 <w:rPr>
                   <w:rFonts w:ascii="Arial" w:cs="Arial" w:eastAsia="Arial" w:hAnsi="Arial"/>
@@ -22043,7 +22043,7 @@
             <w:pPr>
               <w:spacing w:after="20" w:before="0"/>
             </w:pPr>
-            <w:hyperlink w:history="1" r:id="rIdjsbrb8wzjxuzsmgmlw_d5">
+            <w:hyperlink w:history="1" r:id="rIdt1xk2ukfw1o7eldb5abae">
               <w:r>
                 <w:rPr>
                   <w:rFonts w:ascii="Arial" w:cs="Arial" w:eastAsia="Arial" w:hAnsi="Arial"/>
@@ -22076,7 +22076,7 @@
               <w:spacing w:after="10" w:before="0"/>
               <w:ind w:left="120"/>
             </w:pPr>
-            <w:hyperlink w:history="1" r:id="rId2gbq6aah-8ttc-6kgdldk">
+            <w:hyperlink w:history="1" r:id="rIdli7kttssboxehxsill5g7">
               <w:r>
                 <w:rPr>
                   <w:rFonts w:ascii="Arial" w:cs="Arial" w:eastAsia="Arial" w:hAnsi="Arial"/>
@@ -22138,7 +22138,7 @@
               <w:spacing w:after="10" w:before="0"/>
               <w:ind w:left="120"/>
             </w:pPr>
-            <w:hyperlink w:history="1" r:id="rIdfpmamtuxmf0rtmeqovqvl">
+            <w:hyperlink w:history="1" r:id="rIdxehb6_xo-tqzwycg7omtd">
               <w:r>
                 <w:rPr>
                   <w:rFonts w:ascii="Arial" w:cs="Arial" w:eastAsia="Arial" w:hAnsi="Arial"/>
@@ -22665,7 +22665,7 @@
         </w:rPr>
         <w:t xml:space="preserve">© 2026 SeaVuria and ARES. Aligned with KICD objectives. Developed by SeaVuria; technical implementation by ARES (with AI assistance from Claude). Licensed under </w:t>
       </w:r>
-      <w:hyperlink w:history="1" r:id="rIdklghmhir0vg_f0jgojwn7">
+      <w:hyperlink w:history="1" r:id="rIdfanft1sz99_emd4hftnrc">
         <w:r>
           <w:rPr>
             <w:rFonts w:ascii="Arial" w:cs="Arial" w:eastAsia="Arial" w:hAnsi="Arial"/>
@@ -22686,7 +22686,7 @@
         </w:rPr>
         <w:t xml:space="preserve"> (</w:t>
       </w:r>
-      <w:hyperlink w:history="1" r:id="rIdyo0krwqpguxjgbpudkebe">
+      <w:hyperlink w:history="1" r:id="rId_i0j9lmtv-7qrtktvhdx_">
         <w:r>
           <w:rPr>
             <w:rFonts w:ascii="Arial" w:cs="Arial" w:eastAsia="Arial" w:hAnsi="Arial"/>
@@ -23699,7 +23699,7 @@
             <w:pPr>
               <w:spacing w:after="20" w:before="0"/>
             </w:pPr>
-            <w:hyperlink w:history="1" r:id="rIdn5ejtksmdk2q6pv3qqzdm">
+            <w:hyperlink w:history="1" r:id="rIdyro-2lw9o4m7ohuyw0ubp">
               <w:r>
                 <w:rPr>
                   <w:rFonts w:ascii="Arial" w:cs="Arial" w:eastAsia="Arial" w:hAnsi="Arial"/>
@@ -23732,7 +23732,7 @@
               <w:spacing w:after="10" w:before="0"/>
               <w:ind w:left="120"/>
             </w:pPr>
-            <w:hyperlink w:history="1" r:id="rId1bjutza9aso-i4ltfwj4k">
+            <w:hyperlink w:history="1" r:id="rIdnxoa5dnqjhsr36vl0r5kj">
               <w:r>
                 <w:rPr>
                   <w:rFonts w:ascii="Arial" w:cs="Arial" w:eastAsia="Arial" w:hAnsi="Arial"/>
@@ -23777,7 +23777,7 @@
             <w:pPr>
               <w:spacing w:after="20" w:before="0"/>
             </w:pPr>
-            <w:hyperlink w:history="1" r:id="rId-zbckbn-aokuazhlxgqhv">
+            <w:hyperlink w:history="1" r:id="rIdc-t4xtj7mn3s_dczgeiz6">
               <w:r>
                 <w:rPr>
                   <w:rFonts w:ascii="Arial" w:cs="Arial" w:eastAsia="Arial" w:hAnsi="Arial"/>
@@ -23810,7 +23810,7 @@
               <w:spacing w:after="10" w:before="0"/>
               <w:ind w:left="120"/>
             </w:pPr>
-            <w:hyperlink w:history="1" r:id="rIdpd7f4v8w9md8f93equ41r">
+            <w:hyperlink w:history="1" r:id="rIddmas8d6rsrnwlc9yykqyz">
               <w:r>
                 <w:rPr>
                   <w:rFonts w:ascii="Arial" w:cs="Arial" w:eastAsia="Arial" w:hAnsi="Arial"/>
@@ -24005,7 +24005,7 @@
             <w:pPr>
               <w:spacing w:after="20" w:before="0"/>
             </w:pPr>
-            <w:hyperlink w:history="1" r:id="rIdkgvybyrunvhnx_gakhzxj">
+            <w:hyperlink w:history="1" r:id="rIdifr3ys3srh2donpagdyoo">
               <w:r>
                 <w:rPr>
                   <w:rFonts w:ascii="Arial" w:cs="Arial" w:eastAsia="Arial" w:hAnsi="Arial"/>
@@ -24038,7 +24038,7 @@
               <w:spacing w:after="10" w:before="0"/>
               <w:ind w:left="120"/>
             </w:pPr>
-            <w:hyperlink w:history="1" r:id="rIdg4odroia9a1ay0t8oize1">
+            <w:hyperlink w:history="1" r:id="rIdkxxtzskvextzomauwnj46">
               <w:r>
                 <w:rPr>
                   <w:rFonts w:ascii="Arial" w:cs="Arial" w:eastAsia="Arial" w:hAnsi="Arial"/>
@@ -24083,7 +24083,7 @@
             <w:pPr>
               <w:spacing w:after="20" w:before="0"/>
             </w:pPr>
-            <w:hyperlink w:history="1" r:id="rId9r5jme-avghtr1qn5afnh">
+            <w:hyperlink w:history="1" r:id="rIdnlkar6_ohvca6mdrgb08n">
               <w:r>
                 <w:rPr>
                   <w:rFonts w:ascii="Arial" w:cs="Arial" w:eastAsia="Arial" w:hAnsi="Arial"/>
@@ -24116,7 +24116,7 @@
               <w:spacing w:after="10" w:before="0"/>
               <w:ind w:left="120"/>
             </w:pPr>
-            <w:hyperlink w:history="1" r:id="rIdh6imx4syaeo0khyktcj7s">
+            <w:hyperlink w:history="1" r:id="rId7zxuzil9cup1yojwmursm">
               <w:r>
                 <w:rPr>
                   <w:rFonts w:ascii="Arial" w:cs="Arial" w:eastAsia="Arial" w:hAnsi="Arial"/>
@@ -24311,7 +24311,7 @@
             <w:pPr>
               <w:spacing w:after="20" w:before="0"/>
             </w:pPr>
-            <w:hyperlink w:history="1" r:id="rIdmaaeog4ofe42gqecgkxtr">
+            <w:hyperlink w:history="1" r:id="rIdwyxyyt7rubqulaab5xbvg">
               <w:r>
                 <w:rPr>
                   <w:rFonts w:ascii="Arial" w:cs="Arial" w:eastAsia="Arial" w:hAnsi="Arial"/>
@@ -24360,7 +24360,7 @@
               <w:spacing w:after="10" w:before="0"/>
               <w:ind w:left="120"/>
             </w:pPr>
-            <w:hyperlink w:history="1" r:id="rIdszglnslskamck-5es-my2">
+            <w:hyperlink w:history="1" r:id="rId1qfggkm6fvtbqwwcywgsc">
               <w:r>
                 <w:rPr>
                   <w:rFonts w:ascii="Arial" w:cs="Arial" w:eastAsia="Arial" w:hAnsi="Arial"/>
@@ -24405,7 +24405,7 @@
             <w:pPr>
               <w:spacing w:after="20" w:before="0"/>
             </w:pPr>
-            <w:hyperlink w:history="1" r:id="rIdqjz1eszzi-rg7ccdeblb9">
+            <w:hyperlink w:history="1" r:id="rIdca9lv16n7gmdaq-24o8vf">
               <w:r>
                 <w:rPr>
                   <w:rFonts w:ascii="Arial" w:cs="Arial" w:eastAsia="Arial" w:hAnsi="Arial"/>
@@ -24438,7 +24438,7 @@
               <w:spacing w:after="10" w:before="0"/>
               <w:ind w:left="120"/>
             </w:pPr>
-            <w:hyperlink w:history="1" r:id="rIdp4w9-scyt-ppv7cozw_-j">
+            <w:hyperlink w:history="1" r:id="rId0zgxzppijzp8cl7lqhfng">
               <w:r>
                 <w:rPr>
                   <w:rFonts w:ascii="Arial" w:cs="Arial" w:eastAsia="Arial" w:hAnsi="Arial"/>
@@ -24633,7 +24633,7 @@
             <w:pPr>
               <w:spacing w:after="20" w:before="0"/>
             </w:pPr>
-            <w:hyperlink w:history="1" r:id="rIdekpboojgrfkfrepxliqvn">
+            <w:hyperlink w:history="1" r:id="rIdwzapujbjrt5pjtmy4qmuu">
               <w:r>
                 <w:rPr>
                   <w:rFonts w:ascii="Arial" w:cs="Arial" w:eastAsia="Arial" w:hAnsi="Arial"/>
@@ -24682,7 +24682,7 @@
               <w:spacing w:after="10" w:before="0"/>
               <w:ind w:left="120"/>
             </w:pPr>
-            <w:hyperlink w:history="1" r:id="rIdaxqhpzcagvhtyakhidpiy">
+            <w:hyperlink w:history="1" r:id="rIdc-j0ukqsqtjavyjasieok">
               <w:r>
                 <w:rPr>
                   <w:rFonts w:ascii="Arial" w:cs="Arial" w:eastAsia="Arial" w:hAnsi="Arial"/>
@@ -24727,7 +24727,7 @@
             <w:pPr>
               <w:spacing w:after="20" w:before="0"/>
             </w:pPr>
-            <w:hyperlink w:history="1" r:id="rIdrhx2ziquagkpnd1jx-nf9">
+            <w:hyperlink w:history="1" r:id="rIdie4u3hnwamksdprax7tkc">
               <w:r>
                 <w:rPr>
                   <w:rFonts w:ascii="Arial" w:cs="Arial" w:eastAsia="Arial" w:hAnsi="Arial"/>
@@ -24760,7 +24760,7 @@
               <w:spacing w:after="10" w:before="0"/>
               <w:ind w:left="120"/>
             </w:pPr>
-            <w:hyperlink w:history="1" r:id="rIdlsfyvydnsszxp5acl_ohd">
+            <w:hyperlink w:history="1" r:id="rIdd7d6sbflssx6kbjxkzw9r">
               <w:r>
                 <w:rPr>
                   <w:rFonts w:ascii="Arial" w:cs="Arial" w:eastAsia="Arial" w:hAnsi="Arial"/>
@@ -24955,7 +24955,7 @@
             <w:pPr>
               <w:spacing w:after="20" w:before="0"/>
             </w:pPr>
-            <w:hyperlink w:history="1" r:id="rIdjag45jgfuahunnhzji_ei">
+            <w:hyperlink w:history="1" r:id="rId0fw8seftogb_vm5bkrtrh">
               <w:r>
                 <w:rPr>
                   <w:rFonts w:ascii="Arial" w:cs="Arial" w:eastAsia="Arial" w:hAnsi="Arial"/>
@@ -24988,7 +24988,7 @@
               <w:spacing w:after="10" w:before="0"/>
               <w:ind w:left="120"/>
             </w:pPr>
-            <w:hyperlink w:history="1" r:id="rIdpwu5tjjxu2lfvbn6-4wml">
+            <w:hyperlink w:history="1" r:id="rIdvcpmu93itc6yk7yn9czl-">
               <w:r>
                 <w:rPr>
                   <w:rFonts w:ascii="Arial" w:cs="Arial" w:eastAsia="Arial" w:hAnsi="Arial"/>
@@ -25033,7 +25033,7 @@
             <w:pPr>
               <w:spacing w:after="20" w:before="0"/>
             </w:pPr>
-            <w:hyperlink w:history="1" r:id="rIdovyl88mv3cvhpacybsjbg">
+            <w:hyperlink w:history="1" r:id="rIdixertewkocmcfzvvz9egm">
               <w:r>
                 <w:rPr>
                   <w:rFonts w:ascii="Arial" w:cs="Arial" w:eastAsia="Arial" w:hAnsi="Arial"/>
@@ -25066,7 +25066,7 @@
               <w:spacing w:after="10" w:before="0"/>
               <w:ind w:left="120"/>
             </w:pPr>
-            <w:hyperlink w:history="1" r:id="rIdqod9oq2yatqqcwn8i2e8k">
+            <w:hyperlink w:history="1" r:id="rIdb2sil1vhwlaot8q8qdqon">
               <w:r>
                 <w:rPr>
                   <w:rFonts w:ascii="Arial" w:cs="Arial" w:eastAsia="Arial" w:hAnsi="Arial"/>
@@ -25578,7 +25578,7 @@
         </w:rPr>
         <w:t xml:space="preserve">© 2026 SeaVuria and ARES. Aligned with KICD objectives. Developed by SeaVuria; technical implementation by ARES (with AI assistance from Claude). Licensed under </w:t>
       </w:r>
-      <w:hyperlink w:history="1" r:id="rIdedzlwq4jfzcodjmfdwevf">
+      <w:hyperlink w:history="1" r:id="rIdv5gue2o9smy6gee5lqlzc">
         <w:r>
           <w:rPr>
             <w:rFonts w:ascii="Arial" w:cs="Arial" w:eastAsia="Arial" w:hAnsi="Arial"/>
@@ -25599,7 +25599,7 @@
         </w:rPr>
         <w:t xml:space="preserve"> (</w:t>
       </w:r>
-      <w:hyperlink w:history="1" r:id="rIdbey-nkatmbno521pzig1m">
+      <w:hyperlink w:history="1" r:id="rId4v_veqpnp4-g5_y7wexks">
         <w:r>
           <w:rPr>
             <w:rFonts w:ascii="Arial" w:cs="Arial" w:eastAsia="Arial" w:hAnsi="Arial"/>

--- a/data/outputs/v2/Grade11/Biology/Lesson_Plans/SS1.3_Taxonomy_II/Biology_Taxonomy_II_CBE_LessonSequence.docx
+++ b/data/outputs/v2/Grade11/Biology/Lesson_Plans/SS1.3_Taxonomy_II/Biology_Taxonomy_II_CBE_LessonSequence.docx
@@ -4,6 +4,7 @@
   <w:body>
     <w:p>
       <w:pPr>
+        <w:keepNext w:val="false"/>
         <w:spacing w:after="30" w:before="0"/>
         <w:jc w:val="center"/>
       </w:pPr>
@@ -23,6 +24,7 @@
     </w:p>
     <w:p>
       <w:pPr>
+        <w:keepNext w:val="false"/>
         <w:spacing w:after="60" w:before="0"/>
         <w:jc w:val="center"/>
       </w:pPr>
@@ -81,6 +83,7 @@
           </w:tcPr>
           <w:p>
             <w:pPr>
+              <w:keepNext w:val="false"/>
               <w:spacing w:after="40" w:before="0"/>
               <w:jc w:val="center"/>
             </w:pPr>
@@ -115,6 +118,7 @@
           </w:tcPr>
           <w:p>
             <w:pPr>
+              <w:keepNext w:val="false"/>
               <w:spacing w:after="40" w:before="0"/>
               <w:jc w:val="left"/>
             </w:pPr>
@@ -147,6 +151,7 @@
           </w:tcPr>
           <w:p>
             <w:pPr>
+              <w:keepNext w:val="false"/>
               <w:spacing w:after="40" w:before="0"/>
               <w:jc w:val="left"/>
             </w:pPr>
@@ -181,6 +186,7 @@
           </w:tcPr>
           <w:p>
             <w:pPr>
+              <w:keepNext w:val="false"/>
               <w:spacing w:after="40" w:before="0"/>
               <w:jc w:val="left"/>
             </w:pPr>
@@ -213,6 +219,7 @@
           </w:tcPr>
           <w:p>
             <w:pPr>
+              <w:keepNext w:val="false"/>
               <w:spacing w:after="40" w:before="0"/>
               <w:jc w:val="left"/>
             </w:pPr>
@@ -247,6 +254,7 @@
           </w:tcPr>
           <w:p>
             <w:pPr>
+              <w:keepNext w:val="false"/>
               <w:spacing w:after="40" w:before="0"/>
               <w:jc w:val="left"/>
             </w:pPr>
@@ -279,6 +287,7 @@
           </w:tcPr>
           <w:p>
             <w:pPr>
+              <w:keepNext w:val="false"/>
               <w:spacing w:after="40" w:before="0"/>
               <w:jc w:val="left"/>
             </w:pPr>
@@ -313,6 +322,7 @@
           </w:tcPr>
           <w:p>
             <w:pPr>
+              <w:keepNext w:val="false"/>
               <w:spacing w:after="40" w:before="0"/>
               <w:jc w:val="left"/>
             </w:pPr>
@@ -345,6 +355,7 @@
           </w:tcPr>
           <w:p>
             <w:pPr>
+              <w:keepNext w:val="false"/>
               <w:spacing w:after="40" w:before="0"/>
               <w:jc w:val="left"/>
             </w:pPr>
@@ -379,6 +390,7 @@
           </w:tcPr>
           <w:p>
             <w:pPr>
+              <w:keepNext w:val="false"/>
               <w:spacing w:after="40" w:before="0"/>
               <w:jc w:val="left"/>
             </w:pPr>
@@ -411,6 +423,7 @@
           </w:tcPr>
           <w:p>
             <w:pPr>
+              <w:keepNext w:val="false"/>
               <w:spacing w:after="40" w:before="0"/>
               <w:jc w:val="left"/>
             </w:pPr>
@@ -445,6 +458,7 @@
           </w:tcPr>
           <w:p>
             <w:pPr>
+              <w:keepNext w:val="false"/>
               <w:spacing w:after="40" w:before="0"/>
               <w:jc w:val="left"/>
             </w:pPr>
@@ -592,6 +606,7 @@
           </w:tcPr>
           <w:p>
             <w:pPr>
+              <w:keepNext w:val="false"/>
               <w:spacing w:after="40" w:before="0"/>
               <w:jc w:val="left"/>
             </w:pPr>
@@ -624,6 +639,7 @@
           </w:tcPr>
           <w:p>
             <w:pPr>
+              <w:keepNext w:val="false"/>
               <w:spacing w:after="40" w:before="0"/>
               <w:jc w:val="left"/>
             </w:pPr>
@@ -643,6 +659,7 @@
           </w:p>
           <w:p>
             <w:pPr>
+              <w:keepNext w:val="false"/>
               <w:spacing w:after="40" w:before="0"/>
               <w:jc w:val="left"/>
             </w:pPr>
@@ -662,6 +679,7 @@
           </w:p>
           <w:p>
             <w:pPr>
+              <w:keepNext w:val="false"/>
               <w:spacing w:after="40" w:before="0"/>
               <w:jc w:val="left"/>
             </w:pPr>
@@ -681,6 +699,7 @@
           </w:p>
           <w:p>
             <w:pPr>
+              <w:keepNext w:val="false"/>
               <w:spacing w:after="40" w:before="0"/>
               <w:jc w:val="left"/>
             </w:pPr>
@@ -700,6 +719,7 @@
           </w:p>
           <w:p>
             <w:pPr>
+              <w:keepNext w:val="false"/>
               <w:spacing w:after="40" w:before="0"/>
               <w:jc w:val="left"/>
             </w:pPr>
@@ -719,6 +739,7 @@
           </w:p>
           <w:p>
             <w:pPr>
+              <w:keepNext w:val="false"/>
               <w:spacing w:after="40" w:before="0"/>
               <w:jc w:val="left"/>
             </w:pPr>
@@ -753,6 +774,7 @@
           </w:tcPr>
           <w:p>
             <w:pPr>
+              <w:keepNext w:val="false"/>
               <w:spacing w:after="40" w:before="0"/>
               <w:jc w:val="left"/>
             </w:pPr>
@@ -860,6 +882,7 @@
           </w:tcPr>
           <w:p>
             <w:pPr>
+              <w:keepNext w:val="false"/>
               <w:spacing w:after="40" w:before="0"/>
               <w:jc w:val="left"/>
             </w:pPr>
@@ -967,6 +990,7 @@
           </w:tcPr>
           <w:p>
             <w:pPr>
+              <w:keepNext w:val="false"/>
               <w:spacing w:after="40" w:before="0"/>
               <w:jc w:val="left"/>
             </w:pPr>
@@ -1134,6 +1158,7 @@
           </w:tcPr>
           <w:p>
             <w:pPr>
+              <w:keepNext w:val="false"/>
               <w:spacing w:after="40" w:before="0"/>
               <w:jc w:val="left"/>
             </w:pPr>
@@ -1261,6 +1286,7 @@
           </w:tcPr>
           <w:p>
             <w:pPr>
+              <w:keepNext w:val="false"/>
               <w:spacing w:after="40" w:before="0"/>
               <w:jc w:val="left"/>
             </w:pPr>
@@ -1528,6 +1554,7 @@
           </w:tcPr>
           <w:p>
             <w:pPr>
+              <w:keepNext w:val="false"/>
               <w:spacing w:after="40" w:before="0"/>
               <w:jc w:val="left"/>
             </w:pPr>
@@ -1560,6 +1587,7 @@
           </w:tcPr>
           <w:p>
             <w:pPr>
+              <w:keepNext w:val="false"/>
               <w:spacing w:after="40" w:before="0"/>
               <w:jc w:val="left"/>
             </w:pPr>
@@ -1594,6 +1622,7 @@
           </w:tcPr>
           <w:p>
             <w:pPr>
+              <w:keepNext w:val="false"/>
               <w:spacing w:after="40" w:before="0"/>
               <w:jc w:val="left"/>
             </w:pPr>
@@ -1626,6 +1655,7 @@
           </w:tcPr>
           <w:p>
             <w:pPr>
+              <w:keepNext w:val="false"/>
               <w:spacing w:after="40" w:before="0"/>
               <w:jc w:val="left"/>
             </w:pPr>
@@ -1645,6 +1675,7 @@
           </w:p>
           <w:p>
             <w:pPr>
+              <w:keepNext w:val="false"/>
               <w:spacing w:after="40" w:before="0"/>
               <w:jc w:val="left"/>
             </w:pPr>
@@ -1664,6 +1695,7 @@
           </w:p>
           <w:p>
             <w:pPr>
+              <w:keepNext w:val="false"/>
               <w:spacing w:after="40" w:before="0"/>
               <w:jc w:val="left"/>
             </w:pPr>
@@ -1683,6 +1715,7 @@
           </w:p>
           <w:p>
             <w:pPr>
+              <w:keepNext w:val="false"/>
               <w:spacing w:after="40" w:before="0"/>
               <w:jc w:val="left"/>
             </w:pPr>
@@ -1702,6 +1735,7 @@
           </w:p>
           <w:p>
             <w:pPr>
+              <w:keepNext w:val="false"/>
               <w:spacing w:after="40" w:before="0"/>
               <w:jc w:val="left"/>
             </w:pPr>
@@ -1736,6 +1770,7 @@
           </w:tcPr>
           <w:p>
             <w:pPr>
+              <w:keepNext w:val="false"/>
               <w:spacing w:after="40" w:before="0"/>
               <w:jc w:val="left"/>
             </w:pPr>
@@ -1768,6 +1803,7 @@
           </w:tcPr>
           <w:p>
             <w:pPr>
+              <w:keepNext w:val="false"/>
               <w:spacing w:after="40" w:before="0"/>
               <w:jc w:val="left"/>
             </w:pPr>
@@ -1802,6 +1838,7 @@
           </w:tcPr>
           <w:p>
             <w:pPr>
+              <w:keepNext w:val="false"/>
               <w:spacing w:after="40" w:before="0"/>
               <w:jc w:val="left"/>
             </w:pPr>
@@ -1834,6 +1871,7 @@
           </w:tcPr>
           <w:p>
             <w:pPr>
+              <w:keepNext w:val="false"/>
               <w:spacing w:after="40" w:before="0"/>
               <w:jc w:val="left"/>
             </w:pPr>
@@ -1853,6 +1891,7 @@
           </w:p>
           <w:p>
             <w:pPr>
+              <w:keepNext w:val="false"/>
               <w:spacing w:after="40" w:before="0"/>
               <w:jc w:val="left"/>
             </w:pPr>
@@ -1872,6 +1911,7 @@
           </w:p>
           <w:p>
             <w:pPr>
+              <w:keepNext w:val="false"/>
               <w:spacing w:after="40" w:before="0"/>
               <w:jc w:val="left"/>
             </w:pPr>
@@ -1891,6 +1931,7 @@
           </w:p>
           <w:p>
             <w:pPr>
+              <w:keepNext w:val="false"/>
               <w:spacing w:after="40" w:before="0"/>
               <w:jc w:val="left"/>
             </w:pPr>
@@ -1910,6 +1951,7 @@
           </w:p>
           <w:p>
             <w:pPr>
+              <w:keepNext w:val="false"/>
               <w:spacing w:after="40" w:before="0"/>
               <w:jc w:val="left"/>
             </w:pPr>
@@ -1929,6 +1971,7 @@
           </w:p>
           <w:p>
             <w:pPr>
+              <w:keepNext w:val="false"/>
               <w:spacing w:after="40" w:before="0"/>
               <w:jc w:val="left"/>
             </w:pPr>
@@ -1948,6 +1991,7 @@
           </w:p>
           <w:p>
             <w:pPr>
+              <w:keepNext w:val="false"/>
               <w:spacing w:after="40" w:before="0"/>
               <w:jc w:val="left"/>
             </w:pPr>
@@ -1967,6 +2011,7 @@
           </w:p>
           <w:p>
             <w:pPr>
+              <w:keepNext w:val="false"/>
               <w:spacing w:after="40" w:before="0"/>
               <w:jc w:val="left"/>
             </w:pPr>
@@ -2001,6 +2046,7 @@
           </w:tcPr>
           <w:p>
             <w:pPr>
+              <w:keepNext w:val="false"/>
               <w:spacing w:after="40" w:before="0"/>
               <w:jc w:val="left"/>
             </w:pPr>
@@ -2232,7 +2278,7 @@
         </w:rPr>
         <w:t xml:space="preserve">© 2026 SeaVuria and ARES. This work is licensed under a </w:t>
       </w:r>
-      <w:hyperlink w:history="1" r:id="rIdgnbvcn_hzb-orwgbcejqy">
+      <w:hyperlink w:history="1" r:id="rIdas7dxv2mtb3kofn-pyidm">
         <w:r>
           <w:rPr>
             <w:rFonts w:ascii="Arial" w:cs="Arial" w:eastAsia="Arial" w:hAnsi="Arial"/>
@@ -2252,7 +2298,7 @@
         </w:rPr>
         <w:t xml:space="preserve"> (</w:t>
       </w:r>
-      <w:hyperlink w:history="1" r:id="rIdfkd3mtxbmubs8aejnoam6">
+      <w:hyperlink w:history="1" r:id="rIdiivjzjssx2t90-4dx7ga1">
         <w:r>
           <w:rPr>
             <w:rFonts w:ascii="Arial" w:cs="Arial" w:eastAsia="Arial" w:hAnsi="Arial"/>
@@ -2272,7 +2318,7 @@
         </w:rPr>
         <w:t xml:space="preserve">). To view a copy of this license, visit </w:t>
       </w:r>
-      <w:hyperlink w:history="1" r:id="rId7d10bay7ft1jlsgwgnehn">
+      <w:hyperlink w:history="1" r:id="rIdzwtgwq3ig2xpfvomdoejn">
         <w:r>
           <w:rPr>
             <w:rFonts w:ascii="Arial" w:cs="Arial" w:eastAsia="Arial" w:hAnsi="Arial"/>
@@ -2331,6 +2377,7 @@
           </w:tcPr>
           <w:p>
             <w:pPr>
+              <w:keepNext w:val="false"/>
               <w:spacing w:after="40" w:before="0"/>
               <w:jc w:val="center"/>
             </w:pPr>
@@ -2366,6 +2413,7 @@
           </w:tcPr>
           <w:p>
             <w:pPr>
+              <w:keepNext w:val="false"/>
               <w:spacing w:after="40" w:before="0"/>
               <w:jc w:val="center"/>
             </w:pPr>
@@ -2400,6 +2448,7 @@
           </w:tcPr>
           <w:p>
             <w:pPr>
+              <w:keepNext w:val="false"/>
               <w:spacing w:after="40" w:before="0"/>
               <w:jc w:val="left"/>
             </w:pPr>
@@ -2432,6 +2481,7 @@
           </w:tcPr>
           <w:p>
             <w:pPr>
+              <w:keepNext w:val="false"/>
               <w:spacing w:after="40" w:before="0"/>
               <w:jc w:val="left"/>
             </w:pPr>
@@ -2466,6 +2516,7 @@
           </w:tcPr>
           <w:p>
             <w:pPr>
+              <w:keepNext w:val="false"/>
               <w:spacing w:after="40" w:before="0"/>
               <w:jc w:val="left"/>
             </w:pPr>
@@ -2498,6 +2549,7 @@
           </w:tcPr>
           <w:p>
             <w:pPr>
+              <w:keepNext w:val="false"/>
               <w:spacing w:after="40" w:before="0"/>
               <w:jc w:val="left"/>
             </w:pPr>
@@ -2532,6 +2584,7 @@
           </w:tcPr>
           <w:p>
             <w:pPr>
+              <w:keepNext w:val="false"/>
               <w:spacing w:after="40" w:before="0"/>
               <w:jc w:val="left"/>
             </w:pPr>
@@ -2564,6 +2617,7 @@
           </w:tcPr>
           <w:p>
             <w:pPr>
+              <w:keepNext w:val="false"/>
               <w:spacing w:after="40" w:before="0"/>
               <w:jc w:val="left"/>
             </w:pPr>
@@ -2598,6 +2652,7 @@
           </w:tcPr>
           <w:p>
             <w:pPr>
+              <w:keepNext w:val="false"/>
               <w:spacing w:after="40" w:before="0"/>
               <w:jc w:val="left"/>
             </w:pPr>
@@ -2630,6 +2685,7 @@
           </w:tcPr>
           <w:p>
             <w:pPr>
+              <w:keepNext w:val="false"/>
               <w:spacing w:after="40" w:before="0"/>
               <w:jc w:val="left"/>
             </w:pPr>
@@ -2664,6 +2720,7 @@
           </w:tcPr>
           <w:p>
             <w:pPr>
+              <w:keepNext w:val="false"/>
               <w:spacing w:after="40" w:before="0"/>
               <w:jc w:val="left"/>
             </w:pPr>
@@ -2696,6 +2753,7 @@
           </w:tcPr>
           <w:p>
             <w:pPr>
+              <w:keepNext w:val="false"/>
               <w:spacing w:after="40" w:before="0"/>
               <w:jc w:val="left"/>
             </w:pPr>
@@ -2730,6 +2788,7 @@
           </w:tcPr>
           <w:p>
             <w:pPr>
+              <w:keepNext w:val="false"/>
               <w:spacing w:after="40" w:before="0"/>
               <w:jc w:val="left"/>
             </w:pPr>
@@ -2762,6 +2821,7 @@
           </w:tcPr>
           <w:p>
             <w:pPr>
+              <w:keepNext w:val="false"/>
               <w:spacing w:after="40" w:before="0"/>
               <w:jc w:val="left"/>
             </w:pPr>
@@ -2796,6 +2856,7 @@
           </w:tcPr>
           <w:p>
             <w:pPr>
+              <w:keepNext w:val="false"/>
               <w:spacing w:after="40" w:before="0"/>
               <w:jc w:val="left"/>
             </w:pPr>
@@ -2828,6 +2889,7 @@
           </w:tcPr>
           <w:p>
             <w:pPr>
+              <w:keepNext w:val="false"/>
               <w:spacing w:after="40" w:before="0"/>
               <w:jc w:val="left"/>
             </w:pPr>
@@ -2862,6 +2924,7 @@
           </w:tcPr>
           <w:p>
             <w:pPr>
+              <w:keepNext w:val="false"/>
               <w:spacing w:after="40" w:before="0"/>
               <w:jc w:val="left"/>
             </w:pPr>
@@ -2894,6 +2957,7 @@
           </w:tcPr>
           <w:p>
             <w:pPr>
+              <w:keepNext w:val="false"/>
               <w:spacing w:after="40" w:before="0"/>
               <w:jc w:val="left"/>
             </w:pPr>
@@ -2953,6 +3017,7 @@
           </w:tcPr>
           <w:p>
             <w:pPr>
+              <w:keepNext w:val="false"/>
               <w:spacing w:after="40" w:before="0"/>
               <w:jc w:val="center"/>
             </w:pPr>
@@ -2987,6 +3052,7 @@
           </w:tcPr>
           <w:p>
             <w:pPr>
+              <w:keepNext w:val="false"/>
               <w:spacing w:after="40" w:before="0"/>
               <w:jc w:val="left"/>
             </w:pPr>
@@ -3051,6 +3117,7 @@
           </w:tcPr>
           <w:p>
             <w:pPr>
+              <w:keepNext w:val="false"/>
               <w:spacing w:after="40" w:before="0"/>
               <w:jc w:val="center"/>
             </w:pPr>
@@ -3085,6 +3152,7 @@
           </w:tcPr>
           <w:p>
             <w:pPr>
+              <w:keepNext w:val="false"/>
               <w:spacing w:after="40" w:before="0"/>
               <w:jc w:val="left"/>
             </w:pPr>
@@ -3117,6 +3185,7 @@
           </w:tcPr>
           <w:p>
             <w:pPr>
+              <w:keepNext w:val="false"/>
               <w:spacing w:after="40" w:before="0"/>
               <w:jc w:val="left"/>
             </w:pPr>
@@ -3149,6 +3218,7 @@
           </w:tcPr>
           <w:p>
             <w:pPr>
+              <w:keepNext w:val="false"/>
               <w:spacing w:after="40" w:before="0"/>
               <w:jc w:val="left"/>
             </w:pPr>
@@ -3181,6 +3251,7 @@
           </w:tcPr>
           <w:p>
             <w:pPr>
+              <w:keepNext w:val="false"/>
               <w:spacing w:after="40" w:before="0"/>
               <w:jc w:val="left"/>
             </w:pPr>
@@ -3213,6 +3284,7 @@
           </w:tcPr>
           <w:p>
             <w:pPr>
+              <w:keepNext w:val="false"/>
               <w:spacing w:after="40" w:before="0"/>
               <w:jc w:val="left"/>
             </w:pPr>
@@ -3247,6 +3319,7 @@
           </w:tcPr>
           <w:p>
             <w:pPr>
+              <w:keepNext w:val="false"/>
               <w:spacing w:after="40" w:before="0"/>
               <w:jc w:val="left"/>
             </w:pPr>
@@ -3284,7 +3357,7 @@
             <w:pPr>
               <w:spacing w:after="20" w:before="0"/>
             </w:pPr>
-            <w:hyperlink w:history="1" r:id="rId0rjf8nv5wi5abpk8fjffk">
+            <w:hyperlink w:history="1" r:id="rIdcf_lxqt2guwwtvpfvop0g">
               <w:r>
                 <w:rPr>
                   <w:rFonts w:ascii="Arial" w:cs="Arial" w:eastAsia="Arial" w:hAnsi="Arial"/>
@@ -3317,7 +3390,7 @@
               <w:spacing w:after="10" w:before="0"/>
               <w:ind w:left="120"/>
             </w:pPr>
-            <w:hyperlink w:history="1" r:id="rIdygdisnn6r855bxqonv_bs">
+            <w:hyperlink w:history="1" r:id="rIdh77qo7vvlupxzm_d-o4bx">
               <w:r>
                 <w:rPr>
                   <w:rFonts w:ascii="Arial" w:cs="Arial" w:eastAsia="Arial" w:hAnsi="Arial"/>
@@ -3362,7 +3435,7 @@
             <w:pPr>
               <w:spacing w:after="20" w:before="0"/>
             </w:pPr>
-            <w:hyperlink w:history="1" r:id="rIdn8qgltjscl8tpzrtpxhd_">
+            <w:hyperlink w:history="1" r:id="rIdohter1c6wx_3hdsvi4nff">
               <w:r>
                 <w:rPr>
                   <w:rFonts w:ascii="Arial" w:cs="Arial" w:eastAsia="Arial" w:hAnsi="Arial"/>
@@ -3411,7 +3484,7 @@
               <w:spacing w:after="10" w:before="0"/>
               <w:ind w:left="120"/>
             </w:pPr>
-            <w:hyperlink w:history="1" r:id="rIduxnrperoup6wfi6w3xytq">
+            <w:hyperlink w:history="1" r:id="rIdzjujc64acn7ykfycvlxaw">
               <w:r>
                 <w:rPr>
                   <w:rFonts w:ascii="Arial" w:cs="Arial" w:eastAsia="Arial" w:hAnsi="Arial"/>
@@ -3439,6 +3512,7 @@
           </w:tcPr>
           <w:p>
             <w:pPr>
+              <w:keepNext w:val="false"/>
               <w:spacing w:after="40" w:before="0"/>
               <w:jc w:val="left"/>
             </w:pPr>
@@ -3471,6 +3545,7 @@
           </w:tcPr>
           <w:p>
             <w:pPr>
+              <w:keepNext w:val="false"/>
               <w:spacing w:after="40" w:before="0"/>
               <w:jc w:val="left"/>
             </w:pPr>
@@ -3503,6 +3578,7 @@
           </w:tcPr>
           <w:p>
             <w:pPr>
+              <w:keepNext w:val="false"/>
               <w:spacing w:after="40" w:before="0"/>
               <w:jc w:val="left"/>
             </w:pPr>
@@ -3535,6 +3611,7 @@
           </w:tcPr>
           <w:p>
             <w:pPr>
+              <w:keepNext w:val="false"/>
               <w:spacing w:after="40" w:before="0"/>
               <w:jc w:val="left"/>
             </w:pPr>
@@ -3569,6 +3646,7 @@
           </w:tcPr>
           <w:p>
             <w:pPr>
+              <w:keepNext w:val="false"/>
               <w:spacing w:after="40" w:before="0"/>
               <w:jc w:val="left"/>
             </w:pPr>
@@ -3606,7 +3684,7 @@
             <w:pPr>
               <w:spacing w:after="20" w:before="0"/>
             </w:pPr>
-            <w:hyperlink w:history="1" r:id="rIdgk0lnyzpkksvfswhnfrid">
+            <w:hyperlink w:history="1" r:id="rIdz4klxihnwdr6qq8klrwmn">
               <w:r>
                 <w:rPr>
                   <w:rFonts w:ascii="Arial" w:cs="Arial" w:eastAsia="Arial" w:hAnsi="Arial"/>
@@ -3639,7 +3717,7 @@
               <w:spacing w:after="10" w:before="0"/>
               <w:ind w:left="120"/>
             </w:pPr>
-            <w:hyperlink w:history="1" r:id="rIdrcfejvb5_oc7g2ksjzwti">
+            <w:hyperlink w:history="1" r:id="rIdy37omdxx2covlnfkechsf">
               <w:r>
                 <w:rPr>
                   <w:rFonts w:ascii="Arial" w:cs="Arial" w:eastAsia="Arial" w:hAnsi="Arial"/>
@@ -3684,7 +3762,7 @@
             <w:pPr>
               <w:spacing w:after="20" w:before="0"/>
             </w:pPr>
-            <w:hyperlink w:history="1" r:id="rIdwegmunapox34ri0xc0loz">
+            <w:hyperlink w:history="1" r:id="rIdq57a69uazatu9kdera7th">
               <w:r>
                 <w:rPr>
                   <w:rFonts w:ascii="Arial" w:cs="Arial" w:eastAsia="Arial" w:hAnsi="Arial"/>
@@ -3733,7 +3811,7 @@
               <w:spacing w:after="10" w:before="0"/>
               <w:ind w:left="120"/>
             </w:pPr>
-            <w:hyperlink w:history="1" r:id="rIdldd3vqewymxflaeca9qvu">
+            <w:hyperlink w:history="1" r:id="rIdnjxonnkx9f7dtwqvx-jfj">
               <w:r>
                 <w:rPr>
                   <w:rFonts w:ascii="Arial" w:cs="Arial" w:eastAsia="Arial" w:hAnsi="Arial"/>
@@ -3761,6 +3839,7 @@
           </w:tcPr>
           <w:p>
             <w:pPr>
+              <w:keepNext w:val="false"/>
               <w:spacing w:after="40" w:before="0"/>
               <w:jc w:val="left"/>
             </w:pPr>
@@ -3793,6 +3872,7 @@
           </w:tcPr>
           <w:p>
             <w:pPr>
+              <w:keepNext w:val="false"/>
               <w:spacing w:after="40" w:before="0"/>
               <w:jc w:val="left"/>
             </w:pPr>
@@ -3825,6 +3905,7 @@
           </w:tcPr>
           <w:p>
             <w:pPr>
+              <w:keepNext w:val="false"/>
               <w:spacing w:after="40" w:before="0"/>
               <w:jc w:val="left"/>
             </w:pPr>
@@ -3857,6 +3938,7 @@
           </w:tcPr>
           <w:p>
             <w:pPr>
+              <w:keepNext w:val="false"/>
               <w:spacing w:after="40" w:before="0"/>
               <w:jc w:val="left"/>
             </w:pPr>
@@ -3891,6 +3973,7 @@
           </w:tcPr>
           <w:p>
             <w:pPr>
+              <w:keepNext w:val="false"/>
               <w:spacing w:after="40" w:before="0"/>
               <w:jc w:val="left"/>
             </w:pPr>
@@ -3928,7 +4011,7 @@
             <w:pPr>
               <w:spacing w:after="20" w:before="0"/>
             </w:pPr>
-            <w:hyperlink w:history="1" r:id="rIdx74ie0q7biswtkt_sx6fn">
+            <w:hyperlink w:history="1" r:id="rId-jlp3u18afp_ds9nek3i8">
               <w:r>
                 <w:rPr>
                   <w:rFonts w:ascii="Arial" w:cs="Arial" w:eastAsia="Arial" w:hAnsi="Arial"/>
@@ -3977,7 +4060,7 @@
               <w:spacing w:after="10" w:before="0"/>
               <w:ind w:left="120"/>
             </w:pPr>
-            <w:hyperlink w:history="1" r:id="rId8btqa3ximza2daqsohwnn">
+            <w:hyperlink w:history="1" r:id="rIdiufitiy71ij7v5euibg7d">
               <w:r>
                 <w:rPr>
                   <w:rFonts w:ascii="Arial" w:cs="Arial" w:eastAsia="Arial" w:hAnsi="Arial"/>
@@ -4022,7 +4105,7 @@
             <w:pPr>
               <w:spacing w:after="20" w:before="0"/>
             </w:pPr>
-            <w:hyperlink w:history="1" r:id="rIdt2lbuqymtwpwrfxfk63zb">
+            <w:hyperlink w:history="1" r:id="rIddct0_gyfr1q97qoq-5sla">
               <w:r>
                 <w:rPr>
                   <w:rFonts w:ascii="Arial" w:cs="Arial" w:eastAsia="Arial" w:hAnsi="Arial"/>
@@ -4071,7 +4154,7 @@
               <w:spacing w:after="10" w:before="0"/>
               <w:ind w:left="120"/>
             </w:pPr>
-            <w:hyperlink w:history="1" r:id="rIdrdmh5x-e7a6t5riyu8ii4">
+            <w:hyperlink w:history="1" r:id="rIdsbdgxh3wq3wpm4ijwljtf">
               <w:r>
                 <w:rPr>
                   <w:rFonts w:ascii="Arial" w:cs="Arial" w:eastAsia="Arial" w:hAnsi="Arial"/>
@@ -4099,6 +4182,7 @@
           </w:tcPr>
           <w:p>
             <w:pPr>
+              <w:keepNext w:val="false"/>
               <w:spacing w:after="40" w:before="0"/>
               <w:jc w:val="left"/>
             </w:pPr>
@@ -4131,6 +4215,7 @@
           </w:tcPr>
           <w:p>
             <w:pPr>
+              <w:keepNext w:val="false"/>
               <w:spacing w:after="40" w:before="0"/>
               <w:jc w:val="left"/>
             </w:pPr>
@@ -4163,6 +4248,7 @@
           </w:tcPr>
           <w:p>
             <w:pPr>
+              <w:keepNext w:val="false"/>
               <w:spacing w:after="40" w:before="0"/>
               <w:jc w:val="left"/>
             </w:pPr>
@@ -4195,6 +4281,7 @@
           </w:tcPr>
           <w:p>
             <w:pPr>
+              <w:keepNext w:val="false"/>
               <w:spacing w:after="40" w:before="0"/>
               <w:jc w:val="left"/>
             </w:pPr>
@@ -4229,6 +4316,7 @@
           </w:tcPr>
           <w:p>
             <w:pPr>
+              <w:keepNext w:val="false"/>
               <w:spacing w:after="40" w:before="0"/>
               <w:jc w:val="left"/>
             </w:pPr>
@@ -4266,7 +4354,7 @@
             <w:pPr>
               <w:spacing w:after="20" w:before="0"/>
             </w:pPr>
-            <w:hyperlink w:history="1" r:id="rIdp3y7zbh0omjmehzxmel2w">
+            <w:hyperlink w:history="1" r:id="rId80kvfurarlr7lv89fsjex">
               <w:r>
                 <w:rPr>
                   <w:rFonts w:ascii="Arial" w:cs="Arial" w:eastAsia="Arial" w:hAnsi="Arial"/>
@@ -4315,7 +4403,7 @@
               <w:spacing w:after="10" w:before="0"/>
               <w:ind w:left="120"/>
             </w:pPr>
-            <w:hyperlink w:history="1" r:id="rIdixesrucucgol8b6gevvd_">
+            <w:hyperlink w:history="1" r:id="rIdp_1zil438gbe9m6tqcfhj">
               <w:r>
                 <w:rPr>
                   <w:rFonts w:ascii="Arial" w:cs="Arial" w:eastAsia="Arial" w:hAnsi="Arial"/>
@@ -4360,7 +4448,7 @@
             <w:pPr>
               <w:spacing w:after="20" w:before="0"/>
             </w:pPr>
-            <w:hyperlink w:history="1" r:id="rId8pr9igvc4x7ouoh3yohl-">
+            <w:hyperlink w:history="1" r:id="rIdw5rcmcwckpd3ahlp3frfj">
               <w:r>
                 <w:rPr>
                   <w:rFonts w:ascii="Arial" w:cs="Arial" w:eastAsia="Arial" w:hAnsi="Arial"/>
@@ -4409,7 +4497,7 @@
               <w:spacing w:after="10" w:before="0"/>
               <w:ind w:left="120"/>
             </w:pPr>
-            <w:hyperlink w:history="1" r:id="rIdhjbybm-gintpvjknkjach">
+            <w:hyperlink w:history="1" r:id="rIda4r8nytekgw-_k8cdrff1">
               <w:r>
                 <w:rPr>
                   <w:rFonts w:ascii="Arial" w:cs="Arial" w:eastAsia="Arial" w:hAnsi="Arial"/>
@@ -4437,6 +4525,7 @@
           </w:tcPr>
           <w:p>
             <w:pPr>
+              <w:keepNext w:val="false"/>
               <w:spacing w:after="40" w:before="0"/>
               <w:jc w:val="left"/>
             </w:pPr>
@@ -4469,6 +4558,7 @@
           </w:tcPr>
           <w:p>
             <w:pPr>
+              <w:keepNext w:val="false"/>
               <w:spacing w:after="40" w:before="0"/>
               <w:jc w:val="left"/>
             </w:pPr>
@@ -4501,6 +4591,7 @@
           </w:tcPr>
           <w:p>
             <w:pPr>
+              <w:keepNext w:val="false"/>
               <w:spacing w:after="40" w:before="0"/>
               <w:jc w:val="left"/>
             </w:pPr>
@@ -4533,6 +4624,7 @@
           </w:tcPr>
           <w:p>
             <w:pPr>
+              <w:keepNext w:val="false"/>
               <w:spacing w:after="40" w:before="0"/>
               <w:jc w:val="left"/>
             </w:pPr>
@@ -4567,6 +4659,7 @@
           </w:tcPr>
           <w:p>
             <w:pPr>
+              <w:keepNext w:val="false"/>
               <w:spacing w:after="40" w:before="0"/>
               <w:jc w:val="left"/>
             </w:pPr>
@@ -4604,7 +4697,7 @@
             <w:pPr>
               <w:spacing w:after="20" w:before="0"/>
             </w:pPr>
-            <w:hyperlink w:history="1" r:id="rIdqd-gab9xtkumvvd75fpqj">
+            <w:hyperlink w:history="1" r:id="rIddppexsdf1pwg-e2bukr3j">
               <w:r>
                 <w:rPr>
                   <w:rFonts w:ascii="Arial" w:cs="Arial" w:eastAsia="Arial" w:hAnsi="Arial"/>
@@ -4637,7 +4730,7 @@
               <w:spacing w:after="10" w:before="0"/>
               <w:ind w:left="120"/>
             </w:pPr>
-            <w:hyperlink w:history="1" r:id="rIdtxyfkvbbtlcghrwgkp7ab">
+            <w:hyperlink w:history="1" r:id="rIdekdgp2jnpagcvpvmoaqbm">
               <w:r>
                 <w:rPr>
                   <w:rFonts w:ascii="Arial" w:cs="Arial" w:eastAsia="Arial" w:hAnsi="Arial"/>
@@ -4682,7 +4775,7 @@
             <w:pPr>
               <w:spacing w:after="20" w:before="0"/>
             </w:pPr>
-            <w:hyperlink w:history="1" r:id="rId1yd4hvd1ruf7v6isgtujw">
+            <w:hyperlink w:history="1" r:id="rId2uehqxovdiy_hatgtnptw">
               <w:r>
                 <w:rPr>
                   <w:rFonts w:ascii="Arial" w:cs="Arial" w:eastAsia="Arial" w:hAnsi="Arial"/>
@@ -4731,7 +4824,7 @@
               <w:spacing w:after="10" w:before="0"/>
               <w:ind w:left="120"/>
             </w:pPr>
-            <w:hyperlink w:history="1" r:id="rIdajt5c47d5gwppswho-a36">
+            <w:hyperlink w:history="1" r:id="rIdttxwtatqowgw0sz57et4b">
               <w:r>
                 <w:rPr>
                   <w:rFonts w:ascii="Arial" w:cs="Arial" w:eastAsia="Arial" w:hAnsi="Arial"/>
@@ -4759,6 +4852,7 @@
           </w:tcPr>
           <w:p>
             <w:pPr>
+              <w:keepNext w:val="false"/>
               <w:spacing w:after="40" w:before="0"/>
               <w:jc w:val="left"/>
             </w:pPr>
@@ -4791,6 +4885,7 @@
           </w:tcPr>
           <w:p>
             <w:pPr>
+              <w:keepNext w:val="false"/>
               <w:spacing w:after="40" w:before="0"/>
               <w:jc w:val="left"/>
             </w:pPr>
@@ -4823,6 +4918,7 @@
           </w:tcPr>
           <w:p>
             <w:pPr>
+              <w:keepNext w:val="false"/>
               <w:spacing w:after="40" w:before="0"/>
               <w:jc w:val="left"/>
             </w:pPr>
@@ -4855,6 +4951,7 @@
           </w:tcPr>
           <w:p>
             <w:pPr>
+              <w:keepNext w:val="false"/>
               <w:spacing w:after="40" w:before="0"/>
               <w:jc w:val="left"/>
             </w:pPr>
@@ -4914,6 +5011,7 @@
           </w:tcPr>
           <w:p>
             <w:pPr>
+              <w:keepNext w:val="false"/>
               <w:spacing w:after="40" w:before="0"/>
               <w:jc w:val="center"/>
             </w:pPr>
@@ -4948,6 +5046,7 @@
           </w:tcPr>
           <w:p>
             <w:pPr>
+              <w:keepNext w:val="false"/>
               <w:spacing w:after="40" w:before="0"/>
               <w:jc w:val="left"/>
             </w:pPr>
@@ -5009,6 +5108,7 @@
           </w:tcPr>
           <w:p>
             <w:pPr>
+              <w:keepNext w:val="false"/>
               <w:spacing w:after="40" w:before="0"/>
               <w:jc w:val="center"/>
             </w:pPr>
@@ -5043,6 +5143,7 @@
           </w:tcPr>
           <w:p>
             <w:pPr>
+              <w:keepNext w:val="false"/>
               <w:spacing w:after="40" w:before="0"/>
               <w:jc w:val="left"/>
             </w:pPr>
@@ -5075,6 +5176,7 @@
           </w:tcPr>
           <w:p>
             <w:pPr>
+              <w:keepNext w:val="false"/>
               <w:spacing w:after="40" w:before="0"/>
               <w:jc w:val="left"/>
             </w:pPr>
@@ -5109,6 +5211,7 @@
           </w:tcPr>
           <w:p>
             <w:pPr>
+              <w:keepNext w:val="false"/>
               <w:spacing w:after="40" w:before="0"/>
               <w:jc w:val="left"/>
             </w:pPr>
@@ -5141,6 +5244,7 @@
           </w:tcPr>
           <w:p>
             <w:pPr>
+              <w:keepNext w:val="false"/>
               <w:spacing w:after="40" w:before="0"/>
               <w:jc w:val="left"/>
             </w:pPr>
@@ -5175,6 +5279,7 @@
           </w:tcPr>
           <w:p>
             <w:pPr>
+              <w:keepNext w:val="false"/>
               <w:spacing w:after="40" w:before="0"/>
               <w:jc w:val="left"/>
             </w:pPr>
@@ -5207,6 +5312,7 @@
           </w:tcPr>
           <w:p>
             <w:pPr>
+              <w:keepNext w:val="false"/>
               <w:spacing w:after="40" w:before="0"/>
               <w:jc w:val="left"/>
             </w:pPr>
@@ -5243,7 +5349,7 @@
         </w:rPr>
         <w:t xml:space="preserve">© 2026 SeaVuria and ARES. Aligned with KICD objectives. Developed by SeaVuria; technical implementation by ARES (with AI assistance from Claude). Licensed under </w:t>
       </w:r>
-      <w:hyperlink w:history="1" r:id="rId8ttvp1f4gn1ycer6ivhbp">
+      <w:hyperlink w:history="1" r:id="rIddi7jit_c-x6-cpjtbs31-">
         <w:r>
           <w:rPr>
             <w:rFonts w:ascii="Arial" w:cs="Arial" w:eastAsia="Arial" w:hAnsi="Arial"/>
@@ -5264,7 +5370,7 @@
         </w:rPr>
         <w:t xml:space="preserve"> (</w:t>
       </w:r>
-      <w:hyperlink w:history="1" r:id="rIdjptcwawpaijptugkv6lsn">
+      <w:hyperlink w:history="1" r:id="rIdowpf5utoth0torjvsf43_">
         <w:r>
           <w:rPr>
             <w:rFonts w:ascii="Arial" w:cs="Arial" w:eastAsia="Arial" w:hAnsi="Arial"/>
@@ -5324,6 +5430,7 @@
           </w:tcPr>
           <w:p>
             <w:pPr>
+              <w:keepNext w:val="false"/>
               <w:spacing w:after="40" w:before="0"/>
               <w:jc w:val="center"/>
             </w:pPr>
@@ -5359,6 +5466,7 @@
           </w:tcPr>
           <w:p>
             <w:pPr>
+              <w:keepNext w:val="false"/>
               <w:spacing w:after="40" w:before="0"/>
               <w:jc w:val="center"/>
             </w:pPr>
@@ -5393,6 +5501,7 @@
           </w:tcPr>
           <w:p>
             <w:pPr>
+              <w:keepNext w:val="false"/>
               <w:spacing w:after="40" w:before="0"/>
               <w:jc w:val="left"/>
             </w:pPr>
@@ -5425,6 +5534,7 @@
           </w:tcPr>
           <w:p>
             <w:pPr>
+              <w:keepNext w:val="false"/>
               <w:spacing w:after="40" w:before="0"/>
               <w:jc w:val="left"/>
             </w:pPr>
@@ -5459,6 +5569,7 @@
           </w:tcPr>
           <w:p>
             <w:pPr>
+              <w:keepNext w:val="false"/>
               <w:spacing w:after="40" w:before="0"/>
               <w:jc w:val="left"/>
             </w:pPr>
@@ -5491,6 +5602,7 @@
           </w:tcPr>
           <w:p>
             <w:pPr>
+              <w:keepNext w:val="false"/>
               <w:spacing w:after="40" w:before="0"/>
               <w:jc w:val="left"/>
             </w:pPr>
@@ -5525,6 +5637,7 @@
           </w:tcPr>
           <w:p>
             <w:pPr>
+              <w:keepNext w:val="false"/>
               <w:spacing w:after="40" w:before="0"/>
               <w:jc w:val="left"/>
             </w:pPr>
@@ -5557,6 +5670,7 @@
           </w:tcPr>
           <w:p>
             <w:pPr>
+              <w:keepNext w:val="false"/>
               <w:spacing w:after="40" w:before="0"/>
               <w:jc w:val="left"/>
             </w:pPr>
@@ -5591,6 +5705,7 @@
           </w:tcPr>
           <w:p>
             <w:pPr>
+              <w:keepNext w:val="false"/>
               <w:spacing w:after="40" w:before="0"/>
               <w:jc w:val="left"/>
             </w:pPr>
@@ -5623,6 +5738,7 @@
           </w:tcPr>
           <w:p>
             <w:pPr>
+              <w:keepNext w:val="false"/>
               <w:spacing w:after="40" w:before="0"/>
               <w:jc w:val="left"/>
             </w:pPr>
@@ -5657,6 +5773,7 @@
           </w:tcPr>
           <w:p>
             <w:pPr>
+              <w:keepNext w:val="false"/>
               <w:spacing w:after="40" w:before="0"/>
               <w:jc w:val="left"/>
             </w:pPr>
@@ -5689,6 +5806,7 @@
           </w:tcPr>
           <w:p>
             <w:pPr>
+              <w:keepNext w:val="false"/>
               <w:spacing w:after="40" w:before="0"/>
               <w:jc w:val="left"/>
             </w:pPr>
@@ -5723,6 +5841,7 @@
           </w:tcPr>
           <w:p>
             <w:pPr>
+              <w:keepNext w:val="false"/>
               <w:spacing w:after="40" w:before="0"/>
               <w:jc w:val="left"/>
             </w:pPr>
@@ -5755,6 +5874,7 @@
           </w:tcPr>
           <w:p>
             <w:pPr>
+              <w:keepNext w:val="false"/>
               <w:spacing w:after="40" w:before="0"/>
               <w:jc w:val="left"/>
             </w:pPr>
@@ -5789,6 +5909,7 @@
           </w:tcPr>
           <w:p>
             <w:pPr>
+              <w:keepNext w:val="false"/>
               <w:spacing w:after="40" w:before="0"/>
               <w:jc w:val="left"/>
             </w:pPr>
@@ -5821,6 +5942,7 @@
           </w:tcPr>
           <w:p>
             <w:pPr>
+              <w:keepNext w:val="false"/>
               <w:spacing w:after="40" w:before="0"/>
               <w:jc w:val="left"/>
             </w:pPr>
@@ -5855,6 +5977,7 @@
           </w:tcPr>
           <w:p>
             <w:pPr>
+              <w:keepNext w:val="false"/>
               <w:spacing w:after="40" w:before="0"/>
               <w:jc w:val="left"/>
             </w:pPr>
@@ -5887,6 +6010,7 @@
           </w:tcPr>
           <w:p>
             <w:pPr>
+              <w:keepNext w:val="false"/>
               <w:spacing w:after="40" w:before="0"/>
               <w:jc w:val="left"/>
             </w:pPr>
@@ -5946,6 +6070,7 @@
           </w:tcPr>
           <w:p>
             <w:pPr>
+              <w:keepNext w:val="false"/>
               <w:spacing w:after="40" w:before="0"/>
               <w:jc w:val="center"/>
             </w:pPr>
@@ -5980,6 +6105,7 @@
           </w:tcPr>
           <w:p>
             <w:pPr>
+              <w:keepNext w:val="false"/>
               <w:spacing w:after="40" w:before="0"/>
               <w:jc w:val="left"/>
             </w:pPr>
@@ -6044,6 +6170,7 @@
           </w:tcPr>
           <w:p>
             <w:pPr>
+              <w:keepNext w:val="false"/>
               <w:spacing w:after="40" w:before="0"/>
               <w:jc w:val="center"/>
             </w:pPr>
@@ -6078,6 +6205,7 @@
           </w:tcPr>
           <w:p>
             <w:pPr>
+              <w:keepNext w:val="false"/>
               <w:spacing w:after="40" w:before="0"/>
               <w:jc w:val="left"/>
             </w:pPr>
@@ -6110,6 +6238,7 @@
           </w:tcPr>
           <w:p>
             <w:pPr>
+              <w:keepNext w:val="false"/>
               <w:spacing w:after="40" w:before="0"/>
               <w:jc w:val="left"/>
             </w:pPr>
@@ -6142,6 +6271,7 @@
           </w:tcPr>
           <w:p>
             <w:pPr>
+              <w:keepNext w:val="false"/>
               <w:spacing w:after="40" w:before="0"/>
               <w:jc w:val="left"/>
             </w:pPr>
@@ -6174,6 +6304,7 @@
           </w:tcPr>
           <w:p>
             <w:pPr>
+              <w:keepNext w:val="false"/>
               <w:spacing w:after="40" w:before="0"/>
               <w:jc w:val="left"/>
             </w:pPr>
@@ -6206,6 +6337,7 @@
           </w:tcPr>
           <w:p>
             <w:pPr>
+              <w:keepNext w:val="false"/>
               <w:spacing w:after="40" w:before="0"/>
               <w:jc w:val="left"/>
             </w:pPr>
@@ -6240,6 +6372,7 @@
           </w:tcPr>
           <w:p>
             <w:pPr>
+              <w:keepNext w:val="false"/>
               <w:spacing w:after="40" w:before="0"/>
               <w:jc w:val="left"/>
             </w:pPr>
@@ -6294,7 +6427,7 @@
               <w:spacing w:after="10" w:before="0"/>
               <w:ind w:left="120"/>
             </w:pPr>
-            <w:hyperlink w:history="1" r:id="rIdrkmaljafuq8vlsq4t2js-">
+            <w:hyperlink w:history="1" r:id="rIdo-jsx33-kosd5npbq7kxa">
               <w:r>
                 <w:rPr>
                   <w:rFonts w:ascii="Arial" w:cs="Arial" w:eastAsia="Arial" w:hAnsi="Arial"/>
@@ -6371,7 +6504,7 @@
               <w:spacing w:after="10" w:before="0"/>
               <w:ind w:left="120"/>
             </w:pPr>
-            <w:hyperlink w:history="1" r:id="rId-xrtfhqbvpsx8daqg-1gg">
+            <w:hyperlink w:history="1" r:id="rIddlpmxglsnhhxi1fyenmad">
               <w:r>
                 <w:rPr>
                   <w:rFonts w:ascii="Arial" w:cs="Arial" w:eastAsia="Arial" w:hAnsi="Arial"/>
@@ -6414,6 +6547,7 @@
           </w:tcPr>
           <w:p>
             <w:pPr>
+              <w:keepNext w:val="false"/>
               <w:spacing w:after="40" w:before="0"/>
               <w:jc w:val="left"/>
             </w:pPr>
@@ -6446,6 +6580,7 @@
           </w:tcPr>
           <w:p>
             <w:pPr>
+              <w:keepNext w:val="false"/>
               <w:spacing w:after="40" w:before="0"/>
               <w:jc w:val="left"/>
             </w:pPr>
@@ -6478,6 +6613,7 @@
           </w:tcPr>
           <w:p>
             <w:pPr>
+              <w:keepNext w:val="false"/>
               <w:spacing w:after="40" w:before="0"/>
               <w:jc w:val="left"/>
             </w:pPr>
@@ -6510,6 +6646,7 @@
           </w:tcPr>
           <w:p>
             <w:pPr>
+              <w:keepNext w:val="false"/>
               <w:spacing w:after="40" w:before="0"/>
               <w:jc w:val="left"/>
             </w:pPr>
@@ -6544,6 +6681,7 @@
           </w:tcPr>
           <w:p>
             <w:pPr>
+              <w:keepNext w:val="false"/>
               <w:spacing w:after="40" w:before="0"/>
               <w:jc w:val="left"/>
             </w:pPr>
@@ -6598,7 +6736,7 @@
               <w:spacing w:after="10" w:before="0"/>
               <w:ind w:left="120"/>
             </w:pPr>
-            <w:hyperlink w:history="1" r:id="rIdu2kdnjr7az27fknrmveh6">
+            <w:hyperlink w:history="1" r:id="rId6qvfqn1dcvcrq-olk5nir">
               <w:r>
                 <w:rPr>
                   <w:rFonts w:ascii="Arial" w:cs="Arial" w:eastAsia="Arial" w:hAnsi="Arial"/>
@@ -6675,7 +6813,7 @@
               <w:spacing w:after="10" w:before="0"/>
               <w:ind w:left="120"/>
             </w:pPr>
-            <w:hyperlink w:history="1" r:id="rId-u8zmvzotgb-4jugdniix">
+            <w:hyperlink w:history="1" r:id="rIdmxaccvbdkhgh3cs2u-cfj">
               <w:r>
                 <w:rPr>
                   <w:rFonts w:ascii="Arial" w:cs="Arial" w:eastAsia="Arial" w:hAnsi="Arial"/>
@@ -6718,6 +6856,7 @@
           </w:tcPr>
           <w:p>
             <w:pPr>
+              <w:keepNext w:val="false"/>
               <w:spacing w:after="40" w:before="0"/>
               <w:jc w:val="left"/>
             </w:pPr>
@@ -6750,6 +6889,7 @@
           </w:tcPr>
           <w:p>
             <w:pPr>
+              <w:keepNext w:val="false"/>
               <w:spacing w:after="40" w:before="0"/>
               <w:jc w:val="left"/>
             </w:pPr>
@@ -6782,6 +6922,7 @@
           </w:tcPr>
           <w:p>
             <w:pPr>
+              <w:keepNext w:val="false"/>
               <w:spacing w:after="40" w:before="0"/>
               <w:jc w:val="left"/>
             </w:pPr>
@@ -6814,6 +6955,7 @@
           </w:tcPr>
           <w:p>
             <w:pPr>
+              <w:keepNext w:val="false"/>
               <w:spacing w:after="40" w:before="0"/>
               <w:jc w:val="left"/>
             </w:pPr>
@@ -6848,6 +6990,7 @@
           </w:tcPr>
           <w:p>
             <w:pPr>
+              <w:keepNext w:val="false"/>
               <w:spacing w:after="40" w:before="0"/>
               <w:jc w:val="left"/>
             </w:pPr>
@@ -6902,7 +7045,7 @@
               <w:spacing w:after="10" w:before="0"/>
               <w:ind w:left="120"/>
             </w:pPr>
-            <w:hyperlink w:history="1" r:id="rIdbjd48awhnegghvhhfy4r-">
+            <w:hyperlink w:history="1" r:id="rId7gu08xibdk8xqsgud7kaz">
               <w:r>
                 <w:rPr>
                   <w:rFonts w:ascii="Arial" w:cs="Arial" w:eastAsia="Arial" w:hAnsi="Arial"/>
@@ -6979,7 +7122,7 @@
               <w:spacing w:after="10" w:before="0"/>
               <w:ind w:left="120"/>
             </w:pPr>
-            <w:hyperlink w:history="1" r:id="rIdib0q66uitpqezrtcs38yu">
+            <w:hyperlink w:history="1" r:id="rIdpdux11wrzzwdnduglqg4u">
               <w:r>
                 <w:rPr>
                   <w:rFonts w:ascii="Arial" w:cs="Arial" w:eastAsia="Arial" w:hAnsi="Arial"/>
@@ -7022,6 +7165,7 @@
           </w:tcPr>
           <w:p>
             <w:pPr>
+              <w:keepNext w:val="false"/>
               <w:spacing w:after="40" w:before="0"/>
               <w:jc w:val="left"/>
             </w:pPr>
@@ -7054,6 +7198,7 @@
           </w:tcPr>
           <w:p>
             <w:pPr>
+              <w:keepNext w:val="false"/>
               <w:spacing w:after="40" w:before="0"/>
               <w:jc w:val="left"/>
             </w:pPr>
@@ -7086,6 +7231,7 @@
           </w:tcPr>
           <w:p>
             <w:pPr>
+              <w:keepNext w:val="false"/>
               <w:spacing w:after="40" w:before="0"/>
               <w:jc w:val="left"/>
             </w:pPr>
@@ -7118,6 +7264,7 @@
           </w:tcPr>
           <w:p>
             <w:pPr>
+              <w:keepNext w:val="false"/>
               <w:spacing w:after="40" w:before="0"/>
               <w:jc w:val="left"/>
             </w:pPr>
@@ -7152,6 +7299,7 @@
           </w:tcPr>
           <w:p>
             <w:pPr>
+              <w:keepNext w:val="false"/>
               <w:spacing w:after="40" w:before="0"/>
               <w:jc w:val="left"/>
             </w:pPr>
@@ -7206,7 +7354,7 @@
               <w:spacing w:after="10" w:before="0"/>
               <w:ind w:left="120"/>
             </w:pPr>
-            <w:hyperlink w:history="1" r:id="rId3n9cpubnawqyrbrpidahf">
+            <w:hyperlink w:history="1" r:id="rIdachk5riz4xmyoxzhqtkf1">
               <w:r>
                 <w:rPr>
                   <w:rFonts w:ascii="Arial" w:cs="Arial" w:eastAsia="Arial" w:hAnsi="Arial"/>
@@ -7283,7 +7431,7 @@
               <w:spacing w:after="10" w:before="0"/>
               <w:ind w:left="120"/>
             </w:pPr>
-            <w:hyperlink w:history="1" r:id="rIdmdjhfmoshaftiekc8oa63">
+            <w:hyperlink w:history="1" r:id="rIdw1ujkf8snexqpk2tzszko">
               <w:r>
                 <w:rPr>
                   <w:rFonts w:ascii="Arial" w:cs="Arial" w:eastAsia="Arial" w:hAnsi="Arial"/>
@@ -7326,6 +7474,7 @@
           </w:tcPr>
           <w:p>
             <w:pPr>
+              <w:keepNext w:val="false"/>
               <w:spacing w:after="40" w:before="0"/>
               <w:jc w:val="left"/>
             </w:pPr>
@@ -7358,6 +7507,7 @@
           </w:tcPr>
           <w:p>
             <w:pPr>
+              <w:keepNext w:val="false"/>
               <w:spacing w:after="40" w:before="0"/>
               <w:jc w:val="left"/>
             </w:pPr>
@@ -7390,6 +7540,7 @@
           </w:tcPr>
           <w:p>
             <w:pPr>
+              <w:keepNext w:val="false"/>
               <w:spacing w:after="40" w:before="0"/>
               <w:jc w:val="left"/>
             </w:pPr>
@@ -7422,6 +7573,7 @@
           </w:tcPr>
           <w:p>
             <w:pPr>
+              <w:keepNext w:val="false"/>
               <w:spacing w:after="40" w:before="0"/>
               <w:jc w:val="left"/>
             </w:pPr>
@@ -7456,6 +7608,7 @@
           </w:tcPr>
           <w:p>
             <w:pPr>
+              <w:keepNext w:val="false"/>
               <w:spacing w:after="40" w:before="0"/>
               <w:jc w:val="left"/>
             </w:pPr>
@@ -7510,7 +7663,7 @@
               <w:spacing w:after="10" w:before="0"/>
               <w:ind w:left="120"/>
             </w:pPr>
-            <w:hyperlink w:history="1" r:id="rIdq3un46zouxofi4bevqnyt">
+            <w:hyperlink w:history="1" r:id="rId5_p7qh_1joa_td-2toxvc">
               <w:r>
                 <w:rPr>
                   <w:rFonts w:ascii="Arial" w:cs="Arial" w:eastAsia="Arial" w:hAnsi="Arial"/>
@@ -7587,7 +7740,7 @@
               <w:spacing w:after="10" w:before="0"/>
               <w:ind w:left="120"/>
             </w:pPr>
-            <w:hyperlink w:history="1" r:id="rIdyv1r7g7ojqhrqge9akyov">
+            <w:hyperlink w:history="1" r:id="rIdoaos223f06yrm198ws37g">
               <w:r>
                 <w:rPr>
                   <w:rFonts w:ascii="Arial" w:cs="Arial" w:eastAsia="Arial" w:hAnsi="Arial"/>
@@ -7630,6 +7783,7 @@
           </w:tcPr>
           <w:p>
             <w:pPr>
+              <w:keepNext w:val="false"/>
               <w:spacing w:after="40" w:before="0"/>
               <w:jc w:val="left"/>
             </w:pPr>
@@ -7662,6 +7816,7 @@
           </w:tcPr>
           <w:p>
             <w:pPr>
+              <w:keepNext w:val="false"/>
               <w:spacing w:after="40" w:before="0"/>
               <w:jc w:val="left"/>
             </w:pPr>
@@ -7694,6 +7849,7 @@
           </w:tcPr>
           <w:p>
             <w:pPr>
+              <w:keepNext w:val="false"/>
               <w:spacing w:after="40" w:before="0"/>
               <w:jc w:val="left"/>
             </w:pPr>
@@ -7726,6 +7882,7 @@
           </w:tcPr>
           <w:p>
             <w:pPr>
+              <w:keepNext w:val="false"/>
               <w:spacing w:after="40" w:before="0"/>
               <w:jc w:val="left"/>
             </w:pPr>
@@ -7785,6 +7942,7 @@
           </w:tcPr>
           <w:p>
             <w:pPr>
+              <w:keepNext w:val="false"/>
               <w:spacing w:after="40" w:before="0"/>
               <w:jc w:val="center"/>
             </w:pPr>
@@ -7819,6 +7977,7 @@
           </w:tcPr>
           <w:p>
             <w:pPr>
+              <w:keepNext w:val="false"/>
               <w:spacing w:after="40" w:before="0"/>
               <w:jc w:val="left"/>
             </w:pPr>
@@ -7880,6 +8039,7 @@
           </w:tcPr>
           <w:p>
             <w:pPr>
+              <w:keepNext w:val="false"/>
               <w:spacing w:after="40" w:before="0"/>
               <w:jc w:val="center"/>
             </w:pPr>
@@ -7914,6 +8074,7 @@
           </w:tcPr>
           <w:p>
             <w:pPr>
+              <w:keepNext w:val="false"/>
               <w:spacing w:after="40" w:before="0"/>
               <w:jc w:val="left"/>
             </w:pPr>
@@ -7946,6 +8107,7 @@
           </w:tcPr>
           <w:p>
             <w:pPr>
+              <w:keepNext w:val="false"/>
               <w:spacing w:after="40" w:before="0"/>
               <w:jc w:val="left"/>
             </w:pPr>
@@ -7980,6 +8142,7 @@
           </w:tcPr>
           <w:p>
             <w:pPr>
+              <w:keepNext w:val="false"/>
               <w:spacing w:after="40" w:before="0"/>
               <w:jc w:val="left"/>
             </w:pPr>
@@ -8012,6 +8175,7 @@
           </w:tcPr>
           <w:p>
             <w:pPr>
+              <w:keepNext w:val="false"/>
               <w:spacing w:after="40" w:before="0"/>
               <w:jc w:val="left"/>
             </w:pPr>
@@ -8046,6 +8210,7 @@
           </w:tcPr>
           <w:p>
             <w:pPr>
+              <w:keepNext w:val="false"/>
               <w:spacing w:after="40" w:before="0"/>
               <w:jc w:val="left"/>
             </w:pPr>
@@ -8078,6 +8243,7 @@
           </w:tcPr>
           <w:p>
             <w:pPr>
+              <w:keepNext w:val="false"/>
               <w:spacing w:after="40" w:before="0"/>
               <w:jc w:val="left"/>
             </w:pPr>
@@ -8114,7 +8280,7 @@
         </w:rPr>
         <w:t xml:space="preserve">© 2026 SeaVuria and ARES. Aligned with KICD objectives. Developed by SeaVuria; technical implementation by ARES (with AI assistance from Claude). Licensed under </w:t>
       </w:r>
-      <w:hyperlink w:history="1" r:id="rIdmviqgfp8ydfzyt4joxvz5">
+      <w:hyperlink w:history="1" r:id="rIdnvm4e4oa1mbc8a1vpv-oh">
         <w:r>
           <w:rPr>
             <w:rFonts w:ascii="Arial" w:cs="Arial" w:eastAsia="Arial" w:hAnsi="Arial"/>
@@ -8135,7 +8301,7 @@
         </w:rPr>
         <w:t xml:space="preserve"> (</w:t>
       </w:r>
-      <w:hyperlink w:history="1" r:id="rId7oalmxphcrvthg9rcrq_-">
+      <w:hyperlink w:history="1" r:id="rId8n0vgbmw0xql6ctuifjwm">
         <w:r>
           <w:rPr>
             <w:rFonts w:ascii="Arial" w:cs="Arial" w:eastAsia="Arial" w:hAnsi="Arial"/>
@@ -8195,6 +8361,7 @@
           </w:tcPr>
           <w:p>
             <w:pPr>
+              <w:keepNext w:val="false"/>
               <w:spacing w:after="40" w:before="0"/>
               <w:jc w:val="center"/>
             </w:pPr>
@@ -8230,6 +8397,7 @@
           </w:tcPr>
           <w:p>
             <w:pPr>
+              <w:keepNext w:val="false"/>
               <w:spacing w:after="40" w:before="0"/>
               <w:jc w:val="center"/>
             </w:pPr>
@@ -8264,6 +8432,7 @@
           </w:tcPr>
           <w:p>
             <w:pPr>
+              <w:keepNext w:val="false"/>
               <w:spacing w:after="40" w:before="0"/>
               <w:jc w:val="left"/>
             </w:pPr>
@@ -8296,6 +8465,7 @@
           </w:tcPr>
           <w:p>
             <w:pPr>
+              <w:keepNext w:val="false"/>
               <w:spacing w:after="40" w:before="0"/>
               <w:jc w:val="left"/>
             </w:pPr>
@@ -8330,6 +8500,7 @@
           </w:tcPr>
           <w:p>
             <w:pPr>
+              <w:keepNext w:val="false"/>
               <w:spacing w:after="40" w:before="0"/>
               <w:jc w:val="left"/>
             </w:pPr>
@@ -8362,6 +8533,7 @@
           </w:tcPr>
           <w:p>
             <w:pPr>
+              <w:keepNext w:val="false"/>
               <w:spacing w:after="40" w:before="0"/>
               <w:jc w:val="left"/>
             </w:pPr>
@@ -8396,6 +8568,7 @@
           </w:tcPr>
           <w:p>
             <w:pPr>
+              <w:keepNext w:val="false"/>
               <w:spacing w:after="40" w:before="0"/>
               <w:jc w:val="left"/>
             </w:pPr>
@@ -8428,6 +8601,7 @@
           </w:tcPr>
           <w:p>
             <w:pPr>
+              <w:keepNext w:val="false"/>
               <w:spacing w:after="40" w:before="0"/>
               <w:jc w:val="left"/>
             </w:pPr>
@@ -8462,6 +8636,7 @@
           </w:tcPr>
           <w:p>
             <w:pPr>
+              <w:keepNext w:val="false"/>
               <w:spacing w:after="40" w:before="0"/>
               <w:jc w:val="left"/>
             </w:pPr>
@@ -8494,6 +8669,7 @@
           </w:tcPr>
           <w:p>
             <w:pPr>
+              <w:keepNext w:val="false"/>
               <w:spacing w:after="40" w:before="0"/>
               <w:jc w:val="left"/>
             </w:pPr>
@@ -8528,6 +8704,7 @@
           </w:tcPr>
           <w:p>
             <w:pPr>
+              <w:keepNext w:val="false"/>
               <w:spacing w:after="40" w:before="0"/>
               <w:jc w:val="left"/>
             </w:pPr>
@@ -8560,6 +8737,7 @@
           </w:tcPr>
           <w:p>
             <w:pPr>
+              <w:keepNext w:val="false"/>
               <w:spacing w:after="40" w:before="0"/>
               <w:jc w:val="left"/>
             </w:pPr>
@@ -8594,6 +8772,7 @@
           </w:tcPr>
           <w:p>
             <w:pPr>
+              <w:keepNext w:val="false"/>
               <w:spacing w:after="40" w:before="0"/>
               <w:jc w:val="left"/>
             </w:pPr>
@@ -8626,6 +8805,7 @@
           </w:tcPr>
           <w:p>
             <w:pPr>
+              <w:keepNext w:val="false"/>
               <w:spacing w:after="40" w:before="0"/>
               <w:jc w:val="left"/>
             </w:pPr>
@@ -8660,6 +8840,7 @@
           </w:tcPr>
           <w:p>
             <w:pPr>
+              <w:keepNext w:val="false"/>
               <w:spacing w:after="40" w:before="0"/>
               <w:jc w:val="left"/>
             </w:pPr>
@@ -8692,6 +8873,7 @@
           </w:tcPr>
           <w:p>
             <w:pPr>
+              <w:keepNext w:val="false"/>
               <w:spacing w:after="40" w:before="0"/>
               <w:jc w:val="left"/>
             </w:pPr>
@@ -8726,6 +8908,7 @@
           </w:tcPr>
           <w:p>
             <w:pPr>
+              <w:keepNext w:val="false"/>
               <w:spacing w:after="40" w:before="0"/>
               <w:jc w:val="left"/>
             </w:pPr>
@@ -8758,6 +8941,7 @@
           </w:tcPr>
           <w:p>
             <w:pPr>
+              <w:keepNext w:val="false"/>
               <w:spacing w:after="40" w:before="0"/>
               <w:jc w:val="left"/>
             </w:pPr>
@@ -8817,6 +9001,7 @@
           </w:tcPr>
           <w:p>
             <w:pPr>
+              <w:keepNext w:val="false"/>
               <w:spacing w:after="40" w:before="0"/>
               <w:jc w:val="center"/>
             </w:pPr>
@@ -8851,6 +9036,7 @@
           </w:tcPr>
           <w:p>
             <w:pPr>
+              <w:keepNext w:val="false"/>
               <w:spacing w:after="40" w:before="0"/>
               <w:jc w:val="left"/>
             </w:pPr>
@@ -8915,6 +9101,7 @@
           </w:tcPr>
           <w:p>
             <w:pPr>
+              <w:keepNext w:val="false"/>
               <w:spacing w:after="40" w:before="0"/>
               <w:jc w:val="center"/>
             </w:pPr>
@@ -8949,6 +9136,7 @@
           </w:tcPr>
           <w:p>
             <w:pPr>
+              <w:keepNext w:val="false"/>
               <w:spacing w:after="40" w:before="0"/>
               <w:jc w:val="left"/>
             </w:pPr>
@@ -8981,6 +9169,7 @@
           </w:tcPr>
           <w:p>
             <w:pPr>
+              <w:keepNext w:val="false"/>
               <w:spacing w:after="40" w:before="0"/>
               <w:jc w:val="left"/>
             </w:pPr>
@@ -9013,6 +9202,7 @@
           </w:tcPr>
           <w:p>
             <w:pPr>
+              <w:keepNext w:val="false"/>
               <w:spacing w:after="40" w:before="0"/>
               <w:jc w:val="left"/>
             </w:pPr>
@@ -9045,6 +9235,7 @@
           </w:tcPr>
           <w:p>
             <w:pPr>
+              <w:keepNext w:val="false"/>
               <w:spacing w:after="40" w:before="0"/>
               <w:jc w:val="left"/>
             </w:pPr>
@@ -9077,6 +9268,7 @@
           </w:tcPr>
           <w:p>
             <w:pPr>
+              <w:keepNext w:val="false"/>
               <w:spacing w:after="40" w:before="0"/>
               <w:jc w:val="left"/>
             </w:pPr>
@@ -9111,6 +9303,7 @@
           </w:tcPr>
           <w:p>
             <w:pPr>
+              <w:keepNext w:val="false"/>
               <w:spacing w:after="40" w:before="0"/>
               <w:jc w:val="left"/>
             </w:pPr>
@@ -9148,7 +9341,7 @@
             <w:pPr>
               <w:spacing w:after="20" w:before="0"/>
             </w:pPr>
-            <w:hyperlink w:history="1" r:id="rIdofyfisd_61nphkpxx0pqv">
+            <w:hyperlink w:history="1" r:id="rId41vx029vbzdingwuskjpa">
               <w:r>
                 <w:rPr>
                   <w:rFonts w:ascii="Arial" w:cs="Arial" w:eastAsia="Arial" w:hAnsi="Arial"/>
@@ -9197,7 +9390,7 @@
               <w:spacing w:after="10" w:before="0"/>
               <w:ind w:left="120"/>
             </w:pPr>
-            <w:hyperlink w:history="1" r:id="rIdfpbuikpeschhahyxumg9t">
+            <w:hyperlink w:history="1" r:id="rIdy36qlud4z41plg71sur2g">
               <w:r>
                 <w:rPr>
                   <w:rFonts w:ascii="Arial" w:cs="Arial" w:eastAsia="Arial" w:hAnsi="Arial"/>
@@ -9259,7 +9452,7 @@
               <w:spacing w:after="10" w:before="0"/>
               <w:ind w:left="120"/>
             </w:pPr>
-            <w:hyperlink w:history="1" r:id="rIds7b4qm5tqrqbgvqrv7baa">
+            <w:hyperlink w:history="1" r:id="rId__69hwo6l3yesss9aasrg">
               <w:r>
                 <w:rPr>
                   <w:rFonts w:ascii="Arial" w:cs="Arial" w:eastAsia="Arial" w:hAnsi="Arial"/>
@@ -9302,6 +9495,7 @@
           </w:tcPr>
           <w:p>
             <w:pPr>
+              <w:keepNext w:val="false"/>
               <w:spacing w:after="40" w:before="0"/>
               <w:jc w:val="left"/>
             </w:pPr>
@@ -9334,6 +9528,7 @@
           </w:tcPr>
           <w:p>
             <w:pPr>
+              <w:keepNext w:val="false"/>
               <w:spacing w:after="40" w:before="0"/>
               <w:jc w:val="left"/>
             </w:pPr>
@@ -9366,6 +9561,7 @@
           </w:tcPr>
           <w:p>
             <w:pPr>
+              <w:keepNext w:val="false"/>
               <w:spacing w:after="40" w:before="0"/>
               <w:jc w:val="left"/>
             </w:pPr>
@@ -9398,6 +9594,7 @@
           </w:tcPr>
           <w:p>
             <w:pPr>
+              <w:keepNext w:val="false"/>
               <w:spacing w:after="40" w:before="0"/>
               <w:jc w:val="left"/>
             </w:pPr>
@@ -9432,6 +9629,7 @@
           </w:tcPr>
           <w:p>
             <w:pPr>
+              <w:keepNext w:val="false"/>
               <w:spacing w:after="40" w:before="0"/>
               <w:jc w:val="left"/>
             </w:pPr>
@@ -9469,7 +9667,7 @@
             <w:pPr>
               <w:spacing w:after="20" w:before="0"/>
             </w:pPr>
-            <w:hyperlink w:history="1" r:id="rIdcfdncddborv46gm-xx73k">
+            <w:hyperlink w:history="1" r:id="rIdnngk0ly13hjdiqzfyqkwa">
               <w:r>
                 <w:rPr>
                   <w:rFonts w:ascii="Arial" w:cs="Arial" w:eastAsia="Arial" w:hAnsi="Arial"/>
@@ -9518,7 +9716,7 @@
               <w:spacing w:after="10" w:before="0"/>
               <w:ind w:left="120"/>
             </w:pPr>
-            <w:hyperlink w:history="1" r:id="rIdools8a17eabf-2bew-o50">
+            <w:hyperlink w:history="1" r:id="rIdqu0kequcpa1510-zcloww">
               <w:r>
                 <w:rPr>
                   <w:rFonts w:ascii="Arial" w:cs="Arial" w:eastAsia="Arial" w:hAnsi="Arial"/>
@@ -9580,7 +9778,7 @@
               <w:spacing w:after="10" w:before="0"/>
               <w:ind w:left="120"/>
             </w:pPr>
-            <w:hyperlink w:history="1" r:id="rIdgb7lubye1sbuhcw5ifsug">
+            <w:hyperlink w:history="1" r:id="rIdrq2hllhk2subidwqojbvb">
               <w:r>
                 <w:rPr>
                   <w:rFonts w:ascii="Arial" w:cs="Arial" w:eastAsia="Arial" w:hAnsi="Arial"/>
@@ -9623,6 +9821,7 @@
           </w:tcPr>
           <w:p>
             <w:pPr>
+              <w:keepNext w:val="false"/>
               <w:spacing w:after="40" w:before="0"/>
               <w:jc w:val="left"/>
             </w:pPr>
@@ -9655,6 +9854,7 @@
           </w:tcPr>
           <w:p>
             <w:pPr>
+              <w:keepNext w:val="false"/>
               <w:spacing w:after="40" w:before="0"/>
               <w:jc w:val="left"/>
             </w:pPr>
@@ -9687,6 +9887,7 @@
           </w:tcPr>
           <w:p>
             <w:pPr>
+              <w:keepNext w:val="false"/>
               <w:spacing w:after="40" w:before="0"/>
               <w:jc w:val="left"/>
             </w:pPr>
@@ -9719,6 +9920,7 @@
           </w:tcPr>
           <w:p>
             <w:pPr>
+              <w:keepNext w:val="false"/>
               <w:spacing w:after="40" w:before="0"/>
               <w:jc w:val="left"/>
             </w:pPr>
@@ -9753,6 +9955,7 @@
           </w:tcPr>
           <w:p>
             <w:pPr>
+              <w:keepNext w:val="false"/>
               <w:spacing w:after="40" w:before="0"/>
               <w:jc w:val="left"/>
             </w:pPr>
@@ -9790,7 +9993,7 @@
             <w:pPr>
               <w:spacing w:after="20" w:before="0"/>
             </w:pPr>
-            <w:hyperlink w:history="1" r:id="rIdlm2x28sq6u4utb8zifwcn">
+            <w:hyperlink w:history="1" r:id="rIdg1q3jofxcdhnx4iomccxr">
               <w:r>
                 <w:rPr>
                   <w:rFonts w:ascii="Arial" w:cs="Arial" w:eastAsia="Arial" w:hAnsi="Arial"/>
@@ -9839,7 +10042,7 @@
               <w:spacing w:after="10" w:before="0"/>
               <w:ind w:left="120"/>
             </w:pPr>
-            <w:hyperlink w:history="1" r:id="rId17ybldu60s77-j3iazeyl">
+            <w:hyperlink w:history="1" r:id="rIda3oxzbwqhw58ucskcwsul">
               <w:r>
                 <w:rPr>
                   <w:rFonts w:ascii="Arial" w:cs="Arial" w:eastAsia="Arial" w:hAnsi="Arial"/>
@@ -9901,7 +10104,7 @@
               <w:spacing w:after="10" w:before="0"/>
               <w:ind w:left="120"/>
             </w:pPr>
-            <w:hyperlink w:history="1" r:id="rIdshbw_y2tm_pjm60hpysod">
+            <w:hyperlink w:history="1" r:id="rIdizvyjygvakbogtmlxdiam">
               <w:r>
                 <w:rPr>
                   <w:rFonts w:ascii="Arial" w:cs="Arial" w:eastAsia="Arial" w:hAnsi="Arial"/>
@@ -9944,6 +10147,7 @@
           </w:tcPr>
           <w:p>
             <w:pPr>
+              <w:keepNext w:val="false"/>
               <w:spacing w:after="40" w:before="0"/>
               <w:jc w:val="left"/>
             </w:pPr>
@@ -9976,6 +10180,7 @@
           </w:tcPr>
           <w:p>
             <w:pPr>
+              <w:keepNext w:val="false"/>
               <w:spacing w:after="40" w:before="0"/>
               <w:jc w:val="left"/>
             </w:pPr>
@@ -10008,6 +10213,7 @@
           </w:tcPr>
           <w:p>
             <w:pPr>
+              <w:keepNext w:val="false"/>
               <w:spacing w:after="40" w:before="0"/>
               <w:jc w:val="left"/>
             </w:pPr>
@@ -10040,6 +10246,7 @@
           </w:tcPr>
           <w:p>
             <w:pPr>
+              <w:keepNext w:val="false"/>
               <w:spacing w:after="40" w:before="0"/>
               <w:jc w:val="left"/>
             </w:pPr>
@@ -10074,6 +10281,7 @@
           </w:tcPr>
           <w:p>
             <w:pPr>
+              <w:keepNext w:val="false"/>
               <w:spacing w:after="40" w:before="0"/>
               <w:jc w:val="left"/>
             </w:pPr>
@@ -10111,7 +10319,7 @@
             <w:pPr>
               <w:spacing w:after="20" w:before="0"/>
             </w:pPr>
-            <w:hyperlink w:history="1" r:id="rIdqs4t6hykn4hfegarex7jh">
+            <w:hyperlink w:history="1" r:id="rIdtmaej7all3wdgxcp7-ag5">
               <w:r>
                 <w:rPr>
                   <w:rFonts w:ascii="Arial" w:cs="Arial" w:eastAsia="Arial" w:hAnsi="Arial"/>
@@ -10160,7 +10368,7 @@
               <w:spacing w:after="10" w:before="0"/>
               <w:ind w:left="120"/>
             </w:pPr>
-            <w:hyperlink w:history="1" r:id="rId99tdhdgakjgn0qz6jlkfl">
+            <w:hyperlink w:history="1" r:id="rIde8x9joyejotuzgackmee3">
               <w:r>
                 <w:rPr>
                   <w:rFonts w:ascii="Arial" w:cs="Arial" w:eastAsia="Arial" w:hAnsi="Arial"/>
@@ -10222,7 +10430,7 @@
               <w:spacing w:after="10" w:before="0"/>
               <w:ind w:left="120"/>
             </w:pPr>
-            <w:hyperlink w:history="1" r:id="rIdy-njn6wstdtob2o4rmphm">
+            <w:hyperlink w:history="1" r:id="rId8tholnfbm2fm48w3e8z6m">
               <w:r>
                 <w:rPr>
                   <w:rFonts w:ascii="Arial" w:cs="Arial" w:eastAsia="Arial" w:hAnsi="Arial"/>
@@ -10265,6 +10473,7 @@
           </w:tcPr>
           <w:p>
             <w:pPr>
+              <w:keepNext w:val="false"/>
               <w:spacing w:after="40" w:before="0"/>
               <w:jc w:val="left"/>
             </w:pPr>
@@ -10297,6 +10506,7 @@
           </w:tcPr>
           <w:p>
             <w:pPr>
+              <w:keepNext w:val="false"/>
               <w:spacing w:after="40" w:before="0"/>
               <w:jc w:val="left"/>
             </w:pPr>
@@ -10329,6 +10539,7 @@
           </w:tcPr>
           <w:p>
             <w:pPr>
+              <w:keepNext w:val="false"/>
               <w:spacing w:after="40" w:before="0"/>
               <w:jc w:val="left"/>
             </w:pPr>
@@ -10361,6 +10572,7 @@
           </w:tcPr>
           <w:p>
             <w:pPr>
+              <w:keepNext w:val="false"/>
               <w:spacing w:after="40" w:before="0"/>
               <w:jc w:val="left"/>
             </w:pPr>
@@ -10395,6 +10607,7 @@
           </w:tcPr>
           <w:p>
             <w:pPr>
+              <w:keepNext w:val="false"/>
               <w:spacing w:after="40" w:before="0"/>
               <w:jc w:val="left"/>
             </w:pPr>
@@ -10432,7 +10645,7 @@
             <w:pPr>
               <w:spacing w:after="20" w:before="0"/>
             </w:pPr>
-            <w:hyperlink w:history="1" r:id="rId_a8iuluwqqaw5equiutdp">
+            <w:hyperlink w:history="1" r:id="rIdcb2-33pij9vx0w2lihhp0">
               <w:r>
                 <w:rPr>
                   <w:rFonts w:ascii="Arial" w:cs="Arial" w:eastAsia="Arial" w:hAnsi="Arial"/>
@@ -10481,7 +10694,7 @@
               <w:spacing w:after="10" w:before="0"/>
               <w:ind w:left="120"/>
             </w:pPr>
-            <w:hyperlink w:history="1" r:id="rIdrolbvx9td4uff_yrbns7r">
+            <w:hyperlink w:history="1" r:id="rIdw0dobchxrk7gff-fahwyr">
               <w:r>
                 <w:rPr>
                   <w:rFonts w:ascii="Arial" w:cs="Arial" w:eastAsia="Arial" w:hAnsi="Arial"/>
@@ -10543,7 +10756,7 @@
               <w:spacing w:after="10" w:before="0"/>
               <w:ind w:left="120"/>
             </w:pPr>
-            <w:hyperlink w:history="1" r:id="rIdnq_axgsx56htlsujghkk5">
+            <w:hyperlink w:history="1" r:id="rIdnld-m4torpgutlpn2j5n2">
               <w:r>
                 <w:rPr>
                   <w:rFonts w:ascii="Arial" w:cs="Arial" w:eastAsia="Arial" w:hAnsi="Arial"/>
@@ -10586,6 +10799,7 @@
           </w:tcPr>
           <w:p>
             <w:pPr>
+              <w:keepNext w:val="false"/>
               <w:spacing w:after="40" w:before="0"/>
               <w:jc w:val="left"/>
             </w:pPr>
@@ -10618,6 +10832,7 @@
           </w:tcPr>
           <w:p>
             <w:pPr>
+              <w:keepNext w:val="false"/>
               <w:spacing w:after="40" w:before="0"/>
               <w:jc w:val="left"/>
             </w:pPr>
@@ -10650,6 +10865,7 @@
           </w:tcPr>
           <w:p>
             <w:pPr>
+              <w:keepNext w:val="false"/>
               <w:spacing w:after="40" w:before="0"/>
               <w:jc w:val="left"/>
             </w:pPr>
@@ -10682,6 +10898,7 @@
           </w:tcPr>
           <w:p>
             <w:pPr>
+              <w:keepNext w:val="false"/>
               <w:spacing w:after="40" w:before="0"/>
               <w:jc w:val="left"/>
             </w:pPr>
@@ -10741,6 +10958,7 @@
           </w:tcPr>
           <w:p>
             <w:pPr>
+              <w:keepNext w:val="false"/>
               <w:spacing w:after="40" w:before="0"/>
               <w:jc w:val="center"/>
             </w:pPr>
@@ -10775,6 +10993,7 @@
           </w:tcPr>
           <w:p>
             <w:pPr>
+              <w:keepNext w:val="false"/>
               <w:spacing w:after="40" w:before="0"/>
               <w:jc w:val="left"/>
             </w:pPr>
@@ -10836,6 +11055,7 @@
           </w:tcPr>
           <w:p>
             <w:pPr>
+              <w:keepNext w:val="false"/>
               <w:spacing w:after="40" w:before="0"/>
               <w:jc w:val="center"/>
             </w:pPr>
@@ -10870,6 +11090,7 @@
           </w:tcPr>
           <w:p>
             <w:pPr>
+              <w:keepNext w:val="false"/>
               <w:spacing w:after="40" w:before="0"/>
               <w:jc w:val="left"/>
             </w:pPr>
@@ -10902,6 +11123,7 @@
           </w:tcPr>
           <w:p>
             <w:pPr>
+              <w:keepNext w:val="false"/>
               <w:spacing w:after="40" w:before="0"/>
               <w:jc w:val="left"/>
             </w:pPr>
@@ -10936,6 +11158,7 @@
           </w:tcPr>
           <w:p>
             <w:pPr>
+              <w:keepNext w:val="false"/>
               <w:spacing w:after="40" w:before="0"/>
               <w:jc w:val="left"/>
             </w:pPr>
@@ -10968,6 +11191,7 @@
           </w:tcPr>
           <w:p>
             <w:pPr>
+              <w:keepNext w:val="false"/>
               <w:spacing w:after="40" w:before="0"/>
               <w:jc w:val="left"/>
             </w:pPr>
@@ -11002,6 +11226,7 @@
           </w:tcPr>
           <w:p>
             <w:pPr>
+              <w:keepNext w:val="false"/>
               <w:spacing w:after="40" w:before="0"/>
               <w:jc w:val="left"/>
             </w:pPr>
@@ -11034,6 +11259,7 @@
           </w:tcPr>
           <w:p>
             <w:pPr>
+              <w:keepNext w:val="false"/>
               <w:spacing w:after="40" w:before="0"/>
               <w:jc w:val="left"/>
             </w:pPr>
@@ -11070,7 +11296,7 @@
         </w:rPr>
         <w:t xml:space="preserve">© 2026 SeaVuria and ARES. Aligned with KICD objectives. Developed by SeaVuria; technical implementation by ARES (with AI assistance from Claude). Licensed under </w:t>
       </w:r>
-      <w:hyperlink w:history="1" r:id="rIdciop-cmmhcgupxogdasr_">
+      <w:hyperlink w:history="1" r:id="rIdh05mcxey-pxhn_cfyuxia">
         <w:r>
           <w:rPr>
             <w:rFonts w:ascii="Arial" w:cs="Arial" w:eastAsia="Arial" w:hAnsi="Arial"/>
@@ -11091,7 +11317,7 @@
         </w:rPr>
         <w:t xml:space="preserve"> (</w:t>
       </w:r>
-      <w:hyperlink w:history="1" r:id="rId9azexbhkn_luylpb3nnrl">
+      <w:hyperlink w:history="1" r:id="rIdrpaolu4qpni_ie9iw-aqk">
         <w:r>
           <w:rPr>
             <w:rFonts w:ascii="Arial" w:cs="Arial" w:eastAsia="Arial" w:hAnsi="Arial"/>
@@ -11151,6 +11377,7 @@
           </w:tcPr>
           <w:p>
             <w:pPr>
+              <w:keepNext w:val="false"/>
               <w:spacing w:after="40" w:before="0"/>
               <w:jc w:val="center"/>
             </w:pPr>
@@ -11186,6 +11413,7 @@
           </w:tcPr>
           <w:p>
             <w:pPr>
+              <w:keepNext w:val="false"/>
               <w:spacing w:after="40" w:before="0"/>
               <w:jc w:val="center"/>
             </w:pPr>
@@ -11220,6 +11448,7 @@
           </w:tcPr>
           <w:p>
             <w:pPr>
+              <w:keepNext w:val="false"/>
               <w:spacing w:after="40" w:before="0"/>
               <w:jc w:val="left"/>
             </w:pPr>
@@ -11252,6 +11481,7 @@
           </w:tcPr>
           <w:p>
             <w:pPr>
+              <w:keepNext w:val="false"/>
               <w:spacing w:after="40" w:before="0"/>
               <w:jc w:val="left"/>
             </w:pPr>
@@ -11286,6 +11516,7 @@
           </w:tcPr>
           <w:p>
             <w:pPr>
+              <w:keepNext w:val="false"/>
               <w:spacing w:after="40" w:before="0"/>
               <w:jc w:val="left"/>
             </w:pPr>
@@ -11318,6 +11549,7 @@
           </w:tcPr>
           <w:p>
             <w:pPr>
+              <w:keepNext w:val="false"/>
               <w:spacing w:after="40" w:before="0"/>
               <w:jc w:val="left"/>
             </w:pPr>
@@ -11352,6 +11584,7 @@
           </w:tcPr>
           <w:p>
             <w:pPr>
+              <w:keepNext w:val="false"/>
               <w:spacing w:after="40" w:before="0"/>
               <w:jc w:val="left"/>
             </w:pPr>
@@ -11384,6 +11617,7 @@
           </w:tcPr>
           <w:p>
             <w:pPr>
+              <w:keepNext w:val="false"/>
               <w:spacing w:after="40" w:before="0"/>
               <w:jc w:val="left"/>
             </w:pPr>
@@ -11418,6 +11652,7 @@
           </w:tcPr>
           <w:p>
             <w:pPr>
+              <w:keepNext w:val="false"/>
               <w:spacing w:after="40" w:before="0"/>
               <w:jc w:val="left"/>
             </w:pPr>
@@ -11450,6 +11685,7 @@
           </w:tcPr>
           <w:p>
             <w:pPr>
+              <w:keepNext w:val="false"/>
               <w:spacing w:after="40" w:before="0"/>
               <w:jc w:val="left"/>
             </w:pPr>
@@ -11484,6 +11720,7 @@
           </w:tcPr>
           <w:p>
             <w:pPr>
+              <w:keepNext w:val="false"/>
               <w:spacing w:after="40" w:before="0"/>
               <w:jc w:val="left"/>
             </w:pPr>
@@ -11516,6 +11753,7 @@
           </w:tcPr>
           <w:p>
             <w:pPr>
+              <w:keepNext w:val="false"/>
               <w:spacing w:after="40" w:before="0"/>
               <w:jc w:val="left"/>
             </w:pPr>
@@ -11550,6 +11788,7 @@
           </w:tcPr>
           <w:p>
             <w:pPr>
+              <w:keepNext w:val="false"/>
               <w:spacing w:after="40" w:before="0"/>
               <w:jc w:val="left"/>
             </w:pPr>
@@ -11582,6 +11821,7 @@
           </w:tcPr>
           <w:p>
             <w:pPr>
+              <w:keepNext w:val="false"/>
               <w:spacing w:after="40" w:before="0"/>
               <w:jc w:val="left"/>
             </w:pPr>
@@ -11616,6 +11856,7 @@
           </w:tcPr>
           <w:p>
             <w:pPr>
+              <w:keepNext w:val="false"/>
               <w:spacing w:after="40" w:before="0"/>
               <w:jc w:val="left"/>
             </w:pPr>
@@ -11648,6 +11889,7 @@
           </w:tcPr>
           <w:p>
             <w:pPr>
+              <w:keepNext w:val="false"/>
               <w:spacing w:after="40" w:before="0"/>
               <w:jc w:val="left"/>
             </w:pPr>
@@ -11682,6 +11924,7 @@
           </w:tcPr>
           <w:p>
             <w:pPr>
+              <w:keepNext w:val="false"/>
               <w:spacing w:after="40" w:before="0"/>
               <w:jc w:val="left"/>
             </w:pPr>
@@ -11714,6 +11957,7 @@
           </w:tcPr>
           <w:p>
             <w:pPr>
+              <w:keepNext w:val="false"/>
               <w:spacing w:after="40" w:before="0"/>
               <w:jc w:val="left"/>
             </w:pPr>
@@ -11773,6 +12017,7 @@
           </w:tcPr>
           <w:p>
             <w:pPr>
+              <w:keepNext w:val="false"/>
               <w:spacing w:after="40" w:before="0"/>
               <w:jc w:val="center"/>
             </w:pPr>
@@ -11807,6 +12052,7 @@
           </w:tcPr>
           <w:p>
             <w:pPr>
+              <w:keepNext w:val="false"/>
               <w:spacing w:after="40" w:before="0"/>
               <w:jc w:val="left"/>
             </w:pPr>
@@ -11871,6 +12117,7 @@
           </w:tcPr>
           <w:p>
             <w:pPr>
+              <w:keepNext w:val="false"/>
               <w:spacing w:after="40" w:before="0"/>
               <w:jc w:val="center"/>
             </w:pPr>
@@ -11905,6 +12152,7 @@
           </w:tcPr>
           <w:p>
             <w:pPr>
+              <w:keepNext w:val="false"/>
               <w:spacing w:after="40" w:before="0"/>
               <w:jc w:val="left"/>
             </w:pPr>
@@ -11937,6 +12185,7 @@
           </w:tcPr>
           <w:p>
             <w:pPr>
+              <w:keepNext w:val="false"/>
               <w:spacing w:after="40" w:before="0"/>
               <w:jc w:val="left"/>
             </w:pPr>
@@ -11969,6 +12218,7 @@
           </w:tcPr>
           <w:p>
             <w:pPr>
+              <w:keepNext w:val="false"/>
               <w:spacing w:after="40" w:before="0"/>
               <w:jc w:val="left"/>
             </w:pPr>
@@ -12001,6 +12251,7 @@
           </w:tcPr>
           <w:p>
             <w:pPr>
+              <w:keepNext w:val="false"/>
               <w:spacing w:after="40" w:before="0"/>
               <w:jc w:val="left"/>
             </w:pPr>
@@ -12033,6 +12284,7 @@
           </w:tcPr>
           <w:p>
             <w:pPr>
+              <w:keepNext w:val="false"/>
               <w:spacing w:after="40" w:before="0"/>
               <w:jc w:val="left"/>
             </w:pPr>
@@ -12067,6 +12319,7 @@
           </w:tcPr>
           <w:p>
             <w:pPr>
+              <w:keepNext w:val="false"/>
               <w:spacing w:after="40" w:before="0"/>
               <w:jc w:val="left"/>
             </w:pPr>
@@ -12104,7 +12357,7 @@
             <w:pPr>
               <w:spacing w:after="20" w:before="0"/>
             </w:pPr>
-            <w:hyperlink w:history="1" r:id="rIdplubz2zauexcwqhzpzcfk">
+            <w:hyperlink w:history="1" r:id="rIdns-pttq89nugefovoq4mz">
               <w:r>
                 <w:rPr>
                   <w:rFonts w:ascii="Arial" w:cs="Arial" w:eastAsia="Arial" w:hAnsi="Arial"/>
@@ -12137,7 +12390,7 @@
               <w:spacing w:after="10" w:before="0"/>
               <w:ind w:left="120"/>
             </w:pPr>
-            <w:hyperlink w:history="1" r:id="rId4qzmmnairxckxws-au_y3">
+            <w:hyperlink w:history="1" r:id="rId8yfloo6b9sqkphohpfkw2">
               <w:r>
                 <w:rPr>
                   <w:rFonts w:ascii="Arial" w:cs="Arial" w:eastAsia="Arial" w:hAnsi="Arial"/>
@@ -12199,7 +12452,7 @@
               <w:spacing w:after="10" w:before="0"/>
               <w:ind w:left="120"/>
             </w:pPr>
-            <w:hyperlink w:history="1" r:id="rIdhlaj9qhcwancwxznetyw2">
+            <w:hyperlink w:history="1" r:id="rIdi_vzooxikmmykkxl13mu6">
               <w:r>
                 <w:rPr>
                   <w:rFonts w:ascii="Arial" w:cs="Arial" w:eastAsia="Arial" w:hAnsi="Arial"/>
@@ -12242,6 +12495,7 @@
           </w:tcPr>
           <w:p>
             <w:pPr>
+              <w:keepNext w:val="false"/>
               <w:spacing w:after="40" w:before="0"/>
               <w:jc w:val="left"/>
             </w:pPr>
@@ -12274,6 +12528,7 @@
           </w:tcPr>
           <w:p>
             <w:pPr>
+              <w:keepNext w:val="false"/>
               <w:spacing w:after="40" w:before="0"/>
               <w:jc w:val="left"/>
             </w:pPr>
@@ -12306,6 +12561,7 @@
           </w:tcPr>
           <w:p>
             <w:pPr>
+              <w:keepNext w:val="false"/>
               <w:spacing w:after="40" w:before="0"/>
               <w:jc w:val="left"/>
             </w:pPr>
@@ -12338,6 +12594,7 @@
           </w:tcPr>
           <w:p>
             <w:pPr>
+              <w:keepNext w:val="false"/>
               <w:spacing w:after="40" w:before="0"/>
               <w:jc w:val="left"/>
             </w:pPr>
@@ -12372,6 +12629,7 @@
           </w:tcPr>
           <w:p>
             <w:pPr>
+              <w:keepNext w:val="false"/>
               <w:spacing w:after="40" w:before="0"/>
               <w:jc w:val="left"/>
             </w:pPr>
@@ -12409,7 +12667,7 @@
             <w:pPr>
               <w:spacing w:after="20" w:before="0"/>
             </w:pPr>
-            <w:hyperlink w:history="1" r:id="rIdafbvr5-pkk7mo0urhqfhy">
+            <w:hyperlink w:history="1" r:id="rIdyjwgretgbrat_ph729v13">
               <w:r>
                 <w:rPr>
                   <w:rFonts w:ascii="Arial" w:cs="Arial" w:eastAsia="Arial" w:hAnsi="Arial"/>
@@ -12442,7 +12700,7 @@
               <w:spacing w:after="10" w:before="0"/>
               <w:ind w:left="120"/>
             </w:pPr>
-            <w:hyperlink w:history="1" r:id="rIdznmziihu377-np_0avqds">
+            <w:hyperlink w:history="1" r:id="rId5iuz6d__lxmvrdj6aqwpq">
               <w:r>
                 <w:rPr>
                   <w:rFonts w:ascii="Arial" w:cs="Arial" w:eastAsia="Arial" w:hAnsi="Arial"/>
@@ -12504,7 +12762,7 @@
               <w:spacing w:after="10" w:before="0"/>
               <w:ind w:left="120"/>
             </w:pPr>
-            <w:hyperlink w:history="1" r:id="rIdlfmycyu9fjz67tyu5uwog">
+            <w:hyperlink w:history="1" r:id="rIdrekfcdy0wpwoij3hu3you">
               <w:r>
                 <w:rPr>
                   <w:rFonts w:ascii="Arial" w:cs="Arial" w:eastAsia="Arial" w:hAnsi="Arial"/>
@@ -12547,6 +12805,7 @@
           </w:tcPr>
           <w:p>
             <w:pPr>
+              <w:keepNext w:val="false"/>
               <w:spacing w:after="40" w:before="0"/>
               <w:jc w:val="left"/>
             </w:pPr>
@@ -12579,6 +12838,7 @@
           </w:tcPr>
           <w:p>
             <w:pPr>
+              <w:keepNext w:val="false"/>
               <w:spacing w:after="40" w:before="0"/>
               <w:jc w:val="left"/>
             </w:pPr>
@@ -12611,6 +12871,7 @@
           </w:tcPr>
           <w:p>
             <w:pPr>
+              <w:keepNext w:val="false"/>
               <w:spacing w:after="40" w:before="0"/>
               <w:jc w:val="left"/>
             </w:pPr>
@@ -12643,6 +12904,7 @@
           </w:tcPr>
           <w:p>
             <w:pPr>
+              <w:keepNext w:val="false"/>
               <w:spacing w:after="40" w:before="0"/>
               <w:jc w:val="left"/>
             </w:pPr>
@@ -12677,6 +12939,7 @@
           </w:tcPr>
           <w:p>
             <w:pPr>
+              <w:keepNext w:val="false"/>
               <w:spacing w:after="40" w:before="0"/>
               <w:jc w:val="left"/>
             </w:pPr>
@@ -12714,7 +12977,7 @@
             <w:pPr>
               <w:spacing w:after="20" w:before="0"/>
             </w:pPr>
-            <w:hyperlink w:history="1" r:id="rIdu4r05j12wm2zyv3n9z7ul">
+            <w:hyperlink w:history="1" r:id="rIdhtd3fn9hpjvbwor-bhhkj">
               <w:r>
                 <w:rPr>
                   <w:rFonts w:ascii="Arial" w:cs="Arial" w:eastAsia="Arial" w:hAnsi="Arial"/>
@@ -12747,7 +13010,7 @@
               <w:spacing w:after="10" w:before="0"/>
               <w:ind w:left="120"/>
             </w:pPr>
-            <w:hyperlink w:history="1" r:id="rIdq-zf00fedcyketpdyvzm2">
+            <w:hyperlink w:history="1" r:id="rIduqnw_o5nlcadm3hw26e-h">
               <w:r>
                 <w:rPr>
                   <w:rFonts w:ascii="Arial" w:cs="Arial" w:eastAsia="Arial" w:hAnsi="Arial"/>
@@ -12809,7 +13072,7 @@
               <w:spacing w:after="10" w:before="0"/>
               <w:ind w:left="120"/>
             </w:pPr>
-            <w:hyperlink w:history="1" r:id="rIdgdttdgvr39oxjqxgv-ohs">
+            <w:hyperlink w:history="1" r:id="rIdrcpws_jzaxgusspcizoxf">
               <w:r>
                 <w:rPr>
                   <w:rFonts w:ascii="Arial" w:cs="Arial" w:eastAsia="Arial" w:hAnsi="Arial"/>
@@ -12852,6 +13115,7 @@
           </w:tcPr>
           <w:p>
             <w:pPr>
+              <w:keepNext w:val="false"/>
               <w:spacing w:after="40" w:before="0"/>
               <w:jc w:val="left"/>
             </w:pPr>
@@ -12884,6 +13148,7 @@
           </w:tcPr>
           <w:p>
             <w:pPr>
+              <w:keepNext w:val="false"/>
               <w:spacing w:after="40" w:before="0"/>
               <w:jc w:val="left"/>
             </w:pPr>
@@ -12916,6 +13181,7 @@
           </w:tcPr>
           <w:p>
             <w:pPr>
+              <w:keepNext w:val="false"/>
               <w:spacing w:after="40" w:before="0"/>
               <w:jc w:val="left"/>
             </w:pPr>
@@ -12948,6 +13214,7 @@
           </w:tcPr>
           <w:p>
             <w:pPr>
+              <w:keepNext w:val="false"/>
               <w:spacing w:after="40" w:before="0"/>
               <w:jc w:val="left"/>
             </w:pPr>
@@ -12982,6 +13249,7 @@
           </w:tcPr>
           <w:p>
             <w:pPr>
+              <w:keepNext w:val="false"/>
               <w:spacing w:after="40" w:before="0"/>
               <w:jc w:val="left"/>
             </w:pPr>
@@ -13019,7 +13287,7 @@
             <w:pPr>
               <w:spacing w:after="20" w:before="0"/>
             </w:pPr>
-            <w:hyperlink w:history="1" r:id="rIdsihrjciqfnck9q7hucbms">
+            <w:hyperlink w:history="1" r:id="rIdep6sus8jqdwrfdqfewlbx">
               <w:r>
                 <w:rPr>
                   <w:rFonts w:ascii="Arial" w:cs="Arial" w:eastAsia="Arial" w:hAnsi="Arial"/>
@@ -13052,7 +13320,7 @@
               <w:spacing w:after="10" w:before="0"/>
               <w:ind w:left="120"/>
             </w:pPr>
-            <w:hyperlink w:history="1" r:id="rIdqi3w5cbctrigkpuw2zmhm">
+            <w:hyperlink w:history="1" r:id="rId1vc7i6vyv1e0vz_w1dzkj">
               <w:r>
                 <w:rPr>
                   <w:rFonts w:ascii="Arial" w:cs="Arial" w:eastAsia="Arial" w:hAnsi="Arial"/>
@@ -13114,7 +13382,7 @@
               <w:spacing w:after="10" w:before="0"/>
               <w:ind w:left="120"/>
             </w:pPr>
-            <w:hyperlink w:history="1" r:id="rIdeyzyhc91natwvo-d8281x">
+            <w:hyperlink w:history="1" r:id="rIdrwca7wyjtlwn81h1tdsis">
               <w:r>
                 <w:rPr>
                   <w:rFonts w:ascii="Arial" w:cs="Arial" w:eastAsia="Arial" w:hAnsi="Arial"/>
@@ -13157,6 +13425,7 @@
           </w:tcPr>
           <w:p>
             <w:pPr>
+              <w:keepNext w:val="false"/>
               <w:spacing w:after="40" w:before="0"/>
               <w:jc w:val="left"/>
             </w:pPr>
@@ -13189,6 +13458,7 @@
           </w:tcPr>
           <w:p>
             <w:pPr>
+              <w:keepNext w:val="false"/>
               <w:spacing w:after="40" w:before="0"/>
               <w:jc w:val="left"/>
             </w:pPr>
@@ -13221,6 +13491,7 @@
           </w:tcPr>
           <w:p>
             <w:pPr>
+              <w:keepNext w:val="false"/>
               <w:spacing w:after="40" w:before="0"/>
               <w:jc w:val="left"/>
             </w:pPr>
@@ -13253,6 +13524,7 @@
           </w:tcPr>
           <w:p>
             <w:pPr>
+              <w:keepNext w:val="false"/>
               <w:spacing w:after="40" w:before="0"/>
               <w:jc w:val="left"/>
             </w:pPr>
@@ -13287,6 +13559,7 @@
           </w:tcPr>
           <w:p>
             <w:pPr>
+              <w:keepNext w:val="false"/>
               <w:spacing w:after="40" w:before="0"/>
               <w:jc w:val="left"/>
             </w:pPr>
@@ -13324,7 +13597,7 @@
             <w:pPr>
               <w:spacing w:after="20" w:before="0"/>
             </w:pPr>
-            <w:hyperlink w:history="1" r:id="rIdxsfaegezyx90dswsg1zdj">
+            <w:hyperlink w:history="1" r:id="rIdv12ujuuucrmemfd-x-wdj">
               <w:r>
                 <w:rPr>
                   <w:rFonts w:ascii="Arial" w:cs="Arial" w:eastAsia="Arial" w:hAnsi="Arial"/>
@@ -13357,7 +13630,7 @@
               <w:spacing w:after="10" w:before="0"/>
               <w:ind w:left="120"/>
             </w:pPr>
-            <w:hyperlink w:history="1" r:id="rIdxpwggftt9lutibju3hh_g">
+            <w:hyperlink w:history="1" r:id="rIdua96klusdzt5mrunaxh6j">
               <w:r>
                 <w:rPr>
                   <w:rFonts w:ascii="Arial" w:cs="Arial" w:eastAsia="Arial" w:hAnsi="Arial"/>
@@ -13419,7 +13692,7 @@
               <w:spacing w:after="10" w:before="0"/>
               <w:ind w:left="120"/>
             </w:pPr>
-            <w:hyperlink w:history="1" r:id="rIdmvf-fkqy7xswss7jcuels">
+            <w:hyperlink w:history="1" r:id="rIdr4uz_u3sg7ylpe-dsbynf">
               <w:r>
                 <w:rPr>
                   <w:rFonts w:ascii="Arial" w:cs="Arial" w:eastAsia="Arial" w:hAnsi="Arial"/>
@@ -13462,6 +13735,7 @@
           </w:tcPr>
           <w:p>
             <w:pPr>
+              <w:keepNext w:val="false"/>
               <w:spacing w:after="40" w:before="0"/>
               <w:jc w:val="left"/>
             </w:pPr>
@@ -13494,6 +13768,7 @@
           </w:tcPr>
           <w:p>
             <w:pPr>
+              <w:keepNext w:val="false"/>
               <w:spacing w:after="40" w:before="0"/>
               <w:jc w:val="left"/>
             </w:pPr>
@@ -13526,6 +13801,7 @@
           </w:tcPr>
           <w:p>
             <w:pPr>
+              <w:keepNext w:val="false"/>
               <w:spacing w:after="40" w:before="0"/>
               <w:jc w:val="left"/>
             </w:pPr>
@@ -13558,6 +13834,7 @@
           </w:tcPr>
           <w:p>
             <w:pPr>
+              <w:keepNext w:val="false"/>
               <w:spacing w:after="40" w:before="0"/>
               <w:jc w:val="left"/>
             </w:pPr>
@@ -13617,6 +13894,7 @@
           </w:tcPr>
           <w:p>
             <w:pPr>
+              <w:keepNext w:val="false"/>
               <w:spacing w:after="40" w:before="0"/>
               <w:jc w:val="center"/>
             </w:pPr>
@@ -13651,6 +13929,7 @@
           </w:tcPr>
           <w:p>
             <w:pPr>
+              <w:keepNext w:val="false"/>
               <w:spacing w:after="40" w:before="0"/>
               <w:jc w:val="left"/>
             </w:pPr>
@@ -13712,6 +13991,7 @@
           </w:tcPr>
           <w:p>
             <w:pPr>
+              <w:keepNext w:val="false"/>
               <w:spacing w:after="40" w:before="0"/>
               <w:jc w:val="center"/>
             </w:pPr>
@@ -13746,6 +14026,7 @@
           </w:tcPr>
           <w:p>
             <w:pPr>
+              <w:keepNext w:val="false"/>
               <w:spacing w:after="40" w:before="0"/>
               <w:jc w:val="left"/>
             </w:pPr>
@@ -13778,6 +14059,7 @@
           </w:tcPr>
           <w:p>
             <w:pPr>
+              <w:keepNext w:val="false"/>
               <w:spacing w:after="40" w:before="0"/>
               <w:jc w:val="left"/>
             </w:pPr>
@@ -13812,6 +14094,7 @@
           </w:tcPr>
           <w:p>
             <w:pPr>
+              <w:keepNext w:val="false"/>
               <w:spacing w:after="40" w:before="0"/>
               <w:jc w:val="left"/>
             </w:pPr>
@@ -13844,6 +14127,7 @@
           </w:tcPr>
           <w:p>
             <w:pPr>
+              <w:keepNext w:val="false"/>
               <w:spacing w:after="40" w:before="0"/>
               <w:jc w:val="left"/>
             </w:pPr>
@@ -13878,6 +14162,7 @@
           </w:tcPr>
           <w:p>
             <w:pPr>
+              <w:keepNext w:val="false"/>
               <w:spacing w:after="40" w:before="0"/>
               <w:jc w:val="left"/>
             </w:pPr>
@@ -13910,6 +14195,7 @@
           </w:tcPr>
           <w:p>
             <w:pPr>
+              <w:keepNext w:val="false"/>
               <w:spacing w:after="40" w:before="0"/>
               <w:jc w:val="left"/>
             </w:pPr>
@@ -13946,7 +14232,7 @@
         </w:rPr>
         <w:t xml:space="preserve">© 2026 SeaVuria and ARES. Aligned with KICD objectives. Developed by SeaVuria; technical implementation by ARES (with AI assistance from Claude). Licensed under </w:t>
       </w:r>
-      <w:hyperlink w:history="1" r:id="rIdz-tvseg_hqlnr24w8ge_c">
+      <w:hyperlink w:history="1" r:id="rIdm841j1qsazd8b1umhcyir">
         <w:r>
           <w:rPr>
             <w:rFonts w:ascii="Arial" w:cs="Arial" w:eastAsia="Arial" w:hAnsi="Arial"/>
@@ -13967,7 +14253,7 @@
         </w:rPr>
         <w:t xml:space="preserve"> (</w:t>
       </w:r>
-      <w:hyperlink w:history="1" r:id="rIdvcixfihovxdsv8_imh20u">
+      <w:hyperlink w:history="1" r:id="rIdufd9c-vkqcetz1oy8zbhg">
         <w:r>
           <w:rPr>
             <w:rFonts w:ascii="Arial" w:cs="Arial" w:eastAsia="Arial" w:hAnsi="Arial"/>
@@ -14027,6 +14313,7 @@
           </w:tcPr>
           <w:p>
             <w:pPr>
+              <w:keepNext w:val="false"/>
               <w:spacing w:after="40" w:before="0"/>
               <w:jc w:val="center"/>
             </w:pPr>
@@ -14062,6 +14349,7 @@
           </w:tcPr>
           <w:p>
             <w:pPr>
+              <w:keepNext w:val="false"/>
               <w:spacing w:after="40" w:before="0"/>
               <w:jc w:val="center"/>
             </w:pPr>
@@ -14096,6 +14384,7 @@
           </w:tcPr>
           <w:p>
             <w:pPr>
+              <w:keepNext w:val="false"/>
               <w:spacing w:after="40" w:before="0"/>
               <w:jc w:val="left"/>
             </w:pPr>
@@ -14128,6 +14417,7 @@
           </w:tcPr>
           <w:p>
             <w:pPr>
+              <w:keepNext w:val="false"/>
               <w:spacing w:after="40" w:before="0"/>
               <w:jc w:val="left"/>
             </w:pPr>
@@ -14162,6 +14452,7 @@
           </w:tcPr>
           <w:p>
             <w:pPr>
+              <w:keepNext w:val="false"/>
               <w:spacing w:after="40" w:before="0"/>
               <w:jc w:val="left"/>
             </w:pPr>
@@ -14194,6 +14485,7 @@
           </w:tcPr>
           <w:p>
             <w:pPr>
+              <w:keepNext w:val="false"/>
               <w:spacing w:after="40" w:before="0"/>
               <w:jc w:val="left"/>
             </w:pPr>
@@ -14228,6 +14520,7 @@
           </w:tcPr>
           <w:p>
             <w:pPr>
+              <w:keepNext w:val="false"/>
               <w:spacing w:after="40" w:before="0"/>
               <w:jc w:val="left"/>
             </w:pPr>
@@ -14260,6 +14553,7 @@
           </w:tcPr>
           <w:p>
             <w:pPr>
+              <w:keepNext w:val="false"/>
               <w:spacing w:after="40" w:before="0"/>
               <w:jc w:val="left"/>
             </w:pPr>
@@ -14294,6 +14588,7 @@
           </w:tcPr>
           <w:p>
             <w:pPr>
+              <w:keepNext w:val="false"/>
               <w:spacing w:after="40" w:before="0"/>
               <w:jc w:val="left"/>
             </w:pPr>
@@ -14326,6 +14621,7 @@
           </w:tcPr>
           <w:p>
             <w:pPr>
+              <w:keepNext w:val="false"/>
               <w:spacing w:after="40" w:before="0"/>
               <w:jc w:val="left"/>
             </w:pPr>
@@ -14360,6 +14656,7 @@
           </w:tcPr>
           <w:p>
             <w:pPr>
+              <w:keepNext w:val="false"/>
               <w:spacing w:after="40" w:before="0"/>
               <w:jc w:val="left"/>
             </w:pPr>
@@ -14392,6 +14689,7 @@
           </w:tcPr>
           <w:p>
             <w:pPr>
+              <w:keepNext w:val="false"/>
               <w:spacing w:after="40" w:before="0"/>
               <w:jc w:val="left"/>
             </w:pPr>
@@ -14426,6 +14724,7 @@
           </w:tcPr>
           <w:p>
             <w:pPr>
+              <w:keepNext w:val="false"/>
               <w:spacing w:after="40" w:before="0"/>
               <w:jc w:val="left"/>
             </w:pPr>
@@ -14458,6 +14757,7 @@
           </w:tcPr>
           <w:p>
             <w:pPr>
+              <w:keepNext w:val="false"/>
               <w:spacing w:after="40" w:before="0"/>
               <w:jc w:val="left"/>
             </w:pPr>
@@ -14492,6 +14792,7 @@
           </w:tcPr>
           <w:p>
             <w:pPr>
+              <w:keepNext w:val="false"/>
               <w:spacing w:after="40" w:before="0"/>
               <w:jc w:val="left"/>
             </w:pPr>
@@ -14524,6 +14825,7 @@
           </w:tcPr>
           <w:p>
             <w:pPr>
+              <w:keepNext w:val="false"/>
               <w:spacing w:after="40" w:before="0"/>
               <w:jc w:val="left"/>
             </w:pPr>
@@ -14558,6 +14860,7 @@
           </w:tcPr>
           <w:p>
             <w:pPr>
+              <w:keepNext w:val="false"/>
               <w:spacing w:after="40" w:before="0"/>
               <w:jc w:val="left"/>
             </w:pPr>
@@ -14590,6 +14893,7 @@
           </w:tcPr>
           <w:p>
             <w:pPr>
+              <w:keepNext w:val="false"/>
               <w:spacing w:after="40" w:before="0"/>
               <w:jc w:val="left"/>
             </w:pPr>
@@ -14649,6 +14953,7 @@
           </w:tcPr>
           <w:p>
             <w:pPr>
+              <w:keepNext w:val="false"/>
               <w:spacing w:after="40" w:before="0"/>
               <w:jc w:val="center"/>
             </w:pPr>
@@ -14683,6 +14988,7 @@
           </w:tcPr>
           <w:p>
             <w:pPr>
+              <w:keepNext w:val="false"/>
               <w:spacing w:after="40" w:before="0"/>
               <w:jc w:val="left"/>
             </w:pPr>
@@ -14747,6 +15053,7 @@
           </w:tcPr>
           <w:p>
             <w:pPr>
+              <w:keepNext w:val="false"/>
               <w:spacing w:after="40" w:before="0"/>
               <w:jc w:val="center"/>
             </w:pPr>
@@ -14781,6 +15088,7 @@
           </w:tcPr>
           <w:p>
             <w:pPr>
+              <w:keepNext w:val="false"/>
               <w:spacing w:after="40" w:before="0"/>
               <w:jc w:val="left"/>
             </w:pPr>
@@ -14813,6 +15121,7 @@
           </w:tcPr>
           <w:p>
             <w:pPr>
+              <w:keepNext w:val="false"/>
               <w:spacing w:after="40" w:before="0"/>
               <w:jc w:val="left"/>
             </w:pPr>
@@ -14845,6 +15154,7 @@
           </w:tcPr>
           <w:p>
             <w:pPr>
+              <w:keepNext w:val="false"/>
               <w:spacing w:after="40" w:before="0"/>
               <w:jc w:val="left"/>
             </w:pPr>
@@ -14877,6 +15187,7 @@
           </w:tcPr>
           <w:p>
             <w:pPr>
+              <w:keepNext w:val="false"/>
               <w:spacing w:after="40" w:before="0"/>
               <w:jc w:val="left"/>
             </w:pPr>
@@ -14909,6 +15220,7 @@
           </w:tcPr>
           <w:p>
             <w:pPr>
+              <w:keepNext w:val="false"/>
               <w:spacing w:after="40" w:before="0"/>
               <w:jc w:val="left"/>
             </w:pPr>
@@ -14943,6 +15255,7 @@
           </w:tcPr>
           <w:p>
             <w:pPr>
+              <w:keepNext w:val="false"/>
               <w:spacing w:after="40" w:before="0"/>
               <w:jc w:val="left"/>
             </w:pPr>
@@ -14997,7 +15310,7 @@
               <w:spacing w:after="10" w:before="0"/>
               <w:ind w:left="120"/>
             </w:pPr>
-            <w:hyperlink w:history="1" r:id="rIdof4zdavbeilxtvuqkr8nq">
+            <w:hyperlink w:history="1" r:id="rIdvjqmtc4ktlwfopwy7vl9c">
               <w:r>
                 <w:rPr>
                   <w:rFonts w:ascii="Arial" w:cs="Arial" w:eastAsia="Arial" w:hAnsi="Arial"/>
@@ -15074,7 +15387,7 @@
               <w:spacing w:after="10" w:before="0"/>
               <w:ind w:left="120"/>
             </w:pPr>
-            <w:hyperlink w:history="1" r:id="rIdygp74ylhor9bm3h2z5iz4">
+            <w:hyperlink w:history="1" r:id="rIdqv8aa-6mcchch2vq2ifsc">
               <w:r>
                 <w:rPr>
                   <w:rFonts w:ascii="Arial" w:cs="Arial" w:eastAsia="Arial" w:hAnsi="Arial"/>
@@ -15117,6 +15430,7 @@
           </w:tcPr>
           <w:p>
             <w:pPr>
+              <w:keepNext w:val="false"/>
               <w:spacing w:after="40" w:before="0"/>
               <w:jc w:val="left"/>
             </w:pPr>
@@ -15149,6 +15463,7 @@
           </w:tcPr>
           <w:p>
             <w:pPr>
+              <w:keepNext w:val="false"/>
               <w:spacing w:after="40" w:before="0"/>
               <w:jc w:val="left"/>
             </w:pPr>
@@ -15181,6 +15496,7 @@
           </w:tcPr>
           <w:p>
             <w:pPr>
+              <w:keepNext w:val="false"/>
               <w:spacing w:after="40" w:before="0"/>
               <w:jc w:val="left"/>
             </w:pPr>
@@ -15213,6 +15529,7 @@
           </w:tcPr>
           <w:p>
             <w:pPr>
+              <w:keepNext w:val="false"/>
               <w:spacing w:after="40" w:before="0"/>
               <w:jc w:val="left"/>
             </w:pPr>
@@ -15247,6 +15564,7 @@
           </w:tcPr>
           <w:p>
             <w:pPr>
+              <w:keepNext w:val="false"/>
               <w:spacing w:after="40" w:before="0"/>
               <w:jc w:val="left"/>
             </w:pPr>
@@ -15301,7 +15619,7 @@
               <w:spacing w:after="10" w:before="0"/>
               <w:ind w:left="120"/>
             </w:pPr>
-            <w:hyperlink w:history="1" r:id="rIdflbsewivhsm3rih3zv_sa">
+            <w:hyperlink w:history="1" r:id="rIdt56ksbijaettyewdefxl_">
               <w:r>
                 <w:rPr>
                   <w:rFonts w:ascii="Arial" w:cs="Arial" w:eastAsia="Arial" w:hAnsi="Arial"/>
@@ -15378,7 +15696,7 @@
               <w:spacing w:after="10" w:before="0"/>
               <w:ind w:left="120"/>
             </w:pPr>
-            <w:hyperlink w:history="1" r:id="rIdjs0tzow9cmlhhvnfot8gx">
+            <w:hyperlink w:history="1" r:id="rIdibq6unx3rqjhpjfav9xkm">
               <w:r>
                 <w:rPr>
                   <w:rFonts w:ascii="Arial" w:cs="Arial" w:eastAsia="Arial" w:hAnsi="Arial"/>
@@ -15421,6 +15739,7 @@
           </w:tcPr>
           <w:p>
             <w:pPr>
+              <w:keepNext w:val="false"/>
               <w:spacing w:after="40" w:before="0"/>
               <w:jc w:val="left"/>
             </w:pPr>
@@ -15453,6 +15772,7 @@
           </w:tcPr>
           <w:p>
             <w:pPr>
+              <w:keepNext w:val="false"/>
               <w:spacing w:after="40" w:before="0"/>
               <w:jc w:val="left"/>
             </w:pPr>
@@ -15485,6 +15805,7 @@
           </w:tcPr>
           <w:p>
             <w:pPr>
+              <w:keepNext w:val="false"/>
               <w:spacing w:after="40" w:before="0"/>
               <w:jc w:val="left"/>
             </w:pPr>
@@ -15517,6 +15838,7 @@
           </w:tcPr>
           <w:p>
             <w:pPr>
+              <w:keepNext w:val="false"/>
               <w:spacing w:after="40" w:before="0"/>
               <w:jc w:val="left"/>
             </w:pPr>
@@ -15551,6 +15873,7 @@
           </w:tcPr>
           <w:p>
             <w:pPr>
+              <w:keepNext w:val="false"/>
               <w:spacing w:after="40" w:before="0"/>
               <w:jc w:val="left"/>
             </w:pPr>
@@ -15605,7 +15928,7 @@
               <w:spacing w:after="10" w:before="0"/>
               <w:ind w:left="120"/>
             </w:pPr>
-            <w:hyperlink w:history="1" r:id="rIdulffqpsw_gzypaffdxcdk">
+            <w:hyperlink w:history="1" r:id="rIdip16heew66p_moqimovvl">
               <w:r>
                 <w:rPr>
                   <w:rFonts w:ascii="Arial" w:cs="Arial" w:eastAsia="Arial" w:hAnsi="Arial"/>
@@ -15682,7 +16005,7 @@
               <w:spacing w:after="10" w:before="0"/>
               <w:ind w:left="120"/>
             </w:pPr>
-            <w:hyperlink w:history="1" r:id="rIdpff6vh_5xsmzreocdemrs">
+            <w:hyperlink w:history="1" r:id="rId3wcrbjikbbymanssjliiz">
               <w:r>
                 <w:rPr>
                   <w:rFonts w:ascii="Arial" w:cs="Arial" w:eastAsia="Arial" w:hAnsi="Arial"/>
@@ -15725,6 +16048,7 @@
           </w:tcPr>
           <w:p>
             <w:pPr>
+              <w:keepNext w:val="false"/>
               <w:spacing w:after="40" w:before="0"/>
               <w:jc w:val="left"/>
             </w:pPr>
@@ -15757,6 +16081,7 @@
           </w:tcPr>
           <w:p>
             <w:pPr>
+              <w:keepNext w:val="false"/>
               <w:spacing w:after="40" w:before="0"/>
               <w:jc w:val="left"/>
             </w:pPr>
@@ -15789,6 +16114,7 @@
           </w:tcPr>
           <w:p>
             <w:pPr>
+              <w:keepNext w:val="false"/>
               <w:spacing w:after="40" w:before="0"/>
               <w:jc w:val="left"/>
             </w:pPr>
@@ -15821,6 +16147,7 @@
           </w:tcPr>
           <w:p>
             <w:pPr>
+              <w:keepNext w:val="false"/>
               <w:spacing w:after="40" w:before="0"/>
               <w:jc w:val="left"/>
             </w:pPr>
@@ -15855,6 +16182,7 @@
           </w:tcPr>
           <w:p>
             <w:pPr>
+              <w:keepNext w:val="false"/>
               <w:spacing w:after="40" w:before="0"/>
               <w:jc w:val="left"/>
             </w:pPr>
@@ -15909,7 +16237,7 @@
               <w:spacing w:after="10" w:before="0"/>
               <w:ind w:left="120"/>
             </w:pPr>
-            <w:hyperlink w:history="1" r:id="rIdy4o1p7wqghpqqgswnyrfr">
+            <w:hyperlink w:history="1" r:id="rId6yy0ctcrzddlaphcefl6t">
               <w:r>
                 <w:rPr>
                   <w:rFonts w:ascii="Arial" w:cs="Arial" w:eastAsia="Arial" w:hAnsi="Arial"/>
@@ -15986,7 +16314,7 @@
               <w:spacing w:after="10" w:before="0"/>
               <w:ind w:left="120"/>
             </w:pPr>
-            <w:hyperlink w:history="1" r:id="rIdzh6ndhlter1bcxyriqkzj">
+            <w:hyperlink w:history="1" r:id="rIdkz-g0ikoa5eyrpdrgilav">
               <w:r>
                 <w:rPr>
                   <w:rFonts w:ascii="Arial" w:cs="Arial" w:eastAsia="Arial" w:hAnsi="Arial"/>
@@ -16029,6 +16357,7 @@
           </w:tcPr>
           <w:p>
             <w:pPr>
+              <w:keepNext w:val="false"/>
               <w:spacing w:after="40" w:before="0"/>
               <w:jc w:val="left"/>
             </w:pPr>
@@ -16061,6 +16390,7 @@
           </w:tcPr>
           <w:p>
             <w:pPr>
+              <w:keepNext w:val="false"/>
               <w:spacing w:after="40" w:before="0"/>
               <w:jc w:val="left"/>
             </w:pPr>
@@ -16093,6 +16423,7 @@
           </w:tcPr>
           <w:p>
             <w:pPr>
+              <w:keepNext w:val="false"/>
               <w:spacing w:after="40" w:before="0"/>
               <w:jc w:val="left"/>
             </w:pPr>
@@ -16125,6 +16456,7 @@
           </w:tcPr>
           <w:p>
             <w:pPr>
+              <w:keepNext w:val="false"/>
               <w:spacing w:after="40" w:before="0"/>
               <w:jc w:val="left"/>
             </w:pPr>
@@ -16159,6 +16491,7 @@
           </w:tcPr>
           <w:p>
             <w:pPr>
+              <w:keepNext w:val="false"/>
               <w:spacing w:after="40" w:before="0"/>
               <w:jc w:val="left"/>
             </w:pPr>
@@ -16213,7 +16546,7 @@
               <w:spacing w:after="10" w:before="0"/>
               <w:ind w:left="120"/>
             </w:pPr>
-            <w:hyperlink w:history="1" r:id="rIdjp0gx16soighx5e4vrzgq">
+            <w:hyperlink w:history="1" r:id="rIdvnxc2aznvoihmk9ra1r6j">
               <w:r>
                 <w:rPr>
                   <w:rFonts w:ascii="Arial" w:cs="Arial" w:eastAsia="Arial" w:hAnsi="Arial"/>
@@ -16290,7 +16623,7 @@
               <w:spacing w:after="10" w:before="0"/>
               <w:ind w:left="120"/>
             </w:pPr>
-            <w:hyperlink w:history="1" r:id="rIdqrtwklifqxcovua_x2wok">
+            <w:hyperlink w:history="1" r:id="rIdryojrgfygeiwyjyqxqrio">
               <w:r>
                 <w:rPr>
                   <w:rFonts w:ascii="Arial" w:cs="Arial" w:eastAsia="Arial" w:hAnsi="Arial"/>
@@ -16333,6 +16666,7 @@
           </w:tcPr>
           <w:p>
             <w:pPr>
+              <w:keepNext w:val="false"/>
               <w:spacing w:after="40" w:before="0"/>
               <w:jc w:val="left"/>
             </w:pPr>
@@ -16365,6 +16699,7 @@
           </w:tcPr>
           <w:p>
             <w:pPr>
+              <w:keepNext w:val="false"/>
               <w:spacing w:after="40" w:before="0"/>
               <w:jc w:val="left"/>
             </w:pPr>
@@ -16397,6 +16732,7 @@
           </w:tcPr>
           <w:p>
             <w:pPr>
+              <w:keepNext w:val="false"/>
               <w:spacing w:after="40" w:before="0"/>
               <w:jc w:val="left"/>
             </w:pPr>
@@ -16429,6 +16765,7 @@
           </w:tcPr>
           <w:p>
             <w:pPr>
+              <w:keepNext w:val="false"/>
               <w:spacing w:after="40" w:before="0"/>
               <w:jc w:val="left"/>
             </w:pPr>
@@ -16488,6 +16825,7 @@
           </w:tcPr>
           <w:p>
             <w:pPr>
+              <w:keepNext w:val="false"/>
               <w:spacing w:after="40" w:before="0"/>
               <w:jc w:val="center"/>
             </w:pPr>
@@ -16522,6 +16860,7 @@
           </w:tcPr>
           <w:p>
             <w:pPr>
+              <w:keepNext w:val="false"/>
               <w:spacing w:after="40" w:before="0"/>
               <w:jc w:val="left"/>
             </w:pPr>
@@ -16583,6 +16922,7 @@
           </w:tcPr>
           <w:p>
             <w:pPr>
+              <w:keepNext w:val="false"/>
               <w:spacing w:after="40" w:before="0"/>
               <w:jc w:val="center"/>
             </w:pPr>
@@ -16617,6 +16957,7 @@
           </w:tcPr>
           <w:p>
             <w:pPr>
+              <w:keepNext w:val="false"/>
               <w:spacing w:after="40" w:before="0"/>
               <w:jc w:val="left"/>
             </w:pPr>
@@ -16649,6 +16990,7 @@
           </w:tcPr>
           <w:p>
             <w:pPr>
+              <w:keepNext w:val="false"/>
               <w:spacing w:after="40" w:before="0"/>
               <w:jc w:val="left"/>
             </w:pPr>
@@ -16683,6 +17025,7 @@
           </w:tcPr>
           <w:p>
             <w:pPr>
+              <w:keepNext w:val="false"/>
               <w:spacing w:after="40" w:before="0"/>
               <w:jc w:val="left"/>
             </w:pPr>
@@ -16715,6 +17058,7 @@
           </w:tcPr>
           <w:p>
             <w:pPr>
+              <w:keepNext w:val="false"/>
               <w:spacing w:after="40" w:before="0"/>
               <w:jc w:val="left"/>
             </w:pPr>
@@ -16749,6 +17093,7 @@
           </w:tcPr>
           <w:p>
             <w:pPr>
+              <w:keepNext w:val="false"/>
               <w:spacing w:after="40" w:before="0"/>
               <w:jc w:val="left"/>
             </w:pPr>
@@ -16781,6 +17126,7 @@
           </w:tcPr>
           <w:p>
             <w:pPr>
+              <w:keepNext w:val="false"/>
               <w:spacing w:after="40" w:before="0"/>
               <w:jc w:val="left"/>
             </w:pPr>
@@ -16817,7 +17163,7 @@
         </w:rPr>
         <w:t xml:space="preserve">© 2026 SeaVuria and ARES. Aligned with KICD objectives. Developed by SeaVuria; technical implementation by ARES (with AI assistance from Claude). Licensed under </w:t>
       </w:r>
-      <w:hyperlink w:history="1" r:id="rIdm5t5f-uukppacip98horh">
+      <w:hyperlink w:history="1" r:id="rId7xspatkq7hewy-qyfo1qg">
         <w:r>
           <w:rPr>
             <w:rFonts w:ascii="Arial" w:cs="Arial" w:eastAsia="Arial" w:hAnsi="Arial"/>
@@ -16838,7 +17184,7 @@
         </w:rPr>
         <w:t xml:space="preserve"> (</w:t>
       </w:r>
-      <w:hyperlink w:history="1" r:id="rIdvtfzywg-zogaqg1cvgdqm">
+      <w:hyperlink w:history="1" r:id="rIdvnr-hdjraojushwnhdjua">
         <w:r>
           <w:rPr>
             <w:rFonts w:ascii="Arial" w:cs="Arial" w:eastAsia="Arial" w:hAnsi="Arial"/>
@@ -16898,6 +17244,7 @@
           </w:tcPr>
           <w:p>
             <w:pPr>
+              <w:keepNext w:val="false"/>
               <w:spacing w:after="40" w:before="0"/>
               <w:jc w:val="center"/>
             </w:pPr>
@@ -16933,6 +17280,7 @@
           </w:tcPr>
           <w:p>
             <w:pPr>
+              <w:keepNext w:val="false"/>
               <w:spacing w:after="40" w:before="0"/>
               <w:jc w:val="center"/>
             </w:pPr>
@@ -16967,6 +17315,7 @@
           </w:tcPr>
           <w:p>
             <w:pPr>
+              <w:keepNext w:val="false"/>
               <w:spacing w:after="40" w:before="0"/>
               <w:jc w:val="left"/>
             </w:pPr>
@@ -16999,6 +17348,7 @@
           </w:tcPr>
           <w:p>
             <w:pPr>
+              <w:keepNext w:val="false"/>
               <w:spacing w:after="40" w:before="0"/>
               <w:jc w:val="left"/>
             </w:pPr>
@@ -17033,6 +17383,7 @@
           </w:tcPr>
           <w:p>
             <w:pPr>
+              <w:keepNext w:val="false"/>
               <w:spacing w:after="40" w:before="0"/>
               <w:jc w:val="left"/>
             </w:pPr>
@@ -17065,6 +17416,7 @@
           </w:tcPr>
           <w:p>
             <w:pPr>
+              <w:keepNext w:val="false"/>
               <w:spacing w:after="40" w:before="0"/>
               <w:jc w:val="left"/>
             </w:pPr>
@@ -17099,6 +17451,7 @@
           </w:tcPr>
           <w:p>
             <w:pPr>
+              <w:keepNext w:val="false"/>
               <w:spacing w:after="40" w:before="0"/>
               <w:jc w:val="left"/>
             </w:pPr>
@@ -17131,6 +17484,7 @@
           </w:tcPr>
           <w:p>
             <w:pPr>
+              <w:keepNext w:val="false"/>
               <w:spacing w:after="40" w:before="0"/>
               <w:jc w:val="left"/>
             </w:pPr>
@@ -17165,6 +17519,7 @@
           </w:tcPr>
           <w:p>
             <w:pPr>
+              <w:keepNext w:val="false"/>
               <w:spacing w:after="40" w:before="0"/>
               <w:jc w:val="left"/>
             </w:pPr>
@@ -17197,6 +17552,7 @@
           </w:tcPr>
           <w:p>
             <w:pPr>
+              <w:keepNext w:val="false"/>
               <w:spacing w:after="40" w:before="0"/>
               <w:jc w:val="left"/>
             </w:pPr>
@@ -17231,6 +17587,7 @@
           </w:tcPr>
           <w:p>
             <w:pPr>
+              <w:keepNext w:val="false"/>
               <w:spacing w:after="40" w:before="0"/>
               <w:jc w:val="left"/>
             </w:pPr>
@@ -17263,6 +17620,7 @@
           </w:tcPr>
           <w:p>
             <w:pPr>
+              <w:keepNext w:val="false"/>
               <w:spacing w:after="40" w:before="0"/>
               <w:jc w:val="left"/>
             </w:pPr>
@@ -17297,6 +17655,7 @@
           </w:tcPr>
           <w:p>
             <w:pPr>
+              <w:keepNext w:val="false"/>
               <w:spacing w:after="40" w:before="0"/>
               <w:jc w:val="left"/>
             </w:pPr>
@@ -17329,6 +17688,7 @@
           </w:tcPr>
           <w:p>
             <w:pPr>
+              <w:keepNext w:val="false"/>
               <w:spacing w:after="40" w:before="0"/>
               <w:jc w:val="left"/>
             </w:pPr>
@@ -17363,6 +17723,7 @@
           </w:tcPr>
           <w:p>
             <w:pPr>
+              <w:keepNext w:val="false"/>
               <w:spacing w:after="40" w:before="0"/>
               <w:jc w:val="left"/>
             </w:pPr>
@@ -17395,6 +17756,7 @@
           </w:tcPr>
           <w:p>
             <w:pPr>
+              <w:keepNext w:val="false"/>
               <w:spacing w:after="40" w:before="0"/>
               <w:jc w:val="left"/>
             </w:pPr>
@@ -17429,6 +17791,7 @@
           </w:tcPr>
           <w:p>
             <w:pPr>
+              <w:keepNext w:val="false"/>
               <w:spacing w:after="40" w:before="0"/>
               <w:jc w:val="left"/>
             </w:pPr>
@@ -17461,6 +17824,7 @@
           </w:tcPr>
           <w:p>
             <w:pPr>
+              <w:keepNext w:val="false"/>
               <w:spacing w:after="40" w:before="0"/>
               <w:jc w:val="left"/>
             </w:pPr>
@@ -17520,6 +17884,7 @@
           </w:tcPr>
           <w:p>
             <w:pPr>
+              <w:keepNext w:val="false"/>
               <w:spacing w:after="40" w:before="0"/>
               <w:jc w:val="center"/>
             </w:pPr>
@@ -17554,6 +17919,7 @@
           </w:tcPr>
           <w:p>
             <w:pPr>
+              <w:keepNext w:val="false"/>
               <w:spacing w:after="40" w:before="0"/>
               <w:jc w:val="left"/>
             </w:pPr>
@@ -17618,6 +17984,7 @@
           </w:tcPr>
           <w:p>
             <w:pPr>
+              <w:keepNext w:val="false"/>
               <w:spacing w:after="40" w:before="0"/>
               <w:jc w:val="center"/>
             </w:pPr>
@@ -17652,6 +18019,7 @@
           </w:tcPr>
           <w:p>
             <w:pPr>
+              <w:keepNext w:val="false"/>
               <w:spacing w:after="40" w:before="0"/>
               <w:jc w:val="left"/>
             </w:pPr>
@@ -17684,6 +18052,7 @@
           </w:tcPr>
           <w:p>
             <w:pPr>
+              <w:keepNext w:val="false"/>
               <w:spacing w:after="40" w:before="0"/>
               <w:jc w:val="left"/>
             </w:pPr>
@@ -17716,6 +18085,7 @@
           </w:tcPr>
           <w:p>
             <w:pPr>
+              <w:keepNext w:val="false"/>
               <w:spacing w:after="40" w:before="0"/>
               <w:jc w:val="left"/>
             </w:pPr>
@@ -17748,6 +18118,7 @@
           </w:tcPr>
           <w:p>
             <w:pPr>
+              <w:keepNext w:val="false"/>
               <w:spacing w:after="40" w:before="0"/>
               <w:jc w:val="left"/>
             </w:pPr>
@@ -17780,6 +18151,7 @@
           </w:tcPr>
           <w:p>
             <w:pPr>
+              <w:keepNext w:val="false"/>
               <w:spacing w:after="40" w:before="0"/>
               <w:jc w:val="left"/>
             </w:pPr>
@@ -17814,6 +18186,7 @@
           </w:tcPr>
           <w:p>
             <w:pPr>
+              <w:keepNext w:val="false"/>
               <w:spacing w:after="40" w:before="0"/>
               <w:jc w:val="left"/>
             </w:pPr>
@@ -17868,7 +18241,7 @@
               <w:spacing w:after="10" w:before="0"/>
               <w:ind w:left="120"/>
             </w:pPr>
-            <w:hyperlink w:history="1" r:id="rId-lowpulwgrlk4mehbnxc_">
+            <w:hyperlink w:history="1" r:id="rId_v8lna0lzgy9yl2qrs_oy">
               <w:r>
                 <w:rPr>
                   <w:rFonts w:ascii="Arial" w:cs="Arial" w:eastAsia="Arial" w:hAnsi="Arial"/>
@@ -17928,7 +18301,7 @@
             <w:pPr>
               <w:spacing w:after="20" w:before="0"/>
             </w:pPr>
-            <w:hyperlink w:history="1" r:id="rIdcdeghaiwelhvfhikq1opr">
+            <w:hyperlink w:history="1" r:id="rIdb9hehhsbpsbycq9h8dplr">
               <w:r>
                 <w:rPr>
                   <w:rFonts w:ascii="Arial" w:cs="Arial" w:eastAsia="Arial" w:hAnsi="Arial"/>
@@ -17977,7 +18350,7 @@
               <w:spacing w:after="10" w:before="0"/>
               <w:ind w:left="120"/>
             </w:pPr>
-            <w:hyperlink w:history="1" r:id="rIdkah_fpj35t9zup9q2kcv1">
+            <w:hyperlink w:history="1" r:id="rIdecwkfhxlo_oa65r61gltt">
               <w:r>
                 <w:rPr>
                   <w:rFonts w:ascii="Arial" w:cs="Arial" w:eastAsia="Arial" w:hAnsi="Arial"/>
@@ -18005,6 +18378,7 @@
           </w:tcPr>
           <w:p>
             <w:pPr>
+              <w:keepNext w:val="false"/>
               <w:spacing w:after="40" w:before="0"/>
               <w:jc w:val="left"/>
             </w:pPr>
@@ -18037,6 +18411,7 @@
           </w:tcPr>
           <w:p>
             <w:pPr>
+              <w:keepNext w:val="false"/>
               <w:spacing w:after="40" w:before="0"/>
               <w:jc w:val="left"/>
             </w:pPr>
@@ -18069,6 +18444,7 @@
           </w:tcPr>
           <w:p>
             <w:pPr>
+              <w:keepNext w:val="false"/>
               <w:spacing w:after="40" w:before="0"/>
               <w:jc w:val="left"/>
             </w:pPr>
@@ -18101,6 +18477,7 @@
           </w:tcPr>
           <w:p>
             <w:pPr>
+              <w:keepNext w:val="false"/>
               <w:spacing w:after="40" w:before="0"/>
               <w:jc w:val="left"/>
             </w:pPr>
@@ -18135,6 +18512,7 @@
           </w:tcPr>
           <w:p>
             <w:pPr>
+              <w:keepNext w:val="false"/>
               <w:spacing w:after="40" w:before="0"/>
               <w:jc w:val="left"/>
             </w:pPr>
@@ -18189,7 +18567,7 @@
               <w:spacing w:after="10" w:before="0"/>
               <w:ind w:left="120"/>
             </w:pPr>
-            <w:hyperlink w:history="1" r:id="rIdgnqfgxaatrmymwgihy4-c">
+            <w:hyperlink w:history="1" r:id="rIdjaqjqupic-oqqns_92rv9">
               <w:r>
                 <w:rPr>
                   <w:rFonts w:ascii="Arial" w:cs="Arial" w:eastAsia="Arial" w:hAnsi="Arial"/>
@@ -18249,7 +18627,7 @@
             <w:pPr>
               <w:spacing w:after="20" w:before="0"/>
             </w:pPr>
-            <w:hyperlink w:history="1" r:id="rIdawab5sty4r02n8mpzco7p">
+            <w:hyperlink w:history="1" r:id="rIdetomep0ykxlcsljxgjqmv">
               <w:r>
                 <w:rPr>
                   <w:rFonts w:ascii="Arial" w:cs="Arial" w:eastAsia="Arial" w:hAnsi="Arial"/>
@@ -18298,7 +18676,7 @@
               <w:spacing w:after="10" w:before="0"/>
               <w:ind w:left="120"/>
             </w:pPr>
-            <w:hyperlink w:history="1" r:id="rId_0jhmezmcgoyi376i6zbg">
+            <w:hyperlink w:history="1" r:id="rId8vvcmgjrsy_vgqxfklm_q">
               <w:r>
                 <w:rPr>
                   <w:rFonts w:ascii="Arial" w:cs="Arial" w:eastAsia="Arial" w:hAnsi="Arial"/>
@@ -18326,6 +18704,7 @@
           </w:tcPr>
           <w:p>
             <w:pPr>
+              <w:keepNext w:val="false"/>
               <w:spacing w:after="40" w:before="0"/>
               <w:jc w:val="left"/>
             </w:pPr>
@@ -18358,6 +18737,7 @@
           </w:tcPr>
           <w:p>
             <w:pPr>
+              <w:keepNext w:val="false"/>
               <w:spacing w:after="40" w:before="0"/>
               <w:jc w:val="left"/>
             </w:pPr>
@@ -18390,6 +18770,7 @@
           </w:tcPr>
           <w:p>
             <w:pPr>
+              <w:keepNext w:val="false"/>
               <w:spacing w:after="40" w:before="0"/>
               <w:jc w:val="left"/>
             </w:pPr>
@@ -18422,6 +18803,7 @@
           </w:tcPr>
           <w:p>
             <w:pPr>
+              <w:keepNext w:val="false"/>
               <w:spacing w:after="40" w:before="0"/>
               <w:jc w:val="left"/>
             </w:pPr>
@@ -18456,6 +18838,7 @@
           </w:tcPr>
           <w:p>
             <w:pPr>
+              <w:keepNext w:val="false"/>
               <w:spacing w:after="40" w:before="0"/>
               <w:jc w:val="left"/>
             </w:pPr>
@@ -18510,7 +18893,7 @@
               <w:spacing w:after="10" w:before="0"/>
               <w:ind w:left="120"/>
             </w:pPr>
-            <w:hyperlink w:history="1" r:id="rIdmeenohkrei1_mgynlp3jp">
+            <w:hyperlink w:history="1" r:id="rId0btwyopbkbvtp0_3bn-hh">
               <w:r>
                 <w:rPr>
                   <w:rFonts w:ascii="Arial" w:cs="Arial" w:eastAsia="Arial" w:hAnsi="Arial"/>
@@ -18570,7 +18953,7 @@
             <w:pPr>
               <w:spacing w:after="20" w:before="0"/>
             </w:pPr>
-            <w:hyperlink w:history="1" r:id="rIdebfaek_wkh__kdxgyf33q">
+            <w:hyperlink w:history="1" r:id="rIdx0ggiqnpevuvjnoiz1vlp">
               <w:r>
                 <w:rPr>
                   <w:rFonts w:ascii="Arial" w:cs="Arial" w:eastAsia="Arial" w:hAnsi="Arial"/>
@@ -18619,7 +19002,7 @@
               <w:spacing w:after="10" w:before="0"/>
               <w:ind w:left="120"/>
             </w:pPr>
-            <w:hyperlink w:history="1" r:id="rIdwcsv78izxuangnk3kio3e">
+            <w:hyperlink w:history="1" r:id="rIdcfq7scg9yptonajvyns4g">
               <w:r>
                 <w:rPr>
                   <w:rFonts w:ascii="Arial" w:cs="Arial" w:eastAsia="Arial" w:hAnsi="Arial"/>
@@ -18647,6 +19030,7 @@
           </w:tcPr>
           <w:p>
             <w:pPr>
+              <w:keepNext w:val="false"/>
               <w:spacing w:after="40" w:before="0"/>
               <w:jc w:val="left"/>
             </w:pPr>
@@ -18679,6 +19063,7 @@
           </w:tcPr>
           <w:p>
             <w:pPr>
+              <w:keepNext w:val="false"/>
               <w:spacing w:after="40" w:before="0"/>
               <w:jc w:val="left"/>
             </w:pPr>
@@ -18711,6 +19096,7 @@
           </w:tcPr>
           <w:p>
             <w:pPr>
+              <w:keepNext w:val="false"/>
               <w:spacing w:after="40" w:before="0"/>
               <w:jc w:val="left"/>
             </w:pPr>
@@ -18743,6 +19129,7 @@
           </w:tcPr>
           <w:p>
             <w:pPr>
+              <w:keepNext w:val="false"/>
               <w:spacing w:after="40" w:before="0"/>
               <w:jc w:val="left"/>
             </w:pPr>
@@ -18777,6 +19164,7 @@
           </w:tcPr>
           <w:p>
             <w:pPr>
+              <w:keepNext w:val="false"/>
               <w:spacing w:after="40" w:before="0"/>
               <w:jc w:val="left"/>
             </w:pPr>
@@ -18831,7 +19219,7 @@
               <w:spacing w:after="10" w:before="0"/>
               <w:ind w:left="120"/>
             </w:pPr>
-            <w:hyperlink w:history="1" r:id="rIdyweahq5iwmdmjkyi9mek7">
+            <w:hyperlink w:history="1" r:id="rIdphj_xd_w5ptwiwpchlngl">
               <w:r>
                 <w:rPr>
                   <w:rFonts w:ascii="Arial" w:cs="Arial" w:eastAsia="Arial" w:hAnsi="Arial"/>
@@ -18891,7 +19279,7 @@
             <w:pPr>
               <w:spacing w:after="20" w:before="0"/>
             </w:pPr>
-            <w:hyperlink w:history="1" r:id="rIdffhlkpai_tri8wudtx1ee">
+            <w:hyperlink w:history="1" r:id="rIdfejj5c5jjbrb0hjjn-akp">
               <w:r>
                 <w:rPr>
                   <w:rFonts w:ascii="Arial" w:cs="Arial" w:eastAsia="Arial" w:hAnsi="Arial"/>
@@ -18940,7 +19328,7 @@
               <w:spacing w:after="10" w:before="0"/>
               <w:ind w:left="120"/>
             </w:pPr>
-            <w:hyperlink w:history="1" r:id="rIdy-murwp8o5iymszp0yjoq">
+            <w:hyperlink w:history="1" r:id="rIdfmmfimgxouup48dbeuf8j">
               <w:r>
                 <w:rPr>
                   <w:rFonts w:ascii="Arial" w:cs="Arial" w:eastAsia="Arial" w:hAnsi="Arial"/>
@@ -18968,6 +19356,7 @@
           </w:tcPr>
           <w:p>
             <w:pPr>
+              <w:keepNext w:val="false"/>
               <w:spacing w:after="40" w:before="0"/>
               <w:jc w:val="left"/>
             </w:pPr>
@@ -19000,6 +19389,7 @@
           </w:tcPr>
           <w:p>
             <w:pPr>
+              <w:keepNext w:val="false"/>
               <w:spacing w:after="40" w:before="0"/>
               <w:jc w:val="left"/>
             </w:pPr>
@@ -19032,6 +19422,7 @@
           </w:tcPr>
           <w:p>
             <w:pPr>
+              <w:keepNext w:val="false"/>
               <w:spacing w:after="40" w:before="0"/>
               <w:jc w:val="left"/>
             </w:pPr>
@@ -19064,6 +19455,7 @@
           </w:tcPr>
           <w:p>
             <w:pPr>
+              <w:keepNext w:val="false"/>
               <w:spacing w:after="40" w:before="0"/>
               <w:jc w:val="left"/>
             </w:pPr>
@@ -19098,6 +19490,7 @@
           </w:tcPr>
           <w:p>
             <w:pPr>
+              <w:keepNext w:val="false"/>
               <w:spacing w:after="40" w:before="0"/>
               <w:jc w:val="left"/>
             </w:pPr>
@@ -19152,7 +19545,7 @@
               <w:spacing w:after="10" w:before="0"/>
               <w:ind w:left="120"/>
             </w:pPr>
-            <w:hyperlink w:history="1" r:id="rIdtmon4o_5w-rfxbtn1xatv">
+            <w:hyperlink w:history="1" r:id="rId-p-hyv9n26rv02bont3qe">
               <w:r>
                 <w:rPr>
                   <w:rFonts w:ascii="Arial" w:cs="Arial" w:eastAsia="Arial" w:hAnsi="Arial"/>
@@ -19212,7 +19605,7 @@
             <w:pPr>
               <w:spacing w:after="20" w:before="0"/>
             </w:pPr>
-            <w:hyperlink w:history="1" r:id="rIdywzzun7g2zggim4ur6ohi">
+            <w:hyperlink w:history="1" r:id="rId7oys7ktknzvutlgdnhrpm">
               <w:r>
                 <w:rPr>
                   <w:rFonts w:ascii="Arial" w:cs="Arial" w:eastAsia="Arial" w:hAnsi="Arial"/>
@@ -19261,7 +19654,7 @@
               <w:spacing w:after="10" w:before="0"/>
               <w:ind w:left="120"/>
             </w:pPr>
-            <w:hyperlink w:history="1" r:id="rId3zwncew9t7ppp75d5ggzj">
+            <w:hyperlink w:history="1" r:id="rIdxesgiojzu0ti6cnmlidmf">
               <w:r>
                 <w:rPr>
                   <w:rFonts w:ascii="Arial" w:cs="Arial" w:eastAsia="Arial" w:hAnsi="Arial"/>
@@ -19289,6 +19682,7 @@
           </w:tcPr>
           <w:p>
             <w:pPr>
+              <w:keepNext w:val="false"/>
               <w:spacing w:after="40" w:before="0"/>
               <w:jc w:val="left"/>
             </w:pPr>
@@ -19321,6 +19715,7 @@
           </w:tcPr>
           <w:p>
             <w:pPr>
+              <w:keepNext w:val="false"/>
               <w:spacing w:after="40" w:before="0"/>
               <w:jc w:val="left"/>
             </w:pPr>
@@ -19353,6 +19748,7 @@
           </w:tcPr>
           <w:p>
             <w:pPr>
+              <w:keepNext w:val="false"/>
               <w:spacing w:after="40" w:before="0"/>
               <w:jc w:val="left"/>
             </w:pPr>
@@ -19385,6 +19781,7 @@
           </w:tcPr>
           <w:p>
             <w:pPr>
+              <w:keepNext w:val="false"/>
               <w:spacing w:after="40" w:before="0"/>
               <w:jc w:val="left"/>
             </w:pPr>
@@ -19444,6 +19841,7 @@
           </w:tcPr>
           <w:p>
             <w:pPr>
+              <w:keepNext w:val="false"/>
               <w:spacing w:after="40" w:before="0"/>
               <w:jc w:val="center"/>
             </w:pPr>
@@ -19478,6 +19876,7 @@
           </w:tcPr>
           <w:p>
             <w:pPr>
+              <w:keepNext w:val="false"/>
               <w:spacing w:after="40" w:before="0"/>
               <w:jc w:val="left"/>
             </w:pPr>
@@ -19539,6 +19938,7 @@
           </w:tcPr>
           <w:p>
             <w:pPr>
+              <w:keepNext w:val="false"/>
               <w:spacing w:after="40" w:before="0"/>
               <w:jc w:val="center"/>
             </w:pPr>
@@ -19573,6 +19973,7 @@
           </w:tcPr>
           <w:p>
             <w:pPr>
+              <w:keepNext w:val="false"/>
               <w:spacing w:after="40" w:before="0"/>
               <w:jc w:val="left"/>
             </w:pPr>
@@ -19605,6 +20006,7 @@
           </w:tcPr>
           <w:p>
             <w:pPr>
+              <w:keepNext w:val="false"/>
               <w:spacing w:after="40" w:before="0"/>
               <w:jc w:val="left"/>
             </w:pPr>
@@ -19639,6 +20041,7 @@
           </w:tcPr>
           <w:p>
             <w:pPr>
+              <w:keepNext w:val="false"/>
               <w:spacing w:after="40" w:before="0"/>
               <w:jc w:val="left"/>
             </w:pPr>
@@ -19671,6 +20074,7 @@
           </w:tcPr>
           <w:p>
             <w:pPr>
+              <w:keepNext w:val="false"/>
               <w:spacing w:after="40" w:before="0"/>
               <w:jc w:val="left"/>
             </w:pPr>
@@ -19705,6 +20109,7 @@
           </w:tcPr>
           <w:p>
             <w:pPr>
+              <w:keepNext w:val="false"/>
               <w:spacing w:after="40" w:before="0"/>
               <w:jc w:val="left"/>
             </w:pPr>
@@ -19737,6 +20142,7 @@
           </w:tcPr>
           <w:p>
             <w:pPr>
+              <w:keepNext w:val="false"/>
               <w:spacing w:after="40" w:before="0"/>
               <w:jc w:val="left"/>
             </w:pPr>
@@ -19773,7 +20179,7 @@
         </w:rPr>
         <w:t xml:space="preserve">© 2026 SeaVuria and ARES. Aligned with KICD objectives. Developed by SeaVuria; technical implementation by ARES (with AI assistance from Claude). Licensed under </w:t>
       </w:r>
-      <w:hyperlink w:history="1" r:id="rIdblxnzmehz4cubwe42v2k6">
+      <w:hyperlink w:history="1" r:id="rIdz2h8juwfgfjw3k3zx7wfs">
         <w:r>
           <w:rPr>
             <w:rFonts w:ascii="Arial" w:cs="Arial" w:eastAsia="Arial" w:hAnsi="Arial"/>
@@ -19794,7 +20200,7 @@
         </w:rPr>
         <w:t xml:space="preserve"> (</w:t>
       </w:r>
-      <w:hyperlink w:history="1" r:id="rId9h1o9jqr6gycl7k6hzqju">
+      <w:hyperlink w:history="1" r:id="rId_xmz0rh0zyham4tducuvg">
         <w:r>
           <w:rPr>
             <w:rFonts w:ascii="Arial" w:cs="Arial" w:eastAsia="Arial" w:hAnsi="Arial"/>
@@ -19854,6 +20260,7 @@
           </w:tcPr>
           <w:p>
             <w:pPr>
+              <w:keepNext w:val="false"/>
               <w:spacing w:after="40" w:before="0"/>
               <w:jc w:val="center"/>
             </w:pPr>
@@ -19889,6 +20296,7 @@
           </w:tcPr>
           <w:p>
             <w:pPr>
+              <w:keepNext w:val="false"/>
               <w:spacing w:after="40" w:before="0"/>
               <w:jc w:val="center"/>
             </w:pPr>
@@ -19923,6 +20331,7 @@
           </w:tcPr>
           <w:p>
             <w:pPr>
+              <w:keepNext w:val="false"/>
               <w:spacing w:after="40" w:before="0"/>
               <w:jc w:val="left"/>
             </w:pPr>
@@ -19955,6 +20364,7 @@
           </w:tcPr>
           <w:p>
             <w:pPr>
+              <w:keepNext w:val="false"/>
               <w:spacing w:after="40" w:before="0"/>
               <w:jc w:val="left"/>
             </w:pPr>
@@ -19989,6 +20399,7 @@
           </w:tcPr>
           <w:p>
             <w:pPr>
+              <w:keepNext w:val="false"/>
               <w:spacing w:after="40" w:before="0"/>
               <w:jc w:val="left"/>
             </w:pPr>
@@ -20021,6 +20432,7 @@
           </w:tcPr>
           <w:p>
             <w:pPr>
+              <w:keepNext w:val="false"/>
               <w:spacing w:after="40" w:before="0"/>
               <w:jc w:val="left"/>
             </w:pPr>
@@ -20055,6 +20467,7 @@
           </w:tcPr>
           <w:p>
             <w:pPr>
+              <w:keepNext w:val="false"/>
               <w:spacing w:after="40" w:before="0"/>
               <w:jc w:val="left"/>
             </w:pPr>
@@ -20087,6 +20500,7 @@
           </w:tcPr>
           <w:p>
             <w:pPr>
+              <w:keepNext w:val="false"/>
               <w:spacing w:after="40" w:before="0"/>
               <w:jc w:val="left"/>
             </w:pPr>
@@ -20121,6 +20535,7 @@
           </w:tcPr>
           <w:p>
             <w:pPr>
+              <w:keepNext w:val="false"/>
               <w:spacing w:after="40" w:before="0"/>
               <w:jc w:val="left"/>
             </w:pPr>
@@ -20153,6 +20568,7 @@
           </w:tcPr>
           <w:p>
             <w:pPr>
+              <w:keepNext w:val="false"/>
               <w:spacing w:after="40" w:before="0"/>
               <w:jc w:val="left"/>
             </w:pPr>
@@ -20187,6 +20603,7 @@
           </w:tcPr>
           <w:p>
             <w:pPr>
+              <w:keepNext w:val="false"/>
               <w:spacing w:after="40" w:before="0"/>
               <w:jc w:val="left"/>
             </w:pPr>
@@ -20219,6 +20636,7 @@
           </w:tcPr>
           <w:p>
             <w:pPr>
+              <w:keepNext w:val="false"/>
               <w:spacing w:after="40" w:before="0"/>
               <w:jc w:val="left"/>
             </w:pPr>
@@ -20253,6 +20671,7 @@
           </w:tcPr>
           <w:p>
             <w:pPr>
+              <w:keepNext w:val="false"/>
               <w:spacing w:after="40" w:before="0"/>
               <w:jc w:val="left"/>
             </w:pPr>
@@ -20285,6 +20704,7 @@
           </w:tcPr>
           <w:p>
             <w:pPr>
+              <w:keepNext w:val="false"/>
               <w:spacing w:after="40" w:before="0"/>
               <w:jc w:val="left"/>
             </w:pPr>
@@ -20319,6 +20739,7 @@
           </w:tcPr>
           <w:p>
             <w:pPr>
+              <w:keepNext w:val="false"/>
               <w:spacing w:after="40" w:before="0"/>
               <w:jc w:val="left"/>
             </w:pPr>
@@ -20351,6 +20772,7 @@
           </w:tcPr>
           <w:p>
             <w:pPr>
+              <w:keepNext w:val="false"/>
               <w:spacing w:after="40" w:before="0"/>
               <w:jc w:val="left"/>
             </w:pPr>
@@ -20385,6 +20807,7 @@
           </w:tcPr>
           <w:p>
             <w:pPr>
+              <w:keepNext w:val="false"/>
               <w:spacing w:after="40" w:before="0"/>
               <w:jc w:val="left"/>
             </w:pPr>
@@ -20417,6 +20840,7 @@
           </w:tcPr>
           <w:p>
             <w:pPr>
+              <w:keepNext w:val="false"/>
               <w:spacing w:after="40" w:before="0"/>
               <w:jc w:val="left"/>
             </w:pPr>
@@ -20476,6 +20900,7 @@
           </w:tcPr>
           <w:p>
             <w:pPr>
+              <w:keepNext w:val="false"/>
               <w:spacing w:after="40" w:before="0"/>
               <w:jc w:val="center"/>
             </w:pPr>
@@ -20510,6 +20935,7 @@
           </w:tcPr>
           <w:p>
             <w:pPr>
+              <w:keepNext w:val="false"/>
               <w:spacing w:after="40" w:before="0"/>
               <w:jc w:val="left"/>
             </w:pPr>
@@ -20574,6 +21000,7 @@
           </w:tcPr>
           <w:p>
             <w:pPr>
+              <w:keepNext w:val="false"/>
               <w:spacing w:after="40" w:before="0"/>
               <w:jc w:val="center"/>
             </w:pPr>
@@ -20608,6 +21035,7 @@
           </w:tcPr>
           <w:p>
             <w:pPr>
+              <w:keepNext w:val="false"/>
               <w:spacing w:after="40" w:before="0"/>
               <w:jc w:val="left"/>
             </w:pPr>
@@ -20640,6 +21068,7 @@
           </w:tcPr>
           <w:p>
             <w:pPr>
+              <w:keepNext w:val="false"/>
               <w:spacing w:after="40" w:before="0"/>
               <w:jc w:val="left"/>
             </w:pPr>
@@ -20672,6 +21101,7 @@
           </w:tcPr>
           <w:p>
             <w:pPr>
+              <w:keepNext w:val="false"/>
               <w:spacing w:after="40" w:before="0"/>
               <w:jc w:val="left"/>
             </w:pPr>
@@ -20704,6 +21134,7 @@
           </w:tcPr>
           <w:p>
             <w:pPr>
+              <w:keepNext w:val="false"/>
               <w:spacing w:after="40" w:before="0"/>
               <w:jc w:val="left"/>
             </w:pPr>
@@ -20736,6 +21167,7 @@
           </w:tcPr>
           <w:p>
             <w:pPr>
+              <w:keepNext w:val="false"/>
               <w:spacing w:after="40" w:before="0"/>
               <w:jc w:val="left"/>
             </w:pPr>
@@ -20770,6 +21202,7 @@
           </w:tcPr>
           <w:p>
             <w:pPr>
+              <w:keepNext w:val="false"/>
               <w:spacing w:after="40" w:before="0"/>
               <w:jc w:val="left"/>
             </w:pPr>
@@ -20807,7 +21240,7 @@
             <w:pPr>
               <w:spacing w:after="20" w:before="0"/>
             </w:pPr>
-            <w:hyperlink w:history="1" r:id="rIdflrczjyt7vcz6hcdrxoub">
+            <w:hyperlink w:history="1" r:id="rIdecx7fs0tkleb8lezwpm3a">
               <w:r>
                 <w:rPr>
                   <w:rFonts w:ascii="Arial" w:cs="Arial" w:eastAsia="Arial" w:hAnsi="Arial"/>
@@ -20840,7 +21273,7 @@
               <w:spacing w:after="10" w:before="0"/>
               <w:ind w:left="120"/>
             </w:pPr>
-            <w:hyperlink w:history="1" r:id="rIdeht0ahxp0ylbuq-tabm-w">
+            <w:hyperlink w:history="1" r:id="rIdc8p9df7_ppirpe5yr34al">
               <w:r>
                 <w:rPr>
                   <w:rFonts w:ascii="Arial" w:cs="Arial" w:eastAsia="Arial" w:hAnsi="Arial"/>
@@ -20902,7 +21335,7 @@
               <w:spacing w:after="10" w:before="0"/>
               <w:ind w:left="120"/>
             </w:pPr>
-            <w:hyperlink w:history="1" r:id="rIdeah_hounygo4o4g8jucb9">
+            <w:hyperlink w:history="1" r:id="rIdqpxdhvc67xoccdamnfvlq">
               <w:r>
                 <w:rPr>
                   <w:rFonts w:ascii="Arial" w:cs="Arial" w:eastAsia="Arial" w:hAnsi="Arial"/>
@@ -20945,6 +21378,7 @@
           </w:tcPr>
           <w:p>
             <w:pPr>
+              <w:keepNext w:val="false"/>
               <w:spacing w:after="40" w:before="0"/>
               <w:jc w:val="left"/>
             </w:pPr>
@@ -20977,6 +21411,7 @@
           </w:tcPr>
           <w:p>
             <w:pPr>
+              <w:keepNext w:val="false"/>
               <w:spacing w:after="40" w:before="0"/>
               <w:jc w:val="left"/>
             </w:pPr>
@@ -21009,6 +21444,7 @@
           </w:tcPr>
           <w:p>
             <w:pPr>
+              <w:keepNext w:val="false"/>
               <w:spacing w:after="40" w:before="0"/>
               <w:jc w:val="left"/>
             </w:pPr>
@@ -21041,6 +21477,7 @@
           </w:tcPr>
           <w:p>
             <w:pPr>
+              <w:keepNext w:val="false"/>
               <w:spacing w:after="40" w:before="0"/>
               <w:jc w:val="left"/>
             </w:pPr>
@@ -21075,6 +21512,7 @@
           </w:tcPr>
           <w:p>
             <w:pPr>
+              <w:keepNext w:val="false"/>
               <w:spacing w:after="40" w:before="0"/>
               <w:jc w:val="left"/>
             </w:pPr>
@@ -21112,7 +21550,7 @@
             <w:pPr>
               <w:spacing w:after="20" w:before="0"/>
             </w:pPr>
-            <w:hyperlink w:history="1" r:id="rIdj0zexnbhu0oqti9f_dmxv">
+            <w:hyperlink w:history="1" r:id="rId8tur5avoeknn_n26rjrid">
               <w:r>
                 <w:rPr>
                   <w:rFonts w:ascii="Arial" w:cs="Arial" w:eastAsia="Arial" w:hAnsi="Arial"/>
@@ -21145,7 +21583,7 @@
               <w:spacing w:after="10" w:before="0"/>
               <w:ind w:left="120"/>
             </w:pPr>
-            <w:hyperlink w:history="1" r:id="rIdwkbomenxmp8s3dxpoopze">
+            <w:hyperlink w:history="1" r:id="rIdehsynkppbee_fpwgbnhym">
               <w:r>
                 <w:rPr>
                   <w:rFonts w:ascii="Arial" w:cs="Arial" w:eastAsia="Arial" w:hAnsi="Arial"/>
@@ -21207,7 +21645,7 @@
               <w:spacing w:after="10" w:before="0"/>
               <w:ind w:left="120"/>
             </w:pPr>
-            <w:hyperlink w:history="1" r:id="rId1ffs1h_4qo6b3hyzd21rl">
+            <w:hyperlink w:history="1" r:id="rIdwhuabpr7-_7iclg43j74t">
               <w:r>
                 <w:rPr>
                   <w:rFonts w:ascii="Arial" w:cs="Arial" w:eastAsia="Arial" w:hAnsi="Arial"/>
@@ -21250,6 +21688,7 @@
           </w:tcPr>
           <w:p>
             <w:pPr>
+              <w:keepNext w:val="false"/>
               <w:spacing w:after="40" w:before="0"/>
               <w:jc w:val="left"/>
             </w:pPr>
@@ -21282,6 +21721,7 @@
           </w:tcPr>
           <w:p>
             <w:pPr>
+              <w:keepNext w:val="false"/>
               <w:spacing w:after="40" w:before="0"/>
               <w:jc w:val="left"/>
             </w:pPr>
@@ -21314,6 +21754,7 @@
           </w:tcPr>
           <w:p>
             <w:pPr>
+              <w:keepNext w:val="false"/>
               <w:spacing w:after="40" w:before="0"/>
               <w:jc w:val="left"/>
             </w:pPr>
@@ -21346,6 +21787,7 @@
           </w:tcPr>
           <w:p>
             <w:pPr>
+              <w:keepNext w:val="false"/>
               <w:spacing w:after="40" w:before="0"/>
               <w:jc w:val="left"/>
             </w:pPr>
@@ -21380,6 +21822,7 @@
           </w:tcPr>
           <w:p>
             <w:pPr>
+              <w:keepNext w:val="false"/>
               <w:spacing w:after="40" w:before="0"/>
               <w:jc w:val="left"/>
             </w:pPr>
@@ -21417,7 +21860,7 @@
             <w:pPr>
               <w:spacing w:after="20" w:before="0"/>
             </w:pPr>
-            <w:hyperlink w:history="1" r:id="rIdce9fj7j0haee2qw4geyjo">
+            <w:hyperlink w:history="1" r:id="rId6poje3wiop1hjspjp12kv">
               <w:r>
                 <w:rPr>
                   <w:rFonts w:ascii="Arial" w:cs="Arial" w:eastAsia="Arial" w:hAnsi="Arial"/>
@@ -21466,7 +21909,7 @@
               <w:spacing w:after="10" w:before="0"/>
               <w:ind w:left="120"/>
             </w:pPr>
-            <w:hyperlink w:history="1" r:id="rIduhq0zmjbleshrgihelh5b">
+            <w:hyperlink w:history="1" r:id="rIdzdhw9g3p7rwhfnzjk8mi1">
               <w:r>
                 <w:rPr>
                   <w:rFonts w:ascii="Arial" w:cs="Arial" w:eastAsia="Arial" w:hAnsi="Arial"/>
@@ -21528,7 +21971,7 @@
               <w:spacing w:after="10" w:before="0"/>
               <w:ind w:left="120"/>
             </w:pPr>
-            <w:hyperlink w:history="1" r:id="rIdxegsfnmso4x5oqn2ir6jq">
+            <w:hyperlink w:history="1" r:id="rIdxmuctbrhkn6i31ingkgvr">
               <w:r>
                 <w:rPr>
                   <w:rFonts w:ascii="Arial" w:cs="Arial" w:eastAsia="Arial" w:hAnsi="Arial"/>
@@ -21571,6 +22014,7 @@
           </w:tcPr>
           <w:p>
             <w:pPr>
+              <w:keepNext w:val="false"/>
               <w:spacing w:after="40" w:before="0"/>
               <w:jc w:val="left"/>
             </w:pPr>
@@ -21603,6 +22047,7 @@
           </w:tcPr>
           <w:p>
             <w:pPr>
+              <w:keepNext w:val="false"/>
               <w:spacing w:after="40" w:before="0"/>
               <w:jc w:val="left"/>
             </w:pPr>
@@ -21635,6 +22080,7 @@
           </w:tcPr>
           <w:p>
             <w:pPr>
+              <w:keepNext w:val="false"/>
               <w:spacing w:after="40" w:before="0"/>
               <w:jc w:val="left"/>
             </w:pPr>
@@ -21667,6 +22113,7 @@
           </w:tcPr>
           <w:p>
             <w:pPr>
+              <w:keepNext w:val="false"/>
               <w:spacing w:after="40" w:before="0"/>
               <w:jc w:val="left"/>
             </w:pPr>
@@ -21701,6 +22148,7 @@
           </w:tcPr>
           <w:p>
             <w:pPr>
+              <w:keepNext w:val="false"/>
               <w:spacing w:after="40" w:before="0"/>
               <w:jc w:val="left"/>
             </w:pPr>
@@ -21738,7 +22186,7 @@
             <w:pPr>
               <w:spacing w:after="20" w:before="0"/>
             </w:pPr>
-            <w:hyperlink w:history="1" r:id="rIdcmxy1wquj7wl4sugtgqis">
+            <w:hyperlink w:history="1" r:id="rIdrgrw_xt-xhjsvgawzpdhq">
               <w:r>
                 <w:rPr>
                   <w:rFonts w:ascii="Arial" w:cs="Arial" w:eastAsia="Arial" w:hAnsi="Arial"/>
@@ -21771,7 +22219,7 @@
               <w:spacing w:after="10" w:before="0"/>
               <w:ind w:left="120"/>
             </w:pPr>
-            <w:hyperlink w:history="1" r:id="rId99pcptic-a4shpfcktsew">
+            <w:hyperlink w:history="1" r:id="rIdbnumlbzt0vekbcs2og_3p">
               <w:r>
                 <w:rPr>
                   <w:rFonts w:ascii="Arial" w:cs="Arial" w:eastAsia="Arial" w:hAnsi="Arial"/>
@@ -21833,7 +22281,7 @@
               <w:spacing w:after="10" w:before="0"/>
               <w:ind w:left="120"/>
             </w:pPr>
-            <w:hyperlink w:history="1" r:id="rIdevkbixw3aybxgmhnyj2dr">
+            <w:hyperlink w:history="1" r:id="rId4ssppbgcmvne2dangytil">
               <w:r>
                 <w:rPr>
                   <w:rFonts w:ascii="Arial" w:cs="Arial" w:eastAsia="Arial" w:hAnsi="Arial"/>
@@ -21876,6 +22324,7 @@
           </w:tcPr>
           <w:p>
             <w:pPr>
+              <w:keepNext w:val="false"/>
               <w:spacing w:after="40" w:before="0"/>
               <w:jc w:val="left"/>
             </w:pPr>
@@ -21908,6 +22357,7 @@
           </w:tcPr>
           <w:p>
             <w:pPr>
+              <w:keepNext w:val="false"/>
               <w:spacing w:after="40" w:before="0"/>
               <w:jc w:val="left"/>
             </w:pPr>
@@ -21940,6 +22390,7 @@
           </w:tcPr>
           <w:p>
             <w:pPr>
+              <w:keepNext w:val="false"/>
               <w:spacing w:after="40" w:before="0"/>
               <w:jc w:val="left"/>
             </w:pPr>
@@ -21972,6 +22423,7 @@
           </w:tcPr>
           <w:p>
             <w:pPr>
+              <w:keepNext w:val="false"/>
               <w:spacing w:after="40" w:before="0"/>
               <w:jc w:val="left"/>
             </w:pPr>
@@ -22006,6 +22458,7 @@
           </w:tcPr>
           <w:p>
             <w:pPr>
+              <w:keepNext w:val="false"/>
               <w:spacing w:after="40" w:before="0"/>
               <w:jc w:val="left"/>
             </w:pPr>
@@ -22043,7 +22496,7 @@
             <w:pPr>
               <w:spacing w:after="20" w:before="0"/>
             </w:pPr>
-            <w:hyperlink w:history="1" r:id="rIdt1xk2ukfw1o7eldb5abae">
+            <w:hyperlink w:history="1" r:id="rId36mkyl8x5trjoop7vnovf">
               <w:r>
                 <w:rPr>
                   <w:rFonts w:ascii="Arial" w:cs="Arial" w:eastAsia="Arial" w:hAnsi="Arial"/>
@@ -22076,7 +22529,7 @@
               <w:spacing w:after="10" w:before="0"/>
               <w:ind w:left="120"/>
             </w:pPr>
-            <w:hyperlink w:history="1" r:id="rIdli7kttssboxehxsill5g7">
+            <w:hyperlink w:history="1" r:id="rIdy6luejrztinduijhlpcty">
               <w:r>
                 <w:rPr>
                   <w:rFonts w:ascii="Arial" w:cs="Arial" w:eastAsia="Arial" w:hAnsi="Arial"/>
@@ -22138,7 +22591,7 @@
               <w:spacing w:after="10" w:before="0"/>
               <w:ind w:left="120"/>
             </w:pPr>
-            <w:hyperlink w:history="1" r:id="rIdxehb6_xo-tqzwycg7omtd">
+            <w:hyperlink w:history="1" r:id="rIdtmqu4qm437fjvm9tehnjc">
               <w:r>
                 <w:rPr>
                   <w:rFonts w:ascii="Arial" w:cs="Arial" w:eastAsia="Arial" w:hAnsi="Arial"/>
@@ -22181,6 +22634,7 @@
           </w:tcPr>
           <w:p>
             <w:pPr>
+              <w:keepNext w:val="false"/>
               <w:spacing w:after="40" w:before="0"/>
               <w:jc w:val="left"/>
             </w:pPr>
@@ -22213,6 +22667,7 @@
           </w:tcPr>
           <w:p>
             <w:pPr>
+              <w:keepNext w:val="false"/>
               <w:spacing w:after="40" w:before="0"/>
               <w:jc w:val="left"/>
             </w:pPr>
@@ -22245,6 +22700,7 @@
           </w:tcPr>
           <w:p>
             <w:pPr>
+              <w:keepNext w:val="false"/>
               <w:spacing w:after="40" w:before="0"/>
               <w:jc w:val="left"/>
             </w:pPr>
@@ -22277,6 +22733,7 @@
           </w:tcPr>
           <w:p>
             <w:pPr>
+              <w:keepNext w:val="false"/>
               <w:spacing w:after="40" w:before="0"/>
               <w:jc w:val="left"/>
             </w:pPr>
@@ -22336,6 +22793,7 @@
           </w:tcPr>
           <w:p>
             <w:pPr>
+              <w:keepNext w:val="false"/>
               <w:spacing w:after="40" w:before="0"/>
               <w:jc w:val="center"/>
             </w:pPr>
@@ -22370,6 +22828,7 @@
           </w:tcPr>
           <w:p>
             <w:pPr>
+              <w:keepNext w:val="false"/>
               <w:spacing w:after="40" w:before="0"/>
               <w:jc w:val="left"/>
             </w:pPr>
@@ -22431,6 +22890,7 @@
           </w:tcPr>
           <w:p>
             <w:pPr>
+              <w:keepNext w:val="false"/>
               <w:spacing w:after="40" w:before="0"/>
               <w:jc w:val="center"/>
             </w:pPr>
@@ -22465,6 +22925,7 @@
           </w:tcPr>
           <w:p>
             <w:pPr>
+              <w:keepNext w:val="false"/>
               <w:spacing w:after="40" w:before="0"/>
               <w:jc w:val="left"/>
             </w:pPr>
@@ -22497,6 +22958,7 @@
           </w:tcPr>
           <w:p>
             <w:pPr>
+              <w:keepNext w:val="false"/>
               <w:spacing w:after="40" w:before="0"/>
               <w:jc w:val="left"/>
             </w:pPr>
@@ -22531,6 +22993,7 @@
           </w:tcPr>
           <w:p>
             <w:pPr>
+              <w:keepNext w:val="false"/>
               <w:spacing w:after="40" w:before="0"/>
               <w:jc w:val="left"/>
             </w:pPr>
@@ -22563,6 +23026,7 @@
           </w:tcPr>
           <w:p>
             <w:pPr>
+              <w:keepNext w:val="false"/>
               <w:spacing w:after="40" w:before="0"/>
               <w:jc w:val="left"/>
             </w:pPr>
@@ -22597,6 +23061,7 @@
           </w:tcPr>
           <w:p>
             <w:pPr>
+              <w:keepNext w:val="false"/>
               <w:spacing w:after="40" w:before="0"/>
               <w:jc w:val="left"/>
             </w:pPr>
@@ -22629,6 +23094,7 @@
           </w:tcPr>
           <w:p>
             <w:pPr>
+              <w:keepNext w:val="false"/>
               <w:spacing w:after="40" w:before="0"/>
               <w:jc w:val="left"/>
             </w:pPr>
@@ -22665,7 +23131,7 @@
         </w:rPr>
         <w:t xml:space="preserve">© 2026 SeaVuria and ARES. Aligned with KICD objectives. Developed by SeaVuria; technical implementation by ARES (with AI assistance from Claude). Licensed under </w:t>
       </w:r>
-      <w:hyperlink w:history="1" r:id="rIdfanft1sz99_emd4hftnrc">
+      <w:hyperlink w:history="1" r:id="rIdmgk5eid21g3hmtw3l0-c1">
         <w:r>
           <w:rPr>
             <w:rFonts w:ascii="Arial" w:cs="Arial" w:eastAsia="Arial" w:hAnsi="Arial"/>
@@ -22686,7 +23152,7 @@
         </w:rPr>
         <w:t xml:space="preserve"> (</w:t>
       </w:r>
-      <w:hyperlink w:history="1" r:id="rId_i0j9lmtv-7qrtktvhdx_">
+      <w:hyperlink w:history="1" r:id="rIdzcr_czfslmlukgwfqf_cq">
         <w:r>
           <w:rPr>
             <w:rFonts w:ascii="Arial" w:cs="Arial" w:eastAsia="Arial" w:hAnsi="Arial"/>
@@ -22746,6 +23212,7 @@
           </w:tcPr>
           <w:p>
             <w:pPr>
+              <w:keepNext w:val="false"/>
               <w:spacing w:after="40" w:before="0"/>
               <w:jc w:val="center"/>
             </w:pPr>
@@ -22781,6 +23248,7 @@
           </w:tcPr>
           <w:p>
             <w:pPr>
+              <w:keepNext w:val="false"/>
               <w:spacing w:after="40" w:before="0"/>
               <w:jc w:val="center"/>
             </w:pPr>
@@ -22815,6 +23283,7 @@
           </w:tcPr>
           <w:p>
             <w:pPr>
+              <w:keepNext w:val="false"/>
               <w:spacing w:after="40" w:before="0"/>
               <w:jc w:val="left"/>
             </w:pPr>
@@ -22847,6 +23316,7 @@
           </w:tcPr>
           <w:p>
             <w:pPr>
+              <w:keepNext w:val="false"/>
               <w:spacing w:after="40" w:before="0"/>
               <w:jc w:val="left"/>
             </w:pPr>
@@ -22881,6 +23351,7 @@
           </w:tcPr>
           <w:p>
             <w:pPr>
+              <w:keepNext w:val="false"/>
               <w:spacing w:after="40" w:before="0"/>
               <w:jc w:val="left"/>
             </w:pPr>
@@ -22913,6 +23384,7 @@
           </w:tcPr>
           <w:p>
             <w:pPr>
+              <w:keepNext w:val="false"/>
               <w:spacing w:after="40" w:before="0"/>
               <w:jc w:val="left"/>
             </w:pPr>
@@ -22947,6 +23419,7 @@
           </w:tcPr>
           <w:p>
             <w:pPr>
+              <w:keepNext w:val="false"/>
               <w:spacing w:after="40" w:before="0"/>
               <w:jc w:val="left"/>
             </w:pPr>
@@ -22979,6 +23452,7 @@
           </w:tcPr>
           <w:p>
             <w:pPr>
+              <w:keepNext w:val="false"/>
               <w:spacing w:after="40" w:before="0"/>
               <w:jc w:val="left"/>
             </w:pPr>
@@ -23013,6 +23487,7 @@
           </w:tcPr>
           <w:p>
             <w:pPr>
+              <w:keepNext w:val="false"/>
               <w:spacing w:after="40" w:before="0"/>
               <w:jc w:val="left"/>
             </w:pPr>
@@ -23045,6 +23520,7 @@
           </w:tcPr>
           <w:p>
             <w:pPr>
+              <w:keepNext w:val="false"/>
               <w:spacing w:after="40" w:before="0"/>
               <w:jc w:val="left"/>
             </w:pPr>
@@ -23079,6 +23555,7 @@
           </w:tcPr>
           <w:p>
             <w:pPr>
+              <w:keepNext w:val="false"/>
               <w:spacing w:after="40" w:before="0"/>
               <w:jc w:val="left"/>
             </w:pPr>
@@ -23111,6 +23588,7 @@
           </w:tcPr>
           <w:p>
             <w:pPr>
+              <w:keepNext w:val="false"/>
               <w:spacing w:after="40" w:before="0"/>
               <w:jc w:val="left"/>
             </w:pPr>
@@ -23145,6 +23623,7 @@
           </w:tcPr>
           <w:p>
             <w:pPr>
+              <w:keepNext w:val="false"/>
               <w:spacing w:after="40" w:before="0"/>
               <w:jc w:val="left"/>
             </w:pPr>
@@ -23177,6 +23656,7 @@
           </w:tcPr>
           <w:p>
             <w:pPr>
+              <w:keepNext w:val="false"/>
               <w:spacing w:after="40" w:before="0"/>
               <w:jc w:val="left"/>
             </w:pPr>
@@ -23211,6 +23691,7 @@
           </w:tcPr>
           <w:p>
             <w:pPr>
+              <w:keepNext w:val="false"/>
               <w:spacing w:after="40" w:before="0"/>
               <w:jc w:val="left"/>
             </w:pPr>
@@ -23243,6 +23724,7 @@
           </w:tcPr>
           <w:p>
             <w:pPr>
+              <w:keepNext w:val="false"/>
               <w:spacing w:after="40" w:before="0"/>
               <w:jc w:val="left"/>
             </w:pPr>
@@ -23277,6 +23759,7 @@
           </w:tcPr>
           <w:p>
             <w:pPr>
+              <w:keepNext w:val="false"/>
               <w:spacing w:after="40" w:before="0"/>
               <w:jc w:val="left"/>
             </w:pPr>
@@ -23309,6 +23792,7 @@
           </w:tcPr>
           <w:p>
             <w:pPr>
+              <w:keepNext w:val="false"/>
               <w:spacing w:after="40" w:before="0"/>
               <w:jc w:val="left"/>
             </w:pPr>
@@ -23368,6 +23852,7 @@
           </w:tcPr>
           <w:p>
             <w:pPr>
+              <w:keepNext w:val="false"/>
               <w:spacing w:after="40" w:before="0"/>
               <w:jc w:val="center"/>
             </w:pPr>
@@ -23402,6 +23887,7 @@
           </w:tcPr>
           <w:p>
             <w:pPr>
+              <w:keepNext w:val="false"/>
               <w:spacing w:after="40" w:before="0"/>
               <w:jc w:val="left"/>
             </w:pPr>
@@ -23466,6 +23952,7 @@
           </w:tcPr>
           <w:p>
             <w:pPr>
+              <w:keepNext w:val="false"/>
               <w:spacing w:after="40" w:before="0"/>
               <w:jc w:val="center"/>
             </w:pPr>
@@ -23500,6 +23987,7 @@
           </w:tcPr>
           <w:p>
             <w:pPr>
+              <w:keepNext w:val="false"/>
               <w:spacing w:after="40" w:before="0"/>
               <w:jc w:val="left"/>
             </w:pPr>
@@ -23532,6 +24020,7 @@
           </w:tcPr>
           <w:p>
             <w:pPr>
+              <w:keepNext w:val="false"/>
               <w:spacing w:after="40" w:before="0"/>
               <w:jc w:val="left"/>
             </w:pPr>
@@ -23564,6 +24053,7 @@
           </w:tcPr>
           <w:p>
             <w:pPr>
+              <w:keepNext w:val="false"/>
               <w:spacing w:after="40" w:before="0"/>
               <w:jc w:val="left"/>
             </w:pPr>
@@ -23596,6 +24086,7 @@
           </w:tcPr>
           <w:p>
             <w:pPr>
+              <w:keepNext w:val="false"/>
               <w:spacing w:after="40" w:before="0"/>
               <w:jc w:val="left"/>
             </w:pPr>
@@ -23628,6 +24119,7 @@
           </w:tcPr>
           <w:p>
             <w:pPr>
+              <w:keepNext w:val="false"/>
               <w:spacing w:after="40" w:before="0"/>
               <w:jc w:val="left"/>
             </w:pPr>
@@ -23662,6 +24154,7 @@
           </w:tcPr>
           <w:p>
             <w:pPr>
+              <w:keepNext w:val="false"/>
               <w:spacing w:after="40" w:before="0"/>
               <w:jc w:val="left"/>
             </w:pPr>
@@ -23699,7 +24192,7 @@
             <w:pPr>
               <w:spacing w:after="20" w:before="0"/>
             </w:pPr>
-            <w:hyperlink w:history="1" r:id="rIdyro-2lw9o4m7ohuyw0ubp">
+            <w:hyperlink w:history="1" r:id="rId8xx-pocqum_yr4_8jfsho">
               <w:r>
                 <w:rPr>
                   <w:rFonts w:ascii="Arial" w:cs="Arial" w:eastAsia="Arial" w:hAnsi="Arial"/>
@@ -23732,7 +24225,7 @@
               <w:spacing w:after="10" w:before="0"/>
               <w:ind w:left="120"/>
             </w:pPr>
-            <w:hyperlink w:history="1" r:id="rIdnxoa5dnqjhsr36vl0r5kj">
+            <w:hyperlink w:history="1" r:id="rIdxtktmbk7gttnthpwfdvfo">
               <w:r>
                 <w:rPr>
                   <w:rFonts w:ascii="Arial" w:cs="Arial" w:eastAsia="Arial" w:hAnsi="Arial"/>
@@ -23777,7 +24270,7 @@
             <w:pPr>
               <w:spacing w:after="20" w:before="0"/>
             </w:pPr>
-            <w:hyperlink w:history="1" r:id="rIdc-t4xtj7mn3s_dczgeiz6">
+            <w:hyperlink w:history="1" r:id="rIdtok0ehky9rmu7a1zrv2r7">
               <w:r>
                 <w:rPr>
                   <w:rFonts w:ascii="Arial" w:cs="Arial" w:eastAsia="Arial" w:hAnsi="Arial"/>
@@ -23810,7 +24303,7 @@
               <w:spacing w:after="10" w:before="0"/>
               <w:ind w:left="120"/>
             </w:pPr>
-            <w:hyperlink w:history="1" r:id="rIddmas8d6rsrnwlc9yykqyz">
+            <w:hyperlink w:history="1" r:id="rIdif8mo_1vihuvg_m8cfwqx">
               <w:r>
                 <w:rPr>
                   <w:rFonts w:ascii="Arial" w:cs="Arial" w:eastAsia="Arial" w:hAnsi="Arial"/>
@@ -23838,6 +24331,7 @@
           </w:tcPr>
           <w:p>
             <w:pPr>
+              <w:keepNext w:val="false"/>
               <w:spacing w:after="40" w:before="0"/>
               <w:jc w:val="left"/>
             </w:pPr>
@@ -23870,6 +24364,7 @@
           </w:tcPr>
           <w:p>
             <w:pPr>
+              <w:keepNext w:val="false"/>
               <w:spacing w:after="40" w:before="0"/>
               <w:jc w:val="left"/>
             </w:pPr>
@@ -23902,6 +24397,7 @@
           </w:tcPr>
           <w:p>
             <w:pPr>
+              <w:keepNext w:val="false"/>
               <w:spacing w:after="40" w:before="0"/>
               <w:jc w:val="left"/>
             </w:pPr>
@@ -23934,6 +24430,7 @@
           </w:tcPr>
           <w:p>
             <w:pPr>
+              <w:keepNext w:val="false"/>
               <w:spacing w:after="40" w:before="0"/>
               <w:jc w:val="left"/>
             </w:pPr>
@@ -23968,6 +24465,7 @@
           </w:tcPr>
           <w:p>
             <w:pPr>
+              <w:keepNext w:val="false"/>
               <w:spacing w:after="40" w:before="0"/>
               <w:jc w:val="left"/>
             </w:pPr>
@@ -24005,7 +24503,7 @@
             <w:pPr>
               <w:spacing w:after="20" w:before="0"/>
             </w:pPr>
-            <w:hyperlink w:history="1" r:id="rIdifr3ys3srh2donpagdyoo">
+            <w:hyperlink w:history="1" r:id="rIdkxppvkpb17axnozk_r3cs">
               <w:r>
                 <w:rPr>
                   <w:rFonts w:ascii="Arial" w:cs="Arial" w:eastAsia="Arial" w:hAnsi="Arial"/>
@@ -24038,7 +24536,7 @@
               <w:spacing w:after="10" w:before="0"/>
               <w:ind w:left="120"/>
             </w:pPr>
-            <w:hyperlink w:history="1" r:id="rIdkxxtzskvextzomauwnj46">
+            <w:hyperlink w:history="1" r:id="rIdq-6_ods2tfvwuoyx9mqwl">
               <w:r>
                 <w:rPr>
                   <w:rFonts w:ascii="Arial" w:cs="Arial" w:eastAsia="Arial" w:hAnsi="Arial"/>
@@ -24083,7 +24581,7 @@
             <w:pPr>
               <w:spacing w:after="20" w:before="0"/>
             </w:pPr>
-            <w:hyperlink w:history="1" r:id="rIdnlkar6_ohvca6mdrgb08n">
+            <w:hyperlink w:history="1" r:id="rIdunwqobujmx9xi1hbmpko1">
               <w:r>
                 <w:rPr>
                   <w:rFonts w:ascii="Arial" w:cs="Arial" w:eastAsia="Arial" w:hAnsi="Arial"/>
@@ -24116,7 +24614,7 @@
               <w:spacing w:after="10" w:before="0"/>
               <w:ind w:left="120"/>
             </w:pPr>
-            <w:hyperlink w:history="1" r:id="rId7zxuzil9cup1yojwmursm">
+            <w:hyperlink w:history="1" r:id="rIdvfdl4keyz84peuu_jfnrb">
               <w:r>
                 <w:rPr>
                   <w:rFonts w:ascii="Arial" w:cs="Arial" w:eastAsia="Arial" w:hAnsi="Arial"/>
@@ -24144,6 +24642,7 @@
           </w:tcPr>
           <w:p>
             <w:pPr>
+              <w:keepNext w:val="false"/>
               <w:spacing w:after="40" w:before="0"/>
               <w:jc w:val="left"/>
             </w:pPr>
@@ -24176,6 +24675,7 @@
           </w:tcPr>
           <w:p>
             <w:pPr>
+              <w:keepNext w:val="false"/>
               <w:spacing w:after="40" w:before="0"/>
               <w:jc w:val="left"/>
             </w:pPr>
@@ -24208,6 +24708,7 @@
           </w:tcPr>
           <w:p>
             <w:pPr>
+              <w:keepNext w:val="false"/>
               <w:spacing w:after="40" w:before="0"/>
               <w:jc w:val="left"/>
             </w:pPr>
@@ -24240,6 +24741,7 @@
           </w:tcPr>
           <w:p>
             <w:pPr>
+              <w:keepNext w:val="false"/>
               <w:spacing w:after="40" w:before="0"/>
               <w:jc w:val="left"/>
             </w:pPr>
@@ -24274,6 +24776,7 @@
           </w:tcPr>
           <w:p>
             <w:pPr>
+              <w:keepNext w:val="false"/>
               <w:spacing w:after="40" w:before="0"/>
               <w:jc w:val="left"/>
             </w:pPr>
@@ -24311,7 +24814,7 @@
             <w:pPr>
               <w:spacing w:after="20" w:before="0"/>
             </w:pPr>
-            <w:hyperlink w:history="1" r:id="rIdwyxyyt7rubqulaab5xbvg">
+            <w:hyperlink w:history="1" r:id="rIddfnhqbjduvyy5ieojzybz">
               <w:r>
                 <w:rPr>
                   <w:rFonts w:ascii="Arial" w:cs="Arial" w:eastAsia="Arial" w:hAnsi="Arial"/>
@@ -24360,7 +24863,7 @@
               <w:spacing w:after="10" w:before="0"/>
               <w:ind w:left="120"/>
             </w:pPr>
-            <w:hyperlink w:history="1" r:id="rId1qfggkm6fvtbqwwcywgsc">
+            <w:hyperlink w:history="1" r:id="rIdr3qa8osasjvtxminkwree">
               <w:r>
                 <w:rPr>
                   <w:rFonts w:ascii="Arial" w:cs="Arial" w:eastAsia="Arial" w:hAnsi="Arial"/>
@@ -24405,7 +24908,7 @@
             <w:pPr>
               <w:spacing w:after="20" w:before="0"/>
             </w:pPr>
-            <w:hyperlink w:history="1" r:id="rIdca9lv16n7gmdaq-24o8vf">
+            <w:hyperlink w:history="1" r:id="rIdlq6kixdfqqohz-5dhz0ft">
               <w:r>
                 <w:rPr>
                   <w:rFonts w:ascii="Arial" w:cs="Arial" w:eastAsia="Arial" w:hAnsi="Arial"/>
@@ -24438,7 +24941,7 @@
               <w:spacing w:after="10" w:before="0"/>
               <w:ind w:left="120"/>
             </w:pPr>
-            <w:hyperlink w:history="1" r:id="rId0zgxzppijzp8cl7lqhfng">
+            <w:hyperlink w:history="1" r:id="rIdtc1fd8yduvdsythbnqfnv">
               <w:r>
                 <w:rPr>
                   <w:rFonts w:ascii="Arial" w:cs="Arial" w:eastAsia="Arial" w:hAnsi="Arial"/>
@@ -24466,6 +24969,7 @@
           </w:tcPr>
           <w:p>
             <w:pPr>
+              <w:keepNext w:val="false"/>
               <w:spacing w:after="40" w:before="0"/>
               <w:jc w:val="left"/>
             </w:pPr>
@@ -24498,6 +25002,7 @@
           </w:tcPr>
           <w:p>
             <w:pPr>
+              <w:keepNext w:val="false"/>
               <w:spacing w:after="40" w:before="0"/>
               <w:jc w:val="left"/>
             </w:pPr>
@@ -24530,6 +25035,7 @@
           </w:tcPr>
           <w:p>
             <w:pPr>
+              <w:keepNext w:val="false"/>
               <w:spacing w:after="40" w:before="0"/>
               <w:jc w:val="left"/>
             </w:pPr>
@@ -24562,6 +25068,7 @@
           </w:tcPr>
           <w:p>
             <w:pPr>
+              <w:keepNext w:val="false"/>
               <w:spacing w:after="40" w:before="0"/>
               <w:jc w:val="left"/>
             </w:pPr>
@@ -24596,6 +25103,7 @@
           </w:tcPr>
           <w:p>
             <w:pPr>
+              <w:keepNext w:val="false"/>
               <w:spacing w:after="40" w:before="0"/>
               <w:jc w:val="left"/>
             </w:pPr>
@@ -24633,7 +25141,7 @@
             <w:pPr>
               <w:spacing w:after="20" w:before="0"/>
             </w:pPr>
-            <w:hyperlink w:history="1" r:id="rIdwzapujbjrt5pjtmy4qmuu">
+            <w:hyperlink w:history="1" r:id="rIdpeybwae0c4se5hcghiu7j">
               <w:r>
                 <w:rPr>
                   <w:rFonts w:ascii="Arial" w:cs="Arial" w:eastAsia="Arial" w:hAnsi="Arial"/>
@@ -24682,7 +25190,7 @@
               <w:spacing w:after="10" w:before="0"/>
               <w:ind w:left="120"/>
             </w:pPr>
-            <w:hyperlink w:history="1" r:id="rIdc-j0ukqsqtjavyjasieok">
+            <w:hyperlink w:history="1" r:id="rIdjfem81fascj0cphd7zk9p">
               <w:r>
                 <w:rPr>
                   <w:rFonts w:ascii="Arial" w:cs="Arial" w:eastAsia="Arial" w:hAnsi="Arial"/>
@@ -24727,7 +25235,7 @@
             <w:pPr>
               <w:spacing w:after="20" w:before="0"/>
             </w:pPr>
-            <w:hyperlink w:history="1" r:id="rIdie4u3hnwamksdprax7tkc">
+            <w:hyperlink w:history="1" r:id="rIdqbimewpggmxj0o8w-6dzr">
               <w:r>
                 <w:rPr>
                   <w:rFonts w:ascii="Arial" w:cs="Arial" w:eastAsia="Arial" w:hAnsi="Arial"/>
@@ -24760,7 +25268,7 @@
               <w:spacing w:after="10" w:before="0"/>
               <w:ind w:left="120"/>
             </w:pPr>
-            <w:hyperlink w:history="1" r:id="rIdd7d6sbflssx6kbjxkzw9r">
+            <w:hyperlink w:history="1" r:id="rIda0rnkoqfi1ehldupfhsew">
               <w:r>
                 <w:rPr>
                   <w:rFonts w:ascii="Arial" w:cs="Arial" w:eastAsia="Arial" w:hAnsi="Arial"/>
@@ -24788,6 +25296,7 @@
           </w:tcPr>
           <w:p>
             <w:pPr>
+              <w:keepNext w:val="false"/>
               <w:spacing w:after="40" w:before="0"/>
               <w:jc w:val="left"/>
             </w:pPr>
@@ -24820,6 +25329,7 @@
           </w:tcPr>
           <w:p>
             <w:pPr>
+              <w:keepNext w:val="false"/>
               <w:spacing w:after="40" w:before="0"/>
               <w:jc w:val="left"/>
             </w:pPr>
@@ -24852,6 +25362,7 @@
           </w:tcPr>
           <w:p>
             <w:pPr>
+              <w:keepNext w:val="false"/>
               <w:spacing w:after="40" w:before="0"/>
               <w:jc w:val="left"/>
             </w:pPr>
@@ -24884,6 +25395,7 @@
           </w:tcPr>
           <w:p>
             <w:pPr>
+              <w:keepNext w:val="false"/>
               <w:spacing w:after="40" w:before="0"/>
               <w:jc w:val="left"/>
             </w:pPr>
@@ -24918,6 +25430,7 @@
           </w:tcPr>
           <w:p>
             <w:pPr>
+              <w:keepNext w:val="false"/>
               <w:spacing w:after="40" w:before="0"/>
               <w:jc w:val="left"/>
             </w:pPr>
@@ -24955,7 +25468,7 @@
             <w:pPr>
               <w:spacing w:after="20" w:before="0"/>
             </w:pPr>
-            <w:hyperlink w:history="1" r:id="rId0fw8seftogb_vm5bkrtrh">
+            <w:hyperlink w:history="1" r:id="rIdrc8wmygqr37wu2am5pdw6">
               <w:r>
                 <w:rPr>
                   <w:rFonts w:ascii="Arial" w:cs="Arial" w:eastAsia="Arial" w:hAnsi="Arial"/>
@@ -24988,7 +25501,7 @@
               <w:spacing w:after="10" w:before="0"/>
               <w:ind w:left="120"/>
             </w:pPr>
-            <w:hyperlink w:history="1" r:id="rIdvcpmu93itc6yk7yn9czl-">
+            <w:hyperlink w:history="1" r:id="rIdihjq3qemd8ccailofl0-n">
               <w:r>
                 <w:rPr>
                   <w:rFonts w:ascii="Arial" w:cs="Arial" w:eastAsia="Arial" w:hAnsi="Arial"/>
@@ -25033,7 +25546,7 @@
             <w:pPr>
               <w:spacing w:after="20" w:before="0"/>
             </w:pPr>
-            <w:hyperlink w:history="1" r:id="rIdixertewkocmcfzvvz9egm">
+            <w:hyperlink w:history="1" r:id="rIdg94s6a6irlijeitioi5qt">
               <w:r>
                 <w:rPr>
                   <w:rFonts w:ascii="Arial" w:cs="Arial" w:eastAsia="Arial" w:hAnsi="Arial"/>
@@ -25066,7 +25579,7 @@
               <w:spacing w:after="10" w:before="0"/>
               <w:ind w:left="120"/>
             </w:pPr>
-            <w:hyperlink w:history="1" r:id="rIdb2sil1vhwlaot8q8qdqon">
+            <w:hyperlink w:history="1" r:id="rIdo9stnggqzjjpumxhcapwm">
               <w:r>
                 <w:rPr>
                   <w:rFonts w:ascii="Arial" w:cs="Arial" w:eastAsia="Arial" w:hAnsi="Arial"/>
@@ -25094,6 +25607,7 @@
           </w:tcPr>
           <w:p>
             <w:pPr>
+              <w:keepNext w:val="false"/>
               <w:spacing w:after="40" w:before="0"/>
               <w:jc w:val="left"/>
             </w:pPr>
@@ -25126,6 +25640,7 @@
           </w:tcPr>
           <w:p>
             <w:pPr>
+              <w:keepNext w:val="false"/>
               <w:spacing w:after="40" w:before="0"/>
               <w:jc w:val="left"/>
             </w:pPr>
@@ -25158,6 +25673,7 @@
           </w:tcPr>
           <w:p>
             <w:pPr>
+              <w:keepNext w:val="false"/>
               <w:spacing w:after="40" w:before="0"/>
               <w:jc w:val="left"/>
             </w:pPr>
@@ -25190,6 +25706,7 @@
           </w:tcPr>
           <w:p>
             <w:pPr>
+              <w:keepNext w:val="false"/>
               <w:spacing w:after="40" w:before="0"/>
               <w:jc w:val="left"/>
             </w:pPr>
@@ -25249,6 +25766,7 @@
           </w:tcPr>
           <w:p>
             <w:pPr>
+              <w:keepNext w:val="false"/>
               <w:spacing w:after="40" w:before="0"/>
               <w:jc w:val="center"/>
             </w:pPr>
@@ -25283,6 +25801,7 @@
           </w:tcPr>
           <w:p>
             <w:pPr>
+              <w:keepNext w:val="false"/>
               <w:spacing w:after="40" w:before="0"/>
               <w:jc w:val="left"/>
             </w:pPr>
@@ -25344,6 +25863,7 @@
           </w:tcPr>
           <w:p>
             <w:pPr>
+              <w:keepNext w:val="false"/>
               <w:spacing w:after="40" w:before="0"/>
               <w:jc w:val="center"/>
             </w:pPr>
@@ -25378,6 +25898,7 @@
           </w:tcPr>
           <w:p>
             <w:pPr>
+              <w:keepNext w:val="false"/>
               <w:spacing w:after="40" w:before="0"/>
               <w:jc w:val="left"/>
             </w:pPr>
@@ -25410,6 +25931,7 @@
           </w:tcPr>
           <w:p>
             <w:pPr>
+              <w:keepNext w:val="false"/>
               <w:spacing w:after="40" w:before="0"/>
               <w:jc w:val="left"/>
             </w:pPr>
@@ -25444,6 +25966,7 @@
           </w:tcPr>
           <w:p>
             <w:pPr>
+              <w:keepNext w:val="false"/>
               <w:spacing w:after="40" w:before="0"/>
               <w:jc w:val="left"/>
             </w:pPr>
@@ -25476,6 +25999,7 @@
           </w:tcPr>
           <w:p>
             <w:pPr>
+              <w:keepNext w:val="false"/>
               <w:spacing w:after="40" w:before="0"/>
               <w:jc w:val="left"/>
             </w:pPr>
@@ -25510,6 +26034,7 @@
           </w:tcPr>
           <w:p>
             <w:pPr>
+              <w:keepNext w:val="false"/>
               <w:spacing w:after="40" w:before="0"/>
               <w:jc w:val="left"/>
             </w:pPr>
@@ -25542,6 +26067,7 @@
           </w:tcPr>
           <w:p>
             <w:pPr>
+              <w:keepNext w:val="false"/>
               <w:spacing w:after="40" w:before="0"/>
               <w:jc w:val="left"/>
             </w:pPr>
@@ -25578,7 +26104,7 @@
         </w:rPr>
         <w:t xml:space="preserve">© 2026 SeaVuria and ARES. Aligned with KICD objectives. Developed by SeaVuria; technical implementation by ARES (with AI assistance from Claude). Licensed under </w:t>
       </w:r>
-      <w:hyperlink w:history="1" r:id="rIdv5gue2o9smy6gee5lqlzc">
+      <w:hyperlink w:history="1" r:id="rId-ssbdlaabxsbusdybsyfj">
         <w:r>
           <w:rPr>
             <w:rFonts w:ascii="Arial" w:cs="Arial" w:eastAsia="Arial" w:hAnsi="Arial"/>
@@ -25599,7 +26125,7 @@
         </w:rPr>
         <w:t xml:space="preserve"> (</w:t>
       </w:r>
-      <w:hyperlink w:history="1" r:id="rId4v_veqpnp4-g5_y7wexks">
+      <w:hyperlink w:history="1" r:id="rIdzhfioh0z-zohhm_us5d9v">
         <w:r>
           <w:rPr>
             <w:rFonts w:ascii="Arial" w:cs="Arial" w:eastAsia="Arial" w:hAnsi="Arial"/>
@@ -25660,6 +26186,7 @@
           </w:tcPr>
           <w:p>
             <w:pPr>
+              <w:keepNext w:val="false"/>
               <w:spacing w:after="40" w:before="0"/>
               <w:jc w:val="center"/>
             </w:pPr>
@@ -25694,6 +26221,7 @@
           </w:tcPr>
           <w:p>
             <w:pPr>
+              <w:keepNext w:val="false"/>
               <w:spacing w:after="40" w:before="0"/>
               <w:jc w:val="left"/>
             </w:pPr>
@@ -25726,6 +26254,7 @@
           </w:tcPr>
           <w:p>
             <w:pPr>
+              <w:keepNext w:val="false"/>
               <w:spacing w:after="40" w:before="0"/>
               <w:jc w:val="left"/>
             </w:pPr>
@@ -25758,6 +26287,7 @@
           </w:tcPr>
           <w:p>
             <w:pPr>
+              <w:keepNext w:val="false"/>
               <w:spacing w:after="40" w:before="0"/>
               <w:jc w:val="left"/>
             </w:pPr>
@@ -25792,6 +26322,7 @@
           </w:tcPr>
           <w:p>
             <w:pPr>
+              <w:keepNext w:val="false"/>
               <w:spacing w:after="40" w:before="0"/>
               <w:jc w:val="left"/>
             </w:pPr>
@@ -25824,6 +26355,7 @@
           </w:tcPr>
           <w:p>
             <w:pPr>
+              <w:keepNext w:val="false"/>
               <w:spacing w:after="40" w:before="0"/>
               <w:jc w:val="left"/>
             </w:pPr>
@@ -25856,6 +26388,7 @@
           </w:tcPr>
           <w:p>
             <w:pPr>
+              <w:keepNext w:val="false"/>
               <w:spacing w:after="40" w:before="0"/>
               <w:jc w:val="left"/>
             </w:pPr>
@@ -25890,6 +26423,7 @@
           </w:tcPr>
           <w:p>
             <w:pPr>
+              <w:keepNext w:val="false"/>
               <w:spacing w:after="40" w:before="0"/>
               <w:jc w:val="left"/>
             </w:pPr>
@@ -25922,6 +26456,7 @@
           </w:tcPr>
           <w:p>
             <w:pPr>
+              <w:keepNext w:val="false"/>
               <w:spacing w:after="40" w:before="0"/>
               <w:jc w:val="left"/>
             </w:pPr>
@@ -25954,6 +26489,7 @@
           </w:tcPr>
           <w:p>
             <w:pPr>
+              <w:keepNext w:val="false"/>
               <w:spacing w:after="40" w:before="0"/>
               <w:jc w:val="left"/>
             </w:pPr>
@@ -25988,6 +26524,7 @@
           </w:tcPr>
           <w:p>
             <w:pPr>
+              <w:keepNext w:val="false"/>
               <w:spacing w:after="40" w:before="0"/>
               <w:jc w:val="left"/>
             </w:pPr>
@@ -26020,6 +26557,7 @@
           </w:tcPr>
           <w:p>
             <w:pPr>
+              <w:keepNext w:val="false"/>
               <w:spacing w:after="40" w:before="0"/>
               <w:jc w:val="left"/>
             </w:pPr>
@@ -26052,6 +26590,7 @@
           </w:tcPr>
           <w:p>
             <w:pPr>
+              <w:keepNext w:val="false"/>
               <w:spacing w:after="40" w:before="0"/>
               <w:jc w:val="left"/>
             </w:pPr>

--- a/data/outputs/v2/Grade11/Biology/Lesson_Plans/SS1.3_Taxonomy_II/Biology_Taxonomy_II_CBE_LessonSequence.docx
+++ b/data/outputs/v2/Grade11/Biology/Lesson_Plans/SS1.3_Taxonomy_II/Biology_Taxonomy_II_CBE_LessonSequence.docx
@@ -2278,7 +2278,7 @@
         </w:rPr>
         <w:t xml:space="preserve">© 2026 SeaVuria and ARES. This work is licensed under a </w:t>
       </w:r>
-      <w:hyperlink w:history="1" r:id="rIdas7dxv2mtb3kofn-pyidm">
+      <w:hyperlink w:history="1" r:id="rIdcgbis58azm2gmbbpmg-o-">
         <w:r>
           <w:rPr>
             <w:rFonts w:ascii="Arial" w:cs="Arial" w:eastAsia="Arial" w:hAnsi="Arial"/>
@@ -2298,7 +2298,7 @@
         </w:rPr>
         <w:t xml:space="preserve"> (</w:t>
       </w:r>
-      <w:hyperlink w:history="1" r:id="rIdiivjzjssx2t90-4dx7ga1">
+      <w:hyperlink w:history="1" r:id="rIdzbnkafoanjwh983cn1qi2">
         <w:r>
           <w:rPr>
             <w:rFonts w:ascii="Arial" w:cs="Arial" w:eastAsia="Arial" w:hAnsi="Arial"/>
@@ -2318,7 +2318,7 @@
         </w:rPr>
         <w:t xml:space="preserve">). To view a copy of this license, visit </w:t>
       </w:r>
-      <w:hyperlink w:history="1" r:id="rIdzwtgwq3ig2xpfvomdoejn">
+      <w:hyperlink w:history="1" r:id="rIdrw3rbc0a9vbnjeowi7ru8">
         <w:r>
           <w:rPr>
             <w:rFonts w:ascii="Arial" w:cs="Arial" w:eastAsia="Arial" w:hAnsi="Arial"/>
@@ -3357,7 +3357,7 @@
             <w:pPr>
               <w:spacing w:after="20" w:before="0"/>
             </w:pPr>
-            <w:hyperlink w:history="1" r:id="rIdcf_lxqt2guwwtvpfvop0g">
+            <w:hyperlink w:history="1" r:id="rIdw6xatc7cpe-rj4nbrs9wk">
               <w:r>
                 <w:rPr>
                   <w:rFonts w:ascii="Arial" w:cs="Arial" w:eastAsia="Arial" w:hAnsi="Arial"/>
@@ -3390,7 +3390,7 @@
               <w:spacing w:after="10" w:before="0"/>
               <w:ind w:left="120"/>
             </w:pPr>
-            <w:hyperlink w:history="1" r:id="rIdh77qo7vvlupxzm_d-o4bx">
+            <w:hyperlink w:history="1" r:id="rIdvbm_vqr0f01tabzj4q9yj">
               <w:r>
                 <w:rPr>
                   <w:rFonts w:ascii="Arial" w:cs="Arial" w:eastAsia="Arial" w:hAnsi="Arial"/>
@@ -3435,7 +3435,7 @@
             <w:pPr>
               <w:spacing w:after="20" w:before="0"/>
             </w:pPr>
-            <w:hyperlink w:history="1" r:id="rIdohter1c6wx_3hdsvi4nff">
+            <w:hyperlink w:history="1" r:id="rId0leaxo3f87fzenyxzu0i7">
               <w:r>
                 <w:rPr>
                   <w:rFonts w:ascii="Arial" w:cs="Arial" w:eastAsia="Arial" w:hAnsi="Arial"/>
@@ -3484,7 +3484,7 @@
               <w:spacing w:after="10" w:before="0"/>
               <w:ind w:left="120"/>
             </w:pPr>
-            <w:hyperlink w:history="1" r:id="rIdzjujc64acn7ykfycvlxaw">
+            <w:hyperlink w:history="1" r:id="rIdun9zwrk6pgob7yi7ijxim">
               <w:r>
                 <w:rPr>
                   <w:rFonts w:ascii="Arial" w:cs="Arial" w:eastAsia="Arial" w:hAnsi="Arial"/>
@@ -3684,7 +3684,7 @@
             <w:pPr>
               <w:spacing w:after="20" w:before="0"/>
             </w:pPr>
-            <w:hyperlink w:history="1" r:id="rIdz4klxihnwdr6qq8klrwmn">
+            <w:hyperlink w:history="1" r:id="rIdrmypsfztlisytxp_eftfg">
               <w:r>
                 <w:rPr>
                   <w:rFonts w:ascii="Arial" w:cs="Arial" w:eastAsia="Arial" w:hAnsi="Arial"/>
@@ -3717,7 +3717,7 @@
               <w:spacing w:after="10" w:before="0"/>
               <w:ind w:left="120"/>
             </w:pPr>
-            <w:hyperlink w:history="1" r:id="rIdy37omdxx2covlnfkechsf">
+            <w:hyperlink w:history="1" r:id="rIdqigxyuenufljhjd2zuuna">
               <w:r>
                 <w:rPr>
                   <w:rFonts w:ascii="Arial" w:cs="Arial" w:eastAsia="Arial" w:hAnsi="Arial"/>
@@ -3762,7 +3762,7 @@
             <w:pPr>
               <w:spacing w:after="20" w:before="0"/>
             </w:pPr>
-            <w:hyperlink w:history="1" r:id="rIdq57a69uazatu9kdera7th">
+            <w:hyperlink w:history="1" r:id="rIdwz_qywppehuyqfhfpgrof">
               <w:r>
                 <w:rPr>
                   <w:rFonts w:ascii="Arial" w:cs="Arial" w:eastAsia="Arial" w:hAnsi="Arial"/>
@@ -3811,7 +3811,7 @@
               <w:spacing w:after="10" w:before="0"/>
               <w:ind w:left="120"/>
             </w:pPr>
-            <w:hyperlink w:history="1" r:id="rIdnjxonnkx9f7dtwqvx-jfj">
+            <w:hyperlink w:history="1" r:id="rId-hkmr9cjln3jtbrq1tyd3">
               <w:r>
                 <w:rPr>
                   <w:rFonts w:ascii="Arial" w:cs="Arial" w:eastAsia="Arial" w:hAnsi="Arial"/>
@@ -4011,7 +4011,7 @@
             <w:pPr>
               <w:spacing w:after="20" w:before="0"/>
             </w:pPr>
-            <w:hyperlink w:history="1" r:id="rId-jlp3u18afp_ds9nek3i8">
+            <w:hyperlink w:history="1" r:id="rIda26knyye39kdsiuytjtdi">
               <w:r>
                 <w:rPr>
                   <w:rFonts w:ascii="Arial" w:cs="Arial" w:eastAsia="Arial" w:hAnsi="Arial"/>
@@ -4060,7 +4060,7 @@
               <w:spacing w:after="10" w:before="0"/>
               <w:ind w:left="120"/>
             </w:pPr>
-            <w:hyperlink w:history="1" r:id="rIdiufitiy71ij7v5euibg7d">
+            <w:hyperlink w:history="1" r:id="rIdtlzfu7delyca72f4pilxv">
               <w:r>
                 <w:rPr>
                   <w:rFonts w:ascii="Arial" w:cs="Arial" w:eastAsia="Arial" w:hAnsi="Arial"/>
@@ -4105,7 +4105,7 @@
             <w:pPr>
               <w:spacing w:after="20" w:before="0"/>
             </w:pPr>
-            <w:hyperlink w:history="1" r:id="rIddct0_gyfr1q97qoq-5sla">
+            <w:hyperlink w:history="1" r:id="rIdcpdxrdyjy4paxouyvuz3u">
               <w:r>
                 <w:rPr>
                   <w:rFonts w:ascii="Arial" w:cs="Arial" w:eastAsia="Arial" w:hAnsi="Arial"/>
@@ -4154,7 +4154,7 @@
               <w:spacing w:after="10" w:before="0"/>
               <w:ind w:left="120"/>
             </w:pPr>
-            <w:hyperlink w:history="1" r:id="rIdsbdgxh3wq3wpm4ijwljtf">
+            <w:hyperlink w:history="1" r:id="rIdr3c7m4brkiwof4twmad6j">
               <w:r>
                 <w:rPr>
                   <w:rFonts w:ascii="Arial" w:cs="Arial" w:eastAsia="Arial" w:hAnsi="Arial"/>
@@ -4354,7 +4354,7 @@
             <w:pPr>
               <w:spacing w:after="20" w:before="0"/>
             </w:pPr>
-            <w:hyperlink w:history="1" r:id="rId80kvfurarlr7lv89fsjex">
+            <w:hyperlink w:history="1" r:id="rIdaz99ezuttbejixtignpxa">
               <w:r>
                 <w:rPr>
                   <w:rFonts w:ascii="Arial" w:cs="Arial" w:eastAsia="Arial" w:hAnsi="Arial"/>
@@ -4403,7 +4403,7 @@
               <w:spacing w:after="10" w:before="0"/>
               <w:ind w:left="120"/>
             </w:pPr>
-            <w:hyperlink w:history="1" r:id="rIdp_1zil438gbe9m6tqcfhj">
+            <w:hyperlink w:history="1" r:id="rIdf2cfpjahhbcvbpgd474ks">
               <w:r>
                 <w:rPr>
                   <w:rFonts w:ascii="Arial" w:cs="Arial" w:eastAsia="Arial" w:hAnsi="Arial"/>
@@ -4448,7 +4448,7 @@
             <w:pPr>
               <w:spacing w:after="20" w:before="0"/>
             </w:pPr>
-            <w:hyperlink w:history="1" r:id="rIdw5rcmcwckpd3ahlp3frfj">
+            <w:hyperlink w:history="1" r:id="rIde2eywzbgl2tz7ym2oncb6">
               <w:r>
                 <w:rPr>
                   <w:rFonts w:ascii="Arial" w:cs="Arial" w:eastAsia="Arial" w:hAnsi="Arial"/>
@@ -4497,7 +4497,7 @@
               <w:spacing w:after="10" w:before="0"/>
               <w:ind w:left="120"/>
             </w:pPr>
-            <w:hyperlink w:history="1" r:id="rIda4r8nytekgw-_k8cdrff1">
+            <w:hyperlink w:history="1" r:id="rIdbmlnu32muyl6rbwq1hztm">
               <w:r>
                 <w:rPr>
                   <w:rFonts w:ascii="Arial" w:cs="Arial" w:eastAsia="Arial" w:hAnsi="Arial"/>
@@ -4697,7 +4697,7 @@
             <w:pPr>
               <w:spacing w:after="20" w:before="0"/>
             </w:pPr>
-            <w:hyperlink w:history="1" r:id="rIddppexsdf1pwg-e2bukr3j">
+            <w:hyperlink w:history="1" r:id="rIdzbq8rkxn7zaez1wytovoe">
               <w:r>
                 <w:rPr>
                   <w:rFonts w:ascii="Arial" w:cs="Arial" w:eastAsia="Arial" w:hAnsi="Arial"/>
@@ -4730,7 +4730,7 @@
               <w:spacing w:after="10" w:before="0"/>
               <w:ind w:left="120"/>
             </w:pPr>
-            <w:hyperlink w:history="1" r:id="rIdekdgp2jnpagcvpvmoaqbm">
+            <w:hyperlink w:history="1" r:id="rIdlmfgwazswk2sx_6q0djia">
               <w:r>
                 <w:rPr>
                   <w:rFonts w:ascii="Arial" w:cs="Arial" w:eastAsia="Arial" w:hAnsi="Arial"/>
@@ -4775,7 +4775,7 @@
             <w:pPr>
               <w:spacing w:after="20" w:before="0"/>
             </w:pPr>
-            <w:hyperlink w:history="1" r:id="rId2uehqxovdiy_hatgtnptw">
+            <w:hyperlink w:history="1" r:id="rId2eh8yf4uixjccdej9bpgl">
               <w:r>
                 <w:rPr>
                   <w:rFonts w:ascii="Arial" w:cs="Arial" w:eastAsia="Arial" w:hAnsi="Arial"/>
@@ -4824,7 +4824,7 @@
               <w:spacing w:after="10" w:before="0"/>
               <w:ind w:left="120"/>
             </w:pPr>
-            <w:hyperlink w:history="1" r:id="rIdttxwtatqowgw0sz57et4b">
+            <w:hyperlink w:history="1" r:id="rIdajsfv3vwdeopzm4-lbwzd">
               <w:r>
                 <w:rPr>
                   <w:rFonts w:ascii="Arial" w:cs="Arial" w:eastAsia="Arial" w:hAnsi="Arial"/>
@@ -5349,7 +5349,7 @@
         </w:rPr>
         <w:t xml:space="preserve">© 2026 SeaVuria and ARES. Aligned with KICD objectives. Developed by SeaVuria; technical implementation by ARES (with AI assistance from Claude). Licensed under </w:t>
       </w:r>
-      <w:hyperlink w:history="1" r:id="rIddi7jit_c-x6-cpjtbs31-">
+      <w:hyperlink w:history="1" r:id="rIdcdrkphsz-vyjc4-ynp9vf">
         <w:r>
           <w:rPr>
             <w:rFonts w:ascii="Arial" w:cs="Arial" w:eastAsia="Arial" w:hAnsi="Arial"/>
@@ -5370,7 +5370,7 @@
         </w:rPr>
         <w:t xml:space="preserve"> (</w:t>
       </w:r>
-      <w:hyperlink w:history="1" r:id="rIdowpf5utoth0torjvsf43_">
+      <w:hyperlink w:history="1" r:id="rId9yvg0kkyqc5ylwbyk10dz">
         <w:r>
           <w:rPr>
             <w:rFonts w:ascii="Arial" w:cs="Arial" w:eastAsia="Arial" w:hAnsi="Arial"/>
@@ -6427,7 +6427,7 @@
               <w:spacing w:after="10" w:before="0"/>
               <w:ind w:left="120"/>
             </w:pPr>
-            <w:hyperlink w:history="1" r:id="rIdo-jsx33-kosd5npbq7kxa">
+            <w:hyperlink w:history="1" r:id="rIdhh0dza1fmtle2uzlw0dh8">
               <w:r>
                 <w:rPr>
                   <w:rFonts w:ascii="Arial" w:cs="Arial" w:eastAsia="Arial" w:hAnsi="Arial"/>
@@ -6504,7 +6504,7 @@
               <w:spacing w:after="10" w:before="0"/>
               <w:ind w:left="120"/>
             </w:pPr>
-            <w:hyperlink w:history="1" r:id="rIddlpmxglsnhhxi1fyenmad">
+            <w:hyperlink w:history="1" r:id="rIduwy33denkwruil1z9s_fs">
               <w:r>
                 <w:rPr>
                   <w:rFonts w:ascii="Arial" w:cs="Arial" w:eastAsia="Arial" w:hAnsi="Arial"/>
@@ -6736,7 +6736,7 @@
               <w:spacing w:after="10" w:before="0"/>
               <w:ind w:left="120"/>
             </w:pPr>
-            <w:hyperlink w:history="1" r:id="rId6qvfqn1dcvcrq-olk5nir">
+            <w:hyperlink w:history="1" r:id="rIdh1pnianv2dqpgor4h_bsp">
               <w:r>
                 <w:rPr>
                   <w:rFonts w:ascii="Arial" w:cs="Arial" w:eastAsia="Arial" w:hAnsi="Arial"/>
@@ -6813,7 +6813,7 @@
               <w:spacing w:after="10" w:before="0"/>
               <w:ind w:left="120"/>
             </w:pPr>
-            <w:hyperlink w:history="1" r:id="rIdmxaccvbdkhgh3cs2u-cfj">
+            <w:hyperlink w:history="1" r:id="rIde9var1uuvhkeec3hdizwe">
               <w:r>
                 <w:rPr>
                   <w:rFonts w:ascii="Arial" w:cs="Arial" w:eastAsia="Arial" w:hAnsi="Arial"/>
@@ -7045,7 +7045,7 @@
               <w:spacing w:after="10" w:before="0"/>
               <w:ind w:left="120"/>
             </w:pPr>
-            <w:hyperlink w:history="1" r:id="rId7gu08xibdk8xqsgud7kaz">
+            <w:hyperlink w:history="1" r:id="rId4ll3iqretxhneyfqpa4h7">
               <w:r>
                 <w:rPr>
                   <w:rFonts w:ascii="Arial" w:cs="Arial" w:eastAsia="Arial" w:hAnsi="Arial"/>
@@ -7122,7 +7122,7 @@
               <w:spacing w:after="10" w:before="0"/>
               <w:ind w:left="120"/>
             </w:pPr>
-            <w:hyperlink w:history="1" r:id="rIdpdux11wrzzwdnduglqg4u">
+            <w:hyperlink w:history="1" r:id="rIdzfqk31h8_druzzoegs2i-">
               <w:r>
                 <w:rPr>
                   <w:rFonts w:ascii="Arial" w:cs="Arial" w:eastAsia="Arial" w:hAnsi="Arial"/>
@@ -7354,7 +7354,7 @@
               <w:spacing w:after="10" w:before="0"/>
               <w:ind w:left="120"/>
             </w:pPr>
-            <w:hyperlink w:history="1" r:id="rIdachk5riz4xmyoxzhqtkf1">
+            <w:hyperlink w:history="1" r:id="rIdbm_hvmgvkrmjdo_mcgeeu">
               <w:r>
                 <w:rPr>
                   <w:rFonts w:ascii="Arial" w:cs="Arial" w:eastAsia="Arial" w:hAnsi="Arial"/>
@@ -7431,7 +7431,7 @@
               <w:spacing w:after="10" w:before="0"/>
               <w:ind w:left="120"/>
             </w:pPr>
-            <w:hyperlink w:history="1" r:id="rIdw1ujkf8snexqpk2tzszko">
+            <w:hyperlink w:history="1" r:id="rIdpzvrwofklte8dc1gtpwov">
               <w:r>
                 <w:rPr>
                   <w:rFonts w:ascii="Arial" w:cs="Arial" w:eastAsia="Arial" w:hAnsi="Arial"/>
@@ -7663,7 +7663,7 @@
               <w:spacing w:after="10" w:before="0"/>
               <w:ind w:left="120"/>
             </w:pPr>
-            <w:hyperlink w:history="1" r:id="rId5_p7qh_1joa_td-2toxvc">
+            <w:hyperlink w:history="1" r:id="rIdtqp2co7040y4ruzixnbnk">
               <w:r>
                 <w:rPr>
                   <w:rFonts w:ascii="Arial" w:cs="Arial" w:eastAsia="Arial" w:hAnsi="Arial"/>
@@ -7740,7 +7740,7 @@
               <w:spacing w:after="10" w:before="0"/>
               <w:ind w:left="120"/>
             </w:pPr>
-            <w:hyperlink w:history="1" r:id="rIdoaos223f06yrm198ws37g">
+            <w:hyperlink w:history="1" r:id="rId54uu7ogcytyjyj0vdcf5k">
               <w:r>
                 <w:rPr>
                   <w:rFonts w:ascii="Arial" w:cs="Arial" w:eastAsia="Arial" w:hAnsi="Arial"/>
@@ -8280,7 +8280,7 @@
         </w:rPr>
         <w:t xml:space="preserve">© 2026 SeaVuria and ARES. Aligned with KICD objectives. Developed by SeaVuria; technical implementation by ARES (with AI assistance from Claude). Licensed under </w:t>
       </w:r>
-      <w:hyperlink w:history="1" r:id="rIdnvm4e4oa1mbc8a1vpv-oh">
+      <w:hyperlink w:history="1" r:id="rIdo5kkw7ve_0drgxb_rs-hc">
         <w:r>
           <w:rPr>
             <w:rFonts w:ascii="Arial" w:cs="Arial" w:eastAsia="Arial" w:hAnsi="Arial"/>
@@ -8301,7 +8301,7 @@
         </w:rPr>
         <w:t xml:space="preserve"> (</w:t>
       </w:r>
-      <w:hyperlink w:history="1" r:id="rId8n0vgbmw0xql6ctuifjwm">
+      <w:hyperlink w:history="1" r:id="rIdqvzb1o05ukbdmtsvnzam4">
         <w:r>
           <w:rPr>
             <w:rFonts w:ascii="Arial" w:cs="Arial" w:eastAsia="Arial" w:hAnsi="Arial"/>
@@ -9341,7 +9341,7 @@
             <w:pPr>
               <w:spacing w:after="20" w:before="0"/>
             </w:pPr>
-            <w:hyperlink w:history="1" r:id="rId41vx029vbzdingwuskjpa">
+            <w:hyperlink w:history="1" r:id="rIdkvaqnr6phzztuqeeq8kss">
               <w:r>
                 <w:rPr>
                   <w:rFonts w:ascii="Arial" w:cs="Arial" w:eastAsia="Arial" w:hAnsi="Arial"/>
@@ -9390,7 +9390,7 @@
               <w:spacing w:after="10" w:before="0"/>
               <w:ind w:left="120"/>
             </w:pPr>
-            <w:hyperlink w:history="1" r:id="rIdy36qlud4z41plg71sur2g">
+            <w:hyperlink w:history="1" r:id="rIdfqkhph_sualeslzzcjnxe">
               <w:r>
                 <w:rPr>
                   <w:rFonts w:ascii="Arial" w:cs="Arial" w:eastAsia="Arial" w:hAnsi="Arial"/>
@@ -9452,7 +9452,7 @@
               <w:spacing w:after="10" w:before="0"/>
               <w:ind w:left="120"/>
             </w:pPr>
-            <w:hyperlink w:history="1" r:id="rId__69hwo6l3yesss9aasrg">
+            <w:hyperlink w:history="1" r:id="rIdlzy-lghg5kt_gfktjzsob">
               <w:r>
                 <w:rPr>
                   <w:rFonts w:ascii="Arial" w:cs="Arial" w:eastAsia="Arial" w:hAnsi="Arial"/>
@@ -9667,7 +9667,7 @@
             <w:pPr>
               <w:spacing w:after="20" w:before="0"/>
             </w:pPr>
-            <w:hyperlink w:history="1" r:id="rIdnngk0ly13hjdiqzfyqkwa">
+            <w:hyperlink w:history="1" r:id="rId0235dpvnhjbmu-5pasff8">
               <w:r>
                 <w:rPr>
                   <w:rFonts w:ascii="Arial" w:cs="Arial" w:eastAsia="Arial" w:hAnsi="Arial"/>
@@ -9716,7 +9716,7 @@
               <w:spacing w:after="10" w:before="0"/>
               <w:ind w:left="120"/>
             </w:pPr>
-            <w:hyperlink w:history="1" r:id="rIdqu0kequcpa1510-zcloww">
+            <w:hyperlink w:history="1" r:id="rId9wc5jppeprvdh--uahbis">
               <w:r>
                 <w:rPr>
                   <w:rFonts w:ascii="Arial" w:cs="Arial" w:eastAsia="Arial" w:hAnsi="Arial"/>
@@ -9778,7 +9778,7 @@
               <w:spacing w:after="10" w:before="0"/>
               <w:ind w:left="120"/>
             </w:pPr>
-            <w:hyperlink w:history="1" r:id="rIdrq2hllhk2subidwqojbvb">
+            <w:hyperlink w:history="1" r:id="rIdunmo6fbvabfnae98jdmih">
               <w:r>
                 <w:rPr>
                   <w:rFonts w:ascii="Arial" w:cs="Arial" w:eastAsia="Arial" w:hAnsi="Arial"/>
@@ -9993,7 +9993,7 @@
             <w:pPr>
               <w:spacing w:after="20" w:before="0"/>
             </w:pPr>
-            <w:hyperlink w:history="1" r:id="rIdg1q3jofxcdhnx4iomccxr">
+            <w:hyperlink w:history="1" r:id="rIdqrxhl7naqesu6tpi1a4q4">
               <w:r>
                 <w:rPr>
                   <w:rFonts w:ascii="Arial" w:cs="Arial" w:eastAsia="Arial" w:hAnsi="Arial"/>
@@ -10042,7 +10042,7 @@
               <w:spacing w:after="10" w:before="0"/>
               <w:ind w:left="120"/>
             </w:pPr>
-            <w:hyperlink w:history="1" r:id="rIda3oxzbwqhw58ucskcwsul">
+            <w:hyperlink w:history="1" r:id="rIdtkczg9jkyghkk3cxirhox">
               <w:r>
                 <w:rPr>
                   <w:rFonts w:ascii="Arial" w:cs="Arial" w:eastAsia="Arial" w:hAnsi="Arial"/>
@@ -10104,7 +10104,7 @@
               <w:spacing w:after="10" w:before="0"/>
               <w:ind w:left="120"/>
             </w:pPr>
-            <w:hyperlink w:history="1" r:id="rIdizvyjygvakbogtmlxdiam">
+            <w:hyperlink w:history="1" r:id="rIdx-_vtea3adnsjdmwauf98">
               <w:r>
                 <w:rPr>
                   <w:rFonts w:ascii="Arial" w:cs="Arial" w:eastAsia="Arial" w:hAnsi="Arial"/>
@@ -10319,7 +10319,7 @@
             <w:pPr>
               <w:spacing w:after="20" w:before="0"/>
             </w:pPr>
-            <w:hyperlink w:history="1" r:id="rIdtmaej7all3wdgxcp7-ag5">
+            <w:hyperlink w:history="1" r:id="rIdkxmsxo4gvuftwl94wmo8j">
               <w:r>
                 <w:rPr>
                   <w:rFonts w:ascii="Arial" w:cs="Arial" w:eastAsia="Arial" w:hAnsi="Arial"/>
@@ -10368,7 +10368,7 @@
               <w:spacing w:after="10" w:before="0"/>
               <w:ind w:left="120"/>
             </w:pPr>
-            <w:hyperlink w:history="1" r:id="rIde8x9joyejotuzgackmee3">
+            <w:hyperlink w:history="1" r:id="rIdx5rjp3bnjhjnsjflwmyu0">
               <w:r>
                 <w:rPr>
                   <w:rFonts w:ascii="Arial" w:cs="Arial" w:eastAsia="Arial" w:hAnsi="Arial"/>
@@ -10430,7 +10430,7 @@
               <w:spacing w:after="10" w:before="0"/>
               <w:ind w:left="120"/>
             </w:pPr>
-            <w:hyperlink w:history="1" r:id="rId8tholnfbm2fm48w3e8z6m">
+            <w:hyperlink w:history="1" r:id="rIdizuvy1sonuyuhluqtakl_">
               <w:r>
                 <w:rPr>
                   <w:rFonts w:ascii="Arial" w:cs="Arial" w:eastAsia="Arial" w:hAnsi="Arial"/>
@@ -10645,7 +10645,7 @@
             <w:pPr>
               <w:spacing w:after="20" w:before="0"/>
             </w:pPr>
-            <w:hyperlink w:history="1" r:id="rIdcb2-33pij9vx0w2lihhp0">
+            <w:hyperlink w:history="1" r:id="rIdn7vwfs4ffok1aiw_ksumd">
               <w:r>
                 <w:rPr>
                   <w:rFonts w:ascii="Arial" w:cs="Arial" w:eastAsia="Arial" w:hAnsi="Arial"/>
@@ -10694,7 +10694,7 @@
               <w:spacing w:after="10" w:before="0"/>
               <w:ind w:left="120"/>
             </w:pPr>
-            <w:hyperlink w:history="1" r:id="rIdw0dobchxrk7gff-fahwyr">
+            <w:hyperlink w:history="1" r:id="rIdadj9dk6r4ync-wfay8jfi">
               <w:r>
                 <w:rPr>
                   <w:rFonts w:ascii="Arial" w:cs="Arial" w:eastAsia="Arial" w:hAnsi="Arial"/>
@@ -10756,7 +10756,7 @@
               <w:spacing w:after="10" w:before="0"/>
               <w:ind w:left="120"/>
             </w:pPr>
-            <w:hyperlink w:history="1" r:id="rIdnld-m4torpgutlpn2j5n2">
+            <w:hyperlink w:history="1" r:id="rIdk0cegdh4rhx8w25vvym79">
               <w:r>
                 <w:rPr>
                   <w:rFonts w:ascii="Arial" w:cs="Arial" w:eastAsia="Arial" w:hAnsi="Arial"/>
@@ -11296,7 +11296,7 @@
         </w:rPr>
         <w:t xml:space="preserve">© 2026 SeaVuria and ARES. Aligned with KICD objectives. Developed by SeaVuria; technical implementation by ARES (with AI assistance from Claude). Licensed under </w:t>
       </w:r>
-      <w:hyperlink w:history="1" r:id="rIdh05mcxey-pxhn_cfyuxia">
+      <w:hyperlink w:history="1" r:id="rIdizdy5wyu04lcdtnpy7epb">
         <w:r>
           <w:rPr>
             <w:rFonts w:ascii="Arial" w:cs="Arial" w:eastAsia="Arial" w:hAnsi="Arial"/>
@@ -11317,7 +11317,7 @@
         </w:rPr>
         <w:t xml:space="preserve"> (</w:t>
       </w:r>
-      <w:hyperlink w:history="1" r:id="rIdrpaolu4qpni_ie9iw-aqk">
+      <w:hyperlink w:history="1" r:id="rIdxjwggysdvhaoybgphuuzt">
         <w:r>
           <w:rPr>
             <w:rFonts w:ascii="Arial" w:cs="Arial" w:eastAsia="Arial" w:hAnsi="Arial"/>
@@ -12357,7 +12357,7 @@
             <w:pPr>
               <w:spacing w:after="20" w:before="0"/>
             </w:pPr>
-            <w:hyperlink w:history="1" r:id="rIdns-pttq89nugefovoq4mz">
+            <w:hyperlink w:history="1" r:id="rIdpcxxoayct4w6tjxigvfug">
               <w:r>
                 <w:rPr>
                   <w:rFonts w:ascii="Arial" w:cs="Arial" w:eastAsia="Arial" w:hAnsi="Arial"/>
@@ -12390,7 +12390,7 @@
               <w:spacing w:after="10" w:before="0"/>
               <w:ind w:left="120"/>
             </w:pPr>
-            <w:hyperlink w:history="1" r:id="rId8yfloo6b9sqkphohpfkw2">
+            <w:hyperlink w:history="1" r:id="rIdmflpg_6ajgfykpmyhss26">
               <w:r>
                 <w:rPr>
                   <w:rFonts w:ascii="Arial" w:cs="Arial" w:eastAsia="Arial" w:hAnsi="Arial"/>
@@ -12452,7 +12452,7 @@
               <w:spacing w:after="10" w:before="0"/>
               <w:ind w:left="120"/>
             </w:pPr>
-            <w:hyperlink w:history="1" r:id="rIdi_vzooxikmmykkxl13mu6">
+            <w:hyperlink w:history="1" r:id="rIdelxzyrpjcm_i9pu2zp71c">
               <w:r>
                 <w:rPr>
                   <w:rFonts w:ascii="Arial" w:cs="Arial" w:eastAsia="Arial" w:hAnsi="Arial"/>
@@ -12667,7 +12667,7 @@
             <w:pPr>
               <w:spacing w:after="20" w:before="0"/>
             </w:pPr>
-            <w:hyperlink w:history="1" r:id="rIdyjwgretgbrat_ph729v13">
+            <w:hyperlink w:history="1" r:id="rIdbhcnnjo06jhscb8s5tpcu">
               <w:r>
                 <w:rPr>
                   <w:rFonts w:ascii="Arial" w:cs="Arial" w:eastAsia="Arial" w:hAnsi="Arial"/>
@@ -12700,7 +12700,7 @@
               <w:spacing w:after="10" w:before="0"/>
               <w:ind w:left="120"/>
             </w:pPr>
-            <w:hyperlink w:history="1" r:id="rId5iuz6d__lxmvrdj6aqwpq">
+            <w:hyperlink w:history="1" r:id="rIdm0li1ai6tj4yosiex8l1a">
               <w:r>
                 <w:rPr>
                   <w:rFonts w:ascii="Arial" w:cs="Arial" w:eastAsia="Arial" w:hAnsi="Arial"/>
@@ -12762,7 +12762,7 @@
               <w:spacing w:after="10" w:before="0"/>
               <w:ind w:left="120"/>
             </w:pPr>
-            <w:hyperlink w:history="1" r:id="rIdrekfcdy0wpwoij3hu3you">
+            <w:hyperlink w:history="1" r:id="rId9iyap5tsmiik091phbl7v">
               <w:r>
                 <w:rPr>
                   <w:rFonts w:ascii="Arial" w:cs="Arial" w:eastAsia="Arial" w:hAnsi="Arial"/>
@@ -12977,7 +12977,7 @@
             <w:pPr>
               <w:spacing w:after="20" w:before="0"/>
             </w:pPr>
-            <w:hyperlink w:history="1" r:id="rIdhtd3fn9hpjvbwor-bhhkj">
+            <w:hyperlink w:history="1" r:id="rIdk6t5ssyyq71a5wulhhm-n">
               <w:r>
                 <w:rPr>
                   <w:rFonts w:ascii="Arial" w:cs="Arial" w:eastAsia="Arial" w:hAnsi="Arial"/>
@@ -13010,7 +13010,7 @@
               <w:spacing w:after="10" w:before="0"/>
               <w:ind w:left="120"/>
             </w:pPr>
-            <w:hyperlink w:history="1" r:id="rIduqnw_o5nlcadm3hw26e-h">
+            <w:hyperlink w:history="1" r:id="rIdwcustp3ckmhqaivomj9p2">
               <w:r>
                 <w:rPr>
                   <w:rFonts w:ascii="Arial" w:cs="Arial" w:eastAsia="Arial" w:hAnsi="Arial"/>
@@ -13072,7 +13072,7 @@
               <w:spacing w:after="10" w:before="0"/>
               <w:ind w:left="120"/>
             </w:pPr>
-            <w:hyperlink w:history="1" r:id="rIdrcpws_jzaxgusspcizoxf">
+            <w:hyperlink w:history="1" r:id="rId8mxe39yzuhte8zt_axumo">
               <w:r>
                 <w:rPr>
                   <w:rFonts w:ascii="Arial" w:cs="Arial" w:eastAsia="Arial" w:hAnsi="Arial"/>
@@ -13287,7 +13287,7 @@
             <w:pPr>
               <w:spacing w:after="20" w:before="0"/>
             </w:pPr>
-            <w:hyperlink w:history="1" r:id="rIdep6sus8jqdwrfdqfewlbx">
+            <w:hyperlink w:history="1" r:id="rIda5ngnpoamnzdk6cg84jja">
               <w:r>
                 <w:rPr>
                   <w:rFonts w:ascii="Arial" w:cs="Arial" w:eastAsia="Arial" w:hAnsi="Arial"/>
@@ -13320,7 +13320,7 @@
               <w:spacing w:after="10" w:before="0"/>
               <w:ind w:left="120"/>
             </w:pPr>
-            <w:hyperlink w:history="1" r:id="rId1vc7i6vyv1e0vz_w1dzkj">
+            <w:hyperlink w:history="1" r:id="rId9miw1jubehwxoyfn7ogzn">
               <w:r>
                 <w:rPr>
                   <w:rFonts w:ascii="Arial" w:cs="Arial" w:eastAsia="Arial" w:hAnsi="Arial"/>
@@ -13382,7 +13382,7 @@
               <w:spacing w:after="10" w:before="0"/>
               <w:ind w:left="120"/>
             </w:pPr>
-            <w:hyperlink w:history="1" r:id="rIdrwca7wyjtlwn81h1tdsis">
+            <w:hyperlink w:history="1" r:id="rId_3itqixjqhm7jrxhl5uzg">
               <w:r>
                 <w:rPr>
                   <w:rFonts w:ascii="Arial" w:cs="Arial" w:eastAsia="Arial" w:hAnsi="Arial"/>
@@ -13597,7 +13597,7 @@
             <w:pPr>
               <w:spacing w:after="20" w:before="0"/>
             </w:pPr>
-            <w:hyperlink w:history="1" r:id="rIdv12ujuuucrmemfd-x-wdj">
+            <w:hyperlink w:history="1" r:id="rIdjuzzt2hcwzno6atggxsjl">
               <w:r>
                 <w:rPr>
                   <w:rFonts w:ascii="Arial" w:cs="Arial" w:eastAsia="Arial" w:hAnsi="Arial"/>
@@ -13630,7 +13630,7 @@
               <w:spacing w:after="10" w:before="0"/>
               <w:ind w:left="120"/>
             </w:pPr>
-            <w:hyperlink w:history="1" r:id="rIdua96klusdzt5mrunaxh6j">
+            <w:hyperlink w:history="1" r:id="rIdeg5-ng51rxtabmgo3gyvd">
               <w:r>
                 <w:rPr>
                   <w:rFonts w:ascii="Arial" w:cs="Arial" w:eastAsia="Arial" w:hAnsi="Arial"/>
@@ -13692,7 +13692,7 @@
               <w:spacing w:after="10" w:before="0"/>
               <w:ind w:left="120"/>
             </w:pPr>
-            <w:hyperlink w:history="1" r:id="rIdr4uz_u3sg7ylpe-dsbynf">
+            <w:hyperlink w:history="1" r:id="rIdkkcinwh0sroilcaialsam">
               <w:r>
                 <w:rPr>
                   <w:rFonts w:ascii="Arial" w:cs="Arial" w:eastAsia="Arial" w:hAnsi="Arial"/>
@@ -14232,7 +14232,7 @@
         </w:rPr>
         <w:t xml:space="preserve">© 2026 SeaVuria and ARES. Aligned with KICD objectives. Developed by SeaVuria; technical implementation by ARES (with AI assistance from Claude). Licensed under </w:t>
       </w:r>
-      <w:hyperlink w:history="1" r:id="rIdm841j1qsazd8b1umhcyir">
+      <w:hyperlink w:history="1" r:id="rIdwsaxjwvh3y8jcmquu9nuy">
         <w:r>
           <w:rPr>
             <w:rFonts w:ascii="Arial" w:cs="Arial" w:eastAsia="Arial" w:hAnsi="Arial"/>
@@ -14253,7 +14253,7 @@
         </w:rPr>
         <w:t xml:space="preserve"> (</w:t>
       </w:r>
-      <w:hyperlink w:history="1" r:id="rIdufd9c-vkqcetz1oy8zbhg">
+      <w:hyperlink w:history="1" r:id="rIdw54rddrdvqnun7sxy0jps">
         <w:r>
           <w:rPr>
             <w:rFonts w:ascii="Arial" w:cs="Arial" w:eastAsia="Arial" w:hAnsi="Arial"/>
@@ -15310,7 +15310,7 @@
               <w:spacing w:after="10" w:before="0"/>
               <w:ind w:left="120"/>
             </w:pPr>
-            <w:hyperlink w:history="1" r:id="rIdvjqmtc4ktlwfopwy7vl9c">
+            <w:hyperlink w:history="1" r:id="rIdw_mvhro0skt3nutp7gbzy">
               <w:r>
                 <w:rPr>
                   <w:rFonts w:ascii="Arial" w:cs="Arial" w:eastAsia="Arial" w:hAnsi="Arial"/>
@@ -15387,7 +15387,7 @@
               <w:spacing w:after="10" w:before="0"/>
               <w:ind w:left="120"/>
             </w:pPr>
-            <w:hyperlink w:history="1" r:id="rIdqv8aa-6mcchch2vq2ifsc">
+            <w:hyperlink w:history="1" r:id="rIdjghzofrabdcrfa52syjen">
               <w:r>
                 <w:rPr>
                   <w:rFonts w:ascii="Arial" w:cs="Arial" w:eastAsia="Arial" w:hAnsi="Arial"/>
@@ -15619,7 +15619,7 @@
               <w:spacing w:after="10" w:before="0"/>
               <w:ind w:left="120"/>
             </w:pPr>
-            <w:hyperlink w:history="1" r:id="rIdt56ksbijaettyewdefxl_">
+            <w:hyperlink w:history="1" r:id="rIddienvbbw8gv5pyt7kszbs">
               <w:r>
                 <w:rPr>
                   <w:rFonts w:ascii="Arial" w:cs="Arial" w:eastAsia="Arial" w:hAnsi="Arial"/>
@@ -15696,7 +15696,7 @@
               <w:spacing w:after="10" w:before="0"/>
               <w:ind w:left="120"/>
             </w:pPr>
-            <w:hyperlink w:history="1" r:id="rIdibq6unx3rqjhpjfav9xkm">
+            <w:hyperlink w:history="1" r:id="rIdbskkurfm9ntptwrjytoaj">
               <w:r>
                 <w:rPr>
                   <w:rFonts w:ascii="Arial" w:cs="Arial" w:eastAsia="Arial" w:hAnsi="Arial"/>
@@ -15928,7 +15928,7 @@
               <w:spacing w:after="10" w:before="0"/>
               <w:ind w:left="120"/>
             </w:pPr>
-            <w:hyperlink w:history="1" r:id="rIdip16heew66p_moqimovvl">
+            <w:hyperlink w:history="1" r:id="rId9al6byyzbqa9qnx1frs7t">
               <w:r>
                 <w:rPr>
                   <w:rFonts w:ascii="Arial" w:cs="Arial" w:eastAsia="Arial" w:hAnsi="Arial"/>
@@ -16005,7 +16005,7 @@
               <w:spacing w:after="10" w:before="0"/>
               <w:ind w:left="120"/>
             </w:pPr>
-            <w:hyperlink w:history="1" r:id="rId3wcrbjikbbymanssjliiz">
+            <w:hyperlink w:history="1" r:id="rIdhkqqrr9l-atzx_rcanb6-">
               <w:r>
                 <w:rPr>
                   <w:rFonts w:ascii="Arial" w:cs="Arial" w:eastAsia="Arial" w:hAnsi="Arial"/>
@@ -16237,7 +16237,7 @@
               <w:spacing w:after="10" w:before="0"/>
               <w:ind w:left="120"/>
             </w:pPr>
-            <w:hyperlink w:history="1" r:id="rId6yy0ctcrzddlaphcefl6t">
+            <w:hyperlink w:history="1" r:id="rIdzf6uiiac8jolu9ohmki5f">
               <w:r>
                 <w:rPr>
                   <w:rFonts w:ascii="Arial" w:cs="Arial" w:eastAsia="Arial" w:hAnsi="Arial"/>
@@ -16314,7 +16314,7 @@
               <w:spacing w:after="10" w:before="0"/>
               <w:ind w:left="120"/>
             </w:pPr>
-            <w:hyperlink w:history="1" r:id="rIdkz-g0ikoa5eyrpdrgilav">
+            <w:hyperlink w:history="1" r:id="rIdojzetixckpgr1ztlb-eys">
               <w:r>
                 <w:rPr>
                   <w:rFonts w:ascii="Arial" w:cs="Arial" w:eastAsia="Arial" w:hAnsi="Arial"/>
@@ -16546,7 +16546,7 @@
               <w:spacing w:after="10" w:before="0"/>
               <w:ind w:left="120"/>
             </w:pPr>
-            <w:hyperlink w:history="1" r:id="rIdvnxc2aznvoihmk9ra1r6j">
+            <w:hyperlink w:history="1" r:id="rIdv2qs12tr1ehik6m-krpbp">
               <w:r>
                 <w:rPr>
                   <w:rFonts w:ascii="Arial" w:cs="Arial" w:eastAsia="Arial" w:hAnsi="Arial"/>
@@ -16623,7 +16623,7 @@
               <w:spacing w:after="10" w:before="0"/>
               <w:ind w:left="120"/>
             </w:pPr>
-            <w:hyperlink w:history="1" r:id="rIdryojrgfygeiwyjyqxqrio">
+            <w:hyperlink w:history="1" r:id="rIdiajvig349rgjqncjuqnz3">
               <w:r>
                 <w:rPr>
                   <w:rFonts w:ascii="Arial" w:cs="Arial" w:eastAsia="Arial" w:hAnsi="Arial"/>
@@ -17163,7 +17163,7 @@
         </w:rPr>
         <w:t xml:space="preserve">© 2026 SeaVuria and ARES. Aligned with KICD objectives. Developed by SeaVuria; technical implementation by ARES (with AI assistance from Claude). Licensed under </w:t>
       </w:r>
-      <w:hyperlink w:history="1" r:id="rId7xspatkq7hewy-qyfo1qg">
+      <w:hyperlink w:history="1" r:id="rIdbmyje7io2cugh33wk74is">
         <w:r>
           <w:rPr>
             <w:rFonts w:ascii="Arial" w:cs="Arial" w:eastAsia="Arial" w:hAnsi="Arial"/>
@@ -17184,7 +17184,7 @@
         </w:rPr>
         <w:t xml:space="preserve"> (</w:t>
       </w:r>
-      <w:hyperlink w:history="1" r:id="rIdvnr-hdjraojushwnhdjua">
+      <w:hyperlink w:history="1" r:id="rIdd8bhokyhdeu8cl04ybhwt">
         <w:r>
           <w:rPr>
             <w:rFonts w:ascii="Arial" w:cs="Arial" w:eastAsia="Arial" w:hAnsi="Arial"/>
@@ -18241,7 +18241,7 @@
               <w:spacing w:after="10" w:before="0"/>
               <w:ind w:left="120"/>
             </w:pPr>
-            <w:hyperlink w:history="1" r:id="rId_v8lna0lzgy9yl2qrs_oy">
+            <w:hyperlink w:history="1" r:id="rId44ysljfzumdtmdadko7me">
               <w:r>
                 <w:rPr>
                   <w:rFonts w:ascii="Arial" w:cs="Arial" w:eastAsia="Arial" w:hAnsi="Arial"/>
@@ -18301,7 +18301,7 @@
             <w:pPr>
               <w:spacing w:after="20" w:before="0"/>
             </w:pPr>
-            <w:hyperlink w:history="1" r:id="rIdb9hehhsbpsbycq9h8dplr">
+            <w:hyperlink w:history="1" r:id="rIdh1k2woue2wxy8lih5etbn">
               <w:r>
                 <w:rPr>
                   <w:rFonts w:ascii="Arial" w:cs="Arial" w:eastAsia="Arial" w:hAnsi="Arial"/>
@@ -18350,7 +18350,7 @@
               <w:spacing w:after="10" w:before="0"/>
               <w:ind w:left="120"/>
             </w:pPr>
-            <w:hyperlink w:history="1" r:id="rIdecwkfhxlo_oa65r61gltt">
+            <w:hyperlink w:history="1" r:id="rIdlgjxy2u-adenu4van8zhj">
               <w:r>
                 <w:rPr>
                   <w:rFonts w:ascii="Arial" w:cs="Arial" w:eastAsia="Arial" w:hAnsi="Arial"/>
@@ -18567,7 +18567,7 @@
               <w:spacing w:after="10" w:before="0"/>
               <w:ind w:left="120"/>
             </w:pPr>
-            <w:hyperlink w:history="1" r:id="rIdjaqjqupic-oqqns_92rv9">
+            <w:hyperlink w:history="1" r:id="rIduo-s3rhdvldfvm9xfzwkr">
               <w:r>
                 <w:rPr>
                   <w:rFonts w:ascii="Arial" w:cs="Arial" w:eastAsia="Arial" w:hAnsi="Arial"/>
@@ -18627,7 +18627,7 @@
             <w:pPr>
               <w:spacing w:after="20" w:before="0"/>
             </w:pPr>
-            <w:hyperlink w:history="1" r:id="rIdetomep0ykxlcsljxgjqmv">
+            <w:hyperlink w:history="1" r:id="rIdhehqpwuwpgh6gc0q9pvje">
               <w:r>
                 <w:rPr>
                   <w:rFonts w:ascii="Arial" w:cs="Arial" w:eastAsia="Arial" w:hAnsi="Arial"/>
@@ -18676,7 +18676,7 @@
               <w:spacing w:after="10" w:before="0"/>
               <w:ind w:left="120"/>
             </w:pPr>
-            <w:hyperlink w:history="1" r:id="rId8vvcmgjrsy_vgqxfklm_q">
+            <w:hyperlink w:history="1" r:id="rId--tkqtgn3uzfwfrxgegn4">
               <w:r>
                 <w:rPr>
                   <w:rFonts w:ascii="Arial" w:cs="Arial" w:eastAsia="Arial" w:hAnsi="Arial"/>
@@ -18893,7 +18893,7 @@
               <w:spacing w:after="10" w:before="0"/>
               <w:ind w:left="120"/>
             </w:pPr>
-            <w:hyperlink w:history="1" r:id="rId0btwyopbkbvtp0_3bn-hh">
+            <w:hyperlink w:history="1" r:id="rId8kltop_wd04kyeok7lsn3">
               <w:r>
                 <w:rPr>
                   <w:rFonts w:ascii="Arial" w:cs="Arial" w:eastAsia="Arial" w:hAnsi="Arial"/>
@@ -18953,7 +18953,7 @@
             <w:pPr>
               <w:spacing w:after="20" w:before="0"/>
             </w:pPr>
-            <w:hyperlink w:history="1" r:id="rIdx0ggiqnpevuvjnoiz1vlp">
+            <w:hyperlink w:history="1" r:id="rIdu9hgr-mpbs2__gypfkcig">
               <w:r>
                 <w:rPr>
                   <w:rFonts w:ascii="Arial" w:cs="Arial" w:eastAsia="Arial" w:hAnsi="Arial"/>
@@ -19002,7 +19002,7 @@
               <w:spacing w:after="10" w:before="0"/>
               <w:ind w:left="120"/>
             </w:pPr>
-            <w:hyperlink w:history="1" r:id="rIdcfq7scg9yptonajvyns4g">
+            <w:hyperlink w:history="1" r:id="rIdax5ncc8gi8c78yen4twcg">
               <w:r>
                 <w:rPr>
                   <w:rFonts w:ascii="Arial" w:cs="Arial" w:eastAsia="Arial" w:hAnsi="Arial"/>
@@ -19219,7 +19219,7 @@
               <w:spacing w:after="10" w:before="0"/>
               <w:ind w:left="120"/>
             </w:pPr>
-            <w:hyperlink w:history="1" r:id="rIdphj_xd_w5ptwiwpchlngl">
+            <w:hyperlink w:history="1" r:id="rIdiwo8ppdlrpspevid7hpoc">
               <w:r>
                 <w:rPr>
                   <w:rFonts w:ascii="Arial" w:cs="Arial" w:eastAsia="Arial" w:hAnsi="Arial"/>
@@ -19279,7 +19279,7 @@
             <w:pPr>
               <w:spacing w:after="20" w:before="0"/>
             </w:pPr>
-            <w:hyperlink w:history="1" r:id="rIdfejj5c5jjbrb0hjjn-akp">
+            <w:hyperlink w:history="1" r:id="rIdy2twjhyl0hjvvnxm-5bzr">
               <w:r>
                 <w:rPr>
                   <w:rFonts w:ascii="Arial" w:cs="Arial" w:eastAsia="Arial" w:hAnsi="Arial"/>
@@ -19328,7 +19328,7 @@
               <w:spacing w:after="10" w:before="0"/>
               <w:ind w:left="120"/>
             </w:pPr>
-            <w:hyperlink w:history="1" r:id="rIdfmmfimgxouup48dbeuf8j">
+            <w:hyperlink w:history="1" r:id="rIdys4a0ufixv3rz8tumpojd">
               <w:r>
                 <w:rPr>
                   <w:rFonts w:ascii="Arial" w:cs="Arial" w:eastAsia="Arial" w:hAnsi="Arial"/>
@@ -19545,7 +19545,7 @@
               <w:spacing w:after="10" w:before="0"/>
               <w:ind w:left="120"/>
             </w:pPr>
-            <w:hyperlink w:history="1" r:id="rId-p-hyv9n26rv02bont3qe">
+            <w:hyperlink w:history="1" r:id="rId40ufzcntqhn8xtywcfb80">
               <w:r>
                 <w:rPr>
                   <w:rFonts w:ascii="Arial" w:cs="Arial" w:eastAsia="Arial" w:hAnsi="Arial"/>
@@ -19605,7 +19605,7 @@
             <w:pPr>
               <w:spacing w:after="20" w:before="0"/>
             </w:pPr>
-            <w:hyperlink w:history="1" r:id="rId7oys7ktknzvutlgdnhrpm">
+            <w:hyperlink w:history="1" r:id="rIdzito-fqtrduf-wi5yjrty">
               <w:r>
                 <w:rPr>
                   <w:rFonts w:ascii="Arial" w:cs="Arial" w:eastAsia="Arial" w:hAnsi="Arial"/>
@@ -19654,7 +19654,7 @@
               <w:spacing w:after="10" w:before="0"/>
               <w:ind w:left="120"/>
             </w:pPr>
-            <w:hyperlink w:history="1" r:id="rIdxesgiojzu0ti6cnmlidmf">
+            <w:hyperlink w:history="1" r:id="rIdzarvw_qab2ndjpndbupc0">
               <w:r>
                 <w:rPr>
                   <w:rFonts w:ascii="Arial" w:cs="Arial" w:eastAsia="Arial" w:hAnsi="Arial"/>
@@ -20179,7 +20179,7 @@
         </w:rPr>
         <w:t xml:space="preserve">© 2026 SeaVuria and ARES. Aligned with KICD objectives. Developed by SeaVuria; technical implementation by ARES (with AI assistance from Claude). Licensed under </w:t>
       </w:r>
-      <w:hyperlink w:history="1" r:id="rIdz2h8juwfgfjw3k3zx7wfs">
+      <w:hyperlink w:history="1" r:id="rIduxkdl1drjdnfm2rntskhd">
         <w:r>
           <w:rPr>
             <w:rFonts w:ascii="Arial" w:cs="Arial" w:eastAsia="Arial" w:hAnsi="Arial"/>
@@ -20200,7 +20200,7 @@
         </w:rPr>
         <w:t xml:space="preserve"> (</w:t>
       </w:r>
-      <w:hyperlink w:history="1" r:id="rId_xmz0rh0zyham4tducuvg">
+      <w:hyperlink w:history="1" r:id="rIdvkl1ceflkdxqvwmxx-jkl">
         <w:r>
           <w:rPr>
             <w:rFonts w:ascii="Arial" w:cs="Arial" w:eastAsia="Arial" w:hAnsi="Arial"/>
@@ -21240,7 +21240,7 @@
             <w:pPr>
               <w:spacing w:after="20" w:before="0"/>
             </w:pPr>
-            <w:hyperlink w:history="1" r:id="rIdecx7fs0tkleb8lezwpm3a">
+            <w:hyperlink w:history="1" r:id="rIdrl0k1tkd2jbq71xi_sase">
               <w:r>
                 <w:rPr>
                   <w:rFonts w:ascii="Arial" w:cs="Arial" w:eastAsia="Arial" w:hAnsi="Arial"/>
@@ -21273,7 +21273,7 @@
               <w:spacing w:after="10" w:before="0"/>
               <w:ind w:left="120"/>
             </w:pPr>
-            <w:hyperlink w:history="1" r:id="rIdc8p9df7_ppirpe5yr34al">
+            <w:hyperlink w:history="1" r:id="rIdhnduuumorojczwsjexnwk">
               <w:r>
                 <w:rPr>
                   <w:rFonts w:ascii="Arial" w:cs="Arial" w:eastAsia="Arial" w:hAnsi="Arial"/>
@@ -21335,7 +21335,7 @@
               <w:spacing w:after="10" w:before="0"/>
               <w:ind w:left="120"/>
             </w:pPr>
-            <w:hyperlink w:history="1" r:id="rIdqpxdhvc67xoccdamnfvlq">
+            <w:hyperlink w:history="1" r:id="rIdki0ruj7kw9dy1uqyuae5p">
               <w:r>
                 <w:rPr>
                   <w:rFonts w:ascii="Arial" w:cs="Arial" w:eastAsia="Arial" w:hAnsi="Arial"/>
@@ -21550,7 +21550,7 @@
             <w:pPr>
               <w:spacing w:after="20" w:before="0"/>
             </w:pPr>
-            <w:hyperlink w:history="1" r:id="rId8tur5avoeknn_n26rjrid">
+            <w:hyperlink w:history="1" r:id="rIdezecneucyv0vfufszqw0r">
               <w:r>
                 <w:rPr>
                   <w:rFonts w:ascii="Arial" w:cs="Arial" w:eastAsia="Arial" w:hAnsi="Arial"/>
@@ -21583,7 +21583,7 @@
               <w:spacing w:after="10" w:before="0"/>
               <w:ind w:left="120"/>
             </w:pPr>
-            <w:hyperlink w:history="1" r:id="rIdehsynkppbee_fpwgbnhym">
+            <w:hyperlink w:history="1" r:id="rIdmwer4hakzc_p8kp6bnml6">
               <w:r>
                 <w:rPr>
                   <w:rFonts w:ascii="Arial" w:cs="Arial" w:eastAsia="Arial" w:hAnsi="Arial"/>
@@ -21645,7 +21645,7 @@
               <w:spacing w:after="10" w:before="0"/>
               <w:ind w:left="120"/>
             </w:pPr>
-            <w:hyperlink w:history="1" r:id="rIdwhuabpr7-_7iclg43j74t">
+            <w:hyperlink w:history="1" r:id="rIdzpnavv8fbgcxuwicalqzd">
               <w:r>
                 <w:rPr>
                   <w:rFonts w:ascii="Arial" w:cs="Arial" w:eastAsia="Arial" w:hAnsi="Arial"/>
@@ -21860,7 +21860,7 @@
             <w:pPr>
               <w:spacing w:after="20" w:before="0"/>
             </w:pPr>
-            <w:hyperlink w:history="1" r:id="rId6poje3wiop1hjspjp12kv">
+            <w:hyperlink w:history="1" r:id="rIdpy0fvmz3c6dk3dsf3skcb">
               <w:r>
                 <w:rPr>
                   <w:rFonts w:ascii="Arial" w:cs="Arial" w:eastAsia="Arial" w:hAnsi="Arial"/>
@@ -21909,7 +21909,7 @@
               <w:spacing w:after="10" w:before="0"/>
               <w:ind w:left="120"/>
             </w:pPr>
-            <w:hyperlink w:history="1" r:id="rIdzdhw9g3p7rwhfnzjk8mi1">
+            <w:hyperlink w:history="1" r:id="rIdtjs_49lvld9edly0x0n_0">
               <w:r>
                 <w:rPr>
                   <w:rFonts w:ascii="Arial" w:cs="Arial" w:eastAsia="Arial" w:hAnsi="Arial"/>
@@ -21971,7 +21971,7 @@
               <w:spacing w:after="10" w:before="0"/>
               <w:ind w:left="120"/>
             </w:pPr>
-            <w:hyperlink w:history="1" r:id="rIdxmuctbrhkn6i31ingkgvr">
+            <w:hyperlink w:history="1" r:id="rId9cpfckrk_hi4q5zdviraj">
               <w:r>
                 <w:rPr>
                   <w:rFonts w:ascii="Arial" w:cs="Arial" w:eastAsia="Arial" w:hAnsi="Arial"/>
@@ -22186,7 +22186,7 @@
             <w:pPr>
               <w:spacing w:after="20" w:before="0"/>
             </w:pPr>
-            <w:hyperlink w:history="1" r:id="rIdrgrw_xt-xhjsvgawzpdhq">
+            <w:hyperlink w:history="1" r:id="rIdhb2lt83z0ppyvcnnrtlsq">
               <w:r>
                 <w:rPr>
                   <w:rFonts w:ascii="Arial" w:cs="Arial" w:eastAsia="Arial" w:hAnsi="Arial"/>
@@ -22219,7 +22219,7 @@
               <w:spacing w:after="10" w:before="0"/>
               <w:ind w:left="120"/>
             </w:pPr>
-            <w:hyperlink w:history="1" r:id="rIdbnumlbzt0vekbcs2og_3p">
+            <w:hyperlink w:history="1" r:id="rIddg60kh-3d_ed838tedgez">
               <w:r>
                 <w:rPr>
                   <w:rFonts w:ascii="Arial" w:cs="Arial" w:eastAsia="Arial" w:hAnsi="Arial"/>
@@ -22281,7 +22281,7 @@
               <w:spacing w:after="10" w:before="0"/>
               <w:ind w:left="120"/>
             </w:pPr>
-            <w:hyperlink w:history="1" r:id="rId4ssppbgcmvne2dangytil">
+            <w:hyperlink w:history="1" r:id="rIdsgi5jufvxmyymjv8qpmib">
               <w:r>
                 <w:rPr>
                   <w:rFonts w:ascii="Arial" w:cs="Arial" w:eastAsia="Arial" w:hAnsi="Arial"/>
@@ -22496,7 +22496,7 @@
             <w:pPr>
               <w:spacing w:after="20" w:before="0"/>
             </w:pPr>
-            <w:hyperlink w:history="1" r:id="rId36mkyl8x5trjoop7vnovf">
+            <w:hyperlink w:history="1" r:id="rIdf3nqoijtnnvoqulrmwx3x">
               <w:r>
                 <w:rPr>
                   <w:rFonts w:ascii="Arial" w:cs="Arial" w:eastAsia="Arial" w:hAnsi="Arial"/>
@@ -22529,7 +22529,7 @@
               <w:spacing w:after="10" w:before="0"/>
               <w:ind w:left="120"/>
             </w:pPr>
-            <w:hyperlink w:history="1" r:id="rIdy6luejrztinduijhlpcty">
+            <w:hyperlink w:history="1" r:id="rIdtgjjlu8hndljzi01vn2mx">
               <w:r>
                 <w:rPr>
                   <w:rFonts w:ascii="Arial" w:cs="Arial" w:eastAsia="Arial" w:hAnsi="Arial"/>
@@ -22591,7 +22591,7 @@
               <w:spacing w:after="10" w:before="0"/>
               <w:ind w:left="120"/>
             </w:pPr>
-            <w:hyperlink w:history="1" r:id="rIdtmqu4qm437fjvm9tehnjc">
+            <w:hyperlink w:history="1" r:id="rIdqztarofwcv7vxl5q-feyd">
               <w:r>
                 <w:rPr>
                   <w:rFonts w:ascii="Arial" w:cs="Arial" w:eastAsia="Arial" w:hAnsi="Arial"/>
@@ -23131,7 +23131,7 @@
         </w:rPr>
         <w:t xml:space="preserve">© 2026 SeaVuria and ARES. Aligned with KICD objectives. Developed by SeaVuria; technical implementation by ARES (with AI assistance from Claude). Licensed under </w:t>
       </w:r>
-      <w:hyperlink w:history="1" r:id="rIdmgk5eid21g3hmtw3l0-c1">
+      <w:hyperlink w:history="1" r:id="rIdhhwgyct15gea6muxz9nxd">
         <w:r>
           <w:rPr>
             <w:rFonts w:ascii="Arial" w:cs="Arial" w:eastAsia="Arial" w:hAnsi="Arial"/>
@@ -23152,7 +23152,7 @@
         </w:rPr>
         <w:t xml:space="preserve"> (</w:t>
       </w:r>
-      <w:hyperlink w:history="1" r:id="rIdzcr_czfslmlukgwfqf_cq">
+      <w:hyperlink w:history="1" r:id="rIdpy1wa5dlyvrs-incfcvzg">
         <w:r>
           <w:rPr>
             <w:rFonts w:ascii="Arial" w:cs="Arial" w:eastAsia="Arial" w:hAnsi="Arial"/>
@@ -24192,7 +24192,7 @@
             <w:pPr>
               <w:spacing w:after="20" w:before="0"/>
             </w:pPr>
-            <w:hyperlink w:history="1" r:id="rId8xx-pocqum_yr4_8jfsho">
+            <w:hyperlink w:history="1" r:id="rId4-eisvpcuzcexxqmqwzfj">
               <w:r>
                 <w:rPr>
                   <w:rFonts w:ascii="Arial" w:cs="Arial" w:eastAsia="Arial" w:hAnsi="Arial"/>
@@ -24225,7 +24225,7 @@
               <w:spacing w:after="10" w:before="0"/>
               <w:ind w:left="120"/>
             </w:pPr>
-            <w:hyperlink w:history="1" r:id="rIdxtktmbk7gttnthpwfdvfo">
+            <w:hyperlink w:history="1" r:id="rIdobnur32tv1xfzkboi_63v">
               <w:r>
                 <w:rPr>
                   <w:rFonts w:ascii="Arial" w:cs="Arial" w:eastAsia="Arial" w:hAnsi="Arial"/>
@@ -24270,7 +24270,7 @@
             <w:pPr>
               <w:spacing w:after="20" w:before="0"/>
             </w:pPr>
-            <w:hyperlink w:history="1" r:id="rIdtok0ehky9rmu7a1zrv2r7">
+            <w:hyperlink w:history="1" r:id="rIdackuth62g0es0g04f6hcs">
               <w:r>
                 <w:rPr>
                   <w:rFonts w:ascii="Arial" w:cs="Arial" w:eastAsia="Arial" w:hAnsi="Arial"/>
@@ -24303,7 +24303,7 @@
               <w:spacing w:after="10" w:before="0"/>
               <w:ind w:left="120"/>
             </w:pPr>
-            <w:hyperlink w:history="1" r:id="rIdif8mo_1vihuvg_m8cfwqx">
+            <w:hyperlink w:history="1" r:id="rIdxwzrtzgbmp1moqugwn2gf">
               <w:r>
                 <w:rPr>
                   <w:rFonts w:ascii="Arial" w:cs="Arial" w:eastAsia="Arial" w:hAnsi="Arial"/>
@@ -24503,7 +24503,7 @@
             <w:pPr>
               <w:spacing w:after="20" w:before="0"/>
             </w:pPr>
-            <w:hyperlink w:history="1" r:id="rIdkxppvkpb17axnozk_r3cs">
+            <w:hyperlink w:history="1" r:id="rIdkurkejyhzangxa5jtjlej">
               <w:r>
                 <w:rPr>
                   <w:rFonts w:ascii="Arial" w:cs="Arial" w:eastAsia="Arial" w:hAnsi="Arial"/>
@@ -24536,7 +24536,7 @@
               <w:spacing w:after="10" w:before="0"/>
               <w:ind w:left="120"/>
             </w:pPr>
-            <w:hyperlink w:history="1" r:id="rIdq-6_ods2tfvwuoyx9mqwl">
+            <w:hyperlink w:history="1" r:id="rIduo4uff1g6tvckwylg80zc">
               <w:r>
                 <w:rPr>
                   <w:rFonts w:ascii="Arial" w:cs="Arial" w:eastAsia="Arial" w:hAnsi="Arial"/>
@@ -24581,7 +24581,7 @@
             <w:pPr>
               <w:spacing w:after="20" w:before="0"/>
             </w:pPr>
-            <w:hyperlink w:history="1" r:id="rIdunwqobujmx9xi1hbmpko1">
+            <w:hyperlink w:history="1" r:id="rIdzsmmbxt3b9arimcrfza9e">
               <w:r>
                 <w:rPr>
                   <w:rFonts w:ascii="Arial" w:cs="Arial" w:eastAsia="Arial" w:hAnsi="Arial"/>
@@ -24614,7 +24614,7 @@
               <w:spacing w:after="10" w:before="0"/>
               <w:ind w:left="120"/>
             </w:pPr>
-            <w:hyperlink w:history="1" r:id="rIdvfdl4keyz84peuu_jfnrb">
+            <w:hyperlink w:history="1" r:id="rIdrc6czxvezlhucxcqnuesx">
               <w:r>
                 <w:rPr>
                   <w:rFonts w:ascii="Arial" w:cs="Arial" w:eastAsia="Arial" w:hAnsi="Arial"/>
@@ -24814,7 +24814,7 @@
             <w:pPr>
               <w:spacing w:after="20" w:before="0"/>
             </w:pPr>
-            <w:hyperlink w:history="1" r:id="rIddfnhqbjduvyy5ieojzybz">
+            <w:hyperlink w:history="1" r:id="rIdq5v9znejvqlfwftgzssyq">
               <w:r>
                 <w:rPr>
                   <w:rFonts w:ascii="Arial" w:cs="Arial" w:eastAsia="Arial" w:hAnsi="Arial"/>
@@ -24863,7 +24863,7 @@
               <w:spacing w:after="10" w:before="0"/>
               <w:ind w:left="120"/>
             </w:pPr>
-            <w:hyperlink w:history="1" r:id="rIdr3qa8osasjvtxminkwree">
+            <w:hyperlink w:history="1" r:id="rIdjfhxd4eovclh8tud9sjd2">
               <w:r>
                 <w:rPr>
                   <w:rFonts w:ascii="Arial" w:cs="Arial" w:eastAsia="Arial" w:hAnsi="Arial"/>
@@ -24908,7 +24908,7 @@
             <w:pPr>
               <w:spacing w:after="20" w:before="0"/>
             </w:pPr>
-            <w:hyperlink w:history="1" r:id="rIdlq6kixdfqqohz-5dhz0ft">
+            <w:hyperlink w:history="1" r:id="rIdiaeewcknuyvrzpotk2vlt">
               <w:r>
                 <w:rPr>
                   <w:rFonts w:ascii="Arial" w:cs="Arial" w:eastAsia="Arial" w:hAnsi="Arial"/>
@@ -24941,7 +24941,7 @@
               <w:spacing w:after="10" w:before="0"/>
               <w:ind w:left="120"/>
             </w:pPr>
-            <w:hyperlink w:history="1" r:id="rIdtc1fd8yduvdsythbnqfnv">
+            <w:hyperlink w:history="1" r:id="rIdcez9pinqbc7h5jvcbg40u">
               <w:r>
                 <w:rPr>
                   <w:rFonts w:ascii="Arial" w:cs="Arial" w:eastAsia="Arial" w:hAnsi="Arial"/>
@@ -25141,7 +25141,7 @@
             <w:pPr>
               <w:spacing w:after="20" w:before="0"/>
             </w:pPr>
-            <w:hyperlink w:history="1" r:id="rIdpeybwae0c4se5hcghiu7j">
+            <w:hyperlink w:history="1" r:id="rIdrv6txici6zagbynzgaj4v">
               <w:r>
                 <w:rPr>
                   <w:rFonts w:ascii="Arial" w:cs="Arial" w:eastAsia="Arial" w:hAnsi="Arial"/>
@@ -25190,7 +25190,7 @@
               <w:spacing w:after="10" w:before="0"/>
               <w:ind w:left="120"/>
             </w:pPr>
-            <w:hyperlink w:history="1" r:id="rIdjfem81fascj0cphd7zk9p">
+            <w:hyperlink w:history="1" r:id="rIdkcewv4dhrinzde68uookb">
               <w:r>
                 <w:rPr>
                   <w:rFonts w:ascii="Arial" w:cs="Arial" w:eastAsia="Arial" w:hAnsi="Arial"/>
@@ -25235,7 +25235,7 @@
             <w:pPr>
               <w:spacing w:after="20" w:before="0"/>
             </w:pPr>
-            <w:hyperlink w:history="1" r:id="rIdqbimewpggmxj0o8w-6dzr">
+            <w:hyperlink w:history="1" r:id="rIdasmtkipokeaddach5lmsq">
               <w:r>
                 <w:rPr>
                   <w:rFonts w:ascii="Arial" w:cs="Arial" w:eastAsia="Arial" w:hAnsi="Arial"/>
@@ -25268,7 +25268,7 @@
               <w:spacing w:after="10" w:before="0"/>
               <w:ind w:left="120"/>
             </w:pPr>
-            <w:hyperlink w:history="1" r:id="rIda0rnkoqfi1ehldupfhsew">
+            <w:hyperlink w:history="1" r:id="rId2vv8jlhf1epe_e4ked8gb">
               <w:r>
                 <w:rPr>
                   <w:rFonts w:ascii="Arial" w:cs="Arial" w:eastAsia="Arial" w:hAnsi="Arial"/>
@@ -25468,7 +25468,7 @@
             <w:pPr>
               <w:spacing w:after="20" w:before="0"/>
             </w:pPr>
-            <w:hyperlink w:history="1" r:id="rIdrc8wmygqr37wu2am5pdw6">
+            <w:hyperlink w:history="1" r:id="rIdhj7gzntzhixukkgwtojkp">
               <w:r>
                 <w:rPr>
                   <w:rFonts w:ascii="Arial" w:cs="Arial" w:eastAsia="Arial" w:hAnsi="Arial"/>
@@ -25501,7 +25501,7 @@
               <w:spacing w:after="10" w:before="0"/>
               <w:ind w:left="120"/>
             </w:pPr>
-            <w:hyperlink w:history="1" r:id="rIdihjq3qemd8ccailofl0-n">
+            <w:hyperlink w:history="1" r:id="rId4uztw2mh2ogdp2_vaofiv">
               <w:r>
                 <w:rPr>
                   <w:rFonts w:ascii="Arial" w:cs="Arial" w:eastAsia="Arial" w:hAnsi="Arial"/>
@@ -25546,7 +25546,7 @@
             <w:pPr>
               <w:spacing w:after="20" w:before="0"/>
             </w:pPr>
-            <w:hyperlink w:history="1" r:id="rIdg94s6a6irlijeitioi5qt">
+            <w:hyperlink w:history="1" r:id="rIdtikfemobtykfig8nhi8cm">
               <w:r>
                 <w:rPr>
                   <w:rFonts w:ascii="Arial" w:cs="Arial" w:eastAsia="Arial" w:hAnsi="Arial"/>
@@ -25579,7 +25579,7 @@
               <w:spacing w:after="10" w:before="0"/>
               <w:ind w:left="120"/>
             </w:pPr>
-            <w:hyperlink w:history="1" r:id="rIdo9stnggqzjjpumxhcapwm">
+            <w:hyperlink w:history="1" r:id="rIdwt9l1akf_5a2-xyzgaqfq">
               <w:r>
                 <w:rPr>
                   <w:rFonts w:ascii="Arial" w:cs="Arial" w:eastAsia="Arial" w:hAnsi="Arial"/>
@@ -26104,7 +26104,7 @@
         </w:rPr>
         <w:t xml:space="preserve">© 2026 SeaVuria and ARES. Aligned with KICD objectives. Developed by SeaVuria; technical implementation by ARES (with AI assistance from Claude). Licensed under </w:t>
       </w:r>
-      <w:hyperlink w:history="1" r:id="rId-ssbdlaabxsbusdybsyfj">
+      <w:hyperlink w:history="1" r:id="rIdqammyfq0bewomxqusvagl">
         <w:r>
           <w:rPr>
             <w:rFonts w:ascii="Arial" w:cs="Arial" w:eastAsia="Arial" w:hAnsi="Arial"/>
@@ -26125,7 +26125,7 @@
         </w:rPr>
         <w:t xml:space="preserve"> (</w:t>
       </w:r>
-      <w:hyperlink w:history="1" r:id="rIdzhfioh0z-zohhm_us5d9v">
+      <w:hyperlink w:history="1" r:id="rIdm3utwqb_jdnvkuii8mr--">
         <w:r>
           <w:rPr>
             <w:rFonts w:ascii="Arial" w:cs="Arial" w:eastAsia="Arial" w:hAnsi="Arial"/>
